--- a/book/finalproject/Final_Project_Assignment_Stage2.docx
+++ b/book/finalproject/Final_Project_Assignment_Stage2.docx
@@ -6584,7 +6584,28 @@
                 <w:szCs w:val="21"/>
                 <w:shd w:val="clear" w:color="auto" w:fill="FFFFFF"/>
               </w:rPr>
-              <w:t>:  “&lt;20-bit don’t care&gt; &lt;5-bit rd&gt;</w:t>
+              <w:t xml:space="preserve">:  </w:t>
+            </w:r>
+          </w:p>
+          <w:p>
+            <w:pPr>
+              <w:rPr>
+                <w:rFonts w:ascii="Helvetica" w:eastAsia="Times New Roman" w:hAnsi="Helvetica" w:cs="Helvetica"/>
+                <w:color w:val="333333"/>
+                <w:sz w:val="21"/>
+                <w:szCs w:val="21"/>
+                <w:shd w:val="clear" w:color="auto" w:fill="FFFFFF"/>
+              </w:rPr>
+            </w:pPr>
+            <w:r>
+              <w:rPr>
+                <w:rFonts w:ascii="Helvetica" w:eastAsia="Times New Roman" w:hAnsi="Helvetica" w:cs="Helvetica"/>
+                <w:color w:val="333333"/>
+                <w:sz w:val="21"/>
+                <w:szCs w:val="21"/>
+                <w:shd w:val="clear" w:color="auto" w:fill="FFFFFF"/>
+              </w:rPr>
+              <w:t xml:space="preserve">    “&lt;12-bit imm&gt; &lt;5-bit rs1&gt;</w:t>
             </w:r>
             <w:r>
               <w:t xml:space="preserve"> </w:t>
@@ -6597,6 +6618,19 @@
                 <w:szCs w:val="21"/>
                 <w:shd w:val="clear" w:color="auto" w:fill="FFFFFF"/>
               </w:rPr>
+              <w:t>&lt;3-bit funct3&gt; &lt;5-bit rd&gt;</w:t>
+            </w:r>
+            <w:r>
+              <w:t xml:space="preserve"> </w:t>
+            </w:r>
+            <w:r>
+              <w:rPr>
+                <w:rFonts w:ascii="Helvetica" w:eastAsia="Times New Roman" w:hAnsi="Helvetica" w:cs="Helvetica"/>
+                <w:color w:val="333333"/>
+                <w:sz w:val="21"/>
+                <w:szCs w:val="21"/>
+                <w:shd w:val="clear" w:color="auto" w:fill="FFFFFF"/>
+              </w:rPr>
               <w:t>&lt;7-bit opcode&gt;”</w:t>
             </w:r>
           </w:p>
@@ -6618,7 +6652,7 @@
                 <w:szCs w:val="21"/>
                 <w:shd w:val="clear" w:color="auto" w:fill="FFFFFF"/>
               </w:rPr>
-              <w:t xml:space="preserve">    rd = destination register</w:t>
+              <w:t xml:space="preserve">    funct3= “001”</w:t>
             </w:r>
           </w:p>
           <w:p>
@@ -6649,7 +6683,7 @@
                 <w:szCs w:val="21"/>
                 <w:shd w:val="clear" w:color="auto" w:fill="FFFFFF"/>
               </w:rPr>
-              <w:t>0010111</w:t>
+              <w:t>0010011</w:t>
             </w:r>
             <w:r>
               <w:rPr>
@@ -6665,11 +6699,10 @@
           <w:p>
             <w:pPr>
               <w:rPr>
-                <w:rFonts w:ascii="Helvetica" w:eastAsia="Times New Roman" w:hAnsi="Helvetica" w:cs="Helvetica"/>
-                <w:color w:val="333333"/>
-                <w:sz w:val="21"/>
-                <w:szCs w:val="21"/>
-                <w:highlight w:val="yellow"/>
+                <w:rFonts w:ascii="Helvetica" w:hAnsi="Helvetica" w:cs="Helvetica"/>
+                <w:color w:val="333333"/>
+                <w:sz w:val="21"/>
+                <w:szCs w:val="21"/>
                 <w:shd w:val="clear" w:color="auto" w:fill="FFFFFF"/>
               </w:rPr>
             </w:pPr>
@@ -7486,7 +7519,6 @@
           <w:sz w:val="37"/>
           <w:szCs w:val="37"/>
         </w:rPr>
-        <w:lastRenderedPageBreak/>
         <w:t>Tasks</w:t>
       </w:r>
     </w:p>
@@ -12354,7 +12386,6 @@
   <w:style w:type="character" w:default="1" w:styleId="DefaultParagraphFont">
     <w:name w:val="Default Paragraph Font"/>
     <w:uiPriority w:val="1"/>
-    <w:semiHidden/>
     <w:unhideWhenUsed/>
   </w:style>
   <w:style w:type="table" w:default="1" w:styleId="TableNormal">

--- a/book/finalproject/Final_Project_Assignment_Stage2.docx
+++ b/book/finalproject/Final_Project_Assignment_Stage2.docx
@@ -522,7 +522,29 @@
           <w:szCs w:val="21"/>
           <w:shd w:val="clear" w:color="auto" w:fill="FFFFFF"/>
         </w:rPr>
-        <w:t xml:space="preserve">.  However, this stage does NOT have hazard detection and does NOT stall to prevent hazards.  </w:t>
+        <w:t xml:space="preserve">.  However, this stage does NOT have hazard detection and does NOT </w:t>
+      </w:r>
+      <w:proofErr w:type="gramStart"/>
+      <w:r>
+        <w:rPr>
+          <w:rFonts w:ascii="Helvetica" w:eastAsia="Times New Roman" w:hAnsi="Helvetica" w:cs="Helvetica"/>
+          <w:color w:val="333333"/>
+          <w:sz w:val="21"/>
+          <w:szCs w:val="21"/>
+          <w:shd w:val="clear" w:color="auto" w:fill="FFFFFF"/>
+        </w:rPr>
+        <w:t>stall to prevent</w:t>
+      </w:r>
+      <w:proofErr w:type="gramEnd"/>
+      <w:r>
+        <w:rPr>
+          <w:rFonts w:ascii="Helvetica" w:eastAsia="Times New Roman" w:hAnsi="Helvetica" w:cs="Helvetica"/>
+          <w:color w:val="333333"/>
+          <w:sz w:val="21"/>
+          <w:szCs w:val="21"/>
+          <w:shd w:val="clear" w:color="auto" w:fill="FFFFFF"/>
+        </w:rPr>
+        <w:t xml:space="preserve"> hazards.  </w:t>
       </w:r>
       <w:r>
         <w:rPr>
@@ -639,8 +661,9 @@
           <w:szCs w:val="21"/>
           <w:shd w:val="clear" w:color="auto" w:fill="FFFFFF"/>
         </w:rPr>
-        <w:t xml:space="preserve">: convert the </w:t>
-      </w:r>
+        <w:t xml:space="preserve">: convert </w:t>
+      </w:r>
+      <w:proofErr w:type="gramStart"/>
       <w:r>
         <w:rPr>
           <w:rFonts w:ascii="Helvetica" w:eastAsia="Times New Roman" w:hAnsi="Helvetica" w:cs="Helvetica"/>
@@ -649,7 +672,7 @@
           <w:szCs w:val="21"/>
           <w:shd w:val="clear" w:color="auto" w:fill="FFFFFF"/>
         </w:rPr>
-        <w:t xml:space="preserve">stage 2 architecture to a pipelined architecture </w:t>
+        <w:t xml:space="preserve">the </w:t>
       </w:r>
       <w:r>
         <w:rPr>
@@ -659,6 +682,49 @@
           <w:szCs w:val="21"/>
           <w:shd w:val="clear" w:color="auto" w:fill="FFFFFF"/>
         </w:rPr>
+        <w:t>stage</w:t>
+      </w:r>
+      <w:proofErr w:type="gramEnd"/>
+      <w:r>
+        <w:rPr>
+          <w:rFonts w:ascii="Helvetica" w:eastAsia="Times New Roman" w:hAnsi="Helvetica" w:cs="Helvetica"/>
+          <w:color w:val="A6A6A6" w:themeColor="background1" w:themeShade="A6"/>
+          <w:sz w:val="21"/>
+          <w:szCs w:val="21"/>
+          <w:shd w:val="clear" w:color="auto" w:fill="FFFFFF"/>
+        </w:rPr>
+        <w:t xml:space="preserve"> 2 architecture to </w:t>
+      </w:r>
+      <w:proofErr w:type="gramStart"/>
+      <w:r>
+        <w:rPr>
+          <w:rFonts w:ascii="Helvetica" w:eastAsia="Times New Roman" w:hAnsi="Helvetica" w:cs="Helvetica"/>
+          <w:color w:val="A6A6A6" w:themeColor="background1" w:themeShade="A6"/>
+          <w:sz w:val="21"/>
+          <w:szCs w:val="21"/>
+          <w:shd w:val="clear" w:color="auto" w:fill="FFFFFF"/>
+        </w:rPr>
+        <w:t>a pipelined</w:t>
+      </w:r>
+      <w:proofErr w:type="gramEnd"/>
+      <w:r>
+        <w:rPr>
+          <w:rFonts w:ascii="Helvetica" w:eastAsia="Times New Roman" w:hAnsi="Helvetica" w:cs="Helvetica"/>
+          <w:color w:val="A6A6A6" w:themeColor="background1" w:themeShade="A6"/>
+          <w:sz w:val="21"/>
+          <w:szCs w:val="21"/>
+          <w:shd w:val="clear" w:color="auto" w:fill="FFFFFF"/>
+        </w:rPr>
+        <w:t xml:space="preserve"> architecture </w:t>
+      </w:r>
+      <w:r>
+        <w:rPr>
+          <w:rFonts w:ascii="Helvetica" w:eastAsia="Times New Roman" w:hAnsi="Helvetica" w:cs="Helvetica"/>
+          <w:color w:val="A6A6A6" w:themeColor="background1" w:themeShade="A6"/>
+          <w:sz w:val="21"/>
+          <w:szCs w:val="21"/>
+          <w:shd w:val="clear" w:color="auto" w:fill="FFFFFF"/>
+        </w:rPr>
         <w:t xml:space="preserve">that </w:t>
       </w:r>
       <w:r>
@@ -679,8 +745,9 @@
           <w:szCs w:val="21"/>
           <w:shd w:val="clear" w:color="auto" w:fill="FFFFFF"/>
         </w:rPr>
-        <w:t xml:space="preserve"> and stalls appropriately to ensure proper execution</w:t>
-      </w:r>
+        <w:t xml:space="preserve"> and stalls appropriately to ensure proper </w:t>
+      </w:r>
+      <w:proofErr w:type="gramStart"/>
       <w:r>
         <w:rPr>
           <w:rFonts w:ascii="Helvetica" w:eastAsia="Times New Roman" w:hAnsi="Helvetica" w:cs="Helvetica"/>
@@ -689,7 +756,28 @@
           <w:szCs w:val="21"/>
           <w:shd w:val="clear" w:color="auto" w:fill="FFFFFF"/>
         </w:rPr>
-        <w:t>, but does NOT have forwarding.</w:t>
+        <w:t>execution</w:t>
+      </w:r>
+      <w:r>
+        <w:rPr>
+          <w:rFonts w:ascii="Helvetica" w:eastAsia="Times New Roman" w:hAnsi="Helvetica" w:cs="Helvetica"/>
+          <w:color w:val="A6A6A6" w:themeColor="background1" w:themeShade="A6"/>
+          <w:sz w:val="21"/>
+          <w:szCs w:val="21"/>
+          <w:shd w:val="clear" w:color="auto" w:fill="FFFFFF"/>
+        </w:rPr>
+        <w:t>, but</w:t>
+      </w:r>
+      <w:proofErr w:type="gramEnd"/>
+      <w:r>
+        <w:rPr>
+          <w:rFonts w:ascii="Helvetica" w:eastAsia="Times New Roman" w:hAnsi="Helvetica" w:cs="Helvetica"/>
+          <w:color w:val="A6A6A6" w:themeColor="background1" w:themeShade="A6"/>
+          <w:sz w:val="21"/>
+          <w:szCs w:val="21"/>
+          <w:shd w:val="clear" w:color="auto" w:fill="FFFFFF"/>
+        </w:rPr>
+        <w:t xml:space="preserve"> does NOT have forwarding.</w:t>
       </w:r>
     </w:p>
     <w:p>
@@ -816,7 +904,29 @@
           <w:szCs w:val="21"/>
           <w:shd w:val="clear" w:color="auto" w:fill="FFFFFF"/>
         </w:rPr>
-        <w:t xml:space="preserve"> and branch decision moved to the ID stage, similar to Figure C.25.</w:t>
+        <w:t xml:space="preserve"> and branch decision moved to the ID stage, </w:t>
+      </w:r>
+      <w:proofErr w:type="gramStart"/>
+      <w:r>
+        <w:rPr>
+          <w:rFonts w:ascii="Helvetica" w:eastAsia="Times New Roman" w:hAnsi="Helvetica" w:cs="Helvetica"/>
+          <w:color w:val="A6A6A6" w:themeColor="background1" w:themeShade="A6"/>
+          <w:sz w:val="21"/>
+          <w:szCs w:val="21"/>
+          <w:shd w:val="clear" w:color="auto" w:fill="FFFFFF"/>
+        </w:rPr>
+        <w:t>similar to</w:t>
+      </w:r>
+      <w:proofErr w:type="gramEnd"/>
+      <w:r>
+        <w:rPr>
+          <w:rFonts w:ascii="Helvetica" w:eastAsia="Times New Roman" w:hAnsi="Helvetica" w:cs="Helvetica"/>
+          <w:color w:val="A6A6A6" w:themeColor="background1" w:themeShade="A6"/>
+          <w:sz w:val="21"/>
+          <w:szCs w:val="21"/>
+          <w:shd w:val="clear" w:color="auto" w:fill="FFFFFF"/>
+        </w:rPr>
+        <w:t xml:space="preserve"> Figure C.25.</w:t>
       </w:r>
     </w:p>
     <w:p>
@@ -933,6 +1043,7 @@
         </w:rPr>
         <w:t xml:space="preserve"> called </w:t>
       </w:r>
+      <w:proofErr w:type="spellStart"/>
       <w:r>
         <w:rPr>
           <w:rFonts w:ascii="Helvetica" w:eastAsia="Times New Roman" w:hAnsi="Helvetica" w:cs="Helvetica"/>
@@ -945,15 +1056,38 @@
         </w:rPr>
         <w:t>Load_Addr</w:t>
       </w:r>
-      <w:r>
-        <w:rPr>
-          <w:rFonts w:ascii="Helvetica" w:eastAsia="Times New Roman" w:hAnsi="Helvetica" w:cs="Helvetica"/>
-          <w:color w:val="333333"/>
-          <w:sz w:val="21"/>
-          <w:szCs w:val="21"/>
-          <w:shd w:val="clear" w:color="auto" w:fill="FFFFFF"/>
-        </w:rPr>
-        <w:t>, which is similar to LA,</w:t>
+      <w:proofErr w:type="spellEnd"/>
+      <w:r>
+        <w:rPr>
+          <w:rFonts w:ascii="Helvetica" w:eastAsia="Times New Roman" w:hAnsi="Helvetica" w:cs="Helvetica"/>
+          <w:color w:val="333333"/>
+          <w:sz w:val="21"/>
+          <w:szCs w:val="21"/>
+          <w:shd w:val="clear" w:color="auto" w:fill="FFFFFF"/>
+        </w:rPr>
+        <w:t xml:space="preserve">, which is </w:t>
+      </w:r>
+      <w:proofErr w:type="gramStart"/>
+      <w:r>
+        <w:rPr>
+          <w:rFonts w:ascii="Helvetica" w:eastAsia="Times New Roman" w:hAnsi="Helvetica" w:cs="Helvetica"/>
+          <w:color w:val="333333"/>
+          <w:sz w:val="21"/>
+          <w:szCs w:val="21"/>
+          <w:shd w:val="clear" w:color="auto" w:fill="FFFFFF"/>
+        </w:rPr>
+        <w:t>similar to</w:t>
+      </w:r>
+      <w:proofErr w:type="gramEnd"/>
+      <w:r>
+        <w:rPr>
+          <w:rFonts w:ascii="Helvetica" w:eastAsia="Times New Roman" w:hAnsi="Helvetica" w:cs="Helvetica"/>
+          <w:color w:val="333333"/>
+          <w:sz w:val="21"/>
+          <w:szCs w:val="21"/>
+          <w:shd w:val="clear" w:color="auto" w:fill="FFFFFF"/>
+        </w:rPr>
+        <w:t xml:space="preserve"> LA,</w:t>
       </w:r>
       <w:r>
         <w:rPr>
@@ -1126,13 +1260,23 @@
         </w:rPr>
         <w:t xml:space="preserve">                             </w:t>
       </w:r>
+      <w:proofErr w:type="spellStart"/>
       <w:r>
         <w:rPr>
           <w:rFonts w:ascii="Courier New" w:eastAsia="Times New Roman" w:hAnsi="Courier New" w:cs="Courier New"/>
           <w:sz w:val="20"/>
           <w:szCs w:val="20"/>
         </w:rPr>
-        <w:t xml:space="preserve">addi    </w:t>
+        <w:t>addi</w:t>
+      </w:r>
+      <w:proofErr w:type="spellEnd"/>
+      <w:r>
+        <w:rPr>
+          <w:rFonts w:ascii="Courier New" w:eastAsia="Times New Roman" w:hAnsi="Courier New" w:cs="Courier New"/>
+          <w:sz w:val="20"/>
+          <w:szCs w:val="20"/>
+        </w:rPr>
+        <w:t xml:space="preserve">    </w:t>
       </w:r>
       <w:r>
         <w:rPr>
@@ -1167,7 +1311,25 @@
           <w:sz w:val="20"/>
           <w:szCs w:val="20"/>
         </w:rPr>
-        <w:t xml:space="preserve">        load_addr x6, array     </w:t>
+        <w:t xml:space="preserve">        </w:t>
+      </w:r>
+      <w:proofErr w:type="spellStart"/>
+      <w:r>
+        <w:rPr>
+          <w:rFonts w:ascii="Courier New" w:eastAsia="Times New Roman" w:hAnsi="Courier New" w:cs="Courier New"/>
+          <w:sz w:val="20"/>
+          <w:szCs w:val="20"/>
+        </w:rPr>
+        <w:t>load_addr</w:t>
+      </w:r>
+      <w:proofErr w:type="spellEnd"/>
+      <w:r>
+        <w:rPr>
+          <w:rFonts w:ascii="Courier New" w:eastAsia="Times New Roman" w:hAnsi="Courier New" w:cs="Courier New"/>
+          <w:sz w:val="20"/>
+          <w:szCs w:val="20"/>
+        </w:rPr>
+        <w:t xml:space="preserve"> x6, array     </w:t>
       </w:r>
       <w:r>
         <w:rPr>
@@ -1210,23 +1372,59 @@
           <w:sz w:val="20"/>
           <w:szCs w:val="20"/>
         </w:rPr>
-        <w:t xml:space="preserve">        lw      </w:t>
-      </w:r>
+        <w:t xml:space="preserve">        </w:t>
+      </w:r>
+      <w:proofErr w:type="spellStart"/>
       <w:r>
         <w:rPr>
           <w:rFonts w:ascii="Courier New" w:eastAsia="Times New Roman" w:hAnsi="Courier New" w:cs="Courier New"/>
           <w:sz w:val="20"/>
           <w:szCs w:val="20"/>
         </w:rPr>
-        <w:t xml:space="preserve">  </w:t>
-      </w:r>
+        <w:t>lw</w:t>
+      </w:r>
+      <w:proofErr w:type="spellEnd"/>
       <w:r>
         <w:rPr>
           <w:rFonts w:ascii="Courier New" w:eastAsia="Times New Roman" w:hAnsi="Courier New" w:cs="Courier New"/>
           <w:sz w:val="20"/>
           <w:szCs w:val="20"/>
         </w:rPr>
-        <w:t>x7, 0(x6)       # x7 = initial value</w:t>
+        <w:t xml:space="preserve">      </w:t>
+      </w:r>
+      <w:r>
+        <w:rPr>
+          <w:rFonts w:ascii="Courier New" w:eastAsia="Times New Roman" w:hAnsi="Courier New" w:cs="Courier New"/>
+          <w:sz w:val="20"/>
+          <w:szCs w:val="20"/>
+        </w:rPr>
+        <w:t xml:space="preserve">  </w:t>
+      </w:r>
+      <w:r>
+        <w:rPr>
+          <w:rFonts w:ascii="Courier New" w:eastAsia="Times New Roman" w:hAnsi="Courier New" w:cs="Courier New"/>
+          <w:sz w:val="20"/>
+          <w:szCs w:val="20"/>
+        </w:rPr>
+        <w:t>x7, 0(</w:t>
+      </w:r>
+      <w:proofErr w:type="gramStart"/>
+      <w:r>
+        <w:rPr>
+          <w:rFonts w:ascii="Courier New" w:eastAsia="Times New Roman" w:hAnsi="Courier New" w:cs="Courier New"/>
+          <w:sz w:val="20"/>
+          <w:szCs w:val="20"/>
+        </w:rPr>
+        <w:t>x6)       #</w:t>
+      </w:r>
+      <w:proofErr w:type="gramEnd"/>
+      <w:r>
+        <w:rPr>
+          <w:rFonts w:ascii="Courier New" w:eastAsia="Times New Roman" w:hAnsi="Courier New" w:cs="Courier New"/>
+          <w:sz w:val="20"/>
+          <w:szCs w:val="20"/>
+        </w:rPr>
+        <w:t xml:space="preserve"> x7 = initial value</w:t>
       </w:r>
     </w:p>
     <w:p>
@@ -1245,7 +1443,25 @@
           <w:sz w:val="20"/>
           <w:szCs w:val="20"/>
         </w:rPr>
-        <w:t xml:space="preserve">loop:   addi    </w:t>
+        <w:t xml:space="preserve">loop:   </w:t>
+      </w:r>
+      <w:proofErr w:type="spellStart"/>
+      <w:r>
+        <w:rPr>
+          <w:rFonts w:ascii="Courier New" w:eastAsia="Times New Roman" w:hAnsi="Courier New" w:cs="Courier New"/>
+          <w:sz w:val="20"/>
+          <w:szCs w:val="20"/>
+        </w:rPr>
+        <w:t>addi</w:t>
+      </w:r>
+      <w:proofErr w:type="spellEnd"/>
+      <w:r>
+        <w:rPr>
+          <w:rFonts w:ascii="Courier New" w:eastAsia="Times New Roman" w:hAnsi="Courier New" w:cs="Courier New"/>
+          <w:sz w:val="20"/>
+          <w:szCs w:val="20"/>
+        </w:rPr>
+        <w:t xml:space="preserve">    </w:t>
       </w:r>
       <w:r>
         <w:rPr>
@@ -1280,7 +1496,25 @@
           <w:sz w:val="20"/>
           <w:szCs w:val="20"/>
         </w:rPr>
-        <w:t xml:space="preserve">        lw      </w:t>
+        <w:t xml:space="preserve">        </w:t>
+      </w:r>
+      <w:proofErr w:type="spellStart"/>
+      <w:r>
+        <w:rPr>
+          <w:rFonts w:ascii="Courier New" w:eastAsia="Times New Roman" w:hAnsi="Courier New" w:cs="Courier New"/>
+          <w:sz w:val="20"/>
+          <w:szCs w:val="20"/>
+        </w:rPr>
+        <w:t>lw</w:t>
+      </w:r>
+      <w:proofErr w:type="spellEnd"/>
+      <w:r>
+        <w:rPr>
+          <w:rFonts w:ascii="Courier New" w:eastAsia="Times New Roman" w:hAnsi="Courier New" w:cs="Courier New"/>
+          <w:sz w:val="20"/>
+          <w:szCs w:val="20"/>
+        </w:rPr>
+        <w:t xml:space="preserve">      </w:t>
       </w:r>
       <w:r>
         <w:rPr>
@@ -1350,7 +1584,25 @@
           <w:sz w:val="20"/>
           <w:szCs w:val="20"/>
         </w:rPr>
-        <w:t xml:space="preserve">        subi    </w:t>
+        <w:t xml:space="preserve">        </w:t>
+      </w:r>
+      <w:proofErr w:type="spellStart"/>
+      <w:r>
+        <w:rPr>
+          <w:rFonts w:ascii="Courier New" w:eastAsia="Times New Roman" w:hAnsi="Courier New" w:cs="Courier New"/>
+          <w:sz w:val="20"/>
+          <w:szCs w:val="20"/>
+        </w:rPr>
+        <w:t>subi</w:t>
+      </w:r>
+      <w:proofErr w:type="spellEnd"/>
+      <w:r>
+        <w:rPr>
+          <w:rFonts w:ascii="Courier New" w:eastAsia="Times New Roman" w:hAnsi="Courier New" w:cs="Courier New"/>
+          <w:sz w:val="20"/>
+          <w:szCs w:val="20"/>
+        </w:rPr>
+        <w:t xml:space="preserve">    </w:t>
       </w:r>
       <w:r>
         <w:rPr>
@@ -1385,7 +1637,25 @@
           <w:sz w:val="20"/>
           <w:szCs w:val="20"/>
         </w:rPr>
-        <w:t xml:space="preserve">        bne     </w:t>
+        <w:t xml:space="preserve">        </w:t>
+      </w:r>
+      <w:proofErr w:type="spellStart"/>
+      <w:r>
+        <w:rPr>
+          <w:rFonts w:ascii="Courier New" w:eastAsia="Times New Roman" w:hAnsi="Courier New" w:cs="Courier New"/>
+          <w:sz w:val="20"/>
+          <w:szCs w:val="20"/>
+        </w:rPr>
+        <w:t>bne</w:t>
+      </w:r>
+      <w:proofErr w:type="spellEnd"/>
+      <w:r>
+        <w:rPr>
+          <w:rFonts w:ascii="Courier New" w:eastAsia="Times New Roman" w:hAnsi="Courier New" w:cs="Courier New"/>
+          <w:sz w:val="20"/>
+          <w:szCs w:val="20"/>
+        </w:rPr>
+        <w:t xml:space="preserve">     </w:t>
       </w:r>
       <w:r>
         <w:rPr>
@@ -1466,7 +1736,25 @@
           <w:sz w:val="20"/>
           <w:szCs w:val="20"/>
         </w:rPr>
-        <w:t>#   initialize data in the array</w:t>
+        <w:t xml:space="preserve">#   </w:t>
+      </w:r>
+      <w:proofErr w:type="gramStart"/>
+      <w:r>
+        <w:rPr>
+          <w:rFonts w:ascii="Courier New" w:eastAsia="Times New Roman" w:hAnsi="Courier New" w:cs="Courier New"/>
+          <w:sz w:val="20"/>
+          <w:szCs w:val="20"/>
+        </w:rPr>
+        <w:t>initialize</w:t>
+      </w:r>
+      <w:proofErr w:type="gramEnd"/>
+      <w:r>
+        <w:rPr>
+          <w:rFonts w:ascii="Courier New" w:eastAsia="Times New Roman" w:hAnsi="Courier New" w:cs="Courier New"/>
+          <w:sz w:val="20"/>
+          <w:szCs w:val="20"/>
+        </w:rPr>
+        <w:t xml:space="preserve"> data in the array</w:t>
       </w:r>
       <w:r>
         <w:rPr>
@@ -1493,7 +1781,25 @@
           <w:sz w:val="20"/>
           <w:szCs w:val="20"/>
         </w:rPr>
-        <w:t>array:  .word 0x5, 0x4, 0x10, 0x3, 0x12, 0x1, 0x7, 0x4, 0x8, 0x2</w:t>
+        <w:t>array:</w:t>
+      </w:r>
+      <w:proofErr w:type="gramStart"/>
+      <w:r>
+        <w:rPr>
+          <w:rFonts w:ascii="Courier New" w:eastAsia="Times New Roman" w:hAnsi="Courier New" w:cs="Courier New"/>
+          <w:sz w:val="20"/>
+          <w:szCs w:val="20"/>
+        </w:rPr>
+        <w:t xml:space="preserve">  .word</w:t>
+      </w:r>
+      <w:proofErr w:type="gramEnd"/>
+      <w:r>
+        <w:rPr>
+          <w:rFonts w:ascii="Courier New" w:eastAsia="Times New Roman" w:hAnsi="Courier New" w:cs="Courier New"/>
+          <w:sz w:val="20"/>
+          <w:szCs w:val="20"/>
+        </w:rPr>
+        <w:t xml:space="preserve"> 0x5, 0x4, 0x10, 0x3, 0x12, 0x1, 0x7, 0x4, 0x8, 0x2</w:t>
       </w:r>
     </w:p>
     <w:p>
@@ -1659,17 +1965,16 @@
       <w:r>
         <w:rPr>
           <w:rFonts w:ascii="Helvetica" w:eastAsia="Times New Roman" w:hAnsi="Helvetica" w:cs="Helvetica"/>
-          <w:noProof/>
           <w:color w:val="333333"/>
           <w:sz w:val="21"/>
           <w:szCs w:val="21"/>
           <w:shd w:val="clear" w:color="auto" w:fill="FFFFFF"/>
         </w:rPr>
         <w:drawing>
-          <wp:inline distT="0" distB="0" distL="0" distR="0" wp14:anchorId="5E575562" wp14:editId="0FD9BAFB">
-            <wp:extent cx="5943600" cy="3088005"/>
-            <wp:effectExtent l="0" t="0" r="0" b="0"/>
-            <wp:docPr id="158990921" name="Picture 1" descr="A diagram of a pipeline&#10;&#10;AI-generated content may be incorrect."/>
+          <wp:inline distT="0" distB="0" distL="0" distR="0" wp14:anchorId="1A68F08C" wp14:editId="5B896CBC">
+            <wp:extent cx="5943600" cy="3104515"/>
+            <wp:effectExtent l="0" t="0" r="0" b="635"/>
+            <wp:docPr id="1834271728" name="Picture 1"/>
             <wp:cNvGraphicFramePr>
               <a:graphicFrameLocks xmlns:a="http://schemas.openxmlformats.org/drawingml/2006/main" noChangeAspect="1"/>
             </wp:cNvGraphicFramePr>
@@ -1677,7 +1982,7 @@
               <a:graphicData uri="http://schemas.openxmlformats.org/drawingml/2006/picture">
                 <pic:pic xmlns:pic="http://schemas.openxmlformats.org/drawingml/2006/picture">
                   <pic:nvPicPr>
-                    <pic:cNvPr id="158990921" name="Picture 1" descr="A diagram of a pipeline&#10;&#10;AI-generated content may be incorrect."/>
+                    <pic:cNvPr id="1834271728" name=""/>
                     <pic:cNvPicPr/>
                   </pic:nvPicPr>
                   <pic:blipFill>
@@ -1689,7 +1994,7 @@
                   <pic:spPr>
                     <a:xfrm>
                       <a:off x="0" y="0"/>
-                      <a:ext cx="5943600" cy="3088005"/>
+                      <a:ext cx="5943600" cy="3104515"/>
                     </a:xfrm>
                     <a:prstGeom prst="rect">
                       <a:avLst/>
@@ -1878,6 +2183,7 @@
                 <w:shd w:val="clear" w:color="auto" w:fill="FFFFFF"/>
               </w:rPr>
             </w:pPr>
+            <w:proofErr w:type="spellStart"/>
             <w:r>
               <w:rPr>
                 <w:rFonts w:ascii="Helvetica" w:eastAsia="Times New Roman" w:hAnsi="Helvetica" w:cs="Helvetica"/>
@@ -1888,6 +2194,7 @@
               </w:rPr>
               <w:t>riscv_</w:t>
             </w:r>
+            <w:proofErr w:type="gramStart"/>
             <w:r>
               <w:rPr>
                 <w:rFonts w:ascii="Helvetica" w:eastAsia="Times New Roman" w:hAnsi="Helvetica" w:cs="Helvetica"/>
@@ -1906,7 +2213,19 @@
                 <w:szCs w:val="21"/>
                 <w:shd w:val="clear" w:color="auto" w:fill="FFFFFF"/>
               </w:rPr>
-              <w:t>.vhdl:</w:t>
+              <w:t>.vhdl</w:t>
+            </w:r>
+            <w:proofErr w:type="spellEnd"/>
+            <w:proofErr w:type="gramEnd"/>
+            <w:r>
+              <w:rPr>
+                <w:rFonts w:ascii="Helvetica" w:eastAsia="Times New Roman" w:hAnsi="Helvetica" w:cs="Helvetica"/>
+                <w:color w:val="333333"/>
+                <w:sz w:val="21"/>
+                <w:szCs w:val="21"/>
+                <w:shd w:val="clear" w:color="auto" w:fill="FFFFFF"/>
+              </w:rPr>
+              <w:t>:</w:t>
             </w:r>
           </w:p>
         </w:tc>
@@ -1952,16 +2271,30 @@
                 <w:shd w:val="clear" w:color="auto" w:fill="FFFFFF"/>
               </w:rPr>
             </w:pPr>
-            <w:r>
-              <w:rPr>
-                <w:rFonts w:ascii="Helvetica" w:eastAsia="Times New Roman" w:hAnsi="Helvetica" w:cs="Helvetica"/>
-                <w:color w:val="333333"/>
-                <w:sz w:val="21"/>
-                <w:szCs w:val="21"/>
-                <w:shd w:val="clear" w:color="auto" w:fill="FFFFFF"/>
-              </w:rPr>
-              <w:t>pc_live.vhdl</w:t>
-            </w:r>
+            <w:proofErr w:type="spellStart"/>
+            <w:r>
+              <w:rPr>
+                <w:rFonts w:ascii="Helvetica" w:eastAsia="Times New Roman" w:hAnsi="Helvetica" w:cs="Helvetica"/>
+                <w:color w:val="333333"/>
+                <w:sz w:val="21"/>
+                <w:szCs w:val="21"/>
+                <w:shd w:val="clear" w:color="auto" w:fill="FFFFFF"/>
+              </w:rPr>
+              <w:t>pc_</w:t>
+            </w:r>
+            <w:proofErr w:type="gramStart"/>
+            <w:r>
+              <w:rPr>
+                <w:rFonts w:ascii="Helvetica" w:eastAsia="Times New Roman" w:hAnsi="Helvetica" w:cs="Helvetica"/>
+                <w:color w:val="333333"/>
+                <w:sz w:val="21"/>
+                <w:szCs w:val="21"/>
+                <w:shd w:val="clear" w:color="auto" w:fill="FFFFFF"/>
+              </w:rPr>
+              <w:t>live.vhdl</w:t>
+            </w:r>
+            <w:proofErr w:type="spellEnd"/>
+            <w:proofErr w:type="gramEnd"/>
           </w:p>
         </w:tc>
         <w:tc>
@@ -2006,16 +2339,30 @@
                 <w:shd w:val="clear" w:color="auto" w:fill="FFFFFF"/>
               </w:rPr>
             </w:pPr>
-            <w:r>
-              <w:rPr>
-                <w:rFonts w:ascii="Helvetica" w:eastAsia="Times New Roman" w:hAnsi="Helvetica" w:cs="Helvetica"/>
-                <w:color w:val="333333"/>
-                <w:sz w:val="21"/>
-                <w:szCs w:val="21"/>
-                <w:shd w:val="clear" w:color="auto" w:fill="FFFFFF"/>
-              </w:rPr>
-              <w:t>pipeline_registers.vhdl</w:t>
-            </w:r>
+            <w:proofErr w:type="spellStart"/>
+            <w:r>
+              <w:rPr>
+                <w:rFonts w:ascii="Helvetica" w:eastAsia="Times New Roman" w:hAnsi="Helvetica" w:cs="Helvetica"/>
+                <w:color w:val="333333"/>
+                <w:sz w:val="21"/>
+                <w:szCs w:val="21"/>
+                <w:shd w:val="clear" w:color="auto" w:fill="FFFFFF"/>
+              </w:rPr>
+              <w:t>pipeline_</w:t>
+            </w:r>
+            <w:proofErr w:type="gramStart"/>
+            <w:r>
+              <w:rPr>
+                <w:rFonts w:ascii="Helvetica" w:eastAsia="Times New Roman" w:hAnsi="Helvetica" w:cs="Helvetica"/>
+                <w:color w:val="333333"/>
+                <w:sz w:val="21"/>
+                <w:szCs w:val="21"/>
+                <w:shd w:val="clear" w:color="auto" w:fill="FFFFFF"/>
+              </w:rPr>
+              <w:t>registers.vhdl</w:t>
+            </w:r>
+            <w:proofErr w:type="spellEnd"/>
+            <w:proofErr w:type="gramEnd"/>
           </w:p>
         </w:tc>
         <w:tc>
@@ -2082,16 +2429,30 @@
                 <w:shd w:val="clear" w:color="auto" w:fill="FFFFFF"/>
               </w:rPr>
             </w:pPr>
-            <w:r>
-              <w:rPr>
-                <w:rFonts w:ascii="Helvetica" w:eastAsia="Times New Roman" w:hAnsi="Helvetica" w:cs="Helvetica"/>
-                <w:color w:val="333333"/>
-                <w:sz w:val="21"/>
-                <w:szCs w:val="21"/>
-                <w:shd w:val="clear" w:color="auto" w:fill="FFFFFF"/>
-              </w:rPr>
-              <w:t>instr_mem.vhdl</w:t>
-            </w:r>
+            <w:proofErr w:type="spellStart"/>
+            <w:r>
+              <w:rPr>
+                <w:rFonts w:ascii="Helvetica" w:eastAsia="Times New Roman" w:hAnsi="Helvetica" w:cs="Helvetica"/>
+                <w:color w:val="333333"/>
+                <w:sz w:val="21"/>
+                <w:szCs w:val="21"/>
+                <w:shd w:val="clear" w:color="auto" w:fill="FFFFFF"/>
+              </w:rPr>
+              <w:t>instr_</w:t>
+            </w:r>
+            <w:proofErr w:type="gramStart"/>
+            <w:r>
+              <w:rPr>
+                <w:rFonts w:ascii="Helvetica" w:eastAsia="Times New Roman" w:hAnsi="Helvetica" w:cs="Helvetica"/>
+                <w:color w:val="333333"/>
+                <w:sz w:val="21"/>
+                <w:szCs w:val="21"/>
+                <w:shd w:val="clear" w:color="auto" w:fill="FFFFFF"/>
+              </w:rPr>
+              <w:t>mem.vhdl</w:t>
+            </w:r>
+            <w:proofErr w:type="spellEnd"/>
+            <w:proofErr w:type="gramEnd"/>
           </w:p>
         </w:tc>
         <w:tc>
@@ -2136,16 +2497,30 @@
                 <w:shd w:val="clear" w:color="auto" w:fill="FFFFFF"/>
               </w:rPr>
             </w:pPr>
-            <w:r>
-              <w:rPr>
-                <w:rFonts w:ascii="Helvetica" w:eastAsia="Times New Roman" w:hAnsi="Helvetica" w:cs="Helvetica"/>
-                <w:color w:val="333333"/>
-                <w:sz w:val="21"/>
-                <w:szCs w:val="21"/>
-                <w:shd w:val="clear" w:color="auto" w:fill="FFFFFF"/>
-              </w:rPr>
-              <w:t>reg_file.vhdl</w:t>
-            </w:r>
+            <w:proofErr w:type="spellStart"/>
+            <w:r>
+              <w:rPr>
+                <w:rFonts w:ascii="Helvetica" w:eastAsia="Times New Roman" w:hAnsi="Helvetica" w:cs="Helvetica"/>
+                <w:color w:val="333333"/>
+                <w:sz w:val="21"/>
+                <w:szCs w:val="21"/>
+                <w:shd w:val="clear" w:color="auto" w:fill="FFFFFF"/>
+              </w:rPr>
+              <w:t>reg_</w:t>
+            </w:r>
+            <w:proofErr w:type="gramStart"/>
+            <w:r>
+              <w:rPr>
+                <w:rFonts w:ascii="Helvetica" w:eastAsia="Times New Roman" w:hAnsi="Helvetica" w:cs="Helvetica"/>
+                <w:color w:val="333333"/>
+                <w:sz w:val="21"/>
+                <w:szCs w:val="21"/>
+                <w:shd w:val="clear" w:color="auto" w:fill="FFFFFF"/>
+              </w:rPr>
+              <w:t>file.vhdl</w:t>
+            </w:r>
+            <w:proofErr w:type="spellEnd"/>
+            <w:proofErr w:type="gramEnd"/>
           </w:p>
         </w:tc>
         <w:tc>
@@ -2200,16 +2575,30 @@
                 <w:shd w:val="clear" w:color="auto" w:fill="FFFFFF"/>
               </w:rPr>
             </w:pPr>
-            <w:r>
-              <w:rPr>
-                <w:rFonts w:ascii="Helvetica" w:eastAsia="Times New Roman" w:hAnsi="Helvetica" w:cs="Helvetica"/>
-                <w:color w:val="333333"/>
-                <w:sz w:val="21"/>
-                <w:szCs w:val="21"/>
-                <w:shd w:val="clear" w:color="auto" w:fill="FFFFFF"/>
-              </w:rPr>
-              <w:t>control_unit.vhdl</w:t>
-            </w:r>
+            <w:proofErr w:type="spellStart"/>
+            <w:r>
+              <w:rPr>
+                <w:rFonts w:ascii="Helvetica" w:eastAsia="Times New Roman" w:hAnsi="Helvetica" w:cs="Helvetica"/>
+                <w:color w:val="333333"/>
+                <w:sz w:val="21"/>
+                <w:szCs w:val="21"/>
+                <w:shd w:val="clear" w:color="auto" w:fill="FFFFFF"/>
+              </w:rPr>
+              <w:t>control_</w:t>
+            </w:r>
+            <w:proofErr w:type="gramStart"/>
+            <w:r>
+              <w:rPr>
+                <w:rFonts w:ascii="Helvetica" w:eastAsia="Times New Roman" w:hAnsi="Helvetica" w:cs="Helvetica"/>
+                <w:color w:val="333333"/>
+                <w:sz w:val="21"/>
+                <w:szCs w:val="21"/>
+                <w:shd w:val="clear" w:color="auto" w:fill="FFFFFF"/>
+              </w:rPr>
+              <w:t>unit.vhdl</w:t>
+            </w:r>
+            <w:proofErr w:type="spellEnd"/>
+            <w:proofErr w:type="gramEnd"/>
           </w:p>
         </w:tc>
         <w:tc>
@@ -2246,6 +2635,7 @@
               </w:rPr>
               <w:t xml:space="preserve">        </w:t>
             </w:r>
+            <w:proofErr w:type="spellStart"/>
             <w:r>
               <w:rPr>
                 <w:rFonts w:ascii="Helvetica" w:eastAsia="Times New Roman" w:hAnsi="Helvetica" w:cs="Helvetica"/>
@@ -2256,8 +2646,9 @@
                 <w:szCs w:val="21"/>
                 <w:shd w:val="clear" w:color="auto" w:fill="FFFFFF"/>
               </w:rPr>
-              <w:t>reg_write, mem_read, mem_write</w:t>
-            </w:r>
+              <w:t>reg_write</w:t>
+            </w:r>
+            <w:proofErr w:type="spellEnd"/>
             <w:r>
               <w:rPr>
                 <w:rFonts w:ascii="Helvetica" w:eastAsia="Times New Roman" w:hAnsi="Helvetica" w:cs="Helvetica"/>
@@ -2270,6 +2661,7 @@
               </w:rPr>
               <w:t xml:space="preserve">, </w:t>
             </w:r>
+            <w:proofErr w:type="spellStart"/>
             <w:r>
               <w:rPr>
                 <w:rFonts w:ascii="Helvetica" w:eastAsia="Times New Roman" w:hAnsi="Helvetica" w:cs="Helvetica"/>
@@ -2280,8 +2672,9 @@
                 <w:szCs w:val="21"/>
                 <w:shd w:val="clear" w:color="auto" w:fill="FFFFFF"/>
               </w:rPr>
-              <w:t>alu_src</w:t>
-            </w:r>
+              <w:t>mem_read</w:t>
+            </w:r>
+            <w:proofErr w:type="spellEnd"/>
             <w:r>
               <w:rPr>
                 <w:rFonts w:ascii="Helvetica" w:eastAsia="Times New Roman" w:hAnsi="Helvetica" w:cs="Helvetica"/>
@@ -2292,8 +2685,9 @@
                 <w:szCs w:val="21"/>
                 <w:shd w:val="clear" w:color="auto" w:fill="FFFFFF"/>
               </w:rPr>
-              <w:t>,</w:t>
-            </w:r>
+              <w:t xml:space="preserve">, </w:t>
+            </w:r>
+            <w:proofErr w:type="spellStart"/>
             <w:r>
               <w:rPr>
                 <w:rFonts w:ascii="Helvetica" w:eastAsia="Times New Roman" w:hAnsi="Helvetica" w:cs="Helvetica"/>
@@ -2304,8 +2698,9 @@
                 <w:szCs w:val="21"/>
                 <w:shd w:val="clear" w:color="auto" w:fill="FFFFFF"/>
               </w:rPr>
-              <w:t xml:space="preserve"> branch</w:t>
-            </w:r>
+              <w:t>mem_write</w:t>
+            </w:r>
+            <w:proofErr w:type="spellEnd"/>
             <w:r>
               <w:rPr>
                 <w:rFonts w:ascii="Helvetica" w:eastAsia="Times New Roman" w:hAnsi="Helvetica" w:cs="Helvetica"/>
@@ -2316,8 +2711,9 @@
                 <w:szCs w:val="21"/>
                 <w:shd w:val="clear" w:color="auto" w:fill="FFFFFF"/>
               </w:rPr>
-              <w:t>,</w:t>
-            </w:r>
+              <w:t xml:space="preserve">, </w:t>
+            </w:r>
+            <w:proofErr w:type="spellStart"/>
             <w:r>
               <w:rPr>
                 <w:rFonts w:ascii="Helvetica" w:eastAsia="Times New Roman" w:hAnsi="Helvetica" w:cs="Helvetica"/>
@@ -2328,8 +2724,71 @@
                 <w:szCs w:val="21"/>
                 <w:shd w:val="clear" w:color="auto" w:fill="FFFFFF"/>
               </w:rPr>
-              <w:t xml:space="preserve"> load_addr</w:t>
-            </w:r>
+              <w:t>alu_src</w:t>
+            </w:r>
+            <w:proofErr w:type="spellEnd"/>
+            <w:r>
+              <w:rPr>
+                <w:rFonts w:ascii="Helvetica" w:eastAsia="Times New Roman" w:hAnsi="Helvetica" w:cs="Helvetica"/>
+                <w:i/>
+                <w:iCs/>
+                <w:color w:val="333333"/>
+                <w:sz w:val="21"/>
+                <w:szCs w:val="21"/>
+                <w:shd w:val="clear" w:color="auto" w:fill="FFFFFF"/>
+              </w:rPr>
+              <w:t>,</w:t>
+            </w:r>
+            <w:r>
+              <w:rPr>
+                <w:rFonts w:ascii="Helvetica" w:eastAsia="Times New Roman" w:hAnsi="Helvetica" w:cs="Helvetica"/>
+                <w:i/>
+                <w:iCs/>
+                <w:color w:val="333333"/>
+                <w:sz w:val="21"/>
+                <w:szCs w:val="21"/>
+                <w:shd w:val="clear" w:color="auto" w:fill="FFFFFF"/>
+              </w:rPr>
+              <w:t xml:space="preserve"> branch</w:t>
+            </w:r>
+            <w:r>
+              <w:rPr>
+                <w:rFonts w:ascii="Helvetica" w:eastAsia="Times New Roman" w:hAnsi="Helvetica" w:cs="Helvetica"/>
+                <w:i/>
+                <w:iCs/>
+                <w:color w:val="333333"/>
+                <w:sz w:val="21"/>
+                <w:szCs w:val="21"/>
+                <w:shd w:val="clear" w:color="auto" w:fill="FFFFFF"/>
+              </w:rPr>
+              <w:t>,</w:t>
+            </w:r>
+            <w:r>
+              <w:rPr>
+                <w:rFonts w:ascii="Helvetica" w:eastAsia="Times New Roman" w:hAnsi="Helvetica" w:cs="Helvetica"/>
+                <w:i/>
+                <w:iCs/>
+                <w:color w:val="333333"/>
+                <w:sz w:val="21"/>
+                <w:szCs w:val="21"/>
+                <w:shd w:val="clear" w:color="auto" w:fill="FFFFFF"/>
+              </w:rPr>
+              <w:t xml:space="preserve"> </w:t>
+            </w:r>
+            <w:proofErr w:type="spellStart"/>
+            <w:r>
+              <w:rPr>
+                <w:rFonts w:ascii="Helvetica" w:eastAsia="Times New Roman" w:hAnsi="Helvetica" w:cs="Helvetica"/>
+                <w:i/>
+                <w:iCs/>
+                <w:color w:val="333333"/>
+                <w:sz w:val="21"/>
+                <w:szCs w:val="21"/>
+                <w:shd w:val="clear" w:color="auto" w:fill="FFFFFF"/>
+              </w:rPr>
+              <w:t>load_addr</w:t>
+            </w:r>
+            <w:proofErr w:type="spellEnd"/>
             <w:r>
               <w:rPr>
                 <w:rFonts w:ascii="Helvetica" w:eastAsia="Times New Roman" w:hAnsi="Helvetica" w:cs="Helvetica"/>
@@ -2406,6 +2865,7 @@
                 <w:shd w:val="clear" w:color="auto" w:fill="FFFFFF"/>
               </w:rPr>
             </w:pPr>
+            <w:proofErr w:type="spellStart"/>
             <w:r>
               <w:rPr>
                 <w:rFonts w:ascii="Helvetica" w:eastAsia="Times New Roman" w:hAnsi="Helvetica" w:cs="Helvetica"/>
@@ -2424,8 +2884,21 @@
                 <w:szCs w:val="21"/>
                 <w:shd w:val="clear" w:color="auto" w:fill="FFFFFF"/>
               </w:rPr>
-              <w:t>mmediate_generator.vhdl</w:t>
-            </w:r>
+              <w:t>mmediate_</w:t>
+            </w:r>
+            <w:proofErr w:type="gramStart"/>
+            <w:r>
+              <w:rPr>
+                <w:rFonts w:ascii="Helvetica" w:eastAsia="Times New Roman" w:hAnsi="Helvetica" w:cs="Helvetica"/>
+                <w:color w:val="333333"/>
+                <w:sz w:val="21"/>
+                <w:szCs w:val="21"/>
+                <w:shd w:val="clear" w:color="auto" w:fill="FFFFFF"/>
+              </w:rPr>
+              <w:t>generator.vhdl</w:t>
+            </w:r>
+            <w:proofErr w:type="spellEnd"/>
+            <w:proofErr w:type="gramEnd"/>
           </w:p>
         </w:tc>
         <w:tc>
@@ -2490,16 +2963,30 @@
                 <w:shd w:val="clear" w:color="auto" w:fill="FFFFFF"/>
               </w:rPr>
             </w:pPr>
-            <w:r>
-              <w:rPr>
-                <w:rFonts w:ascii="Helvetica" w:eastAsia="Times New Roman" w:hAnsi="Helvetica" w:cs="Helvetica"/>
-                <w:color w:val="333333"/>
-                <w:sz w:val="21"/>
-                <w:szCs w:val="21"/>
-                <w:shd w:val="clear" w:color="auto" w:fill="FFFFFF"/>
-              </w:rPr>
-              <w:t>alu_control.vhdl</w:t>
-            </w:r>
+            <w:proofErr w:type="spellStart"/>
+            <w:r>
+              <w:rPr>
+                <w:rFonts w:ascii="Helvetica" w:eastAsia="Times New Roman" w:hAnsi="Helvetica" w:cs="Helvetica"/>
+                <w:color w:val="333333"/>
+                <w:sz w:val="21"/>
+                <w:szCs w:val="21"/>
+                <w:shd w:val="clear" w:color="auto" w:fill="FFFFFF"/>
+              </w:rPr>
+              <w:t>alu_</w:t>
+            </w:r>
+            <w:proofErr w:type="gramStart"/>
+            <w:r>
+              <w:rPr>
+                <w:rFonts w:ascii="Helvetica" w:eastAsia="Times New Roman" w:hAnsi="Helvetica" w:cs="Helvetica"/>
+                <w:color w:val="333333"/>
+                <w:sz w:val="21"/>
+                <w:szCs w:val="21"/>
+                <w:shd w:val="clear" w:color="auto" w:fill="FFFFFF"/>
+              </w:rPr>
+              <w:t>control.vhdl</w:t>
+            </w:r>
+            <w:proofErr w:type="spellEnd"/>
+            <w:proofErr w:type="gramEnd"/>
           </w:p>
         </w:tc>
         <w:tc>
@@ -2534,7 +3021,29 @@
                 <w:szCs w:val="21"/>
                 <w:shd w:val="clear" w:color="auto" w:fill="FFFFFF"/>
               </w:rPr>
-              <w:t>, outputs the alu_op (alu operation) to perform</w:t>
+              <w:t xml:space="preserve">, outputs the </w:t>
+            </w:r>
+            <w:proofErr w:type="spellStart"/>
+            <w:r>
+              <w:rPr>
+                <w:rFonts w:ascii="Helvetica" w:eastAsia="Times New Roman" w:hAnsi="Helvetica" w:cs="Helvetica"/>
+                <w:color w:val="333333"/>
+                <w:sz w:val="21"/>
+                <w:szCs w:val="21"/>
+                <w:shd w:val="clear" w:color="auto" w:fill="FFFFFF"/>
+              </w:rPr>
+              <w:t>alu_op</w:t>
+            </w:r>
+            <w:proofErr w:type="spellEnd"/>
+            <w:r>
+              <w:rPr>
+                <w:rFonts w:ascii="Helvetica" w:eastAsia="Times New Roman" w:hAnsi="Helvetica" w:cs="Helvetica"/>
+                <w:color w:val="333333"/>
+                <w:sz w:val="21"/>
+                <w:szCs w:val="21"/>
+                <w:shd w:val="clear" w:color="auto" w:fill="FFFFFF"/>
+              </w:rPr>
+              <w:t xml:space="preserve"> (alu operation) to perform</w:t>
             </w:r>
           </w:p>
         </w:tc>
@@ -2554,6 +3063,8 @@
                 <w:shd w:val="clear" w:color="auto" w:fill="FFFFFF"/>
               </w:rPr>
             </w:pPr>
+            <w:proofErr w:type="spellStart"/>
+            <w:proofErr w:type="gramStart"/>
             <w:r>
               <w:rPr>
                 <w:rFonts w:ascii="Helvetica" w:eastAsia="Times New Roman" w:hAnsi="Helvetica" w:cs="Helvetica"/>
@@ -2564,6 +3075,8 @@
               </w:rPr>
               <w:t>alu.vhdl</w:t>
             </w:r>
+            <w:proofErr w:type="spellEnd"/>
+            <w:proofErr w:type="gramEnd"/>
           </w:p>
         </w:tc>
         <w:tc>
@@ -2588,7 +3101,29 @@
                 <w:szCs w:val="21"/>
                 <w:shd w:val="clear" w:color="auto" w:fill="FFFFFF"/>
               </w:rPr>
-              <w:t>Performs the arithmetic logic unit operation (ADD, SUB, etc) on two operands.</w:t>
+              <w:t xml:space="preserve">Performs the arithmetic logic unit operation (ADD, SUB, </w:t>
+            </w:r>
+            <w:proofErr w:type="spellStart"/>
+            <w:r>
+              <w:rPr>
+                <w:rFonts w:ascii="Helvetica" w:eastAsia="Times New Roman" w:hAnsi="Helvetica" w:cs="Helvetica"/>
+                <w:color w:val="333333"/>
+                <w:sz w:val="21"/>
+                <w:szCs w:val="21"/>
+                <w:shd w:val="clear" w:color="auto" w:fill="FFFFFF"/>
+              </w:rPr>
+              <w:t>etc</w:t>
+            </w:r>
+            <w:proofErr w:type="spellEnd"/>
+            <w:r>
+              <w:rPr>
+                <w:rFonts w:ascii="Helvetica" w:eastAsia="Times New Roman" w:hAnsi="Helvetica" w:cs="Helvetica"/>
+                <w:color w:val="333333"/>
+                <w:sz w:val="21"/>
+                <w:szCs w:val="21"/>
+                <w:shd w:val="clear" w:color="auto" w:fill="FFFFFF"/>
+              </w:rPr>
+              <w:t>) on two operands.</w:t>
             </w:r>
           </w:p>
         </w:tc>
@@ -2608,16 +3143,30 @@
                 <w:shd w:val="clear" w:color="auto" w:fill="FFFFFF"/>
               </w:rPr>
             </w:pPr>
-            <w:r>
-              <w:rPr>
-                <w:rFonts w:ascii="Helvetica" w:eastAsia="Times New Roman" w:hAnsi="Helvetica" w:cs="Helvetica"/>
-                <w:color w:val="333333"/>
-                <w:sz w:val="21"/>
-                <w:szCs w:val="21"/>
-                <w:shd w:val="clear" w:color="auto" w:fill="FFFFFF"/>
-              </w:rPr>
-              <w:t>data_mem.vhdl</w:t>
-            </w:r>
+            <w:proofErr w:type="spellStart"/>
+            <w:r>
+              <w:rPr>
+                <w:rFonts w:ascii="Helvetica" w:eastAsia="Times New Roman" w:hAnsi="Helvetica" w:cs="Helvetica"/>
+                <w:color w:val="333333"/>
+                <w:sz w:val="21"/>
+                <w:szCs w:val="21"/>
+                <w:shd w:val="clear" w:color="auto" w:fill="FFFFFF"/>
+              </w:rPr>
+              <w:t>data_</w:t>
+            </w:r>
+            <w:proofErr w:type="gramStart"/>
+            <w:r>
+              <w:rPr>
+                <w:rFonts w:ascii="Helvetica" w:eastAsia="Times New Roman" w:hAnsi="Helvetica" w:cs="Helvetica"/>
+                <w:color w:val="333333"/>
+                <w:sz w:val="21"/>
+                <w:szCs w:val="21"/>
+                <w:shd w:val="clear" w:color="auto" w:fill="FFFFFF"/>
+              </w:rPr>
+              <w:t>mem.vhdl</w:t>
+            </w:r>
+            <w:proofErr w:type="spellEnd"/>
+            <w:proofErr w:type="gramEnd"/>
           </w:p>
         </w:tc>
         <w:tc>
@@ -2672,6 +3221,7 @@
                 <w:shd w:val="clear" w:color="auto" w:fill="FFFFFF"/>
               </w:rPr>
             </w:pPr>
+            <w:proofErr w:type="spellStart"/>
             <w:r>
               <w:rPr>
                 <w:rFonts w:ascii="Helvetica" w:eastAsia="Times New Roman" w:hAnsi="Helvetica" w:cs="Helvetica"/>
@@ -2682,6 +3232,7 @@
               </w:rPr>
               <w:t>tb_riscv_</w:t>
             </w:r>
+            <w:proofErr w:type="gramStart"/>
             <w:r>
               <w:rPr>
                 <w:rFonts w:ascii="Helvetica" w:eastAsia="Times New Roman" w:hAnsi="Helvetica" w:cs="Helvetica"/>
@@ -2702,6 +3253,8 @@
               </w:rPr>
               <w:t>.vhdl</w:t>
             </w:r>
+            <w:proofErr w:type="spellEnd"/>
+            <w:proofErr w:type="gramEnd"/>
           </w:p>
         </w:tc>
         <w:tc>
@@ -2756,6 +3309,7 @@
                 <w:shd w:val="clear" w:color="auto" w:fill="FFFFFF"/>
               </w:rPr>
             </w:pPr>
+            <w:proofErr w:type="spellStart"/>
             <w:r>
               <w:rPr>
                 <w:rFonts w:ascii="Helvetica" w:eastAsia="Times New Roman" w:hAnsi="Helvetica" w:cs="Helvetica"/>
@@ -2805,8 +3359,21 @@
                 <w:szCs w:val="21"/>
                 <w:shd w:val="clear" w:color="auto" w:fill="FFFFFF"/>
               </w:rPr>
-              <w:t>_behav.wcfg</w:t>
-            </w:r>
+              <w:t>_</w:t>
+            </w:r>
+            <w:proofErr w:type="gramStart"/>
+            <w:r>
+              <w:rPr>
+                <w:rFonts w:ascii="Helvetica" w:eastAsia="Times New Roman" w:hAnsi="Helvetica" w:cs="Helvetica"/>
+                <w:color w:val="333333"/>
+                <w:sz w:val="21"/>
+                <w:szCs w:val="21"/>
+                <w:shd w:val="clear" w:color="auto" w:fill="FFFFFF"/>
+              </w:rPr>
+              <w:t>behav.wcfg</w:t>
+            </w:r>
+            <w:proofErr w:type="spellEnd"/>
+            <w:proofErr w:type="gramEnd"/>
           </w:p>
         </w:tc>
         <w:tc>
@@ -3188,8 +3755,9 @@
                 <w:szCs w:val="21"/>
                 <w:shd w:val="clear" w:color="auto" w:fill="FFFFFF"/>
               </w:rPr>
-              <w:t>dd rd</w:t>
-            </w:r>
+              <w:t xml:space="preserve">dd </w:t>
+            </w:r>
+            <w:proofErr w:type="spellStart"/>
             <w:r>
               <w:rPr>
                 <w:rFonts w:ascii="Helvetica" w:eastAsia="Times New Roman" w:hAnsi="Helvetica" w:cs="Helvetica"/>
@@ -3200,8 +3768,9 @@
                 <w:szCs w:val="21"/>
                 <w:shd w:val="clear" w:color="auto" w:fill="FFFFFF"/>
               </w:rPr>
-              <w:t xml:space="preserve">, rs1, rs2   </w:t>
-            </w:r>
+              <w:t>rd</w:t>
+            </w:r>
+            <w:proofErr w:type="spellEnd"/>
             <w:r>
               <w:rPr>
                 <w:rFonts w:ascii="Helvetica" w:eastAsia="Times New Roman" w:hAnsi="Helvetica" w:cs="Helvetica"/>
@@ -3212,7 +3781,59 @@
                 <w:szCs w:val="21"/>
                 <w:shd w:val="clear" w:color="auto" w:fill="FFFFFF"/>
               </w:rPr>
-              <w:t xml:space="preserve">     #  rd = rs1 + rs2</w:t>
+              <w:t xml:space="preserve">, rs1, rs2   </w:t>
+            </w:r>
+            <w:r>
+              <w:rPr>
+                <w:rFonts w:ascii="Helvetica" w:eastAsia="Times New Roman" w:hAnsi="Helvetica" w:cs="Helvetica"/>
+                <w:i/>
+                <w:iCs/>
+                <w:color w:val="333333"/>
+                <w:sz w:val="21"/>
+                <w:szCs w:val="21"/>
+                <w:shd w:val="clear" w:color="auto" w:fill="FFFFFF"/>
+              </w:rPr>
+              <w:t xml:space="preserve">     </w:t>
+            </w:r>
+            <w:proofErr w:type="gramStart"/>
+            <w:r>
+              <w:rPr>
+                <w:rFonts w:ascii="Helvetica" w:eastAsia="Times New Roman" w:hAnsi="Helvetica" w:cs="Helvetica"/>
+                <w:i/>
+                <w:iCs/>
+                <w:color w:val="333333"/>
+                <w:sz w:val="21"/>
+                <w:szCs w:val="21"/>
+                <w:shd w:val="clear" w:color="auto" w:fill="FFFFFF"/>
+              </w:rPr>
+              <w:t xml:space="preserve">#  </w:t>
+            </w:r>
+            <w:proofErr w:type="spellStart"/>
+            <w:r>
+              <w:rPr>
+                <w:rFonts w:ascii="Helvetica" w:eastAsia="Times New Roman" w:hAnsi="Helvetica" w:cs="Helvetica"/>
+                <w:i/>
+                <w:iCs/>
+                <w:color w:val="333333"/>
+                <w:sz w:val="21"/>
+                <w:szCs w:val="21"/>
+                <w:shd w:val="clear" w:color="auto" w:fill="FFFFFF"/>
+              </w:rPr>
+              <w:t>rd</w:t>
+            </w:r>
+            <w:proofErr w:type="spellEnd"/>
+            <w:proofErr w:type="gramEnd"/>
+            <w:r>
+              <w:rPr>
+                <w:rFonts w:ascii="Helvetica" w:eastAsia="Times New Roman" w:hAnsi="Helvetica" w:cs="Helvetica"/>
+                <w:i/>
+                <w:iCs/>
+                <w:color w:val="333333"/>
+                <w:sz w:val="21"/>
+                <w:szCs w:val="21"/>
+                <w:shd w:val="clear" w:color="auto" w:fill="FFFFFF"/>
+              </w:rPr>
+              <w:t xml:space="preserve"> = rs1 + rs2</w:t>
             </w:r>
           </w:p>
           <w:p>
@@ -3235,15 +3856,27 @@
               </w:rPr>
               <w:t xml:space="preserve">         </w:t>
             </w:r>
-            <w:r>
-              <w:rPr>
-                <w:rFonts w:ascii="Helvetica" w:eastAsia="Times New Roman" w:hAnsi="Helvetica" w:cs="Helvetica"/>
-                <w:color w:val="333333"/>
-                <w:sz w:val="21"/>
-                <w:szCs w:val="21"/>
-                <w:shd w:val="clear" w:color="auto" w:fill="FFFFFF"/>
-              </w:rPr>
-              <w:t>rd: destination register (where the result is stored)</w:t>
+            <w:proofErr w:type="spellStart"/>
+            <w:r>
+              <w:rPr>
+                <w:rFonts w:ascii="Helvetica" w:eastAsia="Times New Roman" w:hAnsi="Helvetica" w:cs="Helvetica"/>
+                <w:color w:val="333333"/>
+                <w:sz w:val="21"/>
+                <w:szCs w:val="21"/>
+                <w:shd w:val="clear" w:color="auto" w:fill="FFFFFF"/>
+              </w:rPr>
+              <w:t>rd</w:t>
+            </w:r>
+            <w:proofErr w:type="spellEnd"/>
+            <w:r>
+              <w:rPr>
+                <w:rFonts w:ascii="Helvetica" w:eastAsia="Times New Roman" w:hAnsi="Helvetica" w:cs="Helvetica"/>
+                <w:color w:val="333333"/>
+                <w:sz w:val="21"/>
+                <w:szCs w:val="21"/>
+                <w:shd w:val="clear" w:color="auto" w:fill="FFFFFF"/>
+              </w:rPr>
+              <w:t>: destination register (where the result is stored)</w:t>
             </w:r>
           </w:p>
           <w:p>
@@ -3435,7 +4068,29 @@
                 <w:szCs w:val="21"/>
                 <w:shd w:val="clear" w:color="auto" w:fill="FFFFFF"/>
               </w:rPr>
-              <w:t>&lt;5-bit rd&gt;</w:t>
+              <w:t xml:space="preserve">&lt;5-bit </w:t>
+            </w:r>
+            <w:proofErr w:type="spellStart"/>
+            <w:r>
+              <w:rPr>
+                <w:rFonts w:ascii="Helvetica" w:eastAsia="Times New Roman" w:hAnsi="Helvetica" w:cs="Helvetica"/>
+                <w:color w:val="333333"/>
+                <w:sz w:val="21"/>
+                <w:szCs w:val="21"/>
+                <w:shd w:val="clear" w:color="auto" w:fill="FFFFFF"/>
+              </w:rPr>
+              <w:t>rd</w:t>
+            </w:r>
+            <w:proofErr w:type="spellEnd"/>
+            <w:r>
+              <w:rPr>
+                <w:rFonts w:ascii="Helvetica" w:eastAsia="Times New Roman" w:hAnsi="Helvetica" w:cs="Helvetica"/>
+                <w:color w:val="333333"/>
+                <w:sz w:val="21"/>
+                <w:szCs w:val="21"/>
+                <w:shd w:val="clear" w:color="auto" w:fill="FFFFFF"/>
+              </w:rPr>
+              <w:t>&gt;</w:t>
             </w:r>
             <w:r>
               <w:t xml:space="preserve"> </w:t>
@@ -3643,6 +4298,7 @@
               </w:rPr>
               <w:t xml:space="preserve">    </w:t>
             </w:r>
+            <w:proofErr w:type="spellStart"/>
             <w:r>
               <w:rPr>
                 <w:rFonts w:ascii="Helvetica" w:eastAsia="Times New Roman" w:hAnsi="Helvetica" w:cs="Helvetica"/>
@@ -3667,6 +4323,7 @@
               </w:rPr>
               <w:t>i</w:t>
             </w:r>
+            <w:proofErr w:type="spellEnd"/>
             <w:r>
               <w:rPr>
                 <w:rFonts w:ascii="Helvetica" w:eastAsia="Times New Roman" w:hAnsi="Helvetica" w:cs="Helvetica"/>
@@ -3677,8 +4334,9 @@
                 <w:szCs w:val="21"/>
                 <w:shd w:val="clear" w:color="auto" w:fill="FFFFFF"/>
               </w:rPr>
-              <w:t xml:space="preserve"> rd, rs1, </w:t>
-            </w:r>
+              <w:t xml:space="preserve"> </w:t>
+            </w:r>
+            <w:proofErr w:type="spellStart"/>
             <w:r>
               <w:rPr>
                 <w:rFonts w:ascii="Helvetica" w:eastAsia="Times New Roman" w:hAnsi="Helvetica" w:cs="Helvetica"/>
@@ -3689,8 +4347,9 @@
                 <w:szCs w:val="21"/>
                 <w:shd w:val="clear" w:color="auto" w:fill="FFFFFF"/>
               </w:rPr>
-              <w:t>imm</w:t>
-            </w:r>
+              <w:t>rd</w:t>
+            </w:r>
+            <w:proofErr w:type="spellEnd"/>
             <w:r>
               <w:rPr>
                 <w:rFonts w:ascii="Helvetica" w:eastAsia="Times New Roman" w:hAnsi="Helvetica" w:cs="Helvetica"/>
@@ -3701,8 +4360,9 @@
                 <w:szCs w:val="21"/>
                 <w:shd w:val="clear" w:color="auto" w:fill="FFFFFF"/>
               </w:rPr>
-              <w:t xml:space="preserve">        #  rd = rs1 + </w:t>
-            </w:r>
+              <w:t xml:space="preserve">, rs1, </w:t>
+            </w:r>
+            <w:proofErr w:type="spellStart"/>
             <w:r>
               <w:rPr>
                 <w:rFonts w:ascii="Helvetica" w:eastAsia="Times New Roman" w:hAnsi="Helvetica" w:cs="Helvetica"/>
@@ -3715,6 +4375,73 @@
               </w:rPr>
               <w:t>imm</w:t>
             </w:r>
+            <w:proofErr w:type="spellEnd"/>
+            <w:r>
+              <w:rPr>
+                <w:rFonts w:ascii="Helvetica" w:eastAsia="Times New Roman" w:hAnsi="Helvetica" w:cs="Helvetica"/>
+                <w:i/>
+                <w:iCs/>
+                <w:color w:val="333333"/>
+                <w:sz w:val="21"/>
+                <w:szCs w:val="21"/>
+                <w:shd w:val="clear" w:color="auto" w:fill="FFFFFF"/>
+              </w:rPr>
+              <w:t xml:space="preserve">        </w:t>
+            </w:r>
+            <w:proofErr w:type="gramStart"/>
+            <w:r>
+              <w:rPr>
+                <w:rFonts w:ascii="Helvetica" w:eastAsia="Times New Roman" w:hAnsi="Helvetica" w:cs="Helvetica"/>
+                <w:i/>
+                <w:iCs/>
+                <w:color w:val="333333"/>
+                <w:sz w:val="21"/>
+                <w:szCs w:val="21"/>
+                <w:shd w:val="clear" w:color="auto" w:fill="FFFFFF"/>
+              </w:rPr>
+              <w:t xml:space="preserve">#  </w:t>
+            </w:r>
+            <w:proofErr w:type="spellStart"/>
+            <w:r>
+              <w:rPr>
+                <w:rFonts w:ascii="Helvetica" w:eastAsia="Times New Roman" w:hAnsi="Helvetica" w:cs="Helvetica"/>
+                <w:i/>
+                <w:iCs/>
+                <w:color w:val="333333"/>
+                <w:sz w:val="21"/>
+                <w:szCs w:val="21"/>
+                <w:shd w:val="clear" w:color="auto" w:fill="FFFFFF"/>
+              </w:rPr>
+              <w:t>rd</w:t>
+            </w:r>
+            <w:proofErr w:type="spellEnd"/>
+            <w:proofErr w:type="gramEnd"/>
+            <w:r>
+              <w:rPr>
+                <w:rFonts w:ascii="Helvetica" w:eastAsia="Times New Roman" w:hAnsi="Helvetica" w:cs="Helvetica"/>
+                <w:i/>
+                <w:iCs/>
+                <w:color w:val="333333"/>
+                <w:sz w:val="21"/>
+                <w:szCs w:val="21"/>
+                <w:shd w:val="clear" w:color="auto" w:fill="FFFFFF"/>
+              </w:rPr>
+              <w:t xml:space="preserve"> = rs1 + </w:t>
+            </w:r>
+            <w:proofErr w:type="spellStart"/>
+            <w:r>
+              <w:rPr>
+                <w:rFonts w:ascii="Helvetica" w:eastAsia="Times New Roman" w:hAnsi="Helvetica" w:cs="Helvetica"/>
+                <w:i/>
+                <w:iCs/>
+                <w:color w:val="333333"/>
+                <w:sz w:val="21"/>
+                <w:szCs w:val="21"/>
+                <w:shd w:val="clear" w:color="auto" w:fill="FFFFFF"/>
+              </w:rPr>
+              <w:t>imm</w:t>
+            </w:r>
+            <w:proofErr w:type="spellEnd"/>
           </w:p>
           <w:p>
             <w:pPr>
@@ -3736,15 +4463,27 @@
               </w:rPr>
               <w:t xml:space="preserve">         </w:t>
             </w:r>
-            <w:r>
-              <w:rPr>
-                <w:rFonts w:ascii="Helvetica" w:eastAsia="Times New Roman" w:hAnsi="Helvetica" w:cs="Helvetica"/>
-                <w:color w:val="333333"/>
-                <w:sz w:val="21"/>
-                <w:szCs w:val="21"/>
-                <w:shd w:val="clear" w:color="auto" w:fill="FFFFFF"/>
-              </w:rPr>
-              <w:t xml:space="preserve">rd: destination register </w:t>
+            <w:proofErr w:type="spellStart"/>
+            <w:r>
+              <w:rPr>
+                <w:rFonts w:ascii="Helvetica" w:eastAsia="Times New Roman" w:hAnsi="Helvetica" w:cs="Helvetica"/>
+                <w:color w:val="333333"/>
+                <w:sz w:val="21"/>
+                <w:szCs w:val="21"/>
+                <w:shd w:val="clear" w:color="auto" w:fill="FFFFFF"/>
+              </w:rPr>
+              <w:t>rd</w:t>
+            </w:r>
+            <w:proofErr w:type="spellEnd"/>
+            <w:r>
+              <w:rPr>
+                <w:rFonts w:ascii="Helvetica" w:eastAsia="Times New Roman" w:hAnsi="Helvetica" w:cs="Helvetica"/>
+                <w:color w:val="333333"/>
+                <w:sz w:val="21"/>
+                <w:szCs w:val="21"/>
+                <w:shd w:val="clear" w:color="auto" w:fill="FFFFFF"/>
+              </w:rPr>
+              <w:t xml:space="preserve">: destination register </w:t>
             </w:r>
           </w:p>
           <w:p>
@@ -3798,15 +4537,27 @@
               </w:rPr>
               <w:t xml:space="preserve">         </w:t>
             </w:r>
-            <w:r>
-              <w:rPr>
-                <w:rFonts w:ascii="Helvetica" w:eastAsia="Times New Roman" w:hAnsi="Helvetica" w:cs="Helvetica"/>
-                <w:color w:val="333333"/>
-                <w:sz w:val="21"/>
-                <w:szCs w:val="21"/>
-                <w:shd w:val="clear" w:color="auto" w:fill="FFFFFF"/>
-              </w:rPr>
-              <w:t>imm:</w:t>
+            <w:proofErr w:type="spellStart"/>
+            <w:r>
+              <w:rPr>
+                <w:rFonts w:ascii="Helvetica" w:eastAsia="Times New Roman" w:hAnsi="Helvetica" w:cs="Helvetica"/>
+                <w:color w:val="333333"/>
+                <w:sz w:val="21"/>
+                <w:szCs w:val="21"/>
+                <w:shd w:val="clear" w:color="auto" w:fill="FFFFFF"/>
+              </w:rPr>
+              <w:t>imm</w:t>
+            </w:r>
+            <w:proofErr w:type="spellEnd"/>
+            <w:r>
+              <w:rPr>
+                <w:rFonts w:ascii="Helvetica" w:eastAsia="Times New Roman" w:hAnsi="Helvetica" w:cs="Helvetica"/>
+                <w:color w:val="333333"/>
+                <w:sz w:val="21"/>
+                <w:szCs w:val="21"/>
+                <w:shd w:val="clear" w:color="auto" w:fill="FFFFFF"/>
+              </w:rPr>
+              <w:t>:</w:t>
             </w:r>
             <w:r>
               <w:rPr>
@@ -3892,6 +4643,7 @@
               </w:rPr>
               <w:t xml:space="preserve">-bit </w:t>
             </w:r>
+            <w:proofErr w:type="spellStart"/>
             <w:r>
               <w:rPr>
                 <w:rFonts w:ascii="Helvetica" w:eastAsia="Times New Roman" w:hAnsi="Helvetica" w:cs="Helvetica"/>
@@ -3902,6 +4654,7 @@
               </w:rPr>
               <w:t>imm</w:t>
             </w:r>
+            <w:proofErr w:type="spellEnd"/>
             <w:r>
               <w:rPr>
                 <w:rFonts w:ascii="Helvetica" w:eastAsia="Times New Roman" w:hAnsi="Helvetica" w:cs="Helvetica"/>
@@ -3943,7 +4696,29 @@
                 <w:szCs w:val="21"/>
                 <w:shd w:val="clear" w:color="auto" w:fill="FFFFFF"/>
               </w:rPr>
-              <w:t>&lt;3-bit funct3&gt; &lt;5-bit rd&gt;</w:t>
+              <w:t xml:space="preserve">&lt;3-bit funct3&gt; &lt;5-bit </w:t>
+            </w:r>
+            <w:proofErr w:type="spellStart"/>
+            <w:r>
+              <w:rPr>
+                <w:rFonts w:ascii="Helvetica" w:eastAsia="Times New Roman" w:hAnsi="Helvetica" w:cs="Helvetica"/>
+                <w:color w:val="333333"/>
+                <w:sz w:val="21"/>
+                <w:szCs w:val="21"/>
+                <w:shd w:val="clear" w:color="auto" w:fill="FFFFFF"/>
+              </w:rPr>
+              <w:t>rd</w:t>
+            </w:r>
+            <w:proofErr w:type="spellEnd"/>
+            <w:r>
+              <w:rPr>
+                <w:rFonts w:ascii="Helvetica" w:eastAsia="Times New Roman" w:hAnsi="Helvetica" w:cs="Helvetica"/>
+                <w:color w:val="333333"/>
+                <w:sz w:val="21"/>
+                <w:szCs w:val="21"/>
+                <w:shd w:val="clear" w:color="auto" w:fill="FFFFFF"/>
+              </w:rPr>
+              <w:t>&gt;</w:t>
             </w:r>
             <w:r>
               <w:t xml:space="preserve"> </w:t>
@@ -4130,6 +4905,7 @@
               </w:rPr>
               <w:t xml:space="preserve">    </w:t>
             </w:r>
+            <w:proofErr w:type="spellStart"/>
             <w:r>
               <w:rPr>
                 <w:rFonts w:ascii="Helvetica" w:eastAsia="Times New Roman" w:hAnsi="Helvetica" w:cs="Helvetica"/>
@@ -4142,6 +4918,7 @@
               </w:rPr>
               <w:t>lw</w:t>
             </w:r>
+            <w:proofErr w:type="spellEnd"/>
             <w:r>
               <w:rPr>
                 <w:rFonts w:ascii="Helvetica" w:eastAsia="Times New Roman" w:hAnsi="Helvetica" w:cs="Helvetica"/>
@@ -4154,6 +4931,7 @@
               </w:rPr>
               <w:t xml:space="preserve"> </w:t>
             </w:r>
+            <w:proofErr w:type="spellStart"/>
             <w:r>
               <w:rPr>
                 <w:rFonts w:ascii="Helvetica" w:eastAsia="Times New Roman" w:hAnsi="Helvetica" w:cs="Helvetica"/>
@@ -4178,6 +4956,7 @@
               </w:rPr>
               <w:t>d</w:t>
             </w:r>
+            <w:proofErr w:type="spellEnd"/>
             <w:r>
               <w:rPr>
                 <w:rFonts w:ascii="Helvetica" w:eastAsia="Times New Roman" w:hAnsi="Helvetica" w:cs="Helvetica"/>
@@ -4202,6 +4981,7 @@
               </w:rPr>
               <w:t xml:space="preserve"> </w:t>
             </w:r>
+            <w:proofErr w:type="spellStart"/>
             <w:r>
               <w:rPr>
                 <w:rFonts w:ascii="Helvetica" w:eastAsia="Times New Roman" w:hAnsi="Helvetica" w:cs="Helvetica"/>
@@ -4214,6 +4994,7 @@
               </w:rPr>
               <w:t>imm</w:t>
             </w:r>
+            <w:proofErr w:type="spellEnd"/>
             <w:r>
               <w:rPr>
                 <w:rFonts w:ascii="Helvetica" w:eastAsia="Times New Roman" w:hAnsi="Helvetica" w:cs="Helvetica"/>
@@ -4236,8 +5017,9 @@
                 <w:szCs w:val="21"/>
                 <w:shd w:val="clear" w:color="auto" w:fill="FFFFFF"/>
               </w:rPr>
-              <w:t xml:space="preserve">        #  rd = </w:t>
-            </w:r>
+              <w:t xml:space="preserve">        </w:t>
+            </w:r>
+            <w:proofErr w:type="gramStart"/>
             <w:r>
               <w:rPr>
                 <w:rFonts w:ascii="Helvetica" w:eastAsia="Times New Roman" w:hAnsi="Helvetica" w:cs="Helvetica"/>
@@ -4248,8 +5030,9 @@
                 <w:szCs w:val="21"/>
                 <w:shd w:val="clear" w:color="auto" w:fill="FFFFFF"/>
               </w:rPr>
-              <w:t>memory[</w:t>
-            </w:r>
+              <w:t xml:space="preserve">#  </w:t>
+            </w:r>
+            <w:proofErr w:type="spellStart"/>
             <w:r>
               <w:rPr>
                 <w:rFonts w:ascii="Helvetica" w:eastAsia="Times New Roman" w:hAnsi="Helvetica" w:cs="Helvetica"/>
@@ -4260,8 +5043,10 @@
                 <w:szCs w:val="21"/>
                 <w:shd w:val="clear" w:color="auto" w:fill="FFFFFF"/>
               </w:rPr>
-              <w:t xml:space="preserve">rs1 + </w:t>
-            </w:r>
+              <w:t>rd</w:t>
+            </w:r>
+            <w:proofErr w:type="spellEnd"/>
+            <w:proofErr w:type="gramEnd"/>
             <w:r>
               <w:rPr>
                 <w:rFonts w:ascii="Helvetica" w:eastAsia="Times New Roman" w:hAnsi="Helvetica" w:cs="Helvetica"/>
@@ -4272,8 +5057,48 @@
                 <w:szCs w:val="21"/>
                 <w:shd w:val="clear" w:color="auto" w:fill="FFFFFF"/>
               </w:rPr>
+              <w:t xml:space="preserve"> = </w:t>
+            </w:r>
+            <w:proofErr w:type="gramStart"/>
+            <w:r>
+              <w:rPr>
+                <w:rFonts w:ascii="Helvetica" w:eastAsia="Times New Roman" w:hAnsi="Helvetica" w:cs="Helvetica"/>
+                <w:i/>
+                <w:iCs/>
+                <w:color w:val="333333"/>
+                <w:sz w:val="21"/>
+                <w:szCs w:val="21"/>
+                <w:shd w:val="clear" w:color="auto" w:fill="FFFFFF"/>
+              </w:rPr>
+              <w:t>memory[</w:t>
+            </w:r>
+            <w:proofErr w:type="gramEnd"/>
+            <w:r>
+              <w:rPr>
+                <w:rFonts w:ascii="Helvetica" w:eastAsia="Times New Roman" w:hAnsi="Helvetica" w:cs="Helvetica"/>
+                <w:i/>
+                <w:iCs/>
+                <w:color w:val="333333"/>
+                <w:sz w:val="21"/>
+                <w:szCs w:val="21"/>
+                <w:shd w:val="clear" w:color="auto" w:fill="FFFFFF"/>
+              </w:rPr>
+              <w:t xml:space="preserve">rs1 + </w:t>
+            </w:r>
+            <w:proofErr w:type="spellStart"/>
+            <w:r>
+              <w:rPr>
+                <w:rFonts w:ascii="Helvetica" w:eastAsia="Times New Roman" w:hAnsi="Helvetica" w:cs="Helvetica"/>
+                <w:i/>
+                <w:iCs/>
+                <w:color w:val="333333"/>
+                <w:sz w:val="21"/>
+                <w:szCs w:val="21"/>
+                <w:shd w:val="clear" w:color="auto" w:fill="FFFFFF"/>
+              </w:rPr>
               <w:t>imm</w:t>
             </w:r>
+            <w:proofErr w:type="spellEnd"/>
             <w:r>
               <w:rPr>
                 <w:rFonts w:ascii="Helvetica" w:eastAsia="Times New Roman" w:hAnsi="Helvetica" w:cs="Helvetica"/>
@@ -4307,15 +5132,27 @@
               </w:rPr>
               <w:t xml:space="preserve">         </w:t>
             </w:r>
-            <w:r>
-              <w:rPr>
-                <w:rFonts w:ascii="Helvetica" w:eastAsia="Times New Roman" w:hAnsi="Helvetica" w:cs="Helvetica"/>
-                <w:color w:val="333333"/>
-                <w:sz w:val="21"/>
-                <w:szCs w:val="21"/>
-                <w:shd w:val="clear" w:color="auto" w:fill="FFFFFF"/>
-              </w:rPr>
-              <w:t xml:space="preserve">rd: destination register </w:t>
+            <w:proofErr w:type="spellStart"/>
+            <w:r>
+              <w:rPr>
+                <w:rFonts w:ascii="Helvetica" w:eastAsia="Times New Roman" w:hAnsi="Helvetica" w:cs="Helvetica"/>
+                <w:color w:val="333333"/>
+                <w:sz w:val="21"/>
+                <w:szCs w:val="21"/>
+                <w:shd w:val="clear" w:color="auto" w:fill="FFFFFF"/>
+              </w:rPr>
+              <w:t>rd</w:t>
+            </w:r>
+            <w:proofErr w:type="spellEnd"/>
+            <w:r>
+              <w:rPr>
+                <w:rFonts w:ascii="Helvetica" w:eastAsia="Times New Roman" w:hAnsi="Helvetica" w:cs="Helvetica"/>
+                <w:color w:val="333333"/>
+                <w:sz w:val="21"/>
+                <w:szCs w:val="21"/>
+                <w:shd w:val="clear" w:color="auto" w:fill="FFFFFF"/>
+              </w:rPr>
+              <w:t xml:space="preserve">: destination register </w:t>
             </w:r>
           </w:p>
           <w:p>
@@ -4379,15 +5216,27 @@
               </w:rPr>
               <w:t xml:space="preserve">         </w:t>
             </w:r>
-            <w:r>
-              <w:rPr>
-                <w:rFonts w:ascii="Helvetica" w:eastAsia="Times New Roman" w:hAnsi="Helvetica" w:cs="Helvetica"/>
-                <w:color w:val="333333"/>
-                <w:sz w:val="21"/>
-                <w:szCs w:val="21"/>
-                <w:shd w:val="clear" w:color="auto" w:fill="FFFFFF"/>
-              </w:rPr>
-              <w:t>imm:</w:t>
+            <w:proofErr w:type="spellStart"/>
+            <w:r>
+              <w:rPr>
+                <w:rFonts w:ascii="Helvetica" w:eastAsia="Times New Roman" w:hAnsi="Helvetica" w:cs="Helvetica"/>
+                <w:color w:val="333333"/>
+                <w:sz w:val="21"/>
+                <w:szCs w:val="21"/>
+                <w:shd w:val="clear" w:color="auto" w:fill="FFFFFF"/>
+              </w:rPr>
+              <w:t>imm</w:t>
+            </w:r>
+            <w:proofErr w:type="spellEnd"/>
+            <w:r>
+              <w:rPr>
+                <w:rFonts w:ascii="Helvetica" w:eastAsia="Times New Roman" w:hAnsi="Helvetica" w:cs="Helvetica"/>
+                <w:color w:val="333333"/>
+                <w:sz w:val="21"/>
+                <w:szCs w:val="21"/>
+                <w:shd w:val="clear" w:color="auto" w:fill="FFFFFF"/>
+              </w:rPr>
+              <w:t>:</w:t>
             </w:r>
             <w:r>
               <w:rPr>
@@ -4461,7 +5310,29 @@
                 <w:szCs w:val="21"/>
                 <w:shd w:val="clear" w:color="auto" w:fill="FFFFFF"/>
               </w:rPr>
-              <w:t xml:space="preserve">    “&lt;12-bit imm&gt; &lt;5-bit rs1&gt;</w:t>
+              <w:t xml:space="preserve">    “&lt;12-bit </w:t>
+            </w:r>
+            <w:proofErr w:type="spellStart"/>
+            <w:r>
+              <w:rPr>
+                <w:rFonts w:ascii="Helvetica" w:eastAsia="Times New Roman" w:hAnsi="Helvetica" w:cs="Helvetica"/>
+                <w:color w:val="333333"/>
+                <w:sz w:val="21"/>
+                <w:szCs w:val="21"/>
+                <w:shd w:val="clear" w:color="auto" w:fill="FFFFFF"/>
+              </w:rPr>
+              <w:t>imm</w:t>
+            </w:r>
+            <w:proofErr w:type="spellEnd"/>
+            <w:r>
+              <w:rPr>
+                <w:rFonts w:ascii="Helvetica" w:eastAsia="Times New Roman" w:hAnsi="Helvetica" w:cs="Helvetica"/>
+                <w:color w:val="333333"/>
+                <w:sz w:val="21"/>
+                <w:szCs w:val="21"/>
+                <w:shd w:val="clear" w:color="auto" w:fill="FFFFFF"/>
+              </w:rPr>
+              <w:t>&gt; &lt;5-bit rs1&gt;</w:t>
             </w:r>
             <w:r>
               <w:t xml:space="preserve"> </w:t>
@@ -4474,7 +5345,29 @@
                 <w:szCs w:val="21"/>
                 <w:shd w:val="clear" w:color="auto" w:fill="FFFFFF"/>
               </w:rPr>
-              <w:t>&lt;3-bit funct3&gt; &lt;5-bit rd&gt;</w:t>
+              <w:t xml:space="preserve">&lt;3-bit funct3&gt; &lt;5-bit </w:t>
+            </w:r>
+            <w:proofErr w:type="spellStart"/>
+            <w:r>
+              <w:rPr>
+                <w:rFonts w:ascii="Helvetica" w:eastAsia="Times New Roman" w:hAnsi="Helvetica" w:cs="Helvetica"/>
+                <w:color w:val="333333"/>
+                <w:sz w:val="21"/>
+                <w:szCs w:val="21"/>
+                <w:shd w:val="clear" w:color="auto" w:fill="FFFFFF"/>
+              </w:rPr>
+              <w:t>rd</w:t>
+            </w:r>
+            <w:proofErr w:type="spellEnd"/>
+            <w:r>
+              <w:rPr>
+                <w:rFonts w:ascii="Helvetica" w:eastAsia="Times New Roman" w:hAnsi="Helvetica" w:cs="Helvetica"/>
+                <w:color w:val="333333"/>
+                <w:sz w:val="21"/>
+                <w:szCs w:val="21"/>
+                <w:shd w:val="clear" w:color="auto" w:fill="FFFFFF"/>
+              </w:rPr>
+              <w:t>&gt;</w:t>
             </w:r>
             <w:r>
               <w:t xml:space="preserve"> </w:t>
@@ -4757,6 +5650,7 @@
               </w:rPr>
               <w:t xml:space="preserve"> </w:t>
             </w:r>
+            <w:proofErr w:type="spellStart"/>
             <w:r>
               <w:rPr>
                 <w:rFonts w:ascii="Helvetica" w:eastAsia="Times New Roman" w:hAnsi="Helvetica" w:cs="Helvetica"/>
@@ -4769,6 +5663,7 @@
               </w:rPr>
               <w:t>bne</w:t>
             </w:r>
+            <w:proofErr w:type="spellEnd"/>
             <w:r>
               <w:rPr>
                 <w:rFonts w:ascii="Helvetica" w:eastAsia="Times New Roman" w:hAnsi="Helvetica" w:cs="Helvetica"/>
@@ -4803,8 +5698,9 @@
                 <w:szCs w:val="21"/>
                 <w:shd w:val="clear" w:color="auto" w:fill="FFFFFF"/>
               </w:rPr>
-              <w:t>, i</w:t>
-            </w:r>
+              <w:t xml:space="preserve">, </w:t>
+            </w:r>
+            <w:proofErr w:type="spellStart"/>
             <w:r>
               <w:rPr>
                 <w:rFonts w:ascii="Helvetica" w:eastAsia="Times New Roman" w:hAnsi="Helvetica" w:cs="Helvetica"/>
@@ -4815,7 +5711,7 @@
                 <w:szCs w:val="21"/>
                 <w:shd w:val="clear" w:color="auto" w:fill="FFFFFF"/>
               </w:rPr>
-              <w:t>mm</w:t>
+              <w:t>i</w:t>
             </w:r>
             <w:r>
               <w:rPr>
@@ -4827,8 +5723,9 @@
                 <w:szCs w:val="21"/>
                 <w:shd w:val="clear" w:color="auto" w:fill="FFFFFF"/>
               </w:rPr>
-              <w:t xml:space="preserve">        #  </w:t>
-            </w:r>
+              <w:t>mm</w:t>
+            </w:r>
+            <w:proofErr w:type="spellEnd"/>
             <w:r>
               <w:rPr>
                 <w:rFonts w:ascii="Helvetica" w:eastAsia="Times New Roman" w:hAnsi="Helvetica" w:cs="Helvetica"/>
@@ -4839,8 +5736,60 @@
                 <w:szCs w:val="21"/>
                 <w:shd w:val="clear" w:color="auto" w:fill="FFFFFF"/>
               </w:rPr>
-              <w:t>PC = PC + 4 + imm</w:t>
-            </w:r>
+              <w:t xml:space="preserve">        </w:t>
+            </w:r>
+            <w:proofErr w:type="gramStart"/>
+            <w:r>
+              <w:rPr>
+                <w:rFonts w:ascii="Helvetica" w:eastAsia="Times New Roman" w:hAnsi="Helvetica" w:cs="Helvetica"/>
+                <w:i/>
+                <w:iCs/>
+                <w:color w:val="333333"/>
+                <w:sz w:val="21"/>
+                <w:szCs w:val="21"/>
+                <w:shd w:val="clear" w:color="auto" w:fill="FFFFFF"/>
+              </w:rPr>
+              <w:t xml:space="preserve">#  </w:t>
+            </w:r>
+            <w:r>
+              <w:rPr>
+                <w:rFonts w:ascii="Helvetica" w:eastAsia="Times New Roman" w:hAnsi="Helvetica" w:cs="Helvetica"/>
+                <w:i/>
+                <w:iCs/>
+                <w:color w:val="333333"/>
+                <w:sz w:val="21"/>
+                <w:szCs w:val="21"/>
+                <w:shd w:val="clear" w:color="auto" w:fill="FFFFFF"/>
+              </w:rPr>
+              <w:t>PC</w:t>
+            </w:r>
+            <w:proofErr w:type="gramEnd"/>
+            <w:r>
+              <w:rPr>
+                <w:rFonts w:ascii="Helvetica" w:eastAsia="Times New Roman" w:hAnsi="Helvetica" w:cs="Helvetica"/>
+                <w:i/>
+                <w:iCs/>
+                <w:color w:val="333333"/>
+                <w:sz w:val="21"/>
+                <w:szCs w:val="21"/>
+                <w:shd w:val="clear" w:color="auto" w:fill="FFFFFF"/>
+              </w:rPr>
+              <w:t xml:space="preserve"> = PC + 4 + </w:t>
+            </w:r>
+            <w:proofErr w:type="spellStart"/>
+            <w:r>
+              <w:rPr>
+                <w:rFonts w:ascii="Helvetica" w:eastAsia="Times New Roman" w:hAnsi="Helvetica" w:cs="Helvetica"/>
+                <w:i/>
+                <w:iCs/>
+                <w:color w:val="333333"/>
+                <w:sz w:val="21"/>
+                <w:szCs w:val="21"/>
+                <w:shd w:val="clear" w:color="auto" w:fill="FFFFFF"/>
+              </w:rPr>
+              <w:t>imm</w:t>
+            </w:r>
+            <w:proofErr w:type="spellEnd"/>
             <w:r>
               <w:rPr>
                 <w:rFonts w:ascii="Helvetica" w:eastAsia="Times New Roman" w:hAnsi="Helvetica" w:cs="Helvetica"/>
@@ -4874,15 +5823,27 @@
               </w:rPr>
               <w:t xml:space="preserve">         </w:t>
             </w:r>
-            <w:r>
-              <w:rPr>
-                <w:rFonts w:ascii="Helvetica" w:eastAsia="Times New Roman" w:hAnsi="Helvetica" w:cs="Helvetica"/>
-                <w:color w:val="333333"/>
-                <w:sz w:val="21"/>
-                <w:szCs w:val="21"/>
-                <w:shd w:val="clear" w:color="auto" w:fill="FFFFFF"/>
-              </w:rPr>
-              <w:t>imm:</w:t>
+            <w:proofErr w:type="spellStart"/>
+            <w:r>
+              <w:rPr>
+                <w:rFonts w:ascii="Helvetica" w:eastAsia="Times New Roman" w:hAnsi="Helvetica" w:cs="Helvetica"/>
+                <w:color w:val="333333"/>
+                <w:sz w:val="21"/>
+                <w:szCs w:val="21"/>
+                <w:shd w:val="clear" w:color="auto" w:fill="FFFFFF"/>
+              </w:rPr>
+              <w:t>imm</w:t>
+            </w:r>
+            <w:proofErr w:type="spellEnd"/>
+            <w:r>
+              <w:rPr>
+                <w:rFonts w:ascii="Helvetica" w:eastAsia="Times New Roman" w:hAnsi="Helvetica" w:cs="Helvetica"/>
+                <w:color w:val="333333"/>
+                <w:sz w:val="21"/>
+                <w:szCs w:val="21"/>
+                <w:shd w:val="clear" w:color="auto" w:fill="FFFFFF"/>
+              </w:rPr>
+              <w:t>:</w:t>
             </w:r>
             <w:r>
               <w:rPr>
@@ -4956,8 +5917,32 @@
                 <w:szCs w:val="21"/>
                 <w:shd w:val="clear" w:color="auto" w:fill="FFFFFF"/>
               </w:rPr>
-              <w:t>&lt;imm[1</w:t>
-            </w:r>
+              <w:t>&lt;</w:t>
+            </w:r>
+            <w:proofErr w:type="spellStart"/>
+            <w:proofErr w:type="gramStart"/>
+            <w:r>
+              <w:rPr>
+                <w:rFonts w:ascii="Helvetica" w:eastAsia="Times New Roman" w:hAnsi="Helvetica" w:cs="Helvetica"/>
+                <w:color w:val="333333"/>
+                <w:sz w:val="21"/>
+                <w:szCs w:val="21"/>
+                <w:shd w:val="clear" w:color="auto" w:fill="FFFFFF"/>
+              </w:rPr>
+              <w:t>imm</w:t>
+            </w:r>
+            <w:proofErr w:type="spellEnd"/>
+            <w:r>
+              <w:rPr>
+                <w:rFonts w:ascii="Helvetica" w:eastAsia="Times New Roman" w:hAnsi="Helvetica" w:cs="Helvetica"/>
+                <w:color w:val="333333"/>
+                <w:sz w:val="21"/>
+                <w:szCs w:val="21"/>
+                <w:shd w:val="clear" w:color="auto" w:fill="FFFFFF"/>
+              </w:rPr>
+              <w:t>[</w:t>
+            </w:r>
+            <w:proofErr w:type="gramEnd"/>
             <w:r>
               <w:rPr>
                 <w:rFonts w:ascii="Helvetica" w:eastAsia="Times New Roman" w:hAnsi="Helvetica" w:cs="Helvetica"/>
@@ -4976,6 +5961,16 @@
                 <w:szCs w:val="21"/>
                 <w:shd w:val="clear" w:color="auto" w:fill="FFFFFF"/>
               </w:rPr>
+              <w:t>1</w:t>
+            </w:r>
+            <w:r>
+              <w:rPr>
+                <w:rFonts w:ascii="Helvetica" w:eastAsia="Times New Roman" w:hAnsi="Helvetica" w:cs="Helvetica"/>
+                <w:color w:val="333333"/>
+                <w:sz w:val="21"/>
+                <w:szCs w:val="21"/>
+                <w:shd w:val="clear" w:color="auto" w:fill="FFFFFF"/>
+              </w:rPr>
               <w:t xml:space="preserve">]&gt; </w:t>
             </w:r>
             <w:r>
@@ -4986,8 +5981,32 @@
                 <w:szCs w:val="21"/>
                 <w:shd w:val="clear" w:color="auto" w:fill="FFFFFF"/>
               </w:rPr>
-              <w:t>&lt;imm[</w:t>
-            </w:r>
+              <w:t>&lt;</w:t>
+            </w:r>
+            <w:proofErr w:type="spellStart"/>
+            <w:proofErr w:type="gramStart"/>
+            <w:r>
+              <w:rPr>
+                <w:rFonts w:ascii="Helvetica" w:eastAsia="Times New Roman" w:hAnsi="Helvetica" w:cs="Helvetica"/>
+                <w:color w:val="333333"/>
+                <w:sz w:val="21"/>
+                <w:szCs w:val="21"/>
+                <w:shd w:val="clear" w:color="auto" w:fill="FFFFFF"/>
+              </w:rPr>
+              <w:t>imm</w:t>
+            </w:r>
+            <w:proofErr w:type="spellEnd"/>
+            <w:r>
+              <w:rPr>
+                <w:rFonts w:ascii="Helvetica" w:eastAsia="Times New Roman" w:hAnsi="Helvetica" w:cs="Helvetica"/>
+                <w:color w:val="333333"/>
+                <w:sz w:val="21"/>
+                <w:szCs w:val="21"/>
+                <w:shd w:val="clear" w:color="auto" w:fill="FFFFFF"/>
+              </w:rPr>
+              <w:t>[</w:t>
+            </w:r>
+            <w:proofErr w:type="gramEnd"/>
             <w:r>
               <w:rPr>
                 <w:rFonts w:ascii="Helvetica" w:eastAsia="Times New Roman" w:hAnsi="Helvetica" w:cs="Helvetica"/>
@@ -5052,8 +6071,32 @@
                 <w:szCs w:val="21"/>
                 <w:shd w:val="clear" w:color="auto" w:fill="FFFFFF"/>
               </w:rPr>
-              <w:t>&lt;3-bit funct3&gt; &lt;imm[</w:t>
-            </w:r>
+              <w:t>&lt;3-bit funct3&gt; &lt;</w:t>
+            </w:r>
+            <w:proofErr w:type="spellStart"/>
+            <w:proofErr w:type="gramStart"/>
+            <w:r>
+              <w:rPr>
+                <w:rFonts w:ascii="Helvetica" w:eastAsia="Times New Roman" w:hAnsi="Helvetica" w:cs="Helvetica"/>
+                <w:color w:val="333333"/>
+                <w:sz w:val="21"/>
+                <w:szCs w:val="21"/>
+                <w:shd w:val="clear" w:color="auto" w:fill="FFFFFF"/>
+              </w:rPr>
+              <w:t>imm</w:t>
+            </w:r>
+            <w:proofErr w:type="spellEnd"/>
+            <w:r>
+              <w:rPr>
+                <w:rFonts w:ascii="Helvetica" w:eastAsia="Times New Roman" w:hAnsi="Helvetica" w:cs="Helvetica"/>
+                <w:color w:val="333333"/>
+                <w:sz w:val="21"/>
+                <w:szCs w:val="21"/>
+                <w:shd w:val="clear" w:color="auto" w:fill="FFFFFF"/>
+              </w:rPr>
+              <w:t>[</w:t>
+            </w:r>
+            <w:proofErr w:type="gramEnd"/>
             <w:r>
               <w:rPr>
                 <w:rFonts w:ascii="Helvetica" w:eastAsia="Times New Roman" w:hAnsi="Helvetica" w:cs="Helvetica"/>
@@ -5113,7 +6156,41 @@
                 <w:szCs w:val="21"/>
                 <w:shd w:val="clear" w:color="auto" w:fill="FFFFFF"/>
               </w:rPr>
-              <w:t>&lt;imm[1</w:t>
+              <w:t>&lt;</w:t>
+            </w:r>
+            <w:proofErr w:type="spellStart"/>
+            <w:proofErr w:type="gramStart"/>
+            <w:r>
+              <w:rPr>
+                <w:rFonts w:ascii="Helvetica" w:eastAsia="Times New Roman" w:hAnsi="Helvetica" w:cs="Helvetica"/>
+                <w:color w:val="333333"/>
+                <w:sz w:val="21"/>
+                <w:szCs w:val="21"/>
+                <w:shd w:val="clear" w:color="auto" w:fill="FFFFFF"/>
+              </w:rPr>
+              <w:t>imm</w:t>
+            </w:r>
+            <w:proofErr w:type="spellEnd"/>
+            <w:r>
+              <w:rPr>
+                <w:rFonts w:ascii="Helvetica" w:eastAsia="Times New Roman" w:hAnsi="Helvetica" w:cs="Helvetica"/>
+                <w:color w:val="333333"/>
+                <w:sz w:val="21"/>
+                <w:szCs w:val="21"/>
+                <w:shd w:val="clear" w:color="auto" w:fill="FFFFFF"/>
+              </w:rPr>
+              <w:t>[</w:t>
+            </w:r>
+            <w:proofErr w:type="gramEnd"/>
+            <w:r>
+              <w:rPr>
+                <w:rFonts w:ascii="Helvetica" w:eastAsia="Times New Roman" w:hAnsi="Helvetica" w:cs="Helvetica"/>
+                <w:color w:val="333333"/>
+                <w:sz w:val="21"/>
+                <w:szCs w:val="21"/>
+                <w:shd w:val="clear" w:color="auto" w:fill="FFFFFF"/>
+              </w:rPr>
+              <w:t>1</w:t>
             </w:r>
             <w:r>
               <w:rPr>
@@ -5248,6 +6325,7 @@
                 <w:shd w:val="clear" w:color="auto" w:fill="FFFFFF"/>
               </w:rPr>
             </w:pPr>
+            <w:proofErr w:type="gramStart"/>
             <w:r>
               <w:rPr>
                 <w:rFonts w:ascii="Helvetica" w:hAnsi="Helvetica" w:cs="Helvetica"/>
@@ -5256,8 +6334,53 @@
                 <w:szCs w:val="21"/>
                 <w:shd w:val="clear" w:color="auto" w:fill="FFFFFF"/>
               </w:rPr>
-              <w:t>So the final PC = PC + 4 + (sign extend)(imm[</w:t>
-            </w:r>
+              <w:t>So</w:t>
+            </w:r>
+            <w:proofErr w:type="gramEnd"/>
+            <w:r>
+              <w:rPr>
+                <w:rFonts w:ascii="Helvetica" w:hAnsi="Helvetica" w:cs="Helvetica"/>
+                <w:color w:val="333333"/>
+                <w:sz w:val="21"/>
+                <w:szCs w:val="21"/>
+                <w:shd w:val="clear" w:color="auto" w:fill="FFFFFF"/>
+              </w:rPr>
+              <w:t xml:space="preserve"> the final PC = PC + 4 + (sign </w:t>
+            </w:r>
+            <w:proofErr w:type="gramStart"/>
+            <w:r>
+              <w:rPr>
+                <w:rFonts w:ascii="Helvetica" w:hAnsi="Helvetica" w:cs="Helvetica"/>
+                <w:color w:val="333333"/>
+                <w:sz w:val="21"/>
+                <w:szCs w:val="21"/>
+                <w:shd w:val="clear" w:color="auto" w:fill="FFFFFF"/>
+              </w:rPr>
+              <w:t>extend)(</w:t>
+            </w:r>
+            <w:proofErr w:type="spellStart"/>
+            <w:r>
+              <w:rPr>
+                <w:rFonts w:ascii="Helvetica" w:hAnsi="Helvetica" w:cs="Helvetica"/>
+                <w:color w:val="333333"/>
+                <w:sz w:val="21"/>
+                <w:szCs w:val="21"/>
+                <w:shd w:val="clear" w:color="auto" w:fill="FFFFFF"/>
+              </w:rPr>
+              <w:t>imm</w:t>
+            </w:r>
+            <w:proofErr w:type="spellEnd"/>
+            <w:r>
+              <w:rPr>
+                <w:rFonts w:ascii="Helvetica" w:hAnsi="Helvetica" w:cs="Helvetica"/>
+                <w:color w:val="333333"/>
+                <w:sz w:val="21"/>
+                <w:szCs w:val="21"/>
+                <w:shd w:val="clear" w:color="auto" w:fill="FFFFFF"/>
+              </w:rPr>
+              <w:t>[</w:t>
+            </w:r>
+            <w:proofErr w:type="gramEnd"/>
             <w:r>
               <w:rPr>
                 <w:rFonts w:ascii="Helvetica" w:hAnsi="Helvetica" w:cs="Helvetica"/>
@@ -5307,8 +6430,32 @@
                 <w:szCs w:val="21"/>
                 <w:shd w:val="clear" w:color="auto" w:fill="FFFFFF"/>
               </w:rPr>
-              <w:t>Note: for our implementation, imm[</w:t>
-            </w:r>
+              <w:t xml:space="preserve">Note: for our implementation, </w:t>
+            </w:r>
+            <w:proofErr w:type="spellStart"/>
+            <w:proofErr w:type="gramStart"/>
+            <w:r>
+              <w:rPr>
+                <w:rFonts w:ascii="Helvetica" w:hAnsi="Helvetica" w:cs="Helvetica"/>
+                <w:color w:val="333333"/>
+                <w:sz w:val="21"/>
+                <w:szCs w:val="21"/>
+                <w:shd w:val="clear" w:color="auto" w:fill="FFFFFF"/>
+              </w:rPr>
+              <w:t>imm</w:t>
+            </w:r>
+            <w:proofErr w:type="spellEnd"/>
+            <w:r>
+              <w:rPr>
+                <w:rFonts w:ascii="Helvetica" w:hAnsi="Helvetica" w:cs="Helvetica"/>
+                <w:color w:val="333333"/>
+                <w:sz w:val="21"/>
+                <w:szCs w:val="21"/>
+                <w:shd w:val="clear" w:color="auto" w:fill="FFFFFF"/>
+              </w:rPr>
+              <w:t>[</w:t>
+            </w:r>
+            <w:proofErr w:type="gramEnd"/>
             <w:r>
               <w:rPr>
                 <w:rFonts w:ascii="Helvetica" w:hAnsi="Helvetica" w:cs="Helvetica"/>
@@ -5448,7 +6595,29 @@
           <w:szCs w:val="21"/>
           <w:shd w:val="clear" w:color="auto" w:fill="FFFFFF"/>
         </w:rPr>
-        <w:t xml:space="preserve"> [replacing Psuedo-instructions]</w:t>
+        <w:t xml:space="preserve"> [replacing </w:t>
+      </w:r>
+      <w:proofErr w:type="spellStart"/>
+      <w:r>
+        <w:rPr>
+          <w:rFonts w:ascii="Helvetica" w:eastAsia="Times New Roman" w:hAnsi="Helvetica" w:cs="Helvetica"/>
+          <w:color w:val="333333"/>
+          <w:sz w:val="21"/>
+          <w:szCs w:val="21"/>
+          <w:shd w:val="clear" w:color="auto" w:fill="FFFFFF"/>
+        </w:rPr>
+        <w:t>Psuedo</w:t>
+      </w:r>
+      <w:proofErr w:type="spellEnd"/>
+      <w:r>
+        <w:rPr>
+          <w:rFonts w:ascii="Helvetica" w:eastAsia="Times New Roman" w:hAnsi="Helvetica" w:cs="Helvetica"/>
+          <w:color w:val="333333"/>
+          <w:sz w:val="21"/>
+          <w:szCs w:val="21"/>
+          <w:shd w:val="clear" w:color="auto" w:fill="FFFFFF"/>
+        </w:rPr>
+        <w:t>-instructions]</w:t>
       </w:r>
       <w:r>
         <w:rPr>
@@ -5570,8 +6739,20 @@
                 <w:szCs w:val="21"/>
                 <w:shd w:val="clear" w:color="auto" w:fill="FFFFFF"/>
               </w:rPr>
-              <w:t xml:space="preserve"> where</w:t>
-            </w:r>
+              <w:t xml:space="preserve"> </w:t>
+            </w:r>
+            <w:proofErr w:type="gramStart"/>
+            <w:r>
+              <w:rPr>
+                <w:rFonts w:ascii="Helvetica" w:eastAsia="Times New Roman" w:hAnsi="Helvetica" w:cs="Helvetica"/>
+                <w:color w:val="333333"/>
+                <w:sz w:val="21"/>
+                <w:szCs w:val="21"/>
+                <w:shd w:val="clear" w:color="auto" w:fill="FFFFFF"/>
+              </w:rPr>
+              <w:t>where</w:t>
+            </w:r>
+            <w:proofErr w:type="gramEnd"/>
           </w:p>
           <w:p>
             <w:pPr>
@@ -5663,6 +6844,7 @@
               </w:rPr>
               <w:t xml:space="preserve">     </w:t>
             </w:r>
+            <w:proofErr w:type="spellStart"/>
             <w:r>
               <w:rPr>
                 <w:rFonts w:ascii="Helvetica" w:eastAsia="Times New Roman" w:hAnsi="Helvetica" w:cs="Helvetica"/>
@@ -5673,8 +6855,9 @@
                 <w:szCs w:val="21"/>
                 <w:shd w:val="clear" w:color="auto" w:fill="FFFFFF"/>
               </w:rPr>
-              <w:t>jal rd, imm</w:t>
-            </w:r>
+              <w:t>jal</w:t>
+            </w:r>
+            <w:proofErr w:type="spellEnd"/>
             <w:r>
               <w:rPr>
                 <w:rFonts w:ascii="Helvetica" w:eastAsia="Times New Roman" w:hAnsi="Helvetica" w:cs="Helvetica"/>
@@ -5685,8 +6868,9 @@
                 <w:szCs w:val="21"/>
                 <w:shd w:val="clear" w:color="auto" w:fill="FFFFFF"/>
               </w:rPr>
-              <w:t xml:space="preserve">  # jump to PC = PC + 4 +</w:t>
-            </w:r>
+              <w:t xml:space="preserve"> </w:t>
+            </w:r>
+            <w:proofErr w:type="spellStart"/>
             <w:r>
               <w:rPr>
                 <w:rFonts w:ascii="Helvetica" w:eastAsia="Times New Roman" w:hAnsi="Helvetica" w:cs="Helvetica"/>
@@ -5697,8 +6881,9 @@
                 <w:szCs w:val="21"/>
                 <w:shd w:val="clear" w:color="auto" w:fill="FFFFFF"/>
               </w:rPr>
-              <w:t xml:space="preserve"> (sign extend)</w:t>
-            </w:r>
+              <w:t>rd</w:t>
+            </w:r>
+            <w:proofErr w:type="spellEnd"/>
             <w:r>
               <w:rPr>
                 <w:rFonts w:ascii="Helvetica" w:eastAsia="Times New Roman" w:hAnsi="Helvetica" w:cs="Helvetica"/>
@@ -5709,8 +6894,86 @@
                 <w:szCs w:val="21"/>
                 <w:shd w:val="clear" w:color="auto" w:fill="FFFFFF"/>
               </w:rPr>
-              <w:t xml:space="preserve"> imm</w:t>
-            </w:r>
+              <w:t xml:space="preserve">, </w:t>
+            </w:r>
+            <w:proofErr w:type="spellStart"/>
+            <w:proofErr w:type="gramStart"/>
+            <w:r>
+              <w:rPr>
+                <w:rFonts w:ascii="Helvetica" w:eastAsia="Times New Roman" w:hAnsi="Helvetica" w:cs="Helvetica"/>
+                <w:i/>
+                <w:iCs/>
+                <w:color w:val="333333"/>
+                <w:sz w:val="21"/>
+                <w:szCs w:val="21"/>
+                <w:shd w:val="clear" w:color="auto" w:fill="FFFFFF"/>
+              </w:rPr>
+              <w:t>imm</w:t>
+            </w:r>
+            <w:proofErr w:type="spellEnd"/>
+            <w:r>
+              <w:rPr>
+                <w:rFonts w:ascii="Helvetica" w:eastAsia="Times New Roman" w:hAnsi="Helvetica" w:cs="Helvetica"/>
+                <w:i/>
+                <w:iCs/>
+                <w:color w:val="333333"/>
+                <w:sz w:val="21"/>
+                <w:szCs w:val="21"/>
+                <w:shd w:val="clear" w:color="auto" w:fill="FFFFFF"/>
+              </w:rPr>
+              <w:t xml:space="preserve">  #</w:t>
+            </w:r>
+            <w:proofErr w:type="gramEnd"/>
+            <w:r>
+              <w:rPr>
+                <w:rFonts w:ascii="Helvetica" w:eastAsia="Times New Roman" w:hAnsi="Helvetica" w:cs="Helvetica"/>
+                <w:i/>
+                <w:iCs/>
+                <w:color w:val="333333"/>
+                <w:sz w:val="21"/>
+                <w:szCs w:val="21"/>
+                <w:shd w:val="clear" w:color="auto" w:fill="FFFFFF"/>
+              </w:rPr>
+              <w:t xml:space="preserve"> jump to PC = PC + 4 +</w:t>
+            </w:r>
+            <w:r>
+              <w:rPr>
+                <w:rFonts w:ascii="Helvetica" w:eastAsia="Times New Roman" w:hAnsi="Helvetica" w:cs="Helvetica"/>
+                <w:i/>
+                <w:iCs/>
+                <w:color w:val="333333"/>
+                <w:sz w:val="21"/>
+                <w:szCs w:val="21"/>
+                <w:shd w:val="clear" w:color="auto" w:fill="FFFFFF"/>
+              </w:rPr>
+              <w:t xml:space="preserve"> (sign extend)</w:t>
+            </w:r>
+            <w:r>
+              <w:rPr>
+                <w:rFonts w:ascii="Helvetica" w:eastAsia="Times New Roman" w:hAnsi="Helvetica" w:cs="Helvetica"/>
+                <w:i/>
+                <w:iCs/>
+                <w:color w:val="333333"/>
+                <w:sz w:val="21"/>
+                <w:szCs w:val="21"/>
+                <w:shd w:val="clear" w:color="auto" w:fill="FFFFFF"/>
+              </w:rPr>
+              <w:t xml:space="preserve"> </w:t>
+            </w:r>
+            <w:proofErr w:type="spellStart"/>
+            <w:r>
+              <w:rPr>
+                <w:rFonts w:ascii="Helvetica" w:eastAsia="Times New Roman" w:hAnsi="Helvetica" w:cs="Helvetica"/>
+                <w:i/>
+                <w:iCs/>
+                <w:color w:val="333333"/>
+                <w:sz w:val="21"/>
+                <w:szCs w:val="21"/>
+                <w:shd w:val="clear" w:color="auto" w:fill="FFFFFF"/>
+              </w:rPr>
+              <w:t>imm</w:t>
+            </w:r>
+            <w:proofErr w:type="spellEnd"/>
           </w:p>
           <w:p>
             <w:pPr>
@@ -5851,6 +7114,7 @@
               </w:rPr>
               <w:t xml:space="preserve"> </w:t>
             </w:r>
+            <w:proofErr w:type="spellStart"/>
             <w:r>
               <w:rPr>
                 <w:rFonts w:ascii="Helvetica" w:eastAsia="Times New Roman" w:hAnsi="Helvetica" w:cs="Helvetica"/>
@@ -5863,6 +7127,7 @@
               </w:rPr>
               <w:t>imm</w:t>
             </w:r>
+            <w:proofErr w:type="spellEnd"/>
             <w:r>
               <w:rPr>
                 <w:rFonts w:ascii="Helvetica" w:eastAsia="Times New Roman" w:hAnsi="Helvetica" w:cs="Helvetica"/>
@@ -5873,8 +7138,9 @@
                 <w:szCs w:val="21"/>
                 <w:shd w:val="clear" w:color="auto" w:fill="FFFFFF"/>
               </w:rPr>
-              <w:t xml:space="preserve">        #  </w:t>
-            </w:r>
+              <w:t xml:space="preserve">        </w:t>
+            </w:r>
+            <w:proofErr w:type="gramStart"/>
             <w:r>
               <w:rPr>
                 <w:rFonts w:ascii="Helvetica" w:eastAsia="Times New Roman" w:hAnsi="Helvetica" w:cs="Helvetica"/>
@@ -5885,7 +7151,7 @@
                 <w:szCs w:val="21"/>
                 <w:shd w:val="clear" w:color="auto" w:fill="FFFFFF"/>
               </w:rPr>
-              <w:t xml:space="preserve">PC = PC + 4 + </w:t>
+              <w:t xml:space="preserve">#  </w:t>
             </w:r>
             <w:r>
               <w:rPr>
@@ -5897,8 +7163,35 @@
                 <w:szCs w:val="21"/>
                 <w:shd w:val="clear" w:color="auto" w:fill="FFFFFF"/>
               </w:rPr>
+              <w:t>PC</w:t>
+            </w:r>
+            <w:proofErr w:type="gramEnd"/>
+            <w:r>
+              <w:rPr>
+                <w:rFonts w:ascii="Helvetica" w:eastAsia="Times New Roman" w:hAnsi="Helvetica" w:cs="Helvetica"/>
+                <w:i/>
+                <w:iCs/>
+                <w:color w:val="333333"/>
+                <w:sz w:val="21"/>
+                <w:szCs w:val="21"/>
+                <w:shd w:val="clear" w:color="auto" w:fill="FFFFFF"/>
+              </w:rPr>
+              <w:t xml:space="preserve"> = PC + 4 + </w:t>
+            </w:r>
+            <w:proofErr w:type="spellStart"/>
+            <w:r>
+              <w:rPr>
+                <w:rFonts w:ascii="Helvetica" w:eastAsia="Times New Roman" w:hAnsi="Helvetica" w:cs="Helvetica"/>
+                <w:i/>
+                <w:iCs/>
+                <w:color w:val="333333"/>
+                <w:sz w:val="21"/>
+                <w:szCs w:val="21"/>
+                <w:shd w:val="clear" w:color="auto" w:fill="FFFFFF"/>
+              </w:rPr>
               <w:t>imm</w:t>
             </w:r>
+            <w:proofErr w:type="spellEnd"/>
           </w:p>
           <w:p>
             <w:pPr>
@@ -5920,15 +7213,27 @@
               </w:rPr>
               <w:t xml:space="preserve">         </w:t>
             </w:r>
-            <w:r>
-              <w:rPr>
-                <w:rFonts w:ascii="Helvetica" w:eastAsia="Times New Roman" w:hAnsi="Helvetica" w:cs="Helvetica"/>
-                <w:color w:val="333333"/>
-                <w:sz w:val="21"/>
-                <w:szCs w:val="21"/>
-                <w:shd w:val="clear" w:color="auto" w:fill="FFFFFF"/>
-              </w:rPr>
-              <w:t>imm:</w:t>
+            <w:proofErr w:type="spellStart"/>
+            <w:r>
+              <w:rPr>
+                <w:rFonts w:ascii="Helvetica" w:eastAsia="Times New Roman" w:hAnsi="Helvetica" w:cs="Helvetica"/>
+                <w:color w:val="333333"/>
+                <w:sz w:val="21"/>
+                <w:szCs w:val="21"/>
+                <w:shd w:val="clear" w:color="auto" w:fill="FFFFFF"/>
+              </w:rPr>
+              <w:t>imm</w:t>
+            </w:r>
+            <w:proofErr w:type="spellEnd"/>
+            <w:r>
+              <w:rPr>
+                <w:rFonts w:ascii="Helvetica" w:eastAsia="Times New Roman" w:hAnsi="Helvetica" w:cs="Helvetica"/>
+                <w:color w:val="333333"/>
+                <w:sz w:val="21"/>
+                <w:szCs w:val="21"/>
+                <w:shd w:val="clear" w:color="auto" w:fill="FFFFFF"/>
+              </w:rPr>
+              <w:t>:</w:t>
             </w:r>
             <w:r>
               <w:rPr>
@@ -6002,17 +7307,41 @@
                 <w:szCs w:val="21"/>
                 <w:shd w:val="clear" w:color="auto" w:fill="FFFFFF"/>
               </w:rPr>
-              <w:t xml:space="preserve">    “&lt;imm</w:t>
-            </w:r>
-            <w:r>
-              <w:rPr>
-                <w:rFonts w:ascii="Helvetica" w:eastAsia="Times New Roman" w:hAnsi="Helvetica" w:cs="Helvetica"/>
-                <w:color w:val="333333"/>
-                <w:sz w:val="21"/>
-                <w:szCs w:val="21"/>
-                <w:shd w:val="clear" w:color="auto" w:fill="FFFFFF"/>
-              </w:rPr>
-              <w:t>[20]</w:t>
+              <w:t xml:space="preserve">    “&lt;</w:t>
+            </w:r>
+            <w:proofErr w:type="spellStart"/>
+            <w:proofErr w:type="gramStart"/>
+            <w:r>
+              <w:rPr>
+                <w:rFonts w:ascii="Helvetica" w:eastAsia="Times New Roman" w:hAnsi="Helvetica" w:cs="Helvetica"/>
+                <w:color w:val="333333"/>
+                <w:sz w:val="21"/>
+                <w:szCs w:val="21"/>
+                <w:shd w:val="clear" w:color="auto" w:fill="FFFFFF"/>
+              </w:rPr>
+              <w:t>imm</w:t>
+            </w:r>
+            <w:proofErr w:type="spellEnd"/>
+            <w:r>
+              <w:rPr>
+                <w:rFonts w:ascii="Helvetica" w:eastAsia="Times New Roman" w:hAnsi="Helvetica" w:cs="Helvetica"/>
+                <w:color w:val="333333"/>
+                <w:sz w:val="21"/>
+                <w:szCs w:val="21"/>
+                <w:shd w:val="clear" w:color="auto" w:fill="FFFFFF"/>
+              </w:rPr>
+              <w:t>[</w:t>
+            </w:r>
+            <w:proofErr w:type="gramEnd"/>
+            <w:r>
+              <w:rPr>
+                <w:rFonts w:ascii="Helvetica" w:eastAsia="Times New Roman" w:hAnsi="Helvetica" w:cs="Helvetica"/>
+                <w:color w:val="333333"/>
+                <w:sz w:val="21"/>
+                <w:szCs w:val="21"/>
+                <w:shd w:val="clear" w:color="auto" w:fill="FFFFFF"/>
+              </w:rPr>
+              <w:t>20]</w:t>
             </w:r>
             <w:r>
               <w:rPr>
@@ -6032,7 +7361,41 @@
                 <w:szCs w:val="21"/>
                 <w:shd w:val="clear" w:color="auto" w:fill="FFFFFF"/>
               </w:rPr>
-              <w:t>&lt;imm[10</w:t>
+              <w:t>&lt;</w:t>
+            </w:r>
+            <w:proofErr w:type="spellStart"/>
+            <w:proofErr w:type="gramStart"/>
+            <w:r>
+              <w:rPr>
+                <w:rFonts w:ascii="Helvetica" w:eastAsia="Times New Roman" w:hAnsi="Helvetica" w:cs="Helvetica"/>
+                <w:color w:val="333333"/>
+                <w:sz w:val="21"/>
+                <w:szCs w:val="21"/>
+                <w:shd w:val="clear" w:color="auto" w:fill="FFFFFF"/>
+              </w:rPr>
+              <w:t>imm</w:t>
+            </w:r>
+            <w:proofErr w:type="spellEnd"/>
+            <w:r>
+              <w:rPr>
+                <w:rFonts w:ascii="Helvetica" w:eastAsia="Times New Roman" w:hAnsi="Helvetica" w:cs="Helvetica"/>
+                <w:color w:val="333333"/>
+                <w:sz w:val="21"/>
+                <w:szCs w:val="21"/>
+                <w:shd w:val="clear" w:color="auto" w:fill="FFFFFF"/>
+              </w:rPr>
+              <w:t>[</w:t>
+            </w:r>
+            <w:proofErr w:type="gramEnd"/>
+            <w:r>
+              <w:rPr>
+                <w:rFonts w:ascii="Helvetica" w:eastAsia="Times New Roman" w:hAnsi="Helvetica" w:cs="Helvetica"/>
+                <w:color w:val="333333"/>
+                <w:sz w:val="21"/>
+                <w:szCs w:val="21"/>
+                <w:shd w:val="clear" w:color="auto" w:fill="FFFFFF"/>
+              </w:rPr>
+              <w:t>10</w:t>
             </w:r>
             <w:r>
               <w:rPr>
@@ -6062,27 +7425,117 @@
                 <w:szCs w:val="21"/>
                 <w:shd w:val="clear" w:color="auto" w:fill="FFFFFF"/>
               </w:rPr>
-              <w:t>&lt;imm[11]&gt;</w:t>
-            </w:r>
-            <w:r>
-              <w:rPr>
-                <w:rFonts w:ascii="Helvetica" w:eastAsia="Times New Roman" w:hAnsi="Helvetica" w:cs="Helvetica"/>
-                <w:color w:val="333333"/>
-                <w:sz w:val="21"/>
-                <w:szCs w:val="21"/>
-                <w:shd w:val="clear" w:color="auto" w:fill="FFFFFF"/>
-              </w:rPr>
-              <w:t xml:space="preserve"> &lt;imm[19:12]&gt;</w:t>
-            </w:r>
-            <w:r>
-              <w:rPr>
-                <w:rFonts w:ascii="Helvetica" w:eastAsia="Times New Roman" w:hAnsi="Helvetica" w:cs="Helvetica"/>
-                <w:color w:val="333333"/>
-                <w:sz w:val="21"/>
-                <w:szCs w:val="21"/>
-                <w:shd w:val="clear" w:color="auto" w:fill="FFFFFF"/>
-              </w:rPr>
-              <w:t>&lt;5-bit rd&gt;</w:t>
+              <w:t>&lt;</w:t>
+            </w:r>
+            <w:proofErr w:type="spellStart"/>
+            <w:proofErr w:type="gramStart"/>
+            <w:r>
+              <w:rPr>
+                <w:rFonts w:ascii="Helvetica" w:eastAsia="Times New Roman" w:hAnsi="Helvetica" w:cs="Helvetica"/>
+                <w:color w:val="333333"/>
+                <w:sz w:val="21"/>
+                <w:szCs w:val="21"/>
+                <w:shd w:val="clear" w:color="auto" w:fill="FFFFFF"/>
+              </w:rPr>
+              <w:t>imm</w:t>
+            </w:r>
+            <w:proofErr w:type="spellEnd"/>
+            <w:r>
+              <w:rPr>
+                <w:rFonts w:ascii="Helvetica" w:eastAsia="Times New Roman" w:hAnsi="Helvetica" w:cs="Helvetica"/>
+                <w:color w:val="333333"/>
+                <w:sz w:val="21"/>
+                <w:szCs w:val="21"/>
+                <w:shd w:val="clear" w:color="auto" w:fill="FFFFFF"/>
+              </w:rPr>
+              <w:t>[</w:t>
+            </w:r>
+            <w:proofErr w:type="gramEnd"/>
+            <w:r>
+              <w:rPr>
+                <w:rFonts w:ascii="Helvetica" w:eastAsia="Times New Roman" w:hAnsi="Helvetica" w:cs="Helvetica"/>
+                <w:color w:val="333333"/>
+                <w:sz w:val="21"/>
+                <w:szCs w:val="21"/>
+                <w:shd w:val="clear" w:color="auto" w:fill="FFFFFF"/>
+              </w:rPr>
+              <w:t>11]&gt;</w:t>
+            </w:r>
+            <w:r>
+              <w:rPr>
+                <w:rFonts w:ascii="Helvetica" w:eastAsia="Times New Roman" w:hAnsi="Helvetica" w:cs="Helvetica"/>
+                <w:color w:val="333333"/>
+                <w:sz w:val="21"/>
+                <w:szCs w:val="21"/>
+                <w:shd w:val="clear" w:color="auto" w:fill="FFFFFF"/>
+              </w:rPr>
+              <w:t xml:space="preserve"> &lt;</w:t>
+            </w:r>
+            <w:proofErr w:type="spellStart"/>
+            <w:proofErr w:type="gramStart"/>
+            <w:r>
+              <w:rPr>
+                <w:rFonts w:ascii="Helvetica" w:eastAsia="Times New Roman" w:hAnsi="Helvetica" w:cs="Helvetica"/>
+                <w:color w:val="333333"/>
+                <w:sz w:val="21"/>
+                <w:szCs w:val="21"/>
+                <w:shd w:val="clear" w:color="auto" w:fill="FFFFFF"/>
+              </w:rPr>
+              <w:t>imm</w:t>
+            </w:r>
+            <w:proofErr w:type="spellEnd"/>
+            <w:r>
+              <w:rPr>
+                <w:rFonts w:ascii="Helvetica" w:eastAsia="Times New Roman" w:hAnsi="Helvetica" w:cs="Helvetica"/>
+                <w:color w:val="333333"/>
+                <w:sz w:val="21"/>
+                <w:szCs w:val="21"/>
+                <w:shd w:val="clear" w:color="auto" w:fill="FFFFFF"/>
+              </w:rPr>
+              <w:t>[</w:t>
+            </w:r>
+            <w:proofErr w:type="gramEnd"/>
+            <w:r>
+              <w:rPr>
+                <w:rFonts w:ascii="Helvetica" w:eastAsia="Times New Roman" w:hAnsi="Helvetica" w:cs="Helvetica"/>
+                <w:color w:val="333333"/>
+                <w:sz w:val="21"/>
+                <w:szCs w:val="21"/>
+                <w:shd w:val="clear" w:color="auto" w:fill="FFFFFF"/>
+              </w:rPr>
+              <w:t>19:12]&gt;</w:t>
+            </w:r>
+            <w:r>
+              <w:rPr>
+                <w:rFonts w:ascii="Helvetica" w:eastAsia="Times New Roman" w:hAnsi="Helvetica" w:cs="Helvetica"/>
+                <w:color w:val="333333"/>
+                <w:sz w:val="21"/>
+                <w:szCs w:val="21"/>
+                <w:shd w:val="clear" w:color="auto" w:fill="FFFFFF"/>
+              </w:rPr>
+              <w:t xml:space="preserve">&lt;5-bit </w:t>
+            </w:r>
+            <w:proofErr w:type="spellStart"/>
+            <w:r>
+              <w:rPr>
+                <w:rFonts w:ascii="Helvetica" w:eastAsia="Times New Roman" w:hAnsi="Helvetica" w:cs="Helvetica"/>
+                <w:color w:val="333333"/>
+                <w:sz w:val="21"/>
+                <w:szCs w:val="21"/>
+                <w:shd w:val="clear" w:color="auto" w:fill="FFFFFF"/>
+              </w:rPr>
+              <w:t>rd</w:t>
+            </w:r>
+            <w:proofErr w:type="spellEnd"/>
+            <w:r>
+              <w:rPr>
+                <w:rFonts w:ascii="Helvetica" w:eastAsia="Times New Roman" w:hAnsi="Helvetica" w:cs="Helvetica"/>
+                <w:color w:val="333333"/>
+                <w:sz w:val="21"/>
+                <w:szCs w:val="21"/>
+                <w:shd w:val="clear" w:color="auto" w:fill="FFFFFF"/>
+              </w:rPr>
+              <w:t>&gt;</w:t>
             </w:r>
             <w:r>
               <w:t xml:space="preserve"> </w:t>
@@ -6118,15 +7571,27 @@
               </w:rPr>
               <w:t xml:space="preserve">    </w:t>
             </w:r>
-            <w:r>
-              <w:rPr>
-                <w:rFonts w:ascii="Helvetica" w:eastAsia="Times New Roman" w:hAnsi="Helvetica" w:cs="Helvetica"/>
-                <w:color w:val="333333"/>
-                <w:sz w:val="21"/>
-                <w:szCs w:val="21"/>
-                <w:shd w:val="clear" w:color="auto" w:fill="FFFFFF"/>
-              </w:rPr>
-              <w:t>rd = not used</w:t>
+            <w:proofErr w:type="spellStart"/>
+            <w:r>
+              <w:rPr>
+                <w:rFonts w:ascii="Helvetica" w:eastAsia="Times New Roman" w:hAnsi="Helvetica" w:cs="Helvetica"/>
+                <w:color w:val="333333"/>
+                <w:sz w:val="21"/>
+                <w:szCs w:val="21"/>
+                <w:shd w:val="clear" w:color="auto" w:fill="FFFFFF"/>
+              </w:rPr>
+              <w:t>rd</w:t>
+            </w:r>
+            <w:proofErr w:type="spellEnd"/>
+            <w:r>
+              <w:rPr>
+                <w:rFonts w:ascii="Helvetica" w:eastAsia="Times New Roman" w:hAnsi="Helvetica" w:cs="Helvetica"/>
+                <w:color w:val="333333"/>
+                <w:sz w:val="21"/>
+                <w:szCs w:val="21"/>
+                <w:shd w:val="clear" w:color="auto" w:fill="FFFFFF"/>
+              </w:rPr>
+              <w:t xml:space="preserve"> = not used</w:t>
             </w:r>
             <w:r>
               <w:rPr>
@@ -6210,6 +7675,7 @@
                 <w:shd w:val="clear" w:color="auto" w:fill="FFFFFF"/>
               </w:rPr>
             </w:pPr>
+            <w:proofErr w:type="gramStart"/>
             <w:r>
               <w:rPr>
                 <w:rFonts w:ascii="Helvetica" w:hAnsi="Helvetica" w:cs="Helvetica"/>
@@ -6218,8 +7684,9 @@
                 <w:szCs w:val="21"/>
                 <w:shd w:val="clear" w:color="auto" w:fill="FFFFFF"/>
               </w:rPr>
-              <w:t>So the final PC = PC + 4 + (sign extend)(imm</w:t>
-            </w:r>
+              <w:t>So</w:t>
+            </w:r>
+            <w:proofErr w:type="gramEnd"/>
             <w:r>
               <w:rPr>
                 <w:rFonts w:ascii="Helvetica" w:hAnsi="Helvetica" w:cs="Helvetica"/>
@@ -6228,7 +7695,51 @@
                 <w:szCs w:val="21"/>
                 <w:shd w:val="clear" w:color="auto" w:fill="FFFFFF"/>
               </w:rPr>
-              <w:t>[20:1])</w:t>
+              <w:t xml:space="preserve"> the final PC = PC + 4 + (sign </w:t>
+            </w:r>
+            <w:proofErr w:type="gramStart"/>
+            <w:r>
+              <w:rPr>
+                <w:rFonts w:ascii="Helvetica" w:hAnsi="Helvetica" w:cs="Helvetica"/>
+                <w:color w:val="333333"/>
+                <w:sz w:val="21"/>
+                <w:szCs w:val="21"/>
+                <w:shd w:val="clear" w:color="auto" w:fill="FFFFFF"/>
+              </w:rPr>
+              <w:t>extend)(</w:t>
+            </w:r>
+            <w:proofErr w:type="spellStart"/>
+            <w:r>
+              <w:rPr>
+                <w:rFonts w:ascii="Helvetica" w:hAnsi="Helvetica" w:cs="Helvetica"/>
+                <w:color w:val="333333"/>
+                <w:sz w:val="21"/>
+                <w:szCs w:val="21"/>
+                <w:shd w:val="clear" w:color="auto" w:fill="FFFFFF"/>
+              </w:rPr>
+              <w:t>imm</w:t>
+            </w:r>
+            <w:proofErr w:type="spellEnd"/>
+            <w:r>
+              <w:rPr>
+                <w:rFonts w:ascii="Helvetica" w:hAnsi="Helvetica" w:cs="Helvetica"/>
+                <w:color w:val="333333"/>
+                <w:sz w:val="21"/>
+                <w:szCs w:val="21"/>
+                <w:shd w:val="clear" w:color="auto" w:fill="FFFFFF"/>
+              </w:rPr>
+              <w:t>[</w:t>
+            </w:r>
+            <w:proofErr w:type="gramEnd"/>
+            <w:r>
+              <w:rPr>
+                <w:rFonts w:ascii="Helvetica" w:hAnsi="Helvetica" w:cs="Helvetica"/>
+                <w:color w:val="333333"/>
+                <w:sz w:val="21"/>
+                <w:szCs w:val="21"/>
+                <w:shd w:val="clear" w:color="auto" w:fill="FFFFFF"/>
+              </w:rPr>
+              <w:t>20:1])</w:t>
             </w:r>
           </w:p>
           <w:p>
@@ -6249,7 +7760,41 @@
                 <w:szCs w:val="21"/>
                 <w:shd w:val="clear" w:color="auto" w:fill="FFFFFF"/>
               </w:rPr>
-              <w:t>Note: for our implementation, imm[20:1] points to a byte</w:t>
+              <w:t xml:space="preserve">Note: for our implementation, </w:t>
+            </w:r>
+            <w:proofErr w:type="spellStart"/>
+            <w:proofErr w:type="gramStart"/>
+            <w:r>
+              <w:rPr>
+                <w:rFonts w:ascii="Helvetica" w:hAnsi="Helvetica" w:cs="Helvetica"/>
+                <w:color w:val="333333"/>
+                <w:sz w:val="21"/>
+                <w:szCs w:val="21"/>
+                <w:shd w:val="clear" w:color="auto" w:fill="FFFFFF"/>
+              </w:rPr>
+              <w:t>imm</w:t>
+            </w:r>
+            <w:proofErr w:type="spellEnd"/>
+            <w:r>
+              <w:rPr>
+                <w:rFonts w:ascii="Helvetica" w:hAnsi="Helvetica" w:cs="Helvetica"/>
+                <w:color w:val="333333"/>
+                <w:sz w:val="21"/>
+                <w:szCs w:val="21"/>
+                <w:shd w:val="clear" w:color="auto" w:fill="FFFFFF"/>
+              </w:rPr>
+              <w:t>[</w:t>
+            </w:r>
+            <w:proofErr w:type="gramEnd"/>
+            <w:r>
+              <w:rPr>
+                <w:rFonts w:ascii="Helvetica" w:hAnsi="Helvetica" w:cs="Helvetica"/>
+                <w:color w:val="333333"/>
+                <w:sz w:val="21"/>
+                <w:szCs w:val="21"/>
+                <w:shd w:val="clear" w:color="auto" w:fill="FFFFFF"/>
+              </w:rPr>
+              <w:t>20:1] points to a byte</w:t>
             </w:r>
             <w:r>
               <w:rPr>
@@ -6355,8 +7900,20 @@
                 <w:szCs w:val="21"/>
                 <w:shd w:val="clear" w:color="auto" w:fill="FFFFFF"/>
               </w:rPr>
-              <w:t xml:space="preserve"> where</w:t>
-            </w:r>
+              <w:t xml:space="preserve"> </w:t>
+            </w:r>
+            <w:proofErr w:type="gramStart"/>
+            <w:r>
+              <w:rPr>
+                <w:rFonts w:ascii="Helvetica" w:eastAsia="Times New Roman" w:hAnsi="Helvetica" w:cs="Helvetica"/>
+                <w:color w:val="333333"/>
+                <w:sz w:val="21"/>
+                <w:szCs w:val="21"/>
+                <w:shd w:val="clear" w:color="auto" w:fill="FFFFFF"/>
+              </w:rPr>
+              <w:t>where</w:t>
+            </w:r>
+            <w:proofErr w:type="gramEnd"/>
           </w:p>
           <w:p>
             <w:pPr>
@@ -6380,6 +7937,7 @@
               </w:rPr>
               <w:t xml:space="preserve">     </w:t>
             </w:r>
+            <w:proofErr w:type="spellStart"/>
             <w:r>
               <w:rPr>
                 <w:rFonts w:ascii="Helvetica" w:eastAsia="Times New Roman" w:hAnsi="Helvetica" w:cs="Helvetica"/>
@@ -6390,8 +7948,9 @@
                 <w:szCs w:val="21"/>
                 <w:shd w:val="clear" w:color="auto" w:fill="FFFFFF"/>
               </w:rPr>
-              <w:t xml:space="preserve">subi </w:t>
-            </w:r>
+              <w:t>subi</w:t>
+            </w:r>
+            <w:proofErr w:type="spellEnd"/>
             <w:r>
               <w:rPr>
                 <w:rFonts w:ascii="Helvetica" w:eastAsia="Times New Roman" w:hAnsi="Helvetica" w:cs="Helvetica"/>
@@ -6402,8 +7961,9 @@
                 <w:szCs w:val="21"/>
                 <w:shd w:val="clear" w:color="auto" w:fill="FFFFFF"/>
               </w:rPr>
-              <w:t>rd, rs1, imm</w:t>
-            </w:r>
+              <w:t xml:space="preserve"> </w:t>
+            </w:r>
+            <w:proofErr w:type="spellStart"/>
             <w:r>
               <w:rPr>
                 <w:rFonts w:ascii="Helvetica" w:eastAsia="Times New Roman" w:hAnsi="Helvetica" w:cs="Helvetica"/>
@@ -6414,8 +7974,9 @@
                 <w:szCs w:val="21"/>
                 <w:shd w:val="clear" w:color="auto" w:fill="FFFFFF"/>
               </w:rPr>
-              <w:t xml:space="preserve"> </w:t>
-            </w:r>
+              <w:t>rd</w:t>
+            </w:r>
+            <w:proofErr w:type="spellEnd"/>
             <w:r>
               <w:rPr>
                 <w:rFonts w:ascii="Helvetica" w:eastAsia="Times New Roman" w:hAnsi="Helvetica" w:cs="Helvetica"/>
@@ -6426,8 +7987,9 @@
                 <w:szCs w:val="21"/>
                 <w:shd w:val="clear" w:color="auto" w:fill="FFFFFF"/>
               </w:rPr>
-              <w:t xml:space="preserve">       </w:t>
-            </w:r>
+              <w:t xml:space="preserve">, rs1, </w:t>
+            </w:r>
+            <w:proofErr w:type="spellStart"/>
             <w:r>
               <w:rPr>
                 <w:rFonts w:ascii="Helvetica" w:eastAsia="Times New Roman" w:hAnsi="Helvetica" w:cs="Helvetica"/>
@@ -6438,8 +8000,85 @@
                 <w:szCs w:val="21"/>
                 <w:shd w:val="clear" w:color="auto" w:fill="FFFFFF"/>
               </w:rPr>
-              <w:t xml:space="preserve"> # rd = rs1 - imm</w:t>
-            </w:r>
+              <w:t>imm</w:t>
+            </w:r>
+            <w:proofErr w:type="spellEnd"/>
+            <w:r>
+              <w:rPr>
+                <w:rFonts w:ascii="Helvetica" w:eastAsia="Times New Roman" w:hAnsi="Helvetica" w:cs="Helvetica"/>
+                <w:i/>
+                <w:iCs/>
+                <w:color w:val="333333"/>
+                <w:sz w:val="21"/>
+                <w:szCs w:val="21"/>
+                <w:shd w:val="clear" w:color="auto" w:fill="FFFFFF"/>
+              </w:rPr>
+              <w:t xml:space="preserve"> </w:t>
+            </w:r>
+            <w:r>
+              <w:rPr>
+                <w:rFonts w:ascii="Helvetica" w:eastAsia="Times New Roman" w:hAnsi="Helvetica" w:cs="Helvetica"/>
+                <w:i/>
+                <w:iCs/>
+                <w:color w:val="333333"/>
+                <w:sz w:val="21"/>
+                <w:szCs w:val="21"/>
+                <w:shd w:val="clear" w:color="auto" w:fill="FFFFFF"/>
+              </w:rPr>
+              <w:t xml:space="preserve">       </w:t>
+            </w:r>
+            <w:r>
+              <w:rPr>
+                <w:rFonts w:ascii="Helvetica" w:eastAsia="Times New Roman" w:hAnsi="Helvetica" w:cs="Helvetica"/>
+                <w:i/>
+                <w:iCs/>
+                <w:color w:val="333333"/>
+                <w:sz w:val="21"/>
+                <w:szCs w:val="21"/>
+                <w:shd w:val="clear" w:color="auto" w:fill="FFFFFF"/>
+              </w:rPr>
+              <w:t xml:space="preserve"> # </w:t>
+            </w:r>
+            <w:proofErr w:type="spellStart"/>
+            <w:r>
+              <w:rPr>
+                <w:rFonts w:ascii="Helvetica" w:eastAsia="Times New Roman" w:hAnsi="Helvetica" w:cs="Helvetica"/>
+                <w:i/>
+                <w:iCs/>
+                <w:color w:val="333333"/>
+                <w:sz w:val="21"/>
+                <w:szCs w:val="21"/>
+                <w:shd w:val="clear" w:color="auto" w:fill="FFFFFF"/>
+              </w:rPr>
+              <w:t>rd</w:t>
+            </w:r>
+            <w:proofErr w:type="spellEnd"/>
+            <w:r>
+              <w:rPr>
+                <w:rFonts w:ascii="Helvetica" w:eastAsia="Times New Roman" w:hAnsi="Helvetica" w:cs="Helvetica"/>
+                <w:i/>
+                <w:iCs/>
+                <w:color w:val="333333"/>
+                <w:sz w:val="21"/>
+                <w:szCs w:val="21"/>
+                <w:shd w:val="clear" w:color="auto" w:fill="FFFFFF"/>
+              </w:rPr>
+              <w:t xml:space="preserve"> = rs1 - </w:t>
+            </w:r>
+            <w:proofErr w:type="spellStart"/>
+            <w:r>
+              <w:rPr>
+                <w:rFonts w:ascii="Helvetica" w:eastAsia="Times New Roman" w:hAnsi="Helvetica" w:cs="Helvetica"/>
+                <w:i/>
+                <w:iCs/>
+                <w:color w:val="333333"/>
+                <w:sz w:val="21"/>
+                <w:szCs w:val="21"/>
+                <w:shd w:val="clear" w:color="auto" w:fill="FFFFFF"/>
+              </w:rPr>
+              <w:t>imm</w:t>
+            </w:r>
+            <w:proofErr w:type="spellEnd"/>
           </w:p>
           <w:p>
             <w:pPr>
@@ -6480,8 +8119,64 @@
                 <w:szCs w:val="21"/>
                 <w:shd w:val="clear" w:color="auto" w:fill="FFFFFF"/>
               </w:rPr>
-              <w:t xml:space="preserve">     addi rd rs1, imm</w:t>
-            </w:r>
+              <w:t xml:space="preserve">     </w:t>
+            </w:r>
+            <w:proofErr w:type="spellStart"/>
+            <w:r>
+              <w:rPr>
+                <w:rFonts w:ascii="Helvetica" w:eastAsia="Times New Roman" w:hAnsi="Helvetica" w:cs="Helvetica"/>
+                <w:color w:val="333333"/>
+                <w:sz w:val="21"/>
+                <w:szCs w:val="21"/>
+                <w:shd w:val="clear" w:color="auto" w:fill="FFFFFF"/>
+              </w:rPr>
+              <w:t>addi</w:t>
+            </w:r>
+            <w:proofErr w:type="spellEnd"/>
+            <w:r>
+              <w:rPr>
+                <w:rFonts w:ascii="Helvetica" w:eastAsia="Times New Roman" w:hAnsi="Helvetica" w:cs="Helvetica"/>
+                <w:color w:val="333333"/>
+                <w:sz w:val="21"/>
+                <w:szCs w:val="21"/>
+                <w:shd w:val="clear" w:color="auto" w:fill="FFFFFF"/>
+              </w:rPr>
+              <w:t xml:space="preserve"> </w:t>
+            </w:r>
+            <w:proofErr w:type="spellStart"/>
+            <w:r>
+              <w:rPr>
+                <w:rFonts w:ascii="Helvetica" w:eastAsia="Times New Roman" w:hAnsi="Helvetica" w:cs="Helvetica"/>
+                <w:color w:val="333333"/>
+                <w:sz w:val="21"/>
+                <w:szCs w:val="21"/>
+                <w:shd w:val="clear" w:color="auto" w:fill="FFFFFF"/>
+              </w:rPr>
+              <w:t>rd</w:t>
+            </w:r>
+            <w:proofErr w:type="spellEnd"/>
+            <w:r>
+              <w:rPr>
+                <w:rFonts w:ascii="Helvetica" w:eastAsia="Times New Roman" w:hAnsi="Helvetica" w:cs="Helvetica"/>
+                <w:color w:val="333333"/>
+                <w:sz w:val="21"/>
+                <w:szCs w:val="21"/>
+                <w:shd w:val="clear" w:color="auto" w:fill="FFFFFF"/>
+              </w:rPr>
+              <w:t xml:space="preserve"> rs1, </w:t>
+            </w:r>
+            <w:proofErr w:type="spellStart"/>
+            <w:r>
+              <w:rPr>
+                <w:rFonts w:ascii="Helvetica" w:eastAsia="Times New Roman" w:hAnsi="Helvetica" w:cs="Helvetica"/>
+                <w:color w:val="333333"/>
+                <w:sz w:val="21"/>
+                <w:szCs w:val="21"/>
+                <w:shd w:val="clear" w:color="auto" w:fill="FFFFFF"/>
+              </w:rPr>
+              <w:t>imm</w:t>
+            </w:r>
+            <w:proofErr w:type="spellEnd"/>
             <w:r>
               <w:rPr>
                 <w:rFonts w:ascii="Helvetica" w:eastAsia="Times New Roman" w:hAnsi="Helvetica" w:cs="Helvetica"/>
@@ -6510,18 +8205,52 @@
                 <w:szCs w:val="21"/>
                 <w:shd w:val="clear" w:color="auto" w:fill="FFFFFF"/>
               </w:rPr>
-              <w:t xml:space="preserve"> rd </w:t>
-            </w:r>
-            <w:r>
-              <w:rPr>
-                <w:rFonts w:ascii="Helvetica" w:eastAsia="Times New Roman" w:hAnsi="Helvetica" w:cs="Helvetica"/>
-                <w:color w:val="333333"/>
-                <w:sz w:val="21"/>
-                <w:szCs w:val="21"/>
-                <w:shd w:val="clear" w:color="auto" w:fill="FFFFFF"/>
-              </w:rPr>
-              <w:t>= rs1 + -imm</w:t>
-            </w:r>
+              <w:t xml:space="preserve"> </w:t>
+            </w:r>
+            <w:proofErr w:type="spellStart"/>
+            <w:r>
+              <w:rPr>
+                <w:rFonts w:ascii="Helvetica" w:eastAsia="Times New Roman" w:hAnsi="Helvetica" w:cs="Helvetica"/>
+                <w:color w:val="333333"/>
+                <w:sz w:val="21"/>
+                <w:szCs w:val="21"/>
+                <w:shd w:val="clear" w:color="auto" w:fill="FFFFFF"/>
+              </w:rPr>
+              <w:t>rd</w:t>
+            </w:r>
+            <w:proofErr w:type="spellEnd"/>
+            <w:r>
+              <w:rPr>
+                <w:rFonts w:ascii="Helvetica" w:eastAsia="Times New Roman" w:hAnsi="Helvetica" w:cs="Helvetica"/>
+                <w:color w:val="333333"/>
+                <w:sz w:val="21"/>
+                <w:szCs w:val="21"/>
+                <w:shd w:val="clear" w:color="auto" w:fill="FFFFFF"/>
+              </w:rPr>
+              <w:t xml:space="preserve"> </w:t>
+            </w:r>
+            <w:r>
+              <w:rPr>
+                <w:rFonts w:ascii="Helvetica" w:eastAsia="Times New Roman" w:hAnsi="Helvetica" w:cs="Helvetica"/>
+                <w:color w:val="333333"/>
+                <w:sz w:val="21"/>
+                <w:szCs w:val="21"/>
+                <w:shd w:val="clear" w:color="auto" w:fill="FFFFFF"/>
+              </w:rPr>
+              <w:t>= rs1 + -</w:t>
+            </w:r>
+            <w:proofErr w:type="spellStart"/>
+            <w:r>
+              <w:rPr>
+                <w:rFonts w:ascii="Helvetica" w:eastAsia="Times New Roman" w:hAnsi="Helvetica" w:cs="Helvetica"/>
+                <w:color w:val="333333"/>
+                <w:sz w:val="21"/>
+                <w:szCs w:val="21"/>
+                <w:shd w:val="clear" w:color="auto" w:fill="FFFFFF"/>
+              </w:rPr>
+              <w:t>imm</w:t>
+            </w:r>
+            <w:proofErr w:type="spellEnd"/>
           </w:p>
           <w:p>
             <w:pPr>
@@ -6605,7 +8334,29 @@
                 <w:szCs w:val="21"/>
                 <w:shd w:val="clear" w:color="auto" w:fill="FFFFFF"/>
               </w:rPr>
-              <w:t xml:space="preserve">    “&lt;12-bit imm&gt; &lt;5-bit rs1&gt;</w:t>
+              <w:t xml:space="preserve">    “&lt;12-bit </w:t>
+            </w:r>
+            <w:proofErr w:type="spellStart"/>
+            <w:r>
+              <w:rPr>
+                <w:rFonts w:ascii="Helvetica" w:eastAsia="Times New Roman" w:hAnsi="Helvetica" w:cs="Helvetica"/>
+                <w:color w:val="333333"/>
+                <w:sz w:val="21"/>
+                <w:szCs w:val="21"/>
+                <w:shd w:val="clear" w:color="auto" w:fill="FFFFFF"/>
+              </w:rPr>
+              <w:t>imm</w:t>
+            </w:r>
+            <w:proofErr w:type="spellEnd"/>
+            <w:r>
+              <w:rPr>
+                <w:rFonts w:ascii="Helvetica" w:eastAsia="Times New Roman" w:hAnsi="Helvetica" w:cs="Helvetica"/>
+                <w:color w:val="333333"/>
+                <w:sz w:val="21"/>
+                <w:szCs w:val="21"/>
+                <w:shd w:val="clear" w:color="auto" w:fill="FFFFFF"/>
+              </w:rPr>
+              <w:t>&gt; &lt;5-bit rs1&gt;</w:t>
             </w:r>
             <w:r>
               <w:t xml:space="preserve"> </w:t>
@@ -6618,7 +8369,29 @@
                 <w:szCs w:val="21"/>
                 <w:shd w:val="clear" w:color="auto" w:fill="FFFFFF"/>
               </w:rPr>
-              <w:t>&lt;3-bit funct3&gt; &lt;5-bit rd&gt;</w:t>
+              <w:t xml:space="preserve">&lt;3-bit funct3&gt; &lt;5-bit </w:t>
+            </w:r>
+            <w:proofErr w:type="spellStart"/>
+            <w:r>
+              <w:rPr>
+                <w:rFonts w:ascii="Helvetica" w:eastAsia="Times New Roman" w:hAnsi="Helvetica" w:cs="Helvetica"/>
+                <w:color w:val="333333"/>
+                <w:sz w:val="21"/>
+                <w:szCs w:val="21"/>
+                <w:shd w:val="clear" w:color="auto" w:fill="FFFFFF"/>
+              </w:rPr>
+              <w:t>rd</w:t>
+            </w:r>
+            <w:proofErr w:type="spellEnd"/>
+            <w:r>
+              <w:rPr>
+                <w:rFonts w:ascii="Helvetica" w:eastAsia="Times New Roman" w:hAnsi="Helvetica" w:cs="Helvetica"/>
+                <w:color w:val="333333"/>
+                <w:sz w:val="21"/>
+                <w:szCs w:val="21"/>
+                <w:shd w:val="clear" w:color="auto" w:fill="FFFFFF"/>
+              </w:rPr>
+              <w:t>&gt;</w:t>
             </w:r>
             <w:r>
               <w:t xml:space="preserve"> </w:t>
@@ -6724,6 +8497,7 @@
                 <w:shd w:val="clear" w:color="auto" w:fill="FFFFFF"/>
               </w:rPr>
             </w:pPr>
+            <w:proofErr w:type="spellStart"/>
             <w:r>
               <w:rPr>
                 <w:rFonts w:ascii="Helvetica" w:eastAsia="Times New Roman" w:hAnsi="Helvetica" w:cs="Helvetica"/>
@@ -6734,6 +8508,7 @@
               </w:rPr>
               <w:t>Load_Addr</w:t>
             </w:r>
+            <w:proofErr w:type="spellEnd"/>
           </w:p>
         </w:tc>
         <w:tc>
@@ -6798,7 +8573,29 @@
                 <w:szCs w:val="21"/>
                 <w:shd w:val="clear" w:color="auto" w:fill="FFFFFF"/>
               </w:rPr>
-              <w:t xml:space="preserve"> Since we cannot have a load with a 32-bit immediate value, this pseudo-instruction is replace with two instructions</w:t>
+              <w:t xml:space="preserve"> Since we cannot have a load with a 32-bit immediate value, this pseudo-instruction is </w:t>
+            </w:r>
+            <w:proofErr w:type="gramStart"/>
+            <w:r>
+              <w:rPr>
+                <w:rFonts w:ascii="Helvetica" w:eastAsia="Times New Roman" w:hAnsi="Helvetica" w:cs="Helvetica"/>
+                <w:color w:val="333333"/>
+                <w:sz w:val="21"/>
+                <w:szCs w:val="21"/>
+                <w:shd w:val="clear" w:color="auto" w:fill="FFFFFF"/>
+              </w:rPr>
+              <w:t>replace</w:t>
+            </w:r>
+            <w:proofErr w:type="gramEnd"/>
+            <w:r>
+              <w:rPr>
+                <w:rFonts w:ascii="Helvetica" w:eastAsia="Times New Roman" w:hAnsi="Helvetica" w:cs="Helvetica"/>
+                <w:color w:val="333333"/>
+                <w:sz w:val="21"/>
+                <w:szCs w:val="21"/>
+                <w:shd w:val="clear" w:color="auto" w:fill="FFFFFF"/>
+              </w:rPr>
+              <w:t xml:space="preserve"> with two instructions</w:t>
             </w:r>
             <w:r>
               <w:rPr>
@@ -6845,6 +8642,7 @@
               </w:rPr>
               <w:t xml:space="preserve">     </w:t>
             </w:r>
+            <w:proofErr w:type="spellStart"/>
             <w:r>
               <w:rPr>
                 <w:rFonts w:ascii="Helvetica" w:eastAsia="Times New Roman" w:hAnsi="Helvetica" w:cs="Helvetica"/>
@@ -6855,8 +8653,9 @@
                 <w:szCs w:val="21"/>
                 <w:shd w:val="clear" w:color="auto" w:fill="FFFFFF"/>
               </w:rPr>
-              <w:t xml:space="preserve">auipc </w:t>
-            </w:r>
+              <w:t>auipc</w:t>
+            </w:r>
+            <w:proofErr w:type="spellEnd"/>
             <w:r>
               <w:rPr>
                 <w:rFonts w:ascii="Helvetica" w:eastAsia="Times New Roman" w:hAnsi="Helvetica" w:cs="Helvetica"/>
@@ -6867,7 +8666,7 @@
                 <w:szCs w:val="21"/>
                 <w:shd w:val="clear" w:color="auto" w:fill="FFFFFF"/>
               </w:rPr>
-              <w:t>x5</w:t>
+              <w:t xml:space="preserve"> </w:t>
             </w:r>
             <w:r>
               <w:rPr>
@@ -6879,7 +8678,45 @@
                 <w:szCs w:val="21"/>
                 <w:shd w:val="clear" w:color="auto" w:fill="FFFFFF"/>
               </w:rPr>
-              <w:t>, offset[31:12]</w:t>
+              <w:t>x5</w:t>
+            </w:r>
+            <w:r>
+              <w:rPr>
+                <w:rFonts w:ascii="Helvetica" w:eastAsia="Times New Roman" w:hAnsi="Helvetica" w:cs="Helvetica"/>
+                <w:i/>
+                <w:iCs/>
+                <w:color w:val="333333"/>
+                <w:sz w:val="21"/>
+                <w:szCs w:val="21"/>
+                <w:shd w:val="clear" w:color="auto" w:fill="FFFFFF"/>
+              </w:rPr>
+              <w:t xml:space="preserve">, </w:t>
+            </w:r>
+            <w:proofErr w:type="gramStart"/>
+            <w:r>
+              <w:rPr>
+                <w:rFonts w:ascii="Helvetica" w:eastAsia="Times New Roman" w:hAnsi="Helvetica" w:cs="Helvetica"/>
+                <w:i/>
+                <w:iCs/>
+                <w:color w:val="333333"/>
+                <w:sz w:val="21"/>
+                <w:szCs w:val="21"/>
+                <w:shd w:val="clear" w:color="auto" w:fill="FFFFFF"/>
+              </w:rPr>
+              <w:t>offset[</w:t>
+            </w:r>
+            <w:proofErr w:type="gramEnd"/>
+            <w:r>
+              <w:rPr>
+                <w:rFonts w:ascii="Helvetica" w:eastAsia="Times New Roman" w:hAnsi="Helvetica" w:cs="Helvetica"/>
+                <w:i/>
+                <w:iCs/>
+                <w:color w:val="333333"/>
+                <w:sz w:val="21"/>
+                <w:szCs w:val="21"/>
+                <w:shd w:val="clear" w:color="auto" w:fill="FFFFFF"/>
+              </w:rPr>
+              <w:t>31:12]</w:t>
             </w:r>
           </w:p>
           <w:p>
@@ -6906,6 +8743,8 @@
               </w:rPr>
               <w:t xml:space="preserve">     </w:t>
             </w:r>
+            <w:proofErr w:type="spellStart"/>
+            <w:proofErr w:type="gramStart"/>
             <w:r>
               <w:rPr>
                 <w:rFonts w:ascii="Helvetica" w:eastAsia="Times New Roman" w:hAnsi="Helvetica" w:cs="Helvetica"/>
@@ -6916,8 +8755,9 @@
                 <w:szCs w:val="21"/>
                 <w:shd w:val="clear" w:color="auto" w:fill="FFFFFF"/>
               </w:rPr>
-              <w:t xml:space="preserve">addi  </w:t>
-            </w:r>
+              <w:t>addi</w:t>
+            </w:r>
+            <w:proofErr w:type="spellEnd"/>
             <w:r>
               <w:rPr>
                 <w:rFonts w:ascii="Helvetica" w:eastAsia="Times New Roman" w:hAnsi="Helvetica" w:cs="Helvetica"/>
@@ -6928,7 +8768,7 @@
                 <w:szCs w:val="21"/>
                 <w:shd w:val="clear" w:color="auto" w:fill="FFFFFF"/>
               </w:rPr>
-              <w:t>x5</w:t>
+              <w:t xml:space="preserve">  </w:t>
             </w:r>
             <w:r>
               <w:rPr>
@@ -6940,8 +8780,9 @@
                 <w:szCs w:val="21"/>
                 <w:shd w:val="clear" w:color="auto" w:fill="FFFFFF"/>
               </w:rPr>
-              <w:t xml:space="preserve">, </w:t>
-            </w:r>
+              <w:t>x</w:t>
+            </w:r>
+            <w:proofErr w:type="gramEnd"/>
             <w:r>
               <w:rPr>
                 <w:rFonts w:ascii="Helvetica" w:eastAsia="Times New Roman" w:hAnsi="Helvetica" w:cs="Helvetica"/>
@@ -6952,7 +8793,7 @@
                 <w:szCs w:val="21"/>
                 <w:shd w:val="clear" w:color="auto" w:fill="FFFFFF"/>
               </w:rPr>
-              <w:t>x5</w:t>
+              <w:t>5</w:t>
             </w:r>
             <w:r>
               <w:rPr>
@@ -6964,7 +8805,57 @@
                 <w:szCs w:val="21"/>
                 <w:shd w:val="clear" w:color="auto" w:fill="FFFFFF"/>
               </w:rPr>
-              <w:t>, offset[11:0</w:t>
+              <w:t xml:space="preserve">, </w:t>
+            </w:r>
+            <w:r>
+              <w:rPr>
+                <w:rFonts w:ascii="Helvetica" w:eastAsia="Times New Roman" w:hAnsi="Helvetica" w:cs="Helvetica"/>
+                <w:i/>
+                <w:iCs/>
+                <w:color w:val="333333"/>
+                <w:sz w:val="21"/>
+                <w:szCs w:val="21"/>
+                <w:shd w:val="clear" w:color="auto" w:fill="FFFFFF"/>
+              </w:rPr>
+              <w:t>x5</w:t>
+            </w:r>
+            <w:r>
+              <w:rPr>
+                <w:rFonts w:ascii="Helvetica" w:eastAsia="Times New Roman" w:hAnsi="Helvetica" w:cs="Helvetica"/>
+                <w:i/>
+                <w:iCs/>
+                <w:color w:val="333333"/>
+                <w:sz w:val="21"/>
+                <w:szCs w:val="21"/>
+                <w:shd w:val="clear" w:color="auto" w:fill="FFFFFF"/>
+              </w:rPr>
+              <w:t xml:space="preserve">, </w:t>
+            </w:r>
+            <w:proofErr w:type="gramStart"/>
+            <w:r>
+              <w:rPr>
+                <w:rFonts w:ascii="Helvetica" w:eastAsia="Times New Roman" w:hAnsi="Helvetica" w:cs="Helvetica"/>
+                <w:i/>
+                <w:iCs/>
+                <w:color w:val="333333"/>
+                <w:sz w:val="21"/>
+                <w:szCs w:val="21"/>
+                <w:shd w:val="clear" w:color="auto" w:fill="FFFFFF"/>
+              </w:rPr>
+              <w:t>offset[</w:t>
+            </w:r>
+            <w:proofErr w:type="gramEnd"/>
+            <w:r>
+              <w:rPr>
+                <w:rFonts w:ascii="Helvetica" w:eastAsia="Times New Roman" w:hAnsi="Helvetica" w:cs="Helvetica"/>
+                <w:i/>
+                <w:iCs/>
+                <w:color w:val="333333"/>
+                <w:sz w:val="21"/>
+                <w:szCs w:val="21"/>
+                <w:shd w:val="clear" w:color="auto" w:fill="FFFFFF"/>
+              </w:rPr>
+              <w:t>11:0</w:t>
             </w:r>
             <w:r>
               <w:rPr>
@@ -6997,8 +8888,20 @@
                 <w:szCs w:val="21"/>
                 <w:shd w:val="clear" w:color="auto" w:fill="FFFFFF"/>
               </w:rPr>
-              <w:t>Instead of doing this, we will create a custom instruction called load_addr</w:t>
-            </w:r>
+              <w:t xml:space="preserve">Instead of doing this, we will create a custom instruction called </w:t>
+            </w:r>
+            <w:proofErr w:type="spellStart"/>
+            <w:r>
+              <w:rPr>
+                <w:rFonts w:ascii="Helvetica" w:eastAsia="Times New Roman" w:hAnsi="Helvetica" w:cs="Helvetica"/>
+                <w:color w:val="333333"/>
+                <w:sz w:val="21"/>
+                <w:szCs w:val="21"/>
+                <w:shd w:val="clear" w:color="auto" w:fill="FFFFFF"/>
+              </w:rPr>
+              <w:t>load_addr</w:t>
+            </w:r>
+            <w:proofErr w:type="spellEnd"/>
             <w:r>
               <w:rPr>
                 <w:rFonts w:ascii="Helvetica" w:eastAsia="Times New Roman" w:hAnsi="Helvetica" w:cs="Helvetica"/>
@@ -7054,6 +8957,7 @@
               </w:rPr>
               <w:t>Format</w:t>
             </w:r>
+            <w:proofErr w:type="gramStart"/>
             <w:r>
               <w:rPr>
                 <w:rFonts w:ascii="Helvetica" w:eastAsia="Times New Roman" w:hAnsi="Helvetica" w:cs="Helvetica"/>
@@ -7074,6 +8978,7 @@
               </w:rPr>
               <w:t>“</w:t>
             </w:r>
+            <w:proofErr w:type="gramEnd"/>
             <w:r>
               <w:rPr>
                 <w:rFonts w:ascii="Helvetica" w:eastAsia="Times New Roman" w:hAnsi="Helvetica" w:cs="Helvetica"/>
@@ -7102,7 +9007,29 @@
                 <w:szCs w:val="21"/>
                 <w:shd w:val="clear" w:color="auto" w:fill="FFFFFF"/>
               </w:rPr>
-              <w:t>&lt;5-bit rd&gt;</w:t>
+              <w:t xml:space="preserve">&lt;5-bit </w:t>
+            </w:r>
+            <w:proofErr w:type="spellStart"/>
+            <w:r>
+              <w:rPr>
+                <w:rFonts w:ascii="Helvetica" w:eastAsia="Times New Roman" w:hAnsi="Helvetica" w:cs="Helvetica"/>
+                <w:color w:val="333333"/>
+                <w:sz w:val="21"/>
+                <w:szCs w:val="21"/>
+                <w:shd w:val="clear" w:color="auto" w:fill="FFFFFF"/>
+              </w:rPr>
+              <w:t>rd</w:t>
+            </w:r>
+            <w:proofErr w:type="spellEnd"/>
+            <w:r>
+              <w:rPr>
+                <w:rFonts w:ascii="Helvetica" w:eastAsia="Times New Roman" w:hAnsi="Helvetica" w:cs="Helvetica"/>
+                <w:color w:val="333333"/>
+                <w:sz w:val="21"/>
+                <w:szCs w:val="21"/>
+                <w:shd w:val="clear" w:color="auto" w:fill="FFFFFF"/>
+              </w:rPr>
+              <w:t>&gt;</w:t>
             </w:r>
             <w:r>
               <w:t xml:space="preserve"> </w:t>
@@ -7166,7 +9093,29 @@
                 <w:szCs w:val="21"/>
                 <w:shd w:val="clear" w:color="auto" w:fill="FFFFFF"/>
               </w:rPr>
-              <w:t xml:space="preserve">    rd = destination register</w:t>
+              <w:t xml:space="preserve">    </w:t>
+            </w:r>
+            <w:proofErr w:type="spellStart"/>
+            <w:r>
+              <w:rPr>
+                <w:rFonts w:ascii="Helvetica" w:eastAsia="Times New Roman" w:hAnsi="Helvetica" w:cs="Helvetica"/>
+                <w:color w:val="333333"/>
+                <w:sz w:val="21"/>
+                <w:szCs w:val="21"/>
+                <w:shd w:val="clear" w:color="auto" w:fill="FFFFFF"/>
+              </w:rPr>
+              <w:t>rd</w:t>
+            </w:r>
+            <w:proofErr w:type="spellEnd"/>
+            <w:r>
+              <w:rPr>
+                <w:rFonts w:ascii="Helvetica" w:eastAsia="Times New Roman" w:hAnsi="Helvetica" w:cs="Helvetica"/>
+                <w:color w:val="333333"/>
+                <w:sz w:val="21"/>
+                <w:szCs w:val="21"/>
+                <w:shd w:val="clear" w:color="auto" w:fill="FFFFFF"/>
+              </w:rPr>
+              <w:t xml:space="preserve"> = destination register</w:t>
             </w:r>
           </w:p>
           <w:p>
@@ -7304,6 +9253,7 @@
               </w:rPr>
               <w:t xml:space="preserve">In the RISC-V architecture, NOP is actually a pseudo-instruction, which is replaced by an instruction that does nothing, </w:t>
             </w:r>
+            <w:proofErr w:type="spellStart"/>
             <w:r>
               <w:rPr>
                 <w:rFonts w:ascii="Helvetica" w:eastAsia="Times New Roman" w:hAnsi="Helvetica" w:cs="Helvetica"/>
@@ -7314,7 +9264,20 @@
                 <w:szCs w:val="21"/>
                 <w:shd w:val="clear" w:color="auto" w:fill="FFFFFF"/>
               </w:rPr>
-              <w:t>addi x0, x0, 0</w:t>
+              <w:t>addi</w:t>
+            </w:r>
+            <w:proofErr w:type="spellEnd"/>
+            <w:r>
+              <w:rPr>
+                <w:rFonts w:ascii="Helvetica" w:eastAsia="Times New Roman" w:hAnsi="Helvetica" w:cs="Helvetica"/>
+                <w:i/>
+                <w:iCs/>
+                <w:color w:val="333333"/>
+                <w:sz w:val="21"/>
+                <w:szCs w:val="21"/>
+                <w:shd w:val="clear" w:color="auto" w:fill="FFFFFF"/>
+              </w:rPr>
+              <w:t xml:space="preserve"> x0, x0, 0</w:t>
             </w:r>
             <w:r>
               <w:rPr>
@@ -7412,26 +9375,138 @@
               </w:rPr>
               <w:t>your system will set all the control signals to zero (</w:t>
             </w:r>
-            <w:r>
-              <w:rPr>
-                <w:rFonts w:ascii="Helvetica" w:eastAsia="Times New Roman" w:hAnsi="Helvetica" w:cs="Helvetica"/>
-                <w:color w:val="333333"/>
-                <w:sz w:val="21"/>
-                <w:szCs w:val="21"/>
-                <w:shd w:val="clear" w:color="auto" w:fill="FFFFFF"/>
-              </w:rPr>
-              <w:t>reg_write &lt;= '0'; alu_src &lt;= '0'; mem_read &lt;= '0'; mem_write &lt;= '0'; branch &lt;= '0'; jump &lt;= '0'; load_addr &lt;= '0';</w:t>
-            </w:r>
-            <w:r>
-              <w:rPr>
-                <w:rFonts w:ascii="Helvetica" w:eastAsia="Times New Roman" w:hAnsi="Helvetica" w:cs="Helvetica"/>
-                <w:color w:val="333333"/>
-                <w:sz w:val="21"/>
-                <w:szCs w:val="21"/>
-                <w:shd w:val="clear" w:color="auto" w:fill="FFFFFF"/>
-              </w:rPr>
-              <w:t xml:space="preserve"> see control_unit.vhdl</w:t>
-            </w:r>
+            <w:proofErr w:type="spellStart"/>
+            <w:r>
+              <w:rPr>
+                <w:rFonts w:ascii="Helvetica" w:eastAsia="Times New Roman" w:hAnsi="Helvetica" w:cs="Helvetica"/>
+                <w:color w:val="333333"/>
+                <w:sz w:val="21"/>
+                <w:szCs w:val="21"/>
+                <w:shd w:val="clear" w:color="auto" w:fill="FFFFFF"/>
+              </w:rPr>
+              <w:t>reg_write</w:t>
+            </w:r>
+            <w:proofErr w:type="spellEnd"/>
+            <w:r>
+              <w:rPr>
+                <w:rFonts w:ascii="Helvetica" w:eastAsia="Times New Roman" w:hAnsi="Helvetica" w:cs="Helvetica"/>
+                <w:color w:val="333333"/>
+                <w:sz w:val="21"/>
+                <w:szCs w:val="21"/>
+                <w:shd w:val="clear" w:color="auto" w:fill="FFFFFF"/>
+              </w:rPr>
+              <w:t xml:space="preserve"> &lt;= '0'; </w:t>
+            </w:r>
+            <w:proofErr w:type="spellStart"/>
+            <w:r>
+              <w:rPr>
+                <w:rFonts w:ascii="Helvetica" w:eastAsia="Times New Roman" w:hAnsi="Helvetica" w:cs="Helvetica"/>
+                <w:color w:val="333333"/>
+                <w:sz w:val="21"/>
+                <w:szCs w:val="21"/>
+                <w:shd w:val="clear" w:color="auto" w:fill="FFFFFF"/>
+              </w:rPr>
+              <w:t>alu_src</w:t>
+            </w:r>
+            <w:proofErr w:type="spellEnd"/>
+            <w:r>
+              <w:rPr>
+                <w:rFonts w:ascii="Helvetica" w:eastAsia="Times New Roman" w:hAnsi="Helvetica" w:cs="Helvetica"/>
+                <w:color w:val="333333"/>
+                <w:sz w:val="21"/>
+                <w:szCs w:val="21"/>
+                <w:shd w:val="clear" w:color="auto" w:fill="FFFFFF"/>
+              </w:rPr>
+              <w:t xml:space="preserve"> &lt;= '0'; </w:t>
+            </w:r>
+            <w:proofErr w:type="spellStart"/>
+            <w:r>
+              <w:rPr>
+                <w:rFonts w:ascii="Helvetica" w:eastAsia="Times New Roman" w:hAnsi="Helvetica" w:cs="Helvetica"/>
+                <w:color w:val="333333"/>
+                <w:sz w:val="21"/>
+                <w:szCs w:val="21"/>
+                <w:shd w:val="clear" w:color="auto" w:fill="FFFFFF"/>
+              </w:rPr>
+              <w:t>mem_read</w:t>
+            </w:r>
+            <w:proofErr w:type="spellEnd"/>
+            <w:r>
+              <w:rPr>
+                <w:rFonts w:ascii="Helvetica" w:eastAsia="Times New Roman" w:hAnsi="Helvetica" w:cs="Helvetica"/>
+                <w:color w:val="333333"/>
+                <w:sz w:val="21"/>
+                <w:szCs w:val="21"/>
+                <w:shd w:val="clear" w:color="auto" w:fill="FFFFFF"/>
+              </w:rPr>
+              <w:t xml:space="preserve"> &lt;= '0'; </w:t>
+            </w:r>
+            <w:proofErr w:type="spellStart"/>
+            <w:r>
+              <w:rPr>
+                <w:rFonts w:ascii="Helvetica" w:eastAsia="Times New Roman" w:hAnsi="Helvetica" w:cs="Helvetica"/>
+                <w:color w:val="333333"/>
+                <w:sz w:val="21"/>
+                <w:szCs w:val="21"/>
+                <w:shd w:val="clear" w:color="auto" w:fill="FFFFFF"/>
+              </w:rPr>
+              <w:t>mem_write</w:t>
+            </w:r>
+            <w:proofErr w:type="spellEnd"/>
+            <w:r>
+              <w:rPr>
+                <w:rFonts w:ascii="Helvetica" w:eastAsia="Times New Roman" w:hAnsi="Helvetica" w:cs="Helvetica"/>
+                <w:color w:val="333333"/>
+                <w:sz w:val="21"/>
+                <w:szCs w:val="21"/>
+                <w:shd w:val="clear" w:color="auto" w:fill="FFFFFF"/>
+              </w:rPr>
+              <w:t xml:space="preserve"> &lt;= '0'; branch &lt;= '0'; jump &lt;= '0'; </w:t>
+            </w:r>
+            <w:proofErr w:type="spellStart"/>
+            <w:r>
+              <w:rPr>
+                <w:rFonts w:ascii="Helvetica" w:eastAsia="Times New Roman" w:hAnsi="Helvetica" w:cs="Helvetica"/>
+                <w:color w:val="333333"/>
+                <w:sz w:val="21"/>
+                <w:szCs w:val="21"/>
+                <w:shd w:val="clear" w:color="auto" w:fill="FFFFFF"/>
+              </w:rPr>
+              <w:t>load_addr</w:t>
+            </w:r>
+            <w:proofErr w:type="spellEnd"/>
+            <w:r>
+              <w:rPr>
+                <w:rFonts w:ascii="Helvetica" w:eastAsia="Times New Roman" w:hAnsi="Helvetica" w:cs="Helvetica"/>
+                <w:color w:val="333333"/>
+                <w:sz w:val="21"/>
+                <w:szCs w:val="21"/>
+                <w:shd w:val="clear" w:color="auto" w:fill="FFFFFF"/>
+              </w:rPr>
+              <w:t xml:space="preserve"> &lt;= '0';</w:t>
+            </w:r>
+            <w:r>
+              <w:rPr>
+                <w:rFonts w:ascii="Helvetica" w:eastAsia="Times New Roman" w:hAnsi="Helvetica" w:cs="Helvetica"/>
+                <w:color w:val="333333"/>
+                <w:sz w:val="21"/>
+                <w:szCs w:val="21"/>
+                <w:shd w:val="clear" w:color="auto" w:fill="FFFFFF"/>
+              </w:rPr>
+              <w:t xml:space="preserve"> see </w:t>
+            </w:r>
+            <w:proofErr w:type="spellStart"/>
+            <w:r>
+              <w:rPr>
+                <w:rFonts w:ascii="Helvetica" w:eastAsia="Times New Roman" w:hAnsi="Helvetica" w:cs="Helvetica"/>
+                <w:color w:val="333333"/>
+                <w:sz w:val="21"/>
+                <w:szCs w:val="21"/>
+                <w:shd w:val="clear" w:color="auto" w:fill="FFFFFF"/>
+              </w:rPr>
+              <w:t>control_unit.vhdl</w:t>
+            </w:r>
+            <w:proofErr w:type="spellEnd"/>
           </w:p>
           <w:p>
             <w:pPr>
@@ -7533,15 +9608,27 @@
           <w:shd w:val="clear" w:color="auto" w:fill="FFFFFF"/>
         </w:rPr>
       </w:pPr>
-      <w:r>
-        <w:rPr>
-          <w:rFonts w:ascii="Helvetica" w:eastAsia="Times New Roman" w:hAnsi="Helvetica" w:cs="Helvetica"/>
-          <w:color w:val="333333"/>
-          <w:sz w:val="21"/>
-          <w:szCs w:val="21"/>
-          <w:shd w:val="clear" w:color="auto" w:fill="FFFFFF"/>
-        </w:rPr>
-        <w:t xml:space="preserve">By </w:t>
+      <w:proofErr w:type="gramStart"/>
+      <w:r>
+        <w:rPr>
+          <w:rFonts w:ascii="Helvetica" w:eastAsia="Times New Roman" w:hAnsi="Helvetica" w:cs="Helvetica"/>
+          <w:color w:val="333333"/>
+          <w:sz w:val="21"/>
+          <w:szCs w:val="21"/>
+          <w:shd w:val="clear" w:color="auto" w:fill="FFFFFF"/>
+        </w:rPr>
+        <w:t>By</w:t>
+      </w:r>
+      <w:proofErr w:type="gramEnd"/>
+      <w:r>
+        <w:rPr>
+          <w:rFonts w:ascii="Helvetica" w:eastAsia="Times New Roman" w:hAnsi="Helvetica" w:cs="Helvetica"/>
+          <w:color w:val="333333"/>
+          <w:sz w:val="21"/>
+          <w:szCs w:val="21"/>
+          <w:shd w:val="clear" w:color="auto" w:fill="FFFFFF"/>
+        </w:rPr>
+        <w:t xml:space="preserve"> </w:t>
       </w:r>
       <w:r>
         <w:rPr>
@@ -7714,7 +9801,18 @@
           <w:szCs w:val="21"/>
           <w:shd w:val="clear" w:color="auto" w:fill="FFFFFF"/>
         </w:rPr>
-        <w:t>; therefore the “state</w:t>
+        <w:t>; therefore the “</w:t>
+      </w:r>
+      <w:proofErr w:type="spellStart"/>
+      <w:r>
+        <w:rPr>
+          <w:rFonts w:ascii="Helvetica" w:eastAsia="Times New Roman" w:hAnsi="Helvetica" w:cs="Helvetica"/>
+          <w:color w:val="333333"/>
+          <w:sz w:val="21"/>
+          <w:szCs w:val="21"/>
+          <w:shd w:val="clear" w:color="auto" w:fill="FFFFFF"/>
+        </w:rPr>
+        <w:t>state</w:t>
       </w:r>
       <w:r>
         <w:rPr>
@@ -7726,6 +9824,7 @@
         </w:rPr>
         <w:t>_type</w:t>
       </w:r>
+      <w:proofErr w:type="spellEnd"/>
       <w:r>
         <w:rPr>
           <w:rFonts w:ascii="Helvetica" w:eastAsia="Times New Roman" w:hAnsi="Helvetica" w:cs="Helvetica"/>
@@ -7868,8 +9967,21 @@
           <w:highlight w:val="yellow"/>
           <w:shd w:val="clear" w:color="auto" w:fill="FFFFFF"/>
         </w:rPr>
-        <w:t>Turn the completed diagram in via gradescope</w:t>
-      </w:r>
+        <w:t xml:space="preserve">Turn the completed diagram in via </w:t>
+      </w:r>
+      <w:proofErr w:type="spellStart"/>
+      <w:r>
+        <w:rPr>
+          <w:rFonts w:ascii="Helvetica" w:eastAsia="Times New Roman" w:hAnsi="Helvetica" w:cs="Helvetica"/>
+          <w:color w:val="333333"/>
+          <w:sz w:val="21"/>
+          <w:szCs w:val="21"/>
+          <w:highlight w:val="yellow"/>
+          <w:shd w:val="clear" w:color="auto" w:fill="FFFFFF"/>
+        </w:rPr>
+        <w:t>gradescope</w:t>
+      </w:r>
+      <w:proofErr w:type="spellEnd"/>
       <w:r>
         <w:rPr>
           <w:rFonts w:ascii="Helvetica" w:eastAsia="Times New Roman" w:hAnsi="Helvetica" w:cs="Helvetica"/>
@@ -7904,7 +10016,41 @@
           <w:szCs w:val="21"/>
           <w:shd w:val="clear" w:color="auto" w:fill="FFFFFF"/>
         </w:rPr>
-        <w:t>Update pipeline_registers.vhdl to move</w:t>
+        <w:t xml:space="preserve">Update </w:t>
+      </w:r>
+      <w:proofErr w:type="spellStart"/>
+      <w:r>
+        <w:rPr>
+          <w:rFonts w:ascii="Helvetica" w:eastAsia="Times New Roman" w:hAnsi="Helvetica" w:cs="Helvetica"/>
+          <w:color w:val="333333"/>
+          <w:sz w:val="21"/>
+          <w:szCs w:val="21"/>
+          <w:shd w:val="clear" w:color="auto" w:fill="FFFFFF"/>
+        </w:rPr>
+        <w:t>pipeline_</w:t>
+      </w:r>
+      <w:proofErr w:type="gramStart"/>
+      <w:r>
+        <w:rPr>
+          <w:rFonts w:ascii="Helvetica" w:eastAsia="Times New Roman" w:hAnsi="Helvetica" w:cs="Helvetica"/>
+          <w:color w:val="333333"/>
+          <w:sz w:val="21"/>
+          <w:szCs w:val="21"/>
+          <w:shd w:val="clear" w:color="auto" w:fill="FFFFFF"/>
+        </w:rPr>
+        <w:t>registers.vhdl</w:t>
+      </w:r>
+      <w:proofErr w:type="spellEnd"/>
+      <w:proofErr w:type="gramEnd"/>
+      <w:r>
+        <w:rPr>
+          <w:rFonts w:ascii="Helvetica" w:eastAsia="Times New Roman" w:hAnsi="Helvetica" w:cs="Helvetica"/>
+          <w:color w:val="333333"/>
+          <w:sz w:val="21"/>
+          <w:szCs w:val="21"/>
+          <w:shd w:val="clear" w:color="auto" w:fill="FFFFFF"/>
+        </w:rPr>
+        <w:t xml:space="preserve"> to move</w:t>
       </w:r>
       <w:r>
         <w:rPr>
@@ -7941,15 +10087,39 @@
         </w:rPr>
         <w:t xml:space="preserve">Update </w:t>
       </w:r>
-      <w:r>
-        <w:rPr>
-          <w:rFonts w:ascii="Helvetica" w:eastAsia="Times New Roman" w:hAnsi="Helvetica" w:cs="Helvetica"/>
-          <w:color w:val="333333"/>
-          <w:sz w:val="21"/>
-          <w:szCs w:val="21"/>
-          <w:shd w:val="clear" w:color="auto" w:fill="FFFFFF"/>
-        </w:rPr>
-        <w:t>riscv_pipeline.vhdl, removing syntax errors and ensuring correct operation of Stage 2.</w:t>
+      <w:proofErr w:type="spellStart"/>
+      <w:r>
+        <w:rPr>
+          <w:rFonts w:ascii="Helvetica" w:eastAsia="Times New Roman" w:hAnsi="Helvetica" w:cs="Helvetica"/>
+          <w:color w:val="333333"/>
+          <w:sz w:val="21"/>
+          <w:szCs w:val="21"/>
+          <w:shd w:val="clear" w:color="auto" w:fill="FFFFFF"/>
+        </w:rPr>
+        <w:t>riscv_</w:t>
+      </w:r>
+      <w:proofErr w:type="gramStart"/>
+      <w:r>
+        <w:rPr>
+          <w:rFonts w:ascii="Helvetica" w:eastAsia="Times New Roman" w:hAnsi="Helvetica" w:cs="Helvetica"/>
+          <w:color w:val="333333"/>
+          <w:sz w:val="21"/>
+          <w:szCs w:val="21"/>
+          <w:shd w:val="clear" w:color="auto" w:fill="FFFFFF"/>
+        </w:rPr>
+        <w:t>pipeline.vhdl</w:t>
+      </w:r>
+      <w:proofErr w:type="spellEnd"/>
+      <w:proofErr w:type="gramEnd"/>
+      <w:r>
+        <w:rPr>
+          <w:rFonts w:ascii="Helvetica" w:eastAsia="Times New Roman" w:hAnsi="Helvetica" w:cs="Helvetica"/>
+          <w:color w:val="333333"/>
+          <w:sz w:val="21"/>
+          <w:szCs w:val="21"/>
+          <w:shd w:val="clear" w:color="auto" w:fill="FFFFFF"/>
+        </w:rPr>
+        <w:t>, removing syntax errors and ensuring correct operation of Stage 2.</w:t>
       </w:r>
       <w:r>
         <w:rPr>
@@ -7961,16 +10131,30 @@
         </w:rPr>
         <w:t xml:space="preserve"> [many of these updates can be copied from </w:t>
       </w:r>
-      <w:r>
-        <w:rPr>
-          <w:rFonts w:ascii="Helvetica" w:eastAsia="Times New Roman" w:hAnsi="Helvetica" w:cs="Helvetica"/>
-          <w:color w:val="333333"/>
-          <w:sz w:val="21"/>
-          <w:szCs w:val="21"/>
-          <w:shd w:val="clear" w:color="auto" w:fill="FFFFFF"/>
-        </w:rPr>
-        <w:t>riscv_multicycle.vhdl</w:t>
-      </w:r>
+      <w:proofErr w:type="spellStart"/>
+      <w:r>
+        <w:rPr>
+          <w:rFonts w:ascii="Helvetica" w:eastAsia="Times New Roman" w:hAnsi="Helvetica" w:cs="Helvetica"/>
+          <w:color w:val="333333"/>
+          <w:sz w:val="21"/>
+          <w:szCs w:val="21"/>
+          <w:shd w:val="clear" w:color="auto" w:fill="FFFFFF"/>
+        </w:rPr>
+        <w:t>riscv_</w:t>
+      </w:r>
+      <w:proofErr w:type="gramStart"/>
+      <w:r>
+        <w:rPr>
+          <w:rFonts w:ascii="Helvetica" w:eastAsia="Times New Roman" w:hAnsi="Helvetica" w:cs="Helvetica"/>
+          <w:color w:val="333333"/>
+          <w:sz w:val="21"/>
+          <w:szCs w:val="21"/>
+          <w:shd w:val="clear" w:color="auto" w:fill="FFFFFF"/>
+        </w:rPr>
+        <w:t>multicycle.vhdl</w:t>
+      </w:r>
+      <w:proofErr w:type="spellEnd"/>
+      <w:proofErr w:type="gramEnd"/>
       <w:r>
         <w:rPr>
           <w:rFonts w:ascii="Helvetica" w:eastAsia="Times New Roman" w:hAnsi="Helvetica" w:cs="Helvetica"/>
@@ -8004,8 +10188,50 @@
           <w:sz w:val="21"/>
           <w:szCs w:val="21"/>
         </w:rPr>
-        <w:t>Update instr_mem.vhdl, inserting the required NOPs (similar to</w:t>
-      </w:r>
+        <w:t xml:space="preserve">Update </w:t>
+      </w:r>
+      <w:proofErr w:type="spellStart"/>
+      <w:r>
+        <w:rPr>
+          <w:rFonts w:ascii="Helvetica" w:eastAsia="Times New Roman" w:hAnsi="Helvetica" w:cs="Helvetica"/>
+          <w:color w:val="333333"/>
+          <w:sz w:val="21"/>
+          <w:szCs w:val="21"/>
+        </w:rPr>
+        <w:t>instr_</w:t>
+      </w:r>
+      <w:proofErr w:type="gramStart"/>
+      <w:r>
+        <w:rPr>
+          <w:rFonts w:ascii="Helvetica" w:eastAsia="Times New Roman" w:hAnsi="Helvetica" w:cs="Helvetica"/>
+          <w:color w:val="333333"/>
+          <w:sz w:val="21"/>
+          <w:szCs w:val="21"/>
+        </w:rPr>
+        <w:t>mem.vhdl</w:t>
+      </w:r>
+      <w:proofErr w:type="spellEnd"/>
+      <w:proofErr w:type="gramEnd"/>
+      <w:r>
+        <w:rPr>
+          <w:rFonts w:ascii="Helvetica" w:eastAsia="Times New Roman" w:hAnsi="Helvetica" w:cs="Helvetica"/>
+          <w:color w:val="333333"/>
+          <w:sz w:val="21"/>
+          <w:szCs w:val="21"/>
+        </w:rPr>
+        <w:t>, inserting the required NOPs (</w:t>
+      </w:r>
+      <w:proofErr w:type="gramStart"/>
+      <w:r>
+        <w:rPr>
+          <w:rFonts w:ascii="Helvetica" w:eastAsia="Times New Roman" w:hAnsi="Helvetica" w:cs="Helvetica"/>
+          <w:color w:val="333333"/>
+          <w:sz w:val="21"/>
+          <w:szCs w:val="21"/>
+        </w:rPr>
+        <w:t>similar to</w:t>
+      </w:r>
+      <w:proofErr w:type="gramEnd"/>
       <w:r>
         <w:rPr>
           <w:rFonts w:ascii="Helvetica" w:eastAsia="Times New Roman" w:hAnsi="Helvetica" w:cs="Helvetica"/>
@@ -8072,7 +10298,29 @@
           <w:szCs w:val="21"/>
           <w:shd w:val="clear" w:color="auto" w:fill="FFFFFF"/>
         </w:rPr>
-        <w:t xml:space="preserve">Run simulation in vivado, testing the </w:t>
+        <w:t xml:space="preserve">Run simulation in </w:t>
+      </w:r>
+      <w:proofErr w:type="spellStart"/>
+      <w:r>
+        <w:rPr>
+          <w:rFonts w:ascii="Helvetica" w:eastAsia="Times New Roman" w:hAnsi="Helvetica" w:cs="Helvetica"/>
+          <w:color w:val="333333"/>
+          <w:sz w:val="21"/>
+          <w:szCs w:val="21"/>
+          <w:shd w:val="clear" w:color="auto" w:fill="FFFFFF"/>
+        </w:rPr>
+        <w:t>vivado</w:t>
+      </w:r>
+      <w:proofErr w:type="spellEnd"/>
+      <w:r>
+        <w:rPr>
+          <w:rFonts w:ascii="Helvetica" w:eastAsia="Times New Roman" w:hAnsi="Helvetica" w:cs="Helvetica"/>
+          <w:color w:val="333333"/>
+          <w:sz w:val="21"/>
+          <w:szCs w:val="21"/>
+          <w:shd w:val="clear" w:color="auto" w:fill="FFFFFF"/>
+        </w:rPr>
+        <w:t xml:space="preserve">, testing the </w:t>
       </w:r>
       <w:r>
         <w:rPr>
@@ -8138,6 +10386,7 @@
           <w:szCs w:val="21"/>
         </w:rPr>
       </w:pPr>
+      <w:proofErr w:type="spellStart"/>
       <w:r>
         <w:rPr>
           <w:rFonts w:ascii="Helvetica" w:eastAsia="Times New Roman" w:hAnsi="Helvetica" w:cs="Helvetica"/>
@@ -8147,7 +10396,547 @@
           <w:sz w:val="21"/>
           <w:szCs w:val="21"/>
         </w:rPr>
-        <w:t>Clk, reset, clock_counter, pc, NPC, next_PC, if_id_npc, id_ex_npc, ex_mem_npc, instr, opcode, if_id_rs1, reg1_data, if_id_rs2, reg2_data, mem_wb_rd, wb_data, if_id_imm, alu_input_a,  alu_input_b, alu_result, mem_data, mem_read, mem_write, alu_src, id_ex_alu_src, branch, ex_mem_branch, jump, ex_mem_jump, load_addr, reg_write, reg_write_chip, display_x5, display_x6, display_x7, display_x10</w:t>
+        <w:t>Clk</w:t>
+      </w:r>
+      <w:proofErr w:type="spellEnd"/>
+      <w:r>
+        <w:rPr>
+          <w:rFonts w:ascii="Helvetica" w:eastAsia="Times New Roman" w:hAnsi="Helvetica" w:cs="Helvetica"/>
+          <w:i/>
+          <w:iCs/>
+          <w:color w:val="333333"/>
+          <w:sz w:val="21"/>
+          <w:szCs w:val="21"/>
+        </w:rPr>
+        <w:t xml:space="preserve">, reset, </w:t>
+      </w:r>
+      <w:proofErr w:type="spellStart"/>
+      <w:r>
+        <w:rPr>
+          <w:rFonts w:ascii="Helvetica" w:eastAsia="Times New Roman" w:hAnsi="Helvetica" w:cs="Helvetica"/>
+          <w:i/>
+          <w:iCs/>
+          <w:color w:val="333333"/>
+          <w:sz w:val="21"/>
+          <w:szCs w:val="21"/>
+        </w:rPr>
+        <w:t>clock_counter</w:t>
+      </w:r>
+      <w:proofErr w:type="spellEnd"/>
+      <w:r>
+        <w:rPr>
+          <w:rFonts w:ascii="Helvetica" w:eastAsia="Times New Roman" w:hAnsi="Helvetica" w:cs="Helvetica"/>
+          <w:i/>
+          <w:iCs/>
+          <w:color w:val="333333"/>
+          <w:sz w:val="21"/>
+          <w:szCs w:val="21"/>
+        </w:rPr>
+        <w:t xml:space="preserve">, pc, NPC, </w:t>
+      </w:r>
+      <w:proofErr w:type="spellStart"/>
+      <w:r>
+        <w:rPr>
+          <w:rFonts w:ascii="Helvetica" w:eastAsia="Times New Roman" w:hAnsi="Helvetica" w:cs="Helvetica"/>
+          <w:i/>
+          <w:iCs/>
+          <w:color w:val="333333"/>
+          <w:sz w:val="21"/>
+          <w:szCs w:val="21"/>
+        </w:rPr>
+        <w:t>next_PC</w:t>
+      </w:r>
+      <w:proofErr w:type="spellEnd"/>
+      <w:r>
+        <w:rPr>
+          <w:rFonts w:ascii="Helvetica" w:eastAsia="Times New Roman" w:hAnsi="Helvetica" w:cs="Helvetica"/>
+          <w:i/>
+          <w:iCs/>
+          <w:color w:val="333333"/>
+          <w:sz w:val="21"/>
+          <w:szCs w:val="21"/>
+        </w:rPr>
+        <w:t xml:space="preserve">, </w:t>
+      </w:r>
+      <w:proofErr w:type="spellStart"/>
+      <w:r>
+        <w:rPr>
+          <w:rFonts w:ascii="Helvetica" w:eastAsia="Times New Roman" w:hAnsi="Helvetica" w:cs="Helvetica"/>
+          <w:i/>
+          <w:iCs/>
+          <w:color w:val="333333"/>
+          <w:sz w:val="21"/>
+          <w:szCs w:val="21"/>
+        </w:rPr>
+        <w:t>if_id_npc</w:t>
+      </w:r>
+      <w:proofErr w:type="spellEnd"/>
+      <w:r>
+        <w:rPr>
+          <w:rFonts w:ascii="Helvetica" w:eastAsia="Times New Roman" w:hAnsi="Helvetica" w:cs="Helvetica"/>
+          <w:i/>
+          <w:iCs/>
+          <w:color w:val="333333"/>
+          <w:sz w:val="21"/>
+          <w:szCs w:val="21"/>
+        </w:rPr>
+        <w:t xml:space="preserve">, </w:t>
+      </w:r>
+      <w:proofErr w:type="spellStart"/>
+      <w:r>
+        <w:rPr>
+          <w:rFonts w:ascii="Helvetica" w:eastAsia="Times New Roman" w:hAnsi="Helvetica" w:cs="Helvetica"/>
+          <w:i/>
+          <w:iCs/>
+          <w:color w:val="333333"/>
+          <w:sz w:val="21"/>
+          <w:szCs w:val="21"/>
+        </w:rPr>
+        <w:t>id_ex_npc</w:t>
+      </w:r>
+      <w:proofErr w:type="spellEnd"/>
+      <w:r>
+        <w:rPr>
+          <w:rFonts w:ascii="Helvetica" w:eastAsia="Times New Roman" w:hAnsi="Helvetica" w:cs="Helvetica"/>
+          <w:i/>
+          <w:iCs/>
+          <w:color w:val="333333"/>
+          <w:sz w:val="21"/>
+          <w:szCs w:val="21"/>
+        </w:rPr>
+        <w:t xml:space="preserve">, </w:t>
+      </w:r>
+      <w:proofErr w:type="spellStart"/>
+      <w:r>
+        <w:rPr>
+          <w:rFonts w:ascii="Helvetica" w:eastAsia="Times New Roman" w:hAnsi="Helvetica" w:cs="Helvetica"/>
+          <w:i/>
+          <w:iCs/>
+          <w:color w:val="333333"/>
+          <w:sz w:val="21"/>
+          <w:szCs w:val="21"/>
+        </w:rPr>
+        <w:t>ex_mem_npc</w:t>
+      </w:r>
+      <w:proofErr w:type="spellEnd"/>
+      <w:r>
+        <w:rPr>
+          <w:rFonts w:ascii="Helvetica" w:eastAsia="Times New Roman" w:hAnsi="Helvetica" w:cs="Helvetica"/>
+          <w:i/>
+          <w:iCs/>
+          <w:color w:val="333333"/>
+          <w:sz w:val="21"/>
+          <w:szCs w:val="21"/>
+        </w:rPr>
+        <w:t xml:space="preserve">, </w:t>
+      </w:r>
+      <w:proofErr w:type="spellStart"/>
+      <w:r>
+        <w:rPr>
+          <w:rFonts w:ascii="Helvetica" w:eastAsia="Times New Roman" w:hAnsi="Helvetica" w:cs="Helvetica"/>
+          <w:i/>
+          <w:iCs/>
+          <w:color w:val="333333"/>
+          <w:sz w:val="21"/>
+          <w:szCs w:val="21"/>
+        </w:rPr>
+        <w:t>instr</w:t>
+      </w:r>
+      <w:proofErr w:type="spellEnd"/>
+      <w:r>
+        <w:rPr>
+          <w:rFonts w:ascii="Helvetica" w:eastAsia="Times New Roman" w:hAnsi="Helvetica" w:cs="Helvetica"/>
+          <w:i/>
+          <w:iCs/>
+          <w:color w:val="333333"/>
+          <w:sz w:val="21"/>
+          <w:szCs w:val="21"/>
+        </w:rPr>
+        <w:t xml:space="preserve">, opcode, if_id_rs1, reg1_data, if_id_rs2, reg2_data, </w:t>
+      </w:r>
+      <w:proofErr w:type="spellStart"/>
+      <w:r>
+        <w:rPr>
+          <w:rFonts w:ascii="Helvetica" w:eastAsia="Times New Roman" w:hAnsi="Helvetica" w:cs="Helvetica"/>
+          <w:i/>
+          <w:iCs/>
+          <w:color w:val="333333"/>
+          <w:sz w:val="21"/>
+          <w:szCs w:val="21"/>
+        </w:rPr>
+        <w:t>mem_wb_rd</w:t>
+      </w:r>
+      <w:proofErr w:type="spellEnd"/>
+      <w:r>
+        <w:rPr>
+          <w:rFonts w:ascii="Helvetica" w:eastAsia="Times New Roman" w:hAnsi="Helvetica" w:cs="Helvetica"/>
+          <w:i/>
+          <w:iCs/>
+          <w:color w:val="333333"/>
+          <w:sz w:val="21"/>
+          <w:szCs w:val="21"/>
+        </w:rPr>
+        <w:t xml:space="preserve">, </w:t>
+      </w:r>
+      <w:proofErr w:type="spellStart"/>
+      <w:r>
+        <w:rPr>
+          <w:rFonts w:ascii="Helvetica" w:eastAsia="Times New Roman" w:hAnsi="Helvetica" w:cs="Helvetica"/>
+          <w:i/>
+          <w:iCs/>
+          <w:color w:val="333333"/>
+          <w:sz w:val="21"/>
+          <w:szCs w:val="21"/>
+        </w:rPr>
+        <w:t>wb_data</w:t>
+      </w:r>
+      <w:proofErr w:type="spellEnd"/>
+      <w:r>
+        <w:rPr>
+          <w:rFonts w:ascii="Helvetica" w:eastAsia="Times New Roman" w:hAnsi="Helvetica" w:cs="Helvetica"/>
+          <w:i/>
+          <w:iCs/>
+          <w:color w:val="333333"/>
+          <w:sz w:val="21"/>
+          <w:szCs w:val="21"/>
+        </w:rPr>
+        <w:t xml:space="preserve">, </w:t>
+      </w:r>
+      <w:proofErr w:type="spellStart"/>
+      <w:r>
+        <w:rPr>
+          <w:rFonts w:ascii="Helvetica" w:eastAsia="Times New Roman" w:hAnsi="Helvetica" w:cs="Helvetica"/>
+          <w:i/>
+          <w:iCs/>
+          <w:color w:val="333333"/>
+          <w:sz w:val="21"/>
+          <w:szCs w:val="21"/>
+        </w:rPr>
+        <w:t>if_id_imm</w:t>
+      </w:r>
+      <w:proofErr w:type="spellEnd"/>
+      <w:r>
+        <w:rPr>
+          <w:rFonts w:ascii="Helvetica" w:eastAsia="Times New Roman" w:hAnsi="Helvetica" w:cs="Helvetica"/>
+          <w:i/>
+          <w:iCs/>
+          <w:color w:val="333333"/>
+          <w:sz w:val="21"/>
+          <w:szCs w:val="21"/>
+        </w:rPr>
+        <w:t xml:space="preserve">, </w:t>
+      </w:r>
+      <w:proofErr w:type="spellStart"/>
+      <w:r>
+        <w:rPr>
+          <w:rFonts w:ascii="Helvetica" w:eastAsia="Times New Roman" w:hAnsi="Helvetica" w:cs="Helvetica"/>
+          <w:i/>
+          <w:iCs/>
+          <w:color w:val="333333"/>
+          <w:sz w:val="21"/>
+          <w:szCs w:val="21"/>
+        </w:rPr>
+        <w:t>alu_input_a</w:t>
+      </w:r>
+      <w:proofErr w:type="spellEnd"/>
+      <w:r>
+        <w:rPr>
+          <w:rFonts w:ascii="Helvetica" w:eastAsia="Times New Roman" w:hAnsi="Helvetica" w:cs="Helvetica"/>
+          <w:i/>
+          <w:iCs/>
+          <w:color w:val="333333"/>
+          <w:sz w:val="21"/>
+          <w:szCs w:val="21"/>
+        </w:rPr>
+        <w:t xml:space="preserve">,  </w:t>
+      </w:r>
+      <w:proofErr w:type="spellStart"/>
+      <w:r>
+        <w:rPr>
+          <w:rFonts w:ascii="Helvetica" w:eastAsia="Times New Roman" w:hAnsi="Helvetica" w:cs="Helvetica"/>
+          <w:i/>
+          <w:iCs/>
+          <w:color w:val="333333"/>
+          <w:sz w:val="21"/>
+          <w:szCs w:val="21"/>
+        </w:rPr>
+        <w:t>alu_input_b</w:t>
+      </w:r>
+      <w:proofErr w:type="spellEnd"/>
+      <w:r>
+        <w:rPr>
+          <w:rFonts w:ascii="Helvetica" w:eastAsia="Times New Roman" w:hAnsi="Helvetica" w:cs="Helvetica"/>
+          <w:i/>
+          <w:iCs/>
+          <w:color w:val="333333"/>
+          <w:sz w:val="21"/>
+          <w:szCs w:val="21"/>
+        </w:rPr>
+        <w:t xml:space="preserve">, </w:t>
+      </w:r>
+      <w:proofErr w:type="spellStart"/>
+      <w:r>
+        <w:rPr>
+          <w:rFonts w:ascii="Helvetica" w:eastAsia="Times New Roman" w:hAnsi="Helvetica" w:cs="Helvetica"/>
+          <w:i/>
+          <w:iCs/>
+          <w:color w:val="333333"/>
+          <w:sz w:val="21"/>
+          <w:szCs w:val="21"/>
+        </w:rPr>
+        <w:t>alu_result</w:t>
+      </w:r>
+      <w:proofErr w:type="spellEnd"/>
+      <w:r>
+        <w:rPr>
+          <w:rFonts w:ascii="Helvetica" w:eastAsia="Times New Roman" w:hAnsi="Helvetica" w:cs="Helvetica"/>
+          <w:i/>
+          <w:iCs/>
+          <w:color w:val="333333"/>
+          <w:sz w:val="21"/>
+          <w:szCs w:val="21"/>
+        </w:rPr>
+        <w:t xml:space="preserve">, </w:t>
+      </w:r>
+      <w:proofErr w:type="spellStart"/>
+      <w:r>
+        <w:rPr>
+          <w:rFonts w:ascii="Helvetica" w:eastAsia="Times New Roman" w:hAnsi="Helvetica" w:cs="Helvetica"/>
+          <w:i/>
+          <w:iCs/>
+          <w:color w:val="333333"/>
+          <w:sz w:val="21"/>
+          <w:szCs w:val="21"/>
+        </w:rPr>
+        <w:t>mem_data</w:t>
+      </w:r>
+      <w:proofErr w:type="spellEnd"/>
+      <w:r>
+        <w:rPr>
+          <w:rFonts w:ascii="Helvetica" w:eastAsia="Times New Roman" w:hAnsi="Helvetica" w:cs="Helvetica"/>
+          <w:i/>
+          <w:iCs/>
+          <w:color w:val="333333"/>
+          <w:sz w:val="21"/>
+          <w:szCs w:val="21"/>
+        </w:rPr>
+        <w:t xml:space="preserve">, </w:t>
+      </w:r>
+      <w:proofErr w:type="spellStart"/>
+      <w:r>
+        <w:rPr>
+          <w:rFonts w:ascii="Helvetica" w:eastAsia="Times New Roman" w:hAnsi="Helvetica" w:cs="Helvetica"/>
+          <w:i/>
+          <w:iCs/>
+          <w:color w:val="333333"/>
+          <w:sz w:val="21"/>
+          <w:szCs w:val="21"/>
+        </w:rPr>
+        <w:t>mem_read</w:t>
+      </w:r>
+      <w:proofErr w:type="spellEnd"/>
+      <w:r>
+        <w:rPr>
+          <w:rFonts w:ascii="Helvetica" w:eastAsia="Times New Roman" w:hAnsi="Helvetica" w:cs="Helvetica"/>
+          <w:i/>
+          <w:iCs/>
+          <w:color w:val="333333"/>
+          <w:sz w:val="21"/>
+          <w:szCs w:val="21"/>
+        </w:rPr>
+        <w:t xml:space="preserve">, </w:t>
+      </w:r>
+      <w:proofErr w:type="spellStart"/>
+      <w:r>
+        <w:rPr>
+          <w:rFonts w:ascii="Helvetica" w:eastAsia="Times New Roman" w:hAnsi="Helvetica" w:cs="Helvetica"/>
+          <w:i/>
+          <w:iCs/>
+          <w:color w:val="333333"/>
+          <w:sz w:val="21"/>
+          <w:szCs w:val="21"/>
+        </w:rPr>
+        <w:t>mem_write</w:t>
+      </w:r>
+      <w:proofErr w:type="spellEnd"/>
+      <w:r>
+        <w:rPr>
+          <w:rFonts w:ascii="Helvetica" w:eastAsia="Times New Roman" w:hAnsi="Helvetica" w:cs="Helvetica"/>
+          <w:i/>
+          <w:iCs/>
+          <w:color w:val="333333"/>
+          <w:sz w:val="21"/>
+          <w:szCs w:val="21"/>
+        </w:rPr>
+        <w:t xml:space="preserve">, </w:t>
+      </w:r>
+      <w:proofErr w:type="spellStart"/>
+      <w:r>
+        <w:rPr>
+          <w:rFonts w:ascii="Helvetica" w:eastAsia="Times New Roman" w:hAnsi="Helvetica" w:cs="Helvetica"/>
+          <w:i/>
+          <w:iCs/>
+          <w:color w:val="333333"/>
+          <w:sz w:val="21"/>
+          <w:szCs w:val="21"/>
+        </w:rPr>
+        <w:t>alu_src</w:t>
+      </w:r>
+      <w:proofErr w:type="spellEnd"/>
+      <w:r>
+        <w:rPr>
+          <w:rFonts w:ascii="Helvetica" w:eastAsia="Times New Roman" w:hAnsi="Helvetica" w:cs="Helvetica"/>
+          <w:i/>
+          <w:iCs/>
+          <w:color w:val="333333"/>
+          <w:sz w:val="21"/>
+          <w:szCs w:val="21"/>
+        </w:rPr>
+        <w:t xml:space="preserve">, </w:t>
+      </w:r>
+      <w:proofErr w:type="spellStart"/>
+      <w:r>
+        <w:rPr>
+          <w:rFonts w:ascii="Helvetica" w:eastAsia="Times New Roman" w:hAnsi="Helvetica" w:cs="Helvetica"/>
+          <w:i/>
+          <w:iCs/>
+          <w:color w:val="333333"/>
+          <w:sz w:val="21"/>
+          <w:szCs w:val="21"/>
+        </w:rPr>
+        <w:t>id_ex_alu_src</w:t>
+      </w:r>
+      <w:proofErr w:type="spellEnd"/>
+      <w:r>
+        <w:rPr>
+          <w:rFonts w:ascii="Helvetica" w:eastAsia="Times New Roman" w:hAnsi="Helvetica" w:cs="Helvetica"/>
+          <w:i/>
+          <w:iCs/>
+          <w:color w:val="333333"/>
+          <w:sz w:val="21"/>
+          <w:szCs w:val="21"/>
+        </w:rPr>
+        <w:t xml:space="preserve">, branch, </w:t>
+      </w:r>
+      <w:proofErr w:type="spellStart"/>
+      <w:r>
+        <w:rPr>
+          <w:rFonts w:ascii="Helvetica" w:eastAsia="Times New Roman" w:hAnsi="Helvetica" w:cs="Helvetica"/>
+          <w:i/>
+          <w:iCs/>
+          <w:color w:val="333333"/>
+          <w:sz w:val="21"/>
+          <w:szCs w:val="21"/>
+        </w:rPr>
+        <w:t>ex_mem_branch</w:t>
+      </w:r>
+      <w:proofErr w:type="spellEnd"/>
+      <w:r>
+        <w:rPr>
+          <w:rFonts w:ascii="Helvetica" w:eastAsia="Times New Roman" w:hAnsi="Helvetica" w:cs="Helvetica"/>
+          <w:i/>
+          <w:iCs/>
+          <w:color w:val="333333"/>
+          <w:sz w:val="21"/>
+          <w:szCs w:val="21"/>
+        </w:rPr>
+        <w:t xml:space="preserve">, jump, </w:t>
+      </w:r>
+      <w:proofErr w:type="spellStart"/>
+      <w:r>
+        <w:rPr>
+          <w:rFonts w:ascii="Helvetica" w:eastAsia="Times New Roman" w:hAnsi="Helvetica" w:cs="Helvetica"/>
+          <w:i/>
+          <w:iCs/>
+          <w:color w:val="333333"/>
+          <w:sz w:val="21"/>
+          <w:szCs w:val="21"/>
+        </w:rPr>
+        <w:t>ex_mem_jump</w:t>
+      </w:r>
+      <w:proofErr w:type="spellEnd"/>
+      <w:r>
+        <w:rPr>
+          <w:rFonts w:ascii="Helvetica" w:eastAsia="Times New Roman" w:hAnsi="Helvetica" w:cs="Helvetica"/>
+          <w:i/>
+          <w:iCs/>
+          <w:color w:val="333333"/>
+          <w:sz w:val="21"/>
+          <w:szCs w:val="21"/>
+        </w:rPr>
+        <w:t xml:space="preserve">, </w:t>
+      </w:r>
+      <w:proofErr w:type="spellStart"/>
+      <w:r>
+        <w:rPr>
+          <w:rFonts w:ascii="Helvetica" w:eastAsia="Times New Roman" w:hAnsi="Helvetica" w:cs="Helvetica"/>
+          <w:i/>
+          <w:iCs/>
+          <w:color w:val="333333"/>
+          <w:sz w:val="21"/>
+          <w:szCs w:val="21"/>
+        </w:rPr>
+        <w:t>load_addr</w:t>
+      </w:r>
+      <w:proofErr w:type="spellEnd"/>
+      <w:r>
+        <w:rPr>
+          <w:rFonts w:ascii="Helvetica" w:eastAsia="Times New Roman" w:hAnsi="Helvetica" w:cs="Helvetica"/>
+          <w:i/>
+          <w:iCs/>
+          <w:color w:val="333333"/>
+          <w:sz w:val="21"/>
+          <w:szCs w:val="21"/>
+        </w:rPr>
+        <w:t xml:space="preserve">, </w:t>
+      </w:r>
+      <w:proofErr w:type="spellStart"/>
+      <w:r>
+        <w:rPr>
+          <w:rFonts w:ascii="Helvetica" w:eastAsia="Times New Roman" w:hAnsi="Helvetica" w:cs="Helvetica"/>
+          <w:i/>
+          <w:iCs/>
+          <w:color w:val="333333"/>
+          <w:sz w:val="21"/>
+          <w:szCs w:val="21"/>
+        </w:rPr>
+        <w:t>reg_write</w:t>
+      </w:r>
+      <w:proofErr w:type="spellEnd"/>
+      <w:r>
+        <w:rPr>
+          <w:rFonts w:ascii="Helvetica" w:eastAsia="Times New Roman" w:hAnsi="Helvetica" w:cs="Helvetica"/>
+          <w:i/>
+          <w:iCs/>
+          <w:color w:val="333333"/>
+          <w:sz w:val="21"/>
+          <w:szCs w:val="21"/>
+        </w:rPr>
+        <w:t xml:space="preserve">, </w:t>
+      </w:r>
+      <w:proofErr w:type="spellStart"/>
+      <w:r>
+        <w:rPr>
+          <w:rFonts w:ascii="Helvetica" w:eastAsia="Times New Roman" w:hAnsi="Helvetica" w:cs="Helvetica"/>
+          <w:i/>
+          <w:iCs/>
+          <w:color w:val="333333"/>
+          <w:sz w:val="21"/>
+          <w:szCs w:val="21"/>
+        </w:rPr>
+        <w:t>reg_write_chip</w:t>
+      </w:r>
+      <w:proofErr w:type="spellEnd"/>
+      <w:r>
+        <w:rPr>
+          <w:rFonts w:ascii="Helvetica" w:eastAsia="Times New Roman" w:hAnsi="Helvetica" w:cs="Helvetica"/>
+          <w:i/>
+          <w:iCs/>
+          <w:color w:val="333333"/>
+          <w:sz w:val="21"/>
+          <w:szCs w:val="21"/>
+        </w:rPr>
+        <w:t>, display_x5, display_x6, display_x7, display_x10</w:t>
       </w:r>
     </w:p>
     <w:p>
@@ -8172,8 +10961,38 @@
           <w:highlight w:val="yellow"/>
           <w:shd w:val="clear" w:color="auto" w:fill="FFFFFF"/>
         </w:rPr>
-        <w:t>Turn in your simulation plot in gradescope</w:t>
-      </w:r>
+        <w:t xml:space="preserve">Turn in your simulation plot </w:t>
+      </w:r>
+      <w:proofErr w:type="gramStart"/>
+      <w:r>
+        <w:rPr>
+          <w:rFonts w:ascii="Helvetica" w:eastAsia="Times New Roman" w:hAnsi="Helvetica" w:cs="Helvetica"/>
+          <w:b/>
+          <w:bCs/>
+          <w:color w:val="333333"/>
+          <w:sz w:val="21"/>
+          <w:szCs w:val="21"/>
+          <w:highlight w:val="yellow"/>
+          <w:shd w:val="clear" w:color="auto" w:fill="FFFFFF"/>
+        </w:rPr>
+        <w:t xml:space="preserve">in </w:t>
+      </w:r>
+      <w:proofErr w:type="spellStart"/>
+      <w:r>
+        <w:rPr>
+          <w:rFonts w:ascii="Helvetica" w:eastAsia="Times New Roman" w:hAnsi="Helvetica" w:cs="Helvetica"/>
+          <w:b/>
+          <w:bCs/>
+          <w:color w:val="333333"/>
+          <w:sz w:val="21"/>
+          <w:szCs w:val="21"/>
+          <w:highlight w:val="yellow"/>
+          <w:shd w:val="clear" w:color="auto" w:fill="FFFFFF"/>
+        </w:rPr>
+        <w:t>gradescope</w:t>
+      </w:r>
+      <w:proofErr w:type="spellEnd"/>
+      <w:proofErr w:type="gramEnd"/>
       <w:r>
         <w:rPr>
           <w:rFonts w:ascii="Helvetica" w:eastAsia="Times New Roman" w:hAnsi="Helvetica" w:cs="Helvetica"/>
@@ -8228,8 +11047,20 @@
           <w:szCs w:val="21"/>
           <w:highlight w:val="yellow"/>
         </w:rPr>
-        <w:t>in gradescope</w:t>
-      </w:r>
+        <w:t xml:space="preserve">in </w:t>
+      </w:r>
+      <w:proofErr w:type="spellStart"/>
+      <w:r>
+        <w:rPr>
+          <w:rFonts w:ascii="Helvetica" w:eastAsia="Times New Roman" w:hAnsi="Helvetica" w:cs="Helvetica"/>
+          <w:color w:val="333333"/>
+          <w:sz w:val="21"/>
+          <w:szCs w:val="21"/>
+          <w:highlight w:val="yellow"/>
+        </w:rPr>
+        <w:t>gradescope</w:t>
+      </w:r>
+      <w:proofErr w:type="spellEnd"/>
       <w:r>
         <w:rPr>
           <w:rFonts w:ascii="Helvetica" w:eastAsia="Times New Roman" w:hAnsi="Helvetica" w:cs="Helvetica"/>
@@ -8404,26 +11235,68 @@
           <w:sz w:val="21"/>
           <w:szCs w:val="21"/>
         </w:rPr>
-        <w:t>: Now replace your instr</w:t>
-      </w:r>
-      <w:r>
-        <w:rPr>
-          <w:rFonts w:ascii="Helvetica" w:eastAsia="Times New Roman" w:hAnsi="Helvetica" w:cs="Helvetica"/>
-          <w:color w:val="333333"/>
-          <w:sz w:val="21"/>
-          <w:szCs w:val="21"/>
-        </w:rPr>
-        <w:t>_mem.vhdl with your original code</w:t>
-      </w:r>
-      <w:r>
-        <w:rPr>
-          <w:rFonts w:ascii="Helvetica" w:eastAsia="Times New Roman" w:hAnsi="Helvetica" w:cs="Helvetica"/>
-          <w:color w:val="333333"/>
-          <w:sz w:val="21"/>
-          <w:szCs w:val="21"/>
-        </w:rPr>
-        <w:t xml:space="preserve"> (which does NOT have the NOPs) and run the simulation in vivado</w:t>
-      </w:r>
+        <w:t xml:space="preserve">: Now replace your </w:t>
+      </w:r>
+      <w:proofErr w:type="spellStart"/>
+      <w:r>
+        <w:rPr>
+          <w:rFonts w:ascii="Helvetica" w:eastAsia="Times New Roman" w:hAnsi="Helvetica" w:cs="Helvetica"/>
+          <w:color w:val="333333"/>
+          <w:sz w:val="21"/>
+          <w:szCs w:val="21"/>
+        </w:rPr>
+        <w:t>instr</w:t>
+      </w:r>
+      <w:r>
+        <w:rPr>
+          <w:rFonts w:ascii="Helvetica" w:eastAsia="Times New Roman" w:hAnsi="Helvetica" w:cs="Helvetica"/>
+          <w:color w:val="333333"/>
+          <w:sz w:val="21"/>
+          <w:szCs w:val="21"/>
+        </w:rPr>
+        <w:t>_</w:t>
+      </w:r>
+      <w:proofErr w:type="gramStart"/>
+      <w:r>
+        <w:rPr>
+          <w:rFonts w:ascii="Helvetica" w:eastAsia="Times New Roman" w:hAnsi="Helvetica" w:cs="Helvetica"/>
+          <w:color w:val="333333"/>
+          <w:sz w:val="21"/>
+          <w:szCs w:val="21"/>
+        </w:rPr>
+        <w:t>mem.vhdl</w:t>
+      </w:r>
+      <w:proofErr w:type="spellEnd"/>
+      <w:proofErr w:type="gramEnd"/>
+      <w:r>
+        <w:rPr>
+          <w:rFonts w:ascii="Helvetica" w:eastAsia="Times New Roman" w:hAnsi="Helvetica" w:cs="Helvetica"/>
+          <w:color w:val="333333"/>
+          <w:sz w:val="21"/>
+          <w:szCs w:val="21"/>
+        </w:rPr>
+        <w:t xml:space="preserve"> with your original code</w:t>
+      </w:r>
+      <w:r>
+        <w:rPr>
+          <w:rFonts w:ascii="Helvetica" w:eastAsia="Times New Roman" w:hAnsi="Helvetica" w:cs="Helvetica"/>
+          <w:color w:val="333333"/>
+          <w:sz w:val="21"/>
+          <w:szCs w:val="21"/>
+        </w:rPr>
+        <w:t xml:space="preserve"> (which does NOT have the NOPs) and run the simulation in </w:t>
+      </w:r>
+      <w:proofErr w:type="spellStart"/>
+      <w:r>
+        <w:rPr>
+          <w:rFonts w:ascii="Helvetica" w:eastAsia="Times New Roman" w:hAnsi="Helvetica" w:cs="Helvetica"/>
+          <w:color w:val="333333"/>
+          <w:sz w:val="21"/>
+          <w:szCs w:val="21"/>
+        </w:rPr>
+        <w:t>vivado</w:t>
+      </w:r>
+      <w:proofErr w:type="spellEnd"/>
       <w:r>
         <w:rPr>
           <w:rFonts w:ascii="Helvetica" w:eastAsia="Times New Roman" w:hAnsi="Helvetica" w:cs="Helvetica"/>
@@ -8467,6 +11340,7 @@
           <w:szCs w:val="21"/>
         </w:rPr>
       </w:pPr>
+      <w:proofErr w:type="spellStart"/>
       <w:r>
         <w:rPr>
           <w:rFonts w:ascii="Helvetica" w:eastAsia="Times New Roman" w:hAnsi="Helvetica" w:cs="Helvetica"/>
@@ -8476,7 +11350,547 @@
           <w:sz w:val="21"/>
           <w:szCs w:val="21"/>
         </w:rPr>
-        <w:t>Clk, reset, clock_counter, pc, NPC, next_PC, if_id_npc, id_ex_npc, ex_mem_npc, instr, opcode, if_id_rs1, reg1_data, if_id_rs2, reg2_data, mem_wb_rd, wb_data, if_id_imm, alu_input_a,  alu_input_b, alu_result, mem_data, mem_read, mem_write, alu_src, id_ex_alu_src, branch, ex_mem_branch, jump, ex_mem_jump, load_addr, reg_write, reg_write_chip, display_x5, display_x6, display_x7, display_x10</w:t>
+        <w:t>Clk</w:t>
+      </w:r>
+      <w:proofErr w:type="spellEnd"/>
+      <w:r>
+        <w:rPr>
+          <w:rFonts w:ascii="Helvetica" w:eastAsia="Times New Roman" w:hAnsi="Helvetica" w:cs="Helvetica"/>
+          <w:i/>
+          <w:iCs/>
+          <w:color w:val="333333"/>
+          <w:sz w:val="21"/>
+          <w:szCs w:val="21"/>
+        </w:rPr>
+        <w:t xml:space="preserve">, reset, </w:t>
+      </w:r>
+      <w:proofErr w:type="spellStart"/>
+      <w:r>
+        <w:rPr>
+          <w:rFonts w:ascii="Helvetica" w:eastAsia="Times New Roman" w:hAnsi="Helvetica" w:cs="Helvetica"/>
+          <w:i/>
+          <w:iCs/>
+          <w:color w:val="333333"/>
+          <w:sz w:val="21"/>
+          <w:szCs w:val="21"/>
+        </w:rPr>
+        <w:t>clock_counter</w:t>
+      </w:r>
+      <w:proofErr w:type="spellEnd"/>
+      <w:r>
+        <w:rPr>
+          <w:rFonts w:ascii="Helvetica" w:eastAsia="Times New Roman" w:hAnsi="Helvetica" w:cs="Helvetica"/>
+          <w:i/>
+          <w:iCs/>
+          <w:color w:val="333333"/>
+          <w:sz w:val="21"/>
+          <w:szCs w:val="21"/>
+        </w:rPr>
+        <w:t xml:space="preserve">, pc, NPC, </w:t>
+      </w:r>
+      <w:proofErr w:type="spellStart"/>
+      <w:r>
+        <w:rPr>
+          <w:rFonts w:ascii="Helvetica" w:eastAsia="Times New Roman" w:hAnsi="Helvetica" w:cs="Helvetica"/>
+          <w:i/>
+          <w:iCs/>
+          <w:color w:val="333333"/>
+          <w:sz w:val="21"/>
+          <w:szCs w:val="21"/>
+        </w:rPr>
+        <w:t>next_PC</w:t>
+      </w:r>
+      <w:proofErr w:type="spellEnd"/>
+      <w:r>
+        <w:rPr>
+          <w:rFonts w:ascii="Helvetica" w:eastAsia="Times New Roman" w:hAnsi="Helvetica" w:cs="Helvetica"/>
+          <w:i/>
+          <w:iCs/>
+          <w:color w:val="333333"/>
+          <w:sz w:val="21"/>
+          <w:szCs w:val="21"/>
+        </w:rPr>
+        <w:t xml:space="preserve">, </w:t>
+      </w:r>
+      <w:proofErr w:type="spellStart"/>
+      <w:r>
+        <w:rPr>
+          <w:rFonts w:ascii="Helvetica" w:eastAsia="Times New Roman" w:hAnsi="Helvetica" w:cs="Helvetica"/>
+          <w:i/>
+          <w:iCs/>
+          <w:color w:val="333333"/>
+          <w:sz w:val="21"/>
+          <w:szCs w:val="21"/>
+        </w:rPr>
+        <w:t>if_id_npc</w:t>
+      </w:r>
+      <w:proofErr w:type="spellEnd"/>
+      <w:r>
+        <w:rPr>
+          <w:rFonts w:ascii="Helvetica" w:eastAsia="Times New Roman" w:hAnsi="Helvetica" w:cs="Helvetica"/>
+          <w:i/>
+          <w:iCs/>
+          <w:color w:val="333333"/>
+          <w:sz w:val="21"/>
+          <w:szCs w:val="21"/>
+        </w:rPr>
+        <w:t xml:space="preserve">, </w:t>
+      </w:r>
+      <w:proofErr w:type="spellStart"/>
+      <w:r>
+        <w:rPr>
+          <w:rFonts w:ascii="Helvetica" w:eastAsia="Times New Roman" w:hAnsi="Helvetica" w:cs="Helvetica"/>
+          <w:i/>
+          <w:iCs/>
+          <w:color w:val="333333"/>
+          <w:sz w:val="21"/>
+          <w:szCs w:val="21"/>
+        </w:rPr>
+        <w:t>id_ex_npc</w:t>
+      </w:r>
+      <w:proofErr w:type="spellEnd"/>
+      <w:r>
+        <w:rPr>
+          <w:rFonts w:ascii="Helvetica" w:eastAsia="Times New Roman" w:hAnsi="Helvetica" w:cs="Helvetica"/>
+          <w:i/>
+          <w:iCs/>
+          <w:color w:val="333333"/>
+          <w:sz w:val="21"/>
+          <w:szCs w:val="21"/>
+        </w:rPr>
+        <w:t xml:space="preserve">, </w:t>
+      </w:r>
+      <w:proofErr w:type="spellStart"/>
+      <w:r>
+        <w:rPr>
+          <w:rFonts w:ascii="Helvetica" w:eastAsia="Times New Roman" w:hAnsi="Helvetica" w:cs="Helvetica"/>
+          <w:i/>
+          <w:iCs/>
+          <w:color w:val="333333"/>
+          <w:sz w:val="21"/>
+          <w:szCs w:val="21"/>
+        </w:rPr>
+        <w:t>ex_mem_npc</w:t>
+      </w:r>
+      <w:proofErr w:type="spellEnd"/>
+      <w:r>
+        <w:rPr>
+          <w:rFonts w:ascii="Helvetica" w:eastAsia="Times New Roman" w:hAnsi="Helvetica" w:cs="Helvetica"/>
+          <w:i/>
+          <w:iCs/>
+          <w:color w:val="333333"/>
+          <w:sz w:val="21"/>
+          <w:szCs w:val="21"/>
+        </w:rPr>
+        <w:t xml:space="preserve">, </w:t>
+      </w:r>
+      <w:proofErr w:type="spellStart"/>
+      <w:r>
+        <w:rPr>
+          <w:rFonts w:ascii="Helvetica" w:eastAsia="Times New Roman" w:hAnsi="Helvetica" w:cs="Helvetica"/>
+          <w:i/>
+          <w:iCs/>
+          <w:color w:val="333333"/>
+          <w:sz w:val="21"/>
+          <w:szCs w:val="21"/>
+        </w:rPr>
+        <w:t>instr</w:t>
+      </w:r>
+      <w:proofErr w:type="spellEnd"/>
+      <w:r>
+        <w:rPr>
+          <w:rFonts w:ascii="Helvetica" w:eastAsia="Times New Roman" w:hAnsi="Helvetica" w:cs="Helvetica"/>
+          <w:i/>
+          <w:iCs/>
+          <w:color w:val="333333"/>
+          <w:sz w:val="21"/>
+          <w:szCs w:val="21"/>
+        </w:rPr>
+        <w:t xml:space="preserve">, opcode, if_id_rs1, reg1_data, if_id_rs2, reg2_data, </w:t>
+      </w:r>
+      <w:proofErr w:type="spellStart"/>
+      <w:r>
+        <w:rPr>
+          <w:rFonts w:ascii="Helvetica" w:eastAsia="Times New Roman" w:hAnsi="Helvetica" w:cs="Helvetica"/>
+          <w:i/>
+          <w:iCs/>
+          <w:color w:val="333333"/>
+          <w:sz w:val="21"/>
+          <w:szCs w:val="21"/>
+        </w:rPr>
+        <w:t>mem_wb_rd</w:t>
+      </w:r>
+      <w:proofErr w:type="spellEnd"/>
+      <w:r>
+        <w:rPr>
+          <w:rFonts w:ascii="Helvetica" w:eastAsia="Times New Roman" w:hAnsi="Helvetica" w:cs="Helvetica"/>
+          <w:i/>
+          <w:iCs/>
+          <w:color w:val="333333"/>
+          <w:sz w:val="21"/>
+          <w:szCs w:val="21"/>
+        </w:rPr>
+        <w:t xml:space="preserve">, </w:t>
+      </w:r>
+      <w:proofErr w:type="spellStart"/>
+      <w:r>
+        <w:rPr>
+          <w:rFonts w:ascii="Helvetica" w:eastAsia="Times New Roman" w:hAnsi="Helvetica" w:cs="Helvetica"/>
+          <w:i/>
+          <w:iCs/>
+          <w:color w:val="333333"/>
+          <w:sz w:val="21"/>
+          <w:szCs w:val="21"/>
+        </w:rPr>
+        <w:t>wb_data</w:t>
+      </w:r>
+      <w:proofErr w:type="spellEnd"/>
+      <w:r>
+        <w:rPr>
+          <w:rFonts w:ascii="Helvetica" w:eastAsia="Times New Roman" w:hAnsi="Helvetica" w:cs="Helvetica"/>
+          <w:i/>
+          <w:iCs/>
+          <w:color w:val="333333"/>
+          <w:sz w:val="21"/>
+          <w:szCs w:val="21"/>
+        </w:rPr>
+        <w:t xml:space="preserve">, </w:t>
+      </w:r>
+      <w:proofErr w:type="spellStart"/>
+      <w:r>
+        <w:rPr>
+          <w:rFonts w:ascii="Helvetica" w:eastAsia="Times New Roman" w:hAnsi="Helvetica" w:cs="Helvetica"/>
+          <w:i/>
+          <w:iCs/>
+          <w:color w:val="333333"/>
+          <w:sz w:val="21"/>
+          <w:szCs w:val="21"/>
+        </w:rPr>
+        <w:t>if_id_imm</w:t>
+      </w:r>
+      <w:proofErr w:type="spellEnd"/>
+      <w:r>
+        <w:rPr>
+          <w:rFonts w:ascii="Helvetica" w:eastAsia="Times New Roman" w:hAnsi="Helvetica" w:cs="Helvetica"/>
+          <w:i/>
+          <w:iCs/>
+          <w:color w:val="333333"/>
+          <w:sz w:val="21"/>
+          <w:szCs w:val="21"/>
+        </w:rPr>
+        <w:t xml:space="preserve">, </w:t>
+      </w:r>
+      <w:proofErr w:type="spellStart"/>
+      <w:r>
+        <w:rPr>
+          <w:rFonts w:ascii="Helvetica" w:eastAsia="Times New Roman" w:hAnsi="Helvetica" w:cs="Helvetica"/>
+          <w:i/>
+          <w:iCs/>
+          <w:color w:val="333333"/>
+          <w:sz w:val="21"/>
+          <w:szCs w:val="21"/>
+        </w:rPr>
+        <w:t>alu_input_a</w:t>
+      </w:r>
+      <w:proofErr w:type="spellEnd"/>
+      <w:r>
+        <w:rPr>
+          <w:rFonts w:ascii="Helvetica" w:eastAsia="Times New Roman" w:hAnsi="Helvetica" w:cs="Helvetica"/>
+          <w:i/>
+          <w:iCs/>
+          <w:color w:val="333333"/>
+          <w:sz w:val="21"/>
+          <w:szCs w:val="21"/>
+        </w:rPr>
+        <w:t xml:space="preserve">,  </w:t>
+      </w:r>
+      <w:proofErr w:type="spellStart"/>
+      <w:r>
+        <w:rPr>
+          <w:rFonts w:ascii="Helvetica" w:eastAsia="Times New Roman" w:hAnsi="Helvetica" w:cs="Helvetica"/>
+          <w:i/>
+          <w:iCs/>
+          <w:color w:val="333333"/>
+          <w:sz w:val="21"/>
+          <w:szCs w:val="21"/>
+        </w:rPr>
+        <w:t>alu_input_b</w:t>
+      </w:r>
+      <w:proofErr w:type="spellEnd"/>
+      <w:r>
+        <w:rPr>
+          <w:rFonts w:ascii="Helvetica" w:eastAsia="Times New Roman" w:hAnsi="Helvetica" w:cs="Helvetica"/>
+          <w:i/>
+          <w:iCs/>
+          <w:color w:val="333333"/>
+          <w:sz w:val="21"/>
+          <w:szCs w:val="21"/>
+        </w:rPr>
+        <w:t xml:space="preserve">, </w:t>
+      </w:r>
+      <w:proofErr w:type="spellStart"/>
+      <w:r>
+        <w:rPr>
+          <w:rFonts w:ascii="Helvetica" w:eastAsia="Times New Roman" w:hAnsi="Helvetica" w:cs="Helvetica"/>
+          <w:i/>
+          <w:iCs/>
+          <w:color w:val="333333"/>
+          <w:sz w:val="21"/>
+          <w:szCs w:val="21"/>
+        </w:rPr>
+        <w:t>alu_result</w:t>
+      </w:r>
+      <w:proofErr w:type="spellEnd"/>
+      <w:r>
+        <w:rPr>
+          <w:rFonts w:ascii="Helvetica" w:eastAsia="Times New Roman" w:hAnsi="Helvetica" w:cs="Helvetica"/>
+          <w:i/>
+          <w:iCs/>
+          <w:color w:val="333333"/>
+          <w:sz w:val="21"/>
+          <w:szCs w:val="21"/>
+        </w:rPr>
+        <w:t xml:space="preserve">, </w:t>
+      </w:r>
+      <w:proofErr w:type="spellStart"/>
+      <w:r>
+        <w:rPr>
+          <w:rFonts w:ascii="Helvetica" w:eastAsia="Times New Roman" w:hAnsi="Helvetica" w:cs="Helvetica"/>
+          <w:i/>
+          <w:iCs/>
+          <w:color w:val="333333"/>
+          <w:sz w:val="21"/>
+          <w:szCs w:val="21"/>
+        </w:rPr>
+        <w:t>mem_data</w:t>
+      </w:r>
+      <w:proofErr w:type="spellEnd"/>
+      <w:r>
+        <w:rPr>
+          <w:rFonts w:ascii="Helvetica" w:eastAsia="Times New Roman" w:hAnsi="Helvetica" w:cs="Helvetica"/>
+          <w:i/>
+          <w:iCs/>
+          <w:color w:val="333333"/>
+          <w:sz w:val="21"/>
+          <w:szCs w:val="21"/>
+        </w:rPr>
+        <w:t xml:space="preserve">, </w:t>
+      </w:r>
+      <w:proofErr w:type="spellStart"/>
+      <w:r>
+        <w:rPr>
+          <w:rFonts w:ascii="Helvetica" w:eastAsia="Times New Roman" w:hAnsi="Helvetica" w:cs="Helvetica"/>
+          <w:i/>
+          <w:iCs/>
+          <w:color w:val="333333"/>
+          <w:sz w:val="21"/>
+          <w:szCs w:val="21"/>
+        </w:rPr>
+        <w:t>mem_read</w:t>
+      </w:r>
+      <w:proofErr w:type="spellEnd"/>
+      <w:r>
+        <w:rPr>
+          <w:rFonts w:ascii="Helvetica" w:eastAsia="Times New Roman" w:hAnsi="Helvetica" w:cs="Helvetica"/>
+          <w:i/>
+          <w:iCs/>
+          <w:color w:val="333333"/>
+          <w:sz w:val="21"/>
+          <w:szCs w:val="21"/>
+        </w:rPr>
+        <w:t xml:space="preserve">, </w:t>
+      </w:r>
+      <w:proofErr w:type="spellStart"/>
+      <w:r>
+        <w:rPr>
+          <w:rFonts w:ascii="Helvetica" w:eastAsia="Times New Roman" w:hAnsi="Helvetica" w:cs="Helvetica"/>
+          <w:i/>
+          <w:iCs/>
+          <w:color w:val="333333"/>
+          <w:sz w:val="21"/>
+          <w:szCs w:val="21"/>
+        </w:rPr>
+        <w:t>mem_write</w:t>
+      </w:r>
+      <w:proofErr w:type="spellEnd"/>
+      <w:r>
+        <w:rPr>
+          <w:rFonts w:ascii="Helvetica" w:eastAsia="Times New Roman" w:hAnsi="Helvetica" w:cs="Helvetica"/>
+          <w:i/>
+          <w:iCs/>
+          <w:color w:val="333333"/>
+          <w:sz w:val="21"/>
+          <w:szCs w:val="21"/>
+        </w:rPr>
+        <w:t xml:space="preserve">, </w:t>
+      </w:r>
+      <w:proofErr w:type="spellStart"/>
+      <w:r>
+        <w:rPr>
+          <w:rFonts w:ascii="Helvetica" w:eastAsia="Times New Roman" w:hAnsi="Helvetica" w:cs="Helvetica"/>
+          <w:i/>
+          <w:iCs/>
+          <w:color w:val="333333"/>
+          <w:sz w:val="21"/>
+          <w:szCs w:val="21"/>
+        </w:rPr>
+        <w:t>alu_src</w:t>
+      </w:r>
+      <w:proofErr w:type="spellEnd"/>
+      <w:r>
+        <w:rPr>
+          <w:rFonts w:ascii="Helvetica" w:eastAsia="Times New Roman" w:hAnsi="Helvetica" w:cs="Helvetica"/>
+          <w:i/>
+          <w:iCs/>
+          <w:color w:val="333333"/>
+          <w:sz w:val="21"/>
+          <w:szCs w:val="21"/>
+        </w:rPr>
+        <w:t xml:space="preserve">, </w:t>
+      </w:r>
+      <w:proofErr w:type="spellStart"/>
+      <w:r>
+        <w:rPr>
+          <w:rFonts w:ascii="Helvetica" w:eastAsia="Times New Roman" w:hAnsi="Helvetica" w:cs="Helvetica"/>
+          <w:i/>
+          <w:iCs/>
+          <w:color w:val="333333"/>
+          <w:sz w:val="21"/>
+          <w:szCs w:val="21"/>
+        </w:rPr>
+        <w:t>id_ex_alu_src</w:t>
+      </w:r>
+      <w:proofErr w:type="spellEnd"/>
+      <w:r>
+        <w:rPr>
+          <w:rFonts w:ascii="Helvetica" w:eastAsia="Times New Roman" w:hAnsi="Helvetica" w:cs="Helvetica"/>
+          <w:i/>
+          <w:iCs/>
+          <w:color w:val="333333"/>
+          <w:sz w:val="21"/>
+          <w:szCs w:val="21"/>
+        </w:rPr>
+        <w:t xml:space="preserve">, branch, </w:t>
+      </w:r>
+      <w:proofErr w:type="spellStart"/>
+      <w:r>
+        <w:rPr>
+          <w:rFonts w:ascii="Helvetica" w:eastAsia="Times New Roman" w:hAnsi="Helvetica" w:cs="Helvetica"/>
+          <w:i/>
+          <w:iCs/>
+          <w:color w:val="333333"/>
+          <w:sz w:val="21"/>
+          <w:szCs w:val="21"/>
+        </w:rPr>
+        <w:t>ex_mem_branch</w:t>
+      </w:r>
+      <w:proofErr w:type="spellEnd"/>
+      <w:r>
+        <w:rPr>
+          <w:rFonts w:ascii="Helvetica" w:eastAsia="Times New Roman" w:hAnsi="Helvetica" w:cs="Helvetica"/>
+          <w:i/>
+          <w:iCs/>
+          <w:color w:val="333333"/>
+          <w:sz w:val="21"/>
+          <w:szCs w:val="21"/>
+        </w:rPr>
+        <w:t xml:space="preserve">, jump, </w:t>
+      </w:r>
+      <w:proofErr w:type="spellStart"/>
+      <w:r>
+        <w:rPr>
+          <w:rFonts w:ascii="Helvetica" w:eastAsia="Times New Roman" w:hAnsi="Helvetica" w:cs="Helvetica"/>
+          <w:i/>
+          <w:iCs/>
+          <w:color w:val="333333"/>
+          <w:sz w:val="21"/>
+          <w:szCs w:val="21"/>
+        </w:rPr>
+        <w:t>ex_mem_jump</w:t>
+      </w:r>
+      <w:proofErr w:type="spellEnd"/>
+      <w:r>
+        <w:rPr>
+          <w:rFonts w:ascii="Helvetica" w:eastAsia="Times New Roman" w:hAnsi="Helvetica" w:cs="Helvetica"/>
+          <w:i/>
+          <w:iCs/>
+          <w:color w:val="333333"/>
+          <w:sz w:val="21"/>
+          <w:szCs w:val="21"/>
+        </w:rPr>
+        <w:t xml:space="preserve">, </w:t>
+      </w:r>
+      <w:proofErr w:type="spellStart"/>
+      <w:r>
+        <w:rPr>
+          <w:rFonts w:ascii="Helvetica" w:eastAsia="Times New Roman" w:hAnsi="Helvetica" w:cs="Helvetica"/>
+          <w:i/>
+          <w:iCs/>
+          <w:color w:val="333333"/>
+          <w:sz w:val="21"/>
+          <w:szCs w:val="21"/>
+        </w:rPr>
+        <w:t>load_addr</w:t>
+      </w:r>
+      <w:proofErr w:type="spellEnd"/>
+      <w:r>
+        <w:rPr>
+          <w:rFonts w:ascii="Helvetica" w:eastAsia="Times New Roman" w:hAnsi="Helvetica" w:cs="Helvetica"/>
+          <w:i/>
+          <w:iCs/>
+          <w:color w:val="333333"/>
+          <w:sz w:val="21"/>
+          <w:szCs w:val="21"/>
+        </w:rPr>
+        <w:t xml:space="preserve">, </w:t>
+      </w:r>
+      <w:proofErr w:type="spellStart"/>
+      <w:r>
+        <w:rPr>
+          <w:rFonts w:ascii="Helvetica" w:eastAsia="Times New Roman" w:hAnsi="Helvetica" w:cs="Helvetica"/>
+          <w:i/>
+          <w:iCs/>
+          <w:color w:val="333333"/>
+          <w:sz w:val="21"/>
+          <w:szCs w:val="21"/>
+        </w:rPr>
+        <w:t>reg_write</w:t>
+      </w:r>
+      <w:proofErr w:type="spellEnd"/>
+      <w:r>
+        <w:rPr>
+          <w:rFonts w:ascii="Helvetica" w:eastAsia="Times New Roman" w:hAnsi="Helvetica" w:cs="Helvetica"/>
+          <w:i/>
+          <w:iCs/>
+          <w:color w:val="333333"/>
+          <w:sz w:val="21"/>
+          <w:szCs w:val="21"/>
+        </w:rPr>
+        <w:t xml:space="preserve">, </w:t>
+      </w:r>
+      <w:proofErr w:type="spellStart"/>
+      <w:r>
+        <w:rPr>
+          <w:rFonts w:ascii="Helvetica" w:eastAsia="Times New Roman" w:hAnsi="Helvetica" w:cs="Helvetica"/>
+          <w:i/>
+          <w:iCs/>
+          <w:color w:val="333333"/>
+          <w:sz w:val="21"/>
+          <w:szCs w:val="21"/>
+        </w:rPr>
+        <w:t>reg_write_chip</w:t>
+      </w:r>
+      <w:proofErr w:type="spellEnd"/>
+      <w:r>
+        <w:rPr>
+          <w:rFonts w:ascii="Helvetica" w:eastAsia="Times New Roman" w:hAnsi="Helvetica" w:cs="Helvetica"/>
+          <w:i/>
+          <w:iCs/>
+          <w:color w:val="333333"/>
+          <w:sz w:val="21"/>
+          <w:szCs w:val="21"/>
+        </w:rPr>
+        <w:t>, display_x5, display_x6, display_x7, display_x10</w:t>
       </w:r>
     </w:p>
     <w:p>
@@ -8505,8 +11919,38 @@
           <w:highlight w:val="yellow"/>
           <w:shd w:val="clear" w:color="auto" w:fill="FFFFFF"/>
         </w:rPr>
-        <w:t>Turn in your simulation plot in gradescope</w:t>
-      </w:r>
+        <w:t xml:space="preserve">Turn in your simulation plot </w:t>
+      </w:r>
+      <w:proofErr w:type="gramStart"/>
+      <w:r>
+        <w:rPr>
+          <w:rFonts w:ascii="Helvetica" w:eastAsia="Times New Roman" w:hAnsi="Helvetica" w:cs="Helvetica"/>
+          <w:b/>
+          <w:bCs/>
+          <w:color w:val="333333"/>
+          <w:sz w:val="21"/>
+          <w:szCs w:val="21"/>
+          <w:highlight w:val="yellow"/>
+          <w:shd w:val="clear" w:color="auto" w:fill="FFFFFF"/>
+        </w:rPr>
+        <w:t xml:space="preserve">in </w:t>
+      </w:r>
+      <w:proofErr w:type="spellStart"/>
+      <w:r>
+        <w:rPr>
+          <w:rFonts w:ascii="Helvetica" w:eastAsia="Times New Roman" w:hAnsi="Helvetica" w:cs="Helvetica"/>
+          <w:b/>
+          <w:bCs/>
+          <w:color w:val="333333"/>
+          <w:sz w:val="21"/>
+          <w:szCs w:val="21"/>
+          <w:highlight w:val="yellow"/>
+          <w:shd w:val="clear" w:color="auto" w:fill="FFFFFF"/>
+        </w:rPr>
+        <w:t>gradescope</w:t>
+      </w:r>
+      <w:proofErr w:type="spellEnd"/>
+      <w:proofErr w:type="gramEnd"/>
       <w:r>
         <w:rPr>
           <w:rFonts w:ascii="Helvetica" w:eastAsia="Times New Roman" w:hAnsi="Helvetica" w:cs="Helvetica"/>
@@ -8540,7 +11984,29 @@
           <w:szCs w:val="21"/>
           <w:highlight w:val="yellow"/>
         </w:rPr>
-        <w:t>In gradescope,</w:t>
+        <w:t xml:space="preserve">In </w:t>
+      </w:r>
+      <w:proofErr w:type="spellStart"/>
+      <w:r>
+        <w:rPr>
+          <w:rFonts w:ascii="Helvetica" w:eastAsia="Times New Roman" w:hAnsi="Helvetica" w:cs="Helvetica"/>
+          <w:color w:val="333333"/>
+          <w:sz w:val="21"/>
+          <w:szCs w:val="21"/>
+          <w:highlight w:val="yellow"/>
+        </w:rPr>
+        <w:t>gradescope</w:t>
+      </w:r>
+      <w:proofErr w:type="spellEnd"/>
+      <w:r>
+        <w:rPr>
+          <w:rFonts w:ascii="Helvetica" w:eastAsia="Times New Roman" w:hAnsi="Helvetica" w:cs="Helvetica"/>
+          <w:color w:val="333333"/>
+          <w:sz w:val="21"/>
+          <w:szCs w:val="21"/>
+          <w:highlight w:val="yellow"/>
+        </w:rPr>
+        <w:t>,</w:t>
       </w:r>
       <w:r>
         <w:rPr>
@@ -8732,7 +12198,27 @@
           <w:sz w:val="21"/>
           <w:szCs w:val="21"/>
         </w:rPr>
-        <w:t>7 see, and what was the final value</w:t>
+        <w:t xml:space="preserve">7 </w:t>
+      </w:r>
+      <w:proofErr w:type="gramStart"/>
+      <w:r>
+        <w:rPr>
+          <w:rFonts w:ascii="Helvetica" w:eastAsia="Times New Roman" w:hAnsi="Helvetica" w:cs="Helvetica"/>
+          <w:color w:val="333333"/>
+          <w:sz w:val="21"/>
+          <w:szCs w:val="21"/>
+        </w:rPr>
+        <w:t>see, and</w:t>
+      </w:r>
+      <w:proofErr w:type="gramEnd"/>
+      <w:r>
+        <w:rPr>
+          <w:rFonts w:ascii="Helvetica" w:eastAsia="Times New Roman" w:hAnsi="Helvetica" w:cs="Helvetica"/>
+          <w:color w:val="333333"/>
+          <w:sz w:val="21"/>
+          <w:szCs w:val="21"/>
+        </w:rPr>
+        <w:t xml:space="preserve"> what was the final value</w:t>
       </w:r>
       <w:r>
         <w:rPr>
@@ -8800,16 +12286,67 @@
           <w:sz w:val="21"/>
           <w:szCs w:val="21"/>
         </w:rPr>
-        <w:t>Push all code to your github repo and share with your instructor</w:t>
-      </w:r>
-      <w:r>
-        <w:rPr>
-          <w:rFonts w:ascii="Helvetica" w:eastAsia="Times New Roman" w:hAnsi="Helvetica" w:cs="Helvetica"/>
-          <w:color w:val="333333"/>
-          <w:sz w:val="21"/>
-          <w:szCs w:val="21"/>
-        </w:rPr>
-        <w:t xml:space="preserve"> [instr_mem.vhdl should be the </w:t>
+        <w:t xml:space="preserve">Push all code to your </w:t>
+      </w:r>
+      <w:proofErr w:type="spellStart"/>
+      <w:r>
+        <w:rPr>
+          <w:rFonts w:ascii="Helvetica" w:eastAsia="Times New Roman" w:hAnsi="Helvetica" w:cs="Helvetica"/>
+          <w:color w:val="333333"/>
+          <w:sz w:val="21"/>
+          <w:szCs w:val="21"/>
+        </w:rPr>
+        <w:t>github</w:t>
+      </w:r>
+      <w:proofErr w:type="spellEnd"/>
+      <w:r>
+        <w:rPr>
+          <w:rFonts w:ascii="Helvetica" w:eastAsia="Times New Roman" w:hAnsi="Helvetica" w:cs="Helvetica"/>
+          <w:color w:val="333333"/>
+          <w:sz w:val="21"/>
+          <w:szCs w:val="21"/>
+        </w:rPr>
+        <w:t xml:space="preserve"> repo and share with your instructor</w:t>
+      </w:r>
+      <w:r>
+        <w:rPr>
+          <w:rFonts w:ascii="Helvetica" w:eastAsia="Times New Roman" w:hAnsi="Helvetica" w:cs="Helvetica"/>
+          <w:color w:val="333333"/>
+          <w:sz w:val="21"/>
+          <w:szCs w:val="21"/>
+        </w:rPr>
+        <w:t xml:space="preserve"> [</w:t>
+      </w:r>
+      <w:proofErr w:type="spellStart"/>
+      <w:r>
+        <w:rPr>
+          <w:rFonts w:ascii="Helvetica" w:eastAsia="Times New Roman" w:hAnsi="Helvetica" w:cs="Helvetica"/>
+          <w:color w:val="333333"/>
+          <w:sz w:val="21"/>
+          <w:szCs w:val="21"/>
+        </w:rPr>
+        <w:t>instr_</w:t>
+      </w:r>
+      <w:proofErr w:type="gramStart"/>
+      <w:r>
+        <w:rPr>
+          <w:rFonts w:ascii="Helvetica" w:eastAsia="Times New Roman" w:hAnsi="Helvetica" w:cs="Helvetica"/>
+          <w:color w:val="333333"/>
+          <w:sz w:val="21"/>
+          <w:szCs w:val="21"/>
+        </w:rPr>
+        <w:t>mem.vhdl</w:t>
+      </w:r>
+      <w:proofErr w:type="spellEnd"/>
+      <w:proofErr w:type="gramEnd"/>
+      <w:r>
+        <w:rPr>
+          <w:rFonts w:ascii="Helvetica" w:eastAsia="Times New Roman" w:hAnsi="Helvetica" w:cs="Helvetica"/>
+          <w:color w:val="333333"/>
+          <w:sz w:val="21"/>
+          <w:szCs w:val="21"/>
+        </w:rPr>
+        <w:t xml:space="preserve"> should be the </w:t>
       </w:r>
       <w:r>
         <w:rPr>
@@ -9267,16 +12804,30 @@
               </w:rPr>
               <w:t xml:space="preserve">Updated </w:t>
             </w:r>
-            <w:r>
-              <w:rPr>
-                <w:rFonts w:ascii="Helvetica" w:eastAsia="Times New Roman" w:hAnsi="Helvetica" w:cs="Helvetica"/>
-                <w:color w:val="333333"/>
-                <w:sz w:val="21"/>
-                <w:szCs w:val="21"/>
-                <w:shd w:val="clear" w:color="auto" w:fill="FFFFFF"/>
-              </w:rPr>
-              <w:t>pipeline_registers.vhdl</w:t>
-            </w:r>
+            <w:proofErr w:type="spellStart"/>
+            <w:r>
+              <w:rPr>
+                <w:rFonts w:ascii="Helvetica" w:eastAsia="Times New Roman" w:hAnsi="Helvetica" w:cs="Helvetica"/>
+                <w:color w:val="333333"/>
+                <w:sz w:val="21"/>
+                <w:szCs w:val="21"/>
+                <w:shd w:val="clear" w:color="auto" w:fill="FFFFFF"/>
+              </w:rPr>
+              <w:t>pipeline_</w:t>
+            </w:r>
+            <w:proofErr w:type="gramStart"/>
+            <w:r>
+              <w:rPr>
+                <w:rFonts w:ascii="Helvetica" w:eastAsia="Times New Roman" w:hAnsi="Helvetica" w:cs="Helvetica"/>
+                <w:color w:val="333333"/>
+                <w:sz w:val="21"/>
+                <w:szCs w:val="21"/>
+                <w:shd w:val="clear" w:color="auto" w:fill="FFFFFF"/>
+              </w:rPr>
+              <w:t>registers.vhdl</w:t>
+            </w:r>
+            <w:proofErr w:type="spellEnd"/>
+            <w:proofErr w:type="gramEnd"/>
           </w:p>
         </w:tc>
         <w:tc>
@@ -9384,6 +12935,7 @@
               </w:rPr>
               <w:t xml:space="preserve">Updated </w:t>
             </w:r>
+            <w:proofErr w:type="spellStart"/>
             <w:r>
               <w:rPr>
                 <w:rFonts w:ascii="Helvetica" w:eastAsia="Times New Roman" w:hAnsi="Helvetica" w:cs="Helvetica"/>
@@ -9394,6 +12946,7 @@
               </w:rPr>
               <w:t>riscv_</w:t>
             </w:r>
+            <w:proofErr w:type="gramStart"/>
             <w:r>
               <w:rPr>
                 <w:rFonts w:ascii="Helvetica" w:eastAsia="Times New Roman" w:hAnsi="Helvetica" w:cs="Helvetica"/>
@@ -9414,6 +12967,8 @@
               </w:rPr>
               <w:t>.vhdl</w:t>
             </w:r>
+            <w:proofErr w:type="spellEnd"/>
+            <w:proofErr w:type="gramEnd"/>
           </w:p>
         </w:tc>
         <w:tc>
@@ -9519,7 +13074,27 @@
                 <w:sz w:val="21"/>
                 <w:szCs w:val="21"/>
               </w:rPr>
-              <w:t>Update instr_mem.vh</w:t>
+              <w:t xml:space="preserve">Update </w:t>
+            </w:r>
+            <w:proofErr w:type="spellStart"/>
+            <w:r>
+              <w:rPr>
+                <w:rFonts w:ascii="Helvetica" w:eastAsia="Times New Roman" w:hAnsi="Helvetica" w:cs="Helvetica"/>
+                <w:color w:val="333333"/>
+                <w:sz w:val="21"/>
+                <w:szCs w:val="21"/>
+              </w:rPr>
+              <w:t>instr_</w:t>
+            </w:r>
+            <w:proofErr w:type="gramStart"/>
+            <w:r>
+              <w:rPr>
+                <w:rFonts w:ascii="Helvetica" w:eastAsia="Times New Roman" w:hAnsi="Helvetica" w:cs="Helvetica"/>
+                <w:color w:val="333333"/>
+                <w:sz w:val="21"/>
+                <w:szCs w:val="21"/>
+              </w:rPr>
+              <w:t>mem.vh</w:t>
             </w:r>
             <w:r>
               <w:rPr>
@@ -9530,6 +13105,8 @@
               </w:rPr>
               <w:t>dl</w:t>
             </w:r>
+            <w:proofErr w:type="spellEnd"/>
+            <w:proofErr w:type="gramEnd"/>
             <w:r>
               <w:rPr>
                 <w:rFonts w:ascii="Helvetica" w:eastAsia="Times New Roman" w:hAnsi="Helvetica" w:cs="Helvetica"/>
@@ -9750,8 +13327,19 @@
                 <w:sz w:val="21"/>
                 <w:szCs w:val="21"/>
               </w:rPr>
-              <w:t>Questions in Gradescope</w:t>
-            </w:r>
+              <w:t xml:space="preserve">Questions in </w:t>
+            </w:r>
+            <w:proofErr w:type="spellStart"/>
+            <w:r>
+              <w:rPr>
+                <w:rFonts w:ascii="Helvetica" w:eastAsia="Times New Roman" w:hAnsi="Helvetica" w:cs="Helvetica"/>
+                <w:color w:val="333333"/>
+                <w:sz w:val="21"/>
+                <w:szCs w:val="21"/>
+              </w:rPr>
+              <w:t>Gradescope</w:t>
+            </w:r>
+            <w:proofErr w:type="spellEnd"/>
             <w:r>
               <w:rPr>
                 <w:rFonts w:ascii="Helvetica" w:eastAsia="Times New Roman" w:hAnsi="Helvetica" w:cs="Helvetica"/>
@@ -9863,7 +13451,27 @@
                 <w:sz w:val="21"/>
                 <w:szCs w:val="21"/>
               </w:rPr>
-              <w:t>Test and Question in Gradescope running original program without NOPs</w:t>
+              <w:t xml:space="preserve">Test and Question in </w:t>
+            </w:r>
+            <w:proofErr w:type="spellStart"/>
+            <w:r>
+              <w:rPr>
+                <w:rFonts w:ascii="Helvetica" w:eastAsia="Times New Roman" w:hAnsi="Helvetica" w:cs="Helvetica"/>
+                <w:color w:val="333333"/>
+                <w:sz w:val="21"/>
+                <w:szCs w:val="21"/>
+              </w:rPr>
+              <w:t>Gradescope</w:t>
+            </w:r>
+            <w:proofErr w:type="spellEnd"/>
+            <w:r>
+              <w:rPr>
+                <w:rFonts w:ascii="Helvetica" w:eastAsia="Times New Roman" w:hAnsi="Helvetica" w:cs="Helvetica"/>
+                <w:color w:val="333333"/>
+                <w:sz w:val="21"/>
+                <w:szCs w:val="21"/>
+              </w:rPr>
+              <w:t xml:space="preserve"> running original program without NOPs</w:t>
             </w:r>
           </w:p>
         </w:tc>
@@ -10342,7 +13950,18 @@
           <w:szCs w:val="21"/>
           <w:shd w:val="clear" w:color="auto" w:fill="FFFFFF"/>
         </w:rPr>
-        <w:t xml:space="preserve"> using the </w:t>
+        <w:t xml:space="preserve"> using </w:t>
+      </w:r>
+      <w:proofErr w:type="gramStart"/>
+      <w:r>
+        <w:rPr>
+          <w:rFonts w:ascii="Helvetica" w:eastAsia="Times New Roman" w:hAnsi="Helvetica" w:cs="Helvetica"/>
+          <w:color w:val="333333"/>
+          <w:sz w:val="21"/>
+          <w:szCs w:val="21"/>
+          <w:shd w:val="clear" w:color="auto" w:fill="FFFFFF"/>
+        </w:rPr>
+        <w:t xml:space="preserve">the </w:t>
       </w:r>
       <w:r>
         <w:rPr>
@@ -10368,25 +13987,48 @@
         </w:rPr>
         <w:t>hen</w:t>
       </w:r>
-      <w:r>
-        <w:rPr>
-          <w:rFonts w:ascii="Helvetica" w:eastAsia="Times New Roman" w:hAnsi="Helvetica" w:cs="Helvetica"/>
-          <w:color w:val="333333"/>
-          <w:sz w:val="21"/>
-          <w:szCs w:val="21"/>
-          <w:shd w:val="clear" w:color="auto" w:fill="FFFFFF"/>
-        </w:rPr>
-        <w:t xml:space="preserve"> statement?”</w:t>
-      </w:r>
-      <w:r>
-        <w:rPr>
-          <w:rFonts w:ascii="Helvetica" w:eastAsia="Times New Roman" w:hAnsi="Helvetica" w:cs="Helvetica"/>
-          <w:color w:val="333333"/>
-          <w:sz w:val="21"/>
-          <w:szCs w:val="21"/>
-          <w:shd w:val="clear" w:color="auto" w:fill="FFFFFF"/>
-        </w:rPr>
-        <w:t>, or ask</w:t>
+      <w:proofErr w:type="gramEnd"/>
+      <w:r>
+        <w:rPr>
+          <w:rFonts w:ascii="Helvetica" w:eastAsia="Times New Roman" w:hAnsi="Helvetica" w:cs="Helvetica"/>
+          <w:color w:val="333333"/>
+          <w:sz w:val="21"/>
+          <w:szCs w:val="21"/>
+          <w:shd w:val="clear" w:color="auto" w:fill="FFFFFF"/>
+        </w:rPr>
+        <w:t xml:space="preserve"> statement?</w:t>
+      </w:r>
+      <w:proofErr w:type="gramStart"/>
+      <w:r>
+        <w:rPr>
+          <w:rFonts w:ascii="Helvetica" w:eastAsia="Times New Roman" w:hAnsi="Helvetica" w:cs="Helvetica"/>
+          <w:color w:val="333333"/>
+          <w:sz w:val="21"/>
+          <w:szCs w:val="21"/>
+          <w:shd w:val="clear" w:color="auto" w:fill="FFFFFF"/>
+        </w:rPr>
+        <w:t>”</w:t>
+      </w:r>
+      <w:r>
+        <w:rPr>
+          <w:rFonts w:ascii="Helvetica" w:eastAsia="Times New Roman" w:hAnsi="Helvetica" w:cs="Helvetica"/>
+          <w:color w:val="333333"/>
+          <w:sz w:val="21"/>
+          <w:szCs w:val="21"/>
+          <w:shd w:val="clear" w:color="auto" w:fill="FFFFFF"/>
+        </w:rPr>
+        <w:t>, or</w:t>
+      </w:r>
+      <w:proofErr w:type="gramEnd"/>
+      <w:r>
+        <w:rPr>
+          <w:rFonts w:ascii="Helvetica" w:eastAsia="Times New Roman" w:hAnsi="Helvetica" w:cs="Helvetica"/>
+          <w:color w:val="333333"/>
+          <w:sz w:val="21"/>
+          <w:szCs w:val="21"/>
+          <w:shd w:val="clear" w:color="auto" w:fill="FFFFFF"/>
+        </w:rPr>
+        <w:t xml:space="preserve"> ask</w:t>
       </w:r>
       <w:r>
         <w:rPr>
@@ -10678,7 +14320,25 @@
           <w:color w:val="333333"/>
           <w:shd w:val="clear" w:color="auto" w:fill="FFFFFF"/>
         </w:rPr>
-        <w:t>You are not allowed to have another student look at your code to help with debugging, unless given specific authorization from your instructor.</w:t>
+        <w:t xml:space="preserve">You are not allowed to have another student look at your code to help with debugging, </w:t>
+      </w:r>
+      <w:proofErr w:type="gramStart"/>
+      <w:r>
+        <w:rPr>
+          <w:rFonts w:ascii="Helvetica" w:eastAsia="Times New Roman" w:hAnsi="Helvetica" w:cs="Helvetica"/>
+          <w:color w:val="333333"/>
+          <w:shd w:val="clear" w:color="auto" w:fill="FFFFFF"/>
+        </w:rPr>
+        <w:t>unless</w:t>
+      </w:r>
+      <w:proofErr w:type="gramEnd"/>
+      <w:r>
+        <w:rPr>
+          <w:rFonts w:ascii="Helvetica" w:eastAsia="Times New Roman" w:hAnsi="Helvetica" w:cs="Helvetica"/>
+          <w:color w:val="333333"/>
+          <w:shd w:val="clear" w:color="auto" w:fill="FFFFFF"/>
+        </w:rPr>
+        <w:t xml:space="preserve"> given specific authorization from your instructor.</w:t>
       </w:r>
       <w:r>
         <w:rPr>
@@ -12386,6 +16046,7 @@
   <w:style w:type="character" w:default="1" w:styleId="DefaultParagraphFont">
     <w:name w:val="Default Paragraph Font"/>
     <w:uiPriority w:val="1"/>
+    <w:semiHidden/>
     <w:unhideWhenUsed/>
   </w:style>
   <w:style w:type="table" w:default="1" w:styleId="TableNormal">

--- a/book/finalproject/Final_Project_Assignment_Stage2.docx
+++ b/book/finalproject/Final_Project_Assignment_Stage2.docx
@@ -522,29 +522,7 @@
           <w:szCs w:val="21"/>
           <w:shd w:val="clear" w:color="auto" w:fill="FFFFFF"/>
         </w:rPr>
-        <w:t xml:space="preserve">.  However, this stage does NOT have hazard detection and does NOT </w:t>
-      </w:r>
-      <w:proofErr w:type="gramStart"/>
-      <w:r>
-        <w:rPr>
-          <w:rFonts w:ascii="Helvetica" w:eastAsia="Times New Roman" w:hAnsi="Helvetica" w:cs="Helvetica"/>
-          <w:color w:val="333333"/>
-          <w:sz w:val="21"/>
-          <w:szCs w:val="21"/>
-          <w:shd w:val="clear" w:color="auto" w:fill="FFFFFF"/>
-        </w:rPr>
-        <w:t>stall to prevent</w:t>
-      </w:r>
-      <w:proofErr w:type="gramEnd"/>
-      <w:r>
-        <w:rPr>
-          <w:rFonts w:ascii="Helvetica" w:eastAsia="Times New Roman" w:hAnsi="Helvetica" w:cs="Helvetica"/>
-          <w:color w:val="333333"/>
-          <w:sz w:val="21"/>
-          <w:szCs w:val="21"/>
-          <w:shd w:val="clear" w:color="auto" w:fill="FFFFFF"/>
-        </w:rPr>
-        <w:t xml:space="preserve"> hazards.  </w:t>
+        <w:t xml:space="preserve">.  However, this stage does NOT have hazard detection and does NOT stall to prevent hazards.  </w:t>
       </w:r>
       <w:r>
         <w:rPr>
@@ -661,9 +639,8 @@
           <w:szCs w:val="21"/>
           <w:shd w:val="clear" w:color="auto" w:fill="FFFFFF"/>
         </w:rPr>
-        <w:t xml:space="preserve">: convert </w:t>
-      </w:r>
-      <w:proofErr w:type="gramStart"/>
+        <w:t xml:space="preserve">: convert the </w:t>
+      </w:r>
       <w:r>
         <w:rPr>
           <w:rFonts w:ascii="Helvetica" w:eastAsia="Times New Roman" w:hAnsi="Helvetica" w:cs="Helvetica"/>
@@ -672,7 +649,7 @@
           <w:szCs w:val="21"/>
           <w:shd w:val="clear" w:color="auto" w:fill="FFFFFF"/>
         </w:rPr>
-        <w:t xml:space="preserve">the </w:t>
+        <w:t xml:space="preserve">stage 2 architecture to a pipelined architecture </w:t>
       </w:r>
       <w:r>
         <w:rPr>
@@ -682,9 +659,8 @@
           <w:szCs w:val="21"/>
           <w:shd w:val="clear" w:color="auto" w:fill="FFFFFF"/>
         </w:rPr>
-        <w:t>stage</w:t>
-      </w:r>
-      <w:proofErr w:type="gramEnd"/>
+        <w:t xml:space="preserve">that </w:t>
+      </w:r>
       <w:r>
         <w:rPr>
           <w:rFonts w:ascii="Helvetica" w:eastAsia="Times New Roman" w:hAnsi="Helvetica" w:cs="Helvetica"/>
@@ -693,9 +669,8 @@
           <w:szCs w:val="21"/>
           <w:shd w:val="clear" w:color="auto" w:fill="FFFFFF"/>
         </w:rPr>
-        <w:t xml:space="preserve"> 2 architecture to </w:t>
-      </w:r>
-      <w:proofErr w:type="gramStart"/>
+        <w:t>has hazard detection</w:t>
+      </w:r>
       <w:r>
         <w:rPr>
           <w:rFonts w:ascii="Helvetica" w:eastAsia="Times New Roman" w:hAnsi="Helvetica" w:cs="Helvetica"/>
@@ -704,9 +679,8 @@
           <w:szCs w:val="21"/>
           <w:shd w:val="clear" w:color="auto" w:fill="FFFFFF"/>
         </w:rPr>
-        <w:t>a pipelined</w:t>
-      </w:r>
-      <w:proofErr w:type="gramEnd"/>
+        <w:t xml:space="preserve"> and stalls appropriately to ensure proper execution</w:t>
+      </w:r>
       <w:r>
         <w:rPr>
           <w:rFonts w:ascii="Helvetica" w:eastAsia="Times New Roman" w:hAnsi="Helvetica" w:cs="Helvetica"/>
@@ -715,69 +689,7 @@
           <w:szCs w:val="21"/>
           <w:shd w:val="clear" w:color="auto" w:fill="FFFFFF"/>
         </w:rPr>
-        <w:t xml:space="preserve"> architecture </w:t>
-      </w:r>
-      <w:r>
-        <w:rPr>
-          <w:rFonts w:ascii="Helvetica" w:eastAsia="Times New Roman" w:hAnsi="Helvetica" w:cs="Helvetica"/>
-          <w:color w:val="A6A6A6" w:themeColor="background1" w:themeShade="A6"/>
-          <w:sz w:val="21"/>
-          <w:szCs w:val="21"/>
-          <w:shd w:val="clear" w:color="auto" w:fill="FFFFFF"/>
-        </w:rPr>
-        <w:t xml:space="preserve">that </w:t>
-      </w:r>
-      <w:r>
-        <w:rPr>
-          <w:rFonts w:ascii="Helvetica" w:eastAsia="Times New Roman" w:hAnsi="Helvetica" w:cs="Helvetica"/>
-          <w:color w:val="A6A6A6" w:themeColor="background1" w:themeShade="A6"/>
-          <w:sz w:val="21"/>
-          <w:szCs w:val="21"/>
-          <w:shd w:val="clear" w:color="auto" w:fill="FFFFFF"/>
-        </w:rPr>
-        <w:t>has hazard detection</w:t>
-      </w:r>
-      <w:r>
-        <w:rPr>
-          <w:rFonts w:ascii="Helvetica" w:eastAsia="Times New Roman" w:hAnsi="Helvetica" w:cs="Helvetica"/>
-          <w:color w:val="A6A6A6" w:themeColor="background1" w:themeShade="A6"/>
-          <w:sz w:val="21"/>
-          <w:szCs w:val="21"/>
-          <w:shd w:val="clear" w:color="auto" w:fill="FFFFFF"/>
-        </w:rPr>
-        <w:t xml:space="preserve"> and stalls appropriately to ensure proper </w:t>
-      </w:r>
-      <w:proofErr w:type="gramStart"/>
-      <w:r>
-        <w:rPr>
-          <w:rFonts w:ascii="Helvetica" w:eastAsia="Times New Roman" w:hAnsi="Helvetica" w:cs="Helvetica"/>
-          <w:color w:val="A6A6A6" w:themeColor="background1" w:themeShade="A6"/>
-          <w:sz w:val="21"/>
-          <w:szCs w:val="21"/>
-          <w:shd w:val="clear" w:color="auto" w:fill="FFFFFF"/>
-        </w:rPr>
-        <w:t>execution</w:t>
-      </w:r>
-      <w:r>
-        <w:rPr>
-          <w:rFonts w:ascii="Helvetica" w:eastAsia="Times New Roman" w:hAnsi="Helvetica" w:cs="Helvetica"/>
-          <w:color w:val="A6A6A6" w:themeColor="background1" w:themeShade="A6"/>
-          <w:sz w:val="21"/>
-          <w:szCs w:val="21"/>
-          <w:shd w:val="clear" w:color="auto" w:fill="FFFFFF"/>
-        </w:rPr>
-        <w:t>, but</w:t>
-      </w:r>
-      <w:proofErr w:type="gramEnd"/>
-      <w:r>
-        <w:rPr>
-          <w:rFonts w:ascii="Helvetica" w:eastAsia="Times New Roman" w:hAnsi="Helvetica" w:cs="Helvetica"/>
-          <w:color w:val="A6A6A6" w:themeColor="background1" w:themeShade="A6"/>
-          <w:sz w:val="21"/>
-          <w:szCs w:val="21"/>
-          <w:shd w:val="clear" w:color="auto" w:fill="FFFFFF"/>
-        </w:rPr>
-        <w:t xml:space="preserve"> does NOT have forwarding.</w:t>
+        <w:t>, but does NOT have forwarding.</w:t>
       </w:r>
     </w:p>
     <w:p>
@@ -904,29 +816,7 @@
           <w:szCs w:val="21"/>
           <w:shd w:val="clear" w:color="auto" w:fill="FFFFFF"/>
         </w:rPr>
-        <w:t xml:space="preserve"> and branch decision moved to the ID stage, </w:t>
-      </w:r>
-      <w:proofErr w:type="gramStart"/>
-      <w:r>
-        <w:rPr>
-          <w:rFonts w:ascii="Helvetica" w:eastAsia="Times New Roman" w:hAnsi="Helvetica" w:cs="Helvetica"/>
-          <w:color w:val="A6A6A6" w:themeColor="background1" w:themeShade="A6"/>
-          <w:sz w:val="21"/>
-          <w:szCs w:val="21"/>
-          <w:shd w:val="clear" w:color="auto" w:fill="FFFFFF"/>
-        </w:rPr>
-        <w:t>similar to</w:t>
-      </w:r>
-      <w:proofErr w:type="gramEnd"/>
-      <w:r>
-        <w:rPr>
-          <w:rFonts w:ascii="Helvetica" w:eastAsia="Times New Roman" w:hAnsi="Helvetica" w:cs="Helvetica"/>
-          <w:color w:val="A6A6A6" w:themeColor="background1" w:themeShade="A6"/>
-          <w:sz w:val="21"/>
-          <w:szCs w:val="21"/>
-          <w:shd w:val="clear" w:color="auto" w:fill="FFFFFF"/>
-        </w:rPr>
-        <w:t xml:space="preserve"> Figure C.25.</w:t>
+        <w:t xml:space="preserve"> and branch decision moved to the ID stage, similar to Figure C.25.</w:t>
       </w:r>
     </w:p>
     <w:p>
@@ -1043,7 +933,6 @@
         </w:rPr>
         <w:t xml:space="preserve"> called </w:t>
       </w:r>
-      <w:proofErr w:type="spellStart"/>
       <w:r>
         <w:rPr>
           <w:rFonts w:ascii="Helvetica" w:eastAsia="Times New Roman" w:hAnsi="Helvetica" w:cs="Helvetica"/>
@@ -1056,38 +945,15 @@
         </w:rPr>
         <w:t>Load_Addr</w:t>
       </w:r>
-      <w:proofErr w:type="spellEnd"/>
-      <w:r>
-        <w:rPr>
-          <w:rFonts w:ascii="Helvetica" w:eastAsia="Times New Roman" w:hAnsi="Helvetica" w:cs="Helvetica"/>
-          <w:color w:val="333333"/>
-          <w:sz w:val="21"/>
-          <w:szCs w:val="21"/>
-          <w:shd w:val="clear" w:color="auto" w:fill="FFFFFF"/>
-        </w:rPr>
-        <w:t xml:space="preserve">, which is </w:t>
-      </w:r>
-      <w:proofErr w:type="gramStart"/>
-      <w:r>
-        <w:rPr>
-          <w:rFonts w:ascii="Helvetica" w:eastAsia="Times New Roman" w:hAnsi="Helvetica" w:cs="Helvetica"/>
-          <w:color w:val="333333"/>
-          <w:sz w:val="21"/>
-          <w:szCs w:val="21"/>
-          <w:shd w:val="clear" w:color="auto" w:fill="FFFFFF"/>
-        </w:rPr>
-        <w:t>similar to</w:t>
-      </w:r>
-      <w:proofErr w:type="gramEnd"/>
-      <w:r>
-        <w:rPr>
-          <w:rFonts w:ascii="Helvetica" w:eastAsia="Times New Roman" w:hAnsi="Helvetica" w:cs="Helvetica"/>
-          <w:color w:val="333333"/>
-          <w:sz w:val="21"/>
-          <w:szCs w:val="21"/>
-          <w:shd w:val="clear" w:color="auto" w:fill="FFFFFF"/>
-        </w:rPr>
-        <w:t xml:space="preserve"> LA,</w:t>
+      <w:r>
+        <w:rPr>
+          <w:rFonts w:ascii="Helvetica" w:eastAsia="Times New Roman" w:hAnsi="Helvetica" w:cs="Helvetica"/>
+          <w:color w:val="333333"/>
+          <w:sz w:val="21"/>
+          <w:szCs w:val="21"/>
+          <w:shd w:val="clear" w:color="auto" w:fill="FFFFFF"/>
+        </w:rPr>
+        <w:t>, which is similar to LA,</w:t>
       </w:r>
       <w:r>
         <w:rPr>
@@ -1260,23 +1126,21 @@
         </w:rPr>
         <w:t xml:space="preserve">                             </w:t>
       </w:r>
-      <w:proofErr w:type="spellStart"/>
       <w:r>
         <w:rPr>
           <w:rFonts w:ascii="Courier New" w:eastAsia="Times New Roman" w:hAnsi="Courier New" w:cs="Courier New"/>
           <w:sz w:val="20"/>
           <w:szCs w:val="20"/>
         </w:rPr>
-        <w:t>addi</w:t>
-      </w:r>
-      <w:proofErr w:type="spellEnd"/>
+        <w:t xml:space="preserve">addi    </w:t>
+      </w:r>
       <w:r>
         <w:rPr>
           <w:rFonts w:ascii="Courier New" w:eastAsia="Times New Roman" w:hAnsi="Courier New" w:cs="Courier New"/>
           <w:sz w:val="20"/>
           <w:szCs w:val="20"/>
         </w:rPr>
-        <w:t xml:space="preserve">    </w:t>
+        <w:t xml:space="preserve">  </w:t>
       </w:r>
       <w:r>
         <w:rPr>
@@ -1284,68 +1148,69 @@
           <w:sz w:val="20"/>
           <w:szCs w:val="20"/>
         </w:rPr>
-        <w:t xml:space="preserve">  </w:t>
-      </w:r>
-      <w:r>
+        <w:t>x5, x0, 9       # x5 = number of values in array</w:t>
+      </w:r>
+    </w:p>
+    <w:p>
+      <w:pPr>
+        <w:spacing w:after="0" w:line="240" w:lineRule="auto"/>
+        <w:ind w:left="720"/>
         <w:rPr>
           <w:rFonts w:ascii="Courier New" w:eastAsia="Times New Roman" w:hAnsi="Courier New" w:cs="Courier New"/>
           <w:sz w:val="20"/>
           <w:szCs w:val="20"/>
         </w:rPr>
-        <w:t>x5, x0, 9       # x5 = number of values in array</w:t>
-      </w:r>
-    </w:p>
-    <w:p>
-      <w:pPr>
-        <w:spacing w:after="0" w:line="240" w:lineRule="auto"/>
-        <w:ind w:left="720"/>
+      </w:pPr>
+      <w:r>
         <w:rPr>
           <w:rFonts w:ascii="Courier New" w:eastAsia="Times New Roman" w:hAnsi="Courier New" w:cs="Courier New"/>
           <w:sz w:val="20"/>
           <w:szCs w:val="20"/>
         </w:rPr>
-      </w:pPr>
+        <w:t xml:space="preserve">        load_addr x6, array     </w:t>
+      </w:r>
       <w:r>
         <w:rPr>
           <w:rFonts w:ascii="Courier New" w:eastAsia="Times New Roman" w:hAnsi="Courier New" w:cs="Courier New"/>
           <w:sz w:val="20"/>
           <w:szCs w:val="20"/>
         </w:rPr>
-        <w:t xml:space="preserve">        </w:t>
-      </w:r>
-      <w:proofErr w:type="spellStart"/>
+        <w:t xml:space="preserve">  </w:t>
+      </w:r>
       <w:r>
         <w:rPr>
           <w:rFonts w:ascii="Courier New" w:eastAsia="Times New Roman" w:hAnsi="Courier New" w:cs="Courier New"/>
           <w:sz w:val="20"/>
           <w:szCs w:val="20"/>
         </w:rPr>
-        <w:t>load_addr</w:t>
-      </w:r>
-      <w:proofErr w:type="spellEnd"/>
+        <w:t xml:space="preserve"># x6 = address of array </w:t>
+      </w:r>
       <w:r>
         <w:rPr>
           <w:rFonts w:ascii="Courier New" w:eastAsia="Times New Roman" w:hAnsi="Courier New" w:cs="Courier New"/>
           <w:sz w:val="20"/>
           <w:szCs w:val="20"/>
         </w:rPr>
-        <w:t xml:space="preserve"> x6, array     </w:t>
-      </w:r>
-      <w:r>
+        <w:t>0X10000000</w:t>
+      </w:r>
+    </w:p>
+    <w:p>
+      <w:pPr>
+        <w:spacing w:after="0" w:line="240" w:lineRule="auto"/>
+        <w:ind w:left="720"/>
         <w:rPr>
           <w:rFonts w:ascii="Courier New" w:eastAsia="Times New Roman" w:hAnsi="Courier New" w:cs="Courier New"/>
           <w:sz w:val="20"/>
           <w:szCs w:val="20"/>
         </w:rPr>
-        <w:t xml:space="preserve">  </w:t>
-      </w:r>
+      </w:pPr>
       <w:r>
         <w:rPr>
           <w:rFonts w:ascii="Courier New" w:eastAsia="Times New Roman" w:hAnsi="Courier New" w:cs="Courier New"/>
           <w:sz w:val="20"/>
           <w:szCs w:val="20"/>
         </w:rPr>
-        <w:t xml:space="preserve"># x6 = address of array </w:t>
+        <w:t xml:space="preserve">        lw      </w:t>
       </w:r>
       <w:r>
         <w:rPr>
@@ -1353,44 +1218,42 @@
           <w:sz w:val="20"/>
           <w:szCs w:val="20"/>
         </w:rPr>
-        <w:t>0X10000000</w:t>
-      </w:r>
-    </w:p>
-    <w:p>
-      <w:pPr>
-        <w:spacing w:after="0" w:line="240" w:lineRule="auto"/>
-        <w:ind w:left="720"/>
+        <w:t xml:space="preserve">  </w:t>
+      </w:r>
+      <w:r>
         <w:rPr>
           <w:rFonts w:ascii="Courier New" w:eastAsia="Times New Roman" w:hAnsi="Courier New" w:cs="Courier New"/>
           <w:sz w:val="20"/>
           <w:szCs w:val="20"/>
         </w:rPr>
-      </w:pPr>
-      <w:r>
+        <w:t>x7, 0(x6)       # x7 = initial value</w:t>
+      </w:r>
+    </w:p>
+    <w:p>
+      <w:pPr>
+        <w:spacing w:after="0" w:line="240" w:lineRule="auto"/>
+        <w:ind w:left="720"/>
         <w:rPr>
           <w:rFonts w:ascii="Courier New" w:eastAsia="Times New Roman" w:hAnsi="Courier New" w:cs="Courier New"/>
           <w:sz w:val="20"/>
           <w:szCs w:val="20"/>
         </w:rPr>
-        <w:t xml:space="preserve">        </w:t>
-      </w:r>
-      <w:proofErr w:type="spellStart"/>
+      </w:pPr>
       <w:r>
         <w:rPr>
           <w:rFonts w:ascii="Courier New" w:eastAsia="Times New Roman" w:hAnsi="Courier New" w:cs="Courier New"/>
           <w:sz w:val="20"/>
           <w:szCs w:val="20"/>
         </w:rPr>
-        <w:t>lw</w:t>
-      </w:r>
-      <w:proofErr w:type="spellEnd"/>
+        <w:t xml:space="preserve">loop:   addi    </w:t>
+      </w:r>
       <w:r>
         <w:rPr>
           <w:rFonts w:ascii="Courier New" w:eastAsia="Times New Roman" w:hAnsi="Courier New" w:cs="Courier New"/>
           <w:sz w:val="20"/>
           <w:szCs w:val="20"/>
         </w:rPr>
-        <w:t xml:space="preserve">      </w:t>
+        <w:t xml:space="preserve">  </w:t>
       </w:r>
       <w:r>
         <w:rPr>
@@ -1398,70 +1261,69 @@
           <w:sz w:val="20"/>
           <w:szCs w:val="20"/>
         </w:rPr>
-        <w:t xml:space="preserve">  </w:t>
-      </w:r>
-      <w:r>
+        <w:t xml:space="preserve">x6, x6, 4       </w:t>
+      </w:r>
+    </w:p>
+    <w:p>
+      <w:pPr>
+        <w:spacing w:after="0" w:line="240" w:lineRule="auto"/>
+        <w:ind w:left="720"/>
         <w:rPr>
           <w:rFonts w:ascii="Courier New" w:eastAsia="Times New Roman" w:hAnsi="Courier New" w:cs="Courier New"/>
           <w:sz w:val="20"/>
           <w:szCs w:val="20"/>
         </w:rPr>
-        <w:t>x7, 0(</w:t>
-      </w:r>
-      <w:proofErr w:type="gramStart"/>
+      </w:pPr>
       <w:r>
         <w:rPr>
           <w:rFonts w:ascii="Courier New" w:eastAsia="Times New Roman" w:hAnsi="Courier New" w:cs="Courier New"/>
           <w:sz w:val="20"/>
           <w:szCs w:val="20"/>
         </w:rPr>
-        <w:t>x6)       #</w:t>
-      </w:r>
-      <w:proofErr w:type="gramEnd"/>
+        <w:t xml:space="preserve">        lw      </w:t>
+      </w:r>
       <w:r>
         <w:rPr>
           <w:rFonts w:ascii="Courier New" w:eastAsia="Times New Roman" w:hAnsi="Courier New" w:cs="Courier New"/>
           <w:sz w:val="20"/>
           <w:szCs w:val="20"/>
         </w:rPr>
-        <w:t xml:space="preserve"> x7 = initial value</w:t>
-      </w:r>
-    </w:p>
-    <w:p>
-      <w:pPr>
-        <w:spacing w:after="0" w:line="240" w:lineRule="auto"/>
-        <w:ind w:left="720"/>
+        <w:t xml:space="preserve">  </w:t>
+      </w:r>
+      <w:r>
         <w:rPr>
           <w:rFonts w:ascii="Courier New" w:eastAsia="Times New Roman" w:hAnsi="Courier New" w:cs="Courier New"/>
           <w:sz w:val="20"/>
           <w:szCs w:val="20"/>
         </w:rPr>
-      </w:pPr>
-      <w:r>
+        <w:t xml:space="preserve">x10, 0(x6)      </w:t>
+      </w:r>
+    </w:p>
+    <w:p>
+      <w:pPr>
+        <w:spacing w:after="0" w:line="240" w:lineRule="auto"/>
+        <w:ind w:left="720"/>
         <w:rPr>
           <w:rFonts w:ascii="Courier New" w:eastAsia="Times New Roman" w:hAnsi="Courier New" w:cs="Courier New"/>
           <w:sz w:val="20"/>
           <w:szCs w:val="20"/>
         </w:rPr>
-        <w:t xml:space="preserve">loop:   </w:t>
-      </w:r>
-      <w:proofErr w:type="spellStart"/>
+      </w:pPr>
       <w:r>
         <w:rPr>
           <w:rFonts w:ascii="Courier New" w:eastAsia="Times New Roman" w:hAnsi="Courier New" w:cs="Courier New"/>
           <w:sz w:val="20"/>
           <w:szCs w:val="20"/>
         </w:rPr>
-        <w:t>addi</w:t>
-      </w:r>
-      <w:proofErr w:type="spellEnd"/>
+        <w:t xml:space="preserve">        add     </w:t>
+      </w:r>
       <w:r>
         <w:rPr>
           <w:rFonts w:ascii="Courier New" w:eastAsia="Times New Roman" w:hAnsi="Courier New" w:cs="Courier New"/>
           <w:sz w:val="20"/>
           <w:szCs w:val="20"/>
         </w:rPr>
-        <w:t xml:space="preserve">    </w:t>
+        <w:t xml:space="preserve">  </w:t>
       </w:r>
       <w:r>
         <w:rPr>
@@ -1469,60 +1331,61 @@
           <w:sz w:val="20"/>
           <w:szCs w:val="20"/>
         </w:rPr>
-        <w:t xml:space="preserve">  </w:t>
-      </w:r>
-      <w:r>
+        <w:t xml:space="preserve">x7, x10, x7     </w:t>
+      </w:r>
+    </w:p>
+    <w:p>
+      <w:pPr>
+        <w:spacing w:after="0" w:line="240" w:lineRule="auto"/>
+        <w:ind w:left="720"/>
         <w:rPr>
           <w:rFonts w:ascii="Courier New" w:eastAsia="Times New Roman" w:hAnsi="Courier New" w:cs="Courier New"/>
           <w:sz w:val="20"/>
           <w:szCs w:val="20"/>
         </w:rPr>
-        <w:t xml:space="preserve">x6, x6, 4       </w:t>
-      </w:r>
-    </w:p>
-    <w:p>
-      <w:pPr>
-        <w:spacing w:after="0" w:line="240" w:lineRule="auto"/>
-        <w:ind w:left="720"/>
+      </w:pPr>
+      <w:r>
         <w:rPr>
           <w:rFonts w:ascii="Courier New" w:eastAsia="Times New Roman" w:hAnsi="Courier New" w:cs="Courier New"/>
           <w:sz w:val="20"/>
           <w:szCs w:val="20"/>
         </w:rPr>
-      </w:pPr>
+        <w:t xml:space="preserve">        subi    </w:t>
+      </w:r>
       <w:r>
         <w:rPr>
           <w:rFonts w:ascii="Courier New" w:eastAsia="Times New Roman" w:hAnsi="Courier New" w:cs="Courier New"/>
           <w:sz w:val="20"/>
           <w:szCs w:val="20"/>
         </w:rPr>
-        <w:t xml:space="preserve">        </w:t>
-      </w:r>
-      <w:proofErr w:type="spellStart"/>
+        <w:t xml:space="preserve">  </w:t>
+      </w:r>
       <w:r>
         <w:rPr>
           <w:rFonts w:ascii="Courier New" w:eastAsia="Times New Roman" w:hAnsi="Courier New" w:cs="Courier New"/>
           <w:sz w:val="20"/>
           <w:szCs w:val="20"/>
         </w:rPr>
-        <w:t>lw</w:t>
-      </w:r>
-      <w:proofErr w:type="spellEnd"/>
-      <w:r>
+        <w:t xml:space="preserve">x5, x5, 1       </w:t>
+      </w:r>
+    </w:p>
+    <w:p>
+      <w:pPr>
+        <w:spacing w:after="0" w:line="240" w:lineRule="auto"/>
+        <w:ind w:left="720"/>
         <w:rPr>
           <w:rFonts w:ascii="Courier New" w:eastAsia="Times New Roman" w:hAnsi="Courier New" w:cs="Courier New"/>
           <w:sz w:val="20"/>
           <w:szCs w:val="20"/>
         </w:rPr>
-        <w:t xml:space="preserve">      </w:t>
-      </w:r>
+      </w:pPr>
       <w:r>
         <w:rPr>
           <w:rFonts w:ascii="Courier New" w:eastAsia="Times New Roman" w:hAnsi="Courier New" w:cs="Courier New"/>
           <w:sz w:val="20"/>
           <w:szCs w:val="20"/>
         </w:rPr>
-        <w:t xml:space="preserve">  </w:t>
+        <w:t xml:space="preserve">        bne     </w:t>
       </w:r>
       <w:r>
         <w:rPr>
@@ -1530,34 +1393,34 @@
           <w:sz w:val="20"/>
           <w:szCs w:val="20"/>
         </w:rPr>
-        <w:t xml:space="preserve">x10, 0(x6)      </w:t>
-      </w:r>
-    </w:p>
-    <w:p>
-      <w:pPr>
-        <w:spacing w:after="0" w:line="240" w:lineRule="auto"/>
-        <w:ind w:left="720"/>
+        <w:t xml:space="preserve">  </w:t>
+      </w:r>
+      <w:r>
         <w:rPr>
           <w:rFonts w:ascii="Courier New" w:eastAsia="Times New Roman" w:hAnsi="Courier New" w:cs="Courier New"/>
           <w:sz w:val="20"/>
           <w:szCs w:val="20"/>
         </w:rPr>
-      </w:pPr>
-      <w:r>
+        <w:t>x5, x0, loop</w:t>
+      </w:r>
+    </w:p>
+    <w:p>
+      <w:pPr>
+        <w:spacing w:after="0" w:line="240" w:lineRule="auto"/>
+        <w:ind w:left="720"/>
         <w:rPr>
           <w:rFonts w:ascii="Courier New" w:eastAsia="Times New Roman" w:hAnsi="Courier New" w:cs="Courier New"/>
           <w:sz w:val="20"/>
           <w:szCs w:val="20"/>
         </w:rPr>
-        <w:t xml:space="preserve">        add     </w:t>
-      </w:r>
+      </w:pPr>
       <w:r>
         <w:rPr>
           <w:rFonts w:ascii="Courier New" w:eastAsia="Times New Roman" w:hAnsi="Courier New" w:cs="Courier New"/>
           <w:sz w:val="20"/>
           <w:szCs w:val="20"/>
         </w:rPr>
-        <w:t xml:space="preserve">  </w:t>
+        <w:t xml:space="preserve">done:   j       </w:t>
       </w:r>
       <w:r>
         <w:rPr>
@@ -1565,44 +1428,45 @@
           <w:sz w:val="20"/>
           <w:szCs w:val="20"/>
         </w:rPr>
-        <w:t xml:space="preserve">x7, x10, x7     </w:t>
-      </w:r>
-    </w:p>
-    <w:p>
-      <w:pPr>
-        <w:spacing w:after="0" w:line="240" w:lineRule="auto"/>
-        <w:ind w:left="720"/>
+        <w:t xml:space="preserve">  </w:t>
+      </w:r>
+      <w:r>
         <w:rPr>
           <w:rFonts w:ascii="Courier New" w:eastAsia="Times New Roman" w:hAnsi="Courier New" w:cs="Courier New"/>
           <w:sz w:val="20"/>
           <w:szCs w:val="20"/>
         </w:rPr>
-      </w:pPr>
-      <w:r>
+        <w:t>done            # infinite loop (breakpoint)</w:t>
+      </w:r>
+    </w:p>
+    <w:p>
+      <w:pPr>
+        <w:spacing w:after="0" w:line="240" w:lineRule="auto"/>
+        <w:ind w:left="720"/>
         <w:rPr>
           <w:rFonts w:ascii="Courier New" w:eastAsia="Times New Roman" w:hAnsi="Courier New" w:cs="Courier New"/>
           <w:sz w:val="20"/>
           <w:szCs w:val="20"/>
         </w:rPr>
-        <w:t xml:space="preserve">        </w:t>
-      </w:r>
-      <w:proofErr w:type="spellStart"/>
-      <w:r>
+      </w:pPr>
+    </w:p>
+    <w:p>
+      <w:pPr>
+        <w:spacing w:after="0" w:line="240" w:lineRule="auto"/>
+        <w:ind w:left="720"/>
         <w:rPr>
           <w:rFonts w:ascii="Courier New" w:eastAsia="Times New Roman" w:hAnsi="Courier New" w:cs="Courier New"/>
           <w:sz w:val="20"/>
           <w:szCs w:val="20"/>
         </w:rPr>
-        <w:t>subi</w:t>
-      </w:r>
-      <w:proofErr w:type="spellEnd"/>
+      </w:pPr>
       <w:r>
         <w:rPr>
           <w:rFonts w:ascii="Courier New" w:eastAsia="Times New Roman" w:hAnsi="Courier New" w:cs="Courier New"/>
           <w:sz w:val="20"/>
           <w:szCs w:val="20"/>
         </w:rPr>
-        <w:t xml:space="preserve">    </w:t>
+        <w:t>#   initialize data in the array</w:t>
       </w:r>
       <w:r>
         <w:rPr>
@@ -1610,196 +1474,26 @@
           <w:sz w:val="20"/>
           <w:szCs w:val="20"/>
         </w:rPr>
-        <w:t xml:space="preserve">  </w:t>
-      </w:r>
+        <w:t xml:space="preserve"> [assumed to start at 0x10000000]</w:t>
+      </w:r>
+    </w:p>
+    <w:p>
+      <w:pPr>
+        <w:spacing w:after="0" w:line="240" w:lineRule="auto"/>
+        <w:ind w:left="720"/>
+        <w:rPr>
+          <w:rFonts w:ascii="Times New Roman" w:eastAsia="Times New Roman" w:hAnsi="Times New Roman" w:cs="Times New Roman"/>
+          <w:sz w:val="24"/>
+          <w:szCs w:val="24"/>
+        </w:rPr>
+      </w:pPr>
       <w:r>
         <w:rPr>
           <w:rFonts w:ascii="Courier New" w:eastAsia="Times New Roman" w:hAnsi="Courier New" w:cs="Courier New"/>
           <w:sz w:val="20"/>
           <w:szCs w:val="20"/>
         </w:rPr>
-        <w:t xml:space="preserve">x5, x5, 1       </w:t>
-      </w:r>
-    </w:p>
-    <w:p>
-      <w:pPr>
-        <w:spacing w:after="0" w:line="240" w:lineRule="auto"/>
-        <w:ind w:left="720"/>
-        <w:rPr>
-          <w:rFonts w:ascii="Courier New" w:eastAsia="Times New Roman" w:hAnsi="Courier New" w:cs="Courier New"/>
-          <w:sz w:val="20"/>
-          <w:szCs w:val="20"/>
-        </w:rPr>
-      </w:pPr>
-      <w:r>
-        <w:rPr>
-          <w:rFonts w:ascii="Courier New" w:eastAsia="Times New Roman" w:hAnsi="Courier New" w:cs="Courier New"/>
-          <w:sz w:val="20"/>
-          <w:szCs w:val="20"/>
-        </w:rPr>
-        <w:t xml:space="preserve">        </w:t>
-      </w:r>
-      <w:proofErr w:type="spellStart"/>
-      <w:r>
-        <w:rPr>
-          <w:rFonts w:ascii="Courier New" w:eastAsia="Times New Roman" w:hAnsi="Courier New" w:cs="Courier New"/>
-          <w:sz w:val="20"/>
-          <w:szCs w:val="20"/>
-        </w:rPr>
-        <w:t>bne</w:t>
-      </w:r>
-      <w:proofErr w:type="spellEnd"/>
-      <w:r>
-        <w:rPr>
-          <w:rFonts w:ascii="Courier New" w:eastAsia="Times New Roman" w:hAnsi="Courier New" w:cs="Courier New"/>
-          <w:sz w:val="20"/>
-          <w:szCs w:val="20"/>
-        </w:rPr>
-        <w:t xml:space="preserve">     </w:t>
-      </w:r>
-      <w:r>
-        <w:rPr>
-          <w:rFonts w:ascii="Courier New" w:eastAsia="Times New Roman" w:hAnsi="Courier New" w:cs="Courier New"/>
-          <w:sz w:val="20"/>
-          <w:szCs w:val="20"/>
-        </w:rPr>
-        <w:t xml:space="preserve">  </w:t>
-      </w:r>
-      <w:r>
-        <w:rPr>
-          <w:rFonts w:ascii="Courier New" w:eastAsia="Times New Roman" w:hAnsi="Courier New" w:cs="Courier New"/>
-          <w:sz w:val="20"/>
-          <w:szCs w:val="20"/>
-        </w:rPr>
-        <w:t>x5, x0, loop</w:t>
-      </w:r>
-    </w:p>
-    <w:p>
-      <w:pPr>
-        <w:spacing w:after="0" w:line="240" w:lineRule="auto"/>
-        <w:ind w:left="720"/>
-        <w:rPr>
-          <w:rFonts w:ascii="Courier New" w:eastAsia="Times New Roman" w:hAnsi="Courier New" w:cs="Courier New"/>
-          <w:sz w:val="20"/>
-          <w:szCs w:val="20"/>
-        </w:rPr>
-      </w:pPr>
-      <w:r>
-        <w:rPr>
-          <w:rFonts w:ascii="Courier New" w:eastAsia="Times New Roman" w:hAnsi="Courier New" w:cs="Courier New"/>
-          <w:sz w:val="20"/>
-          <w:szCs w:val="20"/>
-        </w:rPr>
-        <w:t xml:space="preserve">done:   j       </w:t>
-      </w:r>
-      <w:r>
-        <w:rPr>
-          <w:rFonts w:ascii="Courier New" w:eastAsia="Times New Roman" w:hAnsi="Courier New" w:cs="Courier New"/>
-          <w:sz w:val="20"/>
-          <w:szCs w:val="20"/>
-        </w:rPr>
-        <w:t xml:space="preserve">  </w:t>
-      </w:r>
-      <w:r>
-        <w:rPr>
-          <w:rFonts w:ascii="Courier New" w:eastAsia="Times New Roman" w:hAnsi="Courier New" w:cs="Courier New"/>
-          <w:sz w:val="20"/>
-          <w:szCs w:val="20"/>
-        </w:rPr>
-        <w:t>done            # infinite loop (breakpoint)</w:t>
-      </w:r>
-    </w:p>
-    <w:p>
-      <w:pPr>
-        <w:spacing w:after="0" w:line="240" w:lineRule="auto"/>
-        <w:ind w:left="720"/>
-        <w:rPr>
-          <w:rFonts w:ascii="Courier New" w:eastAsia="Times New Roman" w:hAnsi="Courier New" w:cs="Courier New"/>
-          <w:sz w:val="20"/>
-          <w:szCs w:val="20"/>
-        </w:rPr>
-      </w:pPr>
-    </w:p>
-    <w:p>
-      <w:pPr>
-        <w:spacing w:after="0" w:line="240" w:lineRule="auto"/>
-        <w:ind w:left="720"/>
-        <w:rPr>
-          <w:rFonts w:ascii="Courier New" w:eastAsia="Times New Roman" w:hAnsi="Courier New" w:cs="Courier New"/>
-          <w:sz w:val="20"/>
-          <w:szCs w:val="20"/>
-        </w:rPr>
-      </w:pPr>
-      <w:r>
-        <w:rPr>
-          <w:rFonts w:ascii="Courier New" w:eastAsia="Times New Roman" w:hAnsi="Courier New" w:cs="Courier New"/>
-          <w:sz w:val="20"/>
-          <w:szCs w:val="20"/>
-        </w:rPr>
-        <w:t xml:space="preserve">#   </w:t>
-      </w:r>
-      <w:proofErr w:type="gramStart"/>
-      <w:r>
-        <w:rPr>
-          <w:rFonts w:ascii="Courier New" w:eastAsia="Times New Roman" w:hAnsi="Courier New" w:cs="Courier New"/>
-          <w:sz w:val="20"/>
-          <w:szCs w:val="20"/>
-        </w:rPr>
-        <w:t>initialize</w:t>
-      </w:r>
-      <w:proofErr w:type="gramEnd"/>
-      <w:r>
-        <w:rPr>
-          <w:rFonts w:ascii="Courier New" w:eastAsia="Times New Roman" w:hAnsi="Courier New" w:cs="Courier New"/>
-          <w:sz w:val="20"/>
-          <w:szCs w:val="20"/>
-        </w:rPr>
-        <w:t xml:space="preserve"> data in the array</w:t>
-      </w:r>
-      <w:r>
-        <w:rPr>
-          <w:rFonts w:ascii="Courier New" w:eastAsia="Times New Roman" w:hAnsi="Courier New" w:cs="Courier New"/>
-          <w:sz w:val="20"/>
-          <w:szCs w:val="20"/>
-        </w:rPr>
-        <w:t xml:space="preserve"> [assumed to start at 0x10000000]</w:t>
-      </w:r>
-    </w:p>
-    <w:p>
-      <w:pPr>
-        <w:spacing w:after="0" w:line="240" w:lineRule="auto"/>
-        <w:ind w:left="720"/>
-        <w:rPr>
-          <w:rFonts w:ascii="Times New Roman" w:eastAsia="Times New Roman" w:hAnsi="Times New Roman" w:cs="Times New Roman"/>
-          <w:sz w:val="24"/>
-          <w:szCs w:val="24"/>
-        </w:rPr>
-      </w:pPr>
-      <w:r>
-        <w:rPr>
-          <w:rFonts w:ascii="Courier New" w:eastAsia="Times New Roman" w:hAnsi="Courier New" w:cs="Courier New"/>
-          <w:sz w:val="20"/>
-          <w:szCs w:val="20"/>
-        </w:rPr>
-        <w:t>array:</w:t>
-      </w:r>
-      <w:proofErr w:type="gramStart"/>
-      <w:r>
-        <w:rPr>
-          <w:rFonts w:ascii="Courier New" w:eastAsia="Times New Roman" w:hAnsi="Courier New" w:cs="Courier New"/>
-          <w:sz w:val="20"/>
-          <w:szCs w:val="20"/>
-        </w:rPr>
-        <w:t xml:space="preserve">  .word</w:t>
-      </w:r>
-      <w:proofErr w:type="gramEnd"/>
-      <w:r>
-        <w:rPr>
-          <w:rFonts w:ascii="Courier New" w:eastAsia="Times New Roman" w:hAnsi="Courier New" w:cs="Courier New"/>
-          <w:sz w:val="20"/>
-          <w:szCs w:val="20"/>
-        </w:rPr>
-        <w:t xml:space="preserve"> 0x5, 0x4, 0x10, 0x3, 0x12, 0x1, 0x7, 0x4, 0x8, 0x2</w:t>
+        <w:t>array:  .word 0x5, 0x4, 0x10, 0x3, 0x12, 0x1, 0x7, 0x4, 0x8, 0x2</w:t>
       </w:r>
     </w:p>
     <w:p>
@@ -1971,10 +1665,10 @@
           <w:shd w:val="clear" w:color="auto" w:fill="FFFFFF"/>
         </w:rPr>
         <w:drawing>
-          <wp:inline distT="0" distB="0" distL="0" distR="0" wp14:anchorId="1A68F08C" wp14:editId="5B896CBC">
-            <wp:extent cx="5943600" cy="3104515"/>
-            <wp:effectExtent l="0" t="0" r="0" b="635"/>
-            <wp:docPr id="1834271728" name="Picture 1"/>
+          <wp:inline distT="0" distB="0" distL="0" distR="0" wp14:anchorId="099C3630" wp14:editId="5209F406">
+            <wp:extent cx="5943600" cy="3107055"/>
+            <wp:effectExtent l="0" t="0" r="0" b="0"/>
+            <wp:docPr id="819155334" name="Picture 1"/>
             <wp:cNvGraphicFramePr>
               <a:graphicFrameLocks xmlns:a="http://schemas.openxmlformats.org/drawingml/2006/main" noChangeAspect="1"/>
             </wp:cNvGraphicFramePr>
@@ -1982,7 +1676,7 @@
               <a:graphicData uri="http://schemas.openxmlformats.org/drawingml/2006/picture">
                 <pic:pic xmlns:pic="http://schemas.openxmlformats.org/drawingml/2006/picture">
                   <pic:nvPicPr>
-                    <pic:cNvPr id="1834271728" name=""/>
+                    <pic:cNvPr id="819155334" name=""/>
                     <pic:cNvPicPr/>
                   </pic:nvPicPr>
                   <pic:blipFill>
@@ -1994,7 +1688,7 @@
                   <pic:spPr>
                     <a:xfrm>
                       <a:off x="0" y="0"/>
-                      <a:ext cx="5943600" cy="3104515"/>
+                      <a:ext cx="5943600" cy="3107055"/>
                     </a:xfrm>
                     <a:prstGeom prst="rect">
                       <a:avLst/>
@@ -2183,7 +1877,6 @@
                 <w:shd w:val="clear" w:color="auto" w:fill="FFFFFF"/>
               </w:rPr>
             </w:pPr>
-            <w:proofErr w:type="spellStart"/>
             <w:r>
               <w:rPr>
                 <w:rFonts w:ascii="Helvetica" w:eastAsia="Times New Roman" w:hAnsi="Helvetica" w:cs="Helvetica"/>
@@ -2194,7 +1887,6 @@
               </w:rPr>
               <w:t>riscv_</w:t>
             </w:r>
-            <w:proofErr w:type="gramStart"/>
             <w:r>
               <w:rPr>
                 <w:rFonts w:ascii="Helvetica" w:eastAsia="Times New Roman" w:hAnsi="Helvetica" w:cs="Helvetica"/>
@@ -2213,19 +1905,7 @@
                 <w:szCs w:val="21"/>
                 <w:shd w:val="clear" w:color="auto" w:fill="FFFFFF"/>
               </w:rPr>
-              <w:t>.vhdl</w:t>
-            </w:r>
-            <w:proofErr w:type="spellEnd"/>
-            <w:proofErr w:type="gramEnd"/>
-            <w:r>
-              <w:rPr>
-                <w:rFonts w:ascii="Helvetica" w:eastAsia="Times New Roman" w:hAnsi="Helvetica" w:cs="Helvetica"/>
-                <w:color w:val="333333"/>
-                <w:sz w:val="21"/>
-                <w:szCs w:val="21"/>
-                <w:shd w:val="clear" w:color="auto" w:fill="FFFFFF"/>
-              </w:rPr>
-              <w:t>:</w:t>
+              <w:t>.vhdl:</w:t>
             </w:r>
           </w:p>
         </w:tc>
@@ -2271,30 +1951,16 @@
                 <w:shd w:val="clear" w:color="auto" w:fill="FFFFFF"/>
               </w:rPr>
             </w:pPr>
-            <w:proofErr w:type="spellStart"/>
-            <w:r>
-              <w:rPr>
-                <w:rFonts w:ascii="Helvetica" w:eastAsia="Times New Roman" w:hAnsi="Helvetica" w:cs="Helvetica"/>
-                <w:color w:val="333333"/>
-                <w:sz w:val="21"/>
-                <w:szCs w:val="21"/>
-                <w:shd w:val="clear" w:color="auto" w:fill="FFFFFF"/>
-              </w:rPr>
-              <w:t>pc_</w:t>
-            </w:r>
-            <w:proofErr w:type="gramStart"/>
-            <w:r>
-              <w:rPr>
-                <w:rFonts w:ascii="Helvetica" w:eastAsia="Times New Roman" w:hAnsi="Helvetica" w:cs="Helvetica"/>
-                <w:color w:val="333333"/>
-                <w:sz w:val="21"/>
-                <w:szCs w:val="21"/>
-                <w:shd w:val="clear" w:color="auto" w:fill="FFFFFF"/>
-              </w:rPr>
-              <w:t>live.vhdl</w:t>
-            </w:r>
-            <w:proofErr w:type="spellEnd"/>
-            <w:proofErr w:type="gramEnd"/>
+            <w:r>
+              <w:rPr>
+                <w:rFonts w:ascii="Helvetica" w:eastAsia="Times New Roman" w:hAnsi="Helvetica" w:cs="Helvetica"/>
+                <w:color w:val="333333"/>
+                <w:sz w:val="21"/>
+                <w:szCs w:val="21"/>
+                <w:shd w:val="clear" w:color="auto" w:fill="FFFFFF"/>
+              </w:rPr>
+              <w:t>pc_live.vhdl</w:t>
+            </w:r>
           </w:p>
         </w:tc>
         <w:tc>
@@ -2339,30 +2005,16 @@
                 <w:shd w:val="clear" w:color="auto" w:fill="FFFFFF"/>
               </w:rPr>
             </w:pPr>
-            <w:proofErr w:type="spellStart"/>
-            <w:r>
-              <w:rPr>
-                <w:rFonts w:ascii="Helvetica" w:eastAsia="Times New Roman" w:hAnsi="Helvetica" w:cs="Helvetica"/>
-                <w:color w:val="333333"/>
-                <w:sz w:val="21"/>
-                <w:szCs w:val="21"/>
-                <w:shd w:val="clear" w:color="auto" w:fill="FFFFFF"/>
-              </w:rPr>
-              <w:t>pipeline_</w:t>
-            </w:r>
-            <w:proofErr w:type="gramStart"/>
-            <w:r>
-              <w:rPr>
-                <w:rFonts w:ascii="Helvetica" w:eastAsia="Times New Roman" w:hAnsi="Helvetica" w:cs="Helvetica"/>
-                <w:color w:val="333333"/>
-                <w:sz w:val="21"/>
-                <w:szCs w:val="21"/>
-                <w:shd w:val="clear" w:color="auto" w:fill="FFFFFF"/>
-              </w:rPr>
-              <w:t>registers.vhdl</w:t>
-            </w:r>
-            <w:proofErr w:type="spellEnd"/>
-            <w:proofErr w:type="gramEnd"/>
+            <w:r>
+              <w:rPr>
+                <w:rFonts w:ascii="Helvetica" w:eastAsia="Times New Roman" w:hAnsi="Helvetica" w:cs="Helvetica"/>
+                <w:color w:val="333333"/>
+                <w:sz w:val="21"/>
+                <w:szCs w:val="21"/>
+                <w:shd w:val="clear" w:color="auto" w:fill="FFFFFF"/>
+              </w:rPr>
+              <w:t>pipeline_registers.vhdl</w:t>
+            </w:r>
           </w:p>
         </w:tc>
         <w:tc>
@@ -2429,30 +2081,16 @@
                 <w:shd w:val="clear" w:color="auto" w:fill="FFFFFF"/>
               </w:rPr>
             </w:pPr>
-            <w:proofErr w:type="spellStart"/>
-            <w:r>
-              <w:rPr>
-                <w:rFonts w:ascii="Helvetica" w:eastAsia="Times New Roman" w:hAnsi="Helvetica" w:cs="Helvetica"/>
-                <w:color w:val="333333"/>
-                <w:sz w:val="21"/>
-                <w:szCs w:val="21"/>
-                <w:shd w:val="clear" w:color="auto" w:fill="FFFFFF"/>
-              </w:rPr>
-              <w:t>instr_</w:t>
-            </w:r>
-            <w:proofErr w:type="gramStart"/>
-            <w:r>
-              <w:rPr>
-                <w:rFonts w:ascii="Helvetica" w:eastAsia="Times New Roman" w:hAnsi="Helvetica" w:cs="Helvetica"/>
-                <w:color w:val="333333"/>
-                <w:sz w:val="21"/>
-                <w:szCs w:val="21"/>
-                <w:shd w:val="clear" w:color="auto" w:fill="FFFFFF"/>
-              </w:rPr>
-              <w:t>mem.vhdl</w:t>
-            </w:r>
-            <w:proofErr w:type="spellEnd"/>
-            <w:proofErr w:type="gramEnd"/>
+            <w:r>
+              <w:rPr>
+                <w:rFonts w:ascii="Helvetica" w:eastAsia="Times New Roman" w:hAnsi="Helvetica" w:cs="Helvetica"/>
+                <w:color w:val="333333"/>
+                <w:sz w:val="21"/>
+                <w:szCs w:val="21"/>
+                <w:shd w:val="clear" w:color="auto" w:fill="FFFFFF"/>
+              </w:rPr>
+              <w:t>instr_mem.vhdl</w:t>
+            </w:r>
           </w:p>
         </w:tc>
         <w:tc>
@@ -2497,30 +2135,16 @@
                 <w:shd w:val="clear" w:color="auto" w:fill="FFFFFF"/>
               </w:rPr>
             </w:pPr>
-            <w:proofErr w:type="spellStart"/>
-            <w:r>
-              <w:rPr>
-                <w:rFonts w:ascii="Helvetica" w:eastAsia="Times New Roman" w:hAnsi="Helvetica" w:cs="Helvetica"/>
-                <w:color w:val="333333"/>
-                <w:sz w:val="21"/>
-                <w:szCs w:val="21"/>
-                <w:shd w:val="clear" w:color="auto" w:fill="FFFFFF"/>
-              </w:rPr>
-              <w:t>reg_</w:t>
-            </w:r>
-            <w:proofErr w:type="gramStart"/>
-            <w:r>
-              <w:rPr>
-                <w:rFonts w:ascii="Helvetica" w:eastAsia="Times New Roman" w:hAnsi="Helvetica" w:cs="Helvetica"/>
-                <w:color w:val="333333"/>
-                <w:sz w:val="21"/>
-                <w:szCs w:val="21"/>
-                <w:shd w:val="clear" w:color="auto" w:fill="FFFFFF"/>
-              </w:rPr>
-              <w:t>file.vhdl</w:t>
-            </w:r>
-            <w:proofErr w:type="spellEnd"/>
-            <w:proofErr w:type="gramEnd"/>
+            <w:r>
+              <w:rPr>
+                <w:rFonts w:ascii="Helvetica" w:eastAsia="Times New Roman" w:hAnsi="Helvetica" w:cs="Helvetica"/>
+                <w:color w:val="333333"/>
+                <w:sz w:val="21"/>
+                <w:szCs w:val="21"/>
+                <w:shd w:val="clear" w:color="auto" w:fill="FFFFFF"/>
+              </w:rPr>
+              <w:t>reg_file.vhdl</w:t>
+            </w:r>
           </w:p>
         </w:tc>
         <w:tc>
@@ -2575,30 +2199,16 @@
                 <w:shd w:val="clear" w:color="auto" w:fill="FFFFFF"/>
               </w:rPr>
             </w:pPr>
-            <w:proofErr w:type="spellStart"/>
-            <w:r>
-              <w:rPr>
-                <w:rFonts w:ascii="Helvetica" w:eastAsia="Times New Roman" w:hAnsi="Helvetica" w:cs="Helvetica"/>
-                <w:color w:val="333333"/>
-                <w:sz w:val="21"/>
-                <w:szCs w:val="21"/>
-                <w:shd w:val="clear" w:color="auto" w:fill="FFFFFF"/>
-              </w:rPr>
-              <w:t>control_</w:t>
-            </w:r>
-            <w:proofErr w:type="gramStart"/>
-            <w:r>
-              <w:rPr>
-                <w:rFonts w:ascii="Helvetica" w:eastAsia="Times New Roman" w:hAnsi="Helvetica" w:cs="Helvetica"/>
-                <w:color w:val="333333"/>
-                <w:sz w:val="21"/>
-                <w:szCs w:val="21"/>
-                <w:shd w:val="clear" w:color="auto" w:fill="FFFFFF"/>
-              </w:rPr>
-              <w:t>unit.vhdl</w:t>
-            </w:r>
-            <w:proofErr w:type="spellEnd"/>
-            <w:proofErr w:type="gramEnd"/>
+            <w:r>
+              <w:rPr>
+                <w:rFonts w:ascii="Helvetica" w:eastAsia="Times New Roman" w:hAnsi="Helvetica" w:cs="Helvetica"/>
+                <w:color w:val="333333"/>
+                <w:sz w:val="21"/>
+                <w:szCs w:val="21"/>
+                <w:shd w:val="clear" w:color="auto" w:fill="FFFFFF"/>
+              </w:rPr>
+              <w:t>control_unit.vhdl</w:t>
+            </w:r>
           </w:p>
         </w:tc>
         <w:tc>
@@ -2635,7 +2245,6 @@
               </w:rPr>
               <w:t xml:space="preserve">        </w:t>
             </w:r>
-            <w:proofErr w:type="spellStart"/>
             <w:r>
               <w:rPr>
                 <w:rFonts w:ascii="Helvetica" w:eastAsia="Times New Roman" w:hAnsi="Helvetica" w:cs="Helvetica"/>
@@ -2646,9 +2255,8 @@
                 <w:szCs w:val="21"/>
                 <w:shd w:val="clear" w:color="auto" w:fill="FFFFFF"/>
               </w:rPr>
-              <w:t>reg_write</w:t>
-            </w:r>
-            <w:proofErr w:type="spellEnd"/>
+              <w:t>reg_write, mem_read, mem_write</w:t>
+            </w:r>
             <w:r>
               <w:rPr>
                 <w:rFonts w:ascii="Helvetica" w:eastAsia="Times New Roman" w:hAnsi="Helvetica" w:cs="Helvetica"/>
@@ -2661,7 +2269,6 @@
               </w:rPr>
               <w:t xml:space="preserve">, </w:t>
             </w:r>
-            <w:proofErr w:type="spellStart"/>
             <w:r>
               <w:rPr>
                 <w:rFonts w:ascii="Helvetica" w:eastAsia="Times New Roman" w:hAnsi="Helvetica" w:cs="Helvetica"/>
@@ -2672,9 +2279,8 @@
                 <w:szCs w:val="21"/>
                 <w:shd w:val="clear" w:color="auto" w:fill="FFFFFF"/>
               </w:rPr>
-              <w:t>mem_read</w:t>
-            </w:r>
-            <w:proofErr w:type="spellEnd"/>
+              <w:t>alu_src</w:t>
+            </w:r>
             <w:r>
               <w:rPr>
                 <w:rFonts w:ascii="Helvetica" w:eastAsia="Times New Roman" w:hAnsi="Helvetica" w:cs="Helvetica"/>
@@ -2685,9 +2291,8 @@
                 <w:szCs w:val="21"/>
                 <w:shd w:val="clear" w:color="auto" w:fill="FFFFFF"/>
               </w:rPr>
-              <w:t xml:space="preserve">, </w:t>
-            </w:r>
-            <w:proofErr w:type="spellStart"/>
+              <w:t>,</w:t>
+            </w:r>
             <w:r>
               <w:rPr>
                 <w:rFonts w:ascii="Helvetica" w:eastAsia="Times New Roman" w:hAnsi="Helvetica" w:cs="Helvetica"/>
@@ -2698,9 +2303,8 @@
                 <w:szCs w:val="21"/>
                 <w:shd w:val="clear" w:color="auto" w:fill="FFFFFF"/>
               </w:rPr>
-              <w:t>mem_write</w:t>
-            </w:r>
-            <w:proofErr w:type="spellEnd"/>
+              <w:t xml:space="preserve"> branch</w:t>
+            </w:r>
             <w:r>
               <w:rPr>
                 <w:rFonts w:ascii="Helvetica" w:eastAsia="Times New Roman" w:hAnsi="Helvetica" w:cs="Helvetica"/>
@@ -2711,9 +2315,8 @@
                 <w:szCs w:val="21"/>
                 <w:shd w:val="clear" w:color="auto" w:fill="FFFFFF"/>
               </w:rPr>
-              <w:t xml:space="preserve">, </w:t>
-            </w:r>
-            <w:proofErr w:type="spellStart"/>
+              <w:t>,</w:t>
+            </w:r>
             <w:r>
               <w:rPr>
                 <w:rFonts w:ascii="Helvetica" w:eastAsia="Times New Roman" w:hAnsi="Helvetica" w:cs="Helvetica"/>
@@ -2724,71 +2327,8 @@
                 <w:szCs w:val="21"/>
                 <w:shd w:val="clear" w:color="auto" w:fill="FFFFFF"/>
               </w:rPr>
-              <w:t>alu_src</w:t>
-            </w:r>
-            <w:proofErr w:type="spellEnd"/>
-            <w:r>
-              <w:rPr>
-                <w:rFonts w:ascii="Helvetica" w:eastAsia="Times New Roman" w:hAnsi="Helvetica" w:cs="Helvetica"/>
-                <w:i/>
-                <w:iCs/>
-                <w:color w:val="333333"/>
-                <w:sz w:val="21"/>
-                <w:szCs w:val="21"/>
-                <w:shd w:val="clear" w:color="auto" w:fill="FFFFFF"/>
-              </w:rPr>
-              <w:t>,</w:t>
-            </w:r>
-            <w:r>
-              <w:rPr>
-                <w:rFonts w:ascii="Helvetica" w:eastAsia="Times New Roman" w:hAnsi="Helvetica" w:cs="Helvetica"/>
-                <w:i/>
-                <w:iCs/>
-                <w:color w:val="333333"/>
-                <w:sz w:val="21"/>
-                <w:szCs w:val="21"/>
-                <w:shd w:val="clear" w:color="auto" w:fill="FFFFFF"/>
-              </w:rPr>
-              <w:t xml:space="preserve"> branch</w:t>
-            </w:r>
-            <w:r>
-              <w:rPr>
-                <w:rFonts w:ascii="Helvetica" w:eastAsia="Times New Roman" w:hAnsi="Helvetica" w:cs="Helvetica"/>
-                <w:i/>
-                <w:iCs/>
-                <w:color w:val="333333"/>
-                <w:sz w:val="21"/>
-                <w:szCs w:val="21"/>
-                <w:shd w:val="clear" w:color="auto" w:fill="FFFFFF"/>
-              </w:rPr>
-              <w:t>,</w:t>
-            </w:r>
-            <w:r>
-              <w:rPr>
-                <w:rFonts w:ascii="Helvetica" w:eastAsia="Times New Roman" w:hAnsi="Helvetica" w:cs="Helvetica"/>
-                <w:i/>
-                <w:iCs/>
-                <w:color w:val="333333"/>
-                <w:sz w:val="21"/>
-                <w:szCs w:val="21"/>
-                <w:shd w:val="clear" w:color="auto" w:fill="FFFFFF"/>
-              </w:rPr>
-              <w:t xml:space="preserve"> </w:t>
-            </w:r>
-            <w:proofErr w:type="spellStart"/>
-            <w:r>
-              <w:rPr>
-                <w:rFonts w:ascii="Helvetica" w:eastAsia="Times New Roman" w:hAnsi="Helvetica" w:cs="Helvetica"/>
-                <w:i/>
-                <w:iCs/>
-                <w:color w:val="333333"/>
-                <w:sz w:val="21"/>
-                <w:szCs w:val="21"/>
-                <w:shd w:val="clear" w:color="auto" w:fill="FFFFFF"/>
-              </w:rPr>
-              <w:t>load_addr</w:t>
-            </w:r>
-            <w:proofErr w:type="spellEnd"/>
+              <w:t xml:space="preserve"> load_addr</w:t>
+            </w:r>
             <w:r>
               <w:rPr>
                 <w:rFonts w:ascii="Helvetica" w:eastAsia="Times New Roman" w:hAnsi="Helvetica" w:cs="Helvetica"/>
@@ -2865,7 +2405,6 @@
                 <w:shd w:val="clear" w:color="auto" w:fill="FFFFFF"/>
               </w:rPr>
             </w:pPr>
-            <w:proofErr w:type="spellStart"/>
             <w:r>
               <w:rPr>
                 <w:rFonts w:ascii="Helvetica" w:eastAsia="Times New Roman" w:hAnsi="Helvetica" w:cs="Helvetica"/>
@@ -2884,21 +2423,8 @@
                 <w:szCs w:val="21"/>
                 <w:shd w:val="clear" w:color="auto" w:fill="FFFFFF"/>
               </w:rPr>
-              <w:t>mmediate_</w:t>
-            </w:r>
-            <w:proofErr w:type="gramStart"/>
-            <w:r>
-              <w:rPr>
-                <w:rFonts w:ascii="Helvetica" w:eastAsia="Times New Roman" w:hAnsi="Helvetica" w:cs="Helvetica"/>
-                <w:color w:val="333333"/>
-                <w:sz w:val="21"/>
-                <w:szCs w:val="21"/>
-                <w:shd w:val="clear" w:color="auto" w:fill="FFFFFF"/>
-              </w:rPr>
-              <w:t>generator.vhdl</w:t>
-            </w:r>
-            <w:proofErr w:type="spellEnd"/>
-            <w:proofErr w:type="gramEnd"/>
+              <w:t>mmediate_generator.vhdl</w:t>
+            </w:r>
           </w:p>
         </w:tc>
         <w:tc>
@@ -2963,30 +2489,16 @@
                 <w:shd w:val="clear" w:color="auto" w:fill="FFFFFF"/>
               </w:rPr>
             </w:pPr>
-            <w:proofErr w:type="spellStart"/>
-            <w:r>
-              <w:rPr>
-                <w:rFonts w:ascii="Helvetica" w:eastAsia="Times New Roman" w:hAnsi="Helvetica" w:cs="Helvetica"/>
-                <w:color w:val="333333"/>
-                <w:sz w:val="21"/>
-                <w:szCs w:val="21"/>
-                <w:shd w:val="clear" w:color="auto" w:fill="FFFFFF"/>
-              </w:rPr>
-              <w:t>alu_</w:t>
-            </w:r>
-            <w:proofErr w:type="gramStart"/>
-            <w:r>
-              <w:rPr>
-                <w:rFonts w:ascii="Helvetica" w:eastAsia="Times New Roman" w:hAnsi="Helvetica" w:cs="Helvetica"/>
-                <w:color w:val="333333"/>
-                <w:sz w:val="21"/>
-                <w:szCs w:val="21"/>
-                <w:shd w:val="clear" w:color="auto" w:fill="FFFFFF"/>
-              </w:rPr>
-              <w:t>control.vhdl</w:t>
-            </w:r>
-            <w:proofErr w:type="spellEnd"/>
-            <w:proofErr w:type="gramEnd"/>
+            <w:r>
+              <w:rPr>
+                <w:rFonts w:ascii="Helvetica" w:eastAsia="Times New Roman" w:hAnsi="Helvetica" w:cs="Helvetica"/>
+                <w:color w:val="333333"/>
+                <w:sz w:val="21"/>
+                <w:szCs w:val="21"/>
+                <w:shd w:val="clear" w:color="auto" w:fill="FFFFFF"/>
+              </w:rPr>
+              <w:t>alu_control.vhdl</w:t>
+            </w:r>
           </w:p>
         </w:tc>
         <w:tc>
@@ -3021,29 +2533,7 @@
                 <w:szCs w:val="21"/>
                 <w:shd w:val="clear" w:color="auto" w:fill="FFFFFF"/>
               </w:rPr>
-              <w:t xml:space="preserve">, outputs the </w:t>
-            </w:r>
-            <w:proofErr w:type="spellStart"/>
-            <w:r>
-              <w:rPr>
-                <w:rFonts w:ascii="Helvetica" w:eastAsia="Times New Roman" w:hAnsi="Helvetica" w:cs="Helvetica"/>
-                <w:color w:val="333333"/>
-                <w:sz w:val="21"/>
-                <w:szCs w:val="21"/>
-                <w:shd w:val="clear" w:color="auto" w:fill="FFFFFF"/>
-              </w:rPr>
-              <w:t>alu_op</w:t>
-            </w:r>
-            <w:proofErr w:type="spellEnd"/>
-            <w:r>
-              <w:rPr>
-                <w:rFonts w:ascii="Helvetica" w:eastAsia="Times New Roman" w:hAnsi="Helvetica" w:cs="Helvetica"/>
-                <w:color w:val="333333"/>
-                <w:sz w:val="21"/>
-                <w:szCs w:val="21"/>
-                <w:shd w:val="clear" w:color="auto" w:fill="FFFFFF"/>
-              </w:rPr>
-              <w:t xml:space="preserve"> (alu operation) to perform</w:t>
+              <w:t>, outputs the alu_op (alu operation) to perform</w:t>
             </w:r>
           </w:p>
         </w:tc>
@@ -3063,8 +2553,6 @@
                 <w:shd w:val="clear" w:color="auto" w:fill="FFFFFF"/>
               </w:rPr>
             </w:pPr>
-            <w:proofErr w:type="spellStart"/>
-            <w:proofErr w:type="gramStart"/>
             <w:r>
               <w:rPr>
                 <w:rFonts w:ascii="Helvetica" w:eastAsia="Times New Roman" w:hAnsi="Helvetica" w:cs="Helvetica"/>
@@ -3075,8 +2563,6 @@
               </w:rPr>
               <w:t>alu.vhdl</w:t>
             </w:r>
-            <w:proofErr w:type="spellEnd"/>
-            <w:proofErr w:type="gramEnd"/>
           </w:p>
         </w:tc>
         <w:tc>
@@ -3101,29 +2587,7 @@
                 <w:szCs w:val="21"/>
                 <w:shd w:val="clear" w:color="auto" w:fill="FFFFFF"/>
               </w:rPr>
-              <w:t xml:space="preserve">Performs the arithmetic logic unit operation (ADD, SUB, </w:t>
-            </w:r>
-            <w:proofErr w:type="spellStart"/>
-            <w:r>
-              <w:rPr>
-                <w:rFonts w:ascii="Helvetica" w:eastAsia="Times New Roman" w:hAnsi="Helvetica" w:cs="Helvetica"/>
-                <w:color w:val="333333"/>
-                <w:sz w:val="21"/>
-                <w:szCs w:val="21"/>
-                <w:shd w:val="clear" w:color="auto" w:fill="FFFFFF"/>
-              </w:rPr>
-              <w:t>etc</w:t>
-            </w:r>
-            <w:proofErr w:type="spellEnd"/>
-            <w:r>
-              <w:rPr>
-                <w:rFonts w:ascii="Helvetica" w:eastAsia="Times New Roman" w:hAnsi="Helvetica" w:cs="Helvetica"/>
-                <w:color w:val="333333"/>
-                <w:sz w:val="21"/>
-                <w:szCs w:val="21"/>
-                <w:shd w:val="clear" w:color="auto" w:fill="FFFFFF"/>
-              </w:rPr>
-              <w:t>) on two operands.</w:t>
+              <w:t>Performs the arithmetic logic unit operation (ADD, SUB, etc) on two operands.</w:t>
             </w:r>
           </w:p>
         </w:tc>
@@ -3143,30 +2607,16 @@
                 <w:shd w:val="clear" w:color="auto" w:fill="FFFFFF"/>
               </w:rPr>
             </w:pPr>
-            <w:proofErr w:type="spellStart"/>
-            <w:r>
-              <w:rPr>
-                <w:rFonts w:ascii="Helvetica" w:eastAsia="Times New Roman" w:hAnsi="Helvetica" w:cs="Helvetica"/>
-                <w:color w:val="333333"/>
-                <w:sz w:val="21"/>
-                <w:szCs w:val="21"/>
-                <w:shd w:val="clear" w:color="auto" w:fill="FFFFFF"/>
-              </w:rPr>
-              <w:t>data_</w:t>
-            </w:r>
-            <w:proofErr w:type="gramStart"/>
-            <w:r>
-              <w:rPr>
-                <w:rFonts w:ascii="Helvetica" w:eastAsia="Times New Roman" w:hAnsi="Helvetica" w:cs="Helvetica"/>
-                <w:color w:val="333333"/>
-                <w:sz w:val="21"/>
-                <w:szCs w:val="21"/>
-                <w:shd w:val="clear" w:color="auto" w:fill="FFFFFF"/>
-              </w:rPr>
-              <w:t>mem.vhdl</w:t>
-            </w:r>
-            <w:proofErr w:type="spellEnd"/>
-            <w:proofErr w:type="gramEnd"/>
+            <w:r>
+              <w:rPr>
+                <w:rFonts w:ascii="Helvetica" w:eastAsia="Times New Roman" w:hAnsi="Helvetica" w:cs="Helvetica"/>
+                <w:color w:val="333333"/>
+                <w:sz w:val="21"/>
+                <w:szCs w:val="21"/>
+                <w:shd w:val="clear" w:color="auto" w:fill="FFFFFF"/>
+              </w:rPr>
+              <w:t>data_mem.vhdl</w:t>
+            </w:r>
           </w:p>
         </w:tc>
         <w:tc>
@@ -3221,7 +2671,6 @@
                 <w:shd w:val="clear" w:color="auto" w:fill="FFFFFF"/>
               </w:rPr>
             </w:pPr>
-            <w:proofErr w:type="spellStart"/>
             <w:r>
               <w:rPr>
                 <w:rFonts w:ascii="Helvetica" w:eastAsia="Times New Roman" w:hAnsi="Helvetica" w:cs="Helvetica"/>
@@ -3232,7 +2681,6 @@
               </w:rPr>
               <w:t>tb_riscv_</w:t>
             </w:r>
-            <w:proofErr w:type="gramStart"/>
             <w:r>
               <w:rPr>
                 <w:rFonts w:ascii="Helvetica" w:eastAsia="Times New Roman" w:hAnsi="Helvetica" w:cs="Helvetica"/>
@@ -3253,8 +2701,6 @@
               </w:rPr>
               <w:t>.vhdl</w:t>
             </w:r>
-            <w:proofErr w:type="spellEnd"/>
-            <w:proofErr w:type="gramEnd"/>
           </w:p>
         </w:tc>
         <w:tc>
@@ -3309,7 +2755,6 @@
                 <w:shd w:val="clear" w:color="auto" w:fill="FFFFFF"/>
               </w:rPr>
             </w:pPr>
-            <w:proofErr w:type="spellStart"/>
             <w:r>
               <w:rPr>
                 <w:rFonts w:ascii="Helvetica" w:eastAsia="Times New Roman" w:hAnsi="Helvetica" w:cs="Helvetica"/>
@@ -3359,21 +2804,8 @@
                 <w:szCs w:val="21"/>
                 <w:shd w:val="clear" w:color="auto" w:fill="FFFFFF"/>
               </w:rPr>
-              <w:t>_</w:t>
-            </w:r>
-            <w:proofErr w:type="gramStart"/>
-            <w:r>
-              <w:rPr>
-                <w:rFonts w:ascii="Helvetica" w:eastAsia="Times New Roman" w:hAnsi="Helvetica" w:cs="Helvetica"/>
-                <w:color w:val="333333"/>
-                <w:sz w:val="21"/>
-                <w:szCs w:val="21"/>
-                <w:shd w:val="clear" w:color="auto" w:fill="FFFFFF"/>
-              </w:rPr>
-              <w:t>behav.wcfg</w:t>
-            </w:r>
-            <w:proofErr w:type="spellEnd"/>
-            <w:proofErr w:type="gramEnd"/>
+              <w:t>_behav.wcfg</w:t>
+            </w:r>
           </w:p>
         </w:tc>
         <w:tc>
@@ -3755,9 +3187,8 @@
                 <w:szCs w:val="21"/>
                 <w:shd w:val="clear" w:color="auto" w:fill="FFFFFF"/>
               </w:rPr>
-              <w:t xml:space="preserve">dd </w:t>
-            </w:r>
-            <w:proofErr w:type="spellStart"/>
+              <w:t>dd rd</w:t>
+            </w:r>
             <w:r>
               <w:rPr>
                 <w:rFonts w:ascii="Helvetica" w:eastAsia="Times New Roman" w:hAnsi="Helvetica" w:cs="Helvetica"/>
@@ -3768,9 +3199,8 @@
                 <w:szCs w:val="21"/>
                 <w:shd w:val="clear" w:color="auto" w:fill="FFFFFF"/>
               </w:rPr>
-              <w:t>rd</w:t>
-            </w:r>
-            <w:proofErr w:type="spellEnd"/>
+              <w:t xml:space="preserve">, rs1, rs2   </w:t>
+            </w:r>
             <w:r>
               <w:rPr>
                 <w:rFonts w:ascii="Helvetica" w:eastAsia="Times New Roman" w:hAnsi="Helvetica" w:cs="Helvetica"/>
@@ -3781,59 +3211,7 @@
                 <w:szCs w:val="21"/>
                 <w:shd w:val="clear" w:color="auto" w:fill="FFFFFF"/>
               </w:rPr>
-              <w:t xml:space="preserve">, rs1, rs2   </w:t>
-            </w:r>
-            <w:r>
-              <w:rPr>
-                <w:rFonts w:ascii="Helvetica" w:eastAsia="Times New Roman" w:hAnsi="Helvetica" w:cs="Helvetica"/>
-                <w:i/>
-                <w:iCs/>
-                <w:color w:val="333333"/>
-                <w:sz w:val="21"/>
-                <w:szCs w:val="21"/>
-                <w:shd w:val="clear" w:color="auto" w:fill="FFFFFF"/>
-              </w:rPr>
-              <w:t xml:space="preserve">     </w:t>
-            </w:r>
-            <w:proofErr w:type="gramStart"/>
-            <w:r>
-              <w:rPr>
-                <w:rFonts w:ascii="Helvetica" w:eastAsia="Times New Roman" w:hAnsi="Helvetica" w:cs="Helvetica"/>
-                <w:i/>
-                <w:iCs/>
-                <w:color w:val="333333"/>
-                <w:sz w:val="21"/>
-                <w:szCs w:val="21"/>
-                <w:shd w:val="clear" w:color="auto" w:fill="FFFFFF"/>
-              </w:rPr>
-              <w:t xml:space="preserve">#  </w:t>
-            </w:r>
-            <w:proofErr w:type="spellStart"/>
-            <w:r>
-              <w:rPr>
-                <w:rFonts w:ascii="Helvetica" w:eastAsia="Times New Roman" w:hAnsi="Helvetica" w:cs="Helvetica"/>
-                <w:i/>
-                <w:iCs/>
-                <w:color w:val="333333"/>
-                <w:sz w:val="21"/>
-                <w:szCs w:val="21"/>
-                <w:shd w:val="clear" w:color="auto" w:fill="FFFFFF"/>
-              </w:rPr>
-              <w:t>rd</w:t>
-            </w:r>
-            <w:proofErr w:type="spellEnd"/>
-            <w:proofErr w:type="gramEnd"/>
-            <w:r>
-              <w:rPr>
-                <w:rFonts w:ascii="Helvetica" w:eastAsia="Times New Roman" w:hAnsi="Helvetica" w:cs="Helvetica"/>
-                <w:i/>
-                <w:iCs/>
-                <w:color w:val="333333"/>
-                <w:sz w:val="21"/>
-                <w:szCs w:val="21"/>
-                <w:shd w:val="clear" w:color="auto" w:fill="FFFFFF"/>
-              </w:rPr>
-              <w:t xml:space="preserve"> = rs1 + rs2</w:t>
+              <w:t xml:space="preserve">     #  rd = rs1 + rs2</w:t>
             </w:r>
           </w:p>
           <w:p>
@@ -3856,27 +3234,15 @@
               </w:rPr>
               <w:t xml:space="preserve">         </w:t>
             </w:r>
-            <w:proofErr w:type="spellStart"/>
-            <w:r>
-              <w:rPr>
-                <w:rFonts w:ascii="Helvetica" w:eastAsia="Times New Roman" w:hAnsi="Helvetica" w:cs="Helvetica"/>
-                <w:color w:val="333333"/>
-                <w:sz w:val="21"/>
-                <w:szCs w:val="21"/>
-                <w:shd w:val="clear" w:color="auto" w:fill="FFFFFF"/>
-              </w:rPr>
-              <w:t>rd</w:t>
-            </w:r>
-            <w:proofErr w:type="spellEnd"/>
-            <w:r>
-              <w:rPr>
-                <w:rFonts w:ascii="Helvetica" w:eastAsia="Times New Roman" w:hAnsi="Helvetica" w:cs="Helvetica"/>
-                <w:color w:val="333333"/>
-                <w:sz w:val="21"/>
-                <w:szCs w:val="21"/>
-                <w:shd w:val="clear" w:color="auto" w:fill="FFFFFF"/>
-              </w:rPr>
-              <w:t>: destination register (where the result is stored)</w:t>
+            <w:r>
+              <w:rPr>
+                <w:rFonts w:ascii="Helvetica" w:eastAsia="Times New Roman" w:hAnsi="Helvetica" w:cs="Helvetica"/>
+                <w:color w:val="333333"/>
+                <w:sz w:val="21"/>
+                <w:szCs w:val="21"/>
+                <w:shd w:val="clear" w:color="auto" w:fill="FFFFFF"/>
+              </w:rPr>
+              <w:t>rd: destination register (where the result is stored)</w:t>
             </w:r>
           </w:p>
           <w:p>
@@ -4068,29 +3434,7 @@
                 <w:szCs w:val="21"/>
                 <w:shd w:val="clear" w:color="auto" w:fill="FFFFFF"/>
               </w:rPr>
-              <w:t xml:space="preserve">&lt;5-bit </w:t>
-            </w:r>
-            <w:proofErr w:type="spellStart"/>
-            <w:r>
-              <w:rPr>
-                <w:rFonts w:ascii="Helvetica" w:eastAsia="Times New Roman" w:hAnsi="Helvetica" w:cs="Helvetica"/>
-                <w:color w:val="333333"/>
-                <w:sz w:val="21"/>
-                <w:szCs w:val="21"/>
-                <w:shd w:val="clear" w:color="auto" w:fill="FFFFFF"/>
-              </w:rPr>
-              <w:t>rd</w:t>
-            </w:r>
-            <w:proofErr w:type="spellEnd"/>
-            <w:r>
-              <w:rPr>
-                <w:rFonts w:ascii="Helvetica" w:eastAsia="Times New Roman" w:hAnsi="Helvetica" w:cs="Helvetica"/>
-                <w:color w:val="333333"/>
-                <w:sz w:val="21"/>
-                <w:szCs w:val="21"/>
-                <w:shd w:val="clear" w:color="auto" w:fill="FFFFFF"/>
-              </w:rPr>
-              <w:t>&gt;</w:t>
+              <w:t>&lt;5-bit rd&gt;</w:t>
             </w:r>
             <w:r>
               <w:t xml:space="preserve"> </w:t>
@@ -4298,7 +3642,6 @@
               </w:rPr>
               <w:t xml:space="preserve">    </w:t>
             </w:r>
-            <w:proofErr w:type="spellStart"/>
             <w:r>
               <w:rPr>
                 <w:rFonts w:ascii="Helvetica" w:eastAsia="Times New Roman" w:hAnsi="Helvetica" w:cs="Helvetica"/>
@@ -4323,7 +3666,6 @@
               </w:rPr>
               <w:t>i</w:t>
             </w:r>
-            <w:proofErr w:type="spellEnd"/>
             <w:r>
               <w:rPr>
                 <w:rFonts w:ascii="Helvetica" w:eastAsia="Times New Roman" w:hAnsi="Helvetica" w:cs="Helvetica"/>
@@ -4334,9 +3676,8 @@
                 <w:szCs w:val="21"/>
                 <w:shd w:val="clear" w:color="auto" w:fill="FFFFFF"/>
               </w:rPr>
-              <w:t xml:space="preserve"> </w:t>
-            </w:r>
-            <w:proofErr w:type="spellStart"/>
+              <w:t xml:space="preserve"> rd, rs1, </w:t>
+            </w:r>
             <w:r>
               <w:rPr>
                 <w:rFonts w:ascii="Helvetica" w:eastAsia="Times New Roman" w:hAnsi="Helvetica" w:cs="Helvetica"/>
@@ -4347,9 +3688,8 @@
                 <w:szCs w:val="21"/>
                 <w:shd w:val="clear" w:color="auto" w:fill="FFFFFF"/>
               </w:rPr>
-              <w:t>rd</w:t>
-            </w:r>
-            <w:proofErr w:type="spellEnd"/>
+              <w:t>imm</w:t>
+            </w:r>
             <w:r>
               <w:rPr>
                 <w:rFonts w:ascii="Helvetica" w:eastAsia="Times New Roman" w:hAnsi="Helvetica" w:cs="Helvetica"/>
@@ -4360,9 +3700,8 @@
                 <w:szCs w:val="21"/>
                 <w:shd w:val="clear" w:color="auto" w:fill="FFFFFF"/>
               </w:rPr>
-              <w:t xml:space="preserve">, rs1, </w:t>
-            </w:r>
-            <w:proofErr w:type="spellStart"/>
+              <w:t xml:space="preserve">        #  rd = rs1 + </w:t>
+            </w:r>
             <w:r>
               <w:rPr>
                 <w:rFonts w:ascii="Helvetica" w:eastAsia="Times New Roman" w:hAnsi="Helvetica" w:cs="Helvetica"/>
@@ -4375,73 +3714,6 @@
               </w:rPr>
               <w:t>imm</w:t>
             </w:r>
-            <w:proofErr w:type="spellEnd"/>
-            <w:r>
-              <w:rPr>
-                <w:rFonts w:ascii="Helvetica" w:eastAsia="Times New Roman" w:hAnsi="Helvetica" w:cs="Helvetica"/>
-                <w:i/>
-                <w:iCs/>
-                <w:color w:val="333333"/>
-                <w:sz w:val="21"/>
-                <w:szCs w:val="21"/>
-                <w:shd w:val="clear" w:color="auto" w:fill="FFFFFF"/>
-              </w:rPr>
-              <w:t xml:space="preserve">        </w:t>
-            </w:r>
-            <w:proofErr w:type="gramStart"/>
-            <w:r>
-              <w:rPr>
-                <w:rFonts w:ascii="Helvetica" w:eastAsia="Times New Roman" w:hAnsi="Helvetica" w:cs="Helvetica"/>
-                <w:i/>
-                <w:iCs/>
-                <w:color w:val="333333"/>
-                <w:sz w:val="21"/>
-                <w:szCs w:val="21"/>
-                <w:shd w:val="clear" w:color="auto" w:fill="FFFFFF"/>
-              </w:rPr>
-              <w:t xml:space="preserve">#  </w:t>
-            </w:r>
-            <w:proofErr w:type="spellStart"/>
-            <w:r>
-              <w:rPr>
-                <w:rFonts w:ascii="Helvetica" w:eastAsia="Times New Roman" w:hAnsi="Helvetica" w:cs="Helvetica"/>
-                <w:i/>
-                <w:iCs/>
-                <w:color w:val="333333"/>
-                <w:sz w:val="21"/>
-                <w:szCs w:val="21"/>
-                <w:shd w:val="clear" w:color="auto" w:fill="FFFFFF"/>
-              </w:rPr>
-              <w:t>rd</w:t>
-            </w:r>
-            <w:proofErr w:type="spellEnd"/>
-            <w:proofErr w:type="gramEnd"/>
-            <w:r>
-              <w:rPr>
-                <w:rFonts w:ascii="Helvetica" w:eastAsia="Times New Roman" w:hAnsi="Helvetica" w:cs="Helvetica"/>
-                <w:i/>
-                <w:iCs/>
-                <w:color w:val="333333"/>
-                <w:sz w:val="21"/>
-                <w:szCs w:val="21"/>
-                <w:shd w:val="clear" w:color="auto" w:fill="FFFFFF"/>
-              </w:rPr>
-              <w:t xml:space="preserve"> = rs1 + </w:t>
-            </w:r>
-            <w:proofErr w:type="spellStart"/>
-            <w:r>
-              <w:rPr>
-                <w:rFonts w:ascii="Helvetica" w:eastAsia="Times New Roman" w:hAnsi="Helvetica" w:cs="Helvetica"/>
-                <w:i/>
-                <w:iCs/>
-                <w:color w:val="333333"/>
-                <w:sz w:val="21"/>
-                <w:szCs w:val="21"/>
-                <w:shd w:val="clear" w:color="auto" w:fill="FFFFFF"/>
-              </w:rPr>
-              <w:t>imm</w:t>
-            </w:r>
-            <w:proofErr w:type="spellEnd"/>
           </w:p>
           <w:p>
             <w:pPr>
@@ -4463,27 +3735,15 @@
               </w:rPr>
               <w:t xml:space="preserve">         </w:t>
             </w:r>
-            <w:proofErr w:type="spellStart"/>
-            <w:r>
-              <w:rPr>
-                <w:rFonts w:ascii="Helvetica" w:eastAsia="Times New Roman" w:hAnsi="Helvetica" w:cs="Helvetica"/>
-                <w:color w:val="333333"/>
-                <w:sz w:val="21"/>
-                <w:szCs w:val="21"/>
-                <w:shd w:val="clear" w:color="auto" w:fill="FFFFFF"/>
-              </w:rPr>
-              <w:t>rd</w:t>
-            </w:r>
-            <w:proofErr w:type="spellEnd"/>
-            <w:r>
-              <w:rPr>
-                <w:rFonts w:ascii="Helvetica" w:eastAsia="Times New Roman" w:hAnsi="Helvetica" w:cs="Helvetica"/>
-                <w:color w:val="333333"/>
-                <w:sz w:val="21"/>
-                <w:szCs w:val="21"/>
-                <w:shd w:val="clear" w:color="auto" w:fill="FFFFFF"/>
-              </w:rPr>
-              <w:t xml:space="preserve">: destination register </w:t>
+            <w:r>
+              <w:rPr>
+                <w:rFonts w:ascii="Helvetica" w:eastAsia="Times New Roman" w:hAnsi="Helvetica" w:cs="Helvetica"/>
+                <w:color w:val="333333"/>
+                <w:sz w:val="21"/>
+                <w:szCs w:val="21"/>
+                <w:shd w:val="clear" w:color="auto" w:fill="FFFFFF"/>
+              </w:rPr>
+              <w:t xml:space="preserve">rd: destination register </w:t>
             </w:r>
           </w:p>
           <w:p>
@@ -4537,27 +3797,15 @@
               </w:rPr>
               <w:t xml:space="preserve">         </w:t>
             </w:r>
-            <w:proofErr w:type="spellStart"/>
-            <w:r>
-              <w:rPr>
-                <w:rFonts w:ascii="Helvetica" w:eastAsia="Times New Roman" w:hAnsi="Helvetica" w:cs="Helvetica"/>
-                <w:color w:val="333333"/>
-                <w:sz w:val="21"/>
-                <w:szCs w:val="21"/>
-                <w:shd w:val="clear" w:color="auto" w:fill="FFFFFF"/>
-              </w:rPr>
-              <w:t>imm</w:t>
-            </w:r>
-            <w:proofErr w:type="spellEnd"/>
-            <w:r>
-              <w:rPr>
-                <w:rFonts w:ascii="Helvetica" w:eastAsia="Times New Roman" w:hAnsi="Helvetica" w:cs="Helvetica"/>
-                <w:color w:val="333333"/>
-                <w:sz w:val="21"/>
-                <w:szCs w:val="21"/>
-                <w:shd w:val="clear" w:color="auto" w:fill="FFFFFF"/>
-              </w:rPr>
-              <w:t>:</w:t>
+            <w:r>
+              <w:rPr>
+                <w:rFonts w:ascii="Helvetica" w:eastAsia="Times New Roman" w:hAnsi="Helvetica" w:cs="Helvetica"/>
+                <w:color w:val="333333"/>
+                <w:sz w:val="21"/>
+                <w:szCs w:val="21"/>
+                <w:shd w:val="clear" w:color="auto" w:fill="FFFFFF"/>
+              </w:rPr>
+              <w:t>imm:</w:t>
             </w:r>
             <w:r>
               <w:rPr>
@@ -4643,7 +3891,6 @@
               </w:rPr>
               <w:t xml:space="preserve">-bit </w:t>
             </w:r>
-            <w:proofErr w:type="spellStart"/>
             <w:r>
               <w:rPr>
                 <w:rFonts w:ascii="Helvetica" w:eastAsia="Times New Roman" w:hAnsi="Helvetica" w:cs="Helvetica"/>
@@ -4654,7 +3901,6 @@
               </w:rPr>
               <w:t>imm</w:t>
             </w:r>
-            <w:proofErr w:type="spellEnd"/>
             <w:r>
               <w:rPr>
                 <w:rFonts w:ascii="Helvetica" w:eastAsia="Times New Roman" w:hAnsi="Helvetica" w:cs="Helvetica"/>
@@ -4696,29 +3942,7 @@
                 <w:szCs w:val="21"/>
                 <w:shd w:val="clear" w:color="auto" w:fill="FFFFFF"/>
               </w:rPr>
-              <w:t xml:space="preserve">&lt;3-bit funct3&gt; &lt;5-bit </w:t>
-            </w:r>
-            <w:proofErr w:type="spellStart"/>
-            <w:r>
-              <w:rPr>
-                <w:rFonts w:ascii="Helvetica" w:eastAsia="Times New Roman" w:hAnsi="Helvetica" w:cs="Helvetica"/>
-                <w:color w:val="333333"/>
-                <w:sz w:val="21"/>
-                <w:szCs w:val="21"/>
-                <w:shd w:val="clear" w:color="auto" w:fill="FFFFFF"/>
-              </w:rPr>
-              <w:t>rd</w:t>
-            </w:r>
-            <w:proofErr w:type="spellEnd"/>
-            <w:r>
-              <w:rPr>
-                <w:rFonts w:ascii="Helvetica" w:eastAsia="Times New Roman" w:hAnsi="Helvetica" w:cs="Helvetica"/>
-                <w:color w:val="333333"/>
-                <w:sz w:val="21"/>
-                <w:szCs w:val="21"/>
-                <w:shd w:val="clear" w:color="auto" w:fill="FFFFFF"/>
-              </w:rPr>
-              <w:t>&gt;</w:t>
+              <w:t>&lt;3-bit funct3&gt; &lt;5-bit rd&gt;</w:t>
             </w:r>
             <w:r>
               <w:t xml:space="preserve"> </w:t>
@@ -4905,7 +4129,6 @@
               </w:rPr>
               <w:t xml:space="preserve">    </w:t>
             </w:r>
-            <w:proofErr w:type="spellStart"/>
             <w:r>
               <w:rPr>
                 <w:rFonts w:ascii="Helvetica" w:eastAsia="Times New Roman" w:hAnsi="Helvetica" w:cs="Helvetica"/>
@@ -4918,7 +4141,6 @@
               </w:rPr>
               <w:t>lw</w:t>
             </w:r>
-            <w:proofErr w:type="spellEnd"/>
             <w:r>
               <w:rPr>
                 <w:rFonts w:ascii="Helvetica" w:eastAsia="Times New Roman" w:hAnsi="Helvetica" w:cs="Helvetica"/>
@@ -4931,7 +4153,6 @@
               </w:rPr>
               <w:t xml:space="preserve"> </w:t>
             </w:r>
-            <w:proofErr w:type="spellStart"/>
             <w:r>
               <w:rPr>
                 <w:rFonts w:ascii="Helvetica" w:eastAsia="Times New Roman" w:hAnsi="Helvetica" w:cs="Helvetica"/>
@@ -4956,7 +4177,6 @@
               </w:rPr>
               <w:t>d</w:t>
             </w:r>
-            <w:proofErr w:type="spellEnd"/>
             <w:r>
               <w:rPr>
                 <w:rFonts w:ascii="Helvetica" w:eastAsia="Times New Roman" w:hAnsi="Helvetica" w:cs="Helvetica"/>
@@ -4981,7 +4201,6 @@
               </w:rPr>
               <w:t xml:space="preserve"> </w:t>
             </w:r>
-            <w:proofErr w:type="spellStart"/>
             <w:r>
               <w:rPr>
                 <w:rFonts w:ascii="Helvetica" w:eastAsia="Times New Roman" w:hAnsi="Helvetica" w:cs="Helvetica"/>
@@ -4994,7 +4213,6 @@
               </w:rPr>
               <w:t>imm</w:t>
             </w:r>
-            <w:proofErr w:type="spellEnd"/>
             <w:r>
               <w:rPr>
                 <w:rFonts w:ascii="Helvetica" w:eastAsia="Times New Roman" w:hAnsi="Helvetica" w:cs="Helvetica"/>
@@ -5017,9 +4235,8 @@
                 <w:szCs w:val="21"/>
                 <w:shd w:val="clear" w:color="auto" w:fill="FFFFFF"/>
               </w:rPr>
-              <w:t xml:space="preserve">        </w:t>
-            </w:r>
-            <w:proofErr w:type="gramStart"/>
+              <w:t xml:space="preserve">        #  rd = </w:t>
+            </w:r>
             <w:r>
               <w:rPr>
                 <w:rFonts w:ascii="Helvetica" w:eastAsia="Times New Roman" w:hAnsi="Helvetica" w:cs="Helvetica"/>
@@ -5030,9 +4247,8 @@
                 <w:szCs w:val="21"/>
                 <w:shd w:val="clear" w:color="auto" w:fill="FFFFFF"/>
               </w:rPr>
-              <w:t xml:space="preserve">#  </w:t>
-            </w:r>
-            <w:proofErr w:type="spellStart"/>
+              <w:t>memory[</w:t>
+            </w:r>
             <w:r>
               <w:rPr>
                 <w:rFonts w:ascii="Helvetica" w:eastAsia="Times New Roman" w:hAnsi="Helvetica" w:cs="Helvetica"/>
@@ -5043,10 +4259,8 @@
                 <w:szCs w:val="21"/>
                 <w:shd w:val="clear" w:color="auto" w:fill="FFFFFF"/>
               </w:rPr>
-              <w:t>rd</w:t>
-            </w:r>
-            <w:proofErr w:type="spellEnd"/>
-            <w:proofErr w:type="gramEnd"/>
+              <w:t xml:space="preserve">rs1 + </w:t>
+            </w:r>
             <w:r>
               <w:rPr>
                 <w:rFonts w:ascii="Helvetica" w:eastAsia="Times New Roman" w:hAnsi="Helvetica" w:cs="Helvetica"/>
@@ -5057,9 +4271,8 @@
                 <w:szCs w:val="21"/>
                 <w:shd w:val="clear" w:color="auto" w:fill="FFFFFF"/>
               </w:rPr>
-              <w:t xml:space="preserve"> = </w:t>
-            </w:r>
-            <w:proofErr w:type="gramStart"/>
+              <w:t>imm</w:t>
+            </w:r>
             <w:r>
               <w:rPr>
                 <w:rFonts w:ascii="Helvetica" w:eastAsia="Times New Roman" w:hAnsi="Helvetica" w:cs="Helvetica"/>
@@ -5070,45 +4283,6 @@
                 <w:szCs w:val="21"/>
                 <w:shd w:val="clear" w:color="auto" w:fill="FFFFFF"/>
               </w:rPr>
-              <w:t>memory[</w:t>
-            </w:r>
-            <w:proofErr w:type="gramEnd"/>
-            <w:r>
-              <w:rPr>
-                <w:rFonts w:ascii="Helvetica" w:eastAsia="Times New Roman" w:hAnsi="Helvetica" w:cs="Helvetica"/>
-                <w:i/>
-                <w:iCs/>
-                <w:color w:val="333333"/>
-                <w:sz w:val="21"/>
-                <w:szCs w:val="21"/>
-                <w:shd w:val="clear" w:color="auto" w:fill="FFFFFF"/>
-              </w:rPr>
-              <w:t xml:space="preserve">rs1 + </w:t>
-            </w:r>
-            <w:proofErr w:type="spellStart"/>
-            <w:r>
-              <w:rPr>
-                <w:rFonts w:ascii="Helvetica" w:eastAsia="Times New Roman" w:hAnsi="Helvetica" w:cs="Helvetica"/>
-                <w:i/>
-                <w:iCs/>
-                <w:color w:val="333333"/>
-                <w:sz w:val="21"/>
-                <w:szCs w:val="21"/>
-                <w:shd w:val="clear" w:color="auto" w:fill="FFFFFF"/>
-              </w:rPr>
-              <w:t>imm</w:t>
-            </w:r>
-            <w:proofErr w:type="spellEnd"/>
-            <w:r>
-              <w:rPr>
-                <w:rFonts w:ascii="Helvetica" w:eastAsia="Times New Roman" w:hAnsi="Helvetica" w:cs="Helvetica"/>
-                <w:i/>
-                <w:iCs/>
-                <w:color w:val="333333"/>
-                <w:sz w:val="21"/>
-                <w:szCs w:val="21"/>
-                <w:shd w:val="clear" w:color="auto" w:fill="FFFFFF"/>
-              </w:rPr>
               <w:t>]</w:t>
             </w:r>
           </w:p>
@@ -5132,27 +4306,15 @@
               </w:rPr>
               <w:t xml:space="preserve">         </w:t>
             </w:r>
-            <w:proofErr w:type="spellStart"/>
-            <w:r>
-              <w:rPr>
-                <w:rFonts w:ascii="Helvetica" w:eastAsia="Times New Roman" w:hAnsi="Helvetica" w:cs="Helvetica"/>
-                <w:color w:val="333333"/>
-                <w:sz w:val="21"/>
-                <w:szCs w:val="21"/>
-                <w:shd w:val="clear" w:color="auto" w:fill="FFFFFF"/>
-              </w:rPr>
-              <w:t>rd</w:t>
-            </w:r>
-            <w:proofErr w:type="spellEnd"/>
-            <w:r>
-              <w:rPr>
-                <w:rFonts w:ascii="Helvetica" w:eastAsia="Times New Roman" w:hAnsi="Helvetica" w:cs="Helvetica"/>
-                <w:color w:val="333333"/>
-                <w:sz w:val="21"/>
-                <w:szCs w:val="21"/>
-                <w:shd w:val="clear" w:color="auto" w:fill="FFFFFF"/>
-              </w:rPr>
-              <w:t xml:space="preserve">: destination register </w:t>
+            <w:r>
+              <w:rPr>
+                <w:rFonts w:ascii="Helvetica" w:eastAsia="Times New Roman" w:hAnsi="Helvetica" w:cs="Helvetica"/>
+                <w:color w:val="333333"/>
+                <w:sz w:val="21"/>
+                <w:szCs w:val="21"/>
+                <w:shd w:val="clear" w:color="auto" w:fill="FFFFFF"/>
+              </w:rPr>
+              <w:t xml:space="preserve">rd: destination register </w:t>
             </w:r>
           </w:p>
           <w:p>
@@ -5216,27 +4378,15 @@
               </w:rPr>
               <w:t xml:space="preserve">         </w:t>
             </w:r>
-            <w:proofErr w:type="spellStart"/>
-            <w:r>
-              <w:rPr>
-                <w:rFonts w:ascii="Helvetica" w:eastAsia="Times New Roman" w:hAnsi="Helvetica" w:cs="Helvetica"/>
-                <w:color w:val="333333"/>
-                <w:sz w:val="21"/>
-                <w:szCs w:val="21"/>
-                <w:shd w:val="clear" w:color="auto" w:fill="FFFFFF"/>
-              </w:rPr>
-              <w:t>imm</w:t>
-            </w:r>
-            <w:proofErr w:type="spellEnd"/>
-            <w:r>
-              <w:rPr>
-                <w:rFonts w:ascii="Helvetica" w:eastAsia="Times New Roman" w:hAnsi="Helvetica" w:cs="Helvetica"/>
-                <w:color w:val="333333"/>
-                <w:sz w:val="21"/>
-                <w:szCs w:val="21"/>
-                <w:shd w:val="clear" w:color="auto" w:fill="FFFFFF"/>
-              </w:rPr>
-              <w:t>:</w:t>
+            <w:r>
+              <w:rPr>
+                <w:rFonts w:ascii="Helvetica" w:eastAsia="Times New Roman" w:hAnsi="Helvetica" w:cs="Helvetica"/>
+                <w:color w:val="333333"/>
+                <w:sz w:val="21"/>
+                <w:szCs w:val="21"/>
+                <w:shd w:val="clear" w:color="auto" w:fill="FFFFFF"/>
+              </w:rPr>
+              <w:t>imm:</w:t>
             </w:r>
             <w:r>
               <w:rPr>
@@ -5310,29 +4460,7 @@
                 <w:szCs w:val="21"/>
                 <w:shd w:val="clear" w:color="auto" w:fill="FFFFFF"/>
               </w:rPr>
-              <w:t xml:space="preserve">    “&lt;12-bit </w:t>
-            </w:r>
-            <w:proofErr w:type="spellStart"/>
-            <w:r>
-              <w:rPr>
-                <w:rFonts w:ascii="Helvetica" w:eastAsia="Times New Roman" w:hAnsi="Helvetica" w:cs="Helvetica"/>
-                <w:color w:val="333333"/>
-                <w:sz w:val="21"/>
-                <w:szCs w:val="21"/>
-                <w:shd w:val="clear" w:color="auto" w:fill="FFFFFF"/>
-              </w:rPr>
-              <w:t>imm</w:t>
-            </w:r>
-            <w:proofErr w:type="spellEnd"/>
-            <w:r>
-              <w:rPr>
-                <w:rFonts w:ascii="Helvetica" w:eastAsia="Times New Roman" w:hAnsi="Helvetica" w:cs="Helvetica"/>
-                <w:color w:val="333333"/>
-                <w:sz w:val="21"/>
-                <w:szCs w:val="21"/>
-                <w:shd w:val="clear" w:color="auto" w:fill="FFFFFF"/>
-              </w:rPr>
-              <w:t>&gt; &lt;5-bit rs1&gt;</w:t>
+              <w:t xml:space="preserve">    “&lt;12-bit imm&gt; &lt;5-bit rs1&gt;</w:t>
             </w:r>
             <w:r>
               <w:t xml:space="preserve"> </w:t>
@@ -5345,29 +4473,7 @@
                 <w:szCs w:val="21"/>
                 <w:shd w:val="clear" w:color="auto" w:fill="FFFFFF"/>
               </w:rPr>
-              <w:t xml:space="preserve">&lt;3-bit funct3&gt; &lt;5-bit </w:t>
-            </w:r>
-            <w:proofErr w:type="spellStart"/>
-            <w:r>
-              <w:rPr>
-                <w:rFonts w:ascii="Helvetica" w:eastAsia="Times New Roman" w:hAnsi="Helvetica" w:cs="Helvetica"/>
-                <w:color w:val="333333"/>
-                <w:sz w:val="21"/>
-                <w:szCs w:val="21"/>
-                <w:shd w:val="clear" w:color="auto" w:fill="FFFFFF"/>
-              </w:rPr>
-              <w:t>rd</w:t>
-            </w:r>
-            <w:proofErr w:type="spellEnd"/>
-            <w:r>
-              <w:rPr>
-                <w:rFonts w:ascii="Helvetica" w:eastAsia="Times New Roman" w:hAnsi="Helvetica" w:cs="Helvetica"/>
-                <w:color w:val="333333"/>
-                <w:sz w:val="21"/>
-                <w:szCs w:val="21"/>
-                <w:shd w:val="clear" w:color="auto" w:fill="FFFFFF"/>
-              </w:rPr>
-              <w:t>&gt;</w:t>
+              <w:t>&lt;3-bit funct3&gt; &lt;5-bit rd&gt;</w:t>
             </w:r>
             <w:r>
               <w:t xml:space="preserve"> </w:t>
@@ -5650,7 +4756,6 @@
               </w:rPr>
               <w:t xml:space="preserve"> </w:t>
             </w:r>
-            <w:proofErr w:type="spellStart"/>
             <w:r>
               <w:rPr>
                 <w:rFonts w:ascii="Helvetica" w:eastAsia="Times New Roman" w:hAnsi="Helvetica" w:cs="Helvetica"/>
@@ -5663,7 +4768,6 @@
               </w:rPr>
               <w:t>bne</w:t>
             </w:r>
-            <w:proofErr w:type="spellEnd"/>
             <w:r>
               <w:rPr>
                 <w:rFonts w:ascii="Helvetica" w:eastAsia="Times New Roman" w:hAnsi="Helvetica" w:cs="Helvetica"/>
@@ -5698,9 +4802,8 @@
                 <w:szCs w:val="21"/>
                 <w:shd w:val="clear" w:color="auto" w:fill="FFFFFF"/>
               </w:rPr>
-              <w:t xml:space="preserve">, </w:t>
-            </w:r>
-            <w:proofErr w:type="spellStart"/>
+              <w:t>, i</w:t>
+            </w:r>
             <w:r>
               <w:rPr>
                 <w:rFonts w:ascii="Helvetica" w:eastAsia="Times New Roman" w:hAnsi="Helvetica" w:cs="Helvetica"/>
@@ -5711,7 +4814,7 @@
                 <w:szCs w:val="21"/>
                 <w:shd w:val="clear" w:color="auto" w:fill="FFFFFF"/>
               </w:rPr>
-              <w:t>i</w:t>
+              <w:t>mm</w:t>
             </w:r>
             <w:r>
               <w:rPr>
@@ -5723,9 +4826,8 @@
                 <w:szCs w:val="21"/>
                 <w:shd w:val="clear" w:color="auto" w:fill="FFFFFF"/>
               </w:rPr>
-              <w:t>mm</w:t>
-            </w:r>
-            <w:proofErr w:type="spellEnd"/>
+              <w:t xml:space="preserve">        #  </w:t>
+            </w:r>
             <w:r>
               <w:rPr>
                 <w:rFonts w:ascii="Helvetica" w:eastAsia="Times New Roman" w:hAnsi="Helvetica" w:cs="Helvetica"/>
@@ -5736,9 +4838,8 @@
                 <w:szCs w:val="21"/>
                 <w:shd w:val="clear" w:color="auto" w:fill="FFFFFF"/>
               </w:rPr>
-              <w:t xml:space="preserve">        </w:t>
-            </w:r>
-            <w:proofErr w:type="gramStart"/>
+              <w:t>PC = PC + 4 + imm</w:t>
+            </w:r>
             <w:r>
               <w:rPr>
                 <w:rFonts w:ascii="Helvetica" w:eastAsia="Times New Roman" w:hAnsi="Helvetica" w:cs="Helvetica"/>
@@ -5749,57 +4850,6 @@
                 <w:szCs w:val="21"/>
                 <w:shd w:val="clear" w:color="auto" w:fill="FFFFFF"/>
               </w:rPr>
-              <w:t xml:space="preserve">#  </w:t>
-            </w:r>
-            <w:r>
-              <w:rPr>
-                <w:rFonts w:ascii="Helvetica" w:eastAsia="Times New Roman" w:hAnsi="Helvetica" w:cs="Helvetica"/>
-                <w:i/>
-                <w:iCs/>
-                <w:color w:val="333333"/>
-                <w:sz w:val="21"/>
-                <w:szCs w:val="21"/>
-                <w:shd w:val="clear" w:color="auto" w:fill="FFFFFF"/>
-              </w:rPr>
-              <w:t>PC</w:t>
-            </w:r>
-            <w:proofErr w:type="gramEnd"/>
-            <w:r>
-              <w:rPr>
-                <w:rFonts w:ascii="Helvetica" w:eastAsia="Times New Roman" w:hAnsi="Helvetica" w:cs="Helvetica"/>
-                <w:i/>
-                <w:iCs/>
-                <w:color w:val="333333"/>
-                <w:sz w:val="21"/>
-                <w:szCs w:val="21"/>
-                <w:shd w:val="clear" w:color="auto" w:fill="FFFFFF"/>
-              </w:rPr>
-              <w:t xml:space="preserve"> = PC + 4 + </w:t>
-            </w:r>
-            <w:proofErr w:type="spellStart"/>
-            <w:r>
-              <w:rPr>
-                <w:rFonts w:ascii="Helvetica" w:eastAsia="Times New Roman" w:hAnsi="Helvetica" w:cs="Helvetica"/>
-                <w:i/>
-                <w:iCs/>
-                <w:color w:val="333333"/>
-                <w:sz w:val="21"/>
-                <w:szCs w:val="21"/>
-                <w:shd w:val="clear" w:color="auto" w:fill="FFFFFF"/>
-              </w:rPr>
-              <w:t>imm</w:t>
-            </w:r>
-            <w:proofErr w:type="spellEnd"/>
-            <w:r>
-              <w:rPr>
-                <w:rFonts w:ascii="Helvetica" w:eastAsia="Times New Roman" w:hAnsi="Helvetica" w:cs="Helvetica"/>
-                <w:i/>
-                <w:iCs/>
-                <w:color w:val="333333"/>
-                <w:sz w:val="21"/>
-                <w:szCs w:val="21"/>
-                <w:shd w:val="clear" w:color="auto" w:fill="FFFFFF"/>
-              </w:rPr>
               <w:t>, if rs1 is not equal to rs2</w:t>
             </w:r>
           </w:p>
@@ -5823,27 +4873,15 @@
               </w:rPr>
               <w:t xml:space="preserve">         </w:t>
             </w:r>
-            <w:proofErr w:type="spellStart"/>
-            <w:r>
-              <w:rPr>
-                <w:rFonts w:ascii="Helvetica" w:eastAsia="Times New Roman" w:hAnsi="Helvetica" w:cs="Helvetica"/>
-                <w:color w:val="333333"/>
-                <w:sz w:val="21"/>
-                <w:szCs w:val="21"/>
-                <w:shd w:val="clear" w:color="auto" w:fill="FFFFFF"/>
-              </w:rPr>
-              <w:t>imm</w:t>
-            </w:r>
-            <w:proofErr w:type="spellEnd"/>
-            <w:r>
-              <w:rPr>
-                <w:rFonts w:ascii="Helvetica" w:eastAsia="Times New Roman" w:hAnsi="Helvetica" w:cs="Helvetica"/>
-                <w:color w:val="333333"/>
-                <w:sz w:val="21"/>
-                <w:szCs w:val="21"/>
-                <w:shd w:val="clear" w:color="auto" w:fill="FFFFFF"/>
-              </w:rPr>
-              <w:t>:</w:t>
+            <w:r>
+              <w:rPr>
+                <w:rFonts w:ascii="Helvetica" w:eastAsia="Times New Roman" w:hAnsi="Helvetica" w:cs="Helvetica"/>
+                <w:color w:val="333333"/>
+                <w:sz w:val="21"/>
+                <w:szCs w:val="21"/>
+                <w:shd w:val="clear" w:color="auto" w:fill="FFFFFF"/>
+              </w:rPr>
+              <w:t>imm:</w:t>
             </w:r>
             <w:r>
               <w:rPr>
@@ -5917,32 +4955,8 @@
                 <w:szCs w:val="21"/>
                 <w:shd w:val="clear" w:color="auto" w:fill="FFFFFF"/>
               </w:rPr>
-              <w:t>&lt;</w:t>
-            </w:r>
-            <w:proofErr w:type="spellStart"/>
-            <w:proofErr w:type="gramStart"/>
-            <w:r>
-              <w:rPr>
-                <w:rFonts w:ascii="Helvetica" w:eastAsia="Times New Roman" w:hAnsi="Helvetica" w:cs="Helvetica"/>
-                <w:color w:val="333333"/>
-                <w:sz w:val="21"/>
-                <w:szCs w:val="21"/>
-                <w:shd w:val="clear" w:color="auto" w:fill="FFFFFF"/>
-              </w:rPr>
-              <w:t>imm</w:t>
-            </w:r>
-            <w:proofErr w:type="spellEnd"/>
-            <w:r>
-              <w:rPr>
-                <w:rFonts w:ascii="Helvetica" w:eastAsia="Times New Roman" w:hAnsi="Helvetica" w:cs="Helvetica"/>
-                <w:color w:val="333333"/>
-                <w:sz w:val="21"/>
-                <w:szCs w:val="21"/>
-                <w:shd w:val="clear" w:color="auto" w:fill="FFFFFF"/>
-              </w:rPr>
-              <w:t>[</w:t>
-            </w:r>
-            <w:proofErr w:type="gramEnd"/>
+              <w:t>&lt;imm[1</w:t>
+            </w:r>
             <w:r>
               <w:rPr>
                 <w:rFonts w:ascii="Helvetica" w:eastAsia="Times New Roman" w:hAnsi="Helvetica" w:cs="Helvetica"/>
@@ -5961,230 +4975,301 @@
                 <w:szCs w:val="21"/>
                 <w:shd w:val="clear" w:color="auto" w:fill="FFFFFF"/>
               </w:rPr>
+              <w:t xml:space="preserve">]&gt; </w:t>
+            </w:r>
+            <w:r>
+              <w:rPr>
+                <w:rFonts w:ascii="Helvetica" w:eastAsia="Times New Roman" w:hAnsi="Helvetica" w:cs="Helvetica"/>
+                <w:color w:val="333333"/>
+                <w:sz w:val="21"/>
+                <w:szCs w:val="21"/>
+                <w:shd w:val="clear" w:color="auto" w:fill="FFFFFF"/>
+              </w:rPr>
+              <w:t>&lt;imm[</w:t>
+            </w:r>
+            <w:r>
+              <w:rPr>
+                <w:rFonts w:ascii="Helvetica" w:eastAsia="Times New Roman" w:hAnsi="Helvetica" w:cs="Helvetica"/>
+                <w:color w:val="333333"/>
+                <w:sz w:val="21"/>
+                <w:szCs w:val="21"/>
+                <w:shd w:val="clear" w:color="auto" w:fill="FFFFFF"/>
+              </w:rPr>
+              <w:t>9</w:t>
+            </w:r>
+            <w:r>
+              <w:rPr>
+                <w:rFonts w:ascii="Helvetica" w:eastAsia="Times New Roman" w:hAnsi="Helvetica" w:cs="Helvetica"/>
+                <w:color w:val="333333"/>
+                <w:sz w:val="21"/>
+                <w:szCs w:val="21"/>
+                <w:shd w:val="clear" w:color="auto" w:fill="FFFFFF"/>
+              </w:rPr>
+              <w:t>:</w:t>
+            </w:r>
+            <w:r>
+              <w:rPr>
+                <w:rFonts w:ascii="Helvetica" w:eastAsia="Times New Roman" w:hAnsi="Helvetica" w:cs="Helvetica"/>
+                <w:color w:val="333333"/>
+                <w:sz w:val="21"/>
+                <w:szCs w:val="21"/>
+                <w:shd w:val="clear" w:color="auto" w:fill="FFFFFF"/>
+              </w:rPr>
+              <w:t>4</w:t>
+            </w:r>
+            <w:r>
+              <w:rPr>
+                <w:rFonts w:ascii="Helvetica" w:eastAsia="Times New Roman" w:hAnsi="Helvetica" w:cs="Helvetica"/>
+                <w:color w:val="333333"/>
+                <w:sz w:val="21"/>
+                <w:szCs w:val="21"/>
+                <w:shd w:val="clear" w:color="auto" w:fill="FFFFFF"/>
+              </w:rPr>
+              <w:t>]&gt; &lt;5-bit rs2&gt;</w:t>
+            </w:r>
+            <w:r>
+              <w:t xml:space="preserve"> </w:t>
+            </w:r>
+            <w:r>
+              <w:rPr>
+                <w:rFonts w:ascii="Helvetica" w:eastAsia="Times New Roman" w:hAnsi="Helvetica" w:cs="Helvetica"/>
+                <w:color w:val="333333"/>
+                <w:sz w:val="21"/>
+                <w:szCs w:val="21"/>
+                <w:shd w:val="clear" w:color="auto" w:fill="FFFFFF"/>
+              </w:rPr>
+              <w:t>&lt;5-bit rs1&gt;</w:t>
+            </w:r>
+            <w:r>
+              <w:t xml:space="preserve"> </w:t>
+            </w:r>
+            <w:r>
+              <w:rPr>
+                <w:rFonts w:ascii="Helvetica" w:eastAsia="Times New Roman" w:hAnsi="Helvetica" w:cs="Helvetica"/>
+                <w:color w:val="333333"/>
+                <w:sz w:val="21"/>
+                <w:szCs w:val="21"/>
+                <w:shd w:val="clear" w:color="auto" w:fill="FFFFFF"/>
+              </w:rPr>
+              <w:t>&lt;3-bit funct3&gt; &lt;imm[</w:t>
+            </w:r>
+            <w:r>
+              <w:rPr>
+                <w:rFonts w:ascii="Helvetica" w:eastAsia="Times New Roman" w:hAnsi="Helvetica" w:cs="Helvetica"/>
+                <w:color w:val="333333"/>
+                <w:sz w:val="21"/>
+                <w:szCs w:val="21"/>
+                <w:shd w:val="clear" w:color="auto" w:fill="FFFFFF"/>
+              </w:rPr>
+              <w:t>3</w:t>
+            </w:r>
+            <w:r>
+              <w:rPr>
+                <w:rFonts w:ascii="Helvetica" w:eastAsia="Times New Roman" w:hAnsi="Helvetica" w:cs="Helvetica"/>
+                <w:color w:val="333333"/>
+                <w:sz w:val="21"/>
+                <w:szCs w:val="21"/>
+                <w:shd w:val="clear" w:color="auto" w:fill="FFFFFF"/>
+              </w:rPr>
+              <w:t xml:space="preserve">:1]&gt;   </w:t>
+            </w:r>
+          </w:p>
+          <w:p>
+            <w:pPr>
+              <w:rPr>
+                <w:rFonts w:ascii="Helvetica" w:eastAsia="Times New Roman" w:hAnsi="Helvetica" w:cs="Helvetica"/>
+                <w:color w:val="333333"/>
+                <w:sz w:val="21"/>
+                <w:szCs w:val="21"/>
+                <w:shd w:val="clear" w:color="auto" w:fill="FFFFFF"/>
+              </w:rPr>
+            </w:pPr>
+            <w:r>
+              <w:rPr>
+                <w:rFonts w:ascii="Helvetica" w:eastAsia="Times New Roman" w:hAnsi="Helvetica" w:cs="Helvetica"/>
+                <w:color w:val="333333"/>
+                <w:sz w:val="21"/>
+                <w:szCs w:val="21"/>
+                <w:shd w:val="clear" w:color="auto" w:fill="FFFFFF"/>
+              </w:rPr>
+              <w:t xml:space="preserve">     </w:t>
+            </w:r>
+            <w:r>
+              <w:rPr>
+                <w:rFonts w:ascii="Helvetica" w:eastAsia="Times New Roman" w:hAnsi="Helvetica" w:cs="Helvetica"/>
+                <w:color w:val="333333"/>
+                <w:sz w:val="21"/>
+                <w:szCs w:val="21"/>
+                <w:shd w:val="clear" w:color="auto" w:fill="FFFFFF"/>
+              </w:rPr>
+              <w:t>&lt;unused bit&gt;</w:t>
+            </w:r>
+            <w:r>
+              <w:rPr>
+                <w:rFonts w:ascii="Helvetica" w:eastAsia="Times New Roman" w:hAnsi="Helvetica" w:cs="Helvetica"/>
+                <w:color w:val="333333"/>
+                <w:sz w:val="21"/>
+                <w:szCs w:val="21"/>
+                <w:shd w:val="clear" w:color="auto" w:fill="FFFFFF"/>
+              </w:rPr>
+              <w:t>&lt;imm[1</w:t>
+            </w:r>
+            <w:r>
+              <w:rPr>
+                <w:rFonts w:ascii="Helvetica" w:eastAsia="Times New Roman" w:hAnsi="Helvetica" w:cs="Helvetica"/>
+                <w:color w:val="333333"/>
+                <w:sz w:val="21"/>
+                <w:szCs w:val="21"/>
+                <w:shd w:val="clear" w:color="auto" w:fill="FFFFFF"/>
+              </w:rPr>
+              <w:t>0</w:t>
+            </w:r>
+            <w:r>
+              <w:rPr>
+                <w:rFonts w:ascii="Helvetica" w:eastAsia="Times New Roman" w:hAnsi="Helvetica" w:cs="Helvetica"/>
+                <w:color w:val="333333"/>
+                <w:sz w:val="21"/>
+                <w:szCs w:val="21"/>
+                <w:shd w:val="clear" w:color="auto" w:fill="FFFFFF"/>
+              </w:rPr>
+              <w:t>]&gt;&lt;7-bit opcode&gt;”</w:t>
+            </w:r>
+          </w:p>
+          <w:p>
+            <w:pPr>
+              <w:rPr>
+                <w:rFonts w:ascii="Helvetica" w:eastAsia="Times New Roman" w:hAnsi="Helvetica" w:cs="Helvetica"/>
+                <w:color w:val="333333"/>
+                <w:sz w:val="21"/>
+                <w:szCs w:val="21"/>
+                <w:shd w:val="clear" w:color="auto" w:fill="FFFFFF"/>
+              </w:rPr>
+            </w:pPr>
+            <w:r>
+              <w:rPr>
+                <w:rFonts w:ascii="Helvetica" w:eastAsia="Times New Roman" w:hAnsi="Helvetica" w:cs="Helvetica"/>
+                <w:color w:val="333333"/>
+                <w:sz w:val="21"/>
+                <w:szCs w:val="21"/>
+                <w:shd w:val="clear" w:color="auto" w:fill="FFFFFF"/>
+              </w:rPr>
+              <w:t xml:space="preserve"> </w:t>
+            </w:r>
+            <w:r>
+              <w:rPr>
+                <w:rFonts w:ascii="Helvetica" w:eastAsia="Times New Roman" w:hAnsi="Helvetica" w:cs="Helvetica"/>
+                <w:color w:val="333333"/>
+                <w:sz w:val="21"/>
+                <w:szCs w:val="21"/>
+                <w:shd w:val="clear" w:color="auto" w:fill="FFFFFF"/>
+              </w:rPr>
+              <w:t xml:space="preserve">    funct3= “</w:t>
+            </w:r>
+            <w:r>
+              <w:rPr>
+                <w:rFonts w:ascii="Helvetica" w:eastAsia="Times New Roman" w:hAnsi="Helvetica" w:cs="Helvetica"/>
+                <w:color w:val="333333"/>
+                <w:sz w:val="21"/>
+                <w:szCs w:val="21"/>
+                <w:shd w:val="clear" w:color="auto" w:fill="FFFFFF"/>
+              </w:rPr>
+              <w:t>001</w:t>
+            </w:r>
+            <w:r>
+              <w:rPr>
+                <w:rFonts w:ascii="Helvetica" w:eastAsia="Times New Roman" w:hAnsi="Helvetica" w:cs="Helvetica"/>
+                <w:color w:val="333333"/>
+                <w:sz w:val="21"/>
+                <w:szCs w:val="21"/>
+                <w:shd w:val="clear" w:color="auto" w:fill="FFFFFF"/>
+              </w:rPr>
+              <w:t>”</w:t>
+            </w:r>
+          </w:p>
+          <w:p>
+            <w:pPr>
+              <w:rPr>
+                <w:rFonts w:ascii="Helvetica" w:eastAsia="Times New Roman" w:hAnsi="Helvetica" w:cs="Helvetica"/>
+                <w:color w:val="333333"/>
+                <w:sz w:val="21"/>
+                <w:szCs w:val="21"/>
+                <w:shd w:val="clear" w:color="auto" w:fill="FFFFFF"/>
+              </w:rPr>
+            </w:pPr>
+            <w:r>
+              <w:rPr>
+                <w:rFonts w:ascii="Helvetica" w:eastAsia="Times New Roman" w:hAnsi="Helvetica" w:cs="Helvetica"/>
+                <w:color w:val="333333"/>
+                <w:sz w:val="21"/>
+                <w:szCs w:val="21"/>
+                <w:shd w:val="clear" w:color="auto" w:fill="FFFFFF"/>
+              </w:rPr>
+              <w:t xml:space="preserve">    Opcode= “</w:t>
+            </w:r>
+            <w:r>
+              <w:rPr>
+                <w:rFonts w:ascii="Helvetica" w:hAnsi="Helvetica" w:cs="Helvetica"/>
+                <w:color w:val="333333"/>
+                <w:sz w:val="21"/>
+                <w:szCs w:val="21"/>
+                <w:shd w:val="clear" w:color="auto" w:fill="FFFFFF"/>
+              </w:rPr>
+              <w:t>1100011</w:t>
+            </w:r>
+            <w:r>
+              <w:rPr>
+                <w:rFonts w:ascii="Helvetica" w:eastAsia="Times New Roman" w:hAnsi="Helvetica" w:cs="Helvetica"/>
+                <w:color w:val="333333"/>
+                <w:sz w:val="21"/>
+                <w:szCs w:val="21"/>
+                <w:shd w:val="clear" w:color="auto" w:fill="FFFFFF"/>
+              </w:rPr>
+              <w:t>”</w:t>
+            </w:r>
+            <w:r>
+              <w:rPr>
+                <w:rFonts w:ascii="Helvetica" w:hAnsi="Helvetica" w:cs="Helvetica"/>
+                <w:color w:val="333333"/>
+                <w:sz w:val="21"/>
+                <w:szCs w:val="21"/>
+                <w:shd w:val="clear" w:color="auto" w:fill="FFFFFF"/>
+              </w:rPr>
+              <w:t>.</w:t>
+            </w:r>
+          </w:p>
+          <w:p>
+            <w:pPr>
+              <w:rPr>
+                <w:rFonts w:ascii="Helvetica" w:hAnsi="Helvetica" w:cs="Helvetica"/>
+                <w:color w:val="333333"/>
+                <w:sz w:val="21"/>
+                <w:szCs w:val="21"/>
+                <w:shd w:val="clear" w:color="auto" w:fill="FFFFFF"/>
+              </w:rPr>
+            </w:pPr>
+            <w:r>
+              <w:rPr>
+                <w:rFonts w:ascii="Helvetica" w:hAnsi="Helvetica" w:cs="Helvetica"/>
+                <w:color w:val="333333"/>
+                <w:sz w:val="21"/>
+                <w:szCs w:val="21"/>
+                <w:shd w:val="clear" w:color="auto" w:fill="FFFFFF"/>
+              </w:rPr>
+              <w:t>So the final PC = PC + 4 + (sign extend)(imm[</w:t>
+            </w:r>
+            <w:r>
+              <w:rPr>
+                <w:rFonts w:ascii="Helvetica" w:hAnsi="Helvetica" w:cs="Helvetica"/>
+                <w:color w:val="333333"/>
+                <w:sz w:val="21"/>
+                <w:szCs w:val="21"/>
+                <w:shd w:val="clear" w:color="auto" w:fill="FFFFFF"/>
+              </w:rPr>
               <w:t>1</w:t>
             </w:r>
             <w:r>
               <w:rPr>
-                <w:rFonts w:ascii="Helvetica" w:eastAsia="Times New Roman" w:hAnsi="Helvetica" w:cs="Helvetica"/>
-                <w:color w:val="333333"/>
-                <w:sz w:val="21"/>
-                <w:szCs w:val="21"/>
-                <w:shd w:val="clear" w:color="auto" w:fill="FFFFFF"/>
-              </w:rPr>
-              <w:t xml:space="preserve">]&gt; </w:t>
-            </w:r>
-            <w:r>
-              <w:rPr>
-                <w:rFonts w:ascii="Helvetica" w:eastAsia="Times New Roman" w:hAnsi="Helvetica" w:cs="Helvetica"/>
-                <w:color w:val="333333"/>
-                <w:sz w:val="21"/>
-                <w:szCs w:val="21"/>
-                <w:shd w:val="clear" w:color="auto" w:fill="FFFFFF"/>
-              </w:rPr>
-              <w:t>&lt;</w:t>
-            </w:r>
-            <w:proofErr w:type="spellStart"/>
-            <w:proofErr w:type="gramStart"/>
-            <w:r>
-              <w:rPr>
-                <w:rFonts w:ascii="Helvetica" w:eastAsia="Times New Roman" w:hAnsi="Helvetica" w:cs="Helvetica"/>
-                <w:color w:val="333333"/>
-                <w:sz w:val="21"/>
-                <w:szCs w:val="21"/>
-                <w:shd w:val="clear" w:color="auto" w:fill="FFFFFF"/>
-              </w:rPr>
-              <w:t>imm</w:t>
-            </w:r>
-            <w:proofErr w:type="spellEnd"/>
-            <w:r>
-              <w:rPr>
-                <w:rFonts w:ascii="Helvetica" w:eastAsia="Times New Roman" w:hAnsi="Helvetica" w:cs="Helvetica"/>
-                <w:color w:val="333333"/>
-                <w:sz w:val="21"/>
-                <w:szCs w:val="21"/>
-                <w:shd w:val="clear" w:color="auto" w:fill="FFFFFF"/>
-              </w:rPr>
-              <w:t>[</w:t>
-            </w:r>
-            <w:proofErr w:type="gramEnd"/>
-            <w:r>
-              <w:rPr>
-                <w:rFonts w:ascii="Helvetica" w:eastAsia="Times New Roman" w:hAnsi="Helvetica" w:cs="Helvetica"/>
-                <w:color w:val="333333"/>
-                <w:sz w:val="21"/>
-                <w:szCs w:val="21"/>
-                <w:shd w:val="clear" w:color="auto" w:fill="FFFFFF"/>
-              </w:rPr>
-              <w:t>9</w:t>
-            </w:r>
-            <w:r>
-              <w:rPr>
-                <w:rFonts w:ascii="Helvetica" w:eastAsia="Times New Roman" w:hAnsi="Helvetica" w:cs="Helvetica"/>
-                <w:color w:val="333333"/>
-                <w:sz w:val="21"/>
-                <w:szCs w:val="21"/>
-                <w:shd w:val="clear" w:color="auto" w:fill="FFFFFF"/>
-              </w:rPr>
-              <w:t>:</w:t>
-            </w:r>
-            <w:r>
-              <w:rPr>
-                <w:rFonts w:ascii="Helvetica" w:eastAsia="Times New Roman" w:hAnsi="Helvetica" w:cs="Helvetica"/>
-                <w:color w:val="333333"/>
-                <w:sz w:val="21"/>
-                <w:szCs w:val="21"/>
-                <w:shd w:val="clear" w:color="auto" w:fill="FFFFFF"/>
-              </w:rPr>
-              <w:t>4</w:t>
-            </w:r>
-            <w:r>
-              <w:rPr>
-                <w:rFonts w:ascii="Helvetica" w:eastAsia="Times New Roman" w:hAnsi="Helvetica" w:cs="Helvetica"/>
-                <w:color w:val="333333"/>
-                <w:sz w:val="21"/>
-                <w:szCs w:val="21"/>
-                <w:shd w:val="clear" w:color="auto" w:fill="FFFFFF"/>
-              </w:rPr>
-              <w:t>]&gt; &lt;5-bit rs2&gt;</w:t>
-            </w:r>
-            <w:r>
-              <w:t xml:space="preserve"> </w:t>
-            </w:r>
-            <w:r>
-              <w:rPr>
-                <w:rFonts w:ascii="Helvetica" w:eastAsia="Times New Roman" w:hAnsi="Helvetica" w:cs="Helvetica"/>
-                <w:color w:val="333333"/>
-                <w:sz w:val="21"/>
-                <w:szCs w:val="21"/>
-                <w:shd w:val="clear" w:color="auto" w:fill="FFFFFF"/>
-              </w:rPr>
-              <w:t>&lt;5-bit rs1&gt;</w:t>
-            </w:r>
-            <w:r>
-              <w:t xml:space="preserve"> </w:t>
-            </w:r>
-            <w:r>
-              <w:rPr>
-                <w:rFonts w:ascii="Helvetica" w:eastAsia="Times New Roman" w:hAnsi="Helvetica" w:cs="Helvetica"/>
-                <w:color w:val="333333"/>
-                <w:sz w:val="21"/>
-                <w:szCs w:val="21"/>
-                <w:shd w:val="clear" w:color="auto" w:fill="FFFFFF"/>
-              </w:rPr>
-              <w:t>&lt;3-bit funct3&gt; &lt;</w:t>
-            </w:r>
-            <w:proofErr w:type="spellStart"/>
-            <w:proofErr w:type="gramStart"/>
-            <w:r>
-              <w:rPr>
-                <w:rFonts w:ascii="Helvetica" w:eastAsia="Times New Roman" w:hAnsi="Helvetica" w:cs="Helvetica"/>
-                <w:color w:val="333333"/>
-                <w:sz w:val="21"/>
-                <w:szCs w:val="21"/>
-                <w:shd w:val="clear" w:color="auto" w:fill="FFFFFF"/>
-              </w:rPr>
-              <w:t>imm</w:t>
-            </w:r>
-            <w:proofErr w:type="spellEnd"/>
-            <w:r>
-              <w:rPr>
-                <w:rFonts w:ascii="Helvetica" w:eastAsia="Times New Roman" w:hAnsi="Helvetica" w:cs="Helvetica"/>
-                <w:color w:val="333333"/>
-                <w:sz w:val="21"/>
-                <w:szCs w:val="21"/>
-                <w:shd w:val="clear" w:color="auto" w:fill="FFFFFF"/>
-              </w:rPr>
-              <w:t>[</w:t>
-            </w:r>
-            <w:proofErr w:type="gramEnd"/>
-            <w:r>
-              <w:rPr>
-                <w:rFonts w:ascii="Helvetica" w:eastAsia="Times New Roman" w:hAnsi="Helvetica" w:cs="Helvetica"/>
-                <w:color w:val="333333"/>
-                <w:sz w:val="21"/>
-                <w:szCs w:val="21"/>
-                <w:shd w:val="clear" w:color="auto" w:fill="FFFFFF"/>
-              </w:rPr>
-              <w:t>3</w:t>
-            </w:r>
-            <w:r>
-              <w:rPr>
-                <w:rFonts w:ascii="Helvetica" w:eastAsia="Times New Roman" w:hAnsi="Helvetica" w:cs="Helvetica"/>
-                <w:color w:val="333333"/>
-                <w:sz w:val="21"/>
-                <w:szCs w:val="21"/>
-                <w:shd w:val="clear" w:color="auto" w:fill="FFFFFF"/>
-              </w:rPr>
-              <w:t xml:space="preserve">:1]&gt;   </w:t>
-            </w:r>
-          </w:p>
-          <w:p>
-            <w:pPr>
-              <w:rPr>
-                <w:rFonts w:ascii="Helvetica" w:eastAsia="Times New Roman" w:hAnsi="Helvetica" w:cs="Helvetica"/>
-                <w:color w:val="333333"/>
-                <w:sz w:val="21"/>
-                <w:szCs w:val="21"/>
-                <w:shd w:val="clear" w:color="auto" w:fill="FFFFFF"/>
-              </w:rPr>
-            </w:pPr>
-            <w:r>
-              <w:rPr>
-                <w:rFonts w:ascii="Helvetica" w:eastAsia="Times New Roman" w:hAnsi="Helvetica" w:cs="Helvetica"/>
-                <w:color w:val="333333"/>
-                <w:sz w:val="21"/>
-                <w:szCs w:val="21"/>
-                <w:shd w:val="clear" w:color="auto" w:fill="FFFFFF"/>
-              </w:rPr>
-              <w:t xml:space="preserve">     </w:t>
-            </w:r>
-            <w:r>
-              <w:rPr>
-                <w:rFonts w:ascii="Helvetica" w:eastAsia="Times New Roman" w:hAnsi="Helvetica" w:cs="Helvetica"/>
-                <w:color w:val="333333"/>
-                <w:sz w:val="21"/>
-                <w:szCs w:val="21"/>
-                <w:shd w:val="clear" w:color="auto" w:fill="FFFFFF"/>
-              </w:rPr>
-              <w:t>&lt;unused bit&gt;</w:t>
-            </w:r>
-            <w:r>
-              <w:rPr>
-                <w:rFonts w:ascii="Helvetica" w:eastAsia="Times New Roman" w:hAnsi="Helvetica" w:cs="Helvetica"/>
-                <w:color w:val="333333"/>
-                <w:sz w:val="21"/>
-                <w:szCs w:val="21"/>
-                <w:shd w:val="clear" w:color="auto" w:fill="FFFFFF"/>
-              </w:rPr>
-              <w:t>&lt;</w:t>
-            </w:r>
-            <w:proofErr w:type="spellStart"/>
-            <w:proofErr w:type="gramStart"/>
-            <w:r>
-              <w:rPr>
-                <w:rFonts w:ascii="Helvetica" w:eastAsia="Times New Roman" w:hAnsi="Helvetica" w:cs="Helvetica"/>
-                <w:color w:val="333333"/>
-                <w:sz w:val="21"/>
-                <w:szCs w:val="21"/>
-                <w:shd w:val="clear" w:color="auto" w:fill="FFFFFF"/>
-              </w:rPr>
-              <w:t>imm</w:t>
-            </w:r>
-            <w:proofErr w:type="spellEnd"/>
-            <w:r>
-              <w:rPr>
-                <w:rFonts w:ascii="Helvetica" w:eastAsia="Times New Roman" w:hAnsi="Helvetica" w:cs="Helvetica"/>
-                <w:color w:val="333333"/>
-                <w:sz w:val="21"/>
-                <w:szCs w:val="21"/>
-                <w:shd w:val="clear" w:color="auto" w:fill="FFFFFF"/>
-              </w:rPr>
-              <w:t>[</w:t>
-            </w:r>
-            <w:proofErr w:type="gramEnd"/>
-            <w:r>
-              <w:rPr>
-                <w:rFonts w:ascii="Helvetica" w:eastAsia="Times New Roman" w:hAnsi="Helvetica" w:cs="Helvetica"/>
+                <w:rFonts w:ascii="Helvetica" w:hAnsi="Helvetica" w:cs="Helvetica"/>
                 <w:color w:val="333333"/>
                 <w:sz w:val="21"/>
                 <w:szCs w:val="21"/>
@@ -6194,117 +5279,17 @@
             </w:r>
             <w:r>
               <w:rPr>
-                <w:rFonts w:ascii="Helvetica" w:eastAsia="Times New Roman" w:hAnsi="Helvetica" w:cs="Helvetica"/>
-                <w:color w:val="333333"/>
-                <w:sz w:val="21"/>
-                <w:szCs w:val="21"/>
-                <w:shd w:val="clear" w:color="auto" w:fill="FFFFFF"/>
-              </w:rPr>
-              <w:t>0</w:t>
-            </w:r>
-            <w:r>
-              <w:rPr>
-                <w:rFonts w:ascii="Helvetica" w:eastAsia="Times New Roman" w:hAnsi="Helvetica" w:cs="Helvetica"/>
-                <w:color w:val="333333"/>
-                <w:sz w:val="21"/>
-                <w:szCs w:val="21"/>
-                <w:shd w:val="clear" w:color="auto" w:fill="FFFFFF"/>
-              </w:rPr>
-              <w:t>]&gt;&lt;7-bit opcode&gt;”</w:t>
-            </w:r>
-          </w:p>
-          <w:p>
-            <w:pPr>
-              <w:rPr>
-                <w:rFonts w:ascii="Helvetica" w:eastAsia="Times New Roman" w:hAnsi="Helvetica" w:cs="Helvetica"/>
-                <w:color w:val="333333"/>
-                <w:sz w:val="21"/>
-                <w:szCs w:val="21"/>
-                <w:shd w:val="clear" w:color="auto" w:fill="FFFFFF"/>
-              </w:rPr>
-            </w:pPr>
-            <w:r>
-              <w:rPr>
-                <w:rFonts w:ascii="Helvetica" w:eastAsia="Times New Roman" w:hAnsi="Helvetica" w:cs="Helvetica"/>
-                <w:color w:val="333333"/>
-                <w:sz w:val="21"/>
-                <w:szCs w:val="21"/>
-                <w:shd w:val="clear" w:color="auto" w:fill="FFFFFF"/>
-              </w:rPr>
-              <w:t xml:space="preserve"> </w:t>
-            </w:r>
-            <w:r>
-              <w:rPr>
-                <w:rFonts w:ascii="Helvetica" w:eastAsia="Times New Roman" w:hAnsi="Helvetica" w:cs="Helvetica"/>
-                <w:color w:val="333333"/>
-                <w:sz w:val="21"/>
-                <w:szCs w:val="21"/>
-                <w:shd w:val="clear" w:color="auto" w:fill="FFFFFF"/>
-              </w:rPr>
-              <w:t xml:space="preserve">    funct3= “</w:t>
-            </w:r>
-            <w:r>
-              <w:rPr>
-                <w:rFonts w:ascii="Helvetica" w:eastAsia="Times New Roman" w:hAnsi="Helvetica" w:cs="Helvetica"/>
-                <w:color w:val="333333"/>
-                <w:sz w:val="21"/>
-                <w:szCs w:val="21"/>
-                <w:shd w:val="clear" w:color="auto" w:fill="FFFFFF"/>
-              </w:rPr>
-              <w:t>001</w:t>
-            </w:r>
-            <w:r>
-              <w:rPr>
-                <w:rFonts w:ascii="Helvetica" w:eastAsia="Times New Roman" w:hAnsi="Helvetica" w:cs="Helvetica"/>
-                <w:color w:val="333333"/>
-                <w:sz w:val="21"/>
-                <w:szCs w:val="21"/>
-                <w:shd w:val="clear" w:color="auto" w:fill="FFFFFF"/>
-              </w:rPr>
-              <w:t>”</w:t>
-            </w:r>
-          </w:p>
-          <w:p>
-            <w:pPr>
-              <w:rPr>
-                <w:rFonts w:ascii="Helvetica" w:eastAsia="Times New Roman" w:hAnsi="Helvetica" w:cs="Helvetica"/>
-                <w:color w:val="333333"/>
-                <w:sz w:val="21"/>
-                <w:szCs w:val="21"/>
-                <w:shd w:val="clear" w:color="auto" w:fill="FFFFFF"/>
-              </w:rPr>
-            </w:pPr>
-            <w:r>
-              <w:rPr>
-                <w:rFonts w:ascii="Helvetica" w:eastAsia="Times New Roman" w:hAnsi="Helvetica" w:cs="Helvetica"/>
-                <w:color w:val="333333"/>
-                <w:sz w:val="21"/>
-                <w:szCs w:val="21"/>
-                <w:shd w:val="clear" w:color="auto" w:fill="FFFFFF"/>
-              </w:rPr>
-              <w:t xml:space="preserve">    Opcode= “</w:t>
-            </w:r>
-            <w:r>
-              <w:rPr>
                 <w:rFonts w:ascii="Helvetica" w:hAnsi="Helvetica" w:cs="Helvetica"/>
                 <w:color w:val="333333"/>
                 <w:sz w:val="21"/>
                 <w:szCs w:val="21"/>
                 <w:shd w:val="clear" w:color="auto" w:fill="FFFFFF"/>
               </w:rPr>
-              <w:t>1100011</w:t>
-            </w:r>
-            <w:r>
-              <w:rPr>
-                <w:rFonts w:ascii="Helvetica" w:eastAsia="Times New Roman" w:hAnsi="Helvetica" w:cs="Helvetica"/>
-                <w:color w:val="333333"/>
-                <w:sz w:val="21"/>
-                <w:szCs w:val="21"/>
-                <w:shd w:val="clear" w:color="auto" w:fill="FFFFFF"/>
-              </w:rPr>
-              <w:t>”</w:t>
-            </w:r>
-            <w:r>
+              <w:t>:1])</w:t>
+            </w:r>
+          </w:p>
+          <w:p>
+            <w:pPr>
               <w:rPr>
                 <w:rFonts w:ascii="Helvetica" w:hAnsi="Helvetica" w:cs="Helvetica"/>
                 <w:color w:val="333333"/>
@@ -6312,11 +5297,8 @@
                 <w:szCs w:val="21"/>
                 <w:shd w:val="clear" w:color="auto" w:fill="FFFFFF"/>
               </w:rPr>
-              <w:t>.</w:t>
-            </w:r>
-          </w:p>
-          <w:p>
-            <w:pPr>
+            </w:pPr>
+            <w:r>
               <w:rPr>
                 <w:rFonts w:ascii="Helvetica" w:hAnsi="Helvetica" w:cs="Helvetica"/>
                 <w:color w:val="333333"/>
@@ -6324,138 +5306,8 @@
                 <w:szCs w:val="21"/>
                 <w:shd w:val="clear" w:color="auto" w:fill="FFFFFF"/>
               </w:rPr>
-            </w:pPr>
-            <w:proofErr w:type="gramStart"/>
-            <w:r>
-              <w:rPr>
-                <w:rFonts w:ascii="Helvetica" w:hAnsi="Helvetica" w:cs="Helvetica"/>
-                <w:color w:val="333333"/>
-                <w:sz w:val="21"/>
-                <w:szCs w:val="21"/>
-                <w:shd w:val="clear" w:color="auto" w:fill="FFFFFF"/>
-              </w:rPr>
-              <w:t>So</w:t>
-            </w:r>
-            <w:proofErr w:type="gramEnd"/>
-            <w:r>
-              <w:rPr>
-                <w:rFonts w:ascii="Helvetica" w:hAnsi="Helvetica" w:cs="Helvetica"/>
-                <w:color w:val="333333"/>
-                <w:sz w:val="21"/>
-                <w:szCs w:val="21"/>
-                <w:shd w:val="clear" w:color="auto" w:fill="FFFFFF"/>
-              </w:rPr>
-              <w:t xml:space="preserve"> the final PC = PC + 4 + (sign </w:t>
-            </w:r>
-            <w:proofErr w:type="gramStart"/>
-            <w:r>
-              <w:rPr>
-                <w:rFonts w:ascii="Helvetica" w:hAnsi="Helvetica" w:cs="Helvetica"/>
-                <w:color w:val="333333"/>
-                <w:sz w:val="21"/>
-                <w:szCs w:val="21"/>
-                <w:shd w:val="clear" w:color="auto" w:fill="FFFFFF"/>
-              </w:rPr>
-              <w:t>extend)(</w:t>
-            </w:r>
-            <w:proofErr w:type="spellStart"/>
-            <w:r>
-              <w:rPr>
-                <w:rFonts w:ascii="Helvetica" w:hAnsi="Helvetica" w:cs="Helvetica"/>
-                <w:color w:val="333333"/>
-                <w:sz w:val="21"/>
-                <w:szCs w:val="21"/>
-                <w:shd w:val="clear" w:color="auto" w:fill="FFFFFF"/>
-              </w:rPr>
-              <w:t>imm</w:t>
-            </w:r>
-            <w:proofErr w:type="spellEnd"/>
-            <w:r>
-              <w:rPr>
-                <w:rFonts w:ascii="Helvetica" w:hAnsi="Helvetica" w:cs="Helvetica"/>
-                <w:color w:val="333333"/>
-                <w:sz w:val="21"/>
-                <w:szCs w:val="21"/>
-                <w:shd w:val="clear" w:color="auto" w:fill="FFFFFF"/>
-              </w:rPr>
-              <w:t>[</w:t>
-            </w:r>
-            <w:proofErr w:type="gramEnd"/>
-            <w:r>
-              <w:rPr>
-                <w:rFonts w:ascii="Helvetica" w:hAnsi="Helvetica" w:cs="Helvetica"/>
-                <w:color w:val="333333"/>
-                <w:sz w:val="21"/>
-                <w:szCs w:val="21"/>
-                <w:shd w:val="clear" w:color="auto" w:fill="FFFFFF"/>
-              </w:rPr>
-              <w:t>1</w:t>
-            </w:r>
-            <w:r>
-              <w:rPr>
-                <w:rFonts w:ascii="Helvetica" w:hAnsi="Helvetica" w:cs="Helvetica"/>
-                <w:color w:val="333333"/>
-                <w:sz w:val="21"/>
-                <w:szCs w:val="21"/>
-                <w:shd w:val="clear" w:color="auto" w:fill="FFFFFF"/>
-              </w:rPr>
-              <w:t>1</w:t>
-            </w:r>
-            <w:r>
-              <w:rPr>
-                <w:rFonts w:ascii="Helvetica" w:hAnsi="Helvetica" w:cs="Helvetica"/>
-                <w:color w:val="333333"/>
-                <w:sz w:val="21"/>
-                <w:szCs w:val="21"/>
-                <w:shd w:val="clear" w:color="auto" w:fill="FFFFFF"/>
-              </w:rPr>
-              <w:t>:1])</w:t>
-            </w:r>
-          </w:p>
-          <w:p>
-            <w:pPr>
-              <w:rPr>
-                <w:rFonts w:ascii="Helvetica" w:hAnsi="Helvetica" w:cs="Helvetica"/>
-                <w:color w:val="333333"/>
-                <w:sz w:val="21"/>
-                <w:szCs w:val="21"/>
-                <w:shd w:val="clear" w:color="auto" w:fill="FFFFFF"/>
-              </w:rPr>
-            </w:pPr>
-            <w:r>
-              <w:rPr>
-                <w:rFonts w:ascii="Helvetica" w:hAnsi="Helvetica" w:cs="Helvetica"/>
-                <w:color w:val="333333"/>
-                <w:sz w:val="21"/>
-                <w:szCs w:val="21"/>
-                <w:shd w:val="clear" w:color="auto" w:fill="FFFFFF"/>
-              </w:rPr>
-              <w:t xml:space="preserve">Note: for our implementation, </w:t>
-            </w:r>
-            <w:proofErr w:type="spellStart"/>
-            <w:proofErr w:type="gramStart"/>
-            <w:r>
-              <w:rPr>
-                <w:rFonts w:ascii="Helvetica" w:hAnsi="Helvetica" w:cs="Helvetica"/>
-                <w:color w:val="333333"/>
-                <w:sz w:val="21"/>
-                <w:szCs w:val="21"/>
-                <w:shd w:val="clear" w:color="auto" w:fill="FFFFFF"/>
-              </w:rPr>
-              <w:t>imm</w:t>
-            </w:r>
-            <w:proofErr w:type="spellEnd"/>
-            <w:r>
-              <w:rPr>
-                <w:rFonts w:ascii="Helvetica" w:hAnsi="Helvetica" w:cs="Helvetica"/>
-                <w:color w:val="333333"/>
-                <w:sz w:val="21"/>
-                <w:szCs w:val="21"/>
-                <w:shd w:val="clear" w:color="auto" w:fill="FFFFFF"/>
-              </w:rPr>
-              <w:t>[</w:t>
-            </w:r>
-            <w:proofErr w:type="gramEnd"/>
+              <w:t>Note: for our implementation, imm[</w:t>
+            </w:r>
             <w:r>
               <w:rPr>
                 <w:rFonts w:ascii="Helvetica" w:hAnsi="Helvetica" w:cs="Helvetica"/>
@@ -6595,29 +5447,7 @@
           <w:szCs w:val="21"/>
           <w:shd w:val="clear" w:color="auto" w:fill="FFFFFF"/>
         </w:rPr>
-        <w:t xml:space="preserve"> [replacing </w:t>
-      </w:r>
-      <w:proofErr w:type="spellStart"/>
-      <w:r>
-        <w:rPr>
-          <w:rFonts w:ascii="Helvetica" w:eastAsia="Times New Roman" w:hAnsi="Helvetica" w:cs="Helvetica"/>
-          <w:color w:val="333333"/>
-          <w:sz w:val="21"/>
-          <w:szCs w:val="21"/>
-          <w:shd w:val="clear" w:color="auto" w:fill="FFFFFF"/>
-        </w:rPr>
-        <w:t>Psuedo</w:t>
-      </w:r>
-      <w:proofErr w:type="spellEnd"/>
-      <w:r>
-        <w:rPr>
-          <w:rFonts w:ascii="Helvetica" w:eastAsia="Times New Roman" w:hAnsi="Helvetica" w:cs="Helvetica"/>
-          <w:color w:val="333333"/>
-          <w:sz w:val="21"/>
-          <w:szCs w:val="21"/>
-          <w:shd w:val="clear" w:color="auto" w:fill="FFFFFF"/>
-        </w:rPr>
-        <w:t>-instructions]</w:t>
+        <w:t xml:space="preserve"> [replacing Psuedo-instructions]</w:t>
       </w:r>
       <w:r>
         <w:rPr>
@@ -6739,20 +5569,8 @@
                 <w:szCs w:val="21"/>
                 <w:shd w:val="clear" w:color="auto" w:fill="FFFFFF"/>
               </w:rPr>
-              <w:t xml:space="preserve"> </w:t>
-            </w:r>
-            <w:proofErr w:type="gramStart"/>
-            <w:r>
-              <w:rPr>
-                <w:rFonts w:ascii="Helvetica" w:eastAsia="Times New Roman" w:hAnsi="Helvetica" w:cs="Helvetica"/>
-                <w:color w:val="333333"/>
-                <w:sz w:val="21"/>
-                <w:szCs w:val="21"/>
-                <w:shd w:val="clear" w:color="auto" w:fill="FFFFFF"/>
-              </w:rPr>
-              <w:t>where</w:t>
-            </w:r>
-            <w:proofErr w:type="gramEnd"/>
+              <w:t xml:space="preserve"> where</w:t>
+            </w:r>
           </w:p>
           <w:p>
             <w:pPr>
@@ -6844,7 +5662,6 @@
               </w:rPr>
               <w:t xml:space="preserve">     </w:t>
             </w:r>
-            <w:proofErr w:type="spellStart"/>
             <w:r>
               <w:rPr>
                 <w:rFonts w:ascii="Helvetica" w:eastAsia="Times New Roman" w:hAnsi="Helvetica" w:cs="Helvetica"/>
@@ -6855,9 +5672,8 @@
                 <w:szCs w:val="21"/>
                 <w:shd w:val="clear" w:color="auto" w:fill="FFFFFF"/>
               </w:rPr>
-              <w:t>jal</w:t>
-            </w:r>
-            <w:proofErr w:type="spellEnd"/>
+              <w:t>jal rd, imm</w:t>
+            </w:r>
             <w:r>
               <w:rPr>
                 <w:rFonts w:ascii="Helvetica" w:eastAsia="Times New Roman" w:hAnsi="Helvetica" w:cs="Helvetica"/>
@@ -6868,9 +5684,8 @@
                 <w:szCs w:val="21"/>
                 <w:shd w:val="clear" w:color="auto" w:fill="FFFFFF"/>
               </w:rPr>
-              <w:t xml:space="preserve"> </w:t>
-            </w:r>
-            <w:proofErr w:type="spellStart"/>
+              <w:t xml:space="preserve">  # jump to PC = PC + 4 +</w:t>
+            </w:r>
             <w:r>
               <w:rPr>
                 <w:rFonts w:ascii="Helvetica" w:eastAsia="Times New Roman" w:hAnsi="Helvetica" w:cs="Helvetica"/>
@@ -6881,9 +5696,8 @@
                 <w:szCs w:val="21"/>
                 <w:shd w:val="clear" w:color="auto" w:fill="FFFFFF"/>
               </w:rPr>
-              <w:t>rd</w:t>
-            </w:r>
-            <w:proofErr w:type="spellEnd"/>
+              <w:t xml:space="preserve"> (sign extend)</w:t>
+            </w:r>
             <w:r>
               <w:rPr>
                 <w:rFonts w:ascii="Helvetica" w:eastAsia="Times New Roman" w:hAnsi="Helvetica" w:cs="Helvetica"/>
@@ -6894,11 +5708,104 @@
                 <w:szCs w:val="21"/>
                 <w:shd w:val="clear" w:color="auto" w:fill="FFFFFF"/>
               </w:rPr>
-              <w:t xml:space="preserve">, </w:t>
-            </w:r>
-            <w:proofErr w:type="spellStart"/>
-            <w:proofErr w:type="gramStart"/>
-            <w:r>
+              <w:t xml:space="preserve"> imm</w:t>
+            </w:r>
+          </w:p>
+          <w:p>
+            <w:pPr>
+              <w:rPr>
+                <w:rFonts w:ascii="Helvetica" w:eastAsia="Times New Roman" w:hAnsi="Helvetica" w:cs="Helvetica"/>
+                <w:color w:val="333333"/>
+                <w:sz w:val="21"/>
+                <w:szCs w:val="21"/>
+                <w:shd w:val="clear" w:color="auto" w:fill="FFFFFF"/>
+              </w:rPr>
+            </w:pPr>
+          </w:p>
+          <w:p>
+            <w:pPr>
+              <w:rPr>
+                <w:rFonts w:ascii="Helvetica" w:eastAsia="Times New Roman" w:hAnsi="Helvetica" w:cs="Helvetica"/>
+                <w:color w:val="333333"/>
+                <w:sz w:val="21"/>
+                <w:szCs w:val="21"/>
+                <w:shd w:val="clear" w:color="auto" w:fill="FFFFFF"/>
+              </w:rPr>
+            </w:pPr>
+            <w:r>
+              <w:rPr>
+                <w:rFonts w:ascii="Helvetica" w:eastAsia="Times New Roman" w:hAnsi="Helvetica" w:cs="Helvetica"/>
+                <w:color w:val="333333"/>
+                <w:sz w:val="21"/>
+                <w:szCs w:val="21"/>
+                <w:shd w:val="clear" w:color="auto" w:fill="FFFFFF"/>
+              </w:rPr>
+              <w:t xml:space="preserve">You will add a custom </w:t>
+            </w:r>
+            <w:r>
+              <w:rPr>
+                <w:rFonts w:ascii="Helvetica" w:eastAsia="Times New Roman" w:hAnsi="Helvetica" w:cs="Helvetica"/>
+                <w:color w:val="333333"/>
+                <w:sz w:val="21"/>
+                <w:szCs w:val="21"/>
+                <w:shd w:val="clear" w:color="auto" w:fill="FFFFFF"/>
+              </w:rPr>
+              <w:t>J</w:t>
+            </w:r>
+            <w:r>
+              <w:rPr>
+                <w:rFonts w:ascii="Helvetica" w:eastAsia="Times New Roman" w:hAnsi="Helvetica" w:cs="Helvetica"/>
+                <w:color w:val="333333"/>
+                <w:sz w:val="21"/>
+                <w:szCs w:val="21"/>
+                <w:shd w:val="clear" w:color="auto" w:fill="FFFFFF"/>
+              </w:rPr>
+              <w:t xml:space="preserve"> instruction to your implementation. </w:t>
+            </w:r>
+          </w:p>
+          <w:p>
+            <w:pPr>
+              <w:rPr>
+                <w:rFonts w:ascii="Helvetica" w:eastAsia="Times New Roman" w:hAnsi="Helvetica" w:cs="Helvetica"/>
+                <w:color w:val="333333"/>
+                <w:sz w:val="21"/>
+                <w:szCs w:val="21"/>
+                <w:shd w:val="clear" w:color="auto" w:fill="FFFFFF"/>
+              </w:rPr>
+            </w:pPr>
+            <w:r>
+              <w:rPr>
+                <w:rFonts w:ascii="Helvetica" w:eastAsia="Times New Roman" w:hAnsi="Helvetica" w:cs="Helvetica"/>
+                <w:color w:val="333333"/>
+                <w:sz w:val="21"/>
+                <w:szCs w:val="21"/>
+                <w:shd w:val="clear" w:color="auto" w:fill="FFFFFF"/>
+              </w:rPr>
+              <w:t>J-</w:t>
+            </w:r>
+            <w:r>
+              <w:rPr>
+                <w:rFonts w:ascii="Helvetica" w:eastAsia="Times New Roman" w:hAnsi="Helvetica" w:cs="Helvetica"/>
+                <w:color w:val="333333"/>
+                <w:sz w:val="21"/>
+                <w:szCs w:val="21"/>
+                <w:shd w:val="clear" w:color="auto" w:fill="FFFFFF"/>
+              </w:rPr>
+              <w:t>Type Instruction</w:t>
+            </w:r>
+            <w:r>
+              <w:rPr>
+                <w:rFonts w:ascii="Helvetica" w:eastAsia="Times New Roman" w:hAnsi="Helvetica" w:cs="Helvetica"/>
+                <w:color w:val="333333"/>
+                <w:sz w:val="21"/>
+                <w:szCs w:val="21"/>
+                <w:shd w:val="clear" w:color="auto" w:fill="FFFFFF"/>
+              </w:rPr>
+              <w:t xml:space="preserve">: </w:t>
+            </w:r>
+          </w:p>
+          <w:p>
+            <w:pPr>
               <w:rPr>
                 <w:rFonts w:ascii="Helvetica" w:eastAsia="Times New Roman" w:hAnsi="Helvetica" w:cs="Helvetica"/>
                 <w:i/>
@@ -6908,9 +5815,17 @@
                 <w:szCs w:val="21"/>
                 <w:shd w:val="clear" w:color="auto" w:fill="FFFFFF"/>
               </w:rPr>
-              <w:t>imm</w:t>
-            </w:r>
-            <w:proofErr w:type="spellEnd"/>
+            </w:pPr>
+            <w:r>
+              <w:rPr>
+                <w:rFonts w:ascii="Helvetica" w:eastAsia="Times New Roman" w:hAnsi="Helvetica" w:cs="Helvetica"/>
+                <w:color w:val="333333"/>
+                <w:sz w:val="21"/>
+                <w:szCs w:val="21"/>
+                <w:shd w:val="clear" w:color="auto" w:fill="FFFFFF"/>
+              </w:rPr>
+              <w:t xml:space="preserve">    </w:t>
+            </w:r>
             <w:r>
               <w:rPr>
                 <w:rFonts w:ascii="Helvetica" w:eastAsia="Times New Roman" w:hAnsi="Helvetica" w:cs="Helvetica"/>
@@ -6921,9 +5836,8 @@
                 <w:szCs w:val="21"/>
                 <w:shd w:val="clear" w:color="auto" w:fill="FFFFFF"/>
               </w:rPr>
-              <w:t xml:space="preserve">  #</w:t>
-            </w:r>
-            <w:proofErr w:type="gramEnd"/>
+              <w:t>j</w:t>
+            </w:r>
             <w:r>
               <w:rPr>
                 <w:rFonts w:ascii="Helvetica" w:eastAsia="Times New Roman" w:hAnsi="Helvetica" w:cs="Helvetica"/>
@@ -6934,7 +5848,7 @@
                 <w:szCs w:val="21"/>
                 <w:shd w:val="clear" w:color="auto" w:fill="FFFFFF"/>
               </w:rPr>
-              <w:t xml:space="preserve"> jump to PC = PC + 4 +</w:t>
+              <w:t xml:space="preserve"> </w:t>
             </w:r>
             <w:r>
               <w:rPr>
@@ -6946,7 +5860,7 @@
                 <w:szCs w:val="21"/>
                 <w:shd w:val="clear" w:color="auto" w:fill="FFFFFF"/>
               </w:rPr>
-              <w:t xml:space="preserve"> (sign extend)</w:t>
+              <w:t>imm</w:t>
             </w:r>
             <w:r>
               <w:rPr>
@@ -6958,9 +5872,8 @@
                 <w:szCs w:val="21"/>
                 <w:shd w:val="clear" w:color="auto" w:fill="FFFFFF"/>
               </w:rPr>
-              <w:t xml:space="preserve"> </w:t>
-            </w:r>
-            <w:proofErr w:type="spellStart"/>
+              <w:t xml:space="preserve">        #  </w:t>
+            </w:r>
             <w:r>
               <w:rPr>
                 <w:rFonts w:ascii="Helvetica" w:eastAsia="Times New Roman" w:hAnsi="Helvetica" w:cs="Helvetica"/>
@@ -6971,105 +5884,9 @@
                 <w:szCs w:val="21"/>
                 <w:shd w:val="clear" w:color="auto" w:fill="FFFFFF"/>
               </w:rPr>
-              <w:t>imm</w:t>
-            </w:r>
-            <w:proofErr w:type="spellEnd"/>
-          </w:p>
-          <w:p>
-            <w:pPr>
-              <w:rPr>
-                <w:rFonts w:ascii="Helvetica" w:eastAsia="Times New Roman" w:hAnsi="Helvetica" w:cs="Helvetica"/>
-                <w:color w:val="333333"/>
-                <w:sz w:val="21"/>
-                <w:szCs w:val="21"/>
-                <w:shd w:val="clear" w:color="auto" w:fill="FFFFFF"/>
-              </w:rPr>
-            </w:pPr>
-          </w:p>
-          <w:p>
-            <w:pPr>
-              <w:rPr>
-                <w:rFonts w:ascii="Helvetica" w:eastAsia="Times New Roman" w:hAnsi="Helvetica" w:cs="Helvetica"/>
-                <w:color w:val="333333"/>
-                <w:sz w:val="21"/>
-                <w:szCs w:val="21"/>
-                <w:shd w:val="clear" w:color="auto" w:fill="FFFFFF"/>
-              </w:rPr>
-            </w:pPr>
-            <w:r>
-              <w:rPr>
-                <w:rFonts w:ascii="Helvetica" w:eastAsia="Times New Roman" w:hAnsi="Helvetica" w:cs="Helvetica"/>
-                <w:color w:val="333333"/>
-                <w:sz w:val="21"/>
-                <w:szCs w:val="21"/>
-                <w:shd w:val="clear" w:color="auto" w:fill="FFFFFF"/>
-              </w:rPr>
-              <w:t xml:space="preserve">You will add a custom </w:t>
-            </w:r>
-            <w:r>
-              <w:rPr>
-                <w:rFonts w:ascii="Helvetica" w:eastAsia="Times New Roman" w:hAnsi="Helvetica" w:cs="Helvetica"/>
-                <w:color w:val="333333"/>
-                <w:sz w:val="21"/>
-                <w:szCs w:val="21"/>
-                <w:shd w:val="clear" w:color="auto" w:fill="FFFFFF"/>
-              </w:rPr>
-              <w:t>J</w:t>
-            </w:r>
-            <w:r>
-              <w:rPr>
-                <w:rFonts w:ascii="Helvetica" w:eastAsia="Times New Roman" w:hAnsi="Helvetica" w:cs="Helvetica"/>
-                <w:color w:val="333333"/>
-                <w:sz w:val="21"/>
-                <w:szCs w:val="21"/>
-                <w:shd w:val="clear" w:color="auto" w:fill="FFFFFF"/>
-              </w:rPr>
-              <w:t xml:space="preserve"> instruction to your implementation. </w:t>
-            </w:r>
-          </w:p>
-          <w:p>
-            <w:pPr>
-              <w:rPr>
-                <w:rFonts w:ascii="Helvetica" w:eastAsia="Times New Roman" w:hAnsi="Helvetica" w:cs="Helvetica"/>
-                <w:color w:val="333333"/>
-                <w:sz w:val="21"/>
-                <w:szCs w:val="21"/>
-                <w:shd w:val="clear" w:color="auto" w:fill="FFFFFF"/>
-              </w:rPr>
-            </w:pPr>
-            <w:r>
-              <w:rPr>
-                <w:rFonts w:ascii="Helvetica" w:eastAsia="Times New Roman" w:hAnsi="Helvetica" w:cs="Helvetica"/>
-                <w:color w:val="333333"/>
-                <w:sz w:val="21"/>
-                <w:szCs w:val="21"/>
-                <w:shd w:val="clear" w:color="auto" w:fill="FFFFFF"/>
-              </w:rPr>
-              <w:t>J-</w:t>
-            </w:r>
-            <w:r>
-              <w:rPr>
-                <w:rFonts w:ascii="Helvetica" w:eastAsia="Times New Roman" w:hAnsi="Helvetica" w:cs="Helvetica"/>
-                <w:color w:val="333333"/>
-                <w:sz w:val="21"/>
-                <w:szCs w:val="21"/>
-                <w:shd w:val="clear" w:color="auto" w:fill="FFFFFF"/>
-              </w:rPr>
-              <w:t>Type Instruction</w:t>
-            </w:r>
-            <w:r>
-              <w:rPr>
-                <w:rFonts w:ascii="Helvetica" w:eastAsia="Times New Roman" w:hAnsi="Helvetica" w:cs="Helvetica"/>
-                <w:color w:val="333333"/>
-                <w:sz w:val="21"/>
-                <w:szCs w:val="21"/>
-                <w:shd w:val="clear" w:color="auto" w:fill="FFFFFF"/>
-              </w:rPr>
-              <w:t xml:space="preserve">: </w:t>
-            </w:r>
-          </w:p>
-          <w:p>
-            <w:pPr>
+              <w:t xml:space="preserve">PC = PC + 4 + </w:t>
+            </w:r>
+            <w:r>
               <w:rPr>
                 <w:rFonts w:ascii="Helvetica" w:eastAsia="Times New Roman" w:hAnsi="Helvetica" w:cs="Helvetica"/>
                 <w:i/>
@@ -7079,119 +5896,8 @@
                 <w:szCs w:val="21"/>
                 <w:shd w:val="clear" w:color="auto" w:fill="FFFFFF"/>
               </w:rPr>
-            </w:pPr>
-            <w:r>
-              <w:rPr>
-                <w:rFonts w:ascii="Helvetica" w:eastAsia="Times New Roman" w:hAnsi="Helvetica" w:cs="Helvetica"/>
-                <w:color w:val="333333"/>
-                <w:sz w:val="21"/>
-                <w:szCs w:val="21"/>
-                <w:shd w:val="clear" w:color="auto" w:fill="FFFFFF"/>
-              </w:rPr>
-              <w:t xml:space="preserve">    </w:t>
-            </w:r>
-            <w:r>
-              <w:rPr>
-                <w:rFonts w:ascii="Helvetica" w:eastAsia="Times New Roman" w:hAnsi="Helvetica" w:cs="Helvetica"/>
-                <w:i/>
-                <w:iCs/>
-                <w:color w:val="333333"/>
-                <w:sz w:val="21"/>
-                <w:szCs w:val="21"/>
-                <w:shd w:val="clear" w:color="auto" w:fill="FFFFFF"/>
-              </w:rPr>
-              <w:t>j</w:t>
-            </w:r>
-            <w:r>
-              <w:rPr>
-                <w:rFonts w:ascii="Helvetica" w:eastAsia="Times New Roman" w:hAnsi="Helvetica" w:cs="Helvetica"/>
-                <w:i/>
-                <w:iCs/>
-                <w:color w:val="333333"/>
-                <w:sz w:val="21"/>
-                <w:szCs w:val="21"/>
-                <w:shd w:val="clear" w:color="auto" w:fill="FFFFFF"/>
-              </w:rPr>
-              <w:t xml:space="preserve"> </w:t>
-            </w:r>
-            <w:proofErr w:type="spellStart"/>
-            <w:r>
-              <w:rPr>
-                <w:rFonts w:ascii="Helvetica" w:eastAsia="Times New Roman" w:hAnsi="Helvetica" w:cs="Helvetica"/>
-                <w:i/>
-                <w:iCs/>
-                <w:color w:val="333333"/>
-                <w:sz w:val="21"/>
-                <w:szCs w:val="21"/>
-                <w:shd w:val="clear" w:color="auto" w:fill="FFFFFF"/>
-              </w:rPr>
               <w:t>imm</w:t>
             </w:r>
-            <w:proofErr w:type="spellEnd"/>
-            <w:r>
-              <w:rPr>
-                <w:rFonts w:ascii="Helvetica" w:eastAsia="Times New Roman" w:hAnsi="Helvetica" w:cs="Helvetica"/>
-                <w:i/>
-                <w:iCs/>
-                <w:color w:val="333333"/>
-                <w:sz w:val="21"/>
-                <w:szCs w:val="21"/>
-                <w:shd w:val="clear" w:color="auto" w:fill="FFFFFF"/>
-              </w:rPr>
-              <w:t xml:space="preserve">        </w:t>
-            </w:r>
-            <w:proofErr w:type="gramStart"/>
-            <w:r>
-              <w:rPr>
-                <w:rFonts w:ascii="Helvetica" w:eastAsia="Times New Roman" w:hAnsi="Helvetica" w:cs="Helvetica"/>
-                <w:i/>
-                <w:iCs/>
-                <w:color w:val="333333"/>
-                <w:sz w:val="21"/>
-                <w:szCs w:val="21"/>
-                <w:shd w:val="clear" w:color="auto" w:fill="FFFFFF"/>
-              </w:rPr>
-              <w:t xml:space="preserve">#  </w:t>
-            </w:r>
-            <w:r>
-              <w:rPr>
-                <w:rFonts w:ascii="Helvetica" w:eastAsia="Times New Roman" w:hAnsi="Helvetica" w:cs="Helvetica"/>
-                <w:i/>
-                <w:iCs/>
-                <w:color w:val="333333"/>
-                <w:sz w:val="21"/>
-                <w:szCs w:val="21"/>
-                <w:shd w:val="clear" w:color="auto" w:fill="FFFFFF"/>
-              </w:rPr>
-              <w:t>PC</w:t>
-            </w:r>
-            <w:proofErr w:type="gramEnd"/>
-            <w:r>
-              <w:rPr>
-                <w:rFonts w:ascii="Helvetica" w:eastAsia="Times New Roman" w:hAnsi="Helvetica" w:cs="Helvetica"/>
-                <w:i/>
-                <w:iCs/>
-                <w:color w:val="333333"/>
-                <w:sz w:val="21"/>
-                <w:szCs w:val="21"/>
-                <w:shd w:val="clear" w:color="auto" w:fill="FFFFFF"/>
-              </w:rPr>
-              <w:t xml:space="preserve"> = PC + 4 + </w:t>
-            </w:r>
-            <w:proofErr w:type="spellStart"/>
-            <w:r>
-              <w:rPr>
-                <w:rFonts w:ascii="Helvetica" w:eastAsia="Times New Roman" w:hAnsi="Helvetica" w:cs="Helvetica"/>
-                <w:i/>
-                <w:iCs/>
-                <w:color w:val="333333"/>
-                <w:sz w:val="21"/>
-                <w:szCs w:val="21"/>
-                <w:shd w:val="clear" w:color="auto" w:fill="FFFFFF"/>
-              </w:rPr>
-              <w:t>imm</w:t>
-            </w:r>
-            <w:proofErr w:type="spellEnd"/>
           </w:p>
           <w:p>
             <w:pPr>
@@ -7213,27 +5919,15 @@
               </w:rPr>
               <w:t xml:space="preserve">         </w:t>
             </w:r>
-            <w:proofErr w:type="spellStart"/>
-            <w:r>
-              <w:rPr>
-                <w:rFonts w:ascii="Helvetica" w:eastAsia="Times New Roman" w:hAnsi="Helvetica" w:cs="Helvetica"/>
-                <w:color w:val="333333"/>
-                <w:sz w:val="21"/>
-                <w:szCs w:val="21"/>
-                <w:shd w:val="clear" w:color="auto" w:fill="FFFFFF"/>
-              </w:rPr>
-              <w:t>imm</w:t>
-            </w:r>
-            <w:proofErr w:type="spellEnd"/>
-            <w:r>
-              <w:rPr>
-                <w:rFonts w:ascii="Helvetica" w:eastAsia="Times New Roman" w:hAnsi="Helvetica" w:cs="Helvetica"/>
-                <w:color w:val="333333"/>
-                <w:sz w:val="21"/>
-                <w:szCs w:val="21"/>
-                <w:shd w:val="clear" w:color="auto" w:fill="FFFFFF"/>
-              </w:rPr>
-              <w:t>:</w:t>
+            <w:r>
+              <w:rPr>
+                <w:rFonts w:ascii="Helvetica" w:eastAsia="Times New Roman" w:hAnsi="Helvetica" w:cs="Helvetica"/>
+                <w:color w:val="333333"/>
+                <w:sz w:val="21"/>
+                <w:szCs w:val="21"/>
+                <w:shd w:val="clear" w:color="auto" w:fill="FFFFFF"/>
+              </w:rPr>
+              <w:t>imm:</w:t>
             </w:r>
             <w:r>
               <w:rPr>
@@ -7307,41 +6001,17 @@
                 <w:szCs w:val="21"/>
                 <w:shd w:val="clear" w:color="auto" w:fill="FFFFFF"/>
               </w:rPr>
-              <w:t xml:space="preserve">    “&lt;</w:t>
-            </w:r>
-            <w:proofErr w:type="spellStart"/>
-            <w:proofErr w:type="gramStart"/>
-            <w:r>
-              <w:rPr>
-                <w:rFonts w:ascii="Helvetica" w:eastAsia="Times New Roman" w:hAnsi="Helvetica" w:cs="Helvetica"/>
-                <w:color w:val="333333"/>
-                <w:sz w:val="21"/>
-                <w:szCs w:val="21"/>
-                <w:shd w:val="clear" w:color="auto" w:fill="FFFFFF"/>
-              </w:rPr>
-              <w:t>imm</w:t>
-            </w:r>
-            <w:proofErr w:type="spellEnd"/>
-            <w:r>
-              <w:rPr>
-                <w:rFonts w:ascii="Helvetica" w:eastAsia="Times New Roman" w:hAnsi="Helvetica" w:cs="Helvetica"/>
-                <w:color w:val="333333"/>
-                <w:sz w:val="21"/>
-                <w:szCs w:val="21"/>
-                <w:shd w:val="clear" w:color="auto" w:fill="FFFFFF"/>
-              </w:rPr>
-              <w:t>[</w:t>
-            </w:r>
-            <w:proofErr w:type="gramEnd"/>
-            <w:r>
-              <w:rPr>
-                <w:rFonts w:ascii="Helvetica" w:eastAsia="Times New Roman" w:hAnsi="Helvetica" w:cs="Helvetica"/>
-                <w:color w:val="333333"/>
-                <w:sz w:val="21"/>
-                <w:szCs w:val="21"/>
-                <w:shd w:val="clear" w:color="auto" w:fill="FFFFFF"/>
-              </w:rPr>
-              <w:t>20]</w:t>
+              <w:t xml:space="preserve">    “&lt;imm</w:t>
+            </w:r>
+            <w:r>
+              <w:rPr>
+                <w:rFonts w:ascii="Helvetica" w:eastAsia="Times New Roman" w:hAnsi="Helvetica" w:cs="Helvetica"/>
+                <w:color w:val="333333"/>
+                <w:sz w:val="21"/>
+                <w:szCs w:val="21"/>
+                <w:shd w:val="clear" w:color="auto" w:fill="FFFFFF"/>
+              </w:rPr>
+              <w:t>[20]</w:t>
             </w:r>
             <w:r>
               <w:rPr>
@@ -7361,41 +6031,7 @@
                 <w:szCs w:val="21"/>
                 <w:shd w:val="clear" w:color="auto" w:fill="FFFFFF"/>
               </w:rPr>
-              <w:t>&lt;</w:t>
-            </w:r>
-            <w:proofErr w:type="spellStart"/>
-            <w:proofErr w:type="gramStart"/>
-            <w:r>
-              <w:rPr>
-                <w:rFonts w:ascii="Helvetica" w:eastAsia="Times New Roman" w:hAnsi="Helvetica" w:cs="Helvetica"/>
-                <w:color w:val="333333"/>
-                <w:sz w:val="21"/>
-                <w:szCs w:val="21"/>
-                <w:shd w:val="clear" w:color="auto" w:fill="FFFFFF"/>
-              </w:rPr>
-              <w:t>imm</w:t>
-            </w:r>
-            <w:proofErr w:type="spellEnd"/>
-            <w:r>
-              <w:rPr>
-                <w:rFonts w:ascii="Helvetica" w:eastAsia="Times New Roman" w:hAnsi="Helvetica" w:cs="Helvetica"/>
-                <w:color w:val="333333"/>
-                <w:sz w:val="21"/>
-                <w:szCs w:val="21"/>
-                <w:shd w:val="clear" w:color="auto" w:fill="FFFFFF"/>
-              </w:rPr>
-              <w:t>[</w:t>
-            </w:r>
-            <w:proofErr w:type="gramEnd"/>
-            <w:r>
-              <w:rPr>
-                <w:rFonts w:ascii="Helvetica" w:eastAsia="Times New Roman" w:hAnsi="Helvetica" w:cs="Helvetica"/>
-                <w:color w:val="333333"/>
-                <w:sz w:val="21"/>
-                <w:szCs w:val="21"/>
-                <w:shd w:val="clear" w:color="auto" w:fill="FFFFFF"/>
-              </w:rPr>
-              <w:t>10</w:t>
+              <w:t>&lt;imm[10</w:t>
             </w:r>
             <w:r>
               <w:rPr>
@@ -7425,117 +6061,27 @@
                 <w:szCs w:val="21"/>
                 <w:shd w:val="clear" w:color="auto" w:fill="FFFFFF"/>
               </w:rPr>
-              <w:t>&lt;</w:t>
-            </w:r>
-            <w:proofErr w:type="spellStart"/>
-            <w:proofErr w:type="gramStart"/>
-            <w:r>
-              <w:rPr>
-                <w:rFonts w:ascii="Helvetica" w:eastAsia="Times New Roman" w:hAnsi="Helvetica" w:cs="Helvetica"/>
-                <w:color w:val="333333"/>
-                <w:sz w:val="21"/>
-                <w:szCs w:val="21"/>
-                <w:shd w:val="clear" w:color="auto" w:fill="FFFFFF"/>
-              </w:rPr>
-              <w:t>imm</w:t>
-            </w:r>
-            <w:proofErr w:type="spellEnd"/>
-            <w:r>
-              <w:rPr>
-                <w:rFonts w:ascii="Helvetica" w:eastAsia="Times New Roman" w:hAnsi="Helvetica" w:cs="Helvetica"/>
-                <w:color w:val="333333"/>
-                <w:sz w:val="21"/>
-                <w:szCs w:val="21"/>
-                <w:shd w:val="clear" w:color="auto" w:fill="FFFFFF"/>
-              </w:rPr>
-              <w:t>[</w:t>
-            </w:r>
-            <w:proofErr w:type="gramEnd"/>
-            <w:r>
-              <w:rPr>
-                <w:rFonts w:ascii="Helvetica" w:eastAsia="Times New Roman" w:hAnsi="Helvetica" w:cs="Helvetica"/>
-                <w:color w:val="333333"/>
-                <w:sz w:val="21"/>
-                <w:szCs w:val="21"/>
-                <w:shd w:val="clear" w:color="auto" w:fill="FFFFFF"/>
-              </w:rPr>
-              <w:t>11]&gt;</w:t>
-            </w:r>
-            <w:r>
-              <w:rPr>
-                <w:rFonts w:ascii="Helvetica" w:eastAsia="Times New Roman" w:hAnsi="Helvetica" w:cs="Helvetica"/>
-                <w:color w:val="333333"/>
-                <w:sz w:val="21"/>
-                <w:szCs w:val="21"/>
-                <w:shd w:val="clear" w:color="auto" w:fill="FFFFFF"/>
-              </w:rPr>
-              <w:t xml:space="preserve"> &lt;</w:t>
-            </w:r>
-            <w:proofErr w:type="spellStart"/>
-            <w:proofErr w:type="gramStart"/>
-            <w:r>
-              <w:rPr>
-                <w:rFonts w:ascii="Helvetica" w:eastAsia="Times New Roman" w:hAnsi="Helvetica" w:cs="Helvetica"/>
-                <w:color w:val="333333"/>
-                <w:sz w:val="21"/>
-                <w:szCs w:val="21"/>
-                <w:shd w:val="clear" w:color="auto" w:fill="FFFFFF"/>
-              </w:rPr>
-              <w:t>imm</w:t>
-            </w:r>
-            <w:proofErr w:type="spellEnd"/>
-            <w:r>
-              <w:rPr>
-                <w:rFonts w:ascii="Helvetica" w:eastAsia="Times New Roman" w:hAnsi="Helvetica" w:cs="Helvetica"/>
-                <w:color w:val="333333"/>
-                <w:sz w:val="21"/>
-                <w:szCs w:val="21"/>
-                <w:shd w:val="clear" w:color="auto" w:fill="FFFFFF"/>
-              </w:rPr>
-              <w:t>[</w:t>
-            </w:r>
-            <w:proofErr w:type="gramEnd"/>
-            <w:r>
-              <w:rPr>
-                <w:rFonts w:ascii="Helvetica" w:eastAsia="Times New Roman" w:hAnsi="Helvetica" w:cs="Helvetica"/>
-                <w:color w:val="333333"/>
-                <w:sz w:val="21"/>
-                <w:szCs w:val="21"/>
-                <w:shd w:val="clear" w:color="auto" w:fill="FFFFFF"/>
-              </w:rPr>
-              <w:t>19:12]&gt;</w:t>
-            </w:r>
-            <w:r>
-              <w:rPr>
-                <w:rFonts w:ascii="Helvetica" w:eastAsia="Times New Roman" w:hAnsi="Helvetica" w:cs="Helvetica"/>
-                <w:color w:val="333333"/>
-                <w:sz w:val="21"/>
-                <w:szCs w:val="21"/>
-                <w:shd w:val="clear" w:color="auto" w:fill="FFFFFF"/>
-              </w:rPr>
-              <w:t xml:space="preserve">&lt;5-bit </w:t>
-            </w:r>
-            <w:proofErr w:type="spellStart"/>
-            <w:r>
-              <w:rPr>
-                <w:rFonts w:ascii="Helvetica" w:eastAsia="Times New Roman" w:hAnsi="Helvetica" w:cs="Helvetica"/>
-                <w:color w:val="333333"/>
-                <w:sz w:val="21"/>
-                <w:szCs w:val="21"/>
-                <w:shd w:val="clear" w:color="auto" w:fill="FFFFFF"/>
-              </w:rPr>
-              <w:t>rd</w:t>
-            </w:r>
-            <w:proofErr w:type="spellEnd"/>
-            <w:r>
-              <w:rPr>
-                <w:rFonts w:ascii="Helvetica" w:eastAsia="Times New Roman" w:hAnsi="Helvetica" w:cs="Helvetica"/>
-                <w:color w:val="333333"/>
-                <w:sz w:val="21"/>
-                <w:szCs w:val="21"/>
-                <w:shd w:val="clear" w:color="auto" w:fill="FFFFFF"/>
-              </w:rPr>
-              <w:t>&gt;</w:t>
+              <w:t>&lt;imm[11]&gt;</w:t>
+            </w:r>
+            <w:r>
+              <w:rPr>
+                <w:rFonts w:ascii="Helvetica" w:eastAsia="Times New Roman" w:hAnsi="Helvetica" w:cs="Helvetica"/>
+                <w:color w:val="333333"/>
+                <w:sz w:val="21"/>
+                <w:szCs w:val="21"/>
+                <w:shd w:val="clear" w:color="auto" w:fill="FFFFFF"/>
+              </w:rPr>
+              <w:t xml:space="preserve"> &lt;imm[19:12]&gt;</w:t>
+            </w:r>
+            <w:r>
+              <w:rPr>
+                <w:rFonts w:ascii="Helvetica" w:eastAsia="Times New Roman" w:hAnsi="Helvetica" w:cs="Helvetica"/>
+                <w:color w:val="333333"/>
+                <w:sz w:val="21"/>
+                <w:szCs w:val="21"/>
+                <w:shd w:val="clear" w:color="auto" w:fill="FFFFFF"/>
+              </w:rPr>
+              <w:t>&lt;5-bit rd&gt;</w:t>
             </w:r>
             <w:r>
               <w:t xml:space="preserve"> </w:t>
@@ -7571,27 +6117,15 @@
               </w:rPr>
               <w:t xml:space="preserve">    </w:t>
             </w:r>
-            <w:proofErr w:type="spellStart"/>
-            <w:r>
-              <w:rPr>
-                <w:rFonts w:ascii="Helvetica" w:eastAsia="Times New Roman" w:hAnsi="Helvetica" w:cs="Helvetica"/>
-                <w:color w:val="333333"/>
-                <w:sz w:val="21"/>
-                <w:szCs w:val="21"/>
-                <w:shd w:val="clear" w:color="auto" w:fill="FFFFFF"/>
-              </w:rPr>
-              <w:t>rd</w:t>
-            </w:r>
-            <w:proofErr w:type="spellEnd"/>
-            <w:r>
-              <w:rPr>
-                <w:rFonts w:ascii="Helvetica" w:eastAsia="Times New Roman" w:hAnsi="Helvetica" w:cs="Helvetica"/>
-                <w:color w:val="333333"/>
-                <w:sz w:val="21"/>
-                <w:szCs w:val="21"/>
-                <w:shd w:val="clear" w:color="auto" w:fill="FFFFFF"/>
-              </w:rPr>
-              <w:t xml:space="preserve"> = not used</w:t>
+            <w:r>
+              <w:rPr>
+                <w:rFonts w:ascii="Helvetica" w:eastAsia="Times New Roman" w:hAnsi="Helvetica" w:cs="Helvetica"/>
+                <w:color w:val="333333"/>
+                <w:sz w:val="21"/>
+                <w:szCs w:val="21"/>
+                <w:shd w:val="clear" w:color="auto" w:fill="FFFFFF"/>
+              </w:rPr>
+              <w:t>rd = not used</w:t>
             </w:r>
             <w:r>
               <w:rPr>
@@ -7675,7 +6209,6 @@
                 <w:shd w:val="clear" w:color="auto" w:fill="FFFFFF"/>
               </w:rPr>
             </w:pPr>
-            <w:proofErr w:type="gramStart"/>
             <w:r>
               <w:rPr>
                 <w:rFonts w:ascii="Helvetica" w:hAnsi="Helvetica" w:cs="Helvetica"/>
@@ -7684,9 +6217,8 @@
                 <w:szCs w:val="21"/>
                 <w:shd w:val="clear" w:color="auto" w:fill="FFFFFF"/>
               </w:rPr>
-              <w:t>So</w:t>
-            </w:r>
-            <w:proofErr w:type="gramEnd"/>
+              <w:t>So the final PC = PC + 4 + (sign extend)(imm</w:t>
+            </w:r>
             <w:r>
               <w:rPr>
                 <w:rFonts w:ascii="Helvetica" w:hAnsi="Helvetica" w:cs="Helvetica"/>
@@ -7695,10 +6227,11 @@
                 <w:szCs w:val="21"/>
                 <w:shd w:val="clear" w:color="auto" w:fill="FFFFFF"/>
               </w:rPr>
-              <w:t xml:space="preserve"> the final PC = PC + 4 + (sign </w:t>
-            </w:r>
-            <w:proofErr w:type="gramStart"/>
-            <w:r>
+              <w:t>[20:1])</w:t>
+            </w:r>
+          </w:p>
+          <w:p>
+            <w:pPr>
               <w:rPr>
                 <w:rFonts w:ascii="Helvetica" w:hAnsi="Helvetica" w:cs="Helvetica"/>
                 <w:color w:val="333333"/>
@@ -7706,9 +6239,7 @@
                 <w:szCs w:val="21"/>
                 <w:shd w:val="clear" w:color="auto" w:fill="FFFFFF"/>
               </w:rPr>
-              <w:t>extend)(</w:t>
-            </w:r>
-            <w:proofErr w:type="spellStart"/>
+            </w:pPr>
             <w:r>
               <w:rPr>
                 <w:rFonts w:ascii="Helvetica" w:hAnsi="Helvetica" w:cs="Helvetica"/>
@@ -7717,84 +6248,7 @@
                 <w:szCs w:val="21"/>
                 <w:shd w:val="clear" w:color="auto" w:fill="FFFFFF"/>
               </w:rPr>
-              <w:t>imm</w:t>
-            </w:r>
-            <w:proofErr w:type="spellEnd"/>
-            <w:r>
-              <w:rPr>
-                <w:rFonts w:ascii="Helvetica" w:hAnsi="Helvetica" w:cs="Helvetica"/>
-                <w:color w:val="333333"/>
-                <w:sz w:val="21"/>
-                <w:szCs w:val="21"/>
-                <w:shd w:val="clear" w:color="auto" w:fill="FFFFFF"/>
-              </w:rPr>
-              <w:t>[</w:t>
-            </w:r>
-            <w:proofErr w:type="gramEnd"/>
-            <w:r>
-              <w:rPr>
-                <w:rFonts w:ascii="Helvetica" w:hAnsi="Helvetica" w:cs="Helvetica"/>
-                <w:color w:val="333333"/>
-                <w:sz w:val="21"/>
-                <w:szCs w:val="21"/>
-                <w:shd w:val="clear" w:color="auto" w:fill="FFFFFF"/>
-              </w:rPr>
-              <w:t>20:1])</w:t>
-            </w:r>
-          </w:p>
-          <w:p>
-            <w:pPr>
-              <w:rPr>
-                <w:rFonts w:ascii="Helvetica" w:hAnsi="Helvetica" w:cs="Helvetica"/>
-                <w:color w:val="333333"/>
-                <w:sz w:val="21"/>
-                <w:szCs w:val="21"/>
-                <w:shd w:val="clear" w:color="auto" w:fill="FFFFFF"/>
-              </w:rPr>
-            </w:pPr>
-            <w:r>
-              <w:rPr>
-                <w:rFonts w:ascii="Helvetica" w:hAnsi="Helvetica" w:cs="Helvetica"/>
-                <w:color w:val="333333"/>
-                <w:sz w:val="21"/>
-                <w:szCs w:val="21"/>
-                <w:shd w:val="clear" w:color="auto" w:fill="FFFFFF"/>
-              </w:rPr>
-              <w:t xml:space="preserve">Note: for our implementation, </w:t>
-            </w:r>
-            <w:proofErr w:type="spellStart"/>
-            <w:proofErr w:type="gramStart"/>
-            <w:r>
-              <w:rPr>
-                <w:rFonts w:ascii="Helvetica" w:hAnsi="Helvetica" w:cs="Helvetica"/>
-                <w:color w:val="333333"/>
-                <w:sz w:val="21"/>
-                <w:szCs w:val="21"/>
-                <w:shd w:val="clear" w:color="auto" w:fill="FFFFFF"/>
-              </w:rPr>
-              <w:t>imm</w:t>
-            </w:r>
-            <w:proofErr w:type="spellEnd"/>
-            <w:r>
-              <w:rPr>
-                <w:rFonts w:ascii="Helvetica" w:hAnsi="Helvetica" w:cs="Helvetica"/>
-                <w:color w:val="333333"/>
-                <w:sz w:val="21"/>
-                <w:szCs w:val="21"/>
-                <w:shd w:val="clear" w:color="auto" w:fill="FFFFFF"/>
-              </w:rPr>
-              <w:t>[</w:t>
-            </w:r>
-            <w:proofErr w:type="gramEnd"/>
-            <w:r>
-              <w:rPr>
-                <w:rFonts w:ascii="Helvetica" w:hAnsi="Helvetica" w:cs="Helvetica"/>
-                <w:color w:val="333333"/>
-                <w:sz w:val="21"/>
-                <w:szCs w:val="21"/>
-                <w:shd w:val="clear" w:color="auto" w:fill="FFFFFF"/>
-              </w:rPr>
-              <w:t>20:1] points to a byte</w:t>
+              <w:t>Note: for our implementation, imm[20:1] points to a byte</w:t>
             </w:r>
             <w:r>
               <w:rPr>
@@ -7900,20 +6354,8 @@
                 <w:szCs w:val="21"/>
                 <w:shd w:val="clear" w:color="auto" w:fill="FFFFFF"/>
               </w:rPr>
-              <w:t xml:space="preserve"> </w:t>
-            </w:r>
-            <w:proofErr w:type="gramStart"/>
-            <w:r>
-              <w:rPr>
-                <w:rFonts w:ascii="Helvetica" w:eastAsia="Times New Roman" w:hAnsi="Helvetica" w:cs="Helvetica"/>
-                <w:color w:val="333333"/>
-                <w:sz w:val="21"/>
-                <w:szCs w:val="21"/>
-                <w:shd w:val="clear" w:color="auto" w:fill="FFFFFF"/>
-              </w:rPr>
-              <w:t>where</w:t>
-            </w:r>
-            <w:proofErr w:type="gramEnd"/>
+              <w:t xml:space="preserve"> where</w:t>
+            </w:r>
           </w:p>
           <w:p>
             <w:pPr>
@@ -7937,7 +6379,6 @@
               </w:rPr>
               <w:t xml:space="preserve">     </w:t>
             </w:r>
-            <w:proofErr w:type="spellStart"/>
             <w:r>
               <w:rPr>
                 <w:rFonts w:ascii="Helvetica" w:eastAsia="Times New Roman" w:hAnsi="Helvetica" w:cs="Helvetica"/>
@@ -7948,9 +6389,8 @@
                 <w:szCs w:val="21"/>
                 <w:shd w:val="clear" w:color="auto" w:fill="FFFFFF"/>
               </w:rPr>
-              <w:t>subi</w:t>
-            </w:r>
-            <w:proofErr w:type="spellEnd"/>
+              <w:t xml:space="preserve">subi </w:t>
+            </w:r>
             <w:r>
               <w:rPr>
                 <w:rFonts w:ascii="Helvetica" w:eastAsia="Times New Roman" w:hAnsi="Helvetica" w:cs="Helvetica"/>
@@ -7961,9 +6401,8 @@
                 <w:szCs w:val="21"/>
                 <w:shd w:val="clear" w:color="auto" w:fill="FFFFFF"/>
               </w:rPr>
-              <w:t xml:space="preserve"> </w:t>
-            </w:r>
-            <w:proofErr w:type="spellStart"/>
+              <w:t>rd, rs1, imm</w:t>
+            </w:r>
             <w:r>
               <w:rPr>
                 <w:rFonts w:ascii="Helvetica" w:eastAsia="Times New Roman" w:hAnsi="Helvetica" w:cs="Helvetica"/>
@@ -7974,9 +6413,8 @@
                 <w:szCs w:val="21"/>
                 <w:shd w:val="clear" w:color="auto" w:fill="FFFFFF"/>
               </w:rPr>
-              <w:t>rd</w:t>
-            </w:r>
-            <w:proofErr w:type="spellEnd"/>
+              <w:t xml:space="preserve"> </w:t>
+            </w:r>
             <w:r>
               <w:rPr>
                 <w:rFonts w:ascii="Helvetica" w:eastAsia="Times New Roman" w:hAnsi="Helvetica" w:cs="Helvetica"/>
@@ -7987,9 +6425,8 @@
                 <w:szCs w:val="21"/>
                 <w:shd w:val="clear" w:color="auto" w:fill="FFFFFF"/>
               </w:rPr>
-              <w:t xml:space="preserve">, rs1, </w:t>
-            </w:r>
-            <w:proofErr w:type="spellStart"/>
+              <w:t xml:space="preserve">       </w:t>
+            </w:r>
             <w:r>
               <w:rPr>
                 <w:rFonts w:ascii="Helvetica" w:eastAsia="Times New Roman" w:hAnsi="Helvetica" w:cs="Helvetica"/>
@@ -8000,85 +6437,8 @@
                 <w:szCs w:val="21"/>
                 <w:shd w:val="clear" w:color="auto" w:fill="FFFFFF"/>
               </w:rPr>
-              <w:t>imm</w:t>
-            </w:r>
-            <w:proofErr w:type="spellEnd"/>
-            <w:r>
-              <w:rPr>
-                <w:rFonts w:ascii="Helvetica" w:eastAsia="Times New Roman" w:hAnsi="Helvetica" w:cs="Helvetica"/>
-                <w:i/>
-                <w:iCs/>
-                <w:color w:val="333333"/>
-                <w:sz w:val="21"/>
-                <w:szCs w:val="21"/>
-                <w:shd w:val="clear" w:color="auto" w:fill="FFFFFF"/>
-              </w:rPr>
-              <w:t xml:space="preserve"> </w:t>
-            </w:r>
-            <w:r>
-              <w:rPr>
-                <w:rFonts w:ascii="Helvetica" w:eastAsia="Times New Roman" w:hAnsi="Helvetica" w:cs="Helvetica"/>
-                <w:i/>
-                <w:iCs/>
-                <w:color w:val="333333"/>
-                <w:sz w:val="21"/>
-                <w:szCs w:val="21"/>
-                <w:shd w:val="clear" w:color="auto" w:fill="FFFFFF"/>
-              </w:rPr>
-              <w:t xml:space="preserve">       </w:t>
-            </w:r>
-            <w:r>
-              <w:rPr>
-                <w:rFonts w:ascii="Helvetica" w:eastAsia="Times New Roman" w:hAnsi="Helvetica" w:cs="Helvetica"/>
-                <w:i/>
-                <w:iCs/>
-                <w:color w:val="333333"/>
-                <w:sz w:val="21"/>
-                <w:szCs w:val="21"/>
-                <w:shd w:val="clear" w:color="auto" w:fill="FFFFFF"/>
-              </w:rPr>
-              <w:t xml:space="preserve"> # </w:t>
-            </w:r>
-            <w:proofErr w:type="spellStart"/>
-            <w:r>
-              <w:rPr>
-                <w:rFonts w:ascii="Helvetica" w:eastAsia="Times New Roman" w:hAnsi="Helvetica" w:cs="Helvetica"/>
-                <w:i/>
-                <w:iCs/>
-                <w:color w:val="333333"/>
-                <w:sz w:val="21"/>
-                <w:szCs w:val="21"/>
-                <w:shd w:val="clear" w:color="auto" w:fill="FFFFFF"/>
-              </w:rPr>
-              <w:t>rd</w:t>
-            </w:r>
-            <w:proofErr w:type="spellEnd"/>
-            <w:r>
-              <w:rPr>
-                <w:rFonts w:ascii="Helvetica" w:eastAsia="Times New Roman" w:hAnsi="Helvetica" w:cs="Helvetica"/>
-                <w:i/>
-                <w:iCs/>
-                <w:color w:val="333333"/>
-                <w:sz w:val="21"/>
-                <w:szCs w:val="21"/>
-                <w:shd w:val="clear" w:color="auto" w:fill="FFFFFF"/>
-              </w:rPr>
-              <w:t xml:space="preserve"> = rs1 - </w:t>
-            </w:r>
-            <w:proofErr w:type="spellStart"/>
-            <w:r>
-              <w:rPr>
-                <w:rFonts w:ascii="Helvetica" w:eastAsia="Times New Roman" w:hAnsi="Helvetica" w:cs="Helvetica"/>
-                <w:i/>
-                <w:iCs/>
-                <w:color w:val="333333"/>
-                <w:sz w:val="21"/>
-                <w:szCs w:val="21"/>
-                <w:shd w:val="clear" w:color="auto" w:fill="FFFFFF"/>
-              </w:rPr>
-              <w:t>imm</w:t>
-            </w:r>
-            <w:proofErr w:type="spellEnd"/>
+              <w:t xml:space="preserve"> # rd = rs1 - imm</w:t>
+            </w:r>
           </w:p>
           <w:p>
             <w:pPr>
@@ -8119,64 +6479,8 @@
                 <w:szCs w:val="21"/>
                 <w:shd w:val="clear" w:color="auto" w:fill="FFFFFF"/>
               </w:rPr>
-              <w:t xml:space="preserve">     </w:t>
-            </w:r>
-            <w:proofErr w:type="spellStart"/>
-            <w:r>
-              <w:rPr>
-                <w:rFonts w:ascii="Helvetica" w:eastAsia="Times New Roman" w:hAnsi="Helvetica" w:cs="Helvetica"/>
-                <w:color w:val="333333"/>
-                <w:sz w:val="21"/>
-                <w:szCs w:val="21"/>
-                <w:shd w:val="clear" w:color="auto" w:fill="FFFFFF"/>
-              </w:rPr>
-              <w:t>addi</w:t>
-            </w:r>
-            <w:proofErr w:type="spellEnd"/>
-            <w:r>
-              <w:rPr>
-                <w:rFonts w:ascii="Helvetica" w:eastAsia="Times New Roman" w:hAnsi="Helvetica" w:cs="Helvetica"/>
-                <w:color w:val="333333"/>
-                <w:sz w:val="21"/>
-                <w:szCs w:val="21"/>
-                <w:shd w:val="clear" w:color="auto" w:fill="FFFFFF"/>
-              </w:rPr>
-              <w:t xml:space="preserve"> </w:t>
-            </w:r>
-            <w:proofErr w:type="spellStart"/>
-            <w:r>
-              <w:rPr>
-                <w:rFonts w:ascii="Helvetica" w:eastAsia="Times New Roman" w:hAnsi="Helvetica" w:cs="Helvetica"/>
-                <w:color w:val="333333"/>
-                <w:sz w:val="21"/>
-                <w:szCs w:val="21"/>
-                <w:shd w:val="clear" w:color="auto" w:fill="FFFFFF"/>
-              </w:rPr>
-              <w:t>rd</w:t>
-            </w:r>
-            <w:proofErr w:type="spellEnd"/>
-            <w:r>
-              <w:rPr>
-                <w:rFonts w:ascii="Helvetica" w:eastAsia="Times New Roman" w:hAnsi="Helvetica" w:cs="Helvetica"/>
-                <w:color w:val="333333"/>
-                <w:sz w:val="21"/>
-                <w:szCs w:val="21"/>
-                <w:shd w:val="clear" w:color="auto" w:fill="FFFFFF"/>
-              </w:rPr>
-              <w:t xml:space="preserve"> rs1, </w:t>
-            </w:r>
-            <w:proofErr w:type="spellStart"/>
-            <w:r>
-              <w:rPr>
-                <w:rFonts w:ascii="Helvetica" w:eastAsia="Times New Roman" w:hAnsi="Helvetica" w:cs="Helvetica"/>
-                <w:color w:val="333333"/>
-                <w:sz w:val="21"/>
-                <w:szCs w:val="21"/>
-                <w:shd w:val="clear" w:color="auto" w:fill="FFFFFF"/>
-              </w:rPr>
-              <w:t>imm</w:t>
-            </w:r>
-            <w:proofErr w:type="spellEnd"/>
+              <w:t xml:space="preserve">     addi rd rs1, imm</w:t>
+            </w:r>
             <w:r>
               <w:rPr>
                 <w:rFonts w:ascii="Helvetica" w:eastAsia="Times New Roman" w:hAnsi="Helvetica" w:cs="Helvetica"/>
@@ -8205,52 +6509,18 @@
                 <w:szCs w:val="21"/>
                 <w:shd w:val="clear" w:color="auto" w:fill="FFFFFF"/>
               </w:rPr>
-              <w:t xml:space="preserve"> </w:t>
-            </w:r>
-            <w:proofErr w:type="spellStart"/>
-            <w:r>
-              <w:rPr>
-                <w:rFonts w:ascii="Helvetica" w:eastAsia="Times New Roman" w:hAnsi="Helvetica" w:cs="Helvetica"/>
-                <w:color w:val="333333"/>
-                <w:sz w:val="21"/>
-                <w:szCs w:val="21"/>
-                <w:shd w:val="clear" w:color="auto" w:fill="FFFFFF"/>
-              </w:rPr>
-              <w:t>rd</w:t>
-            </w:r>
-            <w:proofErr w:type="spellEnd"/>
-            <w:r>
-              <w:rPr>
-                <w:rFonts w:ascii="Helvetica" w:eastAsia="Times New Roman" w:hAnsi="Helvetica" w:cs="Helvetica"/>
-                <w:color w:val="333333"/>
-                <w:sz w:val="21"/>
-                <w:szCs w:val="21"/>
-                <w:shd w:val="clear" w:color="auto" w:fill="FFFFFF"/>
-              </w:rPr>
-              <w:t xml:space="preserve"> </w:t>
-            </w:r>
-            <w:r>
-              <w:rPr>
-                <w:rFonts w:ascii="Helvetica" w:eastAsia="Times New Roman" w:hAnsi="Helvetica" w:cs="Helvetica"/>
-                <w:color w:val="333333"/>
-                <w:sz w:val="21"/>
-                <w:szCs w:val="21"/>
-                <w:shd w:val="clear" w:color="auto" w:fill="FFFFFF"/>
-              </w:rPr>
-              <w:t>= rs1 + -</w:t>
-            </w:r>
-            <w:proofErr w:type="spellStart"/>
-            <w:r>
-              <w:rPr>
-                <w:rFonts w:ascii="Helvetica" w:eastAsia="Times New Roman" w:hAnsi="Helvetica" w:cs="Helvetica"/>
-                <w:color w:val="333333"/>
-                <w:sz w:val="21"/>
-                <w:szCs w:val="21"/>
-                <w:shd w:val="clear" w:color="auto" w:fill="FFFFFF"/>
-              </w:rPr>
-              <w:t>imm</w:t>
-            </w:r>
-            <w:proofErr w:type="spellEnd"/>
+              <w:t xml:space="preserve"> rd </w:t>
+            </w:r>
+            <w:r>
+              <w:rPr>
+                <w:rFonts w:ascii="Helvetica" w:eastAsia="Times New Roman" w:hAnsi="Helvetica" w:cs="Helvetica"/>
+                <w:color w:val="333333"/>
+                <w:sz w:val="21"/>
+                <w:szCs w:val="21"/>
+                <w:shd w:val="clear" w:color="auto" w:fill="FFFFFF"/>
+              </w:rPr>
+              <w:t>= rs1 + -imm</w:t>
+            </w:r>
           </w:p>
           <w:p>
             <w:pPr>
@@ -8334,29 +6604,7 @@
                 <w:szCs w:val="21"/>
                 <w:shd w:val="clear" w:color="auto" w:fill="FFFFFF"/>
               </w:rPr>
-              <w:t xml:space="preserve">    “&lt;12-bit </w:t>
-            </w:r>
-            <w:proofErr w:type="spellStart"/>
-            <w:r>
-              <w:rPr>
-                <w:rFonts w:ascii="Helvetica" w:eastAsia="Times New Roman" w:hAnsi="Helvetica" w:cs="Helvetica"/>
-                <w:color w:val="333333"/>
-                <w:sz w:val="21"/>
-                <w:szCs w:val="21"/>
-                <w:shd w:val="clear" w:color="auto" w:fill="FFFFFF"/>
-              </w:rPr>
-              <w:t>imm</w:t>
-            </w:r>
-            <w:proofErr w:type="spellEnd"/>
-            <w:r>
-              <w:rPr>
-                <w:rFonts w:ascii="Helvetica" w:eastAsia="Times New Roman" w:hAnsi="Helvetica" w:cs="Helvetica"/>
-                <w:color w:val="333333"/>
-                <w:sz w:val="21"/>
-                <w:szCs w:val="21"/>
-                <w:shd w:val="clear" w:color="auto" w:fill="FFFFFF"/>
-              </w:rPr>
-              <w:t>&gt; &lt;5-bit rs1&gt;</w:t>
+              <w:t xml:space="preserve">    “&lt;12-bit imm&gt; &lt;5-bit rs1&gt;</w:t>
             </w:r>
             <w:r>
               <w:t xml:space="preserve"> </w:t>
@@ -8369,29 +6617,7 @@
                 <w:szCs w:val="21"/>
                 <w:shd w:val="clear" w:color="auto" w:fill="FFFFFF"/>
               </w:rPr>
-              <w:t xml:space="preserve">&lt;3-bit funct3&gt; &lt;5-bit </w:t>
-            </w:r>
-            <w:proofErr w:type="spellStart"/>
-            <w:r>
-              <w:rPr>
-                <w:rFonts w:ascii="Helvetica" w:eastAsia="Times New Roman" w:hAnsi="Helvetica" w:cs="Helvetica"/>
-                <w:color w:val="333333"/>
-                <w:sz w:val="21"/>
-                <w:szCs w:val="21"/>
-                <w:shd w:val="clear" w:color="auto" w:fill="FFFFFF"/>
-              </w:rPr>
-              <w:t>rd</w:t>
-            </w:r>
-            <w:proofErr w:type="spellEnd"/>
-            <w:r>
-              <w:rPr>
-                <w:rFonts w:ascii="Helvetica" w:eastAsia="Times New Roman" w:hAnsi="Helvetica" w:cs="Helvetica"/>
-                <w:color w:val="333333"/>
-                <w:sz w:val="21"/>
-                <w:szCs w:val="21"/>
-                <w:shd w:val="clear" w:color="auto" w:fill="FFFFFF"/>
-              </w:rPr>
-              <w:t>&gt;</w:t>
+              <w:t>&lt;3-bit funct3&gt; &lt;5-bit rd&gt;</w:t>
             </w:r>
             <w:r>
               <w:t xml:space="preserve"> </w:t>
@@ -8497,7 +6723,6 @@
                 <w:shd w:val="clear" w:color="auto" w:fill="FFFFFF"/>
               </w:rPr>
             </w:pPr>
-            <w:proofErr w:type="spellStart"/>
             <w:r>
               <w:rPr>
                 <w:rFonts w:ascii="Helvetica" w:eastAsia="Times New Roman" w:hAnsi="Helvetica" w:cs="Helvetica"/>
@@ -8508,7 +6733,6 @@
               </w:rPr>
               <w:t>Load_Addr</w:t>
             </w:r>
-            <w:proofErr w:type="spellEnd"/>
           </w:p>
         </w:tc>
         <w:tc>
@@ -8573,29 +6797,7 @@
                 <w:szCs w:val="21"/>
                 <w:shd w:val="clear" w:color="auto" w:fill="FFFFFF"/>
               </w:rPr>
-              <w:t xml:space="preserve"> Since we cannot have a load with a 32-bit immediate value, this pseudo-instruction is </w:t>
-            </w:r>
-            <w:proofErr w:type="gramStart"/>
-            <w:r>
-              <w:rPr>
-                <w:rFonts w:ascii="Helvetica" w:eastAsia="Times New Roman" w:hAnsi="Helvetica" w:cs="Helvetica"/>
-                <w:color w:val="333333"/>
-                <w:sz w:val="21"/>
-                <w:szCs w:val="21"/>
-                <w:shd w:val="clear" w:color="auto" w:fill="FFFFFF"/>
-              </w:rPr>
-              <w:t>replace</w:t>
-            </w:r>
-            <w:proofErr w:type="gramEnd"/>
-            <w:r>
-              <w:rPr>
-                <w:rFonts w:ascii="Helvetica" w:eastAsia="Times New Roman" w:hAnsi="Helvetica" w:cs="Helvetica"/>
-                <w:color w:val="333333"/>
-                <w:sz w:val="21"/>
-                <w:szCs w:val="21"/>
-                <w:shd w:val="clear" w:color="auto" w:fill="FFFFFF"/>
-              </w:rPr>
-              <w:t xml:space="preserve"> with two instructions</w:t>
+              <w:t xml:space="preserve"> Since we cannot have a load with a 32-bit immediate value, this pseudo-instruction is replace with two instructions</w:t>
             </w:r>
             <w:r>
               <w:rPr>
@@ -8642,7 +6844,6 @@
               </w:rPr>
               <w:t xml:space="preserve">     </w:t>
             </w:r>
-            <w:proofErr w:type="spellStart"/>
             <w:r>
               <w:rPr>
                 <w:rFonts w:ascii="Helvetica" w:eastAsia="Times New Roman" w:hAnsi="Helvetica" w:cs="Helvetica"/>
@@ -8653,9 +6854,8 @@
                 <w:szCs w:val="21"/>
                 <w:shd w:val="clear" w:color="auto" w:fill="FFFFFF"/>
               </w:rPr>
-              <w:t>auipc</w:t>
-            </w:r>
-            <w:proofErr w:type="spellEnd"/>
+              <w:t xml:space="preserve">auipc </w:t>
+            </w:r>
             <w:r>
               <w:rPr>
                 <w:rFonts w:ascii="Helvetica" w:eastAsia="Times New Roman" w:hAnsi="Helvetica" w:cs="Helvetica"/>
@@ -8666,7 +6866,7 @@
                 <w:szCs w:val="21"/>
                 <w:shd w:val="clear" w:color="auto" w:fill="FFFFFF"/>
               </w:rPr>
-              <w:t xml:space="preserve"> </w:t>
+              <w:t>x5</w:t>
             </w:r>
             <w:r>
               <w:rPr>
@@ -8678,9 +6878,11 @@
                 <w:szCs w:val="21"/>
                 <w:shd w:val="clear" w:color="auto" w:fill="FFFFFF"/>
               </w:rPr>
-              <w:t>x5</w:t>
-            </w:r>
-            <w:r>
+              <w:t>, offset[31:12]</w:t>
+            </w:r>
+          </w:p>
+          <w:p>
+            <w:pPr>
               <w:rPr>
                 <w:rFonts w:ascii="Helvetica" w:eastAsia="Times New Roman" w:hAnsi="Helvetica" w:cs="Helvetica"/>
                 <w:i/>
@@ -8690,9 +6892,7 @@
                 <w:szCs w:val="21"/>
                 <w:shd w:val="clear" w:color="auto" w:fill="FFFFFF"/>
               </w:rPr>
-              <w:t xml:space="preserve">, </w:t>
-            </w:r>
-            <w:proofErr w:type="gramStart"/>
+            </w:pPr>
             <w:r>
               <w:rPr>
                 <w:rFonts w:ascii="Helvetica" w:eastAsia="Times New Roman" w:hAnsi="Helvetica" w:cs="Helvetica"/>
@@ -8703,9 +6903,8 @@
                 <w:szCs w:val="21"/>
                 <w:shd w:val="clear" w:color="auto" w:fill="FFFFFF"/>
               </w:rPr>
-              <w:t>offset[</w:t>
-            </w:r>
-            <w:proofErr w:type="gramEnd"/>
+              <w:t xml:space="preserve">     </w:t>
+            </w:r>
             <w:r>
               <w:rPr>
                 <w:rFonts w:ascii="Helvetica" w:eastAsia="Times New Roman" w:hAnsi="Helvetica" w:cs="Helvetica"/>
@@ -8716,11 +6915,9 @@
                 <w:szCs w:val="21"/>
                 <w:shd w:val="clear" w:color="auto" w:fill="FFFFFF"/>
               </w:rPr>
-              <w:t>31:12]</w:t>
-            </w:r>
-          </w:p>
-          <w:p>
-            <w:pPr>
+              <w:t xml:space="preserve">addi  </w:t>
+            </w:r>
+            <w:r>
               <w:rPr>
                 <w:rFonts w:ascii="Helvetica" w:eastAsia="Times New Roman" w:hAnsi="Helvetica" w:cs="Helvetica"/>
                 <w:i/>
@@ -8730,7 +6927,8 @@
                 <w:szCs w:val="21"/>
                 <w:shd w:val="clear" w:color="auto" w:fill="FFFFFF"/>
               </w:rPr>
-            </w:pPr>
+              <w:t>x5</w:t>
+            </w:r>
             <w:r>
               <w:rPr>
                 <w:rFonts w:ascii="Helvetica" w:eastAsia="Times New Roman" w:hAnsi="Helvetica" w:cs="Helvetica"/>
@@ -8741,10 +6939,8 @@
                 <w:szCs w:val="21"/>
                 <w:shd w:val="clear" w:color="auto" w:fill="FFFFFF"/>
               </w:rPr>
-              <w:t xml:space="preserve">     </w:t>
-            </w:r>
-            <w:proofErr w:type="spellStart"/>
-            <w:proofErr w:type="gramStart"/>
+              <w:t xml:space="preserve">, </w:t>
+            </w:r>
             <w:r>
               <w:rPr>
                 <w:rFonts w:ascii="Helvetica" w:eastAsia="Times New Roman" w:hAnsi="Helvetica" w:cs="Helvetica"/>
@@ -8755,9 +6951,8 @@
                 <w:szCs w:val="21"/>
                 <w:shd w:val="clear" w:color="auto" w:fill="FFFFFF"/>
               </w:rPr>
-              <w:t>addi</w:t>
-            </w:r>
-            <w:proofErr w:type="spellEnd"/>
+              <w:t>x5</w:t>
+            </w:r>
             <w:r>
               <w:rPr>
                 <w:rFonts w:ascii="Helvetica" w:eastAsia="Times New Roman" w:hAnsi="Helvetica" w:cs="Helvetica"/>
@@ -8768,7 +6963,7 @@
                 <w:szCs w:val="21"/>
                 <w:shd w:val="clear" w:color="auto" w:fill="FFFFFF"/>
               </w:rPr>
-              <w:t xml:space="preserve">  </w:t>
+              <w:t>, offset[11:0</w:t>
             </w:r>
             <w:r>
               <w:rPr>
@@ -8780,93 +6975,6 @@
                 <w:szCs w:val="21"/>
                 <w:shd w:val="clear" w:color="auto" w:fill="FFFFFF"/>
               </w:rPr>
-              <w:t>x</w:t>
-            </w:r>
-            <w:proofErr w:type="gramEnd"/>
-            <w:r>
-              <w:rPr>
-                <w:rFonts w:ascii="Helvetica" w:eastAsia="Times New Roman" w:hAnsi="Helvetica" w:cs="Helvetica"/>
-                <w:i/>
-                <w:iCs/>
-                <w:color w:val="333333"/>
-                <w:sz w:val="21"/>
-                <w:szCs w:val="21"/>
-                <w:shd w:val="clear" w:color="auto" w:fill="FFFFFF"/>
-              </w:rPr>
-              <w:t>5</w:t>
-            </w:r>
-            <w:r>
-              <w:rPr>
-                <w:rFonts w:ascii="Helvetica" w:eastAsia="Times New Roman" w:hAnsi="Helvetica" w:cs="Helvetica"/>
-                <w:i/>
-                <w:iCs/>
-                <w:color w:val="333333"/>
-                <w:sz w:val="21"/>
-                <w:szCs w:val="21"/>
-                <w:shd w:val="clear" w:color="auto" w:fill="FFFFFF"/>
-              </w:rPr>
-              <w:t xml:space="preserve">, </w:t>
-            </w:r>
-            <w:r>
-              <w:rPr>
-                <w:rFonts w:ascii="Helvetica" w:eastAsia="Times New Roman" w:hAnsi="Helvetica" w:cs="Helvetica"/>
-                <w:i/>
-                <w:iCs/>
-                <w:color w:val="333333"/>
-                <w:sz w:val="21"/>
-                <w:szCs w:val="21"/>
-                <w:shd w:val="clear" w:color="auto" w:fill="FFFFFF"/>
-              </w:rPr>
-              <w:t>x5</w:t>
-            </w:r>
-            <w:r>
-              <w:rPr>
-                <w:rFonts w:ascii="Helvetica" w:eastAsia="Times New Roman" w:hAnsi="Helvetica" w:cs="Helvetica"/>
-                <w:i/>
-                <w:iCs/>
-                <w:color w:val="333333"/>
-                <w:sz w:val="21"/>
-                <w:szCs w:val="21"/>
-                <w:shd w:val="clear" w:color="auto" w:fill="FFFFFF"/>
-              </w:rPr>
-              <w:t xml:space="preserve">, </w:t>
-            </w:r>
-            <w:proofErr w:type="gramStart"/>
-            <w:r>
-              <w:rPr>
-                <w:rFonts w:ascii="Helvetica" w:eastAsia="Times New Roman" w:hAnsi="Helvetica" w:cs="Helvetica"/>
-                <w:i/>
-                <w:iCs/>
-                <w:color w:val="333333"/>
-                <w:sz w:val="21"/>
-                <w:szCs w:val="21"/>
-                <w:shd w:val="clear" w:color="auto" w:fill="FFFFFF"/>
-              </w:rPr>
-              <w:t>offset[</w:t>
-            </w:r>
-            <w:proofErr w:type="gramEnd"/>
-            <w:r>
-              <w:rPr>
-                <w:rFonts w:ascii="Helvetica" w:eastAsia="Times New Roman" w:hAnsi="Helvetica" w:cs="Helvetica"/>
-                <w:i/>
-                <w:iCs/>
-                <w:color w:val="333333"/>
-                <w:sz w:val="21"/>
-                <w:szCs w:val="21"/>
-                <w:shd w:val="clear" w:color="auto" w:fill="FFFFFF"/>
-              </w:rPr>
-              <w:t>11:0</w:t>
-            </w:r>
-            <w:r>
-              <w:rPr>
-                <w:rFonts w:ascii="Helvetica" w:eastAsia="Times New Roman" w:hAnsi="Helvetica" w:cs="Helvetica"/>
-                <w:i/>
-                <w:iCs/>
-                <w:color w:val="333333"/>
-                <w:sz w:val="21"/>
-                <w:szCs w:val="21"/>
-                <w:shd w:val="clear" w:color="auto" w:fill="FFFFFF"/>
-              </w:rPr>
               <w:t>]</w:t>
             </w:r>
           </w:p>
@@ -8888,20 +6996,8 @@
                 <w:szCs w:val="21"/>
                 <w:shd w:val="clear" w:color="auto" w:fill="FFFFFF"/>
               </w:rPr>
-              <w:t xml:space="preserve">Instead of doing this, we will create a custom instruction called </w:t>
-            </w:r>
-            <w:proofErr w:type="spellStart"/>
-            <w:r>
-              <w:rPr>
-                <w:rFonts w:ascii="Helvetica" w:eastAsia="Times New Roman" w:hAnsi="Helvetica" w:cs="Helvetica"/>
-                <w:color w:val="333333"/>
-                <w:sz w:val="21"/>
-                <w:szCs w:val="21"/>
-                <w:shd w:val="clear" w:color="auto" w:fill="FFFFFF"/>
-              </w:rPr>
-              <w:t>load_addr</w:t>
-            </w:r>
-            <w:proofErr w:type="spellEnd"/>
+              <w:t>Instead of doing this, we will create a custom instruction called load_addr</w:t>
+            </w:r>
             <w:r>
               <w:rPr>
                 <w:rFonts w:ascii="Helvetica" w:eastAsia="Times New Roman" w:hAnsi="Helvetica" w:cs="Helvetica"/>
@@ -8957,7 +7053,6 @@
               </w:rPr>
               <w:t>Format</w:t>
             </w:r>
-            <w:proofErr w:type="gramStart"/>
             <w:r>
               <w:rPr>
                 <w:rFonts w:ascii="Helvetica" w:eastAsia="Times New Roman" w:hAnsi="Helvetica" w:cs="Helvetica"/>
@@ -8978,7 +7073,6 @@
               </w:rPr>
               <w:t>“</w:t>
             </w:r>
-            <w:proofErr w:type="gramEnd"/>
             <w:r>
               <w:rPr>
                 <w:rFonts w:ascii="Helvetica" w:eastAsia="Times New Roman" w:hAnsi="Helvetica" w:cs="Helvetica"/>
@@ -9007,29 +7101,7 @@
                 <w:szCs w:val="21"/>
                 <w:shd w:val="clear" w:color="auto" w:fill="FFFFFF"/>
               </w:rPr>
-              <w:t xml:space="preserve">&lt;5-bit </w:t>
-            </w:r>
-            <w:proofErr w:type="spellStart"/>
-            <w:r>
-              <w:rPr>
-                <w:rFonts w:ascii="Helvetica" w:eastAsia="Times New Roman" w:hAnsi="Helvetica" w:cs="Helvetica"/>
-                <w:color w:val="333333"/>
-                <w:sz w:val="21"/>
-                <w:szCs w:val="21"/>
-                <w:shd w:val="clear" w:color="auto" w:fill="FFFFFF"/>
-              </w:rPr>
-              <w:t>rd</w:t>
-            </w:r>
-            <w:proofErr w:type="spellEnd"/>
-            <w:r>
-              <w:rPr>
-                <w:rFonts w:ascii="Helvetica" w:eastAsia="Times New Roman" w:hAnsi="Helvetica" w:cs="Helvetica"/>
-                <w:color w:val="333333"/>
-                <w:sz w:val="21"/>
-                <w:szCs w:val="21"/>
-                <w:shd w:val="clear" w:color="auto" w:fill="FFFFFF"/>
-              </w:rPr>
-              <w:t>&gt;</w:t>
+              <w:t>&lt;5-bit rd&gt;</w:t>
             </w:r>
             <w:r>
               <w:t xml:space="preserve"> </w:t>
@@ -9093,29 +7165,7 @@
                 <w:szCs w:val="21"/>
                 <w:shd w:val="clear" w:color="auto" w:fill="FFFFFF"/>
               </w:rPr>
-              <w:t xml:space="preserve">    </w:t>
-            </w:r>
-            <w:proofErr w:type="spellStart"/>
-            <w:r>
-              <w:rPr>
-                <w:rFonts w:ascii="Helvetica" w:eastAsia="Times New Roman" w:hAnsi="Helvetica" w:cs="Helvetica"/>
-                <w:color w:val="333333"/>
-                <w:sz w:val="21"/>
-                <w:szCs w:val="21"/>
-                <w:shd w:val="clear" w:color="auto" w:fill="FFFFFF"/>
-              </w:rPr>
-              <w:t>rd</w:t>
-            </w:r>
-            <w:proofErr w:type="spellEnd"/>
-            <w:r>
-              <w:rPr>
-                <w:rFonts w:ascii="Helvetica" w:eastAsia="Times New Roman" w:hAnsi="Helvetica" w:cs="Helvetica"/>
-                <w:color w:val="333333"/>
-                <w:sz w:val="21"/>
-                <w:szCs w:val="21"/>
-                <w:shd w:val="clear" w:color="auto" w:fill="FFFFFF"/>
-              </w:rPr>
-              <w:t xml:space="preserve"> = destination register</w:t>
+              <w:t xml:space="preserve">    rd = destination register</w:t>
             </w:r>
           </w:p>
           <w:p>
@@ -9253,7 +7303,6 @@
               </w:rPr>
               <w:t xml:space="preserve">In the RISC-V architecture, NOP is actually a pseudo-instruction, which is replaced by an instruction that does nothing, </w:t>
             </w:r>
-            <w:proofErr w:type="spellStart"/>
             <w:r>
               <w:rPr>
                 <w:rFonts w:ascii="Helvetica" w:eastAsia="Times New Roman" w:hAnsi="Helvetica" w:cs="Helvetica"/>
@@ -9264,20 +7313,7 @@
                 <w:szCs w:val="21"/>
                 <w:shd w:val="clear" w:color="auto" w:fill="FFFFFF"/>
               </w:rPr>
-              <w:t>addi</w:t>
-            </w:r>
-            <w:proofErr w:type="spellEnd"/>
-            <w:r>
-              <w:rPr>
-                <w:rFonts w:ascii="Helvetica" w:eastAsia="Times New Roman" w:hAnsi="Helvetica" w:cs="Helvetica"/>
-                <w:i/>
-                <w:iCs/>
-                <w:color w:val="333333"/>
-                <w:sz w:val="21"/>
-                <w:szCs w:val="21"/>
-                <w:shd w:val="clear" w:color="auto" w:fill="FFFFFF"/>
-              </w:rPr>
-              <w:t xml:space="preserve"> x0, x0, 0</w:t>
+              <w:t>addi x0, x0, 0</w:t>
             </w:r>
             <w:r>
               <w:rPr>
@@ -9375,138 +7411,26 @@
               </w:rPr>
               <w:t>your system will set all the control signals to zero (</w:t>
             </w:r>
-            <w:proofErr w:type="spellStart"/>
-            <w:r>
-              <w:rPr>
-                <w:rFonts w:ascii="Helvetica" w:eastAsia="Times New Roman" w:hAnsi="Helvetica" w:cs="Helvetica"/>
-                <w:color w:val="333333"/>
-                <w:sz w:val="21"/>
-                <w:szCs w:val="21"/>
-                <w:shd w:val="clear" w:color="auto" w:fill="FFFFFF"/>
-              </w:rPr>
-              <w:t>reg_write</w:t>
-            </w:r>
-            <w:proofErr w:type="spellEnd"/>
-            <w:r>
-              <w:rPr>
-                <w:rFonts w:ascii="Helvetica" w:eastAsia="Times New Roman" w:hAnsi="Helvetica" w:cs="Helvetica"/>
-                <w:color w:val="333333"/>
-                <w:sz w:val="21"/>
-                <w:szCs w:val="21"/>
-                <w:shd w:val="clear" w:color="auto" w:fill="FFFFFF"/>
-              </w:rPr>
-              <w:t xml:space="preserve"> &lt;= '0'; </w:t>
-            </w:r>
-            <w:proofErr w:type="spellStart"/>
-            <w:r>
-              <w:rPr>
-                <w:rFonts w:ascii="Helvetica" w:eastAsia="Times New Roman" w:hAnsi="Helvetica" w:cs="Helvetica"/>
-                <w:color w:val="333333"/>
-                <w:sz w:val="21"/>
-                <w:szCs w:val="21"/>
-                <w:shd w:val="clear" w:color="auto" w:fill="FFFFFF"/>
-              </w:rPr>
-              <w:t>alu_src</w:t>
-            </w:r>
-            <w:proofErr w:type="spellEnd"/>
-            <w:r>
-              <w:rPr>
-                <w:rFonts w:ascii="Helvetica" w:eastAsia="Times New Roman" w:hAnsi="Helvetica" w:cs="Helvetica"/>
-                <w:color w:val="333333"/>
-                <w:sz w:val="21"/>
-                <w:szCs w:val="21"/>
-                <w:shd w:val="clear" w:color="auto" w:fill="FFFFFF"/>
-              </w:rPr>
-              <w:t xml:space="preserve"> &lt;= '0'; </w:t>
-            </w:r>
-            <w:proofErr w:type="spellStart"/>
-            <w:r>
-              <w:rPr>
-                <w:rFonts w:ascii="Helvetica" w:eastAsia="Times New Roman" w:hAnsi="Helvetica" w:cs="Helvetica"/>
-                <w:color w:val="333333"/>
-                <w:sz w:val="21"/>
-                <w:szCs w:val="21"/>
-                <w:shd w:val="clear" w:color="auto" w:fill="FFFFFF"/>
-              </w:rPr>
-              <w:t>mem_read</w:t>
-            </w:r>
-            <w:proofErr w:type="spellEnd"/>
-            <w:r>
-              <w:rPr>
-                <w:rFonts w:ascii="Helvetica" w:eastAsia="Times New Roman" w:hAnsi="Helvetica" w:cs="Helvetica"/>
-                <w:color w:val="333333"/>
-                <w:sz w:val="21"/>
-                <w:szCs w:val="21"/>
-                <w:shd w:val="clear" w:color="auto" w:fill="FFFFFF"/>
-              </w:rPr>
-              <w:t xml:space="preserve"> &lt;= '0'; </w:t>
-            </w:r>
-            <w:proofErr w:type="spellStart"/>
-            <w:r>
-              <w:rPr>
-                <w:rFonts w:ascii="Helvetica" w:eastAsia="Times New Roman" w:hAnsi="Helvetica" w:cs="Helvetica"/>
-                <w:color w:val="333333"/>
-                <w:sz w:val="21"/>
-                <w:szCs w:val="21"/>
-                <w:shd w:val="clear" w:color="auto" w:fill="FFFFFF"/>
-              </w:rPr>
-              <w:t>mem_write</w:t>
-            </w:r>
-            <w:proofErr w:type="spellEnd"/>
-            <w:r>
-              <w:rPr>
-                <w:rFonts w:ascii="Helvetica" w:eastAsia="Times New Roman" w:hAnsi="Helvetica" w:cs="Helvetica"/>
-                <w:color w:val="333333"/>
-                <w:sz w:val="21"/>
-                <w:szCs w:val="21"/>
-                <w:shd w:val="clear" w:color="auto" w:fill="FFFFFF"/>
-              </w:rPr>
-              <w:t xml:space="preserve"> &lt;= '0'; branch &lt;= '0'; jump &lt;= '0'; </w:t>
-            </w:r>
-            <w:proofErr w:type="spellStart"/>
-            <w:r>
-              <w:rPr>
-                <w:rFonts w:ascii="Helvetica" w:eastAsia="Times New Roman" w:hAnsi="Helvetica" w:cs="Helvetica"/>
-                <w:color w:val="333333"/>
-                <w:sz w:val="21"/>
-                <w:szCs w:val="21"/>
-                <w:shd w:val="clear" w:color="auto" w:fill="FFFFFF"/>
-              </w:rPr>
-              <w:t>load_addr</w:t>
-            </w:r>
-            <w:proofErr w:type="spellEnd"/>
-            <w:r>
-              <w:rPr>
-                <w:rFonts w:ascii="Helvetica" w:eastAsia="Times New Roman" w:hAnsi="Helvetica" w:cs="Helvetica"/>
-                <w:color w:val="333333"/>
-                <w:sz w:val="21"/>
-                <w:szCs w:val="21"/>
-                <w:shd w:val="clear" w:color="auto" w:fill="FFFFFF"/>
-              </w:rPr>
-              <w:t xml:space="preserve"> &lt;= '0';</w:t>
-            </w:r>
-            <w:r>
-              <w:rPr>
-                <w:rFonts w:ascii="Helvetica" w:eastAsia="Times New Roman" w:hAnsi="Helvetica" w:cs="Helvetica"/>
-                <w:color w:val="333333"/>
-                <w:sz w:val="21"/>
-                <w:szCs w:val="21"/>
-                <w:shd w:val="clear" w:color="auto" w:fill="FFFFFF"/>
-              </w:rPr>
-              <w:t xml:space="preserve"> see </w:t>
-            </w:r>
-            <w:proofErr w:type="spellStart"/>
-            <w:r>
-              <w:rPr>
-                <w:rFonts w:ascii="Helvetica" w:eastAsia="Times New Roman" w:hAnsi="Helvetica" w:cs="Helvetica"/>
-                <w:color w:val="333333"/>
-                <w:sz w:val="21"/>
-                <w:szCs w:val="21"/>
-                <w:shd w:val="clear" w:color="auto" w:fill="FFFFFF"/>
-              </w:rPr>
-              <w:t>control_unit.vhdl</w:t>
-            </w:r>
-            <w:proofErr w:type="spellEnd"/>
+            <w:r>
+              <w:rPr>
+                <w:rFonts w:ascii="Helvetica" w:eastAsia="Times New Roman" w:hAnsi="Helvetica" w:cs="Helvetica"/>
+                <w:color w:val="333333"/>
+                <w:sz w:val="21"/>
+                <w:szCs w:val="21"/>
+                <w:shd w:val="clear" w:color="auto" w:fill="FFFFFF"/>
+              </w:rPr>
+              <w:t>reg_write &lt;= '0'; alu_src &lt;= '0'; mem_read &lt;= '0'; mem_write &lt;= '0'; branch &lt;= '0'; jump &lt;= '0'; load_addr &lt;= '0';</w:t>
+            </w:r>
+            <w:r>
+              <w:rPr>
+                <w:rFonts w:ascii="Helvetica" w:eastAsia="Times New Roman" w:hAnsi="Helvetica" w:cs="Helvetica"/>
+                <w:color w:val="333333"/>
+                <w:sz w:val="21"/>
+                <w:szCs w:val="21"/>
+                <w:shd w:val="clear" w:color="auto" w:fill="FFFFFF"/>
+              </w:rPr>
+              <w:t xml:space="preserve"> see control_unit.vhdl</w:t>
+            </w:r>
           </w:p>
           <w:p>
             <w:pPr>
@@ -9608,27 +7532,15 @@
           <w:shd w:val="clear" w:color="auto" w:fill="FFFFFF"/>
         </w:rPr>
       </w:pPr>
-      <w:proofErr w:type="gramStart"/>
-      <w:r>
-        <w:rPr>
-          <w:rFonts w:ascii="Helvetica" w:eastAsia="Times New Roman" w:hAnsi="Helvetica" w:cs="Helvetica"/>
-          <w:color w:val="333333"/>
-          <w:sz w:val="21"/>
-          <w:szCs w:val="21"/>
-          <w:shd w:val="clear" w:color="auto" w:fill="FFFFFF"/>
-        </w:rPr>
-        <w:t>By</w:t>
-      </w:r>
-      <w:proofErr w:type="gramEnd"/>
-      <w:r>
-        <w:rPr>
-          <w:rFonts w:ascii="Helvetica" w:eastAsia="Times New Roman" w:hAnsi="Helvetica" w:cs="Helvetica"/>
-          <w:color w:val="333333"/>
-          <w:sz w:val="21"/>
-          <w:szCs w:val="21"/>
-          <w:shd w:val="clear" w:color="auto" w:fill="FFFFFF"/>
-        </w:rPr>
-        <w:t xml:space="preserve"> </w:t>
+      <w:r>
+        <w:rPr>
+          <w:rFonts w:ascii="Helvetica" w:eastAsia="Times New Roman" w:hAnsi="Helvetica" w:cs="Helvetica"/>
+          <w:color w:val="333333"/>
+          <w:sz w:val="21"/>
+          <w:szCs w:val="21"/>
+          <w:shd w:val="clear" w:color="auto" w:fill="FFFFFF"/>
+        </w:rPr>
+        <w:t xml:space="preserve">By </w:t>
       </w:r>
       <w:r>
         <w:rPr>
@@ -9801,18 +7713,7 @@
           <w:szCs w:val="21"/>
           <w:shd w:val="clear" w:color="auto" w:fill="FFFFFF"/>
         </w:rPr>
-        <w:t>; therefore the “</w:t>
-      </w:r>
-      <w:proofErr w:type="spellStart"/>
-      <w:r>
-        <w:rPr>
-          <w:rFonts w:ascii="Helvetica" w:eastAsia="Times New Roman" w:hAnsi="Helvetica" w:cs="Helvetica"/>
-          <w:color w:val="333333"/>
-          <w:sz w:val="21"/>
-          <w:szCs w:val="21"/>
-          <w:shd w:val="clear" w:color="auto" w:fill="FFFFFF"/>
-        </w:rPr>
-        <w:t>state</w:t>
+        <w:t>; therefore the “state</w:t>
       </w:r>
       <w:r>
         <w:rPr>
@@ -9824,7 +7725,6 @@
         </w:rPr>
         <w:t>_type</w:t>
       </w:r>
-      <w:proofErr w:type="spellEnd"/>
       <w:r>
         <w:rPr>
           <w:rFonts w:ascii="Helvetica" w:eastAsia="Times New Roman" w:hAnsi="Helvetica" w:cs="Helvetica"/>
@@ -9967,21 +7867,8 @@
           <w:highlight w:val="yellow"/>
           <w:shd w:val="clear" w:color="auto" w:fill="FFFFFF"/>
         </w:rPr>
-        <w:t xml:space="preserve">Turn the completed diagram in via </w:t>
-      </w:r>
-      <w:proofErr w:type="spellStart"/>
-      <w:r>
-        <w:rPr>
-          <w:rFonts w:ascii="Helvetica" w:eastAsia="Times New Roman" w:hAnsi="Helvetica" w:cs="Helvetica"/>
-          <w:color w:val="333333"/>
-          <w:sz w:val="21"/>
-          <w:szCs w:val="21"/>
-          <w:highlight w:val="yellow"/>
-          <w:shd w:val="clear" w:color="auto" w:fill="FFFFFF"/>
-        </w:rPr>
-        <w:t>gradescope</w:t>
-      </w:r>
-      <w:proofErr w:type="spellEnd"/>
+        <w:t>Turn the completed diagram in via gradescope</w:t>
+      </w:r>
       <w:r>
         <w:rPr>
           <w:rFonts w:ascii="Helvetica" w:eastAsia="Times New Roman" w:hAnsi="Helvetica" w:cs="Helvetica"/>
@@ -10016,41 +7903,7 @@
           <w:szCs w:val="21"/>
           <w:shd w:val="clear" w:color="auto" w:fill="FFFFFF"/>
         </w:rPr>
-        <w:t xml:space="preserve">Update </w:t>
-      </w:r>
-      <w:proofErr w:type="spellStart"/>
-      <w:r>
-        <w:rPr>
-          <w:rFonts w:ascii="Helvetica" w:eastAsia="Times New Roman" w:hAnsi="Helvetica" w:cs="Helvetica"/>
-          <w:color w:val="333333"/>
-          <w:sz w:val="21"/>
-          <w:szCs w:val="21"/>
-          <w:shd w:val="clear" w:color="auto" w:fill="FFFFFF"/>
-        </w:rPr>
-        <w:t>pipeline_</w:t>
-      </w:r>
-      <w:proofErr w:type="gramStart"/>
-      <w:r>
-        <w:rPr>
-          <w:rFonts w:ascii="Helvetica" w:eastAsia="Times New Roman" w:hAnsi="Helvetica" w:cs="Helvetica"/>
-          <w:color w:val="333333"/>
-          <w:sz w:val="21"/>
-          <w:szCs w:val="21"/>
-          <w:shd w:val="clear" w:color="auto" w:fill="FFFFFF"/>
-        </w:rPr>
-        <w:t>registers.vhdl</w:t>
-      </w:r>
-      <w:proofErr w:type="spellEnd"/>
-      <w:proofErr w:type="gramEnd"/>
-      <w:r>
-        <w:rPr>
-          <w:rFonts w:ascii="Helvetica" w:eastAsia="Times New Roman" w:hAnsi="Helvetica" w:cs="Helvetica"/>
-          <w:color w:val="333333"/>
-          <w:sz w:val="21"/>
-          <w:szCs w:val="21"/>
-          <w:shd w:val="clear" w:color="auto" w:fill="FFFFFF"/>
-        </w:rPr>
-        <w:t xml:space="preserve"> to move</w:t>
+        <w:t>Update pipeline_registers.vhdl to move</w:t>
       </w:r>
       <w:r>
         <w:rPr>
@@ -10087,39 +7940,15 @@
         </w:rPr>
         <w:t xml:space="preserve">Update </w:t>
       </w:r>
-      <w:proofErr w:type="spellStart"/>
-      <w:r>
-        <w:rPr>
-          <w:rFonts w:ascii="Helvetica" w:eastAsia="Times New Roman" w:hAnsi="Helvetica" w:cs="Helvetica"/>
-          <w:color w:val="333333"/>
-          <w:sz w:val="21"/>
-          <w:szCs w:val="21"/>
-          <w:shd w:val="clear" w:color="auto" w:fill="FFFFFF"/>
-        </w:rPr>
-        <w:t>riscv_</w:t>
-      </w:r>
-      <w:proofErr w:type="gramStart"/>
-      <w:r>
-        <w:rPr>
-          <w:rFonts w:ascii="Helvetica" w:eastAsia="Times New Roman" w:hAnsi="Helvetica" w:cs="Helvetica"/>
-          <w:color w:val="333333"/>
-          <w:sz w:val="21"/>
-          <w:szCs w:val="21"/>
-          <w:shd w:val="clear" w:color="auto" w:fill="FFFFFF"/>
-        </w:rPr>
-        <w:t>pipeline.vhdl</w:t>
-      </w:r>
-      <w:proofErr w:type="spellEnd"/>
-      <w:proofErr w:type="gramEnd"/>
-      <w:r>
-        <w:rPr>
-          <w:rFonts w:ascii="Helvetica" w:eastAsia="Times New Roman" w:hAnsi="Helvetica" w:cs="Helvetica"/>
-          <w:color w:val="333333"/>
-          <w:sz w:val="21"/>
-          <w:szCs w:val="21"/>
-          <w:shd w:val="clear" w:color="auto" w:fill="FFFFFF"/>
-        </w:rPr>
-        <w:t>, removing syntax errors and ensuring correct operation of Stage 2.</w:t>
+      <w:r>
+        <w:rPr>
+          <w:rFonts w:ascii="Helvetica" w:eastAsia="Times New Roman" w:hAnsi="Helvetica" w:cs="Helvetica"/>
+          <w:color w:val="333333"/>
+          <w:sz w:val="21"/>
+          <w:szCs w:val="21"/>
+          <w:shd w:val="clear" w:color="auto" w:fill="FFFFFF"/>
+        </w:rPr>
+        <w:t>riscv_pipeline.vhdl, removing syntax errors and ensuring correct operation of Stage 2.</w:t>
       </w:r>
       <w:r>
         <w:rPr>
@@ -10131,30 +7960,16 @@
         </w:rPr>
         <w:t xml:space="preserve"> [many of these updates can be copied from </w:t>
       </w:r>
-      <w:proofErr w:type="spellStart"/>
-      <w:r>
-        <w:rPr>
-          <w:rFonts w:ascii="Helvetica" w:eastAsia="Times New Roman" w:hAnsi="Helvetica" w:cs="Helvetica"/>
-          <w:color w:val="333333"/>
-          <w:sz w:val="21"/>
-          <w:szCs w:val="21"/>
-          <w:shd w:val="clear" w:color="auto" w:fill="FFFFFF"/>
-        </w:rPr>
-        <w:t>riscv_</w:t>
-      </w:r>
-      <w:proofErr w:type="gramStart"/>
-      <w:r>
-        <w:rPr>
-          <w:rFonts w:ascii="Helvetica" w:eastAsia="Times New Roman" w:hAnsi="Helvetica" w:cs="Helvetica"/>
-          <w:color w:val="333333"/>
-          <w:sz w:val="21"/>
-          <w:szCs w:val="21"/>
-          <w:shd w:val="clear" w:color="auto" w:fill="FFFFFF"/>
-        </w:rPr>
-        <w:t>multicycle.vhdl</w:t>
-      </w:r>
-      <w:proofErr w:type="spellEnd"/>
-      <w:proofErr w:type="gramEnd"/>
+      <w:r>
+        <w:rPr>
+          <w:rFonts w:ascii="Helvetica" w:eastAsia="Times New Roman" w:hAnsi="Helvetica" w:cs="Helvetica"/>
+          <w:color w:val="333333"/>
+          <w:sz w:val="21"/>
+          <w:szCs w:val="21"/>
+          <w:shd w:val="clear" w:color="auto" w:fill="FFFFFF"/>
+        </w:rPr>
+        <w:t>riscv_multicycle.vhdl</w:t>
+      </w:r>
       <w:r>
         <w:rPr>
           <w:rFonts w:ascii="Helvetica" w:eastAsia="Times New Roman" w:hAnsi="Helvetica" w:cs="Helvetica"/>
@@ -10188,50 +8003,8 @@
           <w:sz w:val="21"/>
           <w:szCs w:val="21"/>
         </w:rPr>
-        <w:t xml:space="preserve">Update </w:t>
-      </w:r>
-      <w:proofErr w:type="spellStart"/>
-      <w:r>
-        <w:rPr>
-          <w:rFonts w:ascii="Helvetica" w:eastAsia="Times New Roman" w:hAnsi="Helvetica" w:cs="Helvetica"/>
-          <w:color w:val="333333"/>
-          <w:sz w:val="21"/>
-          <w:szCs w:val="21"/>
-        </w:rPr>
-        <w:t>instr_</w:t>
-      </w:r>
-      <w:proofErr w:type="gramStart"/>
-      <w:r>
-        <w:rPr>
-          <w:rFonts w:ascii="Helvetica" w:eastAsia="Times New Roman" w:hAnsi="Helvetica" w:cs="Helvetica"/>
-          <w:color w:val="333333"/>
-          <w:sz w:val="21"/>
-          <w:szCs w:val="21"/>
-        </w:rPr>
-        <w:t>mem.vhdl</w:t>
-      </w:r>
-      <w:proofErr w:type="spellEnd"/>
-      <w:proofErr w:type="gramEnd"/>
-      <w:r>
-        <w:rPr>
-          <w:rFonts w:ascii="Helvetica" w:eastAsia="Times New Roman" w:hAnsi="Helvetica" w:cs="Helvetica"/>
-          <w:color w:val="333333"/>
-          <w:sz w:val="21"/>
-          <w:szCs w:val="21"/>
-        </w:rPr>
-        <w:t>, inserting the required NOPs (</w:t>
-      </w:r>
-      <w:proofErr w:type="gramStart"/>
-      <w:r>
-        <w:rPr>
-          <w:rFonts w:ascii="Helvetica" w:eastAsia="Times New Roman" w:hAnsi="Helvetica" w:cs="Helvetica"/>
-          <w:color w:val="333333"/>
-          <w:sz w:val="21"/>
-          <w:szCs w:val="21"/>
-        </w:rPr>
-        <w:t>similar to</w:t>
-      </w:r>
-      <w:proofErr w:type="gramEnd"/>
+        <w:t>Update instr_mem.vhdl, inserting the required NOPs (similar to</w:t>
+      </w:r>
       <w:r>
         <w:rPr>
           <w:rFonts w:ascii="Helvetica" w:eastAsia="Times New Roman" w:hAnsi="Helvetica" w:cs="Helvetica"/>
@@ -10298,29 +8071,7 @@
           <w:szCs w:val="21"/>
           <w:shd w:val="clear" w:color="auto" w:fill="FFFFFF"/>
         </w:rPr>
-        <w:t xml:space="preserve">Run simulation in </w:t>
-      </w:r>
-      <w:proofErr w:type="spellStart"/>
-      <w:r>
-        <w:rPr>
-          <w:rFonts w:ascii="Helvetica" w:eastAsia="Times New Roman" w:hAnsi="Helvetica" w:cs="Helvetica"/>
-          <w:color w:val="333333"/>
-          <w:sz w:val="21"/>
-          <w:szCs w:val="21"/>
-          <w:shd w:val="clear" w:color="auto" w:fill="FFFFFF"/>
-        </w:rPr>
-        <w:t>vivado</w:t>
-      </w:r>
-      <w:proofErr w:type="spellEnd"/>
-      <w:r>
-        <w:rPr>
-          <w:rFonts w:ascii="Helvetica" w:eastAsia="Times New Roman" w:hAnsi="Helvetica" w:cs="Helvetica"/>
-          <w:color w:val="333333"/>
-          <w:sz w:val="21"/>
-          <w:szCs w:val="21"/>
-          <w:shd w:val="clear" w:color="auto" w:fill="FFFFFF"/>
-        </w:rPr>
-        <w:t xml:space="preserve">, testing the </w:t>
+        <w:t xml:space="preserve">Run simulation in vivado, testing the </w:t>
       </w:r>
       <w:r>
         <w:rPr>
@@ -10386,7 +8137,6 @@
           <w:szCs w:val="21"/>
         </w:rPr>
       </w:pPr>
-      <w:proofErr w:type="spellStart"/>
       <w:r>
         <w:rPr>
           <w:rFonts w:ascii="Helvetica" w:eastAsia="Times New Roman" w:hAnsi="Helvetica" w:cs="Helvetica"/>
@@ -10396,547 +8146,7 @@
           <w:sz w:val="21"/>
           <w:szCs w:val="21"/>
         </w:rPr>
-        <w:t>Clk</w:t>
-      </w:r>
-      <w:proofErr w:type="spellEnd"/>
-      <w:r>
-        <w:rPr>
-          <w:rFonts w:ascii="Helvetica" w:eastAsia="Times New Roman" w:hAnsi="Helvetica" w:cs="Helvetica"/>
-          <w:i/>
-          <w:iCs/>
-          <w:color w:val="333333"/>
-          <w:sz w:val="21"/>
-          <w:szCs w:val="21"/>
-        </w:rPr>
-        <w:t xml:space="preserve">, reset, </w:t>
-      </w:r>
-      <w:proofErr w:type="spellStart"/>
-      <w:r>
-        <w:rPr>
-          <w:rFonts w:ascii="Helvetica" w:eastAsia="Times New Roman" w:hAnsi="Helvetica" w:cs="Helvetica"/>
-          <w:i/>
-          <w:iCs/>
-          <w:color w:val="333333"/>
-          <w:sz w:val="21"/>
-          <w:szCs w:val="21"/>
-        </w:rPr>
-        <w:t>clock_counter</w:t>
-      </w:r>
-      <w:proofErr w:type="spellEnd"/>
-      <w:r>
-        <w:rPr>
-          <w:rFonts w:ascii="Helvetica" w:eastAsia="Times New Roman" w:hAnsi="Helvetica" w:cs="Helvetica"/>
-          <w:i/>
-          <w:iCs/>
-          <w:color w:val="333333"/>
-          <w:sz w:val="21"/>
-          <w:szCs w:val="21"/>
-        </w:rPr>
-        <w:t xml:space="preserve">, pc, NPC, </w:t>
-      </w:r>
-      <w:proofErr w:type="spellStart"/>
-      <w:r>
-        <w:rPr>
-          <w:rFonts w:ascii="Helvetica" w:eastAsia="Times New Roman" w:hAnsi="Helvetica" w:cs="Helvetica"/>
-          <w:i/>
-          <w:iCs/>
-          <w:color w:val="333333"/>
-          <w:sz w:val="21"/>
-          <w:szCs w:val="21"/>
-        </w:rPr>
-        <w:t>next_PC</w:t>
-      </w:r>
-      <w:proofErr w:type="spellEnd"/>
-      <w:r>
-        <w:rPr>
-          <w:rFonts w:ascii="Helvetica" w:eastAsia="Times New Roman" w:hAnsi="Helvetica" w:cs="Helvetica"/>
-          <w:i/>
-          <w:iCs/>
-          <w:color w:val="333333"/>
-          <w:sz w:val="21"/>
-          <w:szCs w:val="21"/>
-        </w:rPr>
-        <w:t xml:space="preserve">, </w:t>
-      </w:r>
-      <w:proofErr w:type="spellStart"/>
-      <w:r>
-        <w:rPr>
-          <w:rFonts w:ascii="Helvetica" w:eastAsia="Times New Roman" w:hAnsi="Helvetica" w:cs="Helvetica"/>
-          <w:i/>
-          <w:iCs/>
-          <w:color w:val="333333"/>
-          <w:sz w:val="21"/>
-          <w:szCs w:val="21"/>
-        </w:rPr>
-        <w:t>if_id_npc</w:t>
-      </w:r>
-      <w:proofErr w:type="spellEnd"/>
-      <w:r>
-        <w:rPr>
-          <w:rFonts w:ascii="Helvetica" w:eastAsia="Times New Roman" w:hAnsi="Helvetica" w:cs="Helvetica"/>
-          <w:i/>
-          <w:iCs/>
-          <w:color w:val="333333"/>
-          <w:sz w:val="21"/>
-          <w:szCs w:val="21"/>
-        </w:rPr>
-        <w:t xml:space="preserve">, </w:t>
-      </w:r>
-      <w:proofErr w:type="spellStart"/>
-      <w:r>
-        <w:rPr>
-          <w:rFonts w:ascii="Helvetica" w:eastAsia="Times New Roman" w:hAnsi="Helvetica" w:cs="Helvetica"/>
-          <w:i/>
-          <w:iCs/>
-          <w:color w:val="333333"/>
-          <w:sz w:val="21"/>
-          <w:szCs w:val="21"/>
-        </w:rPr>
-        <w:t>id_ex_npc</w:t>
-      </w:r>
-      <w:proofErr w:type="spellEnd"/>
-      <w:r>
-        <w:rPr>
-          <w:rFonts w:ascii="Helvetica" w:eastAsia="Times New Roman" w:hAnsi="Helvetica" w:cs="Helvetica"/>
-          <w:i/>
-          <w:iCs/>
-          <w:color w:val="333333"/>
-          <w:sz w:val="21"/>
-          <w:szCs w:val="21"/>
-        </w:rPr>
-        <w:t xml:space="preserve">, </w:t>
-      </w:r>
-      <w:proofErr w:type="spellStart"/>
-      <w:r>
-        <w:rPr>
-          <w:rFonts w:ascii="Helvetica" w:eastAsia="Times New Roman" w:hAnsi="Helvetica" w:cs="Helvetica"/>
-          <w:i/>
-          <w:iCs/>
-          <w:color w:val="333333"/>
-          <w:sz w:val="21"/>
-          <w:szCs w:val="21"/>
-        </w:rPr>
-        <w:t>ex_mem_npc</w:t>
-      </w:r>
-      <w:proofErr w:type="spellEnd"/>
-      <w:r>
-        <w:rPr>
-          <w:rFonts w:ascii="Helvetica" w:eastAsia="Times New Roman" w:hAnsi="Helvetica" w:cs="Helvetica"/>
-          <w:i/>
-          <w:iCs/>
-          <w:color w:val="333333"/>
-          <w:sz w:val="21"/>
-          <w:szCs w:val="21"/>
-        </w:rPr>
-        <w:t xml:space="preserve">, </w:t>
-      </w:r>
-      <w:proofErr w:type="spellStart"/>
-      <w:r>
-        <w:rPr>
-          <w:rFonts w:ascii="Helvetica" w:eastAsia="Times New Roman" w:hAnsi="Helvetica" w:cs="Helvetica"/>
-          <w:i/>
-          <w:iCs/>
-          <w:color w:val="333333"/>
-          <w:sz w:val="21"/>
-          <w:szCs w:val="21"/>
-        </w:rPr>
-        <w:t>instr</w:t>
-      </w:r>
-      <w:proofErr w:type="spellEnd"/>
-      <w:r>
-        <w:rPr>
-          <w:rFonts w:ascii="Helvetica" w:eastAsia="Times New Roman" w:hAnsi="Helvetica" w:cs="Helvetica"/>
-          <w:i/>
-          <w:iCs/>
-          <w:color w:val="333333"/>
-          <w:sz w:val="21"/>
-          <w:szCs w:val="21"/>
-        </w:rPr>
-        <w:t xml:space="preserve">, opcode, if_id_rs1, reg1_data, if_id_rs2, reg2_data, </w:t>
-      </w:r>
-      <w:proofErr w:type="spellStart"/>
-      <w:r>
-        <w:rPr>
-          <w:rFonts w:ascii="Helvetica" w:eastAsia="Times New Roman" w:hAnsi="Helvetica" w:cs="Helvetica"/>
-          <w:i/>
-          <w:iCs/>
-          <w:color w:val="333333"/>
-          <w:sz w:val="21"/>
-          <w:szCs w:val="21"/>
-        </w:rPr>
-        <w:t>mem_wb_rd</w:t>
-      </w:r>
-      <w:proofErr w:type="spellEnd"/>
-      <w:r>
-        <w:rPr>
-          <w:rFonts w:ascii="Helvetica" w:eastAsia="Times New Roman" w:hAnsi="Helvetica" w:cs="Helvetica"/>
-          <w:i/>
-          <w:iCs/>
-          <w:color w:val="333333"/>
-          <w:sz w:val="21"/>
-          <w:szCs w:val="21"/>
-        </w:rPr>
-        <w:t xml:space="preserve">, </w:t>
-      </w:r>
-      <w:proofErr w:type="spellStart"/>
-      <w:r>
-        <w:rPr>
-          <w:rFonts w:ascii="Helvetica" w:eastAsia="Times New Roman" w:hAnsi="Helvetica" w:cs="Helvetica"/>
-          <w:i/>
-          <w:iCs/>
-          <w:color w:val="333333"/>
-          <w:sz w:val="21"/>
-          <w:szCs w:val="21"/>
-        </w:rPr>
-        <w:t>wb_data</w:t>
-      </w:r>
-      <w:proofErr w:type="spellEnd"/>
-      <w:r>
-        <w:rPr>
-          <w:rFonts w:ascii="Helvetica" w:eastAsia="Times New Roman" w:hAnsi="Helvetica" w:cs="Helvetica"/>
-          <w:i/>
-          <w:iCs/>
-          <w:color w:val="333333"/>
-          <w:sz w:val="21"/>
-          <w:szCs w:val="21"/>
-        </w:rPr>
-        <w:t xml:space="preserve">, </w:t>
-      </w:r>
-      <w:proofErr w:type="spellStart"/>
-      <w:r>
-        <w:rPr>
-          <w:rFonts w:ascii="Helvetica" w:eastAsia="Times New Roman" w:hAnsi="Helvetica" w:cs="Helvetica"/>
-          <w:i/>
-          <w:iCs/>
-          <w:color w:val="333333"/>
-          <w:sz w:val="21"/>
-          <w:szCs w:val="21"/>
-        </w:rPr>
-        <w:t>if_id_imm</w:t>
-      </w:r>
-      <w:proofErr w:type="spellEnd"/>
-      <w:r>
-        <w:rPr>
-          <w:rFonts w:ascii="Helvetica" w:eastAsia="Times New Roman" w:hAnsi="Helvetica" w:cs="Helvetica"/>
-          <w:i/>
-          <w:iCs/>
-          <w:color w:val="333333"/>
-          <w:sz w:val="21"/>
-          <w:szCs w:val="21"/>
-        </w:rPr>
-        <w:t xml:space="preserve">, </w:t>
-      </w:r>
-      <w:proofErr w:type="spellStart"/>
-      <w:r>
-        <w:rPr>
-          <w:rFonts w:ascii="Helvetica" w:eastAsia="Times New Roman" w:hAnsi="Helvetica" w:cs="Helvetica"/>
-          <w:i/>
-          <w:iCs/>
-          <w:color w:val="333333"/>
-          <w:sz w:val="21"/>
-          <w:szCs w:val="21"/>
-        </w:rPr>
-        <w:t>alu_input_a</w:t>
-      </w:r>
-      <w:proofErr w:type="spellEnd"/>
-      <w:r>
-        <w:rPr>
-          <w:rFonts w:ascii="Helvetica" w:eastAsia="Times New Roman" w:hAnsi="Helvetica" w:cs="Helvetica"/>
-          <w:i/>
-          <w:iCs/>
-          <w:color w:val="333333"/>
-          <w:sz w:val="21"/>
-          <w:szCs w:val="21"/>
-        </w:rPr>
-        <w:t xml:space="preserve">,  </w:t>
-      </w:r>
-      <w:proofErr w:type="spellStart"/>
-      <w:r>
-        <w:rPr>
-          <w:rFonts w:ascii="Helvetica" w:eastAsia="Times New Roman" w:hAnsi="Helvetica" w:cs="Helvetica"/>
-          <w:i/>
-          <w:iCs/>
-          <w:color w:val="333333"/>
-          <w:sz w:val="21"/>
-          <w:szCs w:val="21"/>
-        </w:rPr>
-        <w:t>alu_input_b</w:t>
-      </w:r>
-      <w:proofErr w:type="spellEnd"/>
-      <w:r>
-        <w:rPr>
-          <w:rFonts w:ascii="Helvetica" w:eastAsia="Times New Roman" w:hAnsi="Helvetica" w:cs="Helvetica"/>
-          <w:i/>
-          <w:iCs/>
-          <w:color w:val="333333"/>
-          <w:sz w:val="21"/>
-          <w:szCs w:val="21"/>
-        </w:rPr>
-        <w:t xml:space="preserve">, </w:t>
-      </w:r>
-      <w:proofErr w:type="spellStart"/>
-      <w:r>
-        <w:rPr>
-          <w:rFonts w:ascii="Helvetica" w:eastAsia="Times New Roman" w:hAnsi="Helvetica" w:cs="Helvetica"/>
-          <w:i/>
-          <w:iCs/>
-          <w:color w:val="333333"/>
-          <w:sz w:val="21"/>
-          <w:szCs w:val="21"/>
-        </w:rPr>
-        <w:t>alu_result</w:t>
-      </w:r>
-      <w:proofErr w:type="spellEnd"/>
-      <w:r>
-        <w:rPr>
-          <w:rFonts w:ascii="Helvetica" w:eastAsia="Times New Roman" w:hAnsi="Helvetica" w:cs="Helvetica"/>
-          <w:i/>
-          <w:iCs/>
-          <w:color w:val="333333"/>
-          <w:sz w:val="21"/>
-          <w:szCs w:val="21"/>
-        </w:rPr>
-        <w:t xml:space="preserve">, </w:t>
-      </w:r>
-      <w:proofErr w:type="spellStart"/>
-      <w:r>
-        <w:rPr>
-          <w:rFonts w:ascii="Helvetica" w:eastAsia="Times New Roman" w:hAnsi="Helvetica" w:cs="Helvetica"/>
-          <w:i/>
-          <w:iCs/>
-          <w:color w:val="333333"/>
-          <w:sz w:val="21"/>
-          <w:szCs w:val="21"/>
-        </w:rPr>
-        <w:t>mem_data</w:t>
-      </w:r>
-      <w:proofErr w:type="spellEnd"/>
-      <w:r>
-        <w:rPr>
-          <w:rFonts w:ascii="Helvetica" w:eastAsia="Times New Roman" w:hAnsi="Helvetica" w:cs="Helvetica"/>
-          <w:i/>
-          <w:iCs/>
-          <w:color w:val="333333"/>
-          <w:sz w:val="21"/>
-          <w:szCs w:val="21"/>
-        </w:rPr>
-        <w:t xml:space="preserve">, </w:t>
-      </w:r>
-      <w:proofErr w:type="spellStart"/>
-      <w:r>
-        <w:rPr>
-          <w:rFonts w:ascii="Helvetica" w:eastAsia="Times New Roman" w:hAnsi="Helvetica" w:cs="Helvetica"/>
-          <w:i/>
-          <w:iCs/>
-          <w:color w:val="333333"/>
-          <w:sz w:val="21"/>
-          <w:szCs w:val="21"/>
-        </w:rPr>
-        <w:t>mem_read</w:t>
-      </w:r>
-      <w:proofErr w:type="spellEnd"/>
-      <w:r>
-        <w:rPr>
-          <w:rFonts w:ascii="Helvetica" w:eastAsia="Times New Roman" w:hAnsi="Helvetica" w:cs="Helvetica"/>
-          <w:i/>
-          <w:iCs/>
-          <w:color w:val="333333"/>
-          <w:sz w:val="21"/>
-          <w:szCs w:val="21"/>
-        </w:rPr>
-        <w:t xml:space="preserve">, </w:t>
-      </w:r>
-      <w:proofErr w:type="spellStart"/>
-      <w:r>
-        <w:rPr>
-          <w:rFonts w:ascii="Helvetica" w:eastAsia="Times New Roman" w:hAnsi="Helvetica" w:cs="Helvetica"/>
-          <w:i/>
-          <w:iCs/>
-          <w:color w:val="333333"/>
-          <w:sz w:val="21"/>
-          <w:szCs w:val="21"/>
-        </w:rPr>
-        <w:t>mem_write</w:t>
-      </w:r>
-      <w:proofErr w:type="spellEnd"/>
-      <w:r>
-        <w:rPr>
-          <w:rFonts w:ascii="Helvetica" w:eastAsia="Times New Roman" w:hAnsi="Helvetica" w:cs="Helvetica"/>
-          <w:i/>
-          <w:iCs/>
-          <w:color w:val="333333"/>
-          <w:sz w:val="21"/>
-          <w:szCs w:val="21"/>
-        </w:rPr>
-        <w:t xml:space="preserve">, </w:t>
-      </w:r>
-      <w:proofErr w:type="spellStart"/>
-      <w:r>
-        <w:rPr>
-          <w:rFonts w:ascii="Helvetica" w:eastAsia="Times New Roman" w:hAnsi="Helvetica" w:cs="Helvetica"/>
-          <w:i/>
-          <w:iCs/>
-          <w:color w:val="333333"/>
-          <w:sz w:val="21"/>
-          <w:szCs w:val="21"/>
-        </w:rPr>
-        <w:t>alu_src</w:t>
-      </w:r>
-      <w:proofErr w:type="spellEnd"/>
-      <w:r>
-        <w:rPr>
-          <w:rFonts w:ascii="Helvetica" w:eastAsia="Times New Roman" w:hAnsi="Helvetica" w:cs="Helvetica"/>
-          <w:i/>
-          <w:iCs/>
-          <w:color w:val="333333"/>
-          <w:sz w:val="21"/>
-          <w:szCs w:val="21"/>
-        </w:rPr>
-        <w:t xml:space="preserve">, </w:t>
-      </w:r>
-      <w:proofErr w:type="spellStart"/>
-      <w:r>
-        <w:rPr>
-          <w:rFonts w:ascii="Helvetica" w:eastAsia="Times New Roman" w:hAnsi="Helvetica" w:cs="Helvetica"/>
-          <w:i/>
-          <w:iCs/>
-          <w:color w:val="333333"/>
-          <w:sz w:val="21"/>
-          <w:szCs w:val="21"/>
-        </w:rPr>
-        <w:t>id_ex_alu_src</w:t>
-      </w:r>
-      <w:proofErr w:type="spellEnd"/>
-      <w:r>
-        <w:rPr>
-          <w:rFonts w:ascii="Helvetica" w:eastAsia="Times New Roman" w:hAnsi="Helvetica" w:cs="Helvetica"/>
-          <w:i/>
-          <w:iCs/>
-          <w:color w:val="333333"/>
-          <w:sz w:val="21"/>
-          <w:szCs w:val="21"/>
-        </w:rPr>
-        <w:t xml:space="preserve">, branch, </w:t>
-      </w:r>
-      <w:proofErr w:type="spellStart"/>
-      <w:r>
-        <w:rPr>
-          <w:rFonts w:ascii="Helvetica" w:eastAsia="Times New Roman" w:hAnsi="Helvetica" w:cs="Helvetica"/>
-          <w:i/>
-          <w:iCs/>
-          <w:color w:val="333333"/>
-          <w:sz w:val="21"/>
-          <w:szCs w:val="21"/>
-        </w:rPr>
-        <w:t>ex_mem_branch</w:t>
-      </w:r>
-      <w:proofErr w:type="spellEnd"/>
-      <w:r>
-        <w:rPr>
-          <w:rFonts w:ascii="Helvetica" w:eastAsia="Times New Roman" w:hAnsi="Helvetica" w:cs="Helvetica"/>
-          <w:i/>
-          <w:iCs/>
-          <w:color w:val="333333"/>
-          <w:sz w:val="21"/>
-          <w:szCs w:val="21"/>
-        </w:rPr>
-        <w:t xml:space="preserve">, jump, </w:t>
-      </w:r>
-      <w:proofErr w:type="spellStart"/>
-      <w:r>
-        <w:rPr>
-          <w:rFonts w:ascii="Helvetica" w:eastAsia="Times New Roman" w:hAnsi="Helvetica" w:cs="Helvetica"/>
-          <w:i/>
-          <w:iCs/>
-          <w:color w:val="333333"/>
-          <w:sz w:val="21"/>
-          <w:szCs w:val="21"/>
-        </w:rPr>
-        <w:t>ex_mem_jump</w:t>
-      </w:r>
-      <w:proofErr w:type="spellEnd"/>
-      <w:r>
-        <w:rPr>
-          <w:rFonts w:ascii="Helvetica" w:eastAsia="Times New Roman" w:hAnsi="Helvetica" w:cs="Helvetica"/>
-          <w:i/>
-          <w:iCs/>
-          <w:color w:val="333333"/>
-          <w:sz w:val="21"/>
-          <w:szCs w:val="21"/>
-        </w:rPr>
-        <w:t xml:space="preserve">, </w:t>
-      </w:r>
-      <w:proofErr w:type="spellStart"/>
-      <w:r>
-        <w:rPr>
-          <w:rFonts w:ascii="Helvetica" w:eastAsia="Times New Roman" w:hAnsi="Helvetica" w:cs="Helvetica"/>
-          <w:i/>
-          <w:iCs/>
-          <w:color w:val="333333"/>
-          <w:sz w:val="21"/>
-          <w:szCs w:val="21"/>
-        </w:rPr>
-        <w:t>load_addr</w:t>
-      </w:r>
-      <w:proofErr w:type="spellEnd"/>
-      <w:r>
-        <w:rPr>
-          <w:rFonts w:ascii="Helvetica" w:eastAsia="Times New Roman" w:hAnsi="Helvetica" w:cs="Helvetica"/>
-          <w:i/>
-          <w:iCs/>
-          <w:color w:val="333333"/>
-          <w:sz w:val="21"/>
-          <w:szCs w:val="21"/>
-        </w:rPr>
-        <w:t xml:space="preserve">, </w:t>
-      </w:r>
-      <w:proofErr w:type="spellStart"/>
-      <w:r>
-        <w:rPr>
-          <w:rFonts w:ascii="Helvetica" w:eastAsia="Times New Roman" w:hAnsi="Helvetica" w:cs="Helvetica"/>
-          <w:i/>
-          <w:iCs/>
-          <w:color w:val="333333"/>
-          <w:sz w:val="21"/>
-          <w:szCs w:val="21"/>
-        </w:rPr>
-        <w:t>reg_write</w:t>
-      </w:r>
-      <w:proofErr w:type="spellEnd"/>
-      <w:r>
-        <w:rPr>
-          <w:rFonts w:ascii="Helvetica" w:eastAsia="Times New Roman" w:hAnsi="Helvetica" w:cs="Helvetica"/>
-          <w:i/>
-          <w:iCs/>
-          <w:color w:val="333333"/>
-          <w:sz w:val="21"/>
-          <w:szCs w:val="21"/>
-        </w:rPr>
-        <w:t xml:space="preserve">, </w:t>
-      </w:r>
-      <w:proofErr w:type="spellStart"/>
-      <w:r>
-        <w:rPr>
-          <w:rFonts w:ascii="Helvetica" w:eastAsia="Times New Roman" w:hAnsi="Helvetica" w:cs="Helvetica"/>
-          <w:i/>
-          <w:iCs/>
-          <w:color w:val="333333"/>
-          <w:sz w:val="21"/>
-          <w:szCs w:val="21"/>
-        </w:rPr>
-        <w:t>reg_write_chip</w:t>
-      </w:r>
-      <w:proofErr w:type="spellEnd"/>
-      <w:r>
-        <w:rPr>
-          <w:rFonts w:ascii="Helvetica" w:eastAsia="Times New Roman" w:hAnsi="Helvetica" w:cs="Helvetica"/>
-          <w:i/>
-          <w:iCs/>
-          <w:color w:val="333333"/>
-          <w:sz w:val="21"/>
-          <w:szCs w:val="21"/>
-        </w:rPr>
-        <w:t>, display_x5, display_x6, display_x7, display_x10</w:t>
+        <w:t>Clk, reset, clock_counter, pc, NPC, next_PC, if_id_npc, id_ex_npc, ex_mem_npc, instr, opcode, if_id_rs1, reg1_data, if_id_rs2, reg2_data, mem_wb_rd, wb_data, if_id_imm, alu_input_a,  alu_input_b, alu_result, mem_data, mem_read, mem_write, alu_src, id_ex_alu_src, branch, ex_mem_branch, jump, ex_mem_jump, load_addr, reg_write, reg_write_chip, display_x5, display_x6, display_x7, display_x10</w:t>
       </w:r>
     </w:p>
     <w:p>
@@ -10961,38 +8171,8 @@
           <w:highlight w:val="yellow"/>
           <w:shd w:val="clear" w:color="auto" w:fill="FFFFFF"/>
         </w:rPr>
-        <w:t xml:space="preserve">Turn in your simulation plot </w:t>
-      </w:r>
-      <w:proofErr w:type="gramStart"/>
-      <w:r>
-        <w:rPr>
-          <w:rFonts w:ascii="Helvetica" w:eastAsia="Times New Roman" w:hAnsi="Helvetica" w:cs="Helvetica"/>
-          <w:b/>
-          <w:bCs/>
-          <w:color w:val="333333"/>
-          <w:sz w:val="21"/>
-          <w:szCs w:val="21"/>
-          <w:highlight w:val="yellow"/>
-          <w:shd w:val="clear" w:color="auto" w:fill="FFFFFF"/>
-        </w:rPr>
-        <w:t xml:space="preserve">in </w:t>
-      </w:r>
-      <w:proofErr w:type="spellStart"/>
-      <w:r>
-        <w:rPr>
-          <w:rFonts w:ascii="Helvetica" w:eastAsia="Times New Roman" w:hAnsi="Helvetica" w:cs="Helvetica"/>
-          <w:b/>
-          <w:bCs/>
-          <w:color w:val="333333"/>
-          <w:sz w:val="21"/>
-          <w:szCs w:val="21"/>
-          <w:highlight w:val="yellow"/>
-          <w:shd w:val="clear" w:color="auto" w:fill="FFFFFF"/>
-        </w:rPr>
-        <w:t>gradescope</w:t>
-      </w:r>
-      <w:proofErr w:type="spellEnd"/>
-      <w:proofErr w:type="gramEnd"/>
+        <w:t>Turn in your simulation plot in gradescope</w:t>
+      </w:r>
       <w:r>
         <w:rPr>
           <w:rFonts w:ascii="Helvetica" w:eastAsia="Times New Roman" w:hAnsi="Helvetica" w:cs="Helvetica"/>
@@ -11047,20 +8227,8 @@
           <w:szCs w:val="21"/>
           <w:highlight w:val="yellow"/>
         </w:rPr>
-        <w:t xml:space="preserve">in </w:t>
-      </w:r>
-      <w:proofErr w:type="spellStart"/>
-      <w:r>
-        <w:rPr>
-          <w:rFonts w:ascii="Helvetica" w:eastAsia="Times New Roman" w:hAnsi="Helvetica" w:cs="Helvetica"/>
-          <w:color w:val="333333"/>
-          <w:sz w:val="21"/>
-          <w:szCs w:val="21"/>
-          <w:highlight w:val="yellow"/>
-        </w:rPr>
-        <w:t>gradescope</w:t>
-      </w:r>
-      <w:proofErr w:type="spellEnd"/>
+        <w:t>in gradescope</w:t>
+      </w:r>
       <w:r>
         <w:rPr>
           <w:rFonts w:ascii="Helvetica" w:eastAsia="Times New Roman" w:hAnsi="Helvetica" w:cs="Helvetica"/>
@@ -11235,68 +8403,26 @@
           <w:sz w:val="21"/>
           <w:szCs w:val="21"/>
         </w:rPr>
-        <w:t xml:space="preserve">: Now replace your </w:t>
-      </w:r>
-      <w:proofErr w:type="spellStart"/>
-      <w:r>
-        <w:rPr>
-          <w:rFonts w:ascii="Helvetica" w:eastAsia="Times New Roman" w:hAnsi="Helvetica" w:cs="Helvetica"/>
-          <w:color w:val="333333"/>
-          <w:sz w:val="21"/>
-          <w:szCs w:val="21"/>
-        </w:rPr>
-        <w:t>instr</w:t>
-      </w:r>
-      <w:r>
-        <w:rPr>
-          <w:rFonts w:ascii="Helvetica" w:eastAsia="Times New Roman" w:hAnsi="Helvetica" w:cs="Helvetica"/>
-          <w:color w:val="333333"/>
-          <w:sz w:val="21"/>
-          <w:szCs w:val="21"/>
-        </w:rPr>
-        <w:t>_</w:t>
-      </w:r>
-      <w:proofErr w:type="gramStart"/>
-      <w:r>
-        <w:rPr>
-          <w:rFonts w:ascii="Helvetica" w:eastAsia="Times New Roman" w:hAnsi="Helvetica" w:cs="Helvetica"/>
-          <w:color w:val="333333"/>
-          <w:sz w:val="21"/>
-          <w:szCs w:val="21"/>
-        </w:rPr>
-        <w:t>mem.vhdl</w:t>
-      </w:r>
-      <w:proofErr w:type="spellEnd"/>
-      <w:proofErr w:type="gramEnd"/>
-      <w:r>
-        <w:rPr>
-          <w:rFonts w:ascii="Helvetica" w:eastAsia="Times New Roman" w:hAnsi="Helvetica" w:cs="Helvetica"/>
-          <w:color w:val="333333"/>
-          <w:sz w:val="21"/>
-          <w:szCs w:val="21"/>
-        </w:rPr>
-        <w:t xml:space="preserve"> with your original code</w:t>
-      </w:r>
-      <w:r>
-        <w:rPr>
-          <w:rFonts w:ascii="Helvetica" w:eastAsia="Times New Roman" w:hAnsi="Helvetica" w:cs="Helvetica"/>
-          <w:color w:val="333333"/>
-          <w:sz w:val="21"/>
-          <w:szCs w:val="21"/>
-        </w:rPr>
-        <w:t xml:space="preserve"> (which does NOT have the NOPs) and run the simulation in </w:t>
-      </w:r>
-      <w:proofErr w:type="spellStart"/>
-      <w:r>
-        <w:rPr>
-          <w:rFonts w:ascii="Helvetica" w:eastAsia="Times New Roman" w:hAnsi="Helvetica" w:cs="Helvetica"/>
-          <w:color w:val="333333"/>
-          <w:sz w:val="21"/>
-          <w:szCs w:val="21"/>
-        </w:rPr>
-        <w:t>vivado</w:t>
-      </w:r>
-      <w:proofErr w:type="spellEnd"/>
+        <w:t>: Now replace your instr</w:t>
+      </w:r>
+      <w:r>
+        <w:rPr>
+          <w:rFonts w:ascii="Helvetica" w:eastAsia="Times New Roman" w:hAnsi="Helvetica" w:cs="Helvetica"/>
+          <w:color w:val="333333"/>
+          <w:sz w:val="21"/>
+          <w:szCs w:val="21"/>
+        </w:rPr>
+        <w:t>_mem.vhdl with your original code</w:t>
+      </w:r>
+      <w:r>
+        <w:rPr>
+          <w:rFonts w:ascii="Helvetica" w:eastAsia="Times New Roman" w:hAnsi="Helvetica" w:cs="Helvetica"/>
+          <w:color w:val="333333"/>
+          <w:sz w:val="21"/>
+          <w:szCs w:val="21"/>
+        </w:rPr>
+        <w:t xml:space="preserve"> (which does NOT have the NOPs) and run the simulation in vivado</w:t>
+      </w:r>
       <w:r>
         <w:rPr>
           <w:rFonts w:ascii="Helvetica" w:eastAsia="Times New Roman" w:hAnsi="Helvetica" w:cs="Helvetica"/>
@@ -11340,7 +8466,6 @@
           <w:szCs w:val="21"/>
         </w:rPr>
       </w:pPr>
-      <w:proofErr w:type="spellStart"/>
       <w:r>
         <w:rPr>
           <w:rFonts w:ascii="Helvetica" w:eastAsia="Times New Roman" w:hAnsi="Helvetica" w:cs="Helvetica"/>
@@ -11350,547 +8475,7 @@
           <w:sz w:val="21"/>
           <w:szCs w:val="21"/>
         </w:rPr>
-        <w:t>Clk</w:t>
-      </w:r>
-      <w:proofErr w:type="spellEnd"/>
-      <w:r>
-        <w:rPr>
-          <w:rFonts w:ascii="Helvetica" w:eastAsia="Times New Roman" w:hAnsi="Helvetica" w:cs="Helvetica"/>
-          <w:i/>
-          <w:iCs/>
-          <w:color w:val="333333"/>
-          <w:sz w:val="21"/>
-          <w:szCs w:val="21"/>
-        </w:rPr>
-        <w:t xml:space="preserve">, reset, </w:t>
-      </w:r>
-      <w:proofErr w:type="spellStart"/>
-      <w:r>
-        <w:rPr>
-          <w:rFonts w:ascii="Helvetica" w:eastAsia="Times New Roman" w:hAnsi="Helvetica" w:cs="Helvetica"/>
-          <w:i/>
-          <w:iCs/>
-          <w:color w:val="333333"/>
-          <w:sz w:val="21"/>
-          <w:szCs w:val="21"/>
-        </w:rPr>
-        <w:t>clock_counter</w:t>
-      </w:r>
-      <w:proofErr w:type="spellEnd"/>
-      <w:r>
-        <w:rPr>
-          <w:rFonts w:ascii="Helvetica" w:eastAsia="Times New Roman" w:hAnsi="Helvetica" w:cs="Helvetica"/>
-          <w:i/>
-          <w:iCs/>
-          <w:color w:val="333333"/>
-          <w:sz w:val="21"/>
-          <w:szCs w:val="21"/>
-        </w:rPr>
-        <w:t xml:space="preserve">, pc, NPC, </w:t>
-      </w:r>
-      <w:proofErr w:type="spellStart"/>
-      <w:r>
-        <w:rPr>
-          <w:rFonts w:ascii="Helvetica" w:eastAsia="Times New Roman" w:hAnsi="Helvetica" w:cs="Helvetica"/>
-          <w:i/>
-          <w:iCs/>
-          <w:color w:val="333333"/>
-          <w:sz w:val="21"/>
-          <w:szCs w:val="21"/>
-        </w:rPr>
-        <w:t>next_PC</w:t>
-      </w:r>
-      <w:proofErr w:type="spellEnd"/>
-      <w:r>
-        <w:rPr>
-          <w:rFonts w:ascii="Helvetica" w:eastAsia="Times New Roman" w:hAnsi="Helvetica" w:cs="Helvetica"/>
-          <w:i/>
-          <w:iCs/>
-          <w:color w:val="333333"/>
-          <w:sz w:val="21"/>
-          <w:szCs w:val="21"/>
-        </w:rPr>
-        <w:t xml:space="preserve">, </w:t>
-      </w:r>
-      <w:proofErr w:type="spellStart"/>
-      <w:r>
-        <w:rPr>
-          <w:rFonts w:ascii="Helvetica" w:eastAsia="Times New Roman" w:hAnsi="Helvetica" w:cs="Helvetica"/>
-          <w:i/>
-          <w:iCs/>
-          <w:color w:val="333333"/>
-          <w:sz w:val="21"/>
-          <w:szCs w:val="21"/>
-        </w:rPr>
-        <w:t>if_id_npc</w:t>
-      </w:r>
-      <w:proofErr w:type="spellEnd"/>
-      <w:r>
-        <w:rPr>
-          <w:rFonts w:ascii="Helvetica" w:eastAsia="Times New Roman" w:hAnsi="Helvetica" w:cs="Helvetica"/>
-          <w:i/>
-          <w:iCs/>
-          <w:color w:val="333333"/>
-          <w:sz w:val="21"/>
-          <w:szCs w:val="21"/>
-        </w:rPr>
-        <w:t xml:space="preserve">, </w:t>
-      </w:r>
-      <w:proofErr w:type="spellStart"/>
-      <w:r>
-        <w:rPr>
-          <w:rFonts w:ascii="Helvetica" w:eastAsia="Times New Roman" w:hAnsi="Helvetica" w:cs="Helvetica"/>
-          <w:i/>
-          <w:iCs/>
-          <w:color w:val="333333"/>
-          <w:sz w:val="21"/>
-          <w:szCs w:val="21"/>
-        </w:rPr>
-        <w:t>id_ex_npc</w:t>
-      </w:r>
-      <w:proofErr w:type="spellEnd"/>
-      <w:r>
-        <w:rPr>
-          <w:rFonts w:ascii="Helvetica" w:eastAsia="Times New Roman" w:hAnsi="Helvetica" w:cs="Helvetica"/>
-          <w:i/>
-          <w:iCs/>
-          <w:color w:val="333333"/>
-          <w:sz w:val="21"/>
-          <w:szCs w:val="21"/>
-        </w:rPr>
-        <w:t xml:space="preserve">, </w:t>
-      </w:r>
-      <w:proofErr w:type="spellStart"/>
-      <w:r>
-        <w:rPr>
-          <w:rFonts w:ascii="Helvetica" w:eastAsia="Times New Roman" w:hAnsi="Helvetica" w:cs="Helvetica"/>
-          <w:i/>
-          <w:iCs/>
-          <w:color w:val="333333"/>
-          <w:sz w:val="21"/>
-          <w:szCs w:val="21"/>
-        </w:rPr>
-        <w:t>ex_mem_npc</w:t>
-      </w:r>
-      <w:proofErr w:type="spellEnd"/>
-      <w:r>
-        <w:rPr>
-          <w:rFonts w:ascii="Helvetica" w:eastAsia="Times New Roman" w:hAnsi="Helvetica" w:cs="Helvetica"/>
-          <w:i/>
-          <w:iCs/>
-          <w:color w:val="333333"/>
-          <w:sz w:val="21"/>
-          <w:szCs w:val="21"/>
-        </w:rPr>
-        <w:t xml:space="preserve">, </w:t>
-      </w:r>
-      <w:proofErr w:type="spellStart"/>
-      <w:r>
-        <w:rPr>
-          <w:rFonts w:ascii="Helvetica" w:eastAsia="Times New Roman" w:hAnsi="Helvetica" w:cs="Helvetica"/>
-          <w:i/>
-          <w:iCs/>
-          <w:color w:val="333333"/>
-          <w:sz w:val="21"/>
-          <w:szCs w:val="21"/>
-        </w:rPr>
-        <w:t>instr</w:t>
-      </w:r>
-      <w:proofErr w:type="spellEnd"/>
-      <w:r>
-        <w:rPr>
-          <w:rFonts w:ascii="Helvetica" w:eastAsia="Times New Roman" w:hAnsi="Helvetica" w:cs="Helvetica"/>
-          <w:i/>
-          <w:iCs/>
-          <w:color w:val="333333"/>
-          <w:sz w:val="21"/>
-          <w:szCs w:val="21"/>
-        </w:rPr>
-        <w:t xml:space="preserve">, opcode, if_id_rs1, reg1_data, if_id_rs2, reg2_data, </w:t>
-      </w:r>
-      <w:proofErr w:type="spellStart"/>
-      <w:r>
-        <w:rPr>
-          <w:rFonts w:ascii="Helvetica" w:eastAsia="Times New Roman" w:hAnsi="Helvetica" w:cs="Helvetica"/>
-          <w:i/>
-          <w:iCs/>
-          <w:color w:val="333333"/>
-          <w:sz w:val="21"/>
-          <w:szCs w:val="21"/>
-        </w:rPr>
-        <w:t>mem_wb_rd</w:t>
-      </w:r>
-      <w:proofErr w:type="spellEnd"/>
-      <w:r>
-        <w:rPr>
-          <w:rFonts w:ascii="Helvetica" w:eastAsia="Times New Roman" w:hAnsi="Helvetica" w:cs="Helvetica"/>
-          <w:i/>
-          <w:iCs/>
-          <w:color w:val="333333"/>
-          <w:sz w:val="21"/>
-          <w:szCs w:val="21"/>
-        </w:rPr>
-        <w:t xml:space="preserve">, </w:t>
-      </w:r>
-      <w:proofErr w:type="spellStart"/>
-      <w:r>
-        <w:rPr>
-          <w:rFonts w:ascii="Helvetica" w:eastAsia="Times New Roman" w:hAnsi="Helvetica" w:cs="Helvetica"/>
-          <w:i/>
-          <w:iCs/>
-          <w:color w:val="333333"/>
-          <w:sz w:val="21"/>
-          <w:szCs w:val="21"/>
-        </w:rPr>
-        <w:t>wb_data</w:t>
-      </w:r>
-      <w:proofErr w:type="spellEnd"/>
-      <w:r>
-        <w:rPr>
-          <w:rFonts w:ascii="Helvetica" w:eastAsia="Times New Roman" w:hAnsi="Helvetica" w:cs="Helvetica"/>
-          <w:i/>
-          <w:iCs/>
-          <w:color w:val="333333"/>
-          <w:sz w:val="21"/>
-          <w:szCs w:val="21"/>
-        </w:rPr>
-        <w:t xml:space="preserve">, </w:t>
-      </w:r>
-      <w:proofErr w:type="spellStart"/>
-      <w:r>
-        <w:rPr>
-          <w:rFonts w:ascii="Helvetica" w:eastAsia="Times New Roman" w:hAnsi="Helvetica" w:cs="Helvetica"/>
-          <w:i/>
-          <w:iCs/>
-          <w:color w:val="333333"/>
-          <w:sz w:val="21"/>
-          <w:szCs w:val="21"/>
-        </w:rPr>
-        <w:t>if_id_imm</w:t>
-      </w:r>
-      <w:proofErr w:type="spellEnd"/>
-      <w:r>
-        <w:rPr>
-          <w:rFonts w:ascii="Helvetica" w:eastAsia="Times New Roman" w:hAnsi="Helvetica" w:cs="Helvetica"/>
-          <w:i/>
-          <w:iCs/>
-          <w:color w:val="333333"/>
-          <w:sz w:val="21"/>
-          <w:szCs w:val="21"/>
-        </w:rPr>
-        <w:t xml:space="preserve">, </w:t>
-      </w:r>
-      <w:proofErr w:type="spellStart"/>
-      <w:r>
-        <w:rPr>
-          <w:rFonts w:ascii="Helvetica" w:eastAsia="Times New Roman" w:hAnsi="Helvetica" w:cs="Helvetica"/>
-          <w:i/>
-          <w:iCs/>
-          <w:color w:val="333333"/>
-          <w:sz w:val="21"/>
-          <w:szCs w:val="21"/>
-        </w:rPr>
-        <w:t>alu_input_a</w:t>
-      </w:r>
-      <w:proofErr w:type="spellEnd"/>
-      <w:r>
-        <w:rPr>
-          <w:rFonts w:ascii="Helvetica" w:eastAsia="Times New Roman" w:hAnsi="Helvetica" w:cs="Helvetica"/>
-          <w:i/>
-          <w:iCs/>
-          <w:color w:val="333333"/>
-          <w:sz w:val="21"/>
-          <w:szCs w:val="21"/>
-        </w:rPr>
-        <w:t xml:space="preserve">,  </w:t>
-      </w:r>
-      <w:proofErr w:type="spellStart"/>
-      <w:r>
-        <w:rPr>
-          <w:rFonts w:ascii="Helvetica" w:eastAsia="Times New Roman" w:hAnsi="Helvetica" w:cs="Helvetica"/>
-          <w:i/>
-          <w:iCs/>
-          <w:color w:val="333333"/>
-          <w:sz w:val="21"/>
-          <w:szCs w:val="21"/>
-        </w:rPr>
-        <w:t>alu_input_b</w:t>
-      </w:r>
-      <w:proofErr w:type="spellEnd"/>
-      <w:r>
-        <w:rPr>
-          <w:rFonts w:ascii="Helvetica" w:eastAsia="Times New Roman" w:hAnsi="Helvetica" w:cs="Helvetica"/>
-          <w:i/>
-          <w:iCs/>
-          <w:color w:val="333333"/>
-          <w:sz w:val="21"/>
-          <w:szCs w:val="21"/>
-        </w:rPr>
-        <w:t xml:space="preserve">, </w:t>
-      </w:r>
-      <w:proofErr w:type="spellStart"/>
-      <w:r>
-        <w:rPr>
-          <w:rFonts w:ascii="Helvetica" w:eastAsia="Times New Roman" w:hAnsi="Helvetica" w:cs="Helvetica"/>
-          <w:i/>
-          <w:iCs/>
-          <w:color w:val="333333"/>
-          <w:sz w:val="21"/>
-          <w:szCs w:val="21"/>
-        </w:rPr>
-        <w:t>alu_result</w:t>
-      </w:r>
-      <w:proofErr w:type="spellEnd"/>
-      <w:r>
-        <w:rPr>
-          <w:rFonts w:ascii="Helvetica" w:eastAsia="Times New Roman" w:hAnsi="Helvetica" w:cs="Helvetica"/>
-          <w:i/>
-          <w:iCs/>
-          <w:color w:val="333333"/>
-          <w:sz w:val="21"/>
-          <w:szCs w:val="21"/>
-        </w:rPr>
-        <w:t xml:space="preserve">, </w:t>
-      </w:r>
-      <w:proofErr w:type="spellStart"/>
-      <w:r>
-        <w:rPr>
-          <w:rFonts w:ascii="Helvetica" w:eastAsia="Times New Roman" w:hAnsi="Helvetica" w:cs="Helvetica"/>
-          <w:i/>
-          <w:iCs/>
-          <w:color w:val="333333"/>
-          <w:sz w:val="21"/>
-          <w:szCs w:val="21"/>
-        </w:rPr>
-        <w:t>mem_data</w:t>
-      </w:r>
-      <w:proofErr w:type="spellEnd"/>
-      <w:r>
-        <w:rPr>
-          <w:rFonts w:ascii="Helvetica" w:eastAsia="Times New Roman" w:hAnsi="Helvetica" w:cs="Helvetica"/>
-          <w:i/>
-          <w:iCs/>
-          <w:color w:val="333333"/>
-          <w:sz w:val="21"/>
-          <w:szCs w:val="21"/>
-        </w:rPr>
-        <w:t xml:space="preserve">, </w:t>
-      </w:r>
-      <w:proofErr w:type="spellStart"/>
-      <w:r>
-        <w:rPr>
-          <w:rFonts w:ascii="Helvetica" w:eastAsia="Times New Roman" w:hAnsi="Helvetica" w:cs="Helvetica"/>
-          <w:i/>
-          <w:iCs/>
-          <w:color w:val="333333"/>
-          <w:sz w:val="21"/>
-          <w:szCs w:val="21"/>
-        </w:rPr>
-        <w:t>mem_read</w:t>
-      </w:r>
-      <w:proofErr w:type="spellEnd"/>
-      <w:r>
-        <w:rPr>
-          <w:rFonts w:ascii="Helvetica" w:eastAsia="Times New Roman" w:hAnsi="Helvetica" w:cs="Helvetica"/>
-          <w:i/>
-          <w:iCs/>
-          <w:color w:val="333333"/>
-          <w:sz w:val="21"/>
-          <w:szCs w:val="21"/>
-        </w:rPr>
-        <w:t xml:space="preserve">, </w:t>
-      </w:r>
-      <w:proofErr w:type="spellStart"/>
-      <w:r>
-        <w:rPr>
-          <w:rFonts w:ascii="Helvetica" w:eastAsia="Times New Roman" w:hAnsi="Helvetica" w:cs="Helvetica"/>
-          <w:i/>
-          <w:iCs/>
-          <w:color w:val="333333"/>
-          <w:sz w:val="21"/>
-          <w:szCs w:val="21"/>
-        </w:rPr>
-        <w:t>mem_write</w:t>
-      </w:r>
-      <w:proofErr w:type="spellEnd"/>
-      <w:r>
-        <w:rPr>
-          <w:rFonts w:ascii="Helvetica" w:eastAsia="Times New Roman" w:hAnsi="Helvetica" w:cs="Helvetica"/>
-          <w:i/>
-          <w:iCs/>
-          <w:color w:val="333333"/>
-          <w:sz w:val="21"/>
-          <w:szCs w:val="21"/>
-        </w:rPr>
-        <w:t xml:space="preserve">, </w:t>
-      </w:r>
-      <w:proofErr w:type="spellStart"/>
-      <w:r>
-        <w:rPr>
-          <w:rFonts w:ascii="Helvetica" w:eastAsia="Times New Roman" w:hAnsi="Helvetica" w:cs="Helvetica"/>
-          <w:i/>
-          <w:iCs/>
-          <w:color w:val="333333"/>
-          <w:sz w:val="21"/>
-          <w:szCs w:val="21"/>
-        </w:rPr>
-        <w:t>alu_src</w:t>
-      </w:r>
-      <w:proofErr w:type="spellEnd"/>
-      <w:r>
-        <w:rPr>
-          <w:rFonts w:ascii="Helvetica" w:eastAsia="Times New Roman" w:hAnsi="Helvetica" w:cs="Helvetica"/>
-          <w:i/>
-          <w:iCs/>
-          <w:color w:val="333333"/>
-          <w:sz w:val="21"/>
-          <w:szCs w:val="21"/>
-        </w:rPr>
-        <w:t xml:space="preserve">, </w:t>
-      </w:r>
-      <w:proofErr w:type="spellStart"/>
-      <w:r>
-        <w:rPr>
-          <w:rFonts w:ascii="Helvetica" w:eastAsia="Times New Roman" w:hAnsi="Helvetica" w:cs="Helvetica"/>
-          <w:i/>
-          <w:iCs/>
-          <w:color w:val="333333"/>
-          <w:sz w:val="21"/>
-          <w:szCs w:val="21"/>
-        </w:rPr>
-        <w:t>id_ex_alu_src</w:t>
-      </w:r>
-      <w:proofErr w:type="spellEnd"/>
-      <w:r>
-        <w:rPr>
-          <w:rFonts w:ascii="Helvetica" w:eastAsia="Times New Roman" w:hAnsi="Helvetica" w:cs="Helvetica"/>
-          <w:i/>
-          <w:iCs/>
-          <w:color w:val="333333"/>
-          <w:sz w:val="21"/>
-          <w:szCs w:val="21"/>
-        </w:rPr>
-        <w:t xml:space="preserve">, branch, </w:t>
-      </w:r>
-      <w:proofErr w:type="spellStart"/>
-      <w:r>
-        <w:rPr>
-          <w:rFonts w:ascii="Helvetica" w:eastAsia="Times New Roman" w:hAnsi="Helvetica" w:cs="Helvetica"/>
-          <w:i/>
-          <w:iCs/>
-          <w:color w:val="333333"/>
-          <w:sz w:val="21"/>
-          <w:szCs w:val="21"/>
-        </w:rPr>
-        <w:t>ex_mem_branch</w:t>
-      </w:r>
-      <w:proofErr w:type="spellEnd"/>
-      <w:r>
-        <w:rPr>
-          <w:rFonts w:ascii="Helvetica" w:eastAsia="Times New Roman" w:hAnsi="Helvetica" w:cs="Helvetica"/>
-          <w:i/>
-          <w:iCs/>
-          <w:color w:val="333333"/>
-          <w:sz w:val="21"/>
-          <w:szCs w:val="21"/>
-        </w:rPr>
-        <w:t xml:space="preserve">, jump, </w:t>
-      </w:r>
-      <w:proofErr w:type="spellStart"/>
-      <w:r>
-        <w:rPr>
-          <w:rFonts w:ascii="Helvetica" w:eastAsia="Times New Roman" w:hAnsi="Helvetica" w:cs="Helvetica"/>
-          <w:i/>
-          <w:iCs/>
-          <w:color w:val="333333"/>
-          <w:sz w:val="21"/>
-          <w:szCs w:val="21"/>
-        </w:rPr>
-        <w:t>ex_mem_jump</w:t>
-      </w:r>
-      <w:proofErr w:type="spellEnd"/>
-      <w:r>
-        <w:rPr>
-          <w:rFonts w:ascii="Helvetica" w:eastAsia="Times New Roman" w:hAnsi="Helvetica" w:cs="Helvetica"/>
-          <w:i/>
-          <w:iCs/>
-          <w:color w:val="333333"/>
-          <w:sz w:val="21"/>
-          <w:szCs w:val="21"/>
-        </w:rPr>
-        <w:t xml:space="preserve">, </w:t>
-      </w:r>
-      <w:proofErr w:type="spellStart"/>
-      <w:r>
-        <w:rPr>
-          <w:rFonts w:ascii="Helvetica" w:eastAsia="Times New Roman" w:hAnsi="Helvetica" w:cs="Helvetica"/>
-          <w:i/>
-          <w:iCs/>
-          <w:color w:val="333333"/>
-          <w:sz w:val="21"/>
-          <w:szCs w:val="21"/>
-        </w:rPr>
-        <w:t>load_addr</w:t>
-      </w:r>
-      <w:proofErr w:type="spellEnd"/>
-      <w:r>
-        <w:rPr>
-          <w:rFonts w:ascii="Helvetica" w:eastAsia="Times New Roman" w:hAnsi="Helvetica" w:cs="Helvetica"/>
-          <w:i/>
-          <w:iCs/>
-          <w:color w:val="333333"/>
-          <w:sz w:val="21"/>
-          <w:szCs w:val="21"/>
-        </w:rPr>
-        <w:t xml:space="preserve">, </w:t>
-      </w:r>
-      <w:proofErr w:type="spellStart"/>
-      <w:r>
-        <w:rPr>
-          <w:rFonts w:ascii="Helvetica" w:eastAsia="Times New Roman" w:hAnsi="Helvetica" w:cs="Helvetica"/>
-          <w:i/>
-          <w:iCs/>
-          <w:color w:val="333333"/>
-          <w:sz w:val="21"/>
-          <w:szCs w:val="21"/>
-        </w:rPr>
-        <w:t>reg_write</w:t>
-      </w:r>
-      <w:proofErr w:type="spellEnd"/>
-      <w:r>
-        <w:rPr>
-          <w:rFonts w:ascii="Helvetica" w:eastAsia="Times New Roman" w:hAnsi="Helvetica" w:cs="Helvetica"/>
-          <w:i/>
-          <w:iCs/>
-          <w:color w:val="333333"/>
-          <w:sz w:val="21"/>
-          <w:szCs w:val="21"/>
-        </w:rPr>
-        <w:t xml:space="preserve">, </w:t>
-      </w:r>
-      <w:proofErr w:type="spellStart"/>
-      <w:r>
-        <w:rPr>
-          <w:rFonts w:ascii="Helvetica" w:eastAsia="Times New Roman" w:hAnsi="Helvetica" w:cs="Helvetica"/>
-          <w:i/>
-          <w:iCs/>
-          <w:color w:val="333333"/>
-          <w:sz w:val="21"/>
-          <w:szCs w:val="21"/>
-        </w:rPr>
-        <w:t>reg_write_chip</w:t>
-      </w:r>
-      <w:proofErr w:type="spellEnd"/>
-      <w:r>
-        <w:rPr>
-          <w:rFonts w:ascii="Helvetica" w:eastAsia="Times New Roman" w:hAnsi="Helvetica" w:cs="Helvetica"/>
-          <w:i/>
-          <w:iCs/>
-          <w:color w:val="333333"/>
-          <w:sz w:val="21"/>
-          <w:szCs w:val="21"/>
-        </w:rPr>
-        <w:t>, display_x5, display_x6, display_x7, display_x10</w:t>
+        <w:t>Clk, reset, clock_counter, pc, NPC, next_PC, if_id_npc, id_ex_npc, ex_mem_npc, instr, opcode, if_id_rs1, reg1_data, if_id_rs2, reg2_data, mem_wb_rd, wb_data, if_id_imm, alu_input_a,  alu_input_b, alu_result, mem_data, mem_read, mem_write, alu_src, id_ex_alu_src, branch, ex_mem_branch, jump, ex_mem_jump, load_addr, reg_write, reg_write_chip, display_x5, display_x6, display_x7, display_x10</w:t>
       </w:r>
     </w:p>
     <w:p>
@@ -11919,38 +8504,8 @@
           <w:highlight w:val="yellow"/>
           <w:shd w:val="clear" w:color="auto" w:fill="FFFFFF"/>
         </w:rPr>
-        <w:t xml:space="preserve">Turn in your simulation plot </w:t>
-      </w:r>
-      <w:proofErr w:type="gramStart"/>
-      <w:r>
-        <w:rPr>
-          <w:rFonts w:ascii="Helvetica" w:eastAsia="Times New Roman" w:hAnsi="Helvetica" w:cs="Helvetica"/>
-          <w:b/>
-          <w:bCs/>
-          <w:color w:val="333333"/>
-          <w:sz w:val="21"/>
-          <w:szCs w:val="21"/>
-          <w:highlight w:val="yellow"/>
-          <w:shd w:val="clear" w:color="auto" w:fill="FFFFFF"/>
-        </w:rPr>
-        <w:t xml:space="preserve">in </w:t>
-      </w:r>
-      <w:proofErr w:type="spellStart"/>
-      <w:r>
-        <w:rPr>
-          <w:rFonts w:ascii="Helvetica" w:eastAsia="Times New Roman" w:hAnsi="Helvetica" w:cs="Helvetica"/>
-          <w:b/>
-          <w:bCs/>
-          <w:color w:val="333333"/>
-          <w:sz w:val="21"/>
-          <w:szCs w:val="21"/>
-          <w:highlight w:val="yellow"/>
-          <w:shd w:val="clear" w:color="auto" w:fill="FFFFFF"/>
-        </w:rPr>
-        <w:t>gradescope</w:t>
-      </w:r>
-      <w:proofErr w:type="spellEnd"/>
-      <w:proofErr w:type="gramEnd"/>
+        <w:t>Turn in your simulation plot in gradescope</w:t>
+      </w:r>
       <w:r>
         <w:rPr>
           <w:rFonts w:ascii="Helvetica" w:eastAsia="Times New Roman" w:hAnsi="Helvetica" w:cs="Helvetica"/>
@@ -11984,29 +8539,7 @@
           <w:szCs w:val="21"/>
           <w:highlight w:val="yellow"/>
         </w:rPr>
-        <w:t xml:space="preserve">In </w:t>
-      </w:r>
-      <w:proofErr w:type="spellStart"/>
-      <w:r>
-        <w:rPr>
-          <w:rFonts w:ascii="Helvetica" w:eastAsia="Times New Roman" w:hAnsi="Helvetica" w:cs="Helvetica"/>
-          <w:color w:val="333333"/>
-          <w:sz w:val="21"/>
-          <w:szCs w:val="21"/>
-          <w:highlight w:val="yellow"/>
-        </w:rPr>
-        <w:t>gradescope</w:t>
-      </w:r>
-      <w:proofErr w:type="spellEnd"/>
-      <w:r>
-        <w:rPr>
-          <w:rFonts w:ascii="Helvetica" w:eastAsia="Times New Roman" w:hAnsi="Helvetica" w:cs="Helvetica"/>
-          <w:color w:val="333333"/>
-          <w:sz w:val="21"/>
-          <w:szCs w:val="21"/>
-          <w:highlight w:val="yellow"/>
-        </w:rPr>
-        <w:t>,</w:t>
+        <w:t>In gradescope,</w:t>
       </w:r>
       <w:r>
         <w:rPr>
@@ -12198,27 +8731,7 @@
           <w:sz w:val="21"/>
           <w:szCs w:val="21"/>
         </w:rPr>
-        <w:t xml:space="preserve">7 </w:t>
-      </w:r>
-      <w:proofErr w:type="gramStart"/>
-      <w:r>
-        <w:rPr>
-          <w:rFonts w:ascii="Helvetica" w:eastAsia="Times New Roman" w:hAnsi="Helvetica" w:cs="Helvetica"/>
-          <w:color w:val="333333"/>
-          <w:sz w:val="21"/>
-          <w:szCs w:val="21"/>
-        </w:rPr>
-        <w:t>see, and</w:t>
-      </w:r>
-      <w:proofErr w:type="gramEnd"/>
-      <w:r>
-        <w:rPr>
-          <w:rFonts w:ascii="Helvetica" w:eastAsia="Times New Roman" w:hAnsi="Helvetica" w:cs="Helvetica"/>
-          <w:color w:val="333333"/>
-          <w:sz w:val="21"/>
-          <w:szCs w:val="21"/>
-        </w:rPr>
-        <w:t xml:space="preserve"> what was the final value</w:t>
+        <w:t>7 see, and what was the final value</w:t>
       </w:r>
       <w:r>
         <w:rPr>
@@ -12286,67 +8799,16 @@
           <w:sz w:val="21"/>
           <w:szCs w:val="21"/>
         </w:rPr>
-        <w:t xml:space="preserve">Push all code to your </w:t>
-      </w:r>
-      <w:proofErr w:type="spellStart"/>
-      <w:r>
-        <w:rPr>
-          <w:rFonts w:ascii="Helvetica" w:eastAsia="Times New Roman" w:hAnsi="Helvetica" w:cs="Helvetica"/>
-          <w:color w:val="333333"/>
-          <w:sz w:val="21"/>
-          <w:szCs w:val="21"/>
-        </w:rPr>
-        <w:t>github</w:t>
-      </w:r>
-      <w:proofErr w:type="spellEnd"/>
-      <w:r>
-        <w:rPr>
-          <w:rFonts w:ascii="Helvetica" w:eastAsia="Times New Roman" w:hAnsi="Helvetica" w:cs="Helvetica"/>
-          <w:color w:val="333333"/>
-          <w:sz w:val="21"/>
-          <w:szCs w:val="21"/>
-        </w:rPr>
-        <w:t xml:space="preserve"> repo and share with your instructor</w:t>
-      </w:r>
-      <w:r>
-        <w:rPr>
-          <w:rFonts w:ascii="Helvetica" w:eastAsia="Times New Roman" w:hAnsi="Helvetica" w:cs="Helvetica"/>
-          <w:color w:val="333333"/>
-          <w:sz w:val="21"/>
-          <w:szCs w:val="21"/>
-        </w:rPr>
-        <w:t xml:space="preserve"> [</w:t>
-      </w:r>
-      <w:proofErr w:type="spellStart"/>
-      <w:r>
-        <w:rPr>
-          <w:rFonts w:ascii="Helvetica" w:eastAsia="Times New Roman" w:hAnsi="Helvetica" w:cs="Helvetica"/>
-          <w:color w:val="333333"/>
-          <w:sz w:val="21"/>
-          <w:szCs w:val="21"/>
-        </w:rPr>
-        <w:t>instr_</w:t>
-      </w:r>
-      <w:proofErr w:type="gramStart"/>
-      <w:r>
-        <w:rPr>
-          <w:rFonts w:ascii="Helvetica" w:eastAsia="Times New Roman" w:hAnsi="Helvetica" w:cs="Helvetica"/>
-          <w:color w:val="333333"/>
-          <w:sz w:val="21"/>
-          <w:szCs w:val="21"/>
-        </w:rPr>
-        <w:t>mem.vhdl</w:t>
-      </w:r>
-      <w:proofErr w:type="spellEnd"/>
-      <w:proofErr w:type="gramEnd"/>
-      <w:r>
-        <w:rPr>
-          <w:rFonts w:ascii="Helvetica" w:eastAsia="Times New Roman" w:hAnsi="Helvetica" w:cs="Helvetica"/>
-          <w:color w:val="333333"/>
-          <w:sz w:val="21"/>
-          <w:szCs w:val="21"/>
-        </w:rPr>
-        <w:t xml:space="preserve"> should be the </w:t>
+        <w:t>Push all code to your github repo and share with your instructor</w:t>
+      </w:r>
+      <w:r>
+        <w:rPr>
+          <w:rFonts w:ascii="Helvetica" w:eastAsia="Times New Roman" w:hAnsi="Helvetica" w:cs="Helvetica"/>
+          <w:color w:val="333333"/>
+          <w:sz w:val="21"/>
+          <w:szCs w:val="21"/>
+        </w:rPr>
+        <w:t xml:space="preserve"> [instr_mem.vhdl should be the </w:t>
       </w:r>
       <w:r>
         <w:rPr>
@@ -12804,30 +9266,16 @@
               </w:rPr>
               <w:t xml:space="preserve">Updated </w:t>
             </w:r>
-            <w:proofErr w:type="spellStart"/>
-            <w:r>
-              <w:rPr>
-                <w:rFonts w:ascii="Helvetica" w:eastAsia="Times New Roman" w:hAnsi="Helvetica" w:cs="Helvetica"/>
-                <w:color w:val="333333"/>
-                <w:sz w:val="21"/>
-                <w:szCs w:val="21"/>
-                <w:shd w:val="clear" w:color="auto" w:fill="FFFFFF"/>
-              </w:rPr>
-              <w:t>pipeline_</w:t>
-            </w:r>
-            <w:proofErr w:type="gramStart"/>
-            <w:r>
-              <w:rPr>
-                <w:rFonts w:ascii="Helvetica" w:eastAsia="Times New Roman" w:hAnsi="Helvetica" w:cs="Helvetica"/>
-                <w:color w:val="333333"/>
-                <w:sz w:val="21"/>
-                <w:szCs w:val="21"/>
-                <w:shd w:val="clear" w:color="auto" w:fill="FFFFFF"/>
-              </w:rPr>
-              <w:t>registers.vhdl</w:t>
-            </w:r>
-            <w:proofErr w:type="spellEnd"/>
-            <w:proofErr w:type="gramEnd"/>
+            <w:r>
+              <w:rPr>
+                <w:rFonts w:ascii="Helvetica" w:eastAsia="Times New Roman" w:hAnsi="Helvetica" w:cs="Helvetica"/>
+                <w:color w:val="333333"/>
+                <w:sz w:val="21"/>
+                <w:szCs w:val="21"/>
+                <w:shd w:val="clear" w:color="auto" w:fill="FFFFFF"/>
+              </w:rPr>
+              <w:t>pipeline_registers.vhdl</w:t>
+            </w:r>
           </w:p>
         </w:tc>
         <w:tc>
@@ -12935,7 +9383,6 @@
               </w:rPr>
               <w:t xml:space="preserve">Updated </w:t>
             </w:r>
-            <w:proofErr w:type="spellStart"/>
             <w:r>
               <w:rPr>
                 <w:rFonts w:ascii="Helvetica" w:eastAsia="Times New Roman" w:hAnsi="Helvetica" w:cs="Helvetica"/>
@@ -12946,7 +9393,6 @@
               </w:rPr>
               <w:t>riscv_</w:t>
             </w:r>
-            <w:proofErr w:type="gramStart"/>
             <w:r>
               <w:rPr>
                 <w:rFonts w:ascii="Helvetica" w:eastAsia="Times New Roman" w:hAnsi="Helvetica" w:cs="Helvetica"/>
@@ -12967,8 +9413,6 @@
               </w:rPr>
               <w:t>.vhdl</w:t>
             </w:r>
-            <w:proofErr w:type="spellEnd"/>
-            <w:proofErr w:type="gramEnd"/>
           </w:p>
         </w:tc>
         <w:tc>
@@ -13074,27 +9518,7 @@
                 <w:sz w:val="21"/>
                 <w:szCs w:val="21"/>
               </w:rPr>
-              <w:t xml:space="preserve">Update </w:t>
-            </w:r>
-            <w:proofErr w:type="spellStart"/>
-            <w:r>
-              <w:rPr>
-                <w:rFonts w:ascii="Helvetica" w:eastAsia="Times New Roman" w:hAnsi="Helvetica" w:cs="Helvetica"/>
-                <w:color w:val="333333"/>
-                <w:sz w:val="21"/>
-                <w:szCs w:val="21"/>
-              </w:rPr>
-              <w:t>instr_</w:t>
-            </w:r>
-            <w:proofErr w:type="gramStart"/>
-            <w:r>
-              <w:rPr>
-                <w:rFonts w:ascii="Helvetica" w:eastAsia="Times New Roman" w:hAnsi="Helvetica" w:cs="Helvetica"/>
-                <w:color w:val="333333"/>
-                <w:sz w:val="21"/>
-                <w:szCs w:val="21"/>
-              </w:rPr>
-              <w:t>mem.vh</w:t>
+              <w:t>Update instr_mem.vh</w:t>
             </w:r>
             <w:r>
               <w:rPr>
@@ -13105,8 +9529,6 @@
               </w:rPr>
               <w:t>dl</w:t>
             </w:r>
-            <w:proofErr w:type="spellEnd"/>
-            <w:proofErr w:type="gramEnd"/>
             <w:r>
               <w:rPr>
                 <w:rFonts w:ascii="Helvetica" w:eastAsia="Times New Roman" w:hAnsi="Helvetica" w:cs="Helvetica"/>
@@ -13327,19 +9749,8 @@
                 <w:sz w:val="21"/>
                 <w:szCs w:val="21"/>
               </w:rPr>
-              <w:t xml:space="preserve">Questions in </w:t>
-            </w:r>
-            <w:proofErr w:type="spellStart"/>
-            <w:r>
-              <w:rPr>
-                <w:rFonts w:ascii="Helvetica" w:eastAsia="Times New Roman" w:hAnsi="Helvetica" w:cs="Helvetica"/>
-                <w:color w:val="333333"/>
-                <w:sz w:val="21"/>
-                <w:szCs w:val="21"/>
-              </w:rPr>
-              <w:t>Gradescope</w:t>
-            </w:r>
-            <w:proofErr w:type="spellEnd"/>
+              <w:t>Questions in Gradescope</w:t>
+            </w:r>
             <w:r>
               <w:rPr>
                 <w:rFonts w:ascii="Helvetica" w:eastAsia="Times New Roman" w:hAnsi="Helvetica" w:cs="Helvetica"/>
@@ -13451,27 +9862,7 @@
                 <w:sz w:val="21"/>
                 <w:szCs w:val="21"/>
               </w:rPr>
-              <w:t xml:space="preserve">Test and Question in </w:t>
-            </w:r>
-            <w:proofErr w:type="spellStart"/>
-            <w:r>
-              <w:rPr>
-                <w:rFonts w:ascii="Helvetica" w:eastAsia="Times New Roman" w:hAnsi="Helvetica" w:cs="Helvetica"/>
-                <w:color w:val="333333"/>
-                <w:sz w:val="21"/>
-                <w:szCs w:val="21"/>
-              </w:rPr>
-              <w:t>Gradescope</w:t>
-            </w:r>
-            <w:proofErr w:type="spellEnd"/>
-            <w:r>
-              <w:rPr>
-                <w:rFonts w:ascii="Helvetica" w:eastAsia="Times New Roman" w:hAnsi="Helvetica" w:cs="Helvetica"/>
-                <w:color w:val="333333"/>
-                <w:sz w:val="21"/>
-                <w:szCs w:val="21"/>
-              </w:rPr>
-              <w:t xml:space="preserve"> running original program without NOPs</w:t>
+              <w:t>Test and Question in Gradescope running original program without NOPs</w:t>
             </w:r>
           </w:p>
         </w:tc>
@@ -13950,18 +10341,7 @@
           <w:szCs w:val="21"/>
           <w:shd w:val="clear" w:color="auto" w:fill="FFFFFF"/>
         </w:rPr>
-        <w:t xml:space="preserve"> using </w:t>
-      </w:r>
-      <w:proofErr w:type="gramStart"/>
-      <w:r>
-        <w:rPr>
-          <w:rFonts w:ascii="Helvetica" w:eastAsia="Times New Roman" w:hAnsi="Helvetica" w:cs="Helvetica"/>
-          <w:color w:val="333333"/>
-          <w:sz w:val="21"/>
-          <w:szCs w:val="21"/>
-          <w:shd w:val="clear" w:color="auto" w:fill="FFFFFF"/>
-        </w:rPr>
-        <w:t xml:space="preserve">the </w:t>
+        <w:t xml:space="preserve"> using the </w:t>
       </w:r>
       <w:r>
         <w:rPr>
@@ -13987,48 +10367,25 @@
         </w:rPr>
         <w:t>hen</w:t>
       </w:r>
-      <w:proofErr w:type="gramEnd"/>
-      <w:r>
-        <w:rPr>
-          <w:rFonts w:ascii="Helvetica" w:eastAsia="Times New Roman" w:hAnsi="Helvetica" w:cs="Helvetica"/>
-          <w:color w:val="333333"/>
-          <w:sz w:val="21"/>
-          <w:szCs w:val="21"/>
-          <w:shd w:val="clear" w:color="auto" w:fill="FFFFFF"/>
-        </w:rPr>
-        <w:t xml:space="preserve"> statement?</w:t>
-      </w:r>
-      <w:proofErr w:type="gramStart"/>
-      <w:r>
-        <w:rPr>
-          <w:rFonts w:ascii="Helvetica" w:eastAsia="Times New Roman" w:hAnsi="Helvetica" w:cs="Helvetica"/>
-          <w:color w:val="333333"/>
-          <w:sz w:val="21"/>
-          <w:szCs w:val="21"/>
-          <w:shd w:val="clear" w:color="auto" w:fill="FFFFFF"/>
-        </w:rPr>
-        <w:t>”</w:t>
-      </w:r>
-      <w:r>
-        <w:rPr>
-          <w:rFonts w:ascii="Helvetica" w:eastAsia="Times New Roman" w:hAnsi="Helvetica" w:cs="Helvetica"/>
-          <w:color w:val="333333"/>
-          <w:sz w:val="21"/>
-          <w:szCs w:val="21"/>
-          <w:shd w:val="clear" w:color="auto" w:fill="FFFFFF"/>
-        </w:rPr>
-        <w:t>, or</w:t>
-      </w:r>
-      <w:proofErr w:type="gramEnd"/>
-      <w:r>
-        <w:rPr>
-          <w:rFonts w:ascii="Helvetica" w:eastAsia="Times New Roman" w:hAnsi="Helvetica" w:cs="Helvetica"/>
-          <w:color w:val="333333"/>
-          <w:sz w:val="21"/>
-          <w:szCs w:val="21"/>
-          <w:shd w:val="clear" w:color="auto" w:fill="FFFFFF"/>
-        </w:rPr>
-        <w:t xml:space="preserve"> ask</w:t>
+      <w:r>
+        <w:rPr>
+          <w:rFonts w:ascii="Helvetica" w:eastAsia="Times New Roman" w:hAnsi="Helvetica" w:cs="Helvetica"/>
+          <w:color w:val="333333"/>
+          <w:sz w:val="21"/>
+          <w:szCs w:val="21"/>
+          <w:shd w:val="clear" w:color="auto" w:fill="FFFFFF"/>
+        </w:rPr>
+        <w:t xml:space="preserve"> statement?”</w:t>
+      </w:r>
+      <w:r>
+        <w:rPr>
+          <w:rFonts w:ascii="Helvetica" w:eastAsia="Times New Roman" w:hAnsi="Helvetica" w:cs="Helvetica"/>
+          <w:color w:val="333333"/>
+          <w:sz w:val="21"/>
+          <w:szCs w:val="21"/>
+          <w:shd w:val="clear" w:color="auto" w:fill="FFFFFF"/>
+        </w:rPr>
+        <w:t>, or ask</w:t>
       </w:r>
       <w:r>
         <w:rPr>
@@ -14320,25 +10677,7 @@
           <w:color w:val="333333"/>
           <w:shd w:val="clear" w:color="auto" w:fill="FFFFFF"/>
         </w:rPr>
-        <w:t xml:space="preserve">You are not allowed to have another student look at your code to help with debugging, </w:t>
-      </w:r>
-      <w:proofErr w:type="gramStart"/>
-      <w:r>
-        <w:rPr>
-          <w:rFonts w:ascii="Helvetica" w:eastAsia="Times New Roman" w:hAnsi="Helvetica" w:cs="Helvetica"/>
-          <w:color w:val="333333"/>
-          <w:shd w:val="clear" w:color="auto" w:fill="FFFFFF"/>
-        </w:rPr>
-        <w:t>unless</w:t>
-      </w:r>
-      <w:proofErr w:type="gramEnd"/>
-      <w:r>
-        <w:rPr>
-          <w:rFonts w:ascii="Helvetica" w:eastAsia="Times New Roman" w:hAnsi="Helvetica" w:cs="Helvetica"/>
-          <w:color w:val="333333"/>
-          <w:shd w:val="clear" w:color="auto" w:fill="FFFFFF"/>
-        </w:rPr>
-        <w:t xml:space="preserve"> given specific authorization from your instructor.</w:t>
+        <w:t>You are not allowed to have another student look at your code to help with debugging, unless given specific authorization from your instructor.</w:t>
       </w:r>
       <w:r>
         <w:rPr>

--- a/book/finalproject/Final_Project_Assignment_Stage2.docx
+++ b/book/finalproject/Final_Project_Assignment_Stage2.docx
@@ -1665,10 +1665,10 @@
           <w:shd w:val="clear" w:color="auto" w:fill="FFFFFF"/>
         </w:rPr>
         <w:drawing>
-          <wp:inline distT="0" distB="0" distL="0" distR="0" wp14:anchorId="099C3630" wp14:editId="5209F406">
-            <wp:extent cx="5943600" cy="3107055"/>
+          <wp:inline distT="0" distB="0" distL="0" distR="0" wp14:anchorId="2D98848F" wp14:editId="6B233A40">
+            <wp:extent cx="5943600" cy="3110865"/>
             <wp:effectExtent l="0" t="0" r="0" b="0"/>
-            <wp:docPr id="819155334" name="Picture 1"/>
+            <wp:docPr id="1769703655" name="Picture 1"/>
             <wp:cNvGraphicFramePr>
               <a:graphicFrameLocks xmlns:a="http://schemas.openxmlformats.org/drawingml/2006/main" noChangeAspect="1"/>
             </wp:cNvGraphicFramePr>
@@ -1676,7 +1676,7 @@
               <a:graphicData uri="http://schemas.openxmlformats.org/drawingml/2006/picture">
                 <pic:pic xmlns:pic="http://schemas.openxmlformats.org/drawingml/2006/picture">
                   <pic:nvPicPr>
-                    <pic:cNvPr id="819155334" name=""/>
+                    <pic:cNvPr id="1769703655" name=""/>
                     <pic:cNvPicPr/>
                   </pic:nvPicPr>
                   <pic:blipFill>
@@ -1688,7 +1688,7 @@
                   <pic:spPr>
                     <a:xfrm>
                       <a:off x="0" y="0"/>
-                      <a:ext cx="5943600" cy="3107055"/>
+                      <a:ext cx="5943600" cy="3110865"/>
                     </a:xfrm>
                     <a:prstGeom prst="rect">
                       <a:avLst/>

--- a/book/finalproject/Final_Project_Assignment_Stage2.docx
+++ b/book/finalproject/Final_Project_Assignment_Stage2.docx
@@ -1665,10 +1665,10 @@
           <w:shd w:val="clear" w:color="auto" w:fill="FFFFFF"/>
         </w:rPr>
         <w:drawing>
-          <wp:inline distT="0" distB="0" distL="0" distR="0" wp14:anchorId="2D98848F" wp14:editId="6B233A40">
-            <wp:extent cx="5943600" cy="3110865"/>
-            <wp:effectExtent l="0" t="0" r="0" b="0"/>
-            <wp:docPr id="1769703655" name="Picture 1"/>
+          <wp:inline distT="0" distB="0" distL="0" distR="0" wp14:anchorId="14882F97" wp14:editId="479679EA">
+            <wp:extent cx="5743617" cy="3000397"/>
+            <wp:effectExtent l="0" t="0" r="9525" b="9525"/>
+            <wp:docPr id="1072197577" name="Picture 1"/>
             <wp:cNvGraphicFramePr>
               <a:graphicFrameLocks xmlns:a="http://schemas.openxmlformats.org/drawingml/2006/main" noChangeAspect="1"/>
             </wp:cNvGraphicFramePr>
@@ -1676,7 +1676,7 @@
               <a:graphicData uri="http://schemas.openxmlformats.org/drawingml/2006/picture">
                 <pic:pic xmlns:pic="http://schemas.openxmlformats.org/drawingml/2006/picture">
                   <pic:nvPicPr>
-                    <pic:cNvPr id="1769703655" name=""/>
+                    <pic:cNvPr id="1072197577" name=""/>
                     <pic:cNvPicPr/>
                   </pic:nvPicPr>
                   <pic:blipFill>
@@ -1688,7 +1688,7 @@
                   <pic:spPr>
                     <a:xfrm>
                       <a:off x="0" y="0"/>
-                      <a:ext cx="5943600" cy="3110865"/>
+                      <a:ext cx="5743617" cy="3000397"/>
                     </a:xfrm>
                     <a:prstGeom prst="rect">
                       <a:avLst/>
@@ -1700,17 +1700,6 @@
           </wp:inline>
         </w:drawing>
       </w:r>
-    </w:p>
-    <w:p>
-      <w:pPr>
-        <w:spacing w:after="0" w:line="240" w:lineRule="auto"/>
-        <w:rPr>
-          <w:rFonts w:ascii="Helvetica" w:eastAsia="Times New Roman" w:hAnsi="Helvetica" w:cs="Helvetica"/>
-          <w:color w:val="333333"/>
-          <w:sz w:val="21"/>
-          <w:szCs w:val="21"/>
-        </w:rPr>
-      </w:pPr>
     </w:p>
     <w:p>
       <w:pPr>

--- a/book/finalproject/Final_Project_Assignment_Stage2.docx
+++ b/book/finalproject/Final_Project_Assignment_Stage2.docx
@@ -933,6 +933,7 @@
         </w:rPr>
         <w:t xml:space="preserve"> called </w:t>
       </w:r>
+      <w:proofErr w:type="spellStart"/>
       <w:r>
         <w:rPr>
           <w:rFonts w:ascii="Helvetica" w:eastAsia="Times New Roman" w:hAnsi="Helvetica" w:cs="Helvetica"/>
@@ -945,6 +946,7 @@
         </w:rPr>
         <w:t>Load_Addr</w:t>
       </w:r>
+      <w:proofErr w:type="spellEnd"/>
       <w:r>
         <w:rPr>
           <w:rFonts w:ascii="Helvetica" w:eastAsia="Times New Roman" w:hAnsi="Helvetica" w:cs="Helvetica"/>
@@ -1126,21 +1128,23 @@
         </w:rPr>
         <w:t xml:space="preserve">                             </w:t>
       </w:r>
+      <w:proofErr w:type="spellStart"/>
       <w:r>
         <w:rPr>
           <w:rFonts w:ascii="Courier New" w:eastAsia="Times New Roman" w:hAnsi="Courier New" w:cs="Courier New"/>
           <w:sz w:val="20"/>
           <w:szCs w:val="20"/>
         </w:rPr>
-        <w:t xml:space="preserve">addi    </w:t>
-      </w:r>
+        <w:t>addi</w:t>
+      </w:r>
+      <w:proofErr w:type="spellEnd"/>
       <w:r>
         <w:rPr>
           <w:rFonts w:ascii="Courier New" w:eastAsia="Times New Roman" w:hAnsi="Courier New" w:cs="Courier New"/>
           <w:sz w:val="20"/>
           <w:szCs w:val="20"/>
         </w:rPr>
-        <w:t xml:space="preserve">  </w:t>
+        <w:t xml:space="preserve">    </w:t>
       </w:r>
       <w:r>
         <w:rPr>
@@ -1148,69 +1152,68 @@
           <w:sz w:val="20"/>
           <w:szCs w:val="20"/>
         </w:rPr>
-        <w:t>x5, x0, 9       # x5 = number of values in array</w:t>
-      </w:r>
-    </w:p>
-    <w:p>
-      <w:pPr>
-        <w:spacing w:after="0" w:line="240" w:lineRule="auto"/>
-        <w:ind w:left="720"/>
+        <w:t xml:space="preserve">  </w:t>
+      </w:r>
+      <w:r>
         <w:rPr>
           <w:rFonts w:ascii="Courier New" w:eastAsia="Times New Roman" w:hAnsi="Courier New" w:cs="Courier New"/>
           <w:sz w:val="20"/>
           <w:szCs w:val="20"/>
         </w:rPr>
-      </w:pPr>
-      <w:r>
+        <w:t>x5, x0, 9       # x5 = number of values in array</w:t>
+      </w:r>
+    </w:p>
+    <w:p>
+      <w:pPr>
+        <w:spacing w:after="0" w:line="240" w:lineRule="auto"/>
+        <w:ind w:left="720"/>
         <w:rPr>
           <w:rFonts w:ascii="Courier New" w:eastAsia="Times New Roman" w:hAnsi="Courier New" w:cs="Courier New"/>
           <w:sz w:val="20"/>
           <w:szCs w:val="20"/>
         </w:rPr>
-        <w:t xml:space="preserve">        load_addr x6, array     </w:t>
-      </w:r>
+      </w:pPr>
       <w:r>
         <w:rPr>
           <w:rFonts w:ascii="Courier New" w:eastAsia="Times New Roman" w:hAnsi="Courier New" w:cs="Courier New"/>
           <w:sz w:val="20"/>
           <w:szCs w:val="20"/>
         </w:rPr>
-        <w:t xml:space="preserve">  </w:t>
-      </w:r>
+        <w:t xml:space="preserve">        </w:t>
+      </w:r>
+      <w:proofErr w:type="spellStart"/>
       <w:r>
         <w:rPr>
           <w:rFonts w:ascii="Courier New" w:eastAsia="Times New Roman" w:hAnsi="Courier New" w:cs="Courier New"/>
           <w:sz w:val="20"/>
           <w:szCs w:val="20"/>
         </w:rPr>
-        <w:t xml:space="preserve"># x6 = address of array </w:t>
-      </w:r>
+        <w:t>load_addr</w:t>
+      </w:r>
+      <w:proofErr w:type="spellEnd"/>
       <w:r>
         <w:rPr>
           <w:rFonts w:ascii="Courier New" w:eastAsia="Times New Roman" w:hAnsi="Courier New" w:cs="Courier New"/>
           <w:sz w:val="20"/>
           <w:szCs w:val="20"/>
         </w:rPr>
-        <w:t>0X10000000</w:t>
-      </w:r>
-    </w:p>
-    <w:p>
-      <w:pPr>
-        <w:spacing w:after="0" w:line="240" w:lineRule="auto"/>
-        <w:ind w:left="720"/>
+        <w:t xml:space="preserve"> x6, array     </w:t>
+      </w:r>
+      <w:r>
         <w:rPr>
           <w:rFonts w:ascii="Courier New" w:eastAsia="Times New Roman" w:hAnsi="Courier New" w:cs="Courier New"/>
           <w:sz w:val="20"/>
           <w:szCs w:val="20"/>
         </w:rPr>
-      </w:pPr>
+        <w:t xml:space="preserve">  </w:t>
+      </w:r>
       <w:r>
         <w:rPr>
           <w:rFonts w:ascii="Courier New" w:eastAsia="Times New Roman" w:hAnsi="Courier New" w:cs="Courier New"/>
           <w:sz w:val="20"/>
           <w:szCs w:val="20"/>
         </w:rPr>
-        <w:t xml:space="preserve">        lw      </w:t>
+        <w:t xml:space="preserve"># x6 = address of array </w:t>
       </w:r>
       <w:r>
         <w:rPr>
@@ -1218,42 +1221,44 @@
           <w:sz w:val="20"/>
           <w:szCs w:val="20"/>
         </w:rPr>
-        <w:t xml:space="preserve">  </w:t>
-      </w:r>
-      <w:r>
+        <w:t>0X10000000</w:t>
+      </w:r>
+    </w:p>
+    <w:p>
+      <w:pPr>
+        <w:spacing w:after="0" w:line="240" w:lineRule="auto"/>
+        <w:ind w:left="720"/>
         <w:rPr>
           <w:rFonts w:ascii="Courier New" w:eastAsia="Times New Roman" w:hAnsi="Courier New" w:cs="Courier New"/>
           <w:sz w:val="20"/>
           <w:szCs w:val="20"/>
         </w:rPr>
-        <w:t>x7, 0(x6)       # x7 = initial value</w:t>
-      </w:r>
-    </w:p>
-    <w:p>
-      <w:pPr>
-        <w:spacing w:after="0" w:line="240" w:lineRule="auto"/>
-        <w:ind w:left="720"/>
+      </w:pPr>
+      <w:r>
         <w:rPr>
           <w:rFonts w:ascii="Courier New" w:eastAsia="Times New Roman" w:hAnsi="Courier New" w:cs="Courier New"/>
           <w:sz w:val="20"/>
           <w:szCs w:val="20"/>
         </w:rPr>
-      </w:pPr>
+        <w:t xml:space="preserve">        </w:t>
+      </w:r>
+      <w:proofErr w:type="spellStart"/>
       <w:r>
         <w:rPr>
           <w:rFonts w:ascii="Courier New" w:eastAsia="Times New Roman" w:hAnsi="Courier New" w:cs="Courier New"/>
           <w:sz w:val="20"/>
           <w:szCs w:val="20"/>
         </w:rPr>
-        <w:t xml:space="preserve">loop:   addi    </w:t>
-      </w:r>
+        <w:t>lw</w:t>
+      </w:r>
+      <w:proofErr w:type="spellEnd"/>
       <w:r>
         <w:rPr>
           <w:rFonts w:ascii="Courier New" w:eastAsia="Times New Roman" w:hAnsi="Courier New" w:cs="Courier New"/>
           <w:sz w:val="20"/>
           <w:szCs w:val="20"/>
         </w:rPr>
-        <w:t xml:space="preserve">  </w:t>
+        <w:t xml:space="preserve">      </w:t>
       </w:r>
       <w:r>
         <w:rPr>
@@ -1261,61 +1266,60 @@
           <w:sz w:val="20"/>
           <w:szCs w:val="20"/>
         </w:rPr>
-        <w:t xml:space="preserve">x6, x6, 4       </w:t>
-      </w:r>
-    </w:p>
-    <w:p>
-      <w:pPr>
-        <w:spacing w:after="0" w:line="240" w:lineRule="auto"/>
-        <w:ind w:left="720"/>
+        <w:t xml:space="preserve">  </w:t>
+      </w:r>
+      <w:r>
         <w:rPr>
           <w:rFonts w:ascii="Courier New" w:eastAsia="Times New Roman" w:hAnsi="Courier New" w:cs="Courier New"/>
           <w:sz w:val="20"/>
           <w:szCs w:val="20"/>
         </w:rPr>
-      </w:pPr>
-      <w:r>
+        <w:t>x7, 0(x6)       # x7 = initial value</w:t>
+      </w:r>
+    </w:p>
+    <w:p>
+      <w:pPr>
+        <w:spacing w:after="0" w:line="240" w:lineRule="auto"/>
+        <w:ind w:left="720"/>
         <w:rPr>
           <w:rFonts w:ascii="Courier New" w:eastAsia="Times New Roman" w:hAnsi="Courier New" w:cs="Courier New"/>
           <w:sz w:val="20"/>
           <w:szCs w:val="20"/>
         </w:rPr>
-        <w:t xml:space="preserve">        lw      </w:t>
-      </w:r>
+      </w:pPr>
       <w:r>
         <w:rPr>
           <w:rFonts w:ascii="Courier New" w:eastAsia="Times New Roman" w:hAnsi="Courier New" w:cs="Courier New"/>
           <w:sz w:val="20"/>
           <w:szCs w:val="20"/>
         </w:rPr>
-        <w:t xml:space="preserve">  </w:t>
-      </w:r>
+        <w:t xml:space="preserve">loop:   </w:t>
+      </w:r>
+      <w:proofErr w:type="spellStart"/>
       <w:r>
         <w:rPr>
           <w:rFonts w:ascii="Courier New" w:eastAsia="Times New Roman" w:hAnsi="Courier New" w:cs="Courier New"/>
           <w:sz w:val="20"/>
           <w:szCs w:val="20"/>
         </w:rPr>
-        <w:t xml:space="preserve">x10, 0(x6)      </w:t>
-      </w:r>
-    </w:p>
-    <w:p>
-      <w:pPr>
-        <w:spacing w:after="0" w:line="240" w:lineRule="auto"/>
-        <w:ind w:left="720"/>
+        <w:t>addi</w:t>
+      </w:r>
+      <w:proofErr w:type="spellEnd"/>
+      <w:r>
         <w:rPr>
           <w:rFonts w:ascii="Courier New" w:eastAsia="Times New Roman" w:hAnsi="Courier New" w:cs="Courier New"/>
           <w:sz w:val="20"/>
           <w:szCs w:val="20"/>
         </w:rPr>
-      </w:pPr>
+        <w:t xml:space="preserve">    </w:t>
+      </w:r>
       <w:r>
         <w:rPr>
           <w:rFonts w:ascii="Courier New" w:eastAsia="Times New Roman" w:hAnsi="Courier New" w:cs="Courier New"/>
           <w:sz w:val="20"/>
           <w:szCs w:val="20"/>
         </w:rPr>
-        <w:t xml:space="preserve">        add     </w:t>
+        <w:t xml:space="preserve">  </w:t>
       </w:r>
       <w:r>
         <w:rPr>
@@ -1323,42 +1327,44 @@
           <w:sz w:val="20"/>
           <w:szCs w:val="20"/>
         </w:rPr>
-        <w:t xml:space="preserve">  </w:t>
-      </w:r>
-      <w:r>
+        <w:t xml:space="preserve">x6, x6, 4       </w:t>
+      </w:r>
+    </w:p>
+    <w:p>
+      <w:pPr>
+        <w:spacing w:after="0" w:line="240" w:lineRule="auto"/>
+        <w:ind w:left="720"/>
         <w:rPr>
           <w:rFonts w:ascii="Courier New" w:eastAsia="Times New Roman" w:hAnsi="Courier New" w:cs="Courier New"/>
           <w:sz w:val="20"/>
           <w:szCs w:val="20"/>
         </w:rPr>
-        <w:t xml:space="preserve">x7, x10, x7     </w:t>
-      </w:r>
-    </w:p>
-    <w:p>
-      <w:pPr>
-        <w:spacing w:after="0" w:line="240" w:lineRule="auto"/>
-        <w:ind w:left="720"/>
+      </w:pPr>
+      <w:r>
         <w:rPr>
           <w:rFonts w:ascii="Courier New" w:eastAsia="Times New Roman" w:hAnsi="Courier New" w:cs="Courier New"/>
           <w:sz w:val="20"/>
           <w:szCs w:val="20"/>
         </w:rPr>
-      </w:pPr>
+        <w:t xml:space="preserve">        </w:t>
+      </w:r>
+      <w:proofErr w:type="spellStart"/>
       <w:r>
         <w:rPr>
           <w:rFonts w:ascii="Courier New" w:eastAsia="Times New Roman" w:hAnsi="Courier New" w:cs="Courier New"/>
           <w:sz w:val="20"/>
           <w:szCs w:val="20"/>
         </w:rPr>
-        <w:t xml:space="preserve">        subi    </w:t>
-      </w:r>
+        <w:t>lw</w:t>
+      </w:r>
+      <w:proofErr w:type="spellEnd"/>
       <w:r>
         <w:rPr>
           <w:rFonts w:ascii="Courier New" w:eastAsia="Times New Roman" w:hAnsi="Courier New" w:cs="Courier New"/>
           <w:sz w:val="20"/>
           <w:szCs w:val="20"/>
         </w:rPr>
-        <w:t xml:space="preserve">  </w:t>
+        <w:t xml:space="preserve">      </w:t>
       </w:r>
       <w:r>
         <w:rPr>
@@ -1366,34 +1372,34 @@
           <w:sz w:val="20"/>
           <w:szCs w:val="20"/>
         </w:rPr>
-        <w:t xml:space="preserve">x5, x5, 1       </w:t>
-      </w:r>
-    </w:p>
-    <w:p>
-      <w:pPr>
-        <w:spacing w:after="0" w:line="240" w:lineRule="auto"/>
-        <w:ind w:left="720"/>
+        <w:t xml:space="preserve">  </w:t>
+      </w:r>
+      <w:r>
         <w:rPr>
           <w:rFonts w:ascii="Courier New" w:eastAsia="Times New Roman" w:hAnsi="Courier New" w:cs="Courier New"/>
           <w:sz w:val="20"/>
           <w:szCs w:val="20"/>
         </w:rPr>
-      </w:pPr>
-      <w:r>
+        <w:t xml:space="preserve">x10, 0(x6)      </w:t>
+      </w:r>
+    </w:p>
+    <w:p>
+      <w:pPr>
+        <w:spacing w:after="0" w:line="240" w:lineRule="auto"/>
+        <w:ind w:left="720"/>
         <w:rPr>
           <w:rFonts w:ascii="Courier New" w:eastAsia="Times New Roman" w:hAnsi="Courier New" w:cs="Courier New"/>
           <w:sz w:val="20"/>
           <w:szCs w:val="20"/>
         </w:rPr>
-        <w:t xml:space="preserve">        bne     </w:t>
-      </w:r>
+      </w:pPr>
       <w:r>
         <w:rPr>
           <w:rFonts w:ascii="Courier New" w:eastAsia="Times New Roman" w:hAnsi="Courier New" w:cs="Courier New"/>
           <w:sz w:val="20"/>
           <w:szCs w:val="20"/>
         </w:rPr>
-        <w:t xml:space="preserve">  </w:t>
+        <w:t xml:space="preserve">        add     </w:t>
       </w:r>
       <w:r>
         <w:rPr>
@@ -1401,79 +1407,193 @@
           <w:sz w:val="20"/>
           <w:szCs w:val="20"/>
         </w:rPr>
-        <w:t>x5, x0, loop</w:t>
-      </w:r>
-    </w:p>
-    <w:p>
-      <w:pPr>
-        <w:spacing w:after="0" w:line="240" w:lineRule="auto"/>
-        <w:ind w:left="720"/>
+        <w:t xml:space="preserve">  </w:t>
+      </w:r>
+      <w:r>
         <w:rPr>
           <w:rFonts w:ascii="Courier New" w:eastAsia="Times New Roman" w:hAnsi="Courier New" w:cs="Courier New"/>
           <w:sz w:val="20"/>
           <w:szCs w:val="20"/>
         </w:rPr>
-      </w:pPr>
-      <w:r>
+        <w:t xml:space="preserve">x7, x10, x7     </w:t>
+      </w:r>
+    </w:p>
+    <w:p>
+      <w:pPr>
+        <w:spacing w:after="0" w:line="240" w:lineRule="auto"/>
+        <w:ind w:left="720"/>
         <w:rPr>
           <w:rFonts w:ascii="Courier New" w:eastAsia="Times New Roman" w:hAnsi="Courier New" w:cs="Courier New"/>
           <w:sz w:val="20"/>
           <w:szCs w:val="20"/>
         </w:rPr>
-        <w:t xml:space="preserve">done:   j       </w:t>
-      </w:r>
+      </w:pPr>
       <w:r>
         <w:rPr>
           <w:rFonts w:ascii="Courier New" w:eastAsia="Times New Roman" w:hAnsi="Courier New" w:cs="Courier New"/>
           <w:sz w:val="20"/>
           <w:szCs w:val="20"/>
         </w:rPr>
-        <w:t xml:space="preserve">  </w:t>
-      </w:r>
+        <w:t xml:space="preserve">        </w:t>
+      </w:r>
+      <w:proofErr w:type="spellStart"/>
       <w:r>
         <w:rPr>
           <w:rFonts w:ascii="Courier New" w:eastAsia="Times New Roman" w:hAnsi="Courier New" w:cs="Courier New"/>
           <w:sz w:val="20"/>
           <w:szCs w:val="20"/>
         </w:rPr>
-        <w:t>done            # infinite loop (breakpoint)</w:t>
-      </w:r>
-    </w:p>
-    <w:p>
-      <w:pPr>
-        <w:spacing w:after="0" w:line="240" w:lineRule="auto"/>
-        <w:ind w:left="720"/>
+        <w:t>subi</w:t>
+      </w:r>
+      <w:proofErr w:type="spellEnd"/>
+      <w:r>
         <w:rPr>
           <w:rFonts w:ascii="Courier New" w:eastAsia="Times New Roman" w:hAnsi="Courier New" w:cs="Courier New"/>
           <w:sz w:val="20"/>
           <w:szCs w:val="20"/>
         </w:rPr>
-      </w:pPr>
-    </w:p>
-    <w:p>
-      <w:pPr>
-        <w:spacing w:after="0" w:line="240" w:lineRule="auto"/>
-        <w:ind w:left="720"/>
+        <w:t xml:space="preserve">    </w:t>
+      </w:r>
+      <w:r>
         <w:rPr>
           <w:rFonts w:ascii="Courier New" w:eastAsia="Times New Roman" w:hAnsi="Courier New" w:cs="Courier New"/>
           <w:sz w:val="20"/>
           <w:szCs w:val="20"/>
         </w:rPr>
-      </w:pPr>
+        <w:t xml:space="preserve">  </w:t>
+      </w:r>
       <w:r>
         <w:rPr>
           <w:rFonts w:ascii="Courier New" w:eastAsia="Times New Roman" w:hAnsi="Courier New" w:cs="Courier New"/>
           <w:sz w:val="20"/>
           <w:szCs w:val="20"/>
         </w:rPr>
-        <w:t>#   initialize data in the array</w:t>
-      </w:r>
-      <w:r>
+        <w:t xml:space="preserve">x5, x5, 1       </w:t>
+      </w:r>
+    </w:p>
+    <w:p>
+      <w:pPr>
+        <w:spacing w:after="0" w:line="240" w:lineRule="auto"/>
+        <w:ind w:left="720"/>
         <w:rPr>
           <w:rFonts w:ascii="Courier New" w:eastAsia="Times New Roman" w:hAnsi="Courier New" w:cs="Courier New"/>
           <w:sz w:val="20"/>
           <w:szCs w:val="20"/>
         </w:rPr>
+      </w:pPr>
+      <w:r>
+        <w:rPr>
+          <w:rFonts w:ascii="Courier New" w:eastAsia="Times New Roman" w:hAnsi="Courier New" w:cs="Courier New"/>
+          <w:sz w:val="20"/>
+          <w:szCs w:val="20"/>
+        </w:rPr>
+        <w:t xml:space="preserve">        </w:t>
+      </w:r>
+      <w:proofErr w:type="spellStart"/>
+      <w:r>
+        <w:rPr>
+          <w:rFonts w:ascii="Courier New" w:eastAsia="Times New Roman" w:hAnsi="Courier New" w:cs="Courier New"/>
+          <w:sz w:val="20"/>
+          <w:szCs w:val="20"/>
+        </w:rPr>
+        <w:t>bne</w:t>
+      </w:r>
+      <w:proofErr w:type="spellEnd"/>
+      <w:r>
+        <w:rPr>
+          <w:rFonts w:ascii="Courier New" w:eastAsia="Times New Roman" w:hAnsi="Courier New" w:cs="Courier New"/>
+          <w:sz w:val="20"/>
+          <w:szCs w:val="20"/>
+        </w:rPr>
+        <w:t xml:space="preserve">     </w:t>
+      </w:r>
+      <w:r>
+        <w:rPr>
+          <w:rFonts w:ascii="Courier New" w:eastAsia="Times New Roman" w:hAnsi="Courier New" w:cs="Courier New"/>
+          <w:sz w:val="20"/>
+          <w:szCs w:val="20"/>
+        </w:rPr>
+        <w:t xml:space="preserve">  </w:t>
+      </w:r>
+      <w:r>
+        <w:rPr>
+          <w:rFonts w:ascii="Courier New" w:eastAsia="Times New Roman" w:hAnsi="Courier New" w:cs="Courier New"/>
+          <w:sz w:val="20"/>
+          <w:szCs w:val="20"/>
+        </w:rPr>
+        <w:t>x5, x0, loop</w:t>
+      </w:r>
+    </w:p>
+    <w:p>
+      <w:pPr>
+        <w:spacing w:after="0" w:line="240" w:lineRule="auto"/>
+        <w:ind w:left="720"/>
+        <w:rPr>
+          <w:rFonts w:ascii="Courier New" w:eastAsia="Times New Roman" w:hAnsi="Courier New" w:cs="Courier New"/>
+          <w:sz w:val="20"/>
+          <w:szCs w:val="20"/>
+        </w:rPr>
+      </w:pPr>
+      <w:r>
+        <w:rPr>
+          <w:rFonts w:ascii="Courier New" w:eastAsia="Times New Roman" w:hAnsi="Courier New" w:cs="Courier New"/>
+          <w:sz w:val="20"/>
+          <w:szCs w:val="20"/>
+        </w:rPr>
+        <w:t xml:space="preserve">done:   j       </w:t>
+      </w:r>
+      <w:r>
+        <w:rPr>
+          <w:rFonts w:ascii="Courier New" w:eastAsia="Times New Roman" w:hAnsi="Courier New" w:cs="Courier New"/>
+          <w:sz w:val="20"/>
+          <w:szCs w:val="20"/>
+        </w:rPr>
+        <w:t xml:space="preserve">  </w:t>
+      </w:r>
+      <w:r>
+        <w:rPr>
+          <w:rFonts w:ascii="Courier New" w:eastAsia="Times New Roman" w:hAnsi="Courier New" w:cs="Courier New"/>
+          <w:sz w:val="20"/>
+          <w:szCs w:val="20"/>
+        </w:rPr>
+        <w:t>done            # infinite loop (breakpoint)</w:t>
+      </w:r>
+    </w:p>
+    <w:p>
+      <w:pPr>
+        <w:spacing w:after="0" w:line="240" w:lineRule="auto"/>
+        <w:ind w:left="720"/>
+        <w:rPr>
+          <w:rFonts w:ascii="Courier New" w:eastAsia="Times New Roman" w:hAnsi="Courier New" w:cs="Courier New"/>
+          <w:sz w:val="20"/>
+          <w:szCs w:val="20"/>
+        </w:rPr>
+      </w:pPr>
+    </w:p>
+    <w:p>
+      <w:pPr>
+        <w:spacing w:after="0" w:line="240" w:lineRule="auto"/>
+        <w:ind w:left="720"/>
+        <w:rPr>
+          <w:rFonts w:ascii="Courier New" w:eastAsia="Times New Roman" w:hAnsi="Courier New" w:cs="Courier New"/>
+          <w:sz w:val="20"/>
+          <w:szCs w:val="20"/>
+        </w:rPr>
+      </w:pPr>
+      <w:r>
+        <w:rPr>
+          <w:rFonts w:ascii="Courier New" w:eastAsia="Times New Roman" w:hAnsi="Courier New" w:cs="Courier New"/>
+          <w:sz w:val="20"/>
+          <w:szCs w:val="20"/>
+        </w:rPr>
+        <w:t>#   initialize data in the array</w:t>
+      </w:r>
+      <w:r>
+        <w:rPr>
+          <w:rFonts w:ascii="Courier New" w:eastAsia="Times New Roman" w:hAnsi="Courier New" w:cs="Courier New"/>
+          <w:sz w:val="20"/>
+          <w:szCs w:val="20"/>
+        </w:rPr>
         <w:t xml:space="preserve"> [assumed to start at 0x10000000]</w:t>
       </w:r>
     </w:p>
@@ -1659,6 +1779,7 @@
       <w:r>
         <w:rPr>
           <w:rFonts w:ascii="Helvetica" w:eastAsia="Times New Roman" w:hAnsi="Helvetica" w:cs="Helvetica"/>
+          <w:noProof/>
           <w:color w:val="333333"/>
           <w:sz w:val="21"/>
           <w:szCs w:val="21"/>
@@ -1866,6 +1987,7 @@
                 <w:shd w:val="clear" w:color="auto" w:fill="FFFFFF"/>
               </w:rPr>
             </w:pPr>
+            <w:proofErr w:type="spellStart"/>
             <w:r>
               <w:rPr>
                 <w:rFonts w:ascii="Helvetica" w:eastAsia="Times New Roman" w:hAnsi="Helvetica" w:cs="Helvetica"/>
@@ -1894,7 +2016,18 @@
                 <w:szCs w:val="21"/>
                 <w:shd w:val="clear" w:color="auto" w:fill="FFFFFF"/>
               </w:rPr>
-              <w:t>.vhdl:</w:t>
+              <w:t>.vhdl</w:t>
+            </w:r>
+            <w:proofErr w:type="spellEnd"/>
+            <w:r>
+              <w:rPr>
+                <w:rFonts w:ascii="Helvetica" w:eastAsia="Times New Roman" w:hAnsi="Helvetica" w:cs="Helvetica"/>
+                <w:color w:val="333333"/>
+                <w:sz w:val="21"/>
+                <w:szCs w:val="21"/>
+                <w:shd w:val="clear" w:color="auto" w:fill="FFFFFF"/>
+              </w:rPr>
+              <w:t>:</w:t>
             </w:r>
           </w:p>
         </w:tc>
@@ -1940,6 +2073,7 @@
                 <w:shd w:val="clear" w:color="auto" w:fill="FFFFFF"/>
               </w:rPr>
             </w:pPr>
+            <w:proofErr w:type="spellStart"/>
             <w:r>
               <w:rPr>
                 <w:rFonts w:ascii="Helvetica" w:eastAsia="Times New Roman" w:hAnsi="Helvetica" w:cs="Helvetica"/>
@@ -1950,6 +2084,7 @@
               </w:rPr>
               <w:t>pc_live.vhdl</w:t>
             </w:r>
+            <w:proofErr w:type="spellEnd"/>
           </w:p>
         </w:tc>
         <w:tc>
@@ -1994,6 +2129,7 @@
                 <w:shd w:val="clear" w:color="auto" w:fill="FFFFFF"/>
               </w:rPr>
             </w:pPr>
+            <w:proofErr w:type="spellStart"/>
             <w:r>
               <w:rPr>
                 <w:rFonts w:ascii="Helvetica" w:eastAsia="Times New Roman" w:hAnsi="Helvetica" w:cs="Helvetica"/>
@@ -2004,6 +2140,7 @@
               </w:rPr>
               <w:t>pipeline_registers.vhdl</w:t>
             </w:r>
+            <w:proofErr w:type="spellEnd"/>
           </w:p>
         </w:tc>
         <w:tc>
@@ -2070,6 +2207,7 @@
                 <w:shd w:val="clear" w:color="auto" w:fill="FFFFFF"/>
               </w:rPr>
             </w:pPr>
+            <w:proofErr w:type="spellStart"/>
             <w:r>
               <w:rPr>
                 <w:rFonts w:ascii="Helvetica" w:eastAsia="Times New Roman" w:hAnsi="Helvetica" w:cs="Helvetica"/>
@@ -2080,6 +2218,7 @@
               </w:rPr>
               <w:t>instr_mem.vhdl</w:t>
             </w:r>
+            <w:proofErr w:type="spellEnd"/>
           </w:p>
         </w:tc>
         <w:tc>
@@ -2124,6 +2263,7 @@
                 <w:shd w:val="clear" w:color="auto" w:fill="FFFFFF"/>
               </w:rPr>
             </w:pPr>
+            <w:proofErr w:type="spellStart"/>
             <w:r>
               <w:rPr>
                 <w:rFonts w:ascii="Helvetica" w:eastAsia="Times New Roman" w:hAnsi="Helvetica" w:cs="Helvetica"/>
@@ -2134,6 +2274,7 @@
               </w:rPr>
               <w:t>reg_file.vhdl</w:t>
             </w:r>
+            <w:proofErr w:type="spellEnd"/>
           </w:p>
         </w:tc>
         <w:tc>
@@ -2188,6 +2329,7 @@
                 <w:shd w:val="clear" w:color="auto" w:fill="FFFFFF"/>
               </w:rPr>
             </w:pPr>
+            <w:proofErr w:type="spellStart"/>
             <w:r>
               <w:rPr>
                 <w:rFonts w:ascii="Helvetica" w:eastAsia="Times New Roman" w:hAnsi="Helvetica" w:cs="Helvetica"/>
@@ -2198,6 +2340,7 @@
               </w:rPr>
               <w:t>control_unit.vhdl</w:t>
             </w:r>
+            <w:proofErr w:type="spellEnd"/>
           </w:p>
         </w:tc>
         <w:tc>
@@ -2234,6 +2377,7 @@
               </w:rPr>
               <w:t xml:space="preserve">        </w:t>
             </w:r>
+            <w:proofErr w:type="spellStart"/>
             <w:r>
               <w:rPr>
                 <w:rFonts w:ascii="Helvetica" w:eastAsia="Times New Roman" w:hAnsi="Helvetica" w:cs="Helvetica"/>
@@ -2244,8 +2388,9 @@
                 <w:szCs w:val="21"/>
                 <w:shd w:val="clear" w:color="auto" w:fill="FFFFFF"/>
               </w:rPr>
-              <w:t>reg_write, mem_read, mem_write</w:t>
-            </w:r>
+              <w:t>reg_write</w:t>
+            </w:r>
+            <w:proofErr w:type="spellEnd"/>
             <w:r>
               <w:rPr>
                 <w:rFonts w:ascii="Helvetica" w:eastAsia="Times New Roman" w:hAnsi="Helvetica" w:cs="Helvetica"/>
@@ -2258,6 +2403,7 @@
               </w:rPr>
               <w:t xml:space="preserve">, </w:t>
             </w:r>
+            <w:proofErr w:type="spellStart"/>
             <w:r>
               <w:rPr>
                 <w:rFonts w:ascii="Helvetica" w:eastAsia="Times New Roman" w:hAnsi="Helvetica" w:cs="Helvetica"/>
@@ -2268,8 +2414,9 @@
                 <w:szCs w:val="21"/>
                 <w:shd w:val="clear" w:color="auto" w:fill="FFFFFF"/>
               </w:rPr>
-              <w:t>alu_src</w:t>
-            </w:r>
+              <w:t>mem_read</w:t>
+            </w:r>
+            <w:proofErr w:type="spellEnd"/>
             <w:r>
               <w:rPr>
                 <w:rFonts w:ascii="Helvetica" w:eastAsia="Times New Roman" w:hAnsi="Helvetica" w:cs="Helvetica"/>
@@ -2280,8 +2427,9 @@
                 <w:szCs w:val="21"/>
                 <w:shd w:val="clear" w:color="auto" w:fill="FFFFFF"/>
               </w:rPr>
-              <w:t>,</w:t>
-            </w:r>
+              <w:t xml:space="preserve">, </w:t>
+            </w:r>
+            <w:proofErr w:type="spellStart"/>
             <w:r>
               <w:rPr>
                 <w:rFonts w:ascii="Helvetica" w:eastAsia="Times New Roman" w:hAnsi="Helvetica" w:cs="Helvetica"/>
@@ -2292,8 +2440,9 @@
                 <w:szCs w:val="21"/>
                 <w:shd w:val="clear" w:color="auto" w:fill="FFFFFF"/>
               </w:rPr>
-              <w:t xml:space="preserve"> branch</w:t>
-            </w:r>
+              <w:t>mem_write</w:t>
+            </w:r>
+            <w:proofErr w:type="spellEnd"/>
             <w:r>
               <w:rPr>
                 <w:rFonts w:ascii="Helvetica" w:eastAsia="Times New Roman" w:hAnsi="Helvetica" w:cs="Helvetica"/>
@@ -2304,8 +2453,9 @@
                 <w:szCs w:val="21"/>
                 <w:shd w:val="clear" w:color="auto" w:fill="FFFFFF"/>
               </w:rPr>
-              <w:t>,</w:t>
-            </w:r>
+              <w:t xml:space="preserve">, </w:t>
+            </w:r>
+            <w:proofErr w:type="spellStart"/>
             <w:r>
               <w:rPr>
                 <w:rFonts w:ascii="Helvetica" w:eastAsia="Times New Roman" w:hAnsi="Helvetica" w:cs="Helvetica"/>
@@ -2316,8 +2466,71 @@
                 <w:szCs w:val="21"/>
                 <w:shd w:val="clear" w:color="auto" w:fill="FFFFFF"/>
               </w:rPr>
-              <w:t xml:space="preserve"> load_addr</w:t>
-            </w:r>
+              <w:t>alu_src</w:t>
+            </w:r>
+            <w:proofErr w:type="spellEnd"/>
+            <w:r>
+              <w:rPr>
+                <w:rFonts w:ascii="Helvetica" w:eastAsia="Times New Roman" w:hAnsi="Helvetica" w:cs="Helvetica"/>
+                <w:i/>
+                <w:iCs/>
+                <w:color w:val="333333"/>
+                <w:sz w:val="21"/>
+                <w:szCs w:val="21"/>
+                <w:shd w:val="clear" w:color="auto" w:fill="FFFFFF"/>
+              </w:rPr>
+              <w:t>,</w:t>
+            </w:r>
+            <w:r>
+              <w:rPr>
+                <w:rFonts w:ascii="Helvetica" w:eastAsia="Times New Roman" w:hAnsi="Helvetica" w:cs="Helvetica"/>
+                <w:i/>
+                <w:iCs/>
+                <w:color w:val="333333"/>
+                <w:sz w:val="21"/>
+                <w:szCs w:val="21"/>
+                <w:shd w:val="clear" w:color="auto" w:fill="FFFFFF"/>
+              </w:rPr>
+              <w:t xml:space="preserve"> branch</w:t>
+            </w:r>
+            <w:r>
+              <w:rPr>
+                <w:rFonts w:ascii="Helvetica" w:eastAsia="Times New Roman" w:hAnsi="Helvetica" w:cs="Helvetica"/>
+                <w:i/>
+                <w:iCs/>
+                <w:color w:val="333333"/>
+                <w:sz w:val="21"/>
+                <w:szCs w:val="21"/>
+                <w:shd w:val="clear" w:color="auto" w:fill="FFFFFF"/>
+              </w:rPr>
+              <w:t>,</w:t>
+            </w:r>
+            <w:r>
+              <w:rPr>
+                <w:rFonts w:ascii="Helvetica" w:eastAsia="Times New Roman" w:hAnsi="Helvetica" w:cs="Helvetica"/>
+                <w:i/>
+                <w:iCs/>
+                <w:color w:val="333333"/>
+                <w:sz w:val="21"/>
+                <w:szCs w:val="21"/>
+                <w:shd w:val="clear" w:color="auto" w:fill="FFFFFF"/>
+              </w:rPr>
+              <w:t xml:space="preserve"> </w:t>
+            </w:r>
+            <w:proofErr w:type="spellStart"/>
+            <w:r>
+              <w:rPr>
+                <w:rFonts w:ascii="Helvetica" w:eastAsia="Times New Roman" w:hAnsi="Helvetica" w:cs="Helvetica"/>
+                <w:i/>
+                <w:iCs/>
+                <w:color w:val="333333"/>
+                <w:sz w:val="21"/>
+                <w:szCs w:val="21"/>
+                <w:shd w:val="clear" w:color="auto" w:fill="FFFFFF"/>
+              </w:rPr>
+              <w:t>load_addr</w:t>
+            </w:r>
+            <w:proofErr w:type="spellEnd"/>
             <w:r>
               <w:rPr>
                 <w:rFonts w:ascii="Helvetica" w:eastAsia="Times New Roman" w:hAnsi="Helvetica" w:cs="Helvetica"/>
@@ -2394,6 +2607,7 @@
                 <w:shd w:val="clear" w:color="auto" w:fill="FFFFFF"/>
               </w:rPr>
             </w:pPr>
+            <w:proofErr w:type="spellStart"/>
             <w:r>
               <w:rPr>
                 <w:rFonts w:ascii="Helvetica" w:eastAsia="Times New Roman" w:hAnsi="Helvetica" w:cs="Helvetica"/>
@@ -2414,6 +2628,7 @@
               </w:rPr>
               <w:t>mmediate_generator.vhdl</w:t>
             </w:r>
+            <w:proofErr w:type="spellEnd"/>
           </w:p>
         </w:tc>
         <w:tc>
@@ -2478,6 +2693,7 @@
                 <w:shd w:val="clear" w:color="auto" w:fill="FFFFFF"/>
               </w:rPr>
             </w:pPr>
+            <w:proofErr w:type="spellStart"/>
             <w:r>
               <w:rPr>
                 <w:rFonts w:ascii="Helvetica" w:eastAsia="Times New Roman" w:hAnsi="Helvetica" w:cs="Helvetica"/>
@@ -2488,6 +2704,7 @@
               </w:rPr>
               <w:t>alu_control.vhdl</w:t>
             </w:r>
+            <w:proofErr w:type="spellEnd"/>
           </w:p>
         </w:tc>
         <w:tc>
@@ -2522,7 +2739,29 @@
                 <w:szCs w:val="21"/>
                 <w:shd w:val="clear" w:color="auto" w:fill="FFFFFF"/>
               </w:rPr>
-              <w:t>, outputs the alu_op (alu operation) to perform</w:t>
+              <w:t xml:space="preserve">, outputs the </w:t>
+            </w:r>
+            <w:proofErr w:type="spellStart"/>
+            <w:r>
+              <w:rPr>
+                <w:rFonts w:ascii="Helvetica" w:eastAsia="Times New Roman" w:hAnsi="Helvetica" w:cs="Helvetica"/>
+                <w:color w:val="333333"/>
+                <w:sz w:val="21"/>
+                <w:szCs w:val="21"/>
+                <w:shd w:val="clear" w:color="auto" w:fill="FFFFFF"/>
+              </w:rPr>
+              <w:t>alu_op</w:t>
+            </w:r>
+            <w:proofErr w:type="spellEnd"/>
+            <w:r>
+              <w:rPr>
+                <w:rFonts w:ascii="Helvetica" w:eastAsia="Times New Roman" w:hAnsi="Helvetica" w:cs="Helvetica"/>
+                <w:color w:val="333333"/>
+                <w:sz w:val="21"/>
+                <w:szCs w:val="21"/>
+                <w:shd w:val="clear" w:color="auto" w:fill="FFFFFF"/>
+              </w:rPr>
+              <w:t xml:space="preserve"> (alu operation) to perform</w:t>
             </w:r>
           </w:p>
         </w:tc>
@@ -2542,6 +2781,7 @@
                 <w:shd w:val="clear" w:color="auto" w:fill="FFFFFF"/>
               </w:rPr>
             </w:pPr>
+            <w:proofErr w:type="spellStart"/>
             <w:r>
               <w:rPr>
                 <w:rFonts w:ascii="Helvetica" w:eastAsia="Times New Roman" w:hAnsi="Helvetica" w:cs="Helvetica"/>
@@ -2552,6 +2792,7 @@
               </w:rPr>
               <w:t>alu.vhdl</w:t>
             </w:r>
+            <w:proofErr w:type="spellEnd"/>
           </w:p>
         </w:tc>
         <w:tc>
@@ -2576,7 +2817,29 @@
                 <w:szCs w:val="21"/>
                 <w:shd w:val="clear" w:color="auto" w:fill="FFFFFF"/>
               </w:rPr>
-              <w:t>Performs the arithmetic logic unit operation (ADD, SUB, etc) on two operands.</w:t>
+              <w:t xml:space="preserve">Performs the arithmetic logic unit operation (ADD, SUB, </w:t>
+            </w:r>
+            <w:proofErr w:type="spellStart"/>
+            <w:r>
+              <w:rPr>
+                <w:rFonts w:ascii="Helvetica" w:eastAsia="Times New Roman" w:hAnsi="Helvetica" w:cs="Helvetica"/>
+                <w:color w:val="333333"/>
+                <w:sz w:val="21"/>
+                <w:szCs w:val="21"/>
+                <w:shd w:val="clear" w:color="auto" w:fill="FFFFFF"/>
+              </w:rPr>
+              <w:t>etc</w:t>
+            </w:r>
+            <w:proofErr w:type="spellEnd"/>
+            <w:r>
+              <w:rPr>
+                <w:rFonts w:ascii="Helvetica" w:eastAsia="Times New Roman" w:hAnsi="Helvetica" w:cs="Helvetica"/>
+                <w:color w:val="333333"/>
+                <w:sz w:val="21"/>
+                <w:szCs w:val="21"/>
+                <w:shd w:val="clear" w:color="auto" w:fill="FFFFFF"/>
+              </w:rPr>
+              <w:t>) on two operands.</w:t>
             </w:r>
           </w:p>
         </w:tc>
@@ -2596,6 +2859,7 @@
                 <w:shd w:val="clear" w:color="auto" w:fill="FFFFFF"/>
               </w:rPr>
             </w:pPr>
+            <w:proofErr w:type="spellStart"/>
             <w:r>
               <w:rPr>
                 <w:rFonts w:ascii="Helvetica" w:eastAsia="Times New Roman" w:hAnsi="Helvetica" w:cs="Helvetica"/>
@@ -2606,6 +2870,7 @@
               </w:rPr>
               <w:t>data_mem.vhdl</w:t>
             </w:r>
+            <w:proofErr w:type="spellEnd"/>
           </w:p>
         </w:tc>
         <w:tc>
@@ -2660,6 +2925,7 @@
                 <w:shd w:val="clear" w:color="auto" w:fill="FFFFFF"/>
               </w:rPr>
             </w:pPr>
+            <w:proofErr w:type="spellStart"/>
             <w:r>
               <w:rPr>
                 <w:rFonts w:ascii="Helvetica" w:eastAsia="Times New Roman" w:hAnsi="Helvetica" w:cs="Helvetica"/>
@@ -2690,6 +2956,7 @@
               </w:rPr>
               <w:t>.vhdl</w:t>
             </w:r>
+            <w:proofErr w:type="spellEnd"/>
           </w:p>
         </w:tc>
         <w:tc>
@@ -2744,6 +3011,7 @@
                 <w:shd w:val="clear" w:color="auto" w:fill="FFFFFF"/>
               </w:rPr>
             </w:pPr>
+            <w:proofErr w:type="spellStart"/>
             <w:r>
               <w:rPr>
                 <w:rFonts w:ascii="Helvetica" w:eastAsia="Times New Roman" w:hAnsi="Helvetica" w:cs="Helvetica"/>
@@ -2795,6 +3063,7 @@
               </w:rPr>
               <w:t>_behav.wcfg</w:t>
             </w:r>
+            <w:proofErr w:type="spellEnd"/>
           </w:p>
         </w:tc>
         <w:tc>
@@ -3176,8 +3445,9 @@
                 <w:szCs w:val="21"/>
                 <w:shd w:val="clear" w:color="auto" w:fill="FFFFFF"/>
               </w:rPr>
-              <w:t>dd rd</w:t>
-            </w:r>
+              <w:t xml:space="preserve">dd </w:t>
+            </w:r>
+            <w:proofErr w:type="spellStart"/>
             <w:r>
               <w:rPr>
                 <w:rFonts w:ascii="Helvetica" w:eastAsia="Times New Roman" w:hAnsi="Helvetica" w:cs="Helvetica"/>
@@ -3188,8 +3458,9 @@
                 <w:szCs w:val="21"/>
                 <w:shd w:val="clear" w:color="auto" w:fill="FFFFFF"/>
               </w:rPr>
-              <w:t xml:space="preserve">, rs1, rs2   </w:t>
-            </w:r>
+              <w:t>rd</w:t>
+            </w:r>
+            <w:proofErr w:type="spellEnd"/>
             <w:r>
               <w:rPr>
                 <w:rFonts w:ascii="Helvetica" w:eastAsia="Times New Roman" w:hAnsi="Helvetica" w:cs="Helvetica"/>
@@ -3200,7 +3471,45 @@
                 <w:szCs w:val="21"/>
                 <w:shd w:val="clear" w:color="auto" w:fill="FFFFFF"/>
               </w:rPr>
-              <w:t xml:space="preserve">     #  rd = rs1 + rs2</w:t>
+              <w:t xml:space="preserve">, rs1, rs2   </w:t>
+            </w:r>
+            <w:r>
+              <w:rPr>
+                <w:rFonts w:ascii="Helvetica" w:eastAsia="Times New Roman" w:hAnsi="Helvetica" w:cs="Helvetica"/>
+                <w:i/>
+                <w:iCs/>
+                <w:color w:val="333333"/>
+                <w:sz w:val="21"/>
+                <w:szCs w:val="21"/>
+                <w:shd w:val="clear" w:color="auto" w:fill="FFFFFF"/>
+              </w:rPr>
+              <w:t xml:space="preserve">     #  </w:t>
+            </w:r>
+            <w:proofErr w:type="spellStart"/>
+            <w:r>
+              <w:rPr>
+                <w:rFonts w:ascii="Helvetica" w:eastAsia="Times New Roman" w:hAnsi="Helvetica" w:cs="Helvetica"/>
+                <w:i/>
+                <w:iCs/>
+                <w:color w:val="333333"/>
+                <w:sz w:val="21"/>
+                <w:szCs w:val="21"/>
+                <w:shd w:val="clear" w:color="auto" w:fill="FFFFFF"/>
+              </w:rPr>
+              <w:t>rd</w:t>
+            </w:r>
+            <w:proofErr w:type="spellEnd"/>
+            <w:r>
+              <w:rPr>
+                <w:rFonts w:ascii="Helvetica" w:eastAsia="Times New Roman" w:hAnsi="Helvetica" w:cs="Helvetica"/>
+                <w:i/>
+                <w:iCs/>
+                <w:color w:val="333333"/>
+                <w:sz w:val="21"/>
+                <w:szCs w:val="21"/>
+                <w:shd w:val="clear" w:color="auto" w:fill="FFFFFF"/>
+              </w:rPr>
+              <w:t xml:space="preserve"> = rs1 + rs2</w:t>
             </w:r>
           </w:p>
           <w:p>
@@ -3223,15 +3532,27 @@
               </w:rPr>
               <w:t xml:space="preserve">         </w:t>
             </w:r>
-            <w:r>
-              <w:rPr>
-                <w:rFonts w:ascii="Helvetica" w:eastAsia="Times New Roman" w:hAnsi="Helvetica" w:cs="Helvetica"/>
-                <w:color w:val="333333"/>
-                <w:sz w:val="21"/>
-                <w:szCs w:val="21"/>
-                <w:shd w:val="clear" w:color="auto" w:fill="FFFFFF"/>
-              </w:rPr>
-              <w:t>rd: destination register (where the result is stored)</w:t>
+            <w:proofErr w:type="spellStart"/>
+            <w:r>
+              <w:rPr>
+                <w:rFonts w:ascii="Helvetica" w:eastAsia="Times New Roman" w:hAnsi="Helvetica" w:cs="Helvetica"/>
+                <w:color w:val="333333"/>
+                <w:sz w:val="21"/>
+                <w:szCs w:val="21"/>
+                <w:shd w:val="clear" w:color="auto" w:fill="FFFFFF"/>
+              </w:rPr>
+              <w:t>rd</w:t>
+            </w:r>
+            <w:proofErr w:type="spellEnd"/>
+            <w:r>
+              <w:rPr>
+                <w:rFonts w:ascii="Helvetica" w:eastAsia="Times New Roman" w:hAnsi="Helvetica" w:cs="Helvetica"/>
+                <w:color w:val="333333"/>
+                <w:sz w:val="21"/>
+                <w:szCs w:val="21"/>
+                <w:shd w:val="clear" w:color="auto" w:fill="FFFFFF"/>
+              </w:rPr>
+              <w:t>: destination register (where the result is stored)</w:t>
             </w:r>
           </w:p>
           <w:p>
@@ -3423,7 +3744,29 @@
                 <w:szCs w:val="21"/>
                 <w:shd w:val="clear" w:color="auto" w:fill="FFFFFF"/>
               </w:rPr>
-              <w:t>&lt;5-bit rd&gt;</w:t>
+              <w:t xml:space="preserve">&lt;5-bit </w:t>
+            </w:r>
+            <w:proofErr w:type="spellStart"/>
+            <w:r>
+              <w:rPr>
+                <w:rFonts w:ascii="Helvetica" w:eastAsia="Times New Roman" w:hAnsi="Helvetica" w:cs="Helvetica"/>
+                <w:color w:val="333333"/>
+                <w:sz w:val="21"/>
+                <w:szCs w:val="21"/>
+                <w:shd w:val="clear" w:color="auto" w:fill="FFFFFF"/>
+              </w:rPr>
+              <w:t>rd</w:t>
+            </w:r>
+            <w:proofErr w:type="spellEnd"/>
+            <w:r>
+              <w:rPr>
+                <w:rFonts w:ascii="Helvetica" w:eastAsia="Times New Roman" w:hAnsi="Helvetica" w:cs="Helvetica"/>
+                <w:color w:val="333333"/>
+                <w:sz w:val="21"/>
+                <w:szCs w:val="21"/>
+                <w:shd w:val="clear" w:color="auto" w:fill="FFFFFF"/>
+              </w:rPr>
+              <w:t>&gt;</w:t>
             </w:r>
             <w:r>
               <w:t xml:space="preserve"> </w:t>
@@ -3631,6 +3974,7 @@
               </w:rPr>
               <w:t xml:space="preserve">    </w:t>
             </w:r>
+            <w:proofErr w:type="spellStart"/>
             <w:r>
               <w:rPr>
                 <w:rFonts w:ascii="Helvetica" w:eastAsia="Times New Roman" w:hAnsi="Helvetica" w:cs="Helvetica"/>
@@ -3655,6 +3999,7 @@
               </w:rPr>
               <w:t>i</w:t>
             </w:r>
+            <w:proofErr w:type="spellEnd"/>
             <w:r>
               <w:rPr>
                 <w:rFonts w:ascii="Helvetica" w:eastAsia="Times New Roman" w:hAnsi="Helvetica" w:cs="Helvetica"/>
@@ -3665,8 +4010,9 @@
                 <w:szCs w:val="21"/>
                 <w:shd w:val="clear" w:color="auto" w:fill="FFFFFF"/>
               </w:rPr>
-              <w:t xml:space="preserve"> rd, rs1, </w:t>
-            </w:r>
+              <w:t xml:space="preserve"> </w:t>
+            </w:r>
+            <w:proofErr w:type="spellStart"/>
             <w:r>
               <w:rPr>
                 <w:rFonts w:ascii="Helvetica" w:eastAsia="Times New Roman" w:hAnsi="Helvetica" w:cs="Helvetica"/>
@@ -3677,8 +4023,9 @@
                 <w:szCs w:val="21"/>
                 <w:shd w:val="clear" w:color="auto" w:fill="FFFFFF"/>
               </w:rPr>
-              <w:t>imm</w:t>
-            </w:r>
+              <w:t>rd</w:t>
+            </w:r>
+            <w:proofErr w:type="spellEnd"/>
             <w:r>
               <w:rPr>
                 <w:rFonts w:ascii="Helvetica" w:eastAsia="Times New Roman" w:hAnsi="Helvetica" w:cs="Helvetica"/>
@@ -3689,8 +4036,9 @@
                 <w:szCs w:val="21"/>
                 <w:shd w:val="clear" w:color="auto" w:fill="FFFFFF"/>
               </w:rPr>
-              <w:t xml:space="preserve">        #  rd = rs1 + </w:t>
-            </w:r>
+              <w:t xml:space="preserve">, rs1, </w:t>
+            </w:r>
+            <w:proofErr w:type="spellStart"/>
             <w:r>
               <w:rPr>
                 <w:rFonts w:ascii="Helvetica" w:eastAsia="Times New Roman" w:hAnsi="Helvetica" w:cs="Helvetica"/>
@@ -3703,6 +4051,59 @@
               </w:rPr>
               <w:t>imm</w:t>
             </w:r>
+            <w:proofErr w:type="spellEnd"/>
+            <w:r>
+              <w:rPr>
+                <w:rFonts w:ascii="Helvetica" w:eastAsia="Times New Roman" w:hAnsi="Helvetica" w:cs="Helvetica"/>
+                <w:i/>
+                <w:iCs/>
+                <w:color w:val="333333"/>
+                <w:sz w:val="21"/>
+                <w:szCs w:val="21"/>
+                <w:shd w:val="clear" w:color="auto" w:fill="FFFFFF"/>
+              </w:rPr>
+              <w:t xml:space="preserve">        #  </w:t>
+            </w:r>
+            <w:proofErr w:type="spellStart"/>
+            <w:r>
+              <w:rPr>
+                <w:rFonts w:ascii="Helvetica" w:eastAsia="Times New Roman" w:hAnsi="Helvetica" w:cs="Helvetica"/>
+                <w:i/>
+                <w:iCs/>
+                <w:color w:val="333333"/>
+                <w:sz w:val="21"/>
+                <w:szCs w:val="21"/>
+                <w:shd w:val="clear" w:color="auto" w:fill="FFFFFF"/>
+              </w:rPr>
+              <w:t>rd</w:t>
+            </w:r>
+            <w:proofErr w:type="spellEnd"/>
+            <w:r>
+              <w:rPr>
+                <w:rFonts w:ascii="Helvetica" w:eastAsia="Times New Roman" w:hAnsi="Helvetica" w:cs="Helvetica"/>
+                <w:i/>
+                <w:iCs/>
+                <w:color w:val="333333"/>
+                <w:sz w:val="21"/>
+                <w:szCs w:val="21"/>
+                <w:shd w:val="clear" w:color="auto" w:fill="FFFFFF"/>
+              </w:rPr>
+              <w:t xml:space="preserve"> = rs1 + </w:t>
+            </w:r>
+            <w:proofErr w:type="spellStart"/>
+            <w:r>
+              <w:rPr>
+                <w:rFonts w:ascii="Helvetica" w:eastAsia="Times New Roman" w:hAnsi="Helvetica" w:cs="Helvetica"/>
+                <w:i/>
+                <w:iCs/>
+                <w:color w:val="333333"/>
+                <w:sz w:val="21"/>
+                <w:szCs w:val="21"/>
+                <w:shd w:val="clear" w:color="auto" w:fill="FFFFFF"/>
+              </w:rPr>
+              <w:t>imm</w:t>
+            </w:r>
+            <w:proofErr w:type="spellEnd"/>
           </w:p>
           <w:p>
             <w:pPr>
@@ -3724,15 +4125,27 @@
               </w:rPr>
               <w:t xml:space="preserve">         </w:t>
             </w:r>
-            <w:r>
-              <w:rPr>
-                <w:rFonts w:ascii="Helvetica" w:eastAsia="Times New Roman" w:hAnsi="Helvetica" w:cs="Helvetica"/>
-                <w:color w:val="333333"/>
-                <w:sz w:val="21"/>
-                <w:szCs w:val="21"/>
-                <w:shd w:val="clear" w:color="auto" w:fill="FFFFFF"/>
-              </w:rPr>
-              <w:t xml:space="preserve">rd: destination register </w:t>
+            <w:proofErr w:type="spellStart"/>
+            <w:r>
+              <w:rPr>
+                <w:rFonts w:ascii="Helvetica" w:eastAsia="Times New Roman" w:hAnsi="Helvetica" w:cs="Helvetica"/>
+                <w:color w:val="333333"/>
+                <w:sz w:val="21"/>
+                <w:szCs w:val="21"/>
+                <w:shd w:val="clear" w:color="auto" w:fill="FFFFFF"/>
+              </w:rPr>
+              <w:t>rd</w:t>
+            </w:r>
+            <w:proofErr w:type="spellEnd"/>
+            <w:r>
+              <w:rPr>
+                <w:rFonts w:ascii="Helvetica" w:eastAsia="Times New Roman" w:hAnsi="Helvetica" w:cs="Helvetica"/>
+                <w:color w:val="333333"/>
+                <w:sz w:val="21"/>
+                <w:szCs w:val="21"/>
+                <w:shd w:val="clear" w:color="auto" w:fill="FFFFFF"/>
+              </w:rPr>
+              <w:t xml:space="preserve">: destination register </w:t>
             </w:r>
           </w:p>
           <w:p>
@@ -3786,15 +4199,27 @@
               </w:rPr>
               <w:t xml:space="preserve">         </w:t>
             </w:r>
-            <w:r>
-              <w:rPr>
-                <w:rFonts w:ascii="Helvetica" w:eastAsia="Times New Roman" w:hAnsi="Helvetica" w:cs="Helvetica"/>
-                <w:color w:val="333333"/>
-                <w:sz w:val="21"/>
-                <w:szCs w:val="21"/>
-                <w:shd w:val="clear" w:color="auto" w:fill="FFFFFF"/>
-              </w:rPr>
-              <w:t>imm:</w:t>
+            <w:proofErr w:type="spellStart"/>
+            <w:r>
+              <w:rPr>
+                <w:rFonts w:ascii="Helvetica" w:eastAsia="Times New Roman" w:hAnsi="Helvetica" w:cs="Helvetica"/>
+                <w:color w:val="333333"/>
+                <w:sz w:val="21"/>
+                <w:szCs w:val="21"/>
+                <w:shd w:val="clear" w:color="auto" w:fill="FFFFFF"/>
+              </w:rPr>
+              <w:t>imm</w:t>
+            </w:r>
+            <w:proofErr w:type="spellEnd"/>
+            <w:r>
+              <w:rPr>
+                <w:rFonts w:ascii="Helvetica" w:eastAsia="Times New Roman" w:hAnsi="Helvetica" w:cs="Helvetica"/>
+                <w:color w:val="333333"/>
+                <w:sz w:val="21"/>
+                <w:szCs w:val="21"/>
+                <w:shd w:val="clear" w:color="auto" w:fill="FFFFFF"/>
+              </w:rPr>
+              <w:t>:</w:t>
             </w:r>
             <w:r>
               <w:rPr>
@@ -3880,6 +4305,7 @@
               </w:rPr>
               <w:t xml:space="preserve">-bit </w:t>
             </w:r>
+            <w:proofErr w:type="spellStart"/>
             <w:r>
               <w:rPr>
                 <w:rFonts w:ascii="Helvetica" w:eastAsia="Times New Roman" w:hAnsi="Helvetica" w:cs="Helvetica"/>
@@ -3890,6 +4316,7 @@
               </w:rPr>
               <w:t>imm</w:t>
             </w:r>
+            <w:proofErr w:type="spellEnd"/>
             <w:r>
               <w:rPr>
                 <w:rFonts w:ascii="Helvetica" w:eastAsia="Times New Roman" w:hAnsi="Helvetica" w:cs="Helvetica"/>
@@ -3931,7 +4358,29 @@
                 <w:szCs w:val="21"/>
                 <w:shd w:val="clear" w:color="auto" w:fill="FFFFFF"/>
               </w:rPr>
-              <w:t>&lt;3-bit funct3&gt; &lt;5-bit rd&gt;</w:t>
+              <w:t xml:space="preserve">&lt;3-bit funct3&gt; &lt;5-bit </w:t>
+            </w:r>
+            <w:proofErr w:type="spellStart"/>
+            <w:r>
+              <w:rPr>
+                <w:rFonts w:ascii="Helvetica" w:eastAsia="Times New Roman" w:hAnsi="Helvetica" w:cs="Helvetica"/>
+                <w:color w:val="333333"/>
+                <w:sz w:val="21"/>
+                <w:szCs w:val="21"/>
+                <w:shd w:val="clear" w:color="auto" w:fill="FFFFFF"/>
+              </w:rPr>
+              <w:t>rd</w:t>
+            </w:r>
+            <w:proofErr w:type="spellEnd"/>
+            <w:r>
+              <w:rPr>
+                <w:rFonts w:ascii="Helvetica" w:eastAsia="Times New Roman" w:hAnsi="Helvetica" w:cs="Helvetica"/>
+                <w:color w:val="333333"/>
+                <w:sz w:val="21"/>
+                <w:szCs w:val="21"/>
+                <w:shd w:val="clear" w:color="auto" w:fill="FFFFFF"/>
+              </w:rPr>
+              <w:t>&gt;</w:t>
             </w:r>
             <w:r>
               <w:t xml:space="preserve"> </w:t>
@@ -4118,6 +4567,7 @@
               </w:rPr>
               <w:t xml:space="preserve">    </w:t>
             </w:r>
+            <w:proofErr w:type="spellStart"/>
             <w:r>
               <w:rPr>
                 <w:rFonts w:ascii="Helvetica" w:eastAsia="Times New Roman" w:hAnsi="Helvetica" w:cs="Helvetica"/>
@@ -4130,6 +4580,7 @@
               </w:rPr>
               <w:t>lw</w:t>
             </w:r>
+            <w:proofErr w:type="spellEnd"/>
             <w:r>
               <w:rPr>
                 <w:rFonts w:ascii="Helvetica" w:eastAsia="Times New Roman" w:hAnsi="Helvetica" w:cs="Helvetica"/>
@@ -4142,6 +4593,7 @@
               </w:rPr>
               <w:t xml:space="preserve"> </w:t>
             </w:r>
+            <w:proofErr w:type="spellStart"/>
             <w:r>
               <w:rPr>
                 <w:rFonts w:ascii="Helvetica" w:eastAsia="Times New Roman" w:hAnsi="Helvetica" w:cs="Helvetica"/>
@@ -4166,6 +4618,7 @@
               </w:rPr>
               <w:t>d</w:t>
             </w:r>
+            <w:proofErr w:type="spellEnd"/>
             <w:r>
               <w:rPr>
                 <w:rFonts w:ascii="Helvetica" w:eastAsia="Times New Roman" w:hAnsi="Helvetica" w:cs="Helvetica"/>
@@ -4190,6 +4643,7 @@
               </w:rPr>
               <w:t xml:space="preserve"> </w:t>
             </w:r>
+            <w:proofErr w:type="spellStart"/>
             <w:r>
               <w:rPr>
                 <w:rFonts w:ascii="Helvetica" w:eastAsia="Times New Roman" w:hAnsi="Helvetica" w:cs="Helvetica"/>
@@ -4202,6 +4656,7 @@
               </w:rPr>
               <w:t>imm</w:t>
             </w:r>
+            <w:proofErr w:type="spellEnd"/>
             <w:r>
               <w:rPr>
                 <w:rFonts w:ascii="Helvetica" w:eastAsia="Times New Roman" w:hAnsi="Helvetica" w:cs="Helvetica"/>
@@ -4224,8 +4679,9 @@
                 <w:szCs w:val="21"/>
                 <w:shd w:val="clear" w:color="auto" w:fill="FFFFFF"/>
               </w:rPr>
-              <w:t xml:space="preserve">        #  rd = </w:t>
-            </w:r>
+              <w:t xml:space="preserve">        #  </w:t>
+            </w:r>
+            <w:proofErr w:type="spellStart"/>
             <w:r>
               <w:rPr>
                 <w:rFonts w:ascii="Helvetica" w:eastAsia="Times New Roman" w:hAnsi="Helvetica" w:cs="Helvetica"/>
@@ -4236,8 +4692,9 @@
                 <w:szCs w:val="21"/>
                 <w:shd w:val="clear" w:color="auto" w:fill="FFFFFF"/>
               </w:rPr>
-              <w:t>memory[</w:t>
-            </w:r>
+              <w:t>rd</w:t>
+            </w:r>
+            <w:proofErr w:type="spellEnd"/>
             <w:r>
               <w:rPr>
                 <w:rFonts w:ascii="Helvetica" w:eastAsia="Times New Roman" w:hAnsi="Helvetica" w:cs="Helvetica"/>
@@ -4248,7 +4705,7 @@
                 <w:szCs w:val="21"/>
                 <w:shd w:val="clear" w:color="auto" w:fill="FFFFFF"/>
               </w:rPr>
-              <w:t xml:space="preserve">rs1 + </w:t>
+              <w:t xml:space="preserve"> = </w:t>
             </w:r>
             <w:r>
               <w:rPr>
@@ -4260,8 +4717,34 @@
                 <w:szCs w:val="21"/>
                 <w:shd w:val="clear" w:color="auto" w:fill="FFFFFF"/>
               </w:rPr>
+              <w:t>memory[</w:t>
+            </w:r>
+            <w:r>
+              <w:rPr>
+                <w:rFonts w:ascii="Helvetica" w:eastAsia="Times New Roman" w:hAnsi="Helvetica" w:cs="Helvetica"/>
+                <w:i/>
+                <w:iCs/>
+                <w:color w:val="333333"/>
+                <w:sz w:val="21"/>
+                <w:szCs w:val="21"/>
+                <w:shd w:val="clear" w:color="auto" w:fill="FFFFFF"/>
+              </w:rPr>
+              <w:t xml:space="preserve">rs1 + </w:t>
+            </w:r>
+            <w:proofErr w:type="spellStart"/>
+            <w:r>
+              <w:rPr>
+                <w:rFonts w:ascii="Helvetica" w:eastAsia="Times New Roman" w:hAnsi="Helvetica" w:cs="Helvetica"/>
+                <w:i/>
+                <w:iCs/>
+                <w:color w:val="333333"/>
+                <w:sz w:val="21"/>
+                <w:szCs w:val="21"/>
+                <w:shd w:val="clear" w:color="auto" w:fill="FFFFFF"/>
+              </w:rPr>
               <w:t>imm</w:t>
             </w:r>
+            <w:proofErr w:type="spellEnd"/>
             <w:r>
               <w:rPr>
                 <w:rFonts w:ascii="Helvetica" w:eastAsia="Times New Roman" w:hAnsi="Helvetica" w:cs="Helvetica"/>
@@ -4295,15 +4778,27 @@
               </w:rPr>
               <w:t xml:space="preserve">         </w:t>
             </w:r>
-            <w:r>
-              <w:rPr>
-                <w:rFonts w:ascii="Helvetica" w:eastAsia="Times New Roman" w:hAnsi="Helvetica" w:cs="Helvetica"/>
-                <w:color w:val="333333"/>
-                <w:sz w:val="21"/>
-                <w:szCs w:val="21"/>
-                <w:shd w:val="clear" w:color="auto" w:fill="FFFFFF"/>
-              </w:rPr>
-              <w:t xml:space="preserve">rd: destination register </w:t>
+            <w:proofErr w:type="spellStart"/>
+            <w:r>
+              <w:rPr>
+                <w:rFonts w:ascii="Helvetica" w:eastAsia="Times New Roman" w:hAnsi="Helvetica" w:cs="Helvetica"/>
+                <w:color w:val="333333"/>
+                <w:sz w:val="21"/>
+                <w:szCs w:val="21"/>
+                <w:shd w:val="clear" w:color="auto" w:fill="FFFFFF"/>
+              </w:rPr>
+              <w:t>rd</w:t>
+            </w:r>
+            <w:proofErr w:type="spellEnd"/>
+            <w:r>
+              <w:rPr>
+                <w:rFonts w:ascii="Helvetica" w:eastAsia="Times New Roman" w:hAnsi="Helvetica" w:cs="Helvetica"/>
+                <w:color w:val="333333"/>
+                <w:sz w:val="21"/>
+                <w:szCs w:val="21"/>
+                <w:shd w:val="clear" w:color="auto" w:fill="FFFFFF"/>
+              </w:rPr>
+              <w:t xml:space="preserve">: destination register </w:t>
             </w:r>
           </w:p>
           <w:p>
@@ -4367,15 +4862,27 @@
               </w:rPr>
               <w:t xml:space="preserve">         </w:t>
             </w:r>
-            <w:r>
-              <w:rPr>
-                <w:rFonts w:ascii="Helvetica" w:eastAsia="Times New Roman" w:hAnsi="Helvetica" w:cs="Helvetica"/>
-                <w:color w:val="333333"/>
-                <w:sz w:val="21"/>
-                <w:szCs w:val="21"/>
-                <w:shd w:val="clear" w:color="auto" w:fill="FFFFFF"/>
-              </w:rPr>
-              <w:t>imm:</w:t>
+            <w:proofErr w:type="spellStart"/>
+            <w:r>
+              <w:rPr>
+                <w:rFonts w:ascii="Helvetica" w:eastAsia="Times New Roman" w:hAnsi="Helvetica" w:cs="Helvetica"/>
+                <w:color w:val="333333"/>
+                <w:sz w:val="21"/>
+                <w:szCs w:val="21"/>
+                <w:shd w:val="clear" w:color="auto" w:fill="FFFFFF"/>
+              </w:rPr>
+              <w:t>imm</w:t>
+            </w:r>
+            <w:proofErr w:type="spellEnd"/>
+            <w:r>
+              <w:rPr>
+                <w:rFonts w:ascii="Helvetica" w:eastAsia="Times New Roman" w:hAnsi="Helvetica" w:cs="Helvetica"/>
+                <w:color w:val="333333"/>
+                <w:sz w:val="21"/>
+                <w:szCs w:val="21"/>
+                <w:shd w:val="clear" w:color="auto" w:fill="FFFFFF"/>
+              </w:rPr>
+              <w:t>:</w:t>
             </w:r>
             <w:r>
               <w:rPr>
@@ -4449,7 +4956,29 @@
                 <w:szCs w:val="21"/>
                 <w:shd w:val="clear" w:color="auto" w:fill="FFFFFF"/>
               </w:rPr>
-              <w:t xml:space="preserve">    “&lt;12-bit imm&gt; &lt;5-bit rs1&gt;</w:t>
+              <w:t xml:space="preserve">    “&lt;12-bit </w:t>
+            </w:r>
+            <w:proofErr w:type="spellStart"/>
+            <w:r>
+              <w:rPr>
+                <w:rFonts w:ascii="Helvetica" w:eastAsia="Times New Roman" w:hAnsi="Helvetica" w:cs="Helvetica"/>
+                <w:color w:val="333333"/>
+                <w:sz w:val="21"/>
+                <w:szCs w:val="21"/>
+                <w:shd w:val="clear" w:color="auto" w:fill="FFFFFF"/>
+              </w:rPr>
+              <w:t>imm</w:t>
+            </w:r>
+            <w:proofErr w:type="spellEnd"/>
+            <w:r>
+              <w:rPr>
+                <w:rFonts w:ascii="Helvetica" w:eastAsia="Times New Roman" w:hAnsi="Helvetica" w:cs="Helvetica"/>
+                <w:color w:val="333333"/>
+                <w:sz w:val="21"/>
+                <w:szCs w:val="21"/>
+                <w:shd w:val="clear" w:color="auto" w:fill="FFFFFF"/>
+              </w:rPr>
+              <w:t>&gt; &lt;5-bit rs1&gt;</w:t>
             </w:r>
             <w:r>
               <w:t xml:space="preserve"> </w:t>
@@ -4462,7 +4991,29 @@
                 <w:szCs w:val="21"/>
                 <w:shd w:val="clear" w:color="auto" w:fill="FFFFFF"/>
               </w:rPr>
-              <w:t>&lt;3-bit funct3&gt; &lt;5-bit rd&gt;</w:t>
+              <w:t xml:space="preserve">&lt;3-bit funct3&gt; &lt;5-bit </w:t>
+            </w:r>
+            <w:proofErr w:type="spellStart"/>
+            <w:r>
+              <w:rPr>
+                <w:rFonts w:ascii="Helvetica" w:eastAsia="Times New Roman" w:hAnsi="Helvetica" w:cs="Helvetica"/>
+                <w:color w:val="333333"/>
+                <w:sz w:val="21"/>
+                <w:szCs w:val="21"/>
+                <w:shd w:val="clear" w:color="auto" w:fill="FFFFFF"/>
+              </w:rPr>
+              <w:t>rd</w:t>
+            </w:r>
+            <w:proofErr w:type="spellEnd"/>
+            <w:r>
+              <w:rPr>
+                <w:rFonts w:ascii="Helvetica" w:eastAsia="Times New Roman" w:hAnsi="Helvetica" w:cs="Helvetica"/>
+                <w:color w:val="333333"/>
+                <w:sz w:val="21"/>
+                <w:szCs w:val="21"/>
+                <w:shd w:val="clear" w:color="auto" w:fill="FFFFFF"/>
+              </w:rPr>
+              <w:t>&gt;</w:t>
             </w:r>
             <w:r>
               <w:t xml:space="preserve"> </w:t>
@@ -4678,17 +5229,7 @@
                 <w:szCs w:val="21"/>
                 <w:shd w:val="clear" w:color="auto" w:fill="FFFFFF"/>
               </w:rPr>
-              <w:t>B</w:t>
-            </w:r>
-            <w:r>
-              <w:rPr>
-                <w:rFonts w:ascii="Helvetica" w:eastAsia="Times New Roman" w:hAnsi="Helvetica" w:cs="Helvetica"/>
-                <w:color w:val="333333"/>
-                <w:sz w:val="21"/>
-                <w:szCs w:val="21"/>
-                <w:shd w:val="clear" w:color="auto" w:fill="FFFFFF"/>
-              </w:rPr>
-              <w:t>-</w:t>
+              <w:t>B-</w:t>
             </w:r>
             <w:r>
               <w:rPr>
@@ -4745,6 +5286,7 @@
               </w:rPr>
               <w:t xml:space="preserve"> </w:t>
             </w:r>
+            <w:proofErr w:type="spellStart"/>
             <w:r>
               <w:rPr>
                 <w:rFonts w:ascii="Helvetica" w:eastAsia="Times New Roman" w:hAnsi="Helvetica" w:cs="Helvetica"/>
@@ -4757,6 +5299,7 @@
               </w:rPr>
               <w:t>bne</w:t>
             </w:r>
+            <w:proofErr w:type="spellEnd"/>
             <w:r>
               <w:rPr>
                 <w:rFonts w:ascii="Helvetica" w:eastAsia="Times New Roman" w:hAnsi="Helvetica" w:cs="Helvetica"/>
@@ -4767,8 +5310,9 @@
                 <w:szCs w:val="21"/>
                 <w:shd w:val="clear" w:color="auto" w:fill="FFFFFF"/>
               </w:rPr>
-              <w:t xml:space="preserve"> </w:t>
-            </w:r>
+              <w:t xml:space="preserve"> rs1, rs2, </w:t>
+            </w:r>
+            <w:proofErr w:type="spellStart"/>
             <w:r>
               <w:rPr>
                 <w:rFonts w:ascii="Helvetica" w:eastAsia="Times New Roman" w:hAnsi="Helvetica" w:cs="Helvetica"/>
@@ -4779,8 +5323,9 @@
                 <w:szCs w:val="21"/>
                 <w:shd w:val="clear" w:color="auto" w:fill="FFFFFF"/>
               </w:rPr>
-              <w:t>rs1, rs2</w:t>
-            </w:r>
+              <w:t>imm</w:t>
+            </w:r>
+            <w:proofErr w:type="spellEnd"/>
             <w:r>
               <w:rPr>
                 <w:rFonts w:ascii="Helvetica" w:eastAsia="Times New Roman" w:hAnsi="Helvetica" w:cs="Helvetica"/>
@@ -4791,7 +5336,7 @@
                 <w:szCs w:val="21"/>
                 <w:shd w:val="clear" w:color="auto" w:fill="FFFFFF"/>
               </w:rPr>
-              <w:t>, i</w:t>
+              <w:t xml:space="preserve">        #  </w:t>
             </w:r>
             <w:r>
               <w:rPr>
@@ -4803,8 +5348,9 @@
                 <w:szCs w:val="21"/>
                 <w:shd w:val="clear" w:color="auto" w:fill="FFFFFF"/>
               </w:rPr>
-              <w:t>mm</w:t>
-            </w:r>
+              <w:t xml:space="preserve">PC = PC + 4 + </w:t>
+            </w:r>
+            <w:proofErr w:type="spellStart"/>
             <w:r>
               <w:rPr>
                 <w:rFonts w:ascii="Helvetica" w:eastAsia="Times New Roman" w:hAnsi="Helvetica" w:cs="Helvetica"/>
@@ -4815,20 +5361,9 @@
                 <w:szCs w:val="21"/>
                 <w:shd w:val="clear" w:color="auto" w:fill="FFFFFF"/>
               </w:rPr>
-              <w:t xml:space="preserve">        #  </w:t>
-            </w:r>
-            <w:r>
-              <w:rPr>
-                <w:rFonts w:ascii="Helvetica" w:eastAsia="Times New Roman" w:hAnsi="Helvetica" w:cs="Helvetica"/>
-                <w:i/>
-                <w:iCs/>
-                <w:color w:val="333333"/>
-                <w:sz w:val="21"/>
-                <w:szCs w:val="21"/>
-                <w:shd w:val="clear" w:color="auto" w:fill="FFFFFF"/>
-              </w:rPr>
-              <w:t>PC = PC + 4 + imm</w:t>
-            </w:r>
+              <w:t>imm</w:t>
+            </w:r>
+            <w:proofErr w:type="spellEnd"/>
             <w:r>
               <w:rPr>
                 <w:rFonts w:ascii="Helvetica" w:eastAsia="Times New Roman" w:hAnsi="Helvetica" w:cs="Helvetica"/>
@@ -4862,15 +5397,27 @@
               </w:rPr>
               <w:t xml:space="preserve">         </w:t>
             </w:r>
-            <w:r>
-              <w:rPr>
-                <w:rFonts w:ascii="Helvetica" w:eastAsia="Times New Roman" w:hAnsi="Helvetica" w:cs="Helvetica"/>
-                <w:color w:val="333333"/>
-                <w:sz w:val="21"/>
-                <w:szCs w:val="21"/>
-                <w:shd w:val="clear" w:color="auto" w:fill="FFFFFF"/>
-              </w:rPr>
-              <w:t>imm:</w:t>
+            <w:proofErr w:type="spellStart"/>
+            <w:r>
+              <w:rPr>
+                <w:rFonts w:ascii="Helvetica" w:eastAsia="Times New Roman" w:hAnsi="Helvetica" w:cs="Helvetica"/>
+                <w:color w:val="333333"/>
+                <w:sz w:val="21"/>
+                <w:szCs w:val="21"/>
+                <w:shd w:val="clear" w:color="auto" w:fill="FFFFFF"/>
+              </w:rPr>
+              <w:t>imm</w:t>
+            </w:r>
+            <w:proofErr w:type="spellEnd"/>
+            <w:r>
+              <w:rPr>
+                <w:rFonts w:ascii="Helvetica" w:eastAsia="Times New Roman" w:hAnsi="Helvetica" w:cs="Helvetica"/>
+                <w:color w:val="333333"/>
+                <w:sz w:val="21"/>
+                <w:szCs w:val="21"/>
+                <w:shd w:val="clear" w:color="auto" w:fill="FFFFFF"/>
+              </w:rPr>
+              <w:t>:</w:t>
             </w:r>
             <w:r>
               <w:rPr>
@@ -4934,87 +5481,51 @@
                 <w:szCs w:val="21"/>
                 <w:shd w:val="clear" w:color="auto" w:fill="FFFFFF"/>
               </w:rPr>
-              <w:t xml:space="preserve">    “</w:t>
-            </w:r>
-            <w:r>
-              <w:rPr>
-                <w:rFonts w:ascii="Helvetica" w:eastAsia="Times New Roman" w:hAnsi="Helvetica" w:cs="Helvetica"/>
-                <w:color w:val="333333"/>
-                <w:sz w:val="21"/>
-                <w:szCs w:val="21"/>
-                <w:shd w:val="clear" w:color="auto" w:fill="FFFFFF"/>
-              </w:rPr>
-              <w:t>&lt;imm[1</w:t>
-            </w:r>
-            <w:r>
-              <w:rPr>
-                <w:rFonts w:ascii="Helvetica" w:eastAsia="Times New Roman" w:hAnsi="Helvetica" w:cs="Helvetica"/>
-                <w:color w:val="333333"/>
-                <w:sz w:val="21"/>
-                <w:szCs w:val="21"/>
-                <w:shd w:val="clear" w:color="auto" w:fill="FFFFFF"/>
-              </w:rPr>
-              <w:t>1</w:t>
-            </w:r>
-            <w:r>
-              <w:rPr>
-                <w:rFonts w:ascii="Helvetica" w:eastAsia="Times New Roman" w:hAnsi="Helvetica" w:cs="Helvetica"/>
-                <w:color w:val="333333"/>
-                <w:sz w:val="21"/>
-                <w:szCs w:val="21"/>
-                <w:shd w:val="clear" w:color="auto" w:fill="FFFFFF"/>
-              </w:rPr>
-              <w:t xml:space="preserve">]&gt; </w:t>
-            </w:r>
-            <w:r>
-              <w:rPr>
-                <w:rFonts w:ascii="Helvetica" w:eastAsia="Times New Roman" w:hAnsi="Helvetica" w:cs="Helvetica"/>
-                <w:color w:val="333333"/>
-                <w:sz w:val="21"/>
-                <w:szCs w:val="21"/>
-                <w:shd w:val="clear" w:color="auto" w:fill="FFFFFF"/>
-              </w:rPr>
-              <w:t>&lt;imm[</w:t>
-            </w:r>
-            <w:r>
-              <w:rPr>
-                <w:rFonts w:ascii="Helvetica" w:eastAsia="Times New Roman" w:hAnsi="Helvetica" w:cs="Helvetica"/>
-                <w:color w:val="333333"/>
-                <w:sz w:val="21"/>
-                <w:szCs w:val="21"/>
-                <w:shd w:val="clear" w:color="auto" w:fill="FFFFFF"/>
-              </w:rPr>
-              <w:t>9</w:t>
-            </w:r>
-            <w:r>
-              <w:rPr>
-                <w:rFonts w:ascii="Helvetica" w:eastAsia="Times New Roman" w:hAnsi="Helvetica" w:cs="Helvetica"/>
-                <w:color w:val="333333"/>
-                <w:sz w:val="21"/>
-                <w:szCs w:val="21"/>
-                <w:shd w:val="clear" w:color="auto" w:fill="FFFFFF"/>
-              </w:rPr>
-              <w:t>:</w:t>
-            </w:r>
-            <w:r>
-              <w:rPr>
-                <w:rFonts w:ascii="Helvetica" w:eastAsia="Times New Roman" w:hAnsi="Helvetica" w:cs="Helvetica"/>
-                <w:color w:val="333333"/>
-                <w:sz w:val="21"/>
-                <w:szCs w:val="21"/>
-                <w:shd w:val="clear" w:color="auto" w:fill="FFFFFF"/>
-              </w:rPr>
-              <w:t>4</w:t>
-            </w:r>
-            <w:r>
-              <w:rPr>
-                <w:rFonts w:ascii="Helvetica" w:eastAsia="Times New Roman" w:hAnsi="Helvetica" w:cs="Helvetica"/>
-                <w:color w:val="333333"/>
-                <w:sz w:val="21"/>
-                <w:szCs w:val="21"/>
-                <w:shd w:val="clear" w:color="auto" w:fill="FFFFFF"/>
-              </w:rPr>
-              <w:t>]&gt; &lt;5-bit rs2&gt;</w:t>
+              <w:t xml:space="preserve">    “&lt;</w:t>
+            </w:r>
+            <w:proofErr w:type="spellStart"/>
+            <w:r>
+              <w:rPr>
+                <w:rFonts w:ascii="Helvetica" w:eastAsia="Times New Roman" w:hAnsi="Helvetica" w:cs="Helvetica"/>
+                <w:color w:val="333333"/>
+                <w:sz w:val="21"/>
+                <w:szCs w:val="21"/>
+                <w:shd w:val="clear" w:color="auto" w:fill="FFFFFF"/>
+              </w:rPr>
+              <w:t>imm</w:t>
+            </w:r>
+            <w:proofErr w:type="spellEnd"/>
+            <w:r>
+              <w:rPr>
+                <w:rFonts w:ascii="Helvetica" w:eastAsia="Times New Roman" w:hAnsi="Helvetica" w:cs="Helvetica"/>
+                <w:color w:val="333333"/>
+                <w:sz w:val="21"/>
+                <w:szCs w:val="21"/>
+                <w:shd w:val="clear" w:color="auto" w:fill="FFFFFF"/>
+              </w:rPr>
+              <w:t>[11]&gt; &lt;</w:t>
+            </w:r>
+            <w:proofErr w:type="spellStart"/>
+            <w:r>
+              <w:rPr>
+                <w:rFonts w:ascii="Helvetica" w:eastAsia="Times New Roman" w:hAnsi="Helvetica" w:cs="Helvetica"/>
+                <w:color w:val="333333"/>
+                <w:sz w:val="21"/>
+                <w:szCs w:val="21"/>
+                <w:shd w:val="clear" w:color="auto" w:fill="FFFFFF"/>
+              </w:rPr>
+              <w:t>imm</w:t>
+            </w:r>
+            <w:proofErr w:type="spellEnd"/>
+            <w:r>
+              <w:rPr>
+                <w:rFonts w:ascii="Helvetica" w:eastAsia="Times New Roman" w:hAnsi="Helvetica" w:cs="Helvetica"/>
+                <w:color w:val="333333"/>
+                <w:sz w:val="21"/>
+                <w:szCs w:val="21"/>
+                <w:shd w:val="clear" w:color="auto" w:fill="FFFFFF"/>
+              </w:rPr>
+              <w:t>[9:4]&gt; &lt;5-bit rs2&gt;</w:t>
             </w:r>
             <w:r>
               <w:t xml:space="preserve"> </w:t>
@@ -5040,27 +5551,29 @@
                 <w:szCs w:val="21"/>
                 <w:shd w:val="clear" w:color="auto" w:fill="FFFFFF"/>
               </w:rPr>
-              <w:t>&lt;3-bit funct3&gt; &lt;imm[</w:t>
-            </w:r>
-            <w:r>
-              <w:rPr>
-                <w:rFonts w:ascii="Helvetica" w:eastAsia="Times New Roman" w:hAnsi="Helvetica" w:cs="Helvetica"/>
-                <w:color w:val="333333"/>
-                <w:sz w:val="21"/>
-                <w:szCs w:val="21"/>
-                <w:shd w:val="clear" w:color="auto" w:fill="FFFFFF"/>
-              </w:rPr>
-              <w:t>3</w:t>
-            </w:r>
-            <w:r>
-              <w:rPr>
-                <w:rFonts w:ascii="Helvetica" w:eastAsia="Times New Roman" w:hAnsi="Helvetica" w:cs="Helvetica"/>
-                <w:color w:val="333333"/>
-                <w:sz w:val="21"/>
-                <w:szCs w:val="21"/>
-                <w:shd w:val="clear" w:color="auto" w:fill="FFFFFF"/>
-              </w:rPr>
-              <w:t xml:space="preserve">:1]&gt;   </w:t>
+              <w:t>&lt;3-bit funct3&gt; &lt;</w:t>
+            </w:r>
+            <w:proofErr w:type="spellStart"/>
+            <w:r>
+              <w:rPr>
+                <w:rFonts w:ascii="Helvetica" w:eastAsia="Times New Roman" w:hAnsi="Helvetica" w:cs="Helvetica"/>
+                <w:color w:val="333333"/>
+                <w:sz w:val="21"/>
+                <w:szCs w:val="21"/>
+                <w:shd w:val="clear" w:color="auto" w:fill="FFFFFF"/>
+              </w:rPr>
+              <w:t>imm</w:t>
+            </w:r>
+            <w:proofErr w:type="spellEnd"/>
+            <w:r>
+              <w:rPr>
+                <w:rFonts w:ascii="Helvetica" w:eastAsia="Times New Roman" w:hAnsi="Helvetica" w:cs="Helvetica"/>
+                <w:color w:val="333333"/>
+                <w:sz w:val="21"/>
+                <w:szCs w:val="21"/>
+                <w:shd w:val="clear" w:color="auto" w:fill="FFFFFF"/>
+              </w:rPr>
+              <w:t xml:space="preserve">[3:0]&gt;   </w:t>
             </w:r>
           </w:p>
           <w:p>
@@ -5081,47 +5594,29 @@
                 <w:szCs w:val="21"/>
                 <w:shd w:val="clear" w:color="auto" w:fill="FFFFFF"/>
               </w:rPr>
-              <w:t xml:space="preserve">     </w:t>
-            </w:r>
-            <w:r>
-              <w:rPr>
-                <w:rFonts w:ascii="Helvetica" w:eastAsia="Times New Roman" w:hAnsi="Helvetica" w:cs="Helvetica"/>
-                <w:color w:val="333333"/>
-                <w:sz w:val="21"/>
-                <w:szCs w:val="21"/>
-                <w:shd w:val="clear" w:color="auto" w:fill="FFFFFF"/>
-              </w:rPr>
-              <w:t>&lt;unused bit&gt;</w:t>
-            </w:r>
-            <w:r>
-              <w:rPr>
-                <w:rFonts w:ascii="Helvetica" w:eastAsia="Times New Roman" w:hAnsi="Helvetica" w:cs="Helvetica"/>
-                <w:color w:val="333333"/>
-                <w:sz w:val="21"/>
-                <w:szCs w:val="21"/>
-                <w:shd w:val="clear" w:color="auto" w:fill="FFFFFF"/>
-              </w:rPr>
-              <w:t>&lt;imm[1</w:t>
-            </w:r>
-            <w:r>
-              <w:rPr>
-                <w:rFonts w:ascii="Helvetica" w:eastAsia="Times New Roman" w:hAnsi="Helvetica" w:cs="Helvetica"/>
-                <w:color w:val="333333"/>
-                <w:sz w:val="21"/>
-                <w:szCs w:val="21"/>
-                <w:shd w:val="clear" w:color="auto" w:fill="FFFFFF"/>
-              </w:rPr>
-              <w:t>0</w:t>
-            </w:r>
-            <w:r>
-              <w:rPr>
-                <w:rFonts w:ascii="Helvetica" w:eastAsia="Times New Roman" w:hAnsi="Helvetica" w:cs="Helvetica"/>
-                <w:color w:val="333333"/>
-                <w:sz w:val="21"/>
-                <w:szCs w:val="21"/>
-                <w:shd w:val="clear" w:color="auto" w:fill="FFFFFF"/>
-              </w:rPr>
-              <w:t>]&gt;&lt;7-bit opcode&gt;”</w:t>
+              <w:t xml:space="preserve">     &lt;</w:t>
+            </w:r>
+            <w:proofErr w:type="spellStart"/>
+            <w:r>
+              <w:rPr>
+                <w:rFonts w:ascii="Helvetica" w:eastAsia="Times New Roman" w:hAnsi="Helvetica" w:cs="Helvetica"/>
+                <w:color w:val="333333"/>
+                <w:sz w:val="21"/>
+                <w:szCs w:val="21"/>
+                <w:shd w:val="clear" w:color="auto" w:fill="FFFFFF"/>
+              </w:rPr>
+              <w:t>imm</w:t>
+            </w:r>
+            <w:proofErr w:type="spellEnd"/>
+            <w:r>
+              <w:rPr>
+                <w:rFonts w:ascii="Helvetica" w:eastAsia="Times New Roman" w:hAnsi="Helvetica" w:cs="Helvetica"/>
+                <w:color w:val="333333"/>
+                <w:sz w:val="21"/>
+                <w:szCs w:val="21"/>
+                <w:shd w:val="clear" w:color="auto" w:fill="FFFFFF"/>
+              </w:rPr>
+              <w:t>[10]&gt;&lt;7-bit opcode&gt;”</w:t>
             </w:r>
           </w:p>
           <w:p>
@@ -5134,46 +5629,6 @@
                 <w:shd w:val="clear" w:color="auto" w:fill="FFFFFF"/>
               </w:rPr>
             </w:pPr>
-            <w:r>
-              <w:rPr>
-                <w:rFonts w:ascii="Helvetica" w:eastAsia="Times New Roman" w:hAnsi="Helvetica" w:cs="Helvetica"/>
-                <w:color w:val="333333"/>
-                <w:sz w:val="21"/>
-                <w:szCs w:val="21"/>
-                <w:shd w:val="clear" w:color="auto" w:fill="FFFFFF"/>
-              </w:rPr>
-              <w:t xml:space="preserve"> </w:t>
-            </w:r>
-            <w:r>
-              <w:rPr>
-                <w:rFonts w:ascii="Helvetica" w:eastAsia="Times New Roman" w:hAnsi="Helvetica" w:cs="Helvetica"/>
-                <w:color w:val="333333"/>
-                <w:sz w:val="21"/>
-                <w:szCs w:val="21"/>
-                <w:shd w:val="clear" w:color="auto" w:fill="FFFFFF"/>
-              </w:rPr>
-              <w:t xml:space="preserve">    funct3= “</w:t>
-            </w:r>
-            <w:r>
-              <w:rPr>
-                <w:rFonts w:ascii="Helvetica" w:eastAsia="Times New Roman" w:hAnsi="Helvetica" w:cs="Helvetica"/>
-                <w:color w:val="333333"/>
-                <w:sz w:val="21"/>
-                <w:szCs w:val="21"/>
-                <w:shd w:val="clear" w:color="auto" w:fill="FFFFFF"/>
-              </w:rPr>
-              <w:t>001</w:t>
-            </w:r>
-            <w:r>
-              <w:rPr>
-                <w:rFonts w:ascii="Helvetica" w:eastAsia="Times New Roman" w:hAnsi="Helvetica" w:cs="Helvetica"/>
-                <w:color w:val="333333"/>
-                <w:sz w:val="21"/>
-                <w:szCs w:val="21"/>
-                <w:shd w:val="clear" w:color="auto" w:fill="FFFFFF"/>
-              </w:rPr>
-              <w:t>”</w:t>
-            </w:r>
           </w:p>
           <w:p>
             <w:pPr>
@@ -5193,37 +5648,7 @@
                 <w:szCs w:val="21"/>
                 <w:shd w:val="clear" w:color="auto" w:fill="FFFFFF"/>
               </w:rPr>
-              <w:t xml:space="preserve">    Opcode= “</w:t>
-            </w:r>
-            <w:r>
-              <w:rPr>
-                <w:rFonts w:ascii="Helvetica" w:hAnsi="Helvetica" w:cs="Helvetica"/>
-                <w:color w:val="333333"/>
-                <w:sz w:val="21"/>
-                <w:szCs w:val="21"/>
-                <w:shd w:val="clear" w:color="auto" w:fill="FFFFFF"/>
-              </w:rPr>
-              <w:t>1100011</w:t>
-            </w:r>
-            <w:r>
-              <w:rPr>
-                <w:rFonts w:ascii="Helvetica" w:eastAsia="Times New Roman" w:hAnsi="Helvetica" w:cs="Helvetica"/>
-                <w:color w:val="333333"/>
-                <w:sz w:val="21"/>
-                <w:szCs w:val="21"/>
-                <w:shd w:val="clear" w:color="auto" w:fill="FFFFFF"/>
-              </w:rPr>
-              <w:t>”</w:t>
-            </w:r>
-            <w:r>
-              <w:rPr>
-                <w:rFonts w:ascii="Helvetica" w:hAnsi="Helvetica" w:cs="Helvetica"/>
-                <w:color w:val="333333"/>
-                <w:sz w:val="21"/>
-                <w:szCs w:val="21"/>
-                <w:shd w:val="clear" w:color="auto" w:fill="FFFFFF"/>
-              </w:rPr>
-              <w:t>.</w:t>
+              <w:t xml:space="preserve">     funct3= “001”</w:t>
             </w:r>
           </w:p>
           <w:p>
@@ -5238,13 +5663,33 @@
             </w:pPr>
             <w:r>
               <w:rPr>
+                <w:rFonts w:ascii="Helvetica" w:eastAsia="Times New Roman" w:hAnsi="Helvetica" w:cs="Helvetica"/>
+                <w:color w:val="333333"/>
+                <w:sz w:val="21"/>
+                <w:szCs w:val="21"/>
+                <w:shd w:val="clear" w:color="auto" w:fill="FFFFFF"/>
+              </w:rPr>
+              <w:t xml:space="preserve">    Opcode= “</w:t>
+            </w:r>
+            <w:r>
+              <w:rPr>
                 <w:rFonts w:ascii="Helvetica" w:hAnsi="Helvetica" w:cs="Helvetica"/>
                 <w:color w:val="333333"/>
                 <w:sz w:val="21"/>
                 <w:szCs w:val="21"/>
                 <w:shd w:val="clear" w:color="auto" w:fill="FFFFFF"/>
               </w:rPr>
-              <w:t>So the final PC = PC + 4 + (sign extend)(imm[</w:t>
+              <w:t>1100011</w:t>
+            </w:r>
+            <w:r>
+              <w:rPr>
+                <w:rFonts w:ascii="Helvetica" w:eastAsia="Times New Roman" w:hAnsi="Helvetica" w:cs="Helvetica"/>
+                <w:color w:val="333333"/>
+                <w:sz w:val="21"/>
+                <w:szCs w:val="21"/>
+                <w:shd w:val="clear" w:color="auto" w:fill="FFFFFF"/>
+              </w:rPr>
+              <w:t>”</w:t>
             </w:r>
             <w:r>
               <w:rPr>
@@ -5254,89 +5699,19 @@
                 <w:szCs w:val="21"/>
                 <w:shd w:val="clear" w:color="auto" w:fill="FFFFFF"/>
               </w:rPr>
-              <w:t>1</w:t>
-            </w:r>
-            <w:r>
-              <w:rPr>
-                <w:rFonts w:ascii="Helvetica" w:hAnsi="Helvetica" w:cs="Helvetica"/>
-                <w:color w:val="333333"/>
-                <w:sz w:val="21"/>
-                <w:szCs w:val="21"/>
-                <w:shd w:val="clear" w:color="auto" w:fill="FFFFFF"/>
-              </w:rPr>
-              <w:t>1</w:t>
-            </w:r>
-            <w:r>
-              <w:rPr>
-                <w:rFonts w:ascii="Helvetica" w:hAnsi="Helvetica" w:cs="Helvetica"/>
-                <w:color w:val="333333"/>
-                <w:sz w:val="21"/>
-                <w:szCs w:val="21"/>
-                <w:shd w:val="clear" w:color="auto" w:fill="FFFFFF"/>
-              </w:rPr>
-              <w:t>:1])</w:t>
+              <w:t>.</w:t>
             </w:r>
           </w:p>
           <w:p>
             <w:pPr>
               <w:rPr>
-                <w:rFonts w:ascii="Helvetica" w:hAnsi="Helvetica" w:cs="Helvetica"/>
+                <w:rFonts w:ascii="Helvetica" w:eastAsia="Times New Roman" w:hAnsi="Helvetica" w:cs="Helvetica"/>
                 <w:color w:val="333333"/>
                 <w:sz w:val="21"/>
                 <w:szCs w:val="21"/>
                 <w:shd w:val="clear" w:color="auto" w:fill="FFFFFF"/>
               </w:rPr>
             </w:pPr>
-            <w:r>
-              <w:rPr>
-                <w:rFonts w:ascii="Helvetica" w:hAnsi="Helvetica" w:cs="Helvetica"/>
-                <w:color w:val="333333"/>
-                <w:sz w:val="21"/>
-                <w:szCs w:val="21"/>
-                <w:shd w:val="clear" w:color="auto" w:fill="FFFFFF"/>
-              </w:rPr>
-              <w:t>Note: for our implementation, imm[</w:t>
-            </w:r>
-            <w:r>
-              <w:rPr>
-                <w:rFonts w:ascii="Helvetica" w:hAnsi="Helvetica" w:cs="Helvetica"/>
-                <w:color w:val="333333"/>
-                <w:sz w:val="21"/>
-                <w:szCs w:val="21"/>
-                <w:shd w:val="clear" w:color="auto" w:fill="FFFFFF"/>
-              </w:rPr>
-              <w:t>11</w:t>
-            </w:r>
-            <w:r>
-              <w:rPr>
-                <w:rFonts w:ascii="Helvetica" w:hAnsi="Helvetica" w:cs="Helvetica"/>
-                <w:color w:val="333333"/>
-                <w:sz w:val="21"/>
-                <w:szCs w:val="21"/>
-                <w:shd w:val="clear" w:color="auto" w:fill="FFFFFF"/>
-              </w:rPr>
-              <w:t>:1]</w:t>
-            </w:r>
-            <w:r>
-              <w:rPr>
-                <w:rFonts w:ascii="Helvetica" w:hAnsi="Helvetica" w:cs="Helvetica"/>
-                <w:color w:val="333333"/>
-                <w:sz w:val="21"/>
-                <w:szCs w:val="21"/>
-                <w:shd w:val="clear" w:color="auto" w:fill="FFFFFF"/>
-              </w:rPr>
-              <w:t xml:space="preserve"> </w:t>
-            </w:r>
-            <w:r>
-              <w:rPr>
-                <w:rFonts w:ascii="Helvetica" w:hAnsi="Helvetica" w:cs="Helvetica"/>
-                <w:color w:val="333333"/>
-                <w:sz w:val="21"/>
-                <w:szCs w:val="21"/>
-                <w:shd w:val="clear" w:color="auto" w:fill="FFFFFF"/>
-              </w:rPr>
-              <w:t>points to a byte [not word or 16-bit]</w:t>
-            </w:r>
           </w:p>
           <w:p>
             <w:pPr>
@@ -5356,8 +5731,9 @@
                 <w:szCs w:val="21"/>
                 <w:shd w:val="clear" w:color="auto" w:fill="FFFFFF"/>
               </w:rPr>
-              <w:t xml:space="preserve">         Unused bit is due to shifting </w:t>
-            </w:r>
+              <w:t>So the final PC = PC + 4 + (sign extend)(</w:t>
+            </w:r>
+            <w:proofErr w:type="spellStart"/>
             <w:r>
               <w:rPr>
                 <w:rFonts w:ascii="Helvetica" w:hAnsi="Helvetica" w:cs="Helvetica"/>
@@ -5366,8 +5742,9 @@
                 <w:szCs w:val="21"/>
                 <w:shd w:val="clear" w:color="auto" w:fill="FFFFFF"/>
               </w:rPr>
-              <w:t>right</w:t>
-            </w:r>
+              <w:t>imm</w:t>
+            </w:r>
+            <w:proofErr w:type="spellEnd"/>
             <w:r>
               <w:rPr>
                 <w:rFonts w:ascii="Helvetica" w:hAnsi="Helvetica" w:cs="Helvetica"/>
@@ -5376,7 +5753,7 @@
                 <w:szCs w:val="21"/>
                 <w:shd w:val="clear" w:color="auto" w:fill="FFFFFF"/>
               </w:rPr>
-              <w:t>, which drops least significant bit.</w:t>
+              <w:t>[11:0])</w:t>
             </w:r>
           </w:p>
           <w:p>
@@ -5390,6 +5767,38 @@
                 <w:shd w:val="clear" w:color="auto" w:fill="FFFFFF"/>
               </w:rPr>
             </w:pPr>
+            <w:r>
+              <w:rPr>
+                <w:rFonts w:ascii="Helvetica" w:hAnsi="Helvetica" w:cs="Helvetica"/>
+                <w:color w:val="333333"/>
+                <w:sz w:val="21"/>
+                <w:szCs w:val="21"/>
+                <w:shd w:val="clear" w:color="auto" w:fill="FFFFFF"/>
+              </w:rPr>
+              <w:t xml:space="preserve">Note: for our implementation, </w:t>
+            </w:r>
+            <w:proofErr w:type="spellStart"/>
+            <w:r>
+              <w:rPr>
+                <w:rFonts w:ascii="Helvetica" w:hAnsi="Helvetica" w:cs="Helvetica"/>
+                <w:color w:val="333333"/>
+                <w:sz w:val="21"/>
+                <w:szCs w:val="21"/>
+                <w:shd w:val="clear" w:color="auto" w:fill="FFFFFF"/>
+              </w:rPr>
+              <w:t>imm</w:t>
+            </w:r>
+            <w:proofErr w:type="spellEnd"/>
+            <w:r>
+              <w:rPr>
+                <w:rFonts w:ascii="Helvetica" w:hAnsi="Helvetica" w:cs="Helvetica"/>
+                <w:color w:val="333333"/>
+                <w:sz w:val="21"/>
+                <w:szCs w:val="21"/>
+                <w:shd w:val="clear" w:color="auto" w:fill="FFFFFF"/>
+              </w:rPr>
+              <w:t xml:space="preserve">[11:0] points to a byte [not word or 16-bit]      </w:t>
+            </w:r>
           </w:p>
         </w:tc>
       </w:tr>
@@ -5436,7 +5845,29 @@
           <w:szCs w:val="21"/>
           <w:shd w:val="clear" w:color="auto" w:fill="FFFFFF"/>
         </w:rPr>
-        <w:t xml:space="preserve"> [replacing Psuedo-instructions]</w:t>
+        <w:t xml:space="preserve"> [replacing </w:t>
+      </w:r>
+      <w:proofErr w:type="spellStart"/>
+      <w:r>
+        <w:rPr>
+          <w:rFonts w:ascii="Helvetica" w:eastAsia="Times New Roman" w:hAnsi="Helvetica" w:cs="Helvetica"/>
+          <w:color w:val="333333"/>
+          <w:sz w:val="21"/>
+          <w:szCs w:val="21"/>
+          <w:shd w:val="clear" w:color="auto" w:fill="FFFFFF"/>
+        </w:rPr>
+        <w:t>Psuedo</w:t>
+      </w:r>
+      <w:proofErr w:type="spellEnd"/>
+      <w:r>
+        <w:rPr>
+          <w:rFonts w:ascii="Helvetica" w:eastAsia="Times New Roman" w:hAnsi="Helvetica" w:cs="Helvetica"/>
+          <w:color w:val="333333"/>
+          <w:sz w:val="21"/>
+          <w:szCs w:val="21"/>
+          <w:shd w:val="clear" w:color="auto" w:fill="FFFFFF"/>
+        </w:rPr>
+        <w:t>-instructions]</w:t>
       </w:r>
       <w:r>
         <w:rPr>
@@ -5518,27 +5949,7 @@
                 <w:szCs w:val="21"/>
                 <w:shd w:val="clear" w:color="auto" w:fill="FFFFFF"/>
               </w:rPr>
-              <w:t>J (jump</w:t>
-            </w:r>
-            <w:r>
-              <w:rPr>
-                <w:rFonts w:ascii="Helvetica" w:eastAsia="Times New Roman" w:hAnsi="Helvetica" w:cs="Helvetica"/>
-                <w:color w:val="333333"/>
-                <w:sz w:val="21"/>
-                <w:szCs w:val="21"/>
-                <w:shd w:val="clear" w:color="auto" w:fill="FFFFFF"/>
-              </w:rPr>
-              <w:t xml:space="preserve"> to label</w:t>
-            </w:r>
-            <w:r>
-              <w:rPr>
-                <w:rFonts w:ascii="Helvetica" w:eastAsia="Times New Roman" w:hAnsi="Helvetica" w:cs="Helvetica"/>
-                <w:color w:val="333333"/>
-                <w:sz w:val="21"/>
-                <w:szCs w:val="21"/>
-                <w:shd w:val="clear" w:color="auto" w:fill="FFFFFF"/>
-              </w:rPr>
-              <w:t>) is a</w:t>
+              <w:t>J (jump to label) is a</w:t>
             </w:r>
             <w:r>
               <w:rPr>
@@ -5651,6 +6062,7 @@
               </w:rPr>
               <w:t xml:space="preserve">     </w:t>
             </w:r>
+            <w:proofErr w:type="spellStart"/>
             <w:r>
               <w:rPr>
                 <w:rFonts w:ascii="Helvetica" w:eastAsia="Times New Roman" w:hAnsi="Helvetica" w:cs="Helvetica"/>
@@ -5661,8 +6073,9 @@
                 <w:szCs w:val="21"/>
                 <w:shd w:val="clear" w:color="auto" w:fill="FFFFFF"/>
               </w:rPr>
-              <w:t>jal rd, imm</w:t>
-            </w:r>
+              <w:t>jal</w:t>
+            </w:r>
+            <w:proofErr w:type="spellEnd"/>
             <w:r>
               <w:rPr>
                 <w:rFonts w:ascii="Helvetica" w:eastAsia="Times New Roman" w:hAnsi="Helvetica" w:cs="Helvetica"/>
@@ -5673,8 +6086,9 @@
                 <w:szCs w:val="21"/>
                 <w:shd w:val="clear" w:color="auto" w:fill="FFFFFF"/>
               </w:rPr>
-              <w:t xml:space="preserve">  # jump to PC = PC + 4 +</w:t>
-            </w:r>
+              <w:t xml:space="preserve"> </w:t>
+            </w:r>
+            <w:proofErr w:type="spellStart"/>
             <w:r>
               <w:rPr>
                 <w:rFonts w:ascii="Helvetica" w:eastAsia="Times New Roman" w:hAnsi="Helvetica" w:cs="Helvetica"/>
@@ -5685,8 +6099,9 @@
                 <w:szCs w:val="21"/>
                 <w:shd w:val="clear" w:color="auto" w:fill="FFFFFF"/>
               </w:rPr>
-              <w:t xml:space="preserve"> (sign extend)</w:t>
-            </w:r>
+              <w:t>rd</w:t>
+            </w:r>
+            <w:proofErr w:type="spellEnd"/>
             <w:r>
               <w:rPr>
                 <w:rFonts w:ascii="Helvetica" w:eastAsia="Times New Roman" w:hAnsi="Helvetica" w:cs="Helvetica"/>
@@ -5697,8 +6112,48 @@
                 <w:szCs w:val="21"/>
                 <w:shd w:val="clear" w:color="auto" w:fill="FFFFFF"/>
               </w:rPr>
-              <w:t xml:space="preserve"> imm</w:t>
-            </w:r>
+              <w:t xml:space="preserve">, </w:t>
+            </w:r>
+            <w:proofErr w:type="spellStart"/>
+            <w:r>
+              <w:rPr>
+                <w:rFonts w:ascii="Helvetica" w:eastAsia="Times New Roman" w:hAnsi="Helvetica" w:cs="Helvetica"/>
+                <w:i/>
+                <w:iCs/>
+                <w:color w:val="333333"/>
+                <w:sz w:val="21"/>
+                <w:szCs w:val="21"/>
+                <w:shd w:val="clear" w:color="auto" w:fill="FFFFFF"/>
+              </w:rPr>
+              <w:t>imm</w:t>
+            </w:r>
+            <w:proofErr w:type="spellEnd"/>
+            <w:r>
+              <w:rPr>
+                <w:rFonts w:ascii="Helvetica" w:eastAsia="Times New Roman" w:hAnsi="Helvetica" w:cs="Helvetica"/>
+                <w:i/>
+                <w:iCs/>
+                <w:color w:val="333333"/>
+                <w:sz w:val="21"/>
+                <w:szCs w:val="21"/>
+                <w:shd w:val="clear" w:color="auto" w:fill="FFFFFF"/>
+              </w:rPr>
+              <w:t xml:space="preserve">  # jump to PC = PC + 4 + (sign extend) </w:t>
+            </w:r>
+            <w:proofErr w:type="spellStart"/>
+            <w:r>
+              <w:rPr>
+                <w:rFonts w:ascii="Helvetica" w:eastAsia="Times New Roman" w:hAnsi="Helvetica" w:cs="Helvetica"/>
+                <w:i/>
+                <w:iCs/>
+                <w:color w:val="333333"/>
+                <w:sz w:val="21"/>
+                <w:szCs w:val="21"/>
+                <w:shd w:val="clear" w:color="auto" w:fill="FFFFFF"/>
+              </w:rPr>
+              <w:t>imm</w:t>
+            </w:r>
+            <w:proofErr w:type="spellEnd"/>
           </w:p>
           <w:p>
             <w:pPr>
@@ -5839,6 +6294,7 @@
               </w:rPr>
               <w:t xml:space="preserve"> </w:t>
             </w:r>
+            <w:proofErr w:type="spellStart"/>
             <w:r>
               <w:rPr>
                 <w:rFonts w:ascii="Helvetica" w:eastAsia="Times New Roman" w:hAnsi="Helvetica" w:cs="Helvetica"/>
@@ -5851,6 +6307,7 @@
               </w:rPr>
               <w:t>imm</w:t>
             </w:r>
+            <w:proofErr w:type="spellEnd"/>
             <w:r>
               <w:rPr>
                 <w:rFonts w:ascii="Helvetica" w:eastAsia="Times New Roman" w:hAnsi="Helvetica" w:cs="Helvetica"/>
@@ -5875,6 +6332,7 @@
               </w:rPr>
               <w:t xml:space="preserve">PC = PC + 4 + </w:t>
             </w:r>
+            <w:proofErr w:type="spellStart"/>
             <w:r>
               <w:rPr>
                 <w:rFonts w:ascii="Helvetica" w:eastAsia="Times New Roman" w:hAnsi="Helvetica" w:cs="Helvetica"/>
@@ -5887,6 +6345,7 @@
               </w:rPr>
               <w:t>imm</w:t>
             </w:r>
+            <w:proofErr w:type="spellEnd"/>
           </w:p>
           <w:p>
             <w:pPr>
@@ -5908,35 +6367,37 @@
               </w:rPr>
               <w:t xml:space="preserve">         </w:t>
             </w:r>
-            <w:r>
-              <w:rPr>
-                <w:rFonts w:ascii="Helvetica" w:eastAsia="Times New Roman" w:hAnsi="Helvetica" w:cs="Helvetica"/>
-                <w:color w:val="333333"/>
-                <w:sz w:val="21"/>
-                <w:szCs w:val="21"/>
-                <w:shd w:val="clear" w:color="auto" w:fill="FFFFFF"/>
-              </w:rPr>
-              <w:t>imm:</w:t>
-            </w:r>
-            <w:r>
-              <w:rPr>
-                <w:rFonts w:ascii="Helvetica" w:eastAsia="Times New Roman" w:hAnsi="Helvetica" w:cs="Helvetica"/>
-                <w:color w:val="333333"/>
-                <w:sz w:val="21"/>
-                <w:szCs w:val="21"/>
-                <w:shd w:val="clear" w:color="auto" w:fill="FFFFFF"/>
-              </w:rPr>
-              <w:t xml:space="preserve"> immediate, sign extended to 32-bit; offset to be added to </w:t>
-            </w:r>
-            <w:r>
-              <w:rPr>
-                <w:rFonts w:ascii="Helvetica" w:eastAsia="Times New Roman" w:hAnsi="Helvetica" w:cs="Helvetica"/>
-                <w:color w:val="333333"/>
-                <w:sz w:val="21"/>
-                <w:szCs w:val="21"/>
-                <w:shd w:val="clear" w:color="auto" w:fill="FFFFFF"/>
-              </w:rPr>
-              <w:t>PC + 4</w:t>
+            <w:proofErr w:type="spellStart"/>
+            <w:r>
+              <w:rPr>
+                <w:rFonts w:ascii="Helvetica" w:eastAsia="Times New Roman" w:hAnsi="Helvetica" w:cs="Helvetica"/>
+                <w:color w:val="333333"/>
+                <w:sz w:val="21"/>
+                <w:szCs w:val="21"/>
+                <w:shd w:val="clear" w:color="auto" w:fill="FFFFFF"/>
+              </w:rPr>
+              <w:t>imm</w:t>
+            </w:r>
+            <w:proofErr w:type="spellEnd"/>
+            <w:r>
+              <w:rPr>
+                <w:rFonts w:ascii="Helvetica" w:eastAsia="Times New Roman" w:hAnsi="Helvetica" w:cs="Helvetica"/>
+                <w:color w:val="333333"/>
+                <w:sz w:val="21"/>
+                <w:szCs w:val="21"/>
+                <w:shd w:val="clear" w:color="auto" w:fill="FFFFFF"/>
+              </w:rPr>
+              <w:t>:</w:t>
+            </w:r>
+            <w:r>
+              <w:rPr>
+                <w:rFonts w:ascii="Helvetica" w:eastAsia="Times New Roman" w:hAnsi="Helvetica" w:cs="Helvetica"/>
+                <w:color w:val="333333"/>
+                <w:sz w:val="21"/>
+                <w:szCs w:val="21"/>
+                <w:shd w:val="clear" w:color="auto" w:fill="FFFFFF"/>
+              </w:rPr>
+              <w:t xml:space="preserve"> immediate, sign extended to 32-bit; offset to be added to PC + 4</w:t>
             </w:r>
           </w:p>
           <w:p>
@@ -5990,87 +6451,117 @@
                 <w:szCs w:val="21"/>
                 <w:shd w:val="clear" w:color="auto" w:fill="FFFFFF"/>
               </w:rPr>
-              <w:t xml:space="preserve">    “&lt;imm</w:t>
-            </w:r>
-            <w:r>
-              <w:rPr>
-                <w:rFonts w:ascii="Helvetica" w:eastAsia="Times New Roman" w:hAnsi="Helvetica" w:cs="Helvetica"/>
-                <w:color w:val="333333"/>
-                <w:sz w:val="21"/>
-                <w:szCs w:val="21"/>
-                <w:shd w:val="clear" w:color="auto" w:fill="FFFFFF"/>
-              </w:rPr>
-              <w:t>[20]</w:t>
-            </w:r>
-            <w:r>
-              <w:rPr>
-                <w:rFonts w:ascii="Helvetica" w:eastAsia="Times New Roman" w:hAnsi="Helvetica" w:cs="Helvetica"/>
-                <w:color w:val="333333"/>
-                <w:sz w:val="21"/>
-                <w:szCs w:val="21"/>
-                <w:shd w:val="clear" w:color="auto" w:fill="FFFFFF"/>
-              </w:rPr>
-              <w:t xml:space="preserve">&gt; </w:t>
-            </w:r>
-            <w:r>
-              <w:rPr>
-                <w:rFonts w:ascii="Helvetica" w:eastAsia="Times New Roman" w:hAnsi="Helvetica" w:cs="Helvetica"/>
-                <w:color w:val="333333"/>
-                <w:sz w:val="21"/>
-                <w:szCs w:val="21"/>
-                <w:shd w:val="clear" w:color="auto" w:fill="FFFFFF"/>
-              </w:rPr>
-              <w:t>&lt;imm[10</w:t>
-            </w:r>
-            <w:r>
-              <w:rPr>
-                <w:rFonts w:ascii="Helvetica" w:eastAsia="Times New Roman" w:hAnsi="Helvetica" w:cs="Helvetica"/>
-                <w:color w:val="333333"/>
-                <w:sz w:val="21"/>
-                <w:szCs w:val="21"/>
-                <w:shd w:val="clear" w:color="auto" w:fill="FFFFFF"/>
-              </w:rPr>
-              <w:t>:1</w:t>
-            </w:r>
-            <w:r>
-              <w:rPr>
-                <w:rFonts w:ascii="Helvetica" w:eastAsia="Times New Roman" w:hAnsi="Helvetica" w:cs="Helvetica"/>
-                <w:color w:val="333333"/>
-                <w:sz w:val="21"/>
-                <w:szCs w:val="21"/>
-                <w:shd w:val="clear" w:color="auto" w:fill="FFFFFF"/>
-              </w:rPr>
-              <w:t xml:space="preserve">]&gt; </w:t>
-            </w:r>
-            <w:r>
-              <w:rPr>
-                <w:rFonts w:ascii="Helvetica" w:eastAsia="Times New Roman" w:hAnsi="Helvetica" w:cs="Helvetica"/>
-                <w:color w:val="333333"/>
-                <w:sz w:val="21"/>
-                <w:szCs w:val="21"/>
-                <w:shd w:val="clear" w:color="auto" w:fill="FFFFFF"/>
-              </w:rPr>
-              <w:t>&lt;imm[11]&gt;</w:t>
-            </w:r>
-            <w:r>
-              <w:rPr>
-                <w:rFonts w:ascii="Helvetica" w:eastAsia="Times New Roman" w:hAnsi="Helvetica" w:cs="Helvetica"/>
-                <w:color w:val="333333"/>
-                <w:sz w:val="21"/>
-                <w:szCs w:val="21"/>
-                <w:shd w:val="clear" w:color="auto" w:fill="FFFFFF"/>
-              </w:rPr>
-              <w:t xml:space="preserve"> &lt;imm[19:12]&gt;</w:t>
-            </w:r>
-            <w:r>
-              <w:rPr>
-                <w:rFonts w:ascii="Helvetica" w:eastAsia="Times New Roman" w:hAnsi="Helvetica" w:cs="Helvetica"/>
-                <w:color w:val="333333"/>
-                <w:sz w:val="21"/>
-                <w:szCs w:val="21"/>
-                <w:shd w:val="clear" w:color="auto" w:fill="FFFFFF"/>
-              </w:rPr>
-              <w:t>&lt;5-bit rd&gt;</w:t>
+              <w:t xml:space="preserve">    “&lt;</w:t>
+            </w:r>
+            <w:proofErr w:type="spellStart"/>
+            <w:r>
+              <w:rPr>
+                <w:rFonts w:ascii="Helvetica" w:eastAsia="Times New Roman" w:hAnsi="Helvetica" w:cs="Helvetica"/>
+                <w:color w:val="333333"/>
+                <w:sz w:val="21"/>
+                <w:szCs w:val="21"/>
+                <w:shd w:val="clear" w:color="auto" w:fill="FFFFFF"/>
+              </w:rPr>
+              <w:t>imm</w:t>
+            </w:r>
+            <w:proofErr w:type="spellEnd"/>
+            <w:r>
+              <w:rPr>
+                <w:rFonts w:ascii="Helvetica" w:eastAsia="Times New Roman" w:hAnsi="Helvetica" w:cs="Helvetica"/>
+                <w:color w:val="333333"/>
+                <w:sz w:val="21"/>
+                <w:szCs w:val="21"/>
+                <w:shd w:val="clear" w:color="auto" w:fill="FFFFFF"/>
+              </w:rPr>
+              <w:t>[19]&gt; &lt;</w:t>
+            </w:r>
+            <w:proofErr w:type="spellStart"/>
+            <w:r>
+              <w:rPr>
+                <w:rFonts w:ascii="Helvetica" w:eastAsia="Times New Roman" w:hAnsi="Helvetica" w:cs="Helvetica"/>
+                <w:color w:val="333333"/>
+                <w:sz w:val="21"/>
+                <w:szCs w:val="21"/>
+                <w:shd w:val="clear" w:color="auto" w:fill="FFFFFF"/>
+              </w:rPr>
+              <w:t>imm</w:t>
+            </w:r>
+            <w:proofErr w:type="spellEnd"/>
+            <w:r>
+              <w:rPr>
+                <w:rFonts w:ascii="Helvetica" w:eastAsia="Times New Roman" w:hAnsi="Helvetica" w:cs="Helvetica"/>
+                <w:color w:val="333333"/>
+                <w:sz w:val="21"/>
+                <w:szCs w:val="21"/>
+                <w:shd w:val="clear" w:color="auto" w:fill="FFFFFF"/>
+              </w:rPr>
+              <w:t>[9:0]&gt; &lt;</w:t>
+            </w:r>
+            <w:proofErr w:type="spellStart"/>
+            <w:r>
+              <w:rPr>
+                <w:rFonts w:ascii="Helvetica" w:eastAsia="Times New Roman" w:hAnsi="Helvetica" w:cs="Helvetica"/>
+                <w:color w:val="333333"/>
+                <w:sz w:val="21"/>
+                <w:szCs w:val="21"/>
+                <w:shd w:val="clear" w:color="auto" w:fill="FFFFFF"/>
+              </w:rPr>
+              <w:t>imm</w:t>
+            </w:r>
+            <w:proofErr w:type="spellEnd"/>
+            <w:r>
+              <w:rPr>
+                <w:rFonts w:ascii="Helvetica" w:eastAsia="Times New Roman" w:hAnsi="Helvetica" w:cs="Helvetica"/>
+                <w:color w:val="333333"/>
+                <w:sz w:val="21"/>
+                <w:szCs w:val="21"/>
+                <w:shd w:val="clear" w:color="auto" w:fill="FFFFFF"/>
+              </w:rPr>
+              <w:t>[10]&gt; &lt;</w:t>
+            </w:r>
+            <w:proofErr w:type="spellStart"/>
+            <w:r>
+              <w:rPr>
+                <w:rFonts w:ascii="Helvetica" w:eastAsia="Times New Roman" w:hAnsi="Helvetica" w:cs="Helvetica"/>
+                <w:color w:val="333333"/>
+                <w:sz w:val="21"/>
+                <w:szCs w:val="21"/>
+                <w:shd w:val="clear" w:color="auto" w:fill="FFFFFF"/>
+              </w:rPr>
+              <w:t>imm</w:t>
+            </w:r>
+            <w:proofErr w:type="spellEnd"/>
+            <w:r>
+              <w:rPr>
+                <w:rFonts w:ascii="Helvetica" w:eastAsia="Times New Roman" w:hAnsi="Helvetica" w:cs="Helvetica"/>
+                <w:color w:val="333333"/>
+                <w:sz w:val="21"/>
+                <w:szCs w:val="21"/>
+                <w:shd w:val="clear" w:color="auto" w:fill="FFFFFF"/>
+              </w:rPr>
+              <w:t xml:space="preserve">[18:11]&gt;&lt;5-bit </w:t>
+            </w:r>
+            <w:proofErr w:type="spellStart"/>
+            <w:r>
+              <w:rPr>
+                <w:rFonts w:ascii="Helvetica" w:eastAsia="Times New Roman" w:hAnsi="Helvetica" w:cs="Helvetica"/>
+                <w:color w:val="333333"/>
+                <w:sz w:val="21"/>
+                <w:szCs w:val="21"/>
+                <w:shd w:val="clear" w:color="auto" w:fill="FFFFFF"/>
+              </w:rPr>
+              <w:t>rd</w:t>
+            </w:r>
+            <w:proofErr w:type="spellEnd"/>
+            <w:r>
+              <w:rPr>
+                <w:rFonts w:ascii="Helvetica" w:eastAsia="Times New Roman" w:hAnsi="Helvetica" w:cs="Helvetica"/>
+                <w:color w:val="333333"/>
+                <w:sz w:val="21"/>
+                <w:szCs w:val="21"/>
+                <w:shd w:val="clear" w:color="auto" w:fill="FFFFFF"/>
+              </w:rPr>
+              <w:t>&gt;</w:t>
             </w:r>
             <w:r>
               <w:t xml:space="preserve"> </w:t>
@@ -6106,35 +6597,27 @@
               </w:rPr>
               <w:t xml:space="preserve">    </w:t>
             </w:r>
-            <w:r>
-              <w:rPr>
-                <w:rFonts w:ascii="Helvetica" w:eastAsia="Times New Roman" w:hAnsi="Helvetica" w:cs="Helvetica"/>
-                <w:color w:val="333333"/>
-                <w:sz w:val="21"/>
-                <w:szCs w:val="21"/>
-                <w:shd w:val="clear" w:color="auto" w:fill="FFFFFF"/>
-              </w:rPr>
-              <w:t>rd = not used</w:t>
-            </w:r>
-            <w:r>
-              <w:rPr>
-                <w:rFonts w:ascii="Helvetica" w:eastAsia="Times New Roman" w:hAnsi="Helvetica" w:cs="Helvetica"/>
-                <w:color w:val="333333"/>
-                <w:sz w:val="21"/>
-                <w:szCs w:val="21"/>
-                <w:shd w:val="clear" w:color="auto" w:fill="FFFFFF"/>
-              </w:rPr>
-              <w:t xml:space="preserve"> “00000</w:t>
-            </w:r>
-            <w:r>
-              <w:rPr>
-                <w:rFonts w:ascii="Helvetica" w:eastAsia="Times New Roman" w:hAnsi="Helvetica" w:cs="Helvetica"/>
-                <w:color w:val="333333"/>
-                <w:sz w:val="21"/>
-                <w:szCs w:val="21"/>
-                <w:shd w:val="clear" w:color="auto" w:fill="FFFFFF"/>
-              </w:rPr>
-              <w:t>”</w:t>
+            <w:proofErr w:type="spellStart"/>
+            <w:r>
+              <w:rPr>
+                <w:rFonts w:ascii="Helvetica" w:eastAsia="Times New Roman" w:hAnsi="Helvetica" w:cs="Helvetica"/>
+                <w:color w:val="333333"/>
+                <w:sz w:val="21"/>
+                <w:szCs w:val="21"/>
+                <w:shd w:val="clear" w:color="auto" w:fill="FFFFFF"/>
+              </w:rPr>
+              <w:t>rd</w:t>
+            </w:r>
+            <w:proofErr w:type="spellEnd"/>
+            <w:r>
+              <w:rPr>
+                <w:rFonts w:ascii="Helvetica" w:eastAsia="Times New Roman" w:hAnsi="Helvetica" w:cs="Helvetica"/>
+                <w:color w:val="333333"/>
+                <w:sz w:val="21"/>
+                <w:szCs w:val="21"/>
+                <w:shd w:val="clear" w:color="auto" w:fill="FFFFFF"/>
+              </w:rPr>
+              <w:t xml:space="preserve"> = not used “00000”</w:t>
             </w:r>
           </w:p>
           <w:p>
@@ -6206,8 +6689,9 @@
                 <w:szCs w:val="21"/>
                 <w:shd w:val="clear" w:color="auto" w:fill="FFFFFF"/>
               </w:rPr>
-              <w:t>So the final PC = PC + 4 + (sign extend)(imm</w:t>
-            </w:r>
+              <w:t>So the final PC = PC + 4 + (sign extend)(</w:t>
+            </w:r>
+            <w:proofErr w:type="spellStart"/>
             <w:r>
               <w:rPr>
                 <w:rFonts w:ascii="Helvetica" w:hAnsi="Helvetica" w:cs="Helvetica"/>
@@ -6216,7 +6700,18 @@
                 <w:szCs w:val="21"/>
                 <w:shd w:val="clear" w:color="auto" w:fill="FFFFFF"/>
               </w:rPr>
-              <w:t>[20:1])</w:t>
+              <w:t>imm</w:t>
+            </w:r>
+            <w:proofErr w:type="spellEnd"/>
+            <w:r>
+              <w:rPr>
+                <w:rFonts w:ascii="Helvetica" w:hAnsi="Helvetica" w:cs="Helvetica"/>
+                <w:color w:val="333333"/>
+                <w:sz w:val="21"/>
+                <w:szCs w:val="21"/>
+                <w:shd w:val="clear" w:color="auto" w:fill="FFFFFF"/>
+              </w:rPr>
+              <w:t>[19:0])</w:t>
             </w:r>
           </w:p>
           <w:p>
@@ -6237,8 +6732,9 @@
                 <w:szCs w:val="21"/>
                 <w:shd w:val="clear" w:color="auto" w:fill="FFFFFF"/>
               </w:rPr>
-              <w:t>Note: for our implementation, imm[20:1] points to a byte</w:t>
-            </w:r>
+              <w:t xml:space="preserve">Note: for our implementation, </w:t>
+            </w:r>
+            <w:proofErr w:type="spellStart"/>
             <w:r>
               <w:rPr>
                 <w:rFonts w:ascii="Helvetica" w:hAnsi="Helvetica" w:cs="Helvetica"/>
@@ -6247,7 +6743,18 @@
                 <w:szCs w:val="21"/>
                 <w:shd w:val="clear" w:color="auto" w:fill="FFFFFF"/>
               </w:rPr>
-              <w:t xml:space="preserve"> [not word or 16-bit]</w:t>
+              <w:t>imm</w:t>
+            </w:r>
+            <w:proofErr w:type="spellEnd"/>
+            <w:r>
+              <w:rPr>
+                <w:rFonts w:ascii="Helvetica" w:hAnsi="Helvetica" w:cs="Helvetica"/>
+                <w:color w:val="333333"/>
+                <w:sz w:val="21"/>
+                <w:szCs w:val="21"/>
+                <w:shd w:val="clear" w:color="auto" w:fill="FFFFFF"/>
+              </w:rPr>
+              <w:t>[19:0] points to a byte [not word or 16-bit]</w:t>
             </w:r>
           </w:p>
           <w:p>
@@ -6368,6 +6875,7 @@
               </w:rPr>
               <w:t xml:space="preserve">     </w:t>
             </w:r>
+            <w:proofErr w:type="spellStart"/>
             <w:r>
               <w:rPr>
                 <w:rFonts w:ascii="Helvetica" w:eastAsia="Times New Roman" w:hAnsi="Helvetica" w:cs="Helvetica"/>
@@ -6378,8 +6886,9 @@
                 <w:szCs w:val="21"/>
                 <w:shd w:val="clear" w:color="auto" w:fill="FFFFFF"/>
               </w:rPr>
-              <w:t xml:space="preserve">subi </w:t>
-            </w:r>
+              <w:t>subi</w:t>
+            </w:r>
+            <w:proofErr w:type="spellEnd"/>
             <w:r>
               <w:rPr>
                 <w:rFonts w:ascii="Helvetica" w:eastAsia="Times New Roman" w:hAnsi="Helvetica" w:cs="Helvetica"/>
@@ -6390,8 +6899,9 @@
                 <w:szCs w:val="21"/>
                 <w:shd w:val="clear" w:color="auto" w:fill="FFFFFF"/>
               </w:rPr>
-              <w:t>rd, rs1, imm</w:t>
-            </w:r>
+              <w:t xml:space="preserve"> </w:t>
+            </w:r>
+            <w:proofErr w:type="spellStart"/>
             <w:r>
               <w:rPr>
                 <w:rFonts w:ascii="Helvetica" w:eastAsia="Times New Roman" w:hAnsi="Helvetica" w:cs="Helvetica"/>
@@ -6402,8 +6912,9 @@
                 <w:szCs w:val="21"/>
                 <w:shd w:val="clear" w:color="auto" w:fill="FFFFFF"/>
               </w:rPr>
-              <w:t xml:space="preserve"> </w:t>
-            </w:r>
+              <w:t>rd</w:t>
+            </w:r>
+            <w:proofErr w:type="spellEnd"/>
             <w:r>
               <w:rPr>
                 <w:rFonts w:ascii="Helvetica" w:eastAsia="Times New Roman" w:hAnsi="Helvetica" w:cs="Helvetica"/>
@@ -6414,8 +6925,9 @@
                 <w:szCs w:val="21"/>
                 <w:shd w:val="clear" w:color="auto" w:fill="FFFFFF"/>
               </w:rPr>
-              <w:t xml:space="preserve">       </w:t>
-            </w:r>
+              <w:t xml:space="preserve">, rs1, </w:t>
+            </w:r>
+            <w:proofErr w:type="spellStart"/>
             <w:r>
               <w:rPr>
                 <w:rFonts w:ascii="Helvetica" w:eastAsia="Times New Roman" w:hAnsi="Helvetica" w:cs="Helvetica"/>
@@ -6426,8 +6938,85 @@
                 <w:szCs w:val="21"/>
                 <w:shd w:val="clear" w:color="auto" w:fill="FFFFFF"/>
               </w:rPr>
-              <w:t xml:space="preserve"> # rd = rs1 - imm</w:t>
-            </w:r>
+              <w:t>imm</w:t>
+            </w:r>
+            <w:proofErr w:type="spellEnd"/>
+            <w:r>
+              <w:rPr>
+                <w:rFonts w:ascii="Helvetica" w:eastAsia="Times New Roman" w:hAnsi="Helvetica" w:cs="Helvetica"/>
+                <w:i/>
+                <w:iCs/>
+                <w:color w:val="333333"/>
+                <w:sz w:val="21"/>
+                <w:szCs w:val="21"/>
+                <w:shd w:val="clear" w:color="auto" w:fill="FFFFFF"/>
+              </w:rPr>
+              <w:t xml:space="preserve"> </w:t>
+            </w:r>
+            <w:r>
+              <w:rPr>
+                <w:rFonts w:ascii="Helvetica" w:eastAsia="Times New Roman" w:hAnsi="Helvetica" w:cs="Helvetica"/>
+                <w:i/>
+                <w:iCs/>
+                <w:color w:val="333333"/>
+                <w:sz w:val="21"/>
+                <w:szCs w:val="21"/>
+                <w:shd w:val="clear" w:color="auto" w:fill="FFFFFF"/>
+              </w:rPr>
+              <w:t xml:space="preserve">       </w:t>
+            </w:r>
+            <w:r>
+              <w:rPr>
+                <w:rFonts w:ascii="Helvetica" w:eastAsia="Times New Roman" w:hAnsi="Helvetica" w:cs="Helvetica"/>
+                <w:i/>
+                <w:iCs/>
+                <w:color w:val="333333"/>
+                <w:sz w:val="21"/>
+                <w:szCs w:val="21"/>
+                <w:shd w:val="clear" w:color="auto" w:fill="FFFFFF"/>
+              </w:rPr>
+              <w:t xml:space="preserve"> # </w:t>
+            </w:r>
+            <w:proofErr w:type="spellStart"/>
+            <w:r>
+              <w:rPr>
+                <w:rFonts w:ascii="Helvetica" w:eastAsia="Times New Roman" w:hAnsi="Helvetica" w:cs="Helvetica"/>
+                <w:i/>
+                <w:iCs/>
+                <w:color w:val="333333"/>
+                <w:sz w:val="21"/>
+                <w:szCs w:val="21"/>
+                <w:shd w:val="clear" w:color="auto" w:fill="FFFFFF"/>
+              </w:rPr>
+              <w:t>rd</w:t>
+            </w:r>
+            <w:proofErr w:type="spellEnd"/>
+            <w:r>
+              <w:rPr>
+                <w:rFonts w:ascii="Helvetica" w:eastAsia="Times New Roman" w:hAnsi="Helvetica" w:cs="Helvetica"/>
+                <w:i/>
+                <w:iCs/>
+                <w:color w:val="333333"/>
+                <w:sz w:val="21"/>
+                <w:szCs w:val="21"/>
+                <w:shd w:val="clear" w:color="auto" w:fill="FFFFFF"/>
+              </w:rPr>
+              <w:t xml:space="preserve"> = rs1 - </w:t>
+            </w:r>
+            <w:proofErr w:type="spellStart"/>
+            <w:r>
+              <w:rPr>
+                <w:rFonts w:ascii="Helvetica" w:eastAsia="Times New Roman" w:hAnsi="Helvetica" w:cs="Helvetica"/>
+                <w:i/>
+                <w:iCs/>
+                <w:color w:val="333333"/>
+                <w:sz w:val="21"/>
+                <w:szCs w:val="21"/>
+                <w:shd w:val="clear" w:color="auto" w:fill="FFFFFF"/>
+              </w:rPr>
+              <w:t>imm</w:t>
+            </w:r>
+            <w:proofErr w:type="spellEnd"/>
           </w:p>
           <w:p>
             <w:pPr>
@@ -6468,8 +7057,64 @@
                 <w:szCs w:val="21"/>
                 <w:shd w:val="clear" w:color="auto" w:fill="FFFFFF"/>
               </w:rPr>
-              <w:t xml:space="preserve">     addi rd rs1, imm</w:t>
-            </w:r>
+              <w:t xml:space="preserve">     </w:t>
+            </w:r>
+            <w:proofErr w:type="spellStart"/>
+            <w:r>
+              <w:rPr>
+                <w:rFonts w:ascii="Helvetica" w:eastAsia="Times New Roman" w:hAnsi="Helvetica" w:cs="Helvetica"/>
+                <w:color w:val="333333"/>
+                <w:sz w:val="21"/>
+                <w:szCs w:val="21"/>
+                <w:shd w:val="clear" w:color="auto" w:fill="FFFFFF"/>
+              </w:rPr>
+              <w:t>addi</w:t>
+            </w:r>
+            <w:proofErr w:type="spellEnd"/>
+            <w:r>
+              <w:rPr>
+                <w:rFonts w:ascii="Helvetica" w:eastAsia="Times New Roman" w:hAnsi="Helvetica" w:cs="Helvetica"/>
+                <w:color w:val="333333"/>
+                <w:sz w:val="21"/>
+                <w:szCs w:val="21"/>
+                <w:shd w:val="clear" w:color="auto" w:fill="FFFFFF"/>
+              </w:rPr>
+              <w:t xml:space="preserve"> </w:t>
+            </w:r>
+            <w:proofErr w:type="spellStart"/>
+            <w:r>
+              <w:rPr>
+                <w:rFonts w:ascii="Helvetica" w:eastAsia="Times New Roman" w:hAnsi="Helvetica" w:cs="Helvetica"/>
+                <w:color w:val="333333"/>
+                <w:sz w:val="21"/>
+                <w:szCs w:val="21"/>
+                <w:shd w:val="clear" w:color="auto" w:fill="FFFFFF"/>
+              </w:rPr>
+              <w:t>rd</w:t>
+            </w:r>
+            <w:proofErr w:type="spellEnd"/>
+            <w:r>
+              <w:rPr>
+                <w:rFonts w:ascii="Helvetica" w:eastAsia="Times New Roman" w:hAnsi="Helvetica" w:cs="Helvetica"/>
+                <w:color w:val="333333"/>
+                <w:sz w:val="21"/>
+                <w:szCs w:val="21"/>
+                <w:shd w:val="clear" w:color="auto" w:fill="FFFFFF"/>
+              </w:rPr>
+              <w:t xml:space="preserve"> rs1, </w:t>
+            </w:r>
+            <w:proofErr w:type="spellStart"/>
+            <w:r>
+              <w:rPr>
+                <w:rFonts w:ascii="Helvetica" w:eastAsia="Times New Roman" w:hAnsi="Helvetica" w:cs="Helvetica"/>
+                <w:color w:val="333333"/>
+                <w:sz w:val="21"/>
+                <w:szCs w:val="21"/>
+                <w:shd w:val="clear" w:color="auto" w:fill="FFFFFF"/>
+              </w:rPr>
+              <w:t>imm</w:t>
+            </w:r>
+            <w:proofErr w:type="spellEnd"/>
             <w:r>
               <w:rPr>
                 <w:rFonts w:ascii="Helvetica" w:eastAsia="Times New Roman" w:hAnsi="Helvetica" w:cs="Helvetica"/>
@@ -6498,18 +7143,52 @@
                 <w:szCs w:val="21"/>
                 <w:shd w:val="clear" w:color="auto" w:fill="FFFFFF"/>
               </w:rPr>
-              <w:t xml:space="preserve"> rd </w:t>
-            </w:r>
-            <w:r>
-              <w:rPr>
-                <w:rFonts w:ascii="Helvetica" w:eastAsia="Times New Roman" w:hAnsi="Helvetica" w:cs="Helvetica"/>
-                <w:color w:val="333333"/>
-                <w:sz w:val="21"/>
-                <w:szCs w:val="21"/>
-                <w:shd w:val="clear" w:color="auto" w:fill="FFFFFF"/>
-              </w:rPr>
-              <w:t>= rs1 + -imm</w:t>
-            </w:r>
+              <w:t xml:space="preserve"> </w:t>
+            </w:r>
+            <w:proofErr w:type="spellStart"/>
+            <w:r>
+              <w:rPr>
+                <w:rFonts w:ascii="Helvetica" w:eastAsia="Times New Roman" w:hAnsi="Helvetica" w:cs="Helvetica"/>
+                <w:color w:val="333333"/>
+                <w:sz w:val="21"/>
+                <w:szCs w:val="21"/>
+                <w:shd w:val="clear" w:color="auto" w:fill="FFFFFF"/>
+              </w:rPr>
+              <w:t>rd</w:t>
+            </w:r>
+            <w:proofErr w:type="spellEnd"/>
+            <w:r>
+              <w:rPr>
+                <w:rFonts w:ascii="Helvetica" w:eastAsia="Times New Roman" w:hAnsi="Helvetica" w:cs="Helvetica"/>
+                <w:color w:val="333333"/>
+                <w:sz w:val="21"/>
+                <w:szCs w:val="21"/>
+                <w:shd w:val="clear" w:color="auto" w:fill="FFFFFF"/>
+              </w:rPr>
+              <w:t xml:space="preserve"> </w:t>
+            </w:r>
+            <w:r>
+              <w:rPr>
+                <w:rFonts w:ascii="Helvetica" w:eastAsia="Times New Roman" w:hAnsi="Helvetica" w:cs="Helvetica"/>
+                <w:color w:val="333333"/>
+                <w:sz w:val="21"/>
+                <w:szCs w:val="21"/>
+                <w:shd w:val="clear" w:color="auto" w:fill="FFFFFF"/>
+              </w:rPr>
+              <w:t>= rs1 + -</w:t>
+            </w:r>
+            <w:proofErr w:type="spellStart"/>
+            <w:r>
+              <w:rPr>
+                <w:rFonts w:ascii="Helvetica" w:eastAsia="Times New Roman" w:hAnsi="Helvetica" w:cs="Helvetica"/>
+                <w:color w:val="333333"/>
+                <w:sz w:val="21"/>
+                <w:szCs w:val="21"/>
+                <w:shd w:val="clear" w:color="auto" w:fill="FFFFFF"/>
+              </w:rPr>
+              <w:t>imm</w:t>
+            </w:r>
+            <w:proofErr w:type="spellEnd"/>
           </w:p>
           <w:p>
             <w:pPr>
@@ -6593,7 +7272,29 @@
                 <w:szCs w:val="21"/>
                 <w:shd w:val="clear" w:color="auto" w:fill="FFFFFF"/>
               </w:rPr>
-              <w:t xml:space="preserve">    “&lt;12-bit imm&gt; &lt;5-bit rs1&gt;</w:t>
+              <w:t xml:space="preserve">    “&lt;12-bit </w:t>
+            </w:r>
+            <w:proofErr w:type="spellStart"/>
+            <w:r>
+              <w:rPr>
+                <w:rFonts w:ascii="Helvetica" w:eastAsia="Times New Roman" w:hAnsi="Helvetica" w:cs="Helvetica"/>
+                <w:color w:val="333333"/>
+                <w:sz w:val="21"/>
+                <w:szCs w:val="21"/>
+                <w:shd w:val="clear" w:color="auto" w:fill="FFFFFF"/>
+              </w:rPr>
+              <w:t>imm</w:t>
+            </w:r>
+            <w:proofErr w:type="spellEnd"/>
+            <w:r>
+              <w:rPr>
+                <w:rFonts w:ascii="Helvetica" w:eastAsia="Times New Roman" w:hAnsi="Helvetica" w:cs="Helvetica"/>
+                <w:color w:val="333333"/>
+                <w:sz w:val="21"/>
+                <w:szCs w:val="21"/>
+                <w:shd w:val="clear" w:color="auto" w:fill="FFFFFF"/>
+              </w:rPr>
+              <w:t>&gt; &lt;5-bit rs1&gt;</w:t>
             </w:r>
             <w:r>
               <w:t xml:space="preserve"> </w:t>
@@ -6606,7 +7307,29 @@
                 <w:szCs w:val="21"/>
                 <w:shd w:val="clear" w:color="auto" w:fill="FFFFFF"/>
               </w:rPr>
-              <w:t>&lt;3-bit funct3&gt; &lt;5-bit rd&gt;</w:t>
+              <w:t xml:space="preserve">&lt;3-bit funct3&gt; &lt;5-bit </w:t>
+            </w:r>
+            <w:proofErr w:type="spellStart"/>
+            <w:r>
+              <w:rPr>
+                <w:rFonts w:ascii="Helvetica" w:eastAsia="Times New Roman" w:hAnsi="Helvetica" w:cs="Helvetica"/>
+                <w:color w:val="333333"/>
+                <w:sz w:val="21"/>
+                <w:szCs w:val="21"/>
+                <w:shd w:val="clear" w:color="auto" w:fill="FFFFFF"/>
+              </w:rPr>
+              <w:t>rd</w:t>
+            </w:r>
+            <w:proofErr w:type="spellEnd"/>
+            <w:r>
+              <w:rPr>
+                <w:rFonts w:ascii="Helvetica" w:eastAsia="Times New Roman" w:hAnsi="Helvetica" w:cs="Helvetica"/>
+                <w:color w:val="333333"/>
+                <w:sz w:val="21"/>
+                <w:szCs w:val="21"/>
+                <w:shd w:val="clear" w:color="auto" w:fill="FFFFFF"/>
+              </w:rPr>
+              <w:t>&gt;</w:t>
             </w:r>
             <w:r>
               <w:t xml:space="preserve"> </w:t>
@@ -6712,6 +7435,7 @@
                 <w:shd w:val="clear" w:color="auto" w:fill="FFFFFF"/>
               </w:rPr>
             </w:pPr>
+            <w:proofErr w:type="spellStart"/>
             <w:r>
               <w:rPr>
                 <w:rFonts w:ascii="Helvetica" w:eastAsia="Times New Roman" w:hAnsi="Helvetica" w:cs="Helvetica"/>
@@ -6722,6 +7446,7 @@
               </w:rPr>
               <w:t>Load_Addr</w:t>
             </w:r>
+            <w:proofErr w:type="spellEnd"/>
           </w:p>
         </w:tc>
         <w:tc>
@@ -6833,6 +7558,7 @@
               </w:rPr>
               <w:t xml:space="preserve">     </w:t>
             </w:r>
+            <w:proofErr w:type="spellStart"/>
             <w:r>
               <w:rPr>
                 <w:rFonts w:ascii="Helvetica" w:eastAsia="Times New Roman" w:hAnsi="Helvetica" w:cs="Helvetica"/>
@@ -6843,7 +7569,20 @@
                 <w:szCs w:val="21"/>
                 <w:shd w:val="clear" w:color="auto" w:fill="FFFFFF"/>
               </w:rPr>
-              <w:t xml:space="preserve">auipc </w:t>
+              <w:t>auipc</w:t>
+            </w:r>
+            <w:proofErr w:type="spellEnd"/>
+            <w:r>
+              <w:rPr>
+                <w:rFonts w:ascii="Helvetica" w:eastAsia="Times New Roman" w:hAnsi="Helvetica" w:cs="Helvetica"/>
+                <w:i/>
+                <w:iCs/>
+                <w:color w:val="333333"/>
+                <w:sz w:val="21"/>
+                <w:szCs w:val="21"/>
+                <w:shd w:val="clear" w:color="auto" w:fill="FFFFFF"/>
+              </w:rPr>
+              <w:t xml:space="preserve"> </w:t>
             </w:r>
             <w:r>
               <w:rPr>
@@ -6894,6 +7633,7 @@
               </w:rPr>
               <w:t xml:space="preserve">     </w:t>
             </w:r>
+            <w:proofErr w:type="spellStart"/>
             <w:r>
               <w:rPr>
                 <w:rFonts w:ascii="Helvetica" w:eastAsia="Times New Roman" w:hAnsi="Helvetica" w:cs="Helvetica"/>
@@ -6904,7 +7644,20 @@
                 <w:szCs w:val="21"/>
                 <w:shd w:val="clear" w:color="auto" w:fill="FFFFFF"/>
               </w:rPr>
-              <w:t xml:space="preserve">addi  </w:t>
+              <w:t>addi</w:t>
+            </w:r>
+            <w:proofErr w:type="spellEnd"/>
+            <w:r>
+              <w:rPr>
+                <w:rFonts w:ascii="Helvetica" w:eastAsia="Times New Roman" w:hAnsi="Helvetica" w:cs="Helvetica"/>
+                <w:i/>
+                <w:iCs/>
+                <w:color w:val="333333"/>
+                <w:sz w:val="21"/>
+                <w:szCs w:val="21"/>
+                <w:shd w:val="clear" w:color="auto" w:fill="FFFFFF"/>
+              </w:rPr>
+              <w:t xml:space="preserve">  </w:t>
             </w:r>
             <w:r>
               <w:rPr>
@@ -6985,8 +7738,20 @@
                 <w:szCs w:val="21"/>
                 <w:shd w:val="clear" w:color="auto" w:fill="FFFFFF"/>
               </w:rPr>
-              <w:t>Instead of doing this, we will create a custom instruction called load_addr</w:t>
-            </w:r>
+              <w:t xml:space="preserve">Instead of doing this, we will create a custom instruction called </w:t>
+            </w:r>
+            <w:proofErr w:type="spellStart"/>
+            <w:r>
+              <w:rPr>
+                <w:rFonts w:ascii="Helvetica" w:eastAsia="Times New Roman" w:hAnsi="Helvetica" w:cs="Helvetica"/>
+                <w:color w:val="333333"/>
+                <w:sz w:val="21"/>
+                <w:szCs w:val="21"/>
+                <w:shd w:val="clear" w:color="auto" w:fill="FFFFFF"/>
+              </w:rPr>
+              <w:t>load_addr</w:t>
+            </w:r>
+            <w:proofErr w:type="spellEnd"/>
             <w:r>
               <w:rPr>
                 <w:rFonts w:ascii="Helvetica" w:eastAsia="Times New Roman" w:hAnsi="Helvetica" w:cs="Helvetica"/>
@@ -7090,7 +7855,29 @@
                 <w:szCs w:val="21"/>
                 <w:shd w:val="clear" w:color="auto" w:fill="FFFFFF"/>
               </w:rPr>
-              <w:t>&lt;5-bit rd&gt;</w:t>
+              <w:t xml:space="preserve">&lt;5-bit </w:t>
+            </w:r>
+            <w:proofErr w:type="spellStart"/>
+            <w:r>
+              <w:rPr>
+                <w:rFonts w:ascii="Helvetica" w:eastAsia="Times New Roman" w:hAnsi="Helvetica" w:cs="Helvetica"/>
+                <w:color w:val="333333"/>
+                <w:sz w:val="21"/>
+                <w:szCs w:val="21"/>
+                <w:shd w:val="clear" w:color="auto" w:fill="FFFFFF"/>
+              </w:rPr>
+              <w:t>rd</w:t>
+            </w:r>
+            <w:proofErr w:type="spellEnd"/>
+            <w:r>
+              <w:rPr>
+                <w:rFonts w:ascii="Helvetica" w:eastAsia="Times New Roman" w:hAnsi="Helvetica" w:cs="Helvetica"/>
+                <w:color w:val="333333"/>
+                <w:sz w:val="21"/>
+                <w:szCs w:val="21"/>
+                <w:shd w:val="clear" w:color="auto" w:fill="FFFFFF"/>
+              </w:rPr>
+              <w:t>&gt;</w:t>
             </w:r>
             <w:r>
               <w:t xml:space="preserve"> </w:t>
@@ -7154,7 +7941,29 @@
                 <w:szCs w:val="21"/>
                 <w:shd w:val="clear" w:color="auto" w:fill="FFFFFF"/>
               </w:rPr>
-              <w:t xml:space="preserve">    rd = destination register</w:t>
+              <w:t xml:space="preserve">    </w:t>
+            </w:r>
+            <w:proofErr w:type="spellStart"/>
+            <w:r>
+              <w:rPr>
+                <w:rFonts w:ascii="Helvetica" w:eastAsia="Times New Roman" w:hAnsi="Helvetica" w:cs="Helvetica"/>
+                <w:color w:val="333333"/>
+                <w:sz w:val="21"/>
+                <w:szCs w:val="21"/>
+                <w:shd w:val="clear" w:color="auto" w:fill="FFFFFF"/>
+              </w:rPr>
+              <w:t>rd</w:t>
+            </w:r>
+            <w:proofErr w:type="spellEnd"/>
+            <w:r>
+              <w:rPr>
+                <w:rFonts w:ascii="Helvetica" w:eastAsia="Times New Roman" w:hAnsi="Helvetica" w:cs="Helvetica"/>
+                <w:color w:val="333333"/>
+                <w:sz w:val="21"/>
+                <w:szCs w:val="21"/>
+                <w:shd w:val="clear" w:color="auto" w:fill="FFFFFF"/>
+              </w:rPr>
+              <w:t xml:space="preserve"> = destination register</w:t>
             </w:r>
           </w:p>
           <w:p>
@@ -7292,6 +8101,7 @@
               </w:rPr>
               <w:t xml:space="preserve">In the RISC-V architecture, NOP is actually a pseudo-instruction, which is replaced by an instruction that does nothing, </w:t>
             </w:r>
+            <w:proofErr w:type="spellStart"/>
             <w:r>
               <w:rPr>
                 <w:rFonts w:ascii="Helvetica" w:eastAsia="Times New Roman" w:hAnsi="Helvetica" w:cs="Helvetica"/>
@@ -7302,7 +8112,20 @@
                 <w:szCs w:val="21"/>
                 <w:shd w:val="clear" w:color="auto" w:fill="FFFFFF"/>
               </w:rPr>
-              <w:t>addi x0, x0, 0</w:t>
+              <w:t>addi</w:t>
+            </w:r>
+            <w:proofErr w:type="spellEnd"/>
+            <w:r>
+              <w:rPr>
+                <w:rFonts w:ascii="Helvetica" w:eastAsia="Times New Roman" w:hAnsi="Helvetica" w:cs="Helvetica"/>
+                <w:i/>
+                <w:iCs/>
+                <w:color w:val="333333"/>
+                <w:sz w:val="21"/>
+                <w:szCs w:val="21"/>
+                <w:shd w:val="clear" w:color="auto" w:fill="FFFFFF"/>
+              </w:rPr>
+              <w:t xml:space="preserve"> x0, x0, 0</w:t>
             </w:r>
             <w:r>
               <w:rPr>
@@ -7400,26 +8223,138 @@
               </w:rPr>
               <w:t>your system will set all the control signals to zero (</w:t>
             </w:r>
-            <w:r>
-              <w:rPr>
-                <w:rFonts w:ascii="Helvetica" w:eastAsia="Times New Roman" w:hAnsi="Helvetica" w:cs="Helvetica"/>
-                <w:color w:val="333333"/>
-                <w:sz w:val="21"/>
-                <w:szCs w:val="21"/>
-                <w:shd w:val="clear" w:color="auto" w:fill="FFFFFF"/>
-              </w:rPr>
-              <w:t>reg_write &lt;= '0'; alu_src &lt;= '0'; mem_read &lt;= '0'; mem_write &lt;= '0'; branch &lt;= '0'; jump &lt;= '0'; load_addr &lt;= '0';</w:t>
-            </w:r>
-            <w:r>
-              <w:rPr>
-                <w:rFonts w:ascii="Helvetica" w:eastAsia="Times New Roman" w:hAnsi="Helvetica" w:cs="Helvetica"/>
-                <w:color w:val="333333"/>
-                <w:sz w:val="21"/>
-                <w:szCs w:val="21"/>
-                <w:shd w:val="clear" w:color="auto" w:fill="FFFFFF"/>
-              </w:rPr>
-              <w:t xml:space="preserve"> see control_unit.vhdl</w:t>
-            </w:r>
+            <w:proofErr w:type="spellStart"/>
+            <w:r>
+              <w:rPr>
+                <w:rFonts w:ascii="Helvetica" w:eastAsia="Times New Roman" w:hAnsi="Helvetica" w:cs="Helvetica"/>
+                <w:color w:val="333333"/>
+                <w:sz w:val="21"/>
+                <w:szCs w:val="21"/>
+                <w:shd w:val="clear" w:color="auto" w:fill="FFFFFF"/>
+              </w:rPr>
+              <w:t>reg_write</w:t>
+            </w:r>
+            <w:proofErr w:type="spellEnd"/>
+            <w:r>
+              <w:rPr>
+                <w:rFonts w:ascii="Helvetica" w:eastAsia="Times New Roman" w:hAnsi="Helvetica" w:cs="Helvetica"/>
+                <w:color w:val="333333"/>
+                <w:sz w:val="21"/>
+                <w:szCs w:val="21"/>
+                <w:shd w:val="clear" w:color="auto" w:fill="FFFFFF"/>
+              </w:rPr>
+              <w:t xml:space="preserve"> &lt;= '0'; </w:t>
+            </w:r>
+            <w:proofErr w:type="spellStart"/>
+            <w:r>
+              <w:rPr>
+                <w:rFonts w:ascii="Helvetica" w:eastAsia="Times New Roman" w:hAnsi="Helvetica" w:cs="Helvetica"/>
+                <w:color w:val="333333"/>
+                <w:sz w:val="21"/>
+                <w:szCs w:val="21"/>
+                <w:shd w:val="clear" w:color="auto" w:fill="FFFFFF"/>
+              </w:rPr>
+              <w:t>alu_src</w:t>
+            </w:r>
+            <w:proofErr w:type="spellEnd"/>
+            <w:r>
+              <w:rPr>
+                <w:rFonts w:ascii="Helvetica" w:eastAsia="Times New Roman" w:hAnsi="Helvetica" w:cs="Helvetica"/>
+                <w:color w:val="333333"/>
+                <w:sz w:val="21"/>
+                <w:szCs w:val="21"/>
+                <w:shd w:val="clear" w:color="auto" w:fill="FFFFFF"/>
+              </w:rPr>
+              <w:t xml:space="preserve"> &lt;= '0'; </w:t>
+            </w:r>
+            <w:proofErr w:type="spellStart"/>
+            <w:r>
+              <w:rPr>
+                <w:rFonts w:ascii="Helvetica" w:eastAsia="Times New Roman" w:hAnsi="Helvetica" w:cs="Helvetica"/>
+                <w:color w:val="333333"/>
+                <w:sz w:val="21"/>
+                <w:szCs w:val="21"/>
+                <w:shd w:val="clear" w:color="auto" w:fill="FFFFFF"/>
+              </w:rPr>
+              <w:t>mem_read</w:t>
+            </w:r>
+            <w:proofErr w:type="spellEnd"/>
+            <w:r>
+              <w:rPr>
+                <w:rFonts w:ascii="Helvetica" w:eastAsia="Times New Roman" w:hAnsi="Helvetica" w:cs="Helvetica"/>
+                <w:color w:val="333333"/>
+                <w:sz w:val="21"/>
+                <w:szCs w:val="21"/>
+                <w:shd w:val="clear" w:color="auto" w:fill="FFFFFF"/>
+              </w:rPr>
+              <w:t xml:space="preserve"> &lt;= '0'; </w:t>
+            </w:r>
+            <w:proofErr w:type="spellStart"/>
+            <w:r>
+              <w:rPr>
+                <w:rFonts w:ascii="Helvetica" w:eastAsia="Times New Roman" w:hAnsi="Helvetica" w:cs="Helvetica"/>
+                <w:color w:val="333333"/>
+                <w:sz w:val="21"/>
+                <w:szCs w:val="21"/>
+                <w:shd w:val="clear" w:color="auto" w:fill="FFFFFF"/>
+              </w:rPr>
+              <w:t>mem_write</w:t>
+            </w:r>
+            <w:proofErr w:type="spellEnd"/>
+            <w:r>
+              <w:rPr>
+                <w:rFonts w:ascii="Helvetica" w:eastAsia="Times New Roman" w:hAnsi="Helvetica" w:cs="Helvetica"/>
+                <w:color w:val="333333"/>
+                <w:sz w:val="21"/>
+                <w:szCs w:val="21"/>
+                <w:shd w:val="clear" w:color="auto" w:fill="FFFFFF"/>
+              </w:rPr>
+              <w:t xml:space="preserve"> &lt;= '0'; branch &lt;= '0'; jump &lt;= '0'; </w:t>
+            </w:r>
+            <w:proofErr w:type="spellStart"/>
+            <w:r>
+              <w:rPr>
+                <w:rFonts w:ascii="Helvetica" w:eastAsia="Times New Roman" w:hAnsi="Helvetica" w:cs="Helvetica"/>
+                <w:color w:val="333333"/>
+                <w:sz w:val="21"/>
+                <w:szCs w:val="21"/>
+                <w:shd w:val="clear" w:color="auto" w:fill="FFFFFF"/>
+              </w:rPr>
+              <w:t>load_addr</w:t>
+            </w:r>
+            <w:proofErr w:type="spellEnd"/>
+            <w:r>
+              <w:rPr>
+                <w:rFonts w:ascii="Helvetica" w:eastAsia="Times New Roman" w:hAnsi="Helvetica" w:cs="Helvetica"/>
+                <w:color w:val="333333"/>
+                <w:sz w:val="21"/>
+                <w:szCs w:val="21"/>
+                <w:shd w:val="clear" w:color="auto" w:fill="FFFFFF"/>
+              </w:rPr>
+              <w:t xml:space="preserve"> &lt;= '0';</w:t>
+            </w:r>
+            <w:r>
+              <w:rPr>
+                <w:rFonts w:ascii="Helvetica" w:eastAsia="Times New Roman" w:hAnsi="Helvetica" w:cs="Helvetica"/>
+                <w:color w:val="333333"/>
+                <w:sz w:val="21"/>
+                <w:szCs w:val="21"/>
+                <w:shd w:val="clear" w:color="auto" w:fill="FFFFFF"/>
+              </w:rPr>
+              <w:t xml:space="preserve"> see </w:t>
+            </w:r>
+            <w:proofErr w:type="spellStart"/>
+            <w:r>
+              <w:rPr>
+                <w:rFonts w:ascii="Helvetica" w:eastAsia="Times New Roman" w:hAnsi="Helvetica" w:cs="Helvetica"/>
+                <w:color w:val="333333"/>
+                <w:sz w:val="21"/>
+                <w:szCs w:val="21"/>
+                <w:shd w:val="clear" w:color="auto" w:fill="FFFFFF"/>
+              </w:rPr>
+              <w:t>control_unit.vhdl</w:t>
+            </w:r>
+            <w:proofErr w:type="spellEnd"/>
           </w:p>
           <w:p>
             <w:pPr>
@@ -7702,7 +8637,18 @@
           <w:szCs w:val="21"/>
           <w:shd w:val="clear" w:color="auto" w:fill="FFFFFF"/>
         </w:rPr>
-        <w:t>; therefore the “state</w:t>
+        <w:t>; therefore the “</w:t>
+      </w:r>
+      <w:proofErr w:type="spellStart"/>
+      <w:r>
+        <w:rPr>
+          <w:rFonts w:ascii="Helvetica" w:eastAsia="Times New Roman" w:hAnsi="Helvetica" w:cs="Helvetica"/>
+          <w:color w:val="333333"/>
+          <w:sz w:val="21"/>
+          <w:szCs w:val="21"/>
+          <w:shd w:val="clear" w:color="auto" w:fill="FFFFFF"/>
+        </w:rPr>
+        <w:t>state</w:t>
       </w:r>
       <w:r>
         <w:rPr>
@@ -7714,6 +8660,7 @@
         </w:rPr>
         <w:t>_type</w:t>
       </w:r>
+      <w:proofErr w:type="spellEnd"/>
       <w:r>
         <w:rPr>
           <w:rFonts w:ascii="Helvetica" w:eastAsia="Times New Roman" w:hAnsi="Helvetica" w:cs="Helvetica"/>
@@ -7845,7 +8792,37 @@
           <w:szCs w:val="21"/>
           <w:shd w:val="clear" w:color="auto" w:fill="FFFFFF"/>
         </w:rPr>
-        <w:t xml:space="preserve">.pptx to match your design, labeling the correct signal names and connecting or labeling the red control signals.  </w:t>
+        <w:t>.pptx to match your design, labeling the correct signal names and connecting or labeling the red control signals</w:t>
+      </w:r>
+      <w:r>
+        <w:rPr>
+          <w:rFonts w:ascii="Helvetica" w:eastAsia="Times New Roman" w:hAnsi="Helvetica" w:cs="Helvetica"/>
+          <w:color w:val="333333"/>
+          <w:sz w:val="21"/>
+          <w:szCs w:val="21"/>
+          <w:shd w:val="clear" w:color="auto" w:fill="FFFFFF"/>
+        </w:rPr>
+        <w:t xml:space="preserve"> and the blue</w:t>
+      </w:r>
+      <w:r>
+        <w:rPr>
+          <w:rFonts w:ascii="Helvetica" w:eastAsia="Times New Roman" w:hAnsi="Helvetica" w:cs="Helvetica"/>
+          <w:color w:val="333333"/>
+          <w:sz w:val="21"/>
+          <w:szCs w:val="21"/>
+          <w:shd w:val="clear" w:color="auto" w:fill="FFFFFF"/>
+        </w:rPr>
+        <w:t xml:space="preserve"> data registers</w:t>
+      </w:r>
+      <w:r>
+        <w:rPr>
+          <w:rFonts w:ascii="Helvetica" w:eastAsia="Times New Roman" w:hAnsi="Helvetica" w:cs="Helvetica"/>
+          <w:color w:val="333333"/>
+          <w:sz w:val="21"/>
+          <w:szCs w:val="21"/>
+          <w:shd w:val="clear" w:color="auto" w:fill="FFFFFF"/>
+        </w:rPr>
+        <w:t xml:space="preserve">.  </w:t>
       </w:r>
       <w:r>
         <w:rPr>
@@ -7856,8 +8833,21 @@
           <w:highlight w:val="yellow"/>
           <w:shd w:val="clear" w:color="auto" w:fill="FFFFFF"/>
         </w:rPr>
-        <w:t>Turn the completed diagram in via gradescope</w:t>
-      </w:r>
+        <w:t xml:space="preserve">Turn the completed diagram in via </w:t>
+      </w:r>
+      <w:proofErr w:type="spellStart"/>
+      <w:r>
+        <w:rPr>
+          <w:rFonts w:ascii="Helvetica" w:eastAsia="Times New Roman" w:hAnsi="Helvetica" w:cs="Helvetica"/>
+          <w:color w:val="333333"/>
+          <w:sz w:val="21"/>
+          <w:szCs w:val="21"/>
+          <w:highlight w:val="yellow"/>
+          <w:shd w:val="clear" w:color="auto" w:fill="FFFFFF"/>
+        </w:rPr>
+        <w:t>gradescope</w:t>
+      </w:r>
+      <w:proofErr w:type="spellEnd"/>
       <w:r>
         <w:rPr>
           <w:rFonts w:ascii="Helvetica" w:eastAsia="Times New Roman" w:hAnsi="Helvetica" w:cs="Helvetica"/>
@@ -7892,7 +8882,29 @@
           <w:szCs w:val="21"/>
           <w:shd w:val="clear" w:color="auto" w:fill="FFFFFF"/>
         </w:rPr>
-        <w:t>Update pipeline_registers.vhdl to move</w:t>
+        <w:t xml:space="preserve">Update </w:t>
+      </w:r>
+      <w:proofErr w:type="spellStart"/>
+      <w:r>
+        <w:rPr>
+          <w:rFonts w:ascii="Helvetica" w:eastAsia="Times New Roman" w:hAnsi="Helvetica" w:cs="Helvetica"/>
+          <w:color w:val="333333"/>
+          <w:sz w:val="21"/>
+          <w:szCs w:val="21"/>
+          <w:shd w:val="clear" w:color="auto" w:fill="FFFFFF"/>
+        </w:rPr>
+        <w:t>pipeline_registers.vhdl</w:t>
+      </w:r>
+      <w:proofErr w:type="spellEnd"/>
+      <w:r>
+        <w:rPr>
+          <w:rFonts w:ascii="Helvetica" w:eastAsia="Times New Roman" w:hAnsi="Helvetica" w:cs="Helvetica"/>
+          <w:color w:val="333333"/>
+          <w:sz w:val="21"/>
+          <w:szCs w:val="21"/>
+          <w:shd w:val="clear" w:color="auto" w:fill="FFFFFF"/>
+        </w:rPr>
+        <w:t xml:space="preserve"> to move</w:t>
       </w:r>
       <w:r>
         <w:rPr>
@@ -7929,15 +8941,27 @@
         </w:rPr>
         <w:t xml:space="preserve">Update </w:t>
       </w:r>
-      <w:r>
-        <w:rPr>
-          <w:rFonts w:ascii="Helvetica" w:eastAsia="Times New Roman" w:hAnsi="Helvetica" w:cs="Helvetica"/>
-          <w:color w:val="333333"/>
-          <w:sz w:val="21"/>
-          <w:szCs w:val="21"/>
-          <w:shd w:val="clear" w:color="auto" w:fill="FFFFFF"/>
-        </w:rPr>
-        <w:t>riscv_pipeline.vhdl, removing syntax errors and ensuring correct operation of Stage 2.</w:t>
+      <w:proofErr w:type="spellStart"/>
+      <w:r>
+        <w:rPr>
+          <w:rFonts w:ascii="Helvetica" w:eastAsia="Times New Roman" w:hAnsi="Helvetica" w:cs="Helvetica"/>
+          <w:color w:val="333333"/>
+          <w:sz w:val="21"/>
+          <w:szCs w:val="21"/>
+          <w:shd w:val="clear" w:color="auto" w:fill="FFFFFF"/>
+        </w:rPr>
+        <w:t>riscv_pipeline.vhdl</w:t>
+      </w:r>
+      <w:proofErr w:type="spellEnd"/>
+      <w:r>
+        <w:rPr>
+          <w:rFonts w:ascii="Helvetica" w:eastAsia="Times New Roman" w:hAnsi="Helvetica" w:cs="Helvetica"/>
+          <w:color w:val="333333"/>
+          <w:sz w:val="21"/>
+          <w:szCs w:val="21"/>
+          <w:shd w:val="clear" w:color="auto" w:fill="FFFFFF"/>
+        </w:rPr>
+        <w:t>, removing syntax errors and ensuring correct operation of Stage 2.</w:t>
       </w:r>
       <w:r>
         <w:rPr>
@@ -7949,6 +8973,7 @@
         </w:rPr>
         <w:t xml:space="preserve"> [many of these updates can be copied from </w:t>
       </w:r>
+      <w:proofErr w:type="spellStart"/>
       <w:r>
         <w:rPr>
           <w:rFonts w:ascii="Helvetica" w:eastAsia="Times New Roman" w:hAnsi="Helvetica" w:cs="Helvetica"/>
@@ -7959,6 +8984,7 @@
         </w:rPr>
         <w:t>riscv_multicycle.vhdl</w:t>
       </w:r>
+      <w:proofErr w:type="spellEnd"/>
       <w:r>
         <w:rPr>
           <w:rFonts w:ascii="Helvetica" w:eastAsia="Times New Roman" w:hAnsi="Helvetica" w:cs="Helvetica"/>
@@ -7992,7 +9018,27 @@
           <w:sz w:val="21"/>
           <w:szCs w:val="21"/>
         </w:rPr>
-        <w:t>Update instr_mem.vhdl, inserting the required NOPs (similar to</w:t>
+        <w:t xml:space="preserve">Update </w:t>
+      </w:r>
+      <w:proofErr w:type="spellStart"/>
+      <w:r>
+        <w:rPr>
+          <w:rFonts w:ascii="Helvetica" w:eastAsia="Times New Roman" w:hAnsi="Helvetica" w:cs="Helvetica"/>
+          <w:color w:val="333333"/>
+          <w:sz w:val="21"/>
+          <w:szCs w:val="21"/>
+        </w:rPr>
+        <w:t>instr_mem.vhdl</w:t>
+      </w:r>
+      <w:proofErr w:type="spellEnd"/>
+      <w:r>
+        <w:rPr>
+          <w:rFonts w:ascii="Helvetica" w:eastAsia="Times New Roman" w:hAnsi="Helvetica" w:cs="Helvetica"/>
+          <w:color w:val="333333"/>
+          <w:sz w:val="21"/>
+          <w:szCs w:val="21"/>
+        </w:rPr>
+        <w:t>, inserting the required NOPs (similar to</w:t>
       </w:r>
       <w:r>
         <w:rPr>
@@ -8060,7 +9106,29 @@
           <w:szCs w:val="21"/>
           <w:shd w:val="clear" w:color="auto" w:fill="FFFFFF"/>
         </w:rPr>
-        <w:t xml:space="preserve">Run simulation in vivado, testing the </w:t>
+        <w:t xml:space="preserve">Run simulation in </w:t>
+      </w:r>
+      <w:proofErr w:type="spellStart"/>
+      <w:r>
+        <w:rPr>
+          <w:rFonts w:ascii="Helvetica" w:eastAsia="Times New Roman" w:hAnsi="Helvetica" w:cs="Helvetica"/>
+          <w:color w:val="333333"/>
+          <w:sz w:val="21"/>
+          <w:szCs w:val="21"/>
+          <w:shd w:val="clear" w:color="auto" w:fill="FFFFFF"/>
+        </w:rPr>
+        <w:t>vivado</w:t>
+      </w:r>
+      <w:proofErr w:type="spellEnd"/>
+      <w:r>
+        <w:rPr>
+          <w:rFonts w:ascii="Helvetica" w:eastAsia="Times New Roman" w:hAnsi="Helvetica" w:cs="Helvetica"/>
+          <w:color w:val="333333"/>
+          <w:sz w:val="21"/>
+          <w:szCs w:val="21"/>
+          <w:shd w:val="clear" w:color="auto" w:fill="FFFFFF"/>
+        </w:rPr>
+        <w:t xml:space="preserve">, testing the </w:t>
       </w:r>
       <w:r>
         <w:rPr>
@@ -8126,6 +9194,7 @@
           <w:szCs w:val="21"/>
         </w:rPr>
       </w:pPr>
+      <w:proofErr w:type="spellStart"/>
       <w:r>
         <w:rPr>
           <w:rFonts w:ascii="Helvetica" w:eastAsia="Times New Roman" w:hAnsi="Helvetica" w:cs="Helvetica"/>
@@ -8135,7 +9204,547 @@
           <w:sz w:val="21"/>
           <w:szCs w:val="21"/>
         </w:rPr>
-        <w:t>Clk, reset, clock_counter, pc, NPC, next_PC, if_id_npc, id_ex_npc, ex_mem_npc, instr, opcode, if_id_rs1, reg1_data, if_id_rs2, reg2_data, mem_wb_rd, wb_data, if_id_imm, alu_input_a,  alu_input_b, alu_result, mem_data, mem_read, mem_write, alu_src, id_ex_alu_src, branch, ex_mem_branch, jump, ex_mem_jump, load_addr, reg_write, reg_write_chip, display_x5, display_x6, display_x7, display_x10</w:t>
+        <w:t>Clk</w:t>
+      </w:r>
+      <w:proofErr w:type="spellEnd"/>
+      <w:r>
+        <w:rPr>
+          <w:rFonts w:ascii="Helvetica" w:eastAsia="Times New Roman" w:hAnsi="Helvetica" w:cs="Helvetica"/>
+          <w:i/>
+          <w:iCs/>
+          <w:color w:val="333333"/>
+          <w:sz w:val="21"/>
+          <w:szCs w:val="21"/>
+        </w:rPr>
+        <w:t xml:space="preserve">, reset, </w:t>
+      </w:r>
+      <w:proofErr w:type="spellStart"/>
+      <w:r>
+        <w:rPr>
+          <w:rFonts w:ascii="Helvetica" w:eastAsia="Times New Roman" w:hAnsi="Helvetica" w:cs="Helvetica"/>
+          <w:i/>
+          <w:iCs/>
+          <w:color w:val="333333"/>
+          <w:sz w:val="21"/>
+          <w:szCs w:val="21"/>
+        </w:rPr>
+        <w:t>clock_counter</w:t>
+      </w:r>
+      <w:proofErr w:type="spellEnd"/>
+      <w:r>
+        <w:rPr>
+          <w:rFonts w:ascii="Helvetica" w:eastAsia="Times New Roman" w:hAnsi="Helvetica" w:cs="Helvetica"/>
+          <w:i/>
+          <w:iCs/>
+          <w:color w:val="333333"/>
+          <w:sz w:val="21"/>
+          <w:szCs w:val="21"/>
+        </w:rPr>
+        <w:t xml:space="preserve">, pc, NPC, </w:t>
+      </w:r>
+      <w:proofErr w:type="spellStart"/>
+      <w:r>
+        <w:rPr>
+          <w:rFonts w:ascii="Helvetica" w:eastAsia="Times New Roman" w:hAnsi="Helvetica" w:cs="Helvetica"/>
+          <w:i/>
+          <w:iCs/>
+          <w:color w:val="333333"/>
+          <w:sz w:val="21"/>
+          <w:szCs w:val="21"/>
+        </w:rPr>
+        <w:t>next_PC</w:t>
+      </w:r>
+      <w:proofErr w:type="spellEnd"/>
+      <w:r>
+        <w:rPr>
+          <w:rFonts w:ascii="Helvetica" w:eastAsia="Times New Roman" w:hAnsi="Helvetica" w:cs="Helvetica"/>
+          <w:i/>
+          <w:iCs/>
+          <w:color w:val="333333"/>
+          <w:sz w:val="21"/>
+          <w:szCs w:val="21"/>
+        </w:rPr>
+        <w:t xml:space="preserve">, </w:t>
+      </w:r>
+      <w:proofErr w:type="spellStart"/>
+      <w:r>
+        <w:rPr>
+          <w:rFonts w:ascii="Helvetica" w:eastAsia="Times New Roman" w:hAnsi="Helvetica" w:cs="Helvetica"/>
+          <w:i/>
+          <w:iCs/>
+          <w:color w:val="333333"/>
+          <w:sz w:val="21"/>
+          <w:szCs w:val="21"/>
+        </w:rPr>
+        <w:t>if_id_npc</w:t>
+      </w:r>
+      <w:proofErr w:type="spellEnd"/>
+      <w:r>
+        <w:rPr>
+          <w:rFonts w:ascii="Helvetica" w:eastAsia="Times New Roman" w:hAnsi="Helvetica" w:cs="Helvetica"/>
+          <w:i/>
+          <w:iCs/>
+          <w:color w:val="333333"/>
+          <w:sz w:val="21"/>
+          <w:szCs w:val="21"/>
+        </w:rPr>
+        <w:t xml:space="preserve">, </w:t>
+      </w:r>
+      <w:proofErr w:type="spellStart"/>
+      <w:r>
+        <w:rPr>
+          <w:rFonts w:ascii="Helvetica" w:eastAsia="Times New Roman" w:hAnsi="Helvetica" w:cs="Helvetica"/>
+          <w:i/>
+          <w:iCs/>
+          <w:color w:val="333333"/>
+          <w:sz w:val="21"/>
+          <w:szCs w:val="21"/>
+        </w:rPr>
+        <w:t>id_ex_npc</w:t>
+      </w:r>
+      <w:proofErr w:type="spellEnd"/>
+      <w:r>
+        <w:rPr>
+          <w:rFonts w:ascii="Helvetica" w:eastAsia="Times New Roman" w:hAnsi="Helvetica" w:cs="Helvetica"/>
+          <w:i/>
+          <w:iCs/>
+          <w:color w:val="333333"/>
+          <w:sz w:val="21"/>
+          <w:szCs w:val="21"/>
+        </w:rPr>
+        <w:t xml:space="preserve">, </w:t>
+      </w:r>
+      <w:proofErr w:type="spellStart"/>
+      <w:r>
+        <w:rPr>
+          <w:rFonts w:ascii="Helvetica" w:eastAsia="Times New Roman" w:hAnsi="Helvetica" w:cs="Helvetica"/>
+          <w:i/>
+          <w:iCs/>
+          <w:color w:val="333333"/>
+          <w:sz w:val="21"/>
+          <w:szCs w:val="21"/>
+        </w:rPr>
+        <w:t>ex_mem_npc</w:t>
+      </w:r>
+      <w:proofErr w:type="spellEnd"/>
+      <w:r>
+        <w:rPr>
+          <w:rFonts w:ascii="Helvetica" w:eastAsia="Times New Roman" w:hAnsi="Helvetica" w:cs="Helvetica"/>
+          <w:i/>
+          <w:iCs/>
+          <w:color w:val="333333"/>
+          <w:sz w:val="21"/>
+          <w:szCs w:val="21"/>
+        </w:rPr>
+        <w:t xml:space="preserve">, </w:t>
+      </w:r>
+      <w:proofErr w:type="spellStart"/>
+      <w:r>
+        <w:rPr>
+          <w:rFonts w:ascii="Helvetica" w:eastAsia="Times New Roman" w:hAnsi="Helvetica" w:cs="Helvetica"/>
+          <w:i/>
+          <w:iCs/>
+          <w:color w:val="333333"/>
+          <w:sz w:val="21"/>
+          <w:szCs w:val="21"/>
+        </w:rPr>
+        <w:t>instr</w:t>
+      </w:r>
+      <w:proofErr w:type="spellEnd"/>
+      <w:r>
+        <w:rPr>
+          <w:rFonts w:ascii="Helvetica" w:eastAsia="Times New Roman" w:hAnsi="Helvetica" w:cs="Helvetica"/>
+          <w:i/>
+          <w:iCs/>
+          <w:color w:val="333333"/>
+          <w:sz w:val="21"/>
+          <w:szCs w:val="21"/>
+        </w:rPr>
+        <w:t xml:space="preserve">, opcode, if_id_rs1, reg1_data, if_id_rs2, reg2_data, </w:t>
+      </w:r>
+      <w:proofErr w:type="spellStart"/>
+      <w:r>
+        <w:rPr>
+          <w:rFonts w:ascii="Helvetica" w:eastAsia="Times New Roman" w:hAnsi="Helvetica" w:cs="Helvetica"/>
+          <w:i/>
+          <w:iCs/>
+          <w:color w:val="333333"/>
+          <w:sz w:val="21"/>
+          <w:szCs w:val="21"/>
+        </w:rPr>
+        <w:t>mem_wb_rd</w:t>
+      </w:r>
+      <w:proofErr w:type="spellEnd"/>
+      <w:r>
+        <w:rPr>
+          <w:rFonts w:ascii="Helvetica" w:eastAsia="Times New Roman" w:hAnsi="Helvetica" w:cs="Helvetica"/>
+          <w:i/>
+          <w:iCs/>
+          <w:color w:val="333333"/>
+          <w:sz w:val="21"/>
+          <w:szCs w:val="21"/>
+        </w:rPr>
+        <w:t xml:space="preserve">, </w:t>
+      </w:r>
+      <w:proofErr w:type="spellStart"/>
+      <w:r>
+        <w:rPr>
+          <w:rFonts w:ascii="Helvetica" w:eastAsia="Times New Roman" w:hAnsi="Helvetica" w:cs="Helvetica"/>
+          <w:i/>
+          <w:iCs/>
+          <w:color w:val="333333"/>
+          <w:sz w:val="21"/>
+          <w:szCs w:val="21"/>
+        </w:rPr>
+        <w:t>wb_data</w:t>
+      </w:r>
+      <w:proofErr w:type="spellEnd"/>
+      <w:r>
+        <w:rPr>
+          <w:rFonts w:ascii="Helvetica" w:eastAsia="Times New Roman" w:hAnsi="Helvetica" w:cs="Helvetica"/>
+          <w:i/>
+          <w:iCs/>
+          <w:color w:val="333333"/>
+          <w:sz w:val="21"/>
+          <w:szCs w:val="21"/>
+        </w:rPr>
+        <w:t xml:space="preserve">, </w:t>
+      </w:r>
+      <w:proofErr w:type="spellStart"/>
+      <w:r>
+        <w:rPr>
+          <w:rFonts w:ascii="Helvetica" w:eastAsia="Times New Roman" w:hAnsi="Helvetica" w:cs="Helvetica"/>
+          <w:i/>
+          <w:iCs/>
+          <w:color w:val="333333"/>
+          <w:sz w:val="21"/>
+          <w:szCs w:val="21"/>
+        </w:rPr>
+        <w:t>if_id_imm</w:t>
+      </w:r>
+      <w:proofErr w:type="spellEnd"/>
+      <w:r>
+        <w:rPr>
+          <w:rFonts w:ascii="Helvetica" w:eastAsia="Times New Roman" w:hAnsi="Helvetica" w:cs="Helvetica"/>
+          <w:i/>
+          <w:iCs/>
+          <w:color w:val="333333"/>
+          <w:sz w:val="21"/>
+          <w:szCs w:val="21"/>
+        </w:rPr>
+        <w:t xml:space="preserve">, </w:t>
+      </w:r>
+      <w:proofErr w:type="spellStart"/>
+      <w:r>
+        <w:rPr>
+          <w:rFonts w:ascii="Helvetica" w:eastAsia="Times New Roman" w:hAnsi="Helvetica" w:cs="Helvetica"/>
+          <w:i/>
+          <w:iCs/>
+          <w:color w:val="333333"/>
+          <w:sz w:val="21"/>
+          <w:szCs w:val="21"/>
+        </w:rPr>
+        <w:t>alu_input_a</w:t>
+      </w:r>
+      <w:proofErr w:type="spellEnd"/>
+      <w:r>
+        <w:rPr>
+          <w:rFonts w:ascii="Helvetica" w:eastAsia="Times New Roman" w:hAnsi="Helvetica" w:cs="Helvetica"/>
+          <w:i/>
+          <w:iCs/>
+          <w:color w:val="333333"/>
+          <w:sz w:val="21"/>
+          <w:szCs w:val="21"/>
+        </w:rPr>
+        <w:t xml:space="preserve">,  </w:t>
+      </w:r>
+      <w:proofErr w:type="spellStart"/>
+      <w:r>
+        <w:rPr>
+          <w:rFonts w:ascii="Helvetica" w:eastAsia="Times New Roman" w:hAnsi="Helvetica" w:cs="Helvetica"/>
+          <w:i/>
+          <w:iCs/>
+          <w:color w:val="333333"/>
+          <w:sz w:val="21"/>
+          <w:szCs w:val="21"/>
+        </w:rPr>
+        <w:t>alu_input_b</w:t>
+      </w:r>
+      <w:proofErr w:type="spellEnd"/>
+      <w:r>
+        <w:rPr>
+          <w:rFonts w:ascii="Helvetica" w:eastAsia="Times New Roman" w:hAnsi="Helvetica" w:cs="Helvetica"/>
+          <w:i/>
+          <w:iCs/>
+          <w:color w:val="333333"/>
+          <w:sz w:val="21"/>
+          <w:szCs w:val="21"/>
+        </w:rPr>
+        <w:t xml:space="preserve">, </w:t>
+      </w:r>
+      <w:proofErr w:type="spellStart"/>
+      <w:r>
+        <w:rPr>
+          <w:rFonts w:ascii="Helvetica" w:eastAsia="Times New Roman" w:hAnsi="Helvetica" w:cs="Helvetica"/>
+          <w:i/>
+          <w:iCs/>
+          <w:color w:val="333333"/>
+          <w:sz w:val="21"/>
+          <w:szCs w:val="21"/>
+        </w:rPr>
+        <w:t>alu_result</w:t>
+      </w:r>
+      <w:proofErr w:type="spellEnd"/>
+      <w:r>
+        <w:rPr>
+          <w:rFonts w:ascii="Helvetica" w:eastAsia="Times New Roman" w:hAnsi="Helvetica" w:cs="Helvetica"/>
+          <w:i/>
+          <w:iCs/>
+          <w:color w:val="333333"/>
+          <w:sz w:val="21"/>
+          <w:szCs w:val="21"/>
+        </w:rPr>
+        <w:t xml:space="preserve">, </w:t>
+      </w:r>
+      <w:proofErr w:type="spellStart"/>
+      <w:r>
+        <w:rPr>
+          <w:rFonts w:ascii="Helvetica" w:eastAsia="Times New Roman" w:hAnsi="Helvetica" w:cs="Helvetica"/>
+          <w:i/>
+          <w:iCs/>
+          <w:color w:val="333333"/>
+          <w:sz w:val="21"/>
+          <w:szCs w:val="21"/>
+        </w:rPr>
+        <w:t>mem_data</w:t>
+      </w:r>
+      <w:proofErr w:type="spellEnd"/>
+      <w:r>
+        <w:rPr>
+          <w:rFonts w:ascii="Helvetica" w:eastAsia="Times New Roman" w:hAnsi="Helvetica" w:cs="Helvetica"/>
+          <w:i/>
+          <w:iCs/>
+          <w:color w:val="333333"/>
+          <w:sz w:val="21"/>
+          <w:szCs w:val="21"/>
+        </w:rPr>
+        <w:t xml:space="preserve">, </w:t>
+      </w:r>
+      <w:proofErr w:type="spellStart"/>
+      <w:r>
+        <w:rPr>
+          <w:rFonts w:ascii="Helvetica" w:eastAsia="Times New Roman" w:hAnsi="Helvetica" w:cs="Helvetica"/>
+          <w:i/>
+          <w:iCs/>
+          <w:color w:val="333333"/>
+          <w:sz w:val="21"/>
+          <w:szCs w:val="21"/>
+        </w:rPr>
+        <w:t>mem_read</w:t>
+      </w:r>
+      <w:proofErr w:type="spellEnd"/>
+      <w:r>
+        <w:rPr>
+          <w:rFonts w:ascii="Helvetica" w:eastAsia="Times New Roman" w:hAnsi="Helvetica" w:cs="Helvetica"/>
+          <w:i/>
+          <w:iCs/>
+          <w:color w:val="333333"/>
+          <w:sz w:val="21"/>
+          <w:szCs w:val="21"/>
+        </w:rPr>
+        <w:t xml:space="preserve">, </w:t>
+      </w:r>
+      <w:proofErr w:type="spellStart"/>
+      <w:r>
+        <w:rPr>
+          <w:rFonts w:ascii="Helvetica" w:eastAsia="Times New Roman" w:hAnsi="Helvetica" w:cs="Helvetica"/>
+          <w:i/>
+          <w:iCs/>
+          <w:color w:val="333333"/>
+          <w:sz w:val="21"/>
+          <w:szCs w:val="21"/>
+        </w:rPr>
+        <w:t>mem_write</w:t>
+      </w:r>
+      <w:proofErr w:type="spellEnd"/>
+      <w:r>
+        <w:rPr>
+          <w:rFonts w:ascii="Helvetica" w:eastAsia="Times New Roman" w:hAnsi="Helvetica" w:cs="Helvetica"/>
+          <w:i/>
+          <w:iCs/>
+          <w:color w:val="333333"/>
+          <w:sz w:val="21"/>
+          <w:szCs w:val="21"/>
+        </w:rPr>
+        <w:t xml:space="preserve">, </w:t>
+      </w:r>
+      <w:proofErr w:type="spellStart"/>
+      <w:r>
+        <w:rPr>
+          <w:rFonts w:ascii="Helvetica" w:eastAsia="Times New Roman" w:hAnsi="Helvetica" w:cs="Helvetica"/>
+          <w:i/>
+          <w:iCs/>
+          <w:color w:val="333333"/>
+          <w:sz w:val="21"/>
+          <w:szCs w:val="21"/>
+        </w:rPr>
+        <w:t>alu_src</w:t>
+      </w:r>
+      <w:proofErr w:type="spellEnd"/>
+      <w:r>
+        <w:rPr>
+          <w:rFonts w:ascii="Helvetica" w:eastAsia="Times New Roman" w:hAnsi="Helvetica" w:cs="Helvetica"/>
+          <w:i/>
+          <w:iCs/>
+          <w:color w:val="333333"/>
+          <w:sz w:val="21"/>
+          <w:szCs w:val="21"/>
+        </w:rPr>
+        <w:t xml:space="preserve">, </w:t>
+      </w:r>
+      <w:proofErr w:type="spellStart"/>
+      <w:r>
+        <w:rPr>
+          <w:rFonts w:ascii="Helvetica" w:eastAsia="Times New Roman" w:hAnsi="Helvetica" w:cs="Helvetica"/>
+          <w:i/>
+          <w:iCs/>
+          <w:color w:val="333333"/>
+          <w:sz w:val="21"/>
+          <w:szCs w:val="21"/>
+        </w:rPr>
+        <w:t>id_ex_alu_src</w:t>
+      </w:r>
+      <w:proofErr w:type="spellEnd"/>
+      <w:r>
+        <w:rPr>
+          <w:rFonts w:ascii="Helvetica" w:eastAsia="Times New Roman" w:hAnsi="Helvetica" w:cs="Helvetica"/>
+          <w:i/>
+          <w:iCs/>
+          <w:color w:val="333333"/>
+          <w:sz w:val="21"/>
+          <w:szCs w:val="21"/>
+        </w:rPr>
+        <w:t xml:space="preserve">, branch, </w:t>
+      </w:r>
+      <w:proofErr w:type="spellStart"/>
+      <w:r>
+        <w:rPr>
+          <w:rFonts w:ascii="Helvetica" w:eastAsia="Times New Roman" w:hAnsi="Helvetica" w:cs="Helvetica"/>
+          <w:i/>
+          <w:iCs/>
+          <w:color w:val="333333"/>
+          <w:sz w:val="21"/>
+          <w:szCs w:val="21"/>
+        </w:rPr>
+        <w:t>ex_mem_branch</w:t>
+      </w:r>
+      <w:proofErr w:type="spellEnd"/>
+      <w:r>
+        <w:rPr>
+          <w:rFonts w:ascii="Helvetica" w:eastAsia="Times New Roman" w:hAnsi="Helvetica" w:cs="Helvetica"/>
+          <w:i/>
+          <w:iCs/>
+          <w:color w:val="333333"/>
+          <w:sz w:val="21"/>
+          <w:szCs w:val="21"/>
+        </w:rPr>
+        <w:t xml:space="preserve">, jump, </w:t>
+      </w:r>
+      <w:proofErr w:type="spellStart"/>
+      <w:r>
+        <w:rPr>
+          <w:rFonts w:ascii="Helvetica" w:eastAsia="Times New Roman" w:hAnsi="Helvetica" w:cs="Helvetica"/>
+          <w:i/>
+          <w:iCs/>
+          <w:color w:val="333333"/>
+          <w:sz w:val="21"/>
+          <w:szCs w:val="21"/>
+        </w:rPr>
+        <w:t>ex_mem_jump</w:t>
+      </w:r>
+      <w:proofErr w:type="spellEnd"/>
+      <w:r>
+        <w:rPr>
+          <w:rFonts w:ascii="Helvetica" w:eastAsia="Times New Roman" w:hAnsi="Helvetica" w:cs="Helvetica"/>
+          <w:i/>
+          <w:iCs/>
+          <w:color w:val="333333"/>
+          <w:sz w:val="21"/>
+          <w:szCs w:val="21"/>
+        </w:rPr>
+        <w:t xml:space="preserve">, </w:t>
+      </w:r>
+      <w:proofErr w:type="spellStart"/>
+      <w:r>
+        <w:rPr>
+          <w:rFonts w:ascii="Helvetica" w:eastAsia="Times New Roman" w:hAnsi="Helvetica" w:cs="Helvetica"/>
+          <w:i/>
+          <w:iCs/>
+          <w:color w:val="333333"/>
+          <w:sz w:val="21"/>
+          <w:szCs w:val="21"/>
+        </w:rPr>
+        <w:t>load_addr</w:t>
+      </w:r>
+      <w:proofErr w:type="spellEnd"/>
+      <w:r>
+        <w:rPr>
+          <w:rFonts w:ascii="Helvetica" w:eastAsia="Times New Roman" w:hAnsi="Helvetica" w:cs="Helvetica"/>
+          <w:i/>
+          <w:iCs/>
+          <w:color w:val="333333"/>
+          <w:sz w:val="21"/>
+          <w:szCs w:val="21"/>
+        </w:rPr>
+        <w:t xml:space="preserve">, </w:t>
+      </w:r>
+      <w:proofErr w:type="spellStart"/>
+      <w:r>
+        <w:rPr>
+          <w:rFonts w:ascii="Helvetica" w:eastAsia="Times New Roman" w:hAnsi="Helvetica" w:cs="Helvetica"/>
+          <w:i/>
+          <w:iCs/>
+          <w:color w:val="333333"/>
+          <w:sz w:val="21"/>
+          <w:szCs w:val="21"/>
+        </w:rPr>
+        <w:t>reg_write</w:t>
+      </w:r>
+      <w:proofErr w:type="spellEnd"/>
+      <w:r>
+        <w:rPr>
+          <w:rFonts w:ascii="Helvetica" w:eastAsia="Times New Roman" w:hAnsi="Helvetica" w:cs="Helvetica"/>
+          <w:i/>
+          <w:iCs/>
+          <w:color w:val="333333"/>
+          <w:sz w:val="21"/>
+          <w:szCs w:val="21"/>
+        </w:rPr>
+        <w:t xml:space="preserve">, </w:t>
+      </w:r>
+      <w:proofErr w:type="spellStart"/>
+      <w:r>
+        <w:rPr>
+          <w:rFonts w:ascii="Helvetica" w:eastAsia="Times New Roman" w:hAnsi="Helvetica" w:cs="Helvetica"/>
+          <w:i/>
+          <w:iCs/>
+          <w:color w:val="333333"/>
+          <w:sz w:val="21"/>
+          <w:szCs w:val="21"/>
+        </w:rPr>
+        <w:t>reg_write_chip</w:t>
+      </w:r>
+      <w:proofErr w:type="spellEnd"/>
+      <w:r>
+        <w:rPr>
+          <w:rFonts w:ascii="Helvetica" w:eastAsia="Times New Roman" w:hAnsi="Helvetica" w:cs="Helvetica"/>
+          <w:i/>
+          <w:iCs/>
+          <w:color w:val="333333"/>
+          <w:sz w:val="21"/>
+          <w:szCs w:val="21"/>
+        </w:rPr>
+        <w:t>, display_x5, display_x6, display_x7, display_x10</w:t>
       </w:r>
     </w:p>
     <w:p>
@@ -8160,8 +9769,23 @@
           <w:highlight w:val="yellow"/>
           <w:shd w:val="clear" w:color="auto" w:fill="FFFFFF"/>
         </w:rPr>
-        <w:t>Turn in your simulation plot in gradescope</w:t>
-      </w:r>
+        <w:t xml:space="preserve">Turn in your simulation plot in </w:t>
+      </w:r>
+      <w:proofErr w:type="spellStart"/>
+      <w:r>
+        <w:rPr>
+          <w:rFonts w:ascii="Helvetica" w:eastAsia="Times New Roman" w:hAnsi="Helvetica" w:cs="Helvetica"/>
+          <w:b/>
+          <w:bCs/>
+          <w:color w:val="333333"/>
+          <w:sz w:val="21"/>
+          <w:szCs w:val="21"/>
+          <w:highlight w:val="yellow"/>
+          <w:shd w:val="clear" w:color="auto" w:fill="FFFFFF"/>
+        </w:rPr>
+        <w:t>gradescope</w:t>
+      </w:r>
+      <w:proofErr w:type="spellEnd"/>
       <w:r>
         <w:rPr>
           <w:rFonts w:ascii="Helvetica" w:eastAsia="Times New Roman" w:hAnsi="Helvetica" w:cs="Helvetica"/>
@@ -8170,6 +9794,35 @@
           <w:szCs w:val="21"/>
         </w:rPr>
         <w:t>.</w:t>
+      </w:r>
+      <w:r>
+        <w:rPr>
+          <w:rFonts w:ascii="Helvetica" w:eastAsia="Times New Roman" w:hAnsi="Helvetica" w:cs="Helvetica"/>
+          <w:color w:val="333333"/>
+          <w:sz w:val="21"/>
+          <w:szCs w:val="21"/>
+        </w:rPr>
+        <w:t xml:space="preserve"> Remember to annotate on the simulation plot the key points showing your simulation worked (like final clock cycle, final value of x5, x6, x7 and x10, </w:t>
+      </w:r>
+      <w:proofErr w:type="spellStart"/>
+      <w:r>
+        <w:rPr>
+          <w:rFonts w:ascii="Helvetica" w:eastAsia="Times New Roman" w:hAnsi="Helvetica" w:cs="Helvetica"/>
+          <w:color w:val="333333"/>
+          <w:sz w:val="21"/>
+          <w:szCs w:val="21"/>
+        </w:rPr>
+        <w:t>etc</w:t>
+      </w:r>
+      <w:proofErr w:type="spellEnd"/>
+      <w:r>
+        <w:rPr>
+          <w:rFonts w:ascii="Helvetica" w:eastAsia="Times New Roman" w:hAnsi="Helvetica" w:cs="Helvetica"/>
+          <w:color w:val="333333"/>
+          <w:sz w:val="21"/>
+          <w:szCs w:val="21"/>
+        </w:rPr>
+        <w:t>)</w:t>
       </w:r>
     </w:p>
     <w:p>
@@ -8216,8 +9869,20 @@
           <w:szCs w:val="21"/>
           <w:highlight w:val="yellow"/>
         </w:rPr>
-        <w:t>in gradescope</w:t>
-      </w:r>
+        <w:t xml:space="preserve">in </w:t>
+      </w:r>
+      <w:proofErr w:type="spellStart"/>
+      <w:r>
+        <w:rPr>
+          <w:rFonts w:ascii="Helvetica" w:eastAsia="Times New Roman" w:hAnsi="Helvetica" w:cs="Helvetica"/>
+          <w:color w:val="333333"/>
+          <w:sz w:val="21"/>
+          <w:szCs w:val="21"/>
+          <w:highlight w:val="yellow"/>
+        </w:rPr>
+        <w:t>gradescope</w:t>
+      </w:r>
+      <w:proofErr w:type="spellEnd"/>
       <w:r>
         <w:rPr>
           <w:rFonts w:ascii="Helvetica" w:eastAsia="Times New Roman" w:hAnsi="Helvetica" w:cs="Helvetica"/>
@@ -8392,26 +10057,57 @@
           <w:sz w:val="21"/>
           <w:szCs w:val="21"/>
         </w:rPr>
-        <w:t>: Now replace your instr</w:t>
-      </w:r>
-      <w:r>
-        <w:rPr>
-          <w:rFonts w:ascii="Helvetica" w:eastAsia="Times New Roman" w:hAnsi="Helvetica" w:cs="Helvetica"/>
-          <w:color w:val="333333"/>
-          <w:sz w:val="21"/>
-          <w:szCs w:val="21"/>
-        </w:rPr>
-        <w:t>_mem.vhdl with your original code</w:t>
-      </w:r>
-      <w:r>
-        <w:rPr>
-          <w:rFonts w:ascii="Helvetica" w:eastAsia="Times New Roman" w:hAnsi="Helvetica" w:cs="Helvetica"/>
-          <w:color w:val="333333"/>
-          <w:sz w:val="21"/>
-          <w:szCs w:val="21"/>
-        </w:rPr>
-        <w:t xml:space="preserve"> (which does NOT have the NOPs) and run the simulation in vivado</w:t>
-      </w:r>
+        <w:t xml:space="preserve">: Now replace your </w:t>
+      </w:r>
+      <w:proofErr w:type="spellStart"/>
+      <w:r>
+        <w:rPr>
+          <w:rFonts w:ascii="Helvetica" w:eastAsia="Times New Roman" w:hAnsi="Helvetica" w:cs="Helvetica"/>
+          <w:color w:val="333333"/>
+          <w:sz w:val="21"/>
+          <w:szCs w:val="21"/>
+        </w:rPr>
+        <w:t>instr</w:t>
+      </w:r>
+      <w:r>
+        <w:rPr>
+          <w:rFonts w:ascii="Helvetica" w:eastAsia="Times New Roman" w:hAnsi="Helvetica" w:cs="Helvetica"/>
+          <w:color w:val="333333"/>
+          <w:sz w:val="21"/>
+          <w:szCs w:val="21"/>
+        </w:rPr>
+        <w:t>_mem.vhdl</w:t>
+      </w:r>
+      <w:proofErr w:type="spellEnd"/>
+      <w:r>
+        <w:rPr>
+          <w:rFonts w:ascii="Helvetica" w:eastAsia="Times New Roman" w:hAnsi="Helvetica" w:cs="Helvetica"/>
+          <w:color w:val="333333"/>
+          <w:sz w:val="21"/>
+          <w:szCs w:val="21"/>
+        </w:rPr>
+        <w:t xml:space="preserve"> with your original code</w:t>
+      </w:r>
+      <w:r>
+        <w:rPr>
+          <w:rFonts w:ascii="Helvetica" w:eastAsia="Times New Roman" w:hAnsi="Helvetica" w:cs="Helvetica"/>
+          <w:color w:val="333333"/>
+          <w:sz w:val="21"/>
+          <w:szCs w:val="21"/>
+        </w:rPr>
+        <w:t xml:space="preserve"> (which does NOT have the NOPs) and run the simulation in </w:t>
+      </w:r>
+      <w:proofErr w:type="spellStart"/>
+      <w:r>
+        <w:rPr>
+          <w:rFonts w:ascii="Helvetica" w:eastAsia="Times New Roman" w:hAnsi="Helvetica" w:cs="Helvetica"/>
+          <w:color w:val="333333"/>
+          <w:sz w:val="21"/>
+          <w:szCs w:val="21"/>
+        </w:rPr>
+        <w:t>vivado</w:t>
+      </w:r>
+      <w:proofErr w:type="spellEnd"/>
       <w:r>
         <w:rPr>
           <w:rFonts w:ascii="Helvetica" w:eastAsia="Times New Roman" w:hAnsi="Helvetica" w:cs="Helvetica"/>
@@ -8455,6 +10151,7 @@
           <w:szCs w:val="21"/>
         </w:rPr>
       </w:pPr>
+      <w:proofErr w:type="spellStart"/>
       <w:r>
         <w:rPr>
           <w:rFonts w:ascii="Helvetica" w:eastAsia="Times New Roman" w:hAnsi="Helvetica" w:cs="Helvetica"/>
@@ -8464,7 +10161,547 @@
           <w:sz w:val="21"/>
           <w:szCs w:val="21"/>
         </w:rPr>
-        <w:t>Clk, reset, clock_counter, pc, NPC, next_PC, if_id_npc, id_ex_npc, ex_mem_npc, instr, opcode, if_id_rs1, reg1_data, if_id_rs2, reg2_data, mem_wb_rd, wb_data, if_id_imm, alu_input_a,  alu_input_b, alu_result, mem_data, mem_read, mem_write, alu_src, id_ex_alu_src, branch, ex_mem_branch, jump, ex_mem_jump, load_addr, reg_write, reg_write_chip, display_x5, display_x6, display_x7, display_x10</w:t>
+        <w:t>Clk</w:t>
+      </w:r>
+      <w:proofErr w:type="spellEnd"/>
+      <w:r>
+        <w:rPr>
+          <w:rFonts w:ascii="Helvetica" w:eastAsia="Times New Roman" w:hAnsi="Helvetica" w:cs="Helvetica"/>
+          <w:i/>
+          <w:iCs/>
+          <w:color w:val="333333"/>
+          <w:sz w:val="21"/>
+          <w:szCs w:val="21"/>
+        </w:rPr>
+        <w:t xml:space="preserve">, reset, </w:t>
+      </w:r>
+      <w:proofErr w:type="spellStart"/>
+      <w:r>
+        <w:rPr>
+          <w:rFonts w:ascii="Helvetica" w:eastAsia="Times New Roman" w:hAnsi="Helvetica" w:cs="Helvetica"/>
+          <w:i/>
+          <w:iCs/>
+          <w:color w:val="333333"/>
+          <w:sz w:val="21"/>
+          <w:szCs w:val="21"/>
+        </w:rPr>
+        <w:t>clock_counter</w:t>
+      </w:r>
+      <w:proofErr w:type="spellEnd"/>
+      <w:r>
+        <w:rPr>
+          <w:rFonts w:ascii="Helvetica" w:eastAsia="Times New Roman" w:hAnsi="Helvetica" w:cs="Helvetica"/>
+          <w:i/>
+          <w:iCs/>
+          <w:color w:val="333333"/>
+          <w:sz w:val="21"/>
+          <w:szCs w:val="21"/>
+        </w:rPr>
+        <w:t xml:space="preserve">, pc, NPC, </w:t>
+      </w:r>
+      <w:proofErr w:type="spellStart"/>
+      <w:r>
+        <w:rPr>
+          <w:rFonts w:ascii="Helvetica" w:eastAsia="Times New Roman" w:hAnsi="Helvetica" w:cs="Helvetica"/>
+          <w:i/>
+          <w:iCs/>
+          <w:color w:val="333333"/>
+          <w:sz w:val="21"/>
+          <w:szCs w:val="21"/>
+        </w:rPr>
+        <w:t>next_PC</w:t>
+      </w:r>
+      <w:proofErr w:type="spellEnd"/>
+      <w:r>
+        <w:rPr>
+          <w:rFonts w:ascii="Helvetica" w:eastAsia="Times New Roman" w:hAnsi="Helvetica" w:cs="Helvetica"/>
+          <w:i/>
+          <w:iCs/>
+          <w:color w:val="333333"/>
+          <w:sz w:val="21"/>
+          <w:szCs w:val="21"/>
+        </w:rPr>
+        <w:t xml:space="preserve">, </w:t>
+      </w:r>
+      <w:proofErr w:type="spellStart"/>
+      <w:r>
+        <w:rPr>
+          <w:rFonts w:ascii="Helvetica" w:eastAsia="Times New Roman" w:hAnsi="Helvetica" w:cs="Helvetica"/>
+          <w:i/>
+          <w:iCs/>
+          <w:color w:val="333333"/>
+          <w:sz w:val="21"/>
+          <w:szCs w:val="21"/>
+        </w:rPr>
+        <w:t>if_id_npc</w:t>
+      </w:r>
+      <w:proofErr w:type="spellEnd"/>
+      <w:r>
+        <w:rPr>
+          <w:rFonts w:ascii="Helvetica" w:eastAsia="Times New Roman" w:hAnsi="Helvetica" w:cs="Helvetica"/>
+          <w:i/>
+          <w:iCs/>
+          <w:color w:val="333333"/>
+          <w:sz w:val="21"/>
+          <w:szCs w:val="21"/>
+        </w:rPr>
+        <w:t xml:space="preserve">, </w:t>
+      </w:r>
+      <w:proofErr w:type="spellStart"/>
+      <w:r>
+        <w:rPr>
+          <w:rFonts w:ascii="Helvetica" w:eastAsia="Times New Roman" w:hAnsi="Helvetica" w:cs="Helvetica"/>
+          <w:i/>
+          <w:iCs/>
+          <w:color w:val="333333"/>
+          <w:sz w:val="21"/>
+          <w:szCs w:val="21"/>
+        </w:rPr>
+        <w:t>id_ex_npc</w:t>
+      </w:r>
+      <w:proofErr w:type="spellEnd"/>
+      <w:r>
+        <w:rPr>
+          <w:rFonts w:ascii="Helvetica" w:eastAsia="Times New Roman" w:hAnsi="Helvetica" w:cs="Helvetica"/>
+          <w:i/>
+          <w:iCs/>
+          <w:color w:val="333333"/>
+          <w:sz w:val="21"/>
+          <w:szCs w:val="21"/>
+        </w:rPr>
+        <w:t xml:space="preserve">, </w:t>
+      </w:r>
+      <w:proofErr w:type="spellStart"/>
+      <w:r>
+        <w:rPr>
+          <w:rFonts w:ascii="Helvetica" w:eastAsia="Times New Roman" w:hAnsi="Helvetica" w:cs="Helvetica"/>
+          <w:i/>
+          <w:iCs/>
+          <w:color w:val="333333"/>
+          <w:sz w:val="21"/>
+          <w:szCs w:val="21"/>
+        </w:rPr>
+        <w:t>ex_mem_npc</w:t>
+      </w:r>
+      <w:proofErr w:type="spellEnd"/>
+      <w:r>
+        <w:rPr>
+          <w:rFonts w:ascii="Helvetica" w:eastAsia="Times New Roman" w:hAnsi="Helvetica" w:cs="Helvetica"/>
+          <w:i/>
+          <w:iCs/>
+          <w:color w:val="333333"/>
+          <w:sz w:val="21"/>
+          <w:szCs w:val="21"/>
+        </w:rPr>
+        <w:t xml:space="preserve">, </w:t>
+      </w:r>
+      <w:proofErr w:type="spellStart"/>
+      <w:r>
+        <w:rPr>
+          <w:rFonts w:ascii="Helvetica" w:eastAsia="Times New Roman" w:hAnsi="Helvetica" w:cs="Helvetica"/>
+          <w:i/>
+          <w:iCs/>
+          <w:color w:val="333333"/>
+          <w:sz w:val="21"/>
+          <w:szCs w:val="21"/>
+        </w:rPr>
+        <w:t>instr</w:t>
+      </w:r>
+      <w:proofErr w:type="spellEnd"/>
+      <w:r>
+        <w:rPr>
+          <w:rFonts w:ascii="Helvetica" w:eastAsia="Times New Roman" w:hAnsi="Helvetica" w:cs="Helvetica"/>
+          <w:i/>
+          <w:iCs/>
+          <w:color w:val="333333"/>
+          <w:sz w:val="21"/>
+          <w:szCs w:val="21"/>
+        </w:rPr>
+        <w:t xml:space="preserve">, opcode, if_id_rs1, reg1_data, if_id_rs2, reg2_data, </w:t>
+      </w:r>
+      <w:proofErr w:type="spellStart"/>
+      <w:r>
+        <w:rPr>
+          <w:rFonts w:ascii="Helvetica" w:eastAsia="Times New Roman" w:hAnsi="Helvetica" w:cs="Helvetica"/>
+          <w:i/>
+          <w:iCs/>
+          <w:color w:val="333333"/>
+          <w:sz w:val="21"/>
+          <w:szCs w:val="21"/>
+        </w:rPr>
+        <w:t>mem_wb_rd</w:t>
+      </w:r>
+      <w:proofErr w:type="spellEnd"/>
+      <w:r>
+        <w:rPr>
+          <w:rFonts w:ascii="Helvetica" w:eastAsia="Times New Roman" w:hAnsi="Helvetica" w:cs="Helvetica"/>
+          <w:i/>
+          <w:iCs/>
+          <w:color w:val="333333"/>
+          <w:sz w:val="21"/>
+          <w:szCs w:val="21"/>
+        </w:rPr>
+        <w:t xml:space="preserve">, </w:t>
+      </w:r>
+      <w:proofErr w:type="spellStart"/>
+      <w:r>
+        <w:rPr>
+          <w:rFonts w:ascii="Helvetica" w:eastAsia="Times New Roman" w:hAnsi="Helvetica" w:cs="Helvetica"/>
+          <w:i/>
+          <w:iCs/>
+          <w:color w:val="333333"/>
+          <w:sz w:val="21"/>
+          <w:szCs w:val="21"/>
+        </w:rPr>
+        <w:t>wb_data</w:t>
+      </w:r>
+      <w:proofErr w:type="spellEnd"/>
+      <w:r>
+        <w:rPr>
+          <w:rFonts w:ascii="Helvetica" w:eastAsia="Times New Roman" w:hAnsi="Helvetica" w:cs="Helvetica"/>
+          <w:i/>
+          <w:iCs/>
+          <w:color w:val="333333"/>
+          <w:sz w:val="21"/>
+          <w:szCs w:val="21"/>
+        </w:rPr>
+        <w:t xml:space="preserve">, </w:t>
+      </w:r>
+      <w:proofErr w:type="spellStart"/>
+      <w:r>
+        <w:rPr>
+          <w:rFonts w:ascii="Helvetica" w:eastAsia="Times New Roman" w:hAnsi="Helvetica" w:cs="Helvetica"/>
+          <w:i/>
+          <w:iCs/>
+          <w:color w:val="333333"/>
+          <w:sz w:val="21"/>
+          <w:szCs w:val="21"/>
+        </w:rPr>
+        <w:t>if_id_imm</w:t>
+      </w:r>
+      <w:proofErr w:type="spellEnd"/>
+      <w:r>
+        <w:rPr>
+          <w:rFonts w:ascii="Helvetica" w:eastAsia="Times New Roman" w:hAnsi="Helvetica" w:cs="Helvetica"/>
+          <w:i/>
+          <w:iCs/>
+          <w:color w:val="333333"/>
+          <w:sz w:val="21"/>
+          <w:szCs w:val="21"/>
+        </w:rPr>
+        <w:t xml:space="preserve">, </w:t>
+      </w:r>
+      <w:proofErr w:type="spellStart"/>
+      <w:r>
+        <w:rPr>
+          <w:rFonts w:ascii="Helvetica" w:eastAsia="Times New Roman" w:hAnsi="Helvetica" w:cs="Helvetica"/>
+          <w:i/>
+          <w:iCs/>
+          <w:color w:val="333333"/>
+          <w:sz w:val="21"/>
+          <w:szCs w:val="21"/>
+        </w:rPr>
+        <w:t>alu_input_a</w:t>
+      </w:r>
+      <w:proofErr w:type="spellEnd"/>
+      <w:r>
+        <w:rPr>
+          <w:rFonts w:ascii="Helvetica" w:eastAsia="Times New Roman" w:hAnsi="Helvetica" w:cs="Helvetica"/>
+          <w:i/>
+          <w:iCs/>
+          <w:color w:val="333333"/>
+          <w:sz w:val="21"/>
+          <w:szCs w:val="21"/>
+        </w:rPr>
+        <w:t xml:space="preserve">,  </w:t>
+      </w:r>
+      <w:proofErr w:type="spellStart"/>
+      <w:r>
+        <w:rPr>
+          <w:rFonts w:ascii="Helvetica" w:eastAsia="Times New Roman" w:hAnsi="Helvetica" w:cs="Helvetica"/>
+          <w:i/>
+          <w:iCs/>
+          <w:color w:val="333333"/>
+          <w:sz w:val="21"/>
+          <w:szCs w:val="21"/>
+        </w:rPr>
+        <w:t>alu_input_b</w:t>
+      </w:r>
+      <w:proofErr w:type="spellEnd"/>
+      <w:r>
+        <w:rPr>
+          <w:rFonts w:ascii="Helvetica" w:eastAsia="Times New Roman" w:hAnsi="Helvetica" w:cs="Helvetica"/>
+          <w:i/>
+          <w:iCs/>
+          <w:color w:val="333333"/>
+          <w:sz w:val="21"/>
+          <w:szCs w:val="21"/>
+        </w:rPr>
+        <w:t xml:space="preserve">, </w:t>
+      </w:r>
+      <w:proofErr w:type="spellStart"/>
+      <w:r>
+        <w:rPr>
+          <w:rFonts w:ascii="Helvetica" w:eastAsia="Times New Roman" w:hAnsi="Helvetica" w:cs="Helvetica"/>
+          <w:i/>
+          <w:iCs/>
+          <w:color w:val="333333"/>
+          <w:sz w:val="21"/>
+          <w:szCs w:val="21"/>
+        </w:rPr>
+        <w:t>alu_result</w:t>
+      </w:r>
+      <w:proofErr w:type="spellEnd"/>
+      <w:r>
+        <w:rPr>
+          <w:rFonts w:ascii="Helvetica" w:eastAsia="Times New Roman" w:hAnsi="Helvetica" w:cs="Helvetica"/>
+          <w:i/>
+          <w:iCs/>
+          <w:color w:val="333333"/>
+          <w:sz w:val="21"/>
+          <w:szCs w:val="21"/>
+        </w:rPr>
+        <w:t xml:space="preserve">, </w:t>
+      </w:r>
+      <w:proofErr w:type="spellStart"/>
+      <w:r>
+        <w:rPr>
+          <w:rFonts w:ascii="Helvetica" w:eastAsia="Times New Roman" w:hAnsi="Helvetica" w:cs="Helvetica"/>
+          <w:i/>
+          <w:iCs/>
+          <w:color w:val="333333"/>
+          <w:sz w:val="21"/>
+          <w:szCs w:val="21"/>
+        </w:rPr>
+        <w:t>mem_data</w:t>
+      </w:r>
+      <w:proofErr w:type="spellEnd"/>
+      <w:r>
+        <w:rPr>
+          <w:rFonts w:ascii="Helvetica" w:eastAsia="Times New Roman" w:hAnsi="Helvetica" w:cs="Helvetica"/>
+          <w:i/>
+          <w:iCs/>
+          <w:color w:val="333333"/>
+          <w:sz w:val="21"/>
+          <w:szCs w:val="21"/>
+        </w:rPr>
+        <w:t xml:space="preserve">, </w:t>
+      </w:r>
+      <w:proofErr w:type="spellStart"/>
+      <w:r>
+        <w:rPr>
+          <w:rFonts w:ascii="Helvetica" w:eastAsia="Times New Roman" w:hAnsi="Helvetica" w:cs="Helvetica"/>
+          <w:i/>
+          <w:iCs/>
+          <w:color w:val="333333"/>
+          <w:sz w:val="21"/>
+          <w:szCs w:val="21"/>
+        </w:rPr>
+        <w:t>mem_read</w:t>
+      </w:r>
+      <w:proofErr w:type="spellEnd"/>
+      <w:r>
+        <w:rPr>
+          <w:rFonts w:ascii="Helvetica" w:eastAsia="Times New Roman" w:hAnsi="Helvetica" w:cs="Helvetica"/>
+          <w:i/>
+          <w:iCs/>
+          <w:color w:val="333333"/>
+          <w:sz w:val="21"/>
+          <w:szCs w:val="21"/>
+        </w:rPr>
+        <w:t xml:space="preserve">, </w:t>
+      </w:r>
+      <w:proofErr w:type="spellStart"/>
+      <w:r>
+        <w:rPr>
+          <w:rFonts w:ascii="Helvetica" w:eastAsia="Times New Roman" w:hAnsi="Helvetica" w:cs="Helvetica"/>
+          <w:i/>
+          <w:iCs/>
+          <w:color w:val="333333"/>
+          <w:sz w:val="21"/>
+          <w:szCs w:val="21"/>
+        </w:rPr>
+        <w:t>mem_write</w:t>
+      </w:r>
+      <w:proofErr w:type="spellEnd"/>
+      <w:r>
+        <w:rPr>
+          <w:rFonts w:ascii="Helvetica" w:eastAsia="Times New Roman" w:hAnsi="Helvetica" w:cs="Helvetica"/>
+          <w:i/>
+          <w:iCs/>
+          <w:color w:val="333333"/>
+          <w:sz w:val="21"/>
+          <w:szCs w:val="21"/>
+        </w:rPr>
+        <w:t xml:space="preserve">, </w:t>
+      </w:r>
+      <w:proofErr w:type="spellStart"/>
+      <w:r>
+        <w:rPr>
+          <w:rFonts w:ascii="Helvetica" w:eastAsia="Times New Roman" w:hAnsi="Helvetica" w:cs="Helvetica"/>
+          <w:i/>
+          <w:iCs/>
+          <w:color w:val="333333"/>
+          <w:sz w:val="21"/>
+          <w:szCs w:val="21"/>
+        </w:rPr>
+        <w:t>alu_src</w:t>
+      </w:r>
+      <w:proofErr w:type="spellEnd"/>
+      <w:r>
+        <w:rPr>
+          <w:rFonts w:ascii="Helvetica" w:eastAsia="Times New Roman" w:hAnsi="Helvetica" w:cs="Helvetica"/>
+          <w:i/>
+          <w:iCs/>
+          <w:color w:val="333333"/>
+          <w:sz w:val="21"/>
+          <w:szCs w:val="21"/>
+        </w:rPr>
+        <w:t xml:space="preserve">, </w:t>
+      </w:r>
+      <w:proofErr w:type="spellStart"/>
+      <w:r>
+        <w:rPr>
+          <w:rFonts w:ascii="Helvetica" w:eastAsia="Times New Roman" w:hAnsi="Helvetica" w:cs="Helvetica"/>
+          <w:i/>
+          <w:iCs/>
+          <w:color w:val="333333"/>
+          <w:sz w:val="21"/>
+          <w:szCs w:val="21"/>
+        </w:rPr>
+        <w:t>id_ex_alu_src</w:t>
+      </w:r>
+      <w:proofErr w:type="spellEnd"/>
+      <w:r>
+        <w:rPr>
+          <w:rFonts w:ascii="Helvetica" w:eastAsia="Times New Roman" w:hAnsi="Helvetica" w:cs="Helvetica"/>
+          <w:i/>
+          <w:iCs/>
+          <w:color w:val="333333"/>
+          <w:sz w:val="21"/>
+          <w:szCs w:val="21"/>
+        </w:rPr>
+        <w:t xml:space="preserve">, branch, </w:t>
+      </w:r>
+      <w:proofErr w:type="spellStart"/>
+      <w:r>
+        <w:rPr>
+          <w:rFonts w:ascii="Helvetica" w:eastAsia="Times New Roman" w:hAnsi="Helvetica" w:cs="Helvetica"/>
+          <w:i/>
+          <w:iCs/>
+          <w:color w:val="333333"/>
+          <w:sz w:val="21"/>
+          <w:szCs w:val="21"/>
+        </w:rPr>
+        <w:t>ex_mem_branch</w:t>
+      </w:r>
+      <w:proofErr w:type="spellEnd"/>
+      <w:r>
+        <w:rPr>
+          <w:rFonts w:ascii="Helvetica" w:eastAsia="Times New Roman" w:hAnsi="Helvetica" w:cs="Helvetica"/>
+          <w:i/>
+          <w:iCs/>
+          <w:color w:val="333333"/>
+          <w:sz w:val="21"/>
+          <w:szCs w:val="21"/>
+        </w:rPr>
+        <w:t xml:space="preserve">, jump, </w:t>
+      </w:r>
+      <w:proofErr w:type="spellStart"/>
+      <w:r>
+        <w:rPr>
+          <w:rFonts w:ascii="Helvetica" w:eastAsia="Times New Roman" w:hAnsi="Helvetica" w:cs="Helvetica"/>
+          <w:i/>
+          <w:iCs/>
+          <w:color w:val="333333"/>
+          <w:sz w:val="21"/>
+          <w:szCs w:val="21"/>
+        </w:rPr>
+        <w:t>ex_mem_jump</w:t>
+      </w:r>
+      <w:proofErr w:type="spellEnd"/>
+      <w:r>
+        <w:rPr>
+          <w:rFonts w:ascii="Helvetica" w:eastAsia="Times New Roman" w:hAnsi="Helvetica" w:cs="Helvetica"/>
+          <w:i/>
+          <w:iCs/>
+          <w:color w:val="333333"/>
+          <w:sz w:val="21"/>
+          <w:szCs w:val="21"/>
+        </w:rPr>
+        <w:t xml:space="preserve">, </w:t>
+      </w:r>
+      <w:proofErr w:type="spellStart"/>
+      <w:r>
+        <w:rPr>
+          <w:rFonts w:ascii="Helvetica" w:eastAsia="Times New Roman" w:hAnsi="Helvetica" w:cs="Helvetica"/>
+          <w:i/>
+          <w:iCs/>
+          <w:color w:val="333333"/>
+          <w:sz w:val="21"/>
+          <w:szCs w:val="21"/>
+        </w:rPr>
+        <w:t>load_addr</w:t>
+      </w:r>
+      <w:proofErr w:type="spellEnd"/>
+      <w:r>
+        <w:rPr>
+          <w:rFonts w:ascii="Helvetica" w:eastAsia="Times New Roman" w:hAnsi="Helvetica" w:cs="Helvetica"/>
+          <w:i/>
+          <w:iCs/>
+          <w:color w:val="333333"/>
+          <w:sz w:val="21"/>
+          <w:szCs w:val="21"/>
+        </w:rPr>
+        <w:t xml:space="preserve">, </w:t>
+      </w:r>
+      <w:proofErr w:type="spellStart"/>
+      <w:r>
+        <w:rPr>
+          <w:rFonts w:ascii="Helvetica" w:eastAsia="Times New Roman" w:hAnsi="Helvetica" w:cs="Helvetica"/>
+          <w:i/>
+          <w:iCs/>
+          <w:color w:val="333333"/>
+          <w:sz w:val="21"/>
+          <w:szCs w:val="21"/>
+        </w:rPr>
+        <w:t>reg_write</w:t>
+      </w:r>
+      <w:proofErr w:type="spellEnd"/>
+      <w:r>
+        <w:rPr>
+          <w:rFonts w:ascii="Helvetica" w:eastAsia="Times New Roman" w:hAnsi="Helvetica" w:cs="Helvetica"/>
+          <w:i/>
+          <w:iCs/>
+          <w:color w:val="333333"/>
+          <w:sz w:val="21"/>
+          <w:szCs w:val="21"/>
+        </w:rPr>
+        <w:t xml:space="preserve">, </w:t>
+      </w:r>
+      <w:proofErr w:type="spellStart"/>
+      <w:r>
+        <w:rPr>
+          <w:rFonts w:ascii="Helvetica" w:eastAsia="Times New Roman" w:hAnsi="Helvetica" w:cs="Helvetica"/>
+          <w:i/>
+          <w:iCs/>
+          <w:color w:val="333333"/>
+          <w:sz w:val="21"/>
+          <w:szCs w:val="21"/>
+        </w:rPr>
+        <w:t>reg_write_chip</w:t>
+      </w:r>
+      <w:proofErr w:type="spellEnd"/>
+      <w:r>
+        <w:rPr>
+          <w:rFonts w:ascii="Helvetica" w:eastAsia="Times New Roman" w:hAnsi="Helvetica" w:cs="Helvetica"/>
+          <w:i/>
+          <w:iCs/>
+          <w:color w:val="333333"/>
+          <w:sz w:val="21"/>
+          <w:szCs w:val="21"/>
+        </w:rPr>
+        <w:t>, display_x5, display_x6, display_x7, display_x10</w:t>
       </w:r>
     </w:p>
     <w:p>
@@ -8493,8 +10730,23 @@
           <w:highlight w:val="yellow"/>
           <w:shd w:val="clear" w:color="auto" w:fill="FFFFFF"/>
         </w:rPr>
-        <w:t>Turn in your simulation plot in gradescope</w:t>
-      </w:r>
+        <w:t xml:space="preserve">Turn in your simulation plot in </w:t>
+      </w:r>
+      <w:proofErr w:type="spellStart"/>
+      <w:r>
+        <w:rPr>
+          <w:rFonts w:ascii="Helvetica" w:eastAsia="Times New Roman" w:hAnsi="Helvetica" w:cs="Helvetica"/>
+          <w:b/>
+          <w:bCs/>
+          <w:color w:val="333333"/>
+          <w:sz w:val="21"/>
+          <w:szCs w:val="21"/>
+          <w:highlight w:val="yellow"/>
+          <w:shd w:val="clear" w:color="auto" w:fill="FFFFFF"/>
+        </w:rPr>
+        <w:t>gradescope</w:t>
+      </w:r>
+      <w:proofErr w:type="spellEnd"/>
       <w:r>
         <w:rPr>
           <w:rFonts w:ascii="Helvetica" w:eastAsia="Times New Roman" w:hAnsi="Helvetica" w:cs="Helvetica"/>
@@ -8528,7 +10780,29 @@
           <w:szCs w:val="21"/>
           <w:highlight w:val="yellow"/>
         </w:rPr>
-        <w:t>In gradescope,</w:t>
+        <w:t xml:space="preserve">In </w:t>
+      </w:r>
+      <w:proofErr w:type="spellStart"/>
+      <w:r>
+        <w:rPr>
+          <w:rFonts w:ascii="Helvetica" w:eastAsia="Times New Roman" w:hAnsi="Helvetica" w:cs="Helvetica"/>
+          <w:color w:val="333333"/>
+          <w:sz w:val="21"/>
+          <w:szCs w:val="21"/>
+          <w:highlight w:val="yellow"/>
+        </w:rPr>
+        <w:t>gradescope</w:t>
+      </w:r>
+      <w:proofErr w:type="spellEnd"/>
+      <w:r>
+        <w:rPr>
+          <w:rFonts w:ascii="Helvetica" w:eastAsia="Times New Roman" w:hAnsi="Helvetica" w:cs="Helvetica"/>
+          <w:color w:val="333333"/>
+          <w:sz w:val="21"/>
+          <w:szCs w:val="21"/>
+          <w:highlight w:val="yellow"/>
+        </w:rPr>
+        <w:t>,</w:t>
       </w:r>
       <w:r>
         <w:rPr>
@@ -8788,16 +11062,56 @@
           <w:sz w:val="21"/>
           <w:szCs w:val="21"/>
         </w:rPr>
-        <w:t>Push all code to your github repo and share with your instructor</w:t>
-      </w:r>
-      <w:r>
-        <w:rPr>
-          <w:rFonts w:ascii="Helvetica" w:eastAsia="Times New Roman" w:hAnsi="Helvetica" w:cs="Helvetica"/>
-          <w:color w:val="333333"/>
-          <w:sz w:val="21"/>
-          <w:szCs w:val="21"/>
-        </w:rPr>
-        <w:t xml:space="preserve"> [instr_mem.vhdl should be the </w:t>
+        <w:t xml:space="preserve">Push all code to your </w:t>
+      </w:r>
+      <w:proofErr w:type="spellStart"/>
+      <w:r>
+        <w:rPr>
+          <w:rFonts w:ascii="Helvetica" w:eastAsia="Times New Roman" w:hAnsi="Helvetica" w:cs="Helvetica"/>
+          <w:color w:val="333333"/>
+          <w:sz w:val="21"/>
+          <w:szCs w:val="21"/>
+        </w:rPr>
+        <w:t>github</w:t>
+      </w:r>
+      <w:proofErr w:type="spellEnd"/>
+      <w:r>
+        <w:rPr>
+          <w:rFonts w:ascii="Helvetica" w:eastAsia="Times New Roman" w:hAnsi="Helvetica" w:cs="Helvetica"/>
+          <w:color w:val="333333"/>
+          <w:sz w:val="21"/>
+          <w:szCs w:val="21"/>
+        </w:rPr>
+        <w:t xml:space="preserve"> repo and share with your instructor</w:t>
+      </w:r>
+      <w:r>
+        <w:rPr>
+          <w:rFonts w:ascii="Helvetica" w:eastAsia="Times New Roman" w:hAnsi="Helvetica" w:cs="Helvetica"/>
+          <w:color w:val="333333"/>
+          <w:sz w:val="21"/>
+          <w:szCs w:val="21"/>
+        </w:rPr>
+        <w:t xml:space="preserve"> [</w:t>
+      </w:r>
+      <w:proofErr w:type="spellStart"/>
+      <w:r>
+        <w:rPr>
+          <w:rFonts w:ascii="Helvetica" w:eastAsia="Times New Roman" w:hAnsi="Helvetica" w:cs="Helvetica"/>
+          <w:color w:val="333333"/>
+          <w:sz w:val="21"/>
+          <w:szCs w:val="21"/>
+        </w:rPr>
+        <w:t>instr_mem.vhdl</w:t>
+      </w:r>
+      <w:proofErr w:type="spellEnd"/>
+      <w:r>
+        <w:rPr>
+          <w:rFonts w:ascii="Helvetica" w:eastAsia="Times New Roman" w:hAnsi="Helvetica" w:cs="Helvetica"/>
+          <w:color w:val="333333"/>
+          <w:sz w:val="21"/>
+          <w:szCs w:val="21"/>
+        </w:rPr>
+        <w:t xml:space="preserve"> should be the </w:t>
       </w:r>
       <w:r>
         <w:rPr>
@@ -8860,6 +11174,7 @@
           <w:sz w:val="47"/>
           <w:szCs w:val="47"/>
         </w:rPr>
+        <w:lastRenderedPageBreak/>
         <w:t>Policy if Stage 1 not working</w:t>
       </w:r>
     </w:p>
@@ -8882,7 +11197,6 @@
           <w:szCs w:val="21"/>
           <w:shd w:val="clear" w:color="auto" w:fill="FFFFFF"/>
         </w:rPr>
-        <w:lastRenderedPageBreak/>
         <w:t>If your stage 1 code is not working</w:t>
       </w:r>
       <w:r>
@@ -9255,6 +11569,7 @@
               </w:rPr>
               <w:t xml:space="preserve">Updated </w:t>
             </w:r>
+            <w:proofErr w:type="spellStart"/>
             <w:r>
               <w:rPr>
                 <w:rFonts w:ascii="Helvetica" w:eastAsia="Times New Roman" w:hAnsi="Helvetica" w:cs="Helvetica"/>
@@ -9265,6 +11580,7 @@
               </w:rPr>
               <w:t>pipeline_registers.vhdl</w:t>
             </w:r>
+            <w:proofErr w:type="spellEnd"/>
           </w:p>
         </w:tc>
         <w:tc>
@@ -9372,6 +11688,7 @@
               </w:rPr>
               <w:t xml:space="preserve">Updated </w:t>
             </w:r>
+            <w:proofErr w:type="spellStart"/>
             <w:r>
               <w:rPr>
                 <w:rFonts w:ascii="Helvetica" w:eastAsia="Times New Roman" w:hAnsi="Helvetica" w:cs="Helvetica"/>
@@ -9402,6 +11719,7 @@
               </w:rPr>
               <w:t>.vhdl</w:t>
             </w:r>
+            <w:proofErr w:type="spellEnd"/>
           </w:p>
         </w:tc>
         <w:tc>
@@ -9507,7 +11825,17 @@
                 <w:sz w:val="21"/>
                 <w:szCs w:val="21"/>
               </w:rPr>
-              <w:t>Update instr_mem.vh</w:t>
+              <w:t xml:space="preserve">Update </w:t>
+            </w:r>
+            <w:proofErr w:type="spellStart"/>
+            <w:r>
+              <w:rPr>
+                <w:rFonts w:ascii="Helvetica" w:eastAsia="Times New Roman" w:hAnsi="Helvetica" w:cs="Helvetica"/>
+                <w:color w:val="333333"/>
+                <w:sz w:val="21"/>
+                <w:szCs w:val="21"/>
+              </w:rPr>
+              <w:t>instr_mem.vh</w:t>
             </w:r>
             <w:r>
               <w:rPr>
@@ -9518,6 +11846,7 @@
               </w:rPr>
               <w:t>dl</w:t>
             </w:r>
+            <w:proofErr w:type="spellEnd"/>
             <w:r>
               <w:rPr>
                 <w:rFonts w:ascii="Helvetica" w:eastAsia="Times New Roman" w:hAnsi="Helvetica" w:cs="Helvetica"/>
@@ -9738,8 +12067,19 @@
                 <w:sz w:val="21"/>
                 <w:szCs w:val="21"/>
               </w:rPr>
-              <w:t>Questions in Gradescope</w:t>
-            </w:r>
+              <w:t xml:space="preserve">Questions in </w:t>
+            </w:r>
+            <w:proofErr w:type="spellStart"/>
+            <w:r>
+              <w:rPr>
+                <w:rFonts w:ascii="Helvetica" w:eastAsia="Times New Roman" w:hAnsi="Helvetica" w:cs="Helvetica"/>
+                <w:color w:val="333333"/>
+                <w:sz w:val="21"/>
+                <w:szCs w:val="21"/>
+              </w:rPr>
+              <w:t>Gradescope</w:t>
+            </w:r>
+            <w:proofErr w:type="spellEnd"/>
             <w:r>
               <w:rPr>
                 <w:rFonts w:ascii="Helvetica" w:eastAsia="Times New Roman" w:hAnsi="Helvetica" w:cs="Helvetica"/>
@@ -9851,7 +12191,27 @@
                 <w:sz w:val="21"/>
                 <w:szCs w:val="21"/>
               </w:rPr>
-              <w:t>Test and Question in Gradescope running original program without NOPs</w:t>
+              <w:t xml:space="preserve">Test and Question in </w:t>
+            </w:r>
+            <w:proofErr w:type="spellStart"/>
+            <w:r>
+              <w:rPr>
+                <w:rFonts w:ascii="Helvetica" w:eastAsia="Times New Roman" w:hAnsi="Helvetica" w:cs="Helvetica"/>
+                <w:color w:val="333333"/>
+                <w:sz w:val="21"/>
+                <w:szCs w:val="21"/>
+              </w:rPr>
+              <w:t>Gradescope</w:t>
+            </w:r>
+            <w:proofErr w:type="spellEnd"/>
+            <w:r>
+              <w:rPr>
+                <w:rFonts w:ascii="Helvetica" w:eastAsia="Times New Roman" w:hAnsi="Helvetica" w:cs="Helvetica"/>
+                <w:color w:val="333333"/>
+                <w:sz w:val="21"/>
+                <w:szCs w:val="21"/>
+              </w:rPr>
+              <w:t xml:space="preserve"> running original program without NOPs</w:t>
             </w:r>
           </w:p>
         </w:tc>
@@ -10197,6 +12557,7 @@
           <w:sz w:val="47"/>
           <w:szCs w:val="47"/>
         </w:rPr>
+        <w:lastRenderedPageBreak/>
         <w:t>GenAI and Collaboration Policy</w:t>
       </w:r>
     </w:p>
@@ -10219,7 +12580,6 @@
           <w:szCs w:val="21"/>
           <w:shd w:val="clear" w:color="auto" w:fill="FFFFFF"/>
         </w:rPr>
-        <w:lastRenderedPageBreak/>
         <w:t xml:space="preserve">For this assignment, </w:t>
       </w:r>
       <w:r>
